--- a/Documents/Documentation.docx
+++ b/Documents/Documentation.docx
@@ -127,7 +127,13 @@
     <w:sdt>
       <w:sdtPr>
         <w:rPr>
-          <w:lang w:val="fr-FR"/>
+          <w:rFonts w:ascii="Arial" w:eastAsiaTheme="minorHAnsi" w:hAnsi="Arial" w:cs="Arial"/>
+          <w:color w:val="auto"/>
+          <w:kern w:val="2"/>
+          <w:sz w:val="24"/>
+          <w:szCs w:val="24"/>
+          <w:lang w:val="fr-FR" w:eastAsia="en-US"/>
+          <w14:ligatures w14:val="standardContextual"/>
         </w:rPr>
         <w:id w:val="-558092176"/>
         <w:docPartObj>
@@ -135,17 +141,6 @@
           <w:docPartUnique/>
         </w:docPartObj>
       </w:sdtPr>
-      <w:sdtEndPr>
-        <w:rPr>
-          <w:rFonts w:ascii="Arial" w:eastAsiaTheme="minorHAnsi" w:hAnsi="Arial" w:cs="Arial"/>
-          <w:color w:val="auto"/>
-          <w:kern w:val="2"/>
-          <w:sz w:val="24"/>
-          <w:szCs w:val="24"/>
-          <w:lang w:eastAsia="en-US"/>
-          <w14:ligatures w14:val="standardContextual"/>
-        </w:rPr>
-      </w:sdtEndPr>
       <w:sdtContent>
         <w:p>
           <w:pPr>
@@ -3143,7 +3138,16 @@
         </w:numPr>
       </w:pPr>
       <w:r>
-        <w:t>Mettre en place un système de gestion des utilisateurs avec des rôles distincts</w:t>
+        <w:t xml:space="preserve">Mettre en place un système de gestion des utilisateurs avec des rôles </w:t>
+      </w:r>
+      <w:r>
+        <w:t>et une authenti</w:t>
+      </w:r>
+      <w:r>
+        <w:t>fic</w:t>
+      </w:r>
+      <w:r>
+        <w:t>ation</w:t>
       </w:r>
     </w:p>
     <w:p>
@@ -3172,10 +3176,24 @@
     </w:p>
     <w:p>
       <w:pPr>
+        <w:rPr>
+          <w:rFonts w:ascii="Arial Black" w:eastAsiaTheme="majorEastAsia" w:hAnsi="Arial Black" w:cstheme="majorBidi"/>
+          <w:color w:val="0F4761" w:themeColor="accent1" w:themeShade="BF"/>
+          <w:sz w:val="40"/>
+          <w:szCs w:val="40"/>
+        </w:rPr>
+      </w:pPr>
+      <w:bookmarkStart w:id="3" w:name="_Toc227925562"/>
+      <w:r>
+        <w:br w:type="page"/>
+      </w:r>
+    </w:p>
+    <w:p>
+      <w:pPr>
         <w:pStyle w:val="Titre1"/>
       </w:pPr>
-      <w:bookmarkStart w:id="3" w:name="_Toc227925562"/>
-      <w:r>
+      <w:r>
+        <w:lastRenderedPageBreak/>
         <w:t>Analyse des besoins</w:t>
       </w:r>
       <w:bookmarkEnd w:id="3"/>
@@ -3197,9 +3215,1204 @@
     </w:p>
     <w:p>
       <w:pPr>
+        <w:rPr>
+          <w:b/>
+          <w:bCs/>
+        </w:rPr>
+      </w:pPr>
+      <w:r>
+        <w:rPr>
+          <w:b/>
+          <w:bCs/>
+        </w:rPr>
+        <w:t xml:space="preserve">EF-01 </w:t>
+      </w:r>
+      <w:r>
+        <w:rPr>
+          <w:b/>
+          <w:bCs/>
+        </w:rPr>
+        <w:t>Reconnaissance des numéros de série (OCR)</w:t>
+      </w:r>
+    </w:p>
+    <w:tbl>
+      <w:tblPr>
+        <w:tblStyle w:val="Grilledutableau"/>
+        <w:tblW w:w="0" w:type="auto"/>
+        <w:tblLook w:val="04A0" w:firstRow="1" w:lastRow="0" w:firstColumn="1" w:lastColumn="0" w:noHBand="0" w:noVBand="1"/>
+      </w:tblPr>
+      <w:tblGrid>
+        <w:gridCol w:w="846"/>
+        <w:gridCol w:w="7087"/>
+        <w:gridCol w:w="1129"/>
+      </w:tblGrid>
+      <w:tr>
+        <w:tc>
+          <w:tcPr>
+            <w:tcW w:w="846" w:type="dxa"/>
+          </w:tcPr>
+          <w:p>
+            <w:pPr>
+              <w:jc w:val="center"/>
+            </w:pPr>
+            <w:r>
+              <w:t>Réf</w:t>
+            </w:r>
+          </w:p>
+        </w:tc>
+        <w:tc>
+          <w:tcPr>
+            <w:tcW w:w="7087" w:type="dxa"/>
+          </w:tcPr>
+          <w:p>
+            <w:pPr>
+              <w:jc w:val="center"/>
+            </w:pPr>
+            <w:r>
+              <w:t>Description</w:t>
+            </w:r>
+          </w:p>
+        </w:tc>
+        <w:tc>
+          <w:tcPr>
+            <w:tcW w:w="1129" w:type="dxa"/>
+          </w:tcPr>
+          <w:p>
+            <w:pPr>
+              <w:jc w:val="center"/>
+            </w:pPr>
+            <w:r>
+              <w:t>Priorité</w:t>
+            </w:r>
+          </w:p>
+        </w:tc>
+      </w:tr>
+      <w:tr>
+        <w:tc>
+          <w:tcPr>
+            <w:tcW w:w="846" w:type="dxa"/>
+          </w:tcPr>
+          <w:p>
+            <w:pPr>
+              <w:jc w:val="center"/>
+            </w:pPr>
+            <w:r>
+              <w:t>EF-01.1</w:t>
+            </w:r>
+          </w:p>
+        </w:tc>
+        <w:tc>
+          <w:tcPr>
+            <w:tcW w:w="7087" w:type="dxa"/>
+          </w:tcPr>
+          <w:p>
+            <w:r>
+              <w:t>L'application doit permettre l'</w:t>
+            </w:r>
+            <w:proofErr w:type="spellStart"/>
+            <w:r>
+              <w:t>upload</w:t>
+            </w:r>
+            <w:proofErr w:type="spellEnd"/>
+            <w:r>
+              <w:t xml:space="preserve"> d'une image contenant un numéro de série.</w:t>
+            </w:r>
+          </w:p>
+        </w:tc>
+        <w:tc>
+          <w:tcPr>
+            <w:tcW w:w="1129" w:type="dxa"/>
+          </w:tcPr>
+          <w:p>
+            <w:pPr>
+              <w:jc w:val="center"/>
+            </w:pPr>
+            <w:r>
+              <w:t>H</w:t>
+            </w:r>
+          </w:p>
+        </w:tc>
+      </w:tr>
+      <w:tr>
+        <w:tc>
+          <w:tcPr>
+            <w:tcW w:w="846" w:type="dxa"/>
+          </w:tcPr>
+          <w:p>
+            <w:pPr>
+              <w:jc w:val="center"/>
+            </w:pPr>
+            <w:r>
+              <w:t>EF-01.2</w:t>
+            </w:r>
+          </w:p>
+        </w:tc>
+        <w:tc>
+          <w:tcPr>
+            <w:tcW w:w="7087" w:type="dxa"/>
+          </w:tcPr>
+          <w:p>
+            <w:r>
+              <w:t>L'application doit extraire le texte de l'image via une technologie OCR.</w:t>
+            </w:r>
+          </w:p>
+        </w:tc>
+        <w:tc>
+          <w:tcPr>
+            <w:tcW w:w="1129" w:type="dxa"/>
+          </w:tcPr>
+          <w:p>
+            <w:pPr>
+              <w:jc w:val="center"/>
+            </w:pPr>
+            <w:r>
+              <w:t>H</w:t>
+            </w:r>
+          </w:p>
+        </w:tc>
+      </w:tr>
+      <w:tr>
+        <w:tc>
+          <w:tcPr>
+            <w:tcW w:w="846" w:type="dxa"/>
+          </w:tcPr>
+          <w:p>
+            <w:pPr>
+              <w:jc w:val="center"/>
+            </w:pPr>
+            <w:r>
+              <w:t>EF-01.3</w:t>
+            </w:r>
+          </w:p>
+        </w:tc>
+        <w:tc>
+          <w:tcPr>
+            <w:tcW w:w="7087" w:type="dxa"/>
+          </w:tcPr>
+          <w:p>
+            <w:r>
+              <w:t>L'application doit détecter automatiquement le numéro de série dans le texte extrait.</w:t>
+            </w:r>
+          </w:p>
+        </w:tc>
+        <w:tc>
+          <w:tcPr>
+            <w:tcW w:w="1129" w:type="dxa"/>
+          </w:tcPr>
+          <w:p>
+            <w:pPr>
+              <w:jc w:val="center"/>
+            </w:pPr>
+            <w:r>
+              <w:t>H</w:t>
+            </w:r>
+          </w:p>
+        </w:tc>
+      </w:tr>
+      <w:tr>
+        <w:tc>
+          <w:tcPr>
+            <w:tcW w:w="846" w:type="dxa"/>
+          </w:tcPr>
+          <w:p>
+            <w:pPr>
+              <w:jc w:val="center"/>
+            </w:pPr>
+            <w:r>
+              <w:t>EF-01.4</w:t>
+            </w:r>
+          </w:p>
+        </w:tc>
+        <w:tc>
+          <w:tcPr>
+            <w:tcW w:w="7087" w:type="dxa"/>
+          </w:tcPr>
+          <w:p>
+            <w:r>
+              <w:t>L'application doit afficher le résultat de la détection pour validation par l'utilisateur.</w:t>
+            </w:r>
+          </w:p>
+        </w:tc>
+        <w:tc>
+          <w:tcPr>
+            <w:tcW w:w="1129" w:type="dxa"/>
+          </w:tcPr>
+          <w:p>
+            <w:pPr>
+              <w:jc w:val="center"/>
+            </w:pPr>
+            <w:r>
+              <w:t>H</w:t>
+            </w:r>
+          </w:p>
+        </w:tc>
+      </w:tr>
+      <w:tr>
+        <w:tc>
+          <w:tcPr>
+            <w:tcW w:w="846" w:type="dxa"/>
+          </w:tcPr>
+          <w:p>
+            <w:pPr>
+              <w:jc w:val="center"/>
+            </w:pPr>
+            <w:r>
+              <w:t>EF-01.5</w:t>
+            </w:r>
+          </w:p>
+        </w:tc>
+        <w:tc>
+          <w:tcPr>
+            <w:tcW w:w="7087" w:type="dxa"/>
+          </w:tcPr>
+          <w:p>
+            <w:r>
+              <w:t>L'application doit permettre la correction manuelle du numéro en cas d'erreur OCR.</w:t>
+            </w:r>
+          </w:p>
+        </w:tc>
+        <w:tc>
+          <w:tcPr>
+            <w:tcW w:w="1129" w:type="dxa"/>
+          </w:tcPr>
+          <w:p>
+            <w:pPr>
+              <w:jc w:val="center"/>
+            </w:pPr>
+            <w:r>
+              <w:t>H</w:t>
+            </w:r>
+          </w:p>
+        </w:tc>
+      </w:tr>
+      <w:tr>
+        <w:tc>
+          <w:tcPr>
+            <w:tcW w:w="846" w:type="dxa"/>
+          </w:tcPr>
+          <w:p>
+            <w:pPr>
+              <w:jc w:val="center"/>
+            </w:pPr>
+            <w:r>
+              <w:t>EF-01.6</w:t>
+            </w:r>
+          </w:p>
+        </w:tc>
+        <w:tc>
+          <w:tcPr>
+            <w:tcW w:w="7087" w:type="dxa"/>
+          </w:tcPr>
+          <w:p>
+            <w:r>
+              <w:t>L'application doit enregistrer le numéro validé dans la base de données.</w:t>
+            </w:r>
+          </w:p>
+        </w:tc>
+        <w:tc>
+          <w:tcPr>
+            <w:tcW w:w="1129" w:type="dxa"/>
+          </w:tcPr>
+          <w:p>
+            <w:pPr>
+              <w:jc w:val="center"/>
+            </w:pPr>
+            <w:r>
+              <w:t>H</w:t>
+            </w:r>
+          </w:p>
+        </w:tc>
+      </w:tr>
+      <w:tr>
+        <w:tc>
+          <w:tcPr>
+            <w:tcW w:w="846" w:type="dxa"/>
+          </w:tcPr>
+          <w:p>
+            <w:pPr>
+              <w:jc w:val="center"/>
+            </w:pPr>
+            <w:r>
+              <w:t>EF-01.7</w:t>
+            </w:r>
+          </w:p>
+        </w:tc>
+        <w:tc>
+          <w:tcPr>
+            <w:tcW w:w="7087" w:type="dxa"/>
+          </w:tcPr>
+          <w:p>
+            <w:pPr>
+              <w:tabs>
+                <w:tab w:val="left" w:pos="2842"/>
+              </w:tabs>
+            </w:pPr>
+            <w:r>
+              <w:t>L'application doit gérer les erreurs liées à un texte bruité ou à une reconnaissance incorrecte.</w:t>
+            </w:r>
+            <w:r>
+              <w:tab/>
+            </w:r>
+          </w:p>
+        </w:tc>
+        <w:tc>
+          <w:tcPr>
+            <w:tcW w:w="1129" w:type="dxa"/>
+          </w:tcPr>
+          <w:p>
+            <w:pPr>
+              <w:jc w:val="center"/>
+            </w:pPr>
+            <w:r>
+              <w:t>H</w:t>
+            </w:r>
+          </w:p>
+        </w:tc>
+      </w:tr>
+      <w:tr>
+        <w:tc>
+          <w:tcPr>
+            <w:tcW w:w="846" w:type="dxa"/>
+          </w:tcPr>
+          <w:p>
+            <w:pPr>
+              <w:jc w:val="center"/>
+            </w:pPr>
+            <w:r>
+              <w:t>EF-</w:t>
+            </w:r>
+          </w:p>
+          <w:p>
+            <w:pPr>
+              <w:jc w:val="center"/>
+            </w:pPr>
+            <w:r>
+              <w:t>01.8</w:t>
+            </w:r>
+          </w:p>
+        </w:tc>
+        <w:tc>
+          <w:tcPr>
+            <w:tcW w:w="7087" w:type="dxa"/>
+          </w:tcPr>
+          <w:p>
+            <w:r>
+              <w:t>L'application doit détecter les doublons de numéros de série lors de l'enregistrement.</w:t>
+            </w:r>
+          </w:p>
+        </w:tc>
+        <w:tc>
+          <w:tcPr>
+            <w:tcW w:w="1129" w:type="dxa"/>
+          </w:tcPr>
+          <w:p>
+            <w:pPr>
+              <w:jc w:val="center"/>
+            </w:pPr>
+            <w:r>
+              <w:t>H</w:t>
+            </w:r>
+          </w:p>
+        </w:tc>
+      </w:tr>
+    </w:tbl>
+    <w:p>
+      <w:pPr>
+        <w:rPr>
+          <w:b/>
+          <w:bCs/>
+        </w:rPr>
+      </w:pPr>
+    </w:p>
+    <w:p>
+      <w:pPr>
+        <w:rPr>
+          <w:b/>
+          <w:bCs/>
+        </w:rPr>
+      </w:pPr>
+      <w:r>
+        <w:rPr>
+          <w:b/>
+          <w:bCs/>
+        </w:rPr>
+        <w:t>EF-02</w:t>
+      </w:r>
+      <w:r>
+        <w:rPr>
+          <w:b/>
+          <w:bCs/>
+        </w:rPr>
+        <w:t xml:space="preserve"> </w:t>
+      </w:r>
+      <w:r>
+        <w:rPr>
+          <w:b/>
+          <w:bCs/>
+        </w:rPr>
+        <w:t>Gestion des équipements</w:t>
+      </w:r>
+    </w:p>
+    <w:tbl>
+      <w:tblPr>
+        <w:tblStyle w:val="Grilledutableau"/>
+        <w:tblW w:w="0" w:type="auto"/>
+        <w:tblLook w:val="04A0" w:firstRow="1" w:lastRow="0" w:firstColumn="1" w:lastColumn="0" w:noHBand="0" w:noVBand="1"/>
+      </w:tblPr>
+      <w:tblGrid>
+        <w:gridCol w:w="846"/>
+        <w:gridCol w:w="7087"/>
+        <w:gridCol w:w="1129"/>
+      </w:tblGrid>
+      <w:tr>
+        <w:tc>
+          <w:tcPr>
+            <w:tcW w:w="846" w:type="dxa"/>
+          </w:tcPr>
+          <w:p>
+            <w:pPr>
+              <w:jc w:val="center"/>
+            </w:pPr>
+            <w:r>
+              <w:t>Réf</w:t>
+            </w:r>
+          </w:p>
+        </w:tc>
+        <w:tc>
+          <w:tcPr>
+            <w:tcW w:w="7087" w:type="dxa"/>
+          </w:tcPr>
+          <w:p>
+            <w:pPr>
+              <w:jc w:val="center"/>
+            </w:pPr>
+            <w:r>
+              <w:t>Description</w:t>
+            </w:r>
+          </w:p>
+        </w:tc>
+        <w:tc>
+          <w:tcPr>
+            <w:tcW w:w="1129" w:type="dxa"/>
+          </w:tcPr>
+          <w:p>
+            <w:pPr>
+              <w:jc w:val="center"/>
+            </w:pPr>
+            <w:r>
+              <w:t>Priorité</w:t>
+            </w:r>
+          </w:p>
+        </w:tc>
+      </w:tr>
+      <w:tr>
+        <w:tc>
+          <w:tcPr>
+            <w:tcW w:w="846" w:type="dxa"/>
+          </w:tcPr>
+          <w:p>
+            <w:pPr>
+              <w:jc w:val="center"/>
+            </w:pPr>
+            <w:r>
+              <w:t>EF-02.1</w:t>
+            </w:r>
+          </w:p>
+        </w:tc>
+        <w:tc>
+          <w:tcPr>
+            <w:tcW w:w="7087" w:type="dxa"/>
+          </w:tcPr>
+          <w:p>
+            <w:r>
+              <w:t>L'application doit permettre l'ajout manuel d'un équipement.</w:t>
+            </w:r>
+          </w:p>
+        </w:tc>
+        <w:tc>
+          <w:tcPr>
+            <w:tcW w:w="1129" w:type="dxa"/>
+          </w:tcPr>
+          <w:p>
+            <w:pPr>
+              <w:jc w:val="center"/>
+            </w:pPr>
+            <w:r>
+              <w:t>H</w:t>
+            </w:r>
+          </w:p>
+        </w:tc>
+      </w:tr>
+      <w:tr>
+        <w:tc>
+          <w:tcPr>
+            <w:tcW w:w="846" w:type="dxa"/>
+          </w:tcPr>
+          <w:p>
+            <w:pPr>
+              <w:jc w:val="center"/>
+            </w:pPr>
+            <w:r>
+              <w:t>EF-02.2</w:t>
+            </w:r>
+          </w:p>
+        </w:tc>
+        <w:tc>
+          <w:tcPr>
+            <w:tcW w:w="7087" w:type="dxa"/>
+          </w:tcPr>
+          <w:p>
+            <w:r>
+              <w:t>L'application doit permettre la modification d'un équipement existant.</w:t>
+            </w:r>
+          </w:p>
+        </w:tc>
+        <w:tc>
+          <w:tcPr>
+            <w:tcW w:w="1129" w:type="dxa"/>
+          </w:tcPr>
+          <w:p>
+            <w:pPr>
+              <w:jc w:val="center"/>
+            </w:pPr>
+            <w:r>
+              <w:t>H</w:t>
+            </w:r>
+          </w:p>
+        </w:tc>
+      </w:tr>
+      <w:tr>
+        <w:tc>
+          <w:tcPr>
+            <w:tcW w:w="846" w:type="dxa"/>
+          </w:tcPr>
+          <w:p>
+            <w:pPr>
+              <w:jc w:val="center"/>
+            </w:pPr>
+            <w:r>
+              <w:t>EF-02.3</w:t>
+            </w:r>
+          </w:p>
+        </w:tc>
+        <w:tc>
+          <w:tcPr>
+            <w:tcW w:w="7087" w:type="dxa"/>
+          </w:tcPr>
+          <w:p>
+            <w:r>
+              <w:t>L'application doit permettre la suppression d'un équipement.</w:t>
+            </w:r>
+          </w:p>
+        </w:tc>
+        <w:tc>
+          <w:tcPr>
+            <w:tcW w:w="1129" w:type="dxa"/>
+          </w:tcPr>
+          <w:p>
+            <w:pPr>
+              <w:jc w:val="center"/>
+            </w:pPr>
+            <w:r>
+              <w:t>H</w:t>
+            </w:r>
+          </w:p>
+        </w:tc>
+      </w:tr>
+      <w:tr>
+        <w:tc>
+          <w:tcPr>
+            <w:tcW w:w="846" w:type="dxa"/>
+          </w:tcPr>
+          <w:p>
+            <w:pPr>
+              <w:jc w:val="center"/>
+            </w:pPr>
+            <w:r>
+              <w:t>EF-02.4</w:t>
+            </w:r>
+          </w:p>
+        </w:tc>
+        <w:tc>
+          <w:tcPr>
+            <w:tcW w:w="7087" w:type="dxa"/>
+          </w:tcPr>
+          <w:p>
+            <w:r>
+              <w:t>L'application doit permettre la recherche d'équipements par numéro de série.</w:t>
+            </w:r>
+          </w:p>
+        </w:tc>
+        <w:tc>
+          <w:tcPr>
+            <w:tcW w:w="1129" w:type="dxa"/>
+          </w:tcPr>
+          <w:p>
+            <w:pPr>
+              <w:jc w:val="center"/>
+            </w:pPr>
+            <w:r>
+              <w:t>H</w:t>
+            </w:r>
+          </w:p>
+        </w:tc>
+      </w:tr>
+      <w:tr>
+        <w:tc>
+          <w:tcPr>
+            <w:tcW w:w="846" w:type="dxa"/>
+          </w:tcPr>
+          <w:p>
+            <w:pPr>
+              <w:jc w:val="center"/>
+            </w:pPr>
+            <w:r>
+              <w:t>EF-02.5</w:t>
+            </w:r>
+          </w:p>
+        </w:tc>
+        <w:tc>
+          <w:tcPr>
+            <w:tcW w:w="7087" w:type="dxa"/>
+          </w:tcPr>
+          <w:p>
+            <w:r>
+              <w:t>L'application doit permettre la recherche d'équipements par type.</w:t>
+            </w:r>
+          </w:p>
+        </w:tc>
+        <w:tc>
+          <w:tcPr>
+            <w:tcW w:w="1129" w:type="dxa"/>
+          </w:tcPr>
+          <w:p>
+            <w:pPr>
+              <w:jc w:val="center"/>
+            </w:pPr>
+            <w:r>
+              <w:t>H</w:t>
+            </w:r>
+          </w:p>
+        </w:tc>
+      </w:tr>
+      <w:tr>
+        <w:tc>
+          <w:tcPr>
+            <w:tcW w:w="846" w:type="dxa"/>
+          </w:tcPr>
+          <w:p>
+            <w:pPr>
+              <w:jc w:val="center"/>
+            </w:pPr>
+            <w:r>
+              <w:t>EF-02.6</w:t>
+            </w:r>
+          </w:p>
+        </w:tc>
+        <w:tc>
+          <w:tcPr>
+            <w:tcW w:w="7087" w:type="dxa"/>
+          </w:tcPr>
+          <w:p>
+            <w:r>
+              <w:t>Chaque équipement doit contenir au minimum : nom, marque, modèle, numéro de série (unique), type (ex. laptop, desktop, serveur) et statut (actif, en stock, en réparation, retiré).</w:t>
+            </w:r>
+          </w:p>
+        </w:tc>
+        <w:tc>
+          <w:tcPr>
+            <w:tcW w:w="1129" w:type="dxa"/>
+          </w:tcPr>
+          <w:p>
+            <w:pPr>
+              <w:jc w:val="center"/>
+            </w:pPr>
+            <w:r>
+              <w:t>H</w:t>
+            </w:r>
+          </w:p>
+        </w:tc>
+      </w:tr>
+      <w:tr>
+        <w:tc>
+          <w:tcPr>
+            <w:tcW w:w="846" w:type="dxa"/>
+          </w:tcPr>
+          <w:p>
+            <w:pPr>
+              <w:jc w:val="center"/>
+            </w:pPr>
+            <w:r>
+              <w:t>EF-01.7</w:t>
+            </w:r>
+          </w:p>
+        </w:tc>
+        <w:tc>
+          <w:tcPr>
+            <w:tcW w:w="7087" w:type="dxa"/>
+          </w:tcPr>
+          <w:p>
+            <w:pPr>
+              <w:tabs>
+                <w:tab w:val="left" w:pos="2842"/>
+              </w:tabs>
+            </w:pPr>
+            <w:r>
+              <w:t>L'application doit gérer les erreurs liées à un texte bruité ou à une reconnaissance incorrecte.</w:t>
+            </w:r>
+            <w:r>
+              <w:tab/>
+            </w:r>
+          </w:p>
+        </w:tc>
+        <w:tc>
+          <w:tcPr>
+            <w:tcW w:w="1129" w:type="dxa"/>
+          </w:tcPr>
+          <w:p>
+            <w:pPr>
+              <w:jc w:val="center"/>
+            </w:pPr>
+            <w:r>
+              <w:t>H</w:t>
+            </w:r>
+          </w:p>
+        </w:tc>
+      </w:tr>
+      <w:tr>
+        <w:tc>
+          <w:tcPr>
+            <w:tcW w:w="846" w:type="dxa"/>
+          </w:tcPr>
+          <w:p>
+            <w:pPr>
+              <w:jc w:val="center"/>
+            </w:pPr>
+            <w:r>
+              <w:t>EF-02.7</w:t>
+            </w:r>
+          </w:p>
+        </w:tc>
+        <w:tc>
+          <w:tcPr>
+            <w:tcW w:w="7087" w:type="dxa"/>
+          </w:tcPr>
+          <w:p>
+            <w:r>
+              <w:t>L'application doit permettre l'assignation d'un équipement à un utilisateur.</w:t>
+            </w:r>
+          </w:p>
+        </w:tc>
+        <w:tc>
+          <w:tcPr>
+            <w:tcW w:w="1129" w:type="dxa"/>
+          </w:tcPr>
+          <w:p>
+            <w:pPr>
+              <w:jc w:val="center"/>
+            </w:pPr>
+            <w:r>
+              <w:t>H</w:t>
+            </w:r>
+          </w:p>
+        </w:tc>
+      </w:tr>
+    </w:tbl>
+    <w:p>
+      <w:pPr>
+        <w:rPr>
+          <w:b/>
+          <w:bCs/>
+        </w:rPr>
+      </w:pPr>
+    </w:p>
+    <w:p>
+      <w:pPr>
+        <w:rPr>
+          <w:b/>
+          <w:bCs/>
+        </w:rPr>
+      </w:pPr>
+      <w:bookmarkStart w:id="5" w:name="_Toc227925564"/>
+      <w:r>
+        <w:rPr>
+          <w:b/>
+          <w:bCs/>
+        </w:rPr>
+        <w:lastRenderedPageBreak/>
+        <w:t>EF-03 Gestion de la garantie</w:t>
+      </w:r>
+    </w:p>
+    <w:tbl>
+      <w:tblPr>
+        <w:tblStyle w:val="Grilledutableau"/>
+        <w:tblW w:w="0" w:type="auto"/>
+        <w:tblLook w:val="04A0" w:firstRow="1" w:lastRow="0" w:firstColumn="1" w:lastColumn="0" w:noHBand="0" w:noVBand="1"/>
+      </w:tblPr>
+      <w:tblGrid>
+        <w:gridCol w:w="846"/>
+        <w:gridCol w:w="7087"/>
+        <w:gridCol w:w="1129"/>
+      </w:tblGrid>
+      <w:tr>
+        <w:tc>
+          <w:tcPr>
+            <w:tcW w:w="846" w:type="dxa"/>
+          </w:tcPr>
+          <w:p>
+            <w:pPr>
+              <w:jc w:val="center"/>
+            </w:pPr>
+            <w:r>
+              <w:t>Réf</w:t>
+            </w:r>
+          </w:p>
+        </w:tc>
+        <w:tc>
+          <w:tcPr>
+            <w:tcW w:w="7087" w:type="dxa"/>
+          </w:tcPr>
+          <w:p>
+            <w:pPr>
+              <w:jc w:val="center"/>
+            </w:pPr>
+            <w:r>
+              <w:t>Description</w:t>
+            </w:r>
+          </w:p>
+        </w:tc>
+        <w:tc>
+          <w:tcPr>
+            <w:tcW w:w="1129" w:type="dxa"/>
+          </w:tcPr>
+          <w:p>
+            <w:pPr>
+              <w:jc w:val="center"/>
+            </w:pPr>
+            <w:r>
+              <w:t>Priorité</w:t>
+            </w:r>
+          </w:p>
+        </w:tc>
+      </w:tr>
+      <w:tr>
+        <w:tc>
+          <w:tcPr>
+            <w:tcW w:w="846" w:type="dxa"/>
+          </w:tcPr>
+          <w:p>
+            <w:pPr>
+              <w:jc w:val="center"/>
+            </w:pPr>
+            <w:r>
+              <w:t>EF-02.1</w:t>
+            </w:r>
+          </w:p>
+        </w:tc>
+        <w:tc>
+          <w:tcPr>
+            <w:tcW w:w="7087" w:type="dxa"/>
+          </w:tcPr>
+          <w:p>
+            <w:r>
+              <w:t>L'application doit permettre l'ajout manuel d'un équipement.</w:t>
+            </w:r>
+          </w:p>
+        </w:tc>
+        <w:tc>
+          <w:tcPr>
+            <w:tcW w:w="1129" w:type="dxa"/>
+          </w:tcPr>
+          <w:p>
+            <w:pPr>
+              <w:jc w:val="center"/>
+            </w:pPr>
+            <w:r>
+              <w:t>H</w:t>
+            </w:r>
+          </w:p>
+        </w:tc>
+      </w:tr>
+      <w:tr>
+        <w:tc>
+          <w:tcPr>
+            <w:tcW w:w="846" w:type="dxa"/>
+          </w:tcPr>
+          <w:p>
+            <w:pPr>
+              <w:jc w:val="center"/>
+            </w:pPr>
+            <w:r>
+              <w:t>EF-02.2</w:t>
+            </w:r>
+          </w:p>
+        </w:tc>
+        <w:tc>
+          <w:tcPr>
+            <w:tcW w:w="7087" w:type="dxa"/>
+          </w:tcPr>
+          <w:p>
+            <w:r>
+              <w:t>L'application doit permettre la modification d'un équipement existant.</w:t>
+            </w:r>
+          </w:p>
+        </w:tc>
+        <w:tc>
+          <w:tcPr>
+            <w:tcW w:w="1129" w:type="dxa"/>
+          </w:tcPr>
+          <w:p>
+            <w:pPr>
+              <w:jc w:val="center"/>
+            </w:pPr>
+            <w:r>
+              <w:t>H</w:t>
+            </w:r>
+          </w:p>
+        </w:tc>
+      </w:tr>
+      <w:tr>
+        <w:tc>
+          <w:tcPr>
+            <w:tcW w:w="846" w:type="dxa"/>
+          </w:tcPr>
+          <w:p>
+            <w:pPr>
+              <w:jc w:val="center"/>
+            </w:pPr>
+            <w:r>
+              <w:t>EF-02.3</w:t>
+            </w:r>
+          </w:p>
+        </w:tc>
+        <w:tc>
+          <w:tcPr>
+            <w:tcW w:w="7087" w:type="dxa"/>
+          </w:tcPr>
+          <w:p>
+            <w:r>
+              <w:t>L'application doit permettre la suppression d'un équipement.</w:t>
+            </w:r>
+          </w:p>
+        </w:tc>
+        <w:tc>
+          <w:tcPr>
+            <w:tcW w:w="1129" w:type="dxa"/>
+          </w:tcPr>
+          <w:p>
+            <w:pPr>
+              <w:jc w:val="center"/>
+            </w:pPr>
+            <w:r>
+              <w:t>H</w:t>
+            </w:r>
+          </w:p>
+        </w:tc>
+      </w:tr>
+      <w:tr>
+        <w:tc>
+          <w:tcPr>
+            <w:tcW w:w="846" w:type="dxa"/>
+          </w:tcPr>
+          <w:p>
+            <w:pPr>
+              <w:jc w:val="center"/>
+            </w:pPr>
+            <w:r>
+              <w:t>EF-02.4</w:t>
+            </w:r>
+          </w:p>
+        </w:tc>
+        <w:tc>
+          <w:tcPr>
+            <w:tcW w:w="7087" w:type="dxa"/>
+          </w:tcPr>
+          <w:p>
+            <w:r>
+              <w:t>L'application doit permettre la recherche d'équipements par numéro de série.</w:t>
+            </w:r>
+          </w:p>
+        </w:tc>
+        <w:tc>
+          <w:tcPr>
+            <w:tcW w:w="1129" w:type="dxa"/>
+          </w:tcPr>
+          <w:p>
+            <w:pPr>
+              <w:jc w:val="center"/>
+            </w:pPr>
+            <w:r>
+              <w:t>H</w:t>
+            </w:r>
+          </w:p>
+        </w:tc>
+      </w:tr>
+      <w:tr>
+        <w:tc>
+          <w:tcPr>
+            <w:tcW w:w="846" w:type="dxa"/>
+          </w:tcPr>
+          <w:p>
+            <w:pPr>
+              <w:jc w:val="center"/>
+            </w:pPr>
+            <w:r>
+              <w:t>EF-02.5</w:t>
+            </w:r>
+          </w:p>
+        </w:tc>
+        <w:tc>
+          <w:tcPr>
+            <w:tcW w:w="7087" w:type="dxa"/>
+          </w:tcPr>
+          <w:p>
+            <w:r>
+              <w:t>L'application doit permettre la recherche d'équipements par type.</w:t>
+            </w:r>
+          </w:p>
+        </w:tc>
+        <w:tc>
+          <w:tcPr>
+            <w:tcW w:w="1129" w:type="dxa"/>
+          </w:tcPr>
+          <w:p>
+            <w:pPr>
+              <w:jc w:val="center"/>
+            </w:pPr>
+            <w:r>
+              <w:t>H</w:t>
+            </w:r>
+          </w:p>
+        </w:tc>
+      </w:tr>
+      <w:tr>
+        <w:tc>
+          <w:tcPr>
+            <w:tcW w:w="846" w:type="dxa"/>
+          </w:tcPr>
+          <w:p>
+            <w:pPr>
+              <w:jc w:val="center"/>
+            </w:pPr>
+            <w:r>
+              <w:t>EF-02.6</w:t>
+            </w:r>
+          </w:p>
+        </w:tc>
+        <w:tc>
+          <w:tcPr>
+            <w:tcW w:w="7087" w:type="dxa"/>
+          </w:tcPr>
+          <w:p>
+            <w:r>
+              <w:t>Chaque équipement doit contenir au minimum : nom, marque, modèle, numéro de série (unique), type (ex. laptop, desktop, serveur) et statut (actif, en stock, en réparation, retiré).</w:t>
+            </w:r>
+          </w:p>
+        </w:tc>
+        <w:tc>
+          <w:tcPr>
+            <w:tcW w:w="1129" w:type="dxa"/>
+          </w:tcPr>
+          <w:p>
+            <w:pPr>
+              <w:jc w:val="center"/>
+            </w:pPr>
+            <w:r>
+              <w:t>H</w:t>
+            </w:r>
+          </w:p>
+        </w:tc>
+      </w:tr>
+      <w:tr>
+        <w:tc>
+          <w:tcPr>
+            <w:tcW w:w="846" w:type="dxa"/>
+          </w:tcPr>
+          <w:p>
+            <w:pPr>
+              <w:jc w:val="center"/>
+            </w:pPr>
+            <w:r>
+              <w:t>EF-01.7</w:t>
+            </w:r>
+          </w:p>
+        </w:tc>
+        <w:tc>
+          <w:tcPr>
+            <w:tcW w:w="7087" w:type="dxa"/>
+          </w:tcPr>
+          <w:p>
+            <w:pPr>
+              <w:tabs>
+                <w:tab w:val="left" w:pos="2842"/>
+              </w:tabs>
+            </w:pPr>
+            <w:r>
+              <w:t>L'application doit gérer les erreurs liées à un texte bruité ou à une reconnaissance incorrecte.</w:t>
+            </w:r>
+            <w:r>
+              <w:tab/>
+            </w:r>
+          </w:p>
+        </w:tc>
+        <w:tc>
+          <w:tcPr>
+            <w:tcW w:w="1129" w:type="dxa"/>
+          </w:tcPr>
+          <w:p>
+            <w:pPr>
+              <w:jc w:val="center"/>
+            </w:pPr>
+            <w:r>
+              <w:t>H</w:t>
+            </w:r>
+          </w:p>
+        </w:tc>
+      </w:tr>
+      <w:tr>
+        <w:tc>
+          <w:tcPr>
+            <w:tcW w:w="846" w:type="dxa"/>
+          </w:tcPr>
+          <w:p>
+            <w:pPr>
+              <w:jc w:val="center"/>
+            </w:pPr>
+            <w:r>
+              <w:t>EF-02.7</w:t>
+            </w:r>
+          </w:p>
+        </w:tc>
+        <w:tc>
+          <w:tcPr>
+            <w:tcW w:w="7087" w:type="dxa"/>
+          </w:tcPr>
+          <w:p>
+            <w:r>
+              <w:t>L'application doit permettre l'assignation d'un équipement à un utilisateur.</w:t>
+            </w:r>
+          </w:p>
+        </w:tc>
+        <w:tc>
+          <w:tcPr>
+            <w:tcW w:w="1129" w:type="dxa"/>
+          </w:tcPr>
+          <w:p>
+            <w:pPr>
+              <w:jc w:val="center"/>
+            </w:pPr>
+            <w:r>
+              <w:t>H</w:t>
+            </w:r>
+          </w:p>
+        </w:tc>
+      </w:tr>
+    </w:tbl>
+    <w:p/>
+    <w:p>
+      <w:pPr>
         <w:pStyle w:val="Titre2"/>
       </w:pPr>
-      <w:bookmarkStart w:id="5" w:name="_Toc227925564"/>
       <w:r>
         <w:lastRenderedPageBreak/>
         <w:t>Exigences non fonctionnelles</w:t>
@@ -3756,6 +4969,118 @@
 <file path=word/numbering.xml><?xml version="1.0" encoding="utf-8"?>
 <w:numbering xmlns:wpc="http://schemas.microsoft.com/office/word/2010/wordprocessingCanvas" xmlns:cx="http://schemas.microsoft.com/office/drawing/2014/chartex" xmlns:cx1="http://schemas.microsoft.com/office/drawing/2015/9/8/chartex" xmlns:cx2="http://schemas.microsoft.com/office/drawing/2015/10/21/chartex" xmlns:cx3="http://schemas.microsoft.com/office/drawing/2016/5/9/chartex" xmlns:cx4="http://schemas.microsoft.com/office/drawing/2016/5/10/chartex" xmlns:cx5="http://schemas.microsoft.com/office/drawing/2016/5/11/chartex" xmlns:cx6="http://schemas.microsoft.com/office/drawing/2016/5/12/chartex" xmlns:cx7="http://schemas.microsoft.com/office/drawing/2016/5/13/chartex" xmlns:cx8="http://schemas.microsoft.com/office/drawing/2016/5/14/chartex" xmlns:mc="http://schemas.openxmlformats.org/markup-compatibility/2006" xmlns:aink="http://schemas.microsoft.com/office/drawing/2016/ink" xmlns:am3d="http://schemas.microsoft.com/office/drawing/2017/model3d" xmlns:o="urn:schemas-microsoft-com:office:office" xmlns:oel="http://schemas.microsoft.com/office/2019/extlst" xmlns:r="http://schemas.openxmlformats.org/officeDocument/2006/relationships" xmlns:m="http://schemas.openxmlformats.org/officeDocument/2006/math" xmlns:v="urn:schemas-microsoft-com:vml" xmlns:wp14="http://schemas.microsoft.com/office/word/2010/wordprocessingDrawing" xmlns:wp="http://schemas.openxmlformats.org/drawingml/2006/wordprocessingDrawing" xmlns:w10="urn:schemas-microsoft-com:office:word" xmlns:w="http://schemas.openxmlformats.org/wordprocessingml/2006/main" xmlns:w14="http://schemas.microsoft.com/office/word/2010/wordml" xmlns:w15="http://schemas.microsoft.com/office/word/2012/wordml" xmlns:w16cex="http://schemas.microsoft.com/office/word/2018/wordml/cex" xmlns:w16cid="http://schemas.microsoft.com/office/word/2016/wordml/cid" xmlns:w16="http://schemas.microsoft.com/office/word/2018/wordml" xmlns:w16du="http://schemas.microsoft.com/office/word/2023/wordml/word16du" xmlns:w16sdtdh="http://schemas.microsoft.com/office/word/2020/wordml/sdtdatahash" xmlns:w16sdtfl="http://schemas.microsoft.com/office/word/2024/wordml/sdtformatlock" xmlns:w16se="http://schemas.microsoft.com/office/word/2015/wordml/symex" xmlns:wpg="http://schemas.microsoft.com/office/word/2010/wordprocessingGroup" xmlns:wpi="http://schemas.microsoft.com/office/word/2010/wordprocessingInk" xmlns:wne="http://schemas.microsoft.com/office/word/2006/wordml" xmlns:wps="http://schemas.microsoft.com/office/word/2010/wordprocessingShape" mc:Ignorable="w14 w15 w16se w16cid w16 w16cex w16sdtdh w16sdtfl w16du wp14">
   <w:abstractNum w:abstractNumId="0" w15:restartNumberingAfterBreak="0">
+    <w:nsid w:val="68B52943"/>
+    <w:multiLevelType w:val="hybridMultilevel"/>
+    <w:tmpl w:val="2D5EFD5A"/>
+    <w:lvl w:ilvl="0" w:tplc="8D6E4038">
+      <w:numFmt w:val="bullet"/>
+      <w:lvlText w:val="-"/>
+      <w:lvlJc w:val="left"/>
+      <w:pPr>
+        <w:ind w:left="720" w:hanging="360"/>
+      </w:pPr>
+      <w:rPr>
+        <w:rFonts w:ascii="Arial" w:eastAsiaTheme="minorHAnsi" w:hAnsi="Arial" w:cs="Arial" w:hint="default"/>
+      </w:rPr>
+    </w:lvl>
+    <w:lvl w:ilvl="1" w:tplc="100C0003" w:tentative="1">
+      <w:start w:val="1"/>
+      <w:numFmt w:val="bullet"/>
+      <w:lvlText w:val="o"/>
+      <w:lvlJc w:val="left"/>
+      <w:pPr>
+        <w:ind w:left="1440" w:hanging="360"/>
+      </w:pPr>
+      <w:rPr>
+        <w:rFonts w:ascii="Courier New" w:hAnsi="Courier New" w:cs="Courier New" w:hint="default"/>
+      </w:rPr>
+    </w:lvl>
+    <w:lvl w:ilvl="2" w:tplc="100C0005" w:tentative="1">
+      <w:start w:val="1"/>
+      <w:numFmt w:val="bullet"/>
+      <w:lvlText w:val=""/>
+      <w:lvlJc w:val="left"/>
+      <w:pPr>
+        <w:ind w:left="2160" w:hanging="360"/>
+      </w:pPr>
+      <w:rPr>
+        <w:rFonts w:ascii="Wingdings" w:hAnsi="Wingdings" w:hint="default"/>
+      </w:rPr>
+    </w:lvl>
+    <w:lvl w:ilvl="3" w:tplc="100C0001" w:tentative="1">
+      <w:start w:val="1"/>
+      <w:numFmt w:val="bullet"/>
+      <w:lvlText w:val=""/>
+      <w:lvlJc w:val="left"/>
+      <w:pPr>
+        <w:ind w:left="2880" w:hanging="360"/>
+      </w:pPr>
+      <w:rPr>
+        <w:rFonts w:ascii="Symbol" w:hAnsi="Symbol" w:hint="default"/>
+      </w:rPr>
+    </w:lvl>
+    <w:lvl w:ilvl="4" w:tplc="100C0003" w:tentative="1">
+      <w:start w:val="1"/>
+      <w:numFmt w:val="bullet"/>
+      <w:lvlText w:val="o"/>
+      <w:lvlJc w:val="left"/>
+      <w:pPr>
+        <w:ind w:left="3600" w:hanging="360"/>
+      </w:pPr>
+      <w:rPr>
+        <w:rFonts w:ascii="Courier New" w:hAnsi="Courier New" w:cs="Courier New" w:hint="default"/>
+      </w:rPr>
+    </w:lvl>
+    <w:lvl w:ilvl="5" w:tplc="100C0005" w:tentative="1">
+      <w:start w:val="1"/>
+      <w:numFmt w:val="bullet"/>
+      <w:lvlText w:val=""/>
+      <w:lvlJc w:val="left"/>
+      <w:pPr>
+        <w:ind w:left="4320" w:hanging="360"/>
+      </w:pPr>
+      <w:rPr>
+        <w:rFonts w:ascii="Wingdings" w:hAnsi="Wingdings" w:hint="default"/>
+      </w:rPr>
+    </w:lvl>
+    <w:lvl w:ilvl="6" w:tplc="100C0001" w:tentative="1">
+      <w:start w:val="1"/>
+      <w:numFmt w:val="bullet"/>
+      <w:lvlText w:val=""/>
+      <w:lvlJc w:val="left"/>
+      <w:pPr>
+        <w:ind w:left="5040" w:hanging="360"/>
+      </w:pPr>
+      <w:rPr>
+        <w:rFonts w:ascii="Symbol" w:hAnsi="Symbol" w:hint="default"/>
+      </w:rPr>
+    </w:lvl>
+    <w:lvl w:ilvl="7" w:tplc="100C0003" w:tentative="1">
+      <w:start w:val="1"/>
+      <w:numFmt w:val="bullet"/>
+      <w:lvlText w:val="o"/>
+      <w:lvlJc w:val="left"/>
+      <w:pPr>
+        <w:ind w:left="5760" w:hanging="360"/>
+      </w:pPr>
+      <w:rPr>
+        <w:rFonts w:ascii="Courier New" w:hAnsi="Courier New" w:cs="Courier New" w:hint="default"/>
+      </w:rPr>
+    </w:lvl>
+    <w:lvl w:ilvl="8" w:tplc="100C0005" w:tentative="1">
+      <w:start w:val="1"/>
+      <w:numFmt w:val="bullet"/>
+      <w:lvlText w:val=""/>
+      <w:lvlJc w:val="left"/>
+      <w:pPr>
+        <w:ind w:left="6480" w:hanging="360"/>
+      </w:pPr>
+      <w:rPr>
+        <w:rFonts w:ascii="Wingdings" w:hAnsi="Wingdings" w:hint="default"/>
+      </w:rPr>
+    </w:lvl>
+  </w:abstractNum>
+  <w:abstractNum w:abstractNumId="1" w15:restartNumberingAfterBreak="0">
     <w:nsid w:val="7C4D7AB1"/>
     <w:multiLevelType w:val="hybridMultilevel"/>
     <w:tmpl w:val="56E2ABE4"/>
@@ -3869,6 +5194,9 @@
     </w:lvl>
   </w:abstractNum>
   <w:num w:numId="1" w16cid:durableId="1217355618">
+    <w:abstractNumId w:val="1"/>
+  </w:num>
+  <w:num w:numId="2" w16cid:durableId="1987278527">
     <w:abstractNumId w:val="0"/>
   </w:num>
 </w:numbering>
@@ -4274,7 +5602,7 @@
   <w:style w:type="paragraph" w:default="1" w:styleId="Normal">
     <w:name w:val="Normal"/>
     <w:qFormat/>
-    <w:rsid w:val="00F0199E"/>
+    <w:rsid w:val="000E3C0E"/>
     <w:rPr>
       <w:rFonts w:ascii="Arial" w:hAnsi="Arial" w:cs="Arial"/>
     </w:rPr>
@@ -4480,7 +5808,6 @@
   <w:style w:type="character" w:default="1" w:styleId="Policepardfaut">
     <w:name w:val="Default Paragraph Font"/>
     <w:uiPriority w:val="1"/>
-    <w:semiHidden/>
     <w:unhideWhenUsed/>
   </w:style>
   <w:style w:type="table" w:default="1" w:styleId="TableauNormal">
@@ -4899,6 +6226,25 @@
       <w:rFonts w:ascii="Arial" w:hAnsi="Arial" w:cs="Arial"/>
     </w:rPr>
   </w:style>
+  <w:style w:type="table" w:styleId="Grilledutableau">
+    <w:name w:val="Table Grid"/>
+    <w:basedOn w:val="TableauNormal"/>
+    <w:uiPriority w:val="39"/>
+    <w:rsid w:val="00FE4724"/>
+    <w:pPr>
+      <w:spacing w:after="0" w:line="240" w:lineRule="auto"/>
+    </w:pPr>
+    <w:tblPr>
+      <w:tblBorders>
+        <w:top w:val="single" w:sz="4" w:space="0" w:color="auto"/>
+        <w:left w:val="single" w:sz="4" w:space="0" w:color="auto"/>
+        <w:bottom w:val="single" w:sz="4" w:space="0" w:color="auto"/>
+        <w:right w:val="single" w:sz="4" w:space="0" w:color="auto"/>
+        <w:insideH w:val="single" w:sz="4" w:space="0" w:color="auto"/>
+        <w:insideV w:val="single" w:sz="4" w:space="0" w:color="auto"/>
+      </w:tblBorders>
+    </w:tblPr>
+  </w:style>
 </w:styles>
 </file>
 

--- a/Documents/Documentation.docx
+++ b/Documents/Documentation.docx
@@ -123,7 +123,1627 @@
       <w:r>
         <w:br w:type="page"/>
       </w:r>
-    </w:p>
+      <w:r>
+        <w:lastRenderedPageBreak/>
+        <w:br w:type="page"/>
+      </w:r>
+    </w:p>
+    <w:tbl>
+      <w:tblPr>
+        <w:tblW w:w="9072" w:type="dxa"/>
+        <w:tblBorders>
+          <w:top w:val="single" w:sz="4" w:space="0" w:color="auto"/>
+          <w:left w:val="single" w:sz="4" w:space="0" w:color="auto"/>
+          <w:bottom w:val="single" w:sz="4" w:space="0" w:color="auto"/>
+          <w:right w:val="single" w:sz="4" w:space="0" w:color="auto"/>
+          <w:insideH w:val="single" w:sz="4" w:space="0" w:color="auto"/>
+          <w:insideV w:val="single" w:sz="4" w:space="0" w:color="auto"/>
+        </w:tblBorders>
+        <w:tblCellMar>
+          <w:left w:w="10" w:type="dxa"/>
+          <w:right w:w="10" w:type="dxa"/>
+        </w:tblCellMar>
+        <w:tblLook w:val="0000" w:firstRow="0" w:lastRow="0" w:firstColumn="0" w:lastColumn="0" w:noHBand="0" w:noVBand="0"/>
+      </w:tblPr>
+      <w:tblGrid>
+        <w:gridCol w:w="2200"/>
+        <w:gridCol w:w="1100"/>
+        <w:gridCol w:w="2800"/>
+        <w:gridCol w:w="1100"/>
+        <w:gridCol w:w="1872"/>
+      </w:tblGrid>
+      <w:tr>
+        <w:tc>
+          <w:tcPr>
+            <w:tcW w:w="2200" w:type="dxa"/>
+            <w:tcBorders>
+              <w:top w:val="single" w:sz="1" w:space="0" w:color="000000"/>
+              <w:left w:val="single" w:sz="1" w:space="0" w:color="000000"/>
+              <w:bottom w:val="single" w:sz="1" w:space="0" w:color="000000"/>
+              <w:right w:val="single" w:sz="1" w:space="0" w:color="000000"/>
+            </w:tcBorders>
+            <w:shd w:val="clear" w:color="auto" w:fill="D9E2F3"/>
+            <w:tcMar>
+              <w:top w:w="40" w:type="dxa"/>
+              <w:left w:w="80" w:type="dxa"/>
+              <w:bottom w:w="40" w:type="dxa"/>
+              <w:right w:w="80" w:type="dxa"/>
+            </w:tcMar>
+            <w:vAlign w:val="center"/>
+          </w:tcPr>
+          <w:p>
+            <w:r>
+              <w:rPr>
+                <w:rFonts w:eastAsia="Arial"/>
+                <w:b/>
+                <w:bCs/>
+                <w:sz w:val="20"/>
+                <w:szCs w:val="20"/>
+              </w:rPr>
+              <w:lastRenderedPageBreak/>
+              <w:t>Candidat</w:t>
+            </w:r>
+          </w:p>
+        </w:tc>
+        <w:tc>
+          <w:tcPr>
+            <w:tcW w:w="1100" w:type="dxa"/>
+            <w:tcBorders>
+              <w:top w:val="single" w:sz="1" w:space="0" w:color="000000"/>
+              <w:left w:val="single" w:sz="1" w:space="0" w:color="000000"/>
+              <w:bottom w:val="single" w:sz="1" w:space="0" w:color="000000"/>
+              <w:right w:val="single" w:sz="1" w:space="0" w:color="000000"/>
+            </w:tcBorders>
+            <w:tcMar>
+              <w:top w:w="40" w:type="dxa"/>
+              <w:left w:w="80" w:type="dxa"/>
+              <w:bottom w:w="40" w:type="dxa"/>
+              <w:right w:w="80" w:type="dxa"/>
+            </w:tcMar>
+            <w:vAlign w:val="center"/>
+          </w:tcPr>
+          <w:p>
+            <w:r>
+              <w:rPr>
+                <w:rFonts w:eastAsia="Arial"/>
+                <w:b/>
+                <w:bCs/>
+                <w:sz w:val="20"/>
+                <w:szCs w:val="20"/>
+              </w:rPr>
+              <w:t>Nom :</w:t>
+            </w:r>
+          </w:p>
+        </w:tc>
+        <w:tc>
+          <w:tcPr>
+            <w:tcW w:w="2800" w:type="dxa"/>
+            <w:tcBorders>
+              <w:top w:val="single" w:sz="1" w:space="0" w:color="000000"/>
+              <w:left w:val="single" w:sz="1" w:space="0" w:color="000000"/>
+              <w:bottom w:val="single" w:sz="1" w:space="0" w:color="000000"/>
+              <w:right w:val="single" w:sz="1" w:space="0" w:color="000000"/>
+            </w:tcBorders>
+            <w:tcMar>
+              <w:top w:w="40" w:type="dxa"/>
+              <w:left w:w="80" w:type="dxa"/>
+              <w:bottom w:w="40" w:type="dxa"/>
+              <w:right w:w="80" w:type="dxa"/>
+            </w:tcMar>
+            <w:vAlign w:val="center"/>
+          </w:tcPr>
+          <w:p>
+            <w:r>
+              <w:rPr>
+                <w:rFonts w:eastAsia="Arial"/>
+                <w:sz w:val="20"/>
+                <w:szCs w:val="20"/>
+              </w:rPr>
+              <w:t>LAM</w:t>
+            </w:r>
+          </w:p>
+        </w:tc>
+        <w:tc>
+          <w:tcPr>
+            <w:tcW w:w="1100" w:type="dxa"/>
+            <w:tcBorders>
+              <w:top w:val="single" w:sz="1" w:space="0" w:color="000000"/>
+              <w:left w:val="single" w:sz="1" w:space="0" w:color="000000"/>
+              <w:bottom w:val="single" w:sz="1" w:space="0" w:color="000000"/>
+              <w:right w:val="single" w:sz="1" w:space="0" w:color="000000"/>
+            </w:tcBorders>
+            <w:tcMar>
+              <w:top w:w="40" w:type="dxa"/>
+              <w:left w:w="80" w:type="dxa"/>
+              <w:bottom w:w="40" w:type="dxa"/>
+              <w:right w:w="80" w:type="dxa"/>
+            </w:tcMar>
+            <w:vAlign w:val="center"/>
+          </w:tcPr>
+          <w:p>
+            <w:r>
+              <w:rPr>
+                <w:rFonts w:eastAsia="Arial"/>
+                <w:b/>
+                <w:bCs/>
+                <w:sz w:val="20"/>
+                <w:szCs w:val="20"/>
+              </w:rPr>
+              <w:t>Prénom :</w:t>
+            </w:r>
+          </w:p>
+        </w:tc>
+        <w:tc>
+          <w:tcPr>
+            <w:tcW w:w="1872" w:type="dxa"/>
+            <w:tcBorders>
+              <w:top w:val="single" w:sz="1" w:space="0" w:color="000000"/>
+              <w:left w:val="single" w:sz="1" w:space="0" w:color="000000"/>
+              <w:bottom w:val="single" w:sz="1" w:space="0" w:color="000000"/>
+              <w:right w:val="single" w:sz="1" w:space="0" w:color="000000"/>
+            </w:tcBorders>
+            <w:tcMar>
+              <w:top w:w="40" w:type="dxa"/>
+              <w:left w:w="80" w:type="dxa"/>
+              <w:bottom w:w="40" w:type="dxa"/>
+              <w:right w:w="80" w:type="dxa"/>
+            </w:tcMar>
+            <w:vAlign w:val="center"/>
+          </w:tcPr>
+          <w:p>
+            <w:r>
+              <w:rPr>
+                <w:rFonts w:eastAsia="Arial"/>
+                <w:sz w:val="20"/>
+                <w:szCs w:val="20"/>
+              </w:rPr>
+              <w:t>Jimmy</w:t>
+            </w:r>
+          </w:p>
+        </w:tc>
+      </w:tr>
+      <w:tr>
+        <w:tc>
+          <w:tcPr>
+            <w:tcW w:w="2200" w:type="dxa"/>
+            <w:tcBorders>
+              <w:top w:val="single" w:sz="1" w:space="0" w:color="000000"/>
+              <w:left w:val="single" w:sz="1" w:space="0" w:color="000000"/>
+              <w:bottom w:val="single" w:sz="1" w:space="0" w:color="000000"/>
+              <w:right w:val="single" w:sz="1" w:space="0" w:color="000000"/>
+            </w:tcBorders>
+            <w:tcMar>
+              <w:top w:w="40" w:type="dxa"/>
+              <w:left w:w="80" w:type="dxa"/>
+              <w:bottom w:w="40" w:type="dxa"/>
+              <w:right w:w="80" w:type="dxa"/>
+            </w:tcMar>
+          </w:tcPr>
+          <w:p/>
+        </w:tc>
+        <w:tc>
+          <w:tcPr>
+            <w:tcW w:w="3900" w:type="dxa"/>
+            <w:gridSpan w:val="2"/>
+            <w:tcBorders>
+              <w:top w:val="single" w:sz="1" w:space="0" w:color="000000"/>
+              <w:left w:val="single" w:sz="1" w:space="0" w:color="000000"/>
+              <w:bottom w:val="single" w:sz="1" w:space="0" w:color="000000"/>
+              <w:right w:val="single" w:sz="1" w:space="0" w:color="000000"/>
+            </w:tcBorders>
+            <w:tcMar>
+              <w:top w:w="40" w:type="dxa"/>
+              <w:left w:w="80" w:type="dxa"/>
+              <w:bottom w:w="40" w:type="dxa"/>
+              <w:right w:w="80" w:type="dxa"/>
+            </w:tcMar>
+          </w:tcPr>
+          <w:p>
+            <w:r>
+              <w:rPr>
+                <w:rFonts w:eastAsia="Arial"/>
+                <w:sz w:val="20"/>
+                <w:szCs w:val="20"/>
+              </w:rPr>
+              <w:t>jimmy.lam@eduvaud.ch</w:t>
+            </w:r>
+          </w:p>
+        </w:tc>
+        <w:tc>
+          <w:tcPr>
+            <w:tcW w:w="2972" w:type="dxa"/>
+            <w:gridSpan w:val="2"/>
+            <w:tcBorders>
+              <w:top w:val="single" w:sz="1" w:space="0" w:color="000000"/>
+              <w:left w:val="single" w:sz="1" w:space="0" w:color="000000"/>
+              <w:bottom w:val="single" w:sz="1" w:space="0" w:color="000000"/>
+              <w:right w:val="single" w:sz="1" w:space="0" w:color="000000"/>
+            </w:tcBorders>
+            <w:tcMar>
+              <w:top w:w="40" w:type="dxa"/>
+              <w:left w:w="80" w:type="dxa"/>
+              <w:bottom w:w="40" w:type="dxa"/>
+              <w:right w:w="80" w:type="dxa"/>
+            </w:tcMar>
+          </w:tcPr>
+          <w:p>
+            <w:r>
+              <w:rPr>
+                <w:rFonts w:eastAsia="Arial"/>
+                <w:sz w:val="20"/>
+                <w:szCs w:val="20"/>
+              </w:rPr>
+              <w:t>078 345 11 90</w:t>
+            </w:r>
+          </w:p>
+        </w:tc>
+      </w:tr>
+      <w:tr>
+        <w:tc>
+          <w:tcPr>
+            <w:tcW w:w="2200" w:type="dxa"/>
+            <w:tcBorders>
+              <w:top w:val="single" w:sz="1" w:space="0" w:color="000000"/>
+              <w:left w:val="single" w:sz="1" w:space="0" w:color="000000"/>
+              <w:bottom w:val="single" w:sz="1" w:space="0" w:color="000000"/>
+              <w:right w:val="single" w:sz="1" w:space="0" w:color="000000"/>
+            </w:tcBorders>
+            <w:shd w:val="clear" w:color="auto" w:fill="D9E2F3"/>
+            <w:tcMar>
+              <w:top w:w="40" w:type="dxa"/>
+              <w:left w:w="80" w:type="dxa"/>
+              <w:bottom w:w="40" w:type="dxa"/>
+              <w:right w:w="80" w:type="dxa"/>
+            </w:tcMar>
+            <w:vAlign w:val="center"/>
+          </w:tcPr>
+          <w:p>
+            <w:r>
+              <w:rPr>
+                <w:rFonts w:eastAsia="Arial"/>
+                <w:b/>
+                <w:bCs/>
+                <w:sz w:val="20"/>
+                <w:szCs w:val="20"/>
+              </w:rPr>
+              <w:t>Lieu de travail :</w:t>
+            </w:r>
+          </w:p>
+        </w:tc>
+        <w:tc>
+          <w:tcPr>
+            <w:tcW w:w="6872" w:type="dxa"/>
+            <w:gridSpan w:val="4"/>
+            <w:tcBorders>
+              <w:top w:val="single" w:sz="1" w:space="0" w:color="000000"/>
+              <w:left w:val="single" w:sz="1" w:space="0" w:color="000000"/>
+              <w:bottom w:val="single" w:sz="1" w:space="0" w:color="000000"/>
+              <w:right w:val="single" w:sz="1" w:space="0" w:color="000000"/>
+            </w:tcBorders>
+            <w:tcMar>
+              <w:top w:w="40" w:type="dxa"/>
+              <w:left w:w="80" w:type="dxa"/>
+              <w:bottom w:w="40" w:type="dxa"/>
+              <w:right w:w="80" w:type="dxa"/>
+            </w:tcMar>
+          </w:tcPr>
+          <w:p>
+            <w:r>
+              <w:rPr>
+                <w:rFonts w:eastAsia="Arial"/>
+                <w:sz w:val="20"/>
+                <w:szCs w:val="20"/>
+              </w:rPr>
+              <w:t>CPNV, Rue de la Gare 14, 1450 Sainte-Croix</w:t>
+            </w:r>
+          </w:p>
+        </w:tc>
+      </w:tr>
+      <w:tr>
+        <w:tc>
+          <w:tcPr>
+            <w:tcW w:w="2200" w:type="dxa"/>
+            <w:tcBorders>
+              <w:top w:val="single" w:sz="1" w:space="0" w:color="000000"/>
+              <w:left w:val="single" w:sz="1" w:space="0" w:color="000000"/>
+              <w:bottom w:val="single" w:sz="1" w:space="0" w:color="000000"/>
+              <w:right w:val="single" w:sz="1" w:space="0" w:color="000000"/>
+            </w:tcBorders>
+            <w:shd w:val="clear" w:color="auto" w:fill="D9E2F3"/>
+            <w:tcMar>
+              <w:top w:w="40" w:type="dxa"/>
+              <w:left w:w="80" w:type="dxa"/>
+              <w:bottom w:w="40" w:type="dxa"/>
+              <w:right w:w="80" w:type="dxa"/>
+            </w:tcMar>
+            <w:vAlign w:val="center"/>
+          </w:tcPr>
+          <w:p>
+            <w:r>
+              <w:rPr>
+                <w:rFonts w:eastAsia="Arial"/>
+                <w:b/>
+                <w:bCs/>
+                <w:sz w:val="20"/>
+                <w:szCs w:val="20"/>
+              </w:rPr>
+              <w:t>Orientation :</w:t>
+            </w:r>
+          </w:p>
+        </w:tc>
+        <w:tc>
+          <w:tcPr>
+            <w:tcW w:w="6872" w:type="dxa"/>
+            <w:gridSpan w:val="4"/>
+            <w:tcBorders>
+              <w:top w:val="single" w:sz="1" w:space="0" w:color="000000"/>
+              <w:left w:val="single" w:sz="1" w:space="0" w:color="000000"/>
+              <w:bottom w:val="single" w:sz="1" w:space="0" w:color="000000"/>
+              <w:right w:val="single" w:sz="1" w:space="0" w:color="000000"/>
+            </w:tcBorders>
+            <w:tcMar>
+              <w:top w:w="40" w:type="dxa"/>
+              <w:left w:w="80" w:type="dxa"/>
+              <w:bottom w:w="40" w:type="dxa"/>
+              <w:right w:w="80" w:type="dxa"/>
+            </w:tcMar>
+          </w:tcPr>
+          <w:p>
+            <w:r>
+              <w:rPr>
+                <w:rFonts w:ascii="Segoe UI Symbol" w:eastAsia="Arial" w:hAnsi="Segoe UI Symbol" w:cs="Segoe UI Symbol"/>
+                <w:sz w:val="20"/>
+                <w:szCs w:val="20"/>
+              </w:rPr>
+              <w:t>☑</w:t>
+            </w:r>
+            <w:r>
+              <w:rPr>
+                <w:rFonts w:eastAsia="Arial"/>
+                <w:sz w:val="20"/>
+                <w:szCs w:val="20"/>
+              </w:rPr>
+              <w:t xml:space="preserve"> 88612 Exploitation et infrastructure</w:t>
+            </w:r>
+          </w:p>
+          <w:p>
+            <w:r>
+              <w:rPr>
+                <w:rFonts w:ascii="Segoe UI Symbol" w:eastAsia="Arial" w:hAnsi="Segoe UI Symbol" w:cs="Segoe UI Symbol"/>
+                <w:sz w:val="20"/>
+                <w:szCs w:val="20"/>
+              </w:rPr>
+              <w:t>☐</w:t>
+            </w:r>
+            <w:r>
+              <w:rPr>
+                <w:rFonts w:eastAsia="Arial"/>
+                <w:sz w:val="20"/>
+                <w:szCs w:val="20"/>
+              </w:rPr>
+              <w:t xml:space="preserve"> 88613 Développement d’applications</w:t>
+            </w:r>
+          </w:p>
+        </w:tc>
+      </w:tr>
+      <w:tr>
+        <w:tc>
+          <w:tcPr>
+            <w:tcW w:w="2200" w:type="dxa"/>
+            <w:tcBorders>
+              <w:top w:val="single" w:sz="1" w:space="0" w:color="000000"/>
+              <w:left w:val="single" w:sz="1" w:space="0" w:color="000000"/>
+              <w:bottom w:val="single" w:sz="1" w:space="0" w:color="000000"/>
+              <w:right w:val="single" w:sz="1" w:space="0" w:color="000000"/>
+            </w:tcBorders>
+            <w:shd w:val="clear" w:color="auto" w:fill="D9E2F3"/>
+            <w:tcMar>
+              <w:top w:w="40" w:type="dxa"/>
+              <w:left w:w="80" w:type="dxa"/>
+              <w:bottom w:w="40" w:type="dxa"/>
+              <w:right w:w="80" w:type="dxa"/>
+            </w:tcMar>
+            <w:vAlign w:val="center"/>
+          </w:tcPr>
+          <w:p>
+            <w:r>
+              <w:rPr>
+                <w:rFonts w:eastAsia="Arial"/>
+                <w:b/>
+                <w:bCs/>
+                <w:sz w:val="20"/>
+                <w:szCs w:val="20"/>
+              </w:rPr>
+              <w:t>Chef de projet</w:t>
+            </w:r>
+          </w:p>
+        </w:tc>
+        <w:tc>
+          <w:tcPr>
+            <w:tcW w:w="1100" w:type="dxa"/>
+            <w:tcBorders>
+              <w:top w:val="single" w:sz="1" w:space="0" w:color="000000"/>
+              <w:left w:val="single" w:sz="1" w:space="0" w:color="000000"/>
+              <w:bottom w:val="single" w:sz="1" w:space="0" w:color="000000"/>
+              <w:right w:val="single" w:sz="1" w:space="0" w:color="000000"/>
+            </w:tcBorders>
+            <w:tcMar>
+              <w:top w:w="40" w:type="dxa"/>
+              <w:left w:w="80" w:type="dxa"/>
+              <w:bottom w:w="40" w:type="dxa"/>
+              <w:right w:w="80" w:type="dxa"/>
+            </w:tcMar>
+            <w:vAlign w:val="center"/>
+          </w:tcPr>
+          <w:p>
+            <w:r>
+              <w:rPr>
+                <w:rFonts w:eastAsia="Arial"/>
+                <w:b/>
+                <w:bCs/>
+                <w:sz w:val="20"/>
+                <w:szCs w:val="20"/>
+              </w:rPr>
+              <w:t>Nom :</w:t>
+            </w:r>
+          </w:p>
+        </w:tc>
+        <w:tc>
+          <w:tcPr>
+            <w:tcW w:w="2800" w:type="dxa"/>
+            <w:tcBorders>
+              <w:top w:val="single" w:sz="1" w:space="0" w:color="000000"/>
+              <w:left w:val="single" w:sz="1" w:space="0" w:color="000000"/>
+              <w:bottom w:val="single" w:sz="1" w:space="0" w:color="000000"/>
+              <w:right w:val="single" w:sz="1" w:space="0" w:color="000000"/>
+            </w:tcBorders>
+            <w:tcMar>
+              <w:top w:w="40" w:type="dxa"/>
+              <w:left w:w="80" w:type="dxa"/>
+              <w:bottom w:w="40" w:type="dxa"/>
+              <w:right w:w="80" w:type="dxa"/>
+            </w:tcMar>
+            <w:vAlign w:val="center"/>
+          </w:tcPr>
+          <w:p>
+            <w:r>
+              <w:rPr>
+                <w:rFonts w:eastAsia="Arial"/>
+                <w:sz w:val="20"/>
+                <w:szCs w:val="20"/>
+              </w:rPr>
+              <w:t>ROCHAT</w:t>
+            </w:r>
+          </w:p>
+        </w:tc>
+        <w:tc>
+          <w:tcPr>
+            <w:tcW w:w="1100" w:type="dxa"/>
+            <w:tcBorders>
+              <w:top w:val="single" w:sz="1" w:space="0" w:color="000000"/>
+              <w:left w:val="single" w:sz="1" w:space="0" w:color="000000"/>
+              <w:bottom w:val="single" w:sz="1" w:space="0" w:color="000000"/>
+              <w:right w:val="single" w:sz="1" w:space="0" w:color="000000"/>
+            </w:tcBorders>
+            <w:tcMar>
+              <w:top w:w="40" w:type="dxa"/>
+              <w:left w:w="80" w:type="dxa"/>
+              <w:bottom w:w="40" w:type="dxa"/>
+              <w:right w:w="80" w:type="dxa"/>
+            </w:tcMar>
+            <w:vAlign w:val="center"/>
+          </w:tcPr>
+          <w:p>
+            <w:r>
+              <w:rPr>
+                <w:rFonts w:eastAsia="Arial"/>
+                <w:b/>
+                <w:bCs/>
+                <w:sz w:val="20"/>
+                <w:szCs w:val="20"/>
+              </w:rPr>
+              <w:t>Prénom :</w:t>
+            </w:r>
+          </w:p>
+        </w:tc>
+        <w:tc>
+          <w:tcPr>
+            <w:tcW w:w="1872" w:type="dxa"/>
+            <w:tcBorders>
+              <w:top w:val="single" w:sz="1" w:space="0" w:color="000000"/>
+              <w:left w:val="single" w:sz="1" w:space="0" w:color="000000"/>
+              <w:bottom w:val="single" w:sz="1" w:space="0" w:color="000000"/>
+              <w:right w:val="single" w:sz="1" w:space="0" w:color="000000"/>
+            </w:tcBorders>
+            <w:tcMar>
+              <w:top w:w="40" w:type="dxa"/>
+              <w:left w:w="80" w:type="dxa"/>
+              <w:bottom w:w="40" w:type="dxa"/>
+              <w:right w:w="80" w:type="dxa"/>
+            </w:tcMar>
+            <w:vAlign w:val="center"/>
+          </w:tcPr>
+          <w:p>
+            <w:r>
+              <w:rPr>
+                <w:rFonts w:eastAsia="Arial"/>
+                <w:sz w:val="20"/>
+                <w:szCs w:val="20"/>
+              </w:rPr>
+              <w:t>Claude</w:t>
+            </w:r>
+          </w:p>
+        </w:tc>
+      </w:tr>
+      <w:tr>
+        <w:tc>
+          <w:tcPr>
+            <w:tcW w:w="2200" w:type="dxa"/>
+            <w:tcBorders>
+              <w:top w:val="single" w:sz="1" w:space="0" w:color="000000"/>
+              <w:left w:val="single" w:sz="1" w:space="0" w:color="000000"/>
+              <w:bottom w:val="single" w:sz="1" w:space="0" w:color="000000"/>
+              <w:right w:val="single" w:sz="1" w:space="0" w:color="000000"/>
+            </w:tcBorders>
+            <w:tcMar>
+              <w:top w:w="40" w:type="dxa"/>
+              <w:left w:w="80" w:type="dxa"/>
+              <w:bottom w:w="40" w:type="dxa"/>
+              <w:right w:w="80" w:type="dxa"/>
+            </w:tcMar>
+          </w:tcPr>
+          <w:p/>
+        </w:tc>
+        <w:tc>
+          <w:tcPr>
+            <w:tcW w:w="3900" w:type="dxa"/>
+            <w:gridSpan w:val="2"/>
+            <w:tcBorders>
+              <w:top w:val="single" w:sz="1" w:space="0" w:color="000000"/>
+              <w:left w:val="single" w:sz="1" w:space="0" w:color="000000"/>
+              <w:bottom w:val="single" w:sz="1" w:space="0" w:color="000000"/>
+              <w:right w:val="single" w:sz="1" w:space="0" w:color="000000"/>
+            </w:tcBorders>
+            <w:tcMar>
+              <w:top w:w="40" w:type="dxa"/>
+              <w:left w:w="80" w:type="dxa"/>
+              <w:bottom w:w="40" w:type="dxa"/>
+              <w:right w:w="80" w:type="dxa"/>
+            </w:tcMar>
+          </w:tcPr>
+          <w:p>
+            <w:r>
+              <w:rPr>
+                <w:rFonts w:eastAsia="Arial"/>
+                <w:sz w:val="20"/>
+                <w:szCs w:val="20"/>
+              </w:rPr>
+              <w:t>claude.rochat@eduvaud.ch</w:t>
+            </w:r>
+          </w:p>
+        </w:tc>
+        <w:tc>
+          <w:tcPr>
+            <w:tcW w:w="2972" w:type="dxa"/>
+            <w:gridSpan w:val="2"/>
+            <w:tcBorders>
+              <w:top w:val="single" w:sz="1" w:space="0" w:color="000000"/>
+              <w:left w:val="single" w:sz="1" w:space="0" w:color="000000"/>
+              <w:bottom w:val="single" w:sz="1" w:space="0" w:color="000000"/>
+              <w:right w:val="single" w:sz="1" w:space="0" w:color="000000"/>
+            </w:tcBorders>
+            <w:tcMar>
+              <w:top w:w="40" w:type="dxa"/>
+              <w:left w:w="80" w:type="dxa"/>
+              <w:bottom w:w="40" w:type="dxa"/>
+              <w:right w:w="80" w:type="dxa"/>
+            </w:tcMar>
+          </w:tcPr>
+          <w:p>
+            <w:r>
+              <w:rPr>
+                <w:rFonts w:eastAsia="Arial"/>
+                <w:sz w:val="20"/>
+                <w:szCs w:val="20"/>
+              </w:rPr>
+              <w:t>078 250 06 75</w:t>
+            </w:r>
+          </w:p>
+        </w:tc>
+      </w:tr>
+      <w:tr>
+        <w:tc>
+          <w:tcPr>
+            <w:tcW w:w="2200" w:type="dxa"/>
+            <w:tcBorders>
+              <w:top w:val="single" w:sz="1" w:space="0" w:color="000000"/>
+              <w:left w:val="single" w:sz="1" w:space="0" w:color="000000"/>
+              <w:bottom w:val="single" w:sz="1" w:space="0" w:color="000000"/>
+              <w:right w:val="single" w:sz="1" w:space="0" w:color="000000"/>
+            </w:tcBorders>
+            <w:shd w:val="clear" w:color="auto" w:fill="D9E2F3"/>
+            <w:tcMar>
+              <w:top w:w="40" w:type="dxa"/>
+              <w:left w:w="80" w:type="dxa"/>
+              <w:bottom w:w="40" w:type="dxa"/>
+              <w:right w:w="80" w:type="dxa"/>
+            </w:tcMar>
+            <w:vAlign w:val="center"/>
+          </w:tcPr>
+          <w:p>
+            <w:r>
+              <w:rPr>
+                <w:rFonts w:eastAsia="Arial"/>
+                <w:b/>
+                <w:bCs/>
+                <w:sz w:val="20"/>
+                <w:szCs w:val="20"/>
+              </w:rPr>
+              <w:t>Expert 1</w:t>
+            </w:r>
+          </w:p>
+        </w:tc>
+        <w:tc>
+          <w:tcPr>
+            <w:tcW w:w="1100" w:type="dxa"/>
+            <w:tcBorders>
+              <w:top w:val="single" w:sz="1" w:space="0" w:color="000000"/>
+              <w:left w:val="single" w:sz="1" w:space="0" w:color="000000"/>
+              <w:bottom w:val="single" w:sz="1" w:space="0" w:color="000000"/>
+              <w:right w:val="single" w:sz="1" w:space="0" w:color="000000"/>
+            </w:tcBorders>
+            <w:tcMar>
+              <w:top w:w="40" w:type="dxa"/>
+              <w:left w:w="80" w:type="dxa"/>
+              <w:bottom w:w="40" w:type="dxa"/>
+              <w:right w:w="80" w:type="dxa"/>
+            </w:tcMar>
+            <w:vAlign w:val="center"/>
+          </w:tcPr>
+          <w:p>
+            <w:r>
+              <w:rPr>
+                <w:rFonts w:eastAsia="Arial"/>
+                <w:b/>
+                <w:bCs/>
+                <w:sz w:val="20"/>
+                <w:szCs w:val="20"/>
+              </w:rPr>
+              <w:t>Nom :</w:t>
+            </w:r>
+          </w:p>
+        </w:tc>
+        <w:tc>
+          <w:tcPr>
+            <w:tcW w:w="2800" w:type="dxa"/>
+            <w:tcBorders>
+              <w:top w:val="single" w:sz="1" w:space="0" w:color="000000"/>
+              <w:left w:val="single" w:sz="1" w:space="0" w:color="000000"/>
+              <w:bottom w:val="single" w:sz="1" w:space="0" w:color="000000"/>
+              <w:right w:val="single" w:sz="1" w:space="0" w:color="000000"/>
+            </w:tcBorders>
+            <w:tcMar>
+              <w:top w:w="40" w:type="dxa"/>
+              <w:left w:w="80" w:type="dxa"/>
+              <w:bottom w:w="40" w:type="dxa"/>
+              <w:right w:w="80" w:type="dxa"/>
+            </w:tcMar>
+            <w:vAlign w:val="center"/>
+          </w:tcPr>
+          <w:p>
+            <w:r>
+              <w:rPr>
+                <w:rFonts w:eastAsia="Arial"/>
+                <w:sz w:val="20"/>
+                <w:szCs w:val="20"/>
+              </w:rPr>
+              <w:t>OBERSON</w:t>
+            </w:r>
+          </w:p>
+        </w:tc>
+        <w:tc>
+          <w:tcPr>
+            <w:tcW w:w="1100" w:type="dxa"/>
+            <w:tcBorders>
+              <w:top w:val="single" w:sz="1" w:space="0" w:color="000000"/>
+              <w:left w:val="single" w:sz="1" w:space="0" w:color="000000"/>
+              <w:bottom w:val="single" w:sz="1" w:space="0" w:color="000000"/>
+              <w:right w:val="single" w:sz="1" w:space="0" w:color="000000"/>
+            </w:tcBorders>
+            <w:tcMar>
+              <w:top w:w="40" w:type="dxa"/>
+              <w:left w:w="80" w:type="dxa"/>
+              <w:bottom w:w="40" w:type="dxa"/>
+              <w:right w:w="80" w:type="dxa"/>
+            </w:tcMar>
+            <w:vAlign w:val="center"/>
+          </w:tcPr>
+          <w:p>
+            <w:r>
+              <w:rPr>
+                <w:rFonts w:eastAsia="Arial"/>
+                <w:b/>
+                <w:bCs/>
+                <w:sz w:val="20"/>
+                <w:szCs w:val="20"/>
+              </w:rPr>
+              <w:t>Prénom :</w:t>
+            </w:r>
+          </w:p>
+        </w:tc>
+        <w:tc>
+          <w:tcPr>
+            <w:tcW w:w="1872" w:type="dxa"/>
+            <w:tcBorders>
+              <w:top w:val="single" w:sz="1" w:space="0" w:color="000000"/>
+              <w:left w:val="single" w:sz="1" w:space="0" w:color="000000"/>
+              <w:bottom w:val="single" w:sz="1" w:space="0" w:color="000000"/>
+              <w:right w:val="single" w:sz="1" w:space="0" w:color="000000"/>
+            </w:tcBorders>
+            <w:tcMar>
+              <w:top w:w="40" w:type="dxa"/>
+              <w:left w:w="80" w:type="dxa"/>
+              <w:bottom w:w="40" w:type="dxa"/>
+              <w:right w:w="80" w:type="dxa"/>
+            </w:tcMar>
+            <w:vAlign w:val="center"/>
+          </w:tcPr>
+          <w:p>
+            <w:r>
+              <w:rPr>
+                <w:rFonts w:eastAsia="Arial"/>
+                <w:sz w:val="20"/>
+                <w:szCs w:val="20"/>
+              </w:rPr>
+              <w:t>Bernard</w:t>
+            </w:r>
+          </w:p>
+        </w:tc>
+      </w:tr>
+      <w:tr>
+        <w:tc>
+          <w:tcPr>
+            <w:tcW w:w="2200" w:type="dxa"/>
+            <w:tcBorders>
+              <w:top w:val="single" w:sz="1" w:space="0" w:color="000000"/>
+              <w:left w:val="single" w:sz="1" w:space="0" w:color="000000"/>
+              <w:bottom w:val="single" w:sz="1" w:space="0" w:color="000000"/>
+              <w:right w:val="single" w:sz="1" w:space="0" w:color="000000"/>
+            </w:tcBorders>
+            <w:tcMar>
+              <w:top w:w="40" w:type="dxa"/>
+              <w:left w:w="80" w:type="dxa"/>
+              <w:bottom w:w="40" w:type="dxa"/>
+              <w:right w:w="80" w:type="dxa"/>
+            </w:tcMar>
+          </w:tcPr>
+          <w:p/>
+        </w:tc>
+        <w:tc>
+          <w:tcPr>
+            <w:tcW w:w="3900" w:type="dxa"/>
+            <w:gridSpan w:val="2"/>
+            <w:tcBorders>
+              <w:top w:val="single" w:sz="1" w:space="0" w:color="000000"/>
+              <w:left w:val="single" w:sz="1" w:space="0" w:color="000000"/>
+              <w:bottom w:val="single" w:sz="1" w:space="0" w:color="000000"/>
+              <w:right w:val="single" w:sz="1" w:space="0" w:color="000000"/>
+            </w:tcBorders>
+            <w:tcMar>
+              <w:top w:w="40" w:type="dxa"/>
+              <w:left w:w="80" w:type="dxa"/>
+              <w:bottom w:w="40" w:type="dxa"/>
+              <w:right w:w="80" w:type="dxa"/>
+            </w:tcMar>
+          </w:tcPr>
+          <w:p>
+            <w:r>
+              <w:rPr>
+                <w:rFonts w:eastAsia="Arial"/>
+                <w:sz w:val="20"/>
+                <w:szCs w:val="20"/>
+              </w:rPr>
+              <w:t>oberson.bernard@ik.me</w:t>
+            </w:r>
+          </w:p>
+        </w:tc>
+        <w:tc>
+          <w:tcPr>
+            <w:tcW w:w="2972" w:type="dxa"/>
+            <w:gridSpan w:val="2"/>
+            <w:tcBorders>
+              <w:top w:val="single" w:sz="1" w:space="0" w:color="000000"/>
+              <w:left w:val="single" w:sz="1" w:space="0" w:color="000000"/>
+              <w:bottom w:val="single" w:sz="1" w:space="0" w:color="000000"/>
+              <w:right w:val="single" w:sz="1" w:space="0" w:color="000000"/>
+            </w:tcBorders>
+            <w:tcMar>
+              <w:top w:w="40" w:type="dxa"/>
+              <w:left w:w="80" w:type="dxa"/>
+              <w:bottom w:w="40" w:type="dxa"/>
+              <w:right w:w="80" w:type="dxa"/>
+            </w:tcMar>
+          </w:tcPr>
+          <w:p>
+            <w:r>
+              <w:rPr>
+                <w:rFonts w:eastAsia="Arial"/>
+                <w:sz w:val="20"/>
+                <w:szCs w:val="20"/>
+              </w:rPr>
+              <w:t>078 708 02 96</w:t>
+            </w:r>
+          </w:p>
+        </w:tc>
+      </w:tr>
+      <w:tr>
+        <w:tc>
+          <w:tcPr>
+            <w:tcW w:w="2200" w:type="dxa"/>
+            <w:tcBorders>
+              <w:top w:val="single" w:sz="1" w:space="0" w:color="000000"/>
+              <w:left w:val="single" w:sz="1" w:space="0" w:color="000000"/>
+              <w:bottom w:val="single" w:sz="1" w:space="0" w:color="000000"/>
+              <w:right w:val="single" w:sz="1" w:space="0" w:color="000000"/>
+            </w:tcBorders>
+            <w:shd w:val="clear" w:color="auto" w:fill="D9E2F3"/>
+            <w:tcMar>
+              <w:top w:w="40" w:type="dxa"/>
+              <w:left w:w="80" w:type="dxa"/>
+              <w:bottom w:w="40" w:type="dxa"/>
+              <w:right w:w="80" w:type="dxa"/>
+            </w:tcMar>
+            <w:vAlign w:val="center"/>
+          </w:tcPr>
+          <w:p>
+            <w:r>
+              <w:rPr>
+                <w:rFonts w:eastAsia="Arial"/>
+                <w:b/>
+                <w:bCs/>
+                <w:sz w:val="20"/>
+                <w:szCs w:val="20"/>
+              </w:rPr>
+              <w:t>Expert 2</w:t>
+            </w:r>
+          </w:p>
+        </w:tc>
+        <w:tc>
+          <w:tcPr>
+            <w:tcW w:w="1100" w:type="dxa"/>
+            <w:tcBorders>
+              <w:top w:val="single" w:sz="1" w:space="0" w:color="000000"/>
+              <w:left w:val="single" w:sz="1" w:space="0" w:color="000000"/>
+              <w:bottom w:val="single" w:sz="1" w:space="0" w:color="000000"/>
+              <w:right w:val="single" w:sz="1" w:space="0" w:color="000000"/>
+            </w:tcBorders>
+            <w:tcMar>
+              <w:top w:w="40" w:type="dxa"/>
+              <w:left w:w="80" w:type="dxa"/>
+              <w:bottom w:w="40" w:type="dxa"/>
+              <w:right w:w="80" w:type="dxa"/>
+            </w:tcMar>
+            <w:vAlign w:val="center"/>
+          </w:tcPr>
+          <w:p>
+            <w:r>
+              <w:rPr>
+                <w:rFonts w:eastAsia="Arial"/>
+                <w:b/>
+                <w:bCs/>
+                <w:sz w:val="20"/>
+                <w:szCs w:val="20"/>
+              </w:rPr>
+              <w:t>Nom :</w:t>
+            </w:r>
+          </w:p>
+        </w:tc>
+        <w:tc>
+          <w:tcPr>
+            <w:tcW w:w="2800" w:type="dxa"/>
+            <w:tcBorders>
+              <w:top w:val="single" w:sz="1" w:space="0" w:color="000000"/>
+              <w:left w:val="single" w:sz="1" w:space="0" w:color="000000"/>
+              <w:bottom w:val="single" w:sz="1" w:space="0" w:color="000000"/>
+              <w:right w:val="single" w:sz="1" w:space="0" w:color="000000"/>
+            </w:tcBorders>
+            <w:tcMar>
+              <w:top w:w="40" w:type="dxa"/>
+              <w:left w:w="80" w:type="dxa"/>
+              <w:bottom w:w="40" w:type="dxa"/>
+              <w:right w:w="80" w:type="dxa"/>
+            </w:tcMar>
+            <w:vAlign w:val="center"/>
+          </w:tcPr>
+          <w:p>
+            <w:r>
+              <w:rPr>
+                <w:rFonts w:eastAsia="Arial"/>
+                <w:sz w:val="20"/>
+                <w:szCs w:val="20"/>
+              </w:rPr>
+              <w:t>LYMBERIS</w:t>
+            </w:r>
+          </w:p>
+        </w:tc>
+        <w:tc>
+          <w:tcPr>
+            <w:tcW w:w="1100" w:type="dxa"/>
+            <w:tcBorders>
+              <w:top w:val="single" w:sz="1" w:space="0" w:color="000000"/>
+              <w:left w:val="single" w:sz="1" w:space="0" w:color="000000"/>
+              <w:bottom w:val="single" w:sz="1" w:space="0" w:color="000000"/>
+              <w:right w:val="single" w:sz="1" w:space="0" w:color="000000"/>
+            </w:tcBorders>
+            <w:tcMar>
+              <w:top w:w="40" w:type="dxa"/>
+              <w:left w:w="80" w:type="dxa"/>
+              <w:bottom w:w="40" w:type="dxa"/>
+              <w:right w:w="80" w:type="dxa"/>
+            </w:tcMar>
+            <w:vAlign w:val="center"/>
+          </w:tcPr>
+          <w:p>
+            <w:r>
+              <w:rPr>
+                <w:rFonts w:eastAsia="Arial"/>
+                <w:b/>
+                <w:bCs/>
+                <w:sz w:val="20"/>
+                <w:szCs w:val="20"/>
+              </w:rPr>
+              <w:t>Prénom :</w:t>
+            </w:r>
+          </w:p>
+        </w:tc>
+        <w:tc>
+          <w:tcPr>
+            <w:tcW w:w="1872" w:type="dxa"/>
+            <w:tcBorders>
+              <w:top w:val="single" w:sz="1" w:space="0" w:color="000000"/>
+              <w:left w:val="single" w:sz="1" w:space="0" w:color="000000"/>
+              <w:bottom w:val="single" w:sz="1" w:space="0" w:color="000000"/>
+              <w:right w:val="single" w:sz="1" w:space="0" w:color="000000"/>
+            </w:tcBorders>
+            <w:tcMar>
+              <w:top w:w="40" w:type="dxa"/>
+              <w:left w:w="80" w:type="dxa"/>
+              <w:bottom w:w="40" w:type="dxa"/>
+              <w:right w:w="80" w:type="dxa"/>
+            </w:tcMar>
+            <w:vAlign w:val="center"/>
+          </w:tcPr>
+          <w:p>
+            <w:r>
+              <w:rPr>
+                <w:rFonts w:eastAsia="Arial"/>
+                <w:sz w:val="20"/>
+                <w:szCs w:val="20"/>
+              </w:rPr>
+              <w:t>Dimitri</w:t>
+            </w:r>
+          </w:p>
+        </w:tc>
+      </w:tr>
+      <w:tr>
+        <w:tc>
+          <w:tcPr>
+            <w:tcW w:w="2200" w:type="dxa"/>
+            <w:tcBorders>
+              <w:top w:val="single" w:sz="1" w:space="0" w:color="000000"/>
+              <w:left w:val="single" w:sz="1" w:space="0" w:color="000000"/>
+              <w:bottom w:val="single" w:sz="1" w:space="0" w:color="000000"/>
+              <w:right w:val="single" w:sz="1" w:space="0" w:color="000000"/>
+            </w:tcBorders>
+            <w:tcMar>
+              <w:top w:w="40" w:type="dxa"/>
+              <w:left w:w="80" w:type="dxa"/>
+              <w:bottom w:w="40" w:type="dxa"/>
+              <w:right w:w="80" w:type="dxa"/>
+            </w:tcMar>
+          </w:tcPr>
+          <w:p/>
+        </w:tc>
+        <w:tc>
+          <w:tcPr>
+            <w:tcW w:w="3900" w:type="dxa"/>
+            <w:gridSpan w:val="2"/>
+            <w:tcBorders>
+              <w:top w:val="single" w:sz="1" w:space="0" w:color="000000"/>
+              <w:left w:val="single" w:sz="1" w:space="0" w:color="000000"/>
+              <w:bottom w:val="single" w:sz="1" w:space="0" w:color="000000"/>
+              <w:right w:val="single" w:sz="1" w:space="0" w:color="000000"/>
+            </w:tcBorders>
+            <w:tcMar>
+              <w:top w:w="40" w:type="dxa"/>
+              <w:left w:w="80" w:type="dxa"/>
+              <w:bottom w:w="40" w:type="dxa"/>
+              <w:right w:w="80" w:type="dxa"/>
+            </w:tcMar>
+          </w:tcPr>
+          <w:p>
+            <w:r>
+              <w:rPr>
+                <w:rFonts w:eastAsia="Arial"/>
+                <w:sz w:val="20"/>
+                <w:szCs w:val="20"/>
+              </w:rPr>
+              <w:t>dimitri.lymberis@eduvaud.ch</w:t>
+            </w:r>
+          </w:p>
+        </w:tc>
+        <w:tc>
+          <w:tcPr>
+            <w:tcW w:w="2972" w:type="dxa"/>
+            <w:gridSpan w:val="2"/>
+            <w:tcBorders>
+              <w:top w:val="single" w:sz="1" w:space="0" w:color="000000"/>
+              <w:left w:val="single" w:sz="1" w:space="0" w:color="000000"/>
+              <w:bottom w:val="single" w:sz="1" w:space="0" w:color="000000"/>
+              <w:right w:val="single" w:sz="1" w:space="0" w:color="000000"/>
+            </w:tcBorders>
+            <w:tcMar>
+              <w:top w:w="40" w:type="dxa"/>
+              <w:left w:w="80" w:type="dxa"/>
+              <w:bottom w:w="40" w:type="dxa"/>
+              <w:right w:w="80" w:type="dxa"/>
+            </w:tcMar>
+          </w:tcPr>
+          <w:p>
+            <w:r>
+              <w:rPr>
+                <w:rFonts w:eastAsia="Arial"/>
+                <w:sz w:val="20"/>
+                <w:szCs w:val="20"/>
+              </w:rPr>
+              <w:t>079 212 21 62</w:t>
+            </w:r>
+          </w:p>
+        </w:tc>
+      </w:tr>
+      <w:tr>
+        <w:tc>
+          <w:tcPr>
+            <w:tcW w:w="2200" w:type="dxa"/>
+            <w:tcBorders>
+              <w:top w:val="single" w:sz="1" w:space="0" w:color="000000"/>
+              <w:left w:val="single" w:sz="1" w:space="0" w:color="000000"/>
+              <w:bottom w:val="single" w:sz="1" w:space="0" w:color="000000"/>
+              <w:right w:val="single" w:sz="1" w:space="0" w:color="000000"/>
+            </w:tcBorders>
+            <w:shd w:val="clear" w:color="auto" w:fill="D9E2F3"/>
+            <w:tcMar>
+              <w:top w:w="40" w:type="dxa"/>
+              <w:left w:w="80" w:type="dxa"/>
+              <w:bottom w:w="40" w:type="dxa"/>
+              <w:right w:w="80" w:type="dxa"/>
+            </w:tcMar>
+            <w:vAlign w:val="center"/>
+          </w:tcPr>
+          <w:p>
+            <w:r>
+              <w:rPr>
+                <w:rFonts w:eastAsia="Arial"/>
+                <w:b/>
+                <w:bCs/>
+                <w:sz w:val="20"/>
+                <w:szCs w:val="20"/>
+              </w:rPr>
+              <w:t>Période de réalisation :</w:t>
+            </w:r>
+          </w:p>
+        </w:tc>
+        <w:tc>
+          <w:tcPr>
+            <w:tcW w:w="6872" w:type="dxa"/>
+            <w:gridSpan w:val="4"/>
+            <w:tcBorders>
+              <w:top w:val="single" w:sz="1" w:space="0" w:color="000000"/>
+              <w:left w:val="single" w:sz="1" w:space="0" w:color="000000"/>
+              <w:bottom w:val="single" w:sz="1" w:space="0" w:color="000000"/>
+              <w:right w:val="single" w:sz="1" w:space="0" w:color="000000"/>
+            </w:tcBorders>
+            <w:tcMar>
+              <w:top w:w="40" w:type="dxa"/>
+              <w:left w:w="80" w:type="dxa"/>
+              <w:bottom w:w="40" w:type="dxa"/>
+              <w:right w:w="80" w:type="dxa"/>
+            </w:tcMar>
+          </w:tcPr>
+          <w:p>
+            <w:r>
+              <w:rPr>
+                <w:rFonts w:eastAsia="Arial"/>
+                <w:sz w:val="20"/>
+                <w:szCs w:val="20"/>
+              </w:rPr>
+              <w:t>Du jeudi 23 avril 2026 à 8h15 au jeudi 21 mai 2026 à 15h20</w:t>
+            </w:r>
+          </w:p>
+        </w:tc>
+      </w:tr>
+      <w:tr>
+        <w:tc>
+          <w:tcPr>
+            <w:tcW w:w="2200" w:type="dxa"/>
+            <w:tcBorders>
+              <w:top w:val="single" w:sz="1" w:space="0" w:color="000000"/>
+              <w:left w:val="single" w:sz="1" w:space="0" w:color="000000"/>
+              <w:bottom w:val="single" w:sz="1" w:space="0" w:color="000000"/>
+              <w:right w:val="single" w:sz="1" w:space="0" w:color="000000"/>
+            </w:tcBorders>
+            <w:shd w:val="clear" w:color="auto" w:fill="D9E2F3"/>
+            <w:tcMar>
+              <w:top w:w="40" w:type="dxa"/>
+              <w:left w:w="80" w:type="dxa"/>
+              <w:bottom w:w="40" w:type="dxa"/>
+              <w:right w:w="80" w:type="dxa"/>
+            </w:tcMar>
+            <w:vAlign w:val="center"/>
+          </w:tcPr>
+          <w:p>
+            <w:r>
+              <w:rPr>
+                <w:rFonts w:eastAsia="Arial"/>
+                <w:b/>
+                <w:bCs/>
+                <w:sz w:val="20"/>
+                <w:szCs w:val="20"/>
+              </w:rPr>
+              <w:t>Horaire de travail :</w:t>
+            </w:r>
+          </w:p>
+        </w:tc>
+        <w:tc>
+          <w:tcPr>
+            <w:tcW w:w="6872" w:type="dxa"/>
+            <w:gridSpan w:val="4"/>
+            <w:tcBorders>
+              <w:top w:val="single" w:sz="1" w:space="0" w:color="000000"/>
+              <w:left w:val="single" w:sz="1" w:space="0" w:color="000000"/>
+              <w:bottom w:val="single" w:sz="1" w:space="0" w:color="000000"/>
+              <w:right w:val="single" w:sz="1" w:space="0" w:color="000000"/>
+            </w:tcBorders>
+            <w:tcMar>
+              <w:top w:w="40" w:type="dxa"/>
+              <w:left w:w="80" w:type="dxa"/>
+              <w:bottom w:w="40" w:type="dxa"/>
+              <w:right w:w="80" w:type="dxa"/>
+            </w:tcMar>
+          </w:tcPr>
+          <w:p>
+            <w:r>
+              <w:rPr>
+                <w:rFonts w:eastAsia="Arial"/>
+                <w:sz w:val="20"/>
+                <w:szCs w:val="20"/>
+              </w:rPr>
+              <w:t>Lundi</w:t>
+            </w:r>
+            <w:r>
+              <w:rPr>
+                <w:rFonts w:eastAsia="Arial"/>
+                <w:sz w:val="20"/>
+                <w:szCs w:val="20"/>
+              </w:rPr>
+              <w:tab/>
+            </w:r>
+            <w:r>
+              <w:rPr>
+                <w:rFonts w:eastAsia="Arial"/>
+                <w:sz w:val="20"/>
+                <w:szCs w:val="20"/>
+              </w:rPr>
+              <w:tab/>
+              <w:t>08h15-12h30</w:t>
+            </w:r>
+            <w:r>
+              <w:rPr>
+                <w:rFonts w:eastAsia="Arial"/>
+                <w:sz w:val="20"/>
+                <w:szCs w:val="20"/>
+              </w:rPr>
+              <w:tab/>
+              <w:t>13h20-16h40</w:t>
+            </w:r>
+          </w:p>
+          <w:p>
+            <w:r>
+              <w:rPr>
+                <w:rFonts w:eastAsia="Arial"/>
+                <w:sz w:val="20"/>
+                <w:szCs w:val="20"/>
+              </w:rPr>
+              <w:t>Mardi</w:t>
+            </w:r>
+            <w:r>
+              <w:rPr>
+                <w:rFonts w:eastAsia="Arial"/>
+                <w:sz w:val="20"/>
+                <w:szCs w:val="20"/>
+              </w:rPr>
+              <w:tab/>
+            </w:r>
+            <w:r>
+              <w:rPr>
+                <w:rFonts w:eastAsia="Arial"/>
+                <w:sz w:val="20"/>
+                <w:szCs w:val="20"/>
+              </w:rPr>
+              <w:tab/>
+              <w:t>08h15-12h30</w:t>
+            </w:r>
+            <w:r>
+              <w:rPr>
+                <w:rFonts w:eastAsia="Arial"/>
+                <w:sz w:val="20"/>
+                <w:szCs w:val="20"/>
+              </w:rPr>
+              <w:tab/>
+              <w:t>13h20-16h40</w:t>
+            </w:r>
+          </w:p>
+          <w:p>
+            <w:r>
+              <w:rPr>
+                <w:rFonts w:eastAsia="Arial"/>
+                <w:sz w:val="20"/>
+                <w:szCs w:val="20"/>
+              </w:rPr>
+              <w:t>Mercredi</w:t>
+            </w:r>
+            <w:r>
+              <w:rPr>
+                <w:rFonts w:eastAsia="Arial"/>
+                <w:sz w:val="20"/>
+                <w:szCs w:val="20"/>
+              </w:rPr>
+              <w:tab/>
+            </w:r>
+            <w:r>
+              <w:rPr>
+                <w:rFonts w:eastAsia="Arial"/>
+                <w:sz w:val="20"/>
+                <w:szCs w:val="20"/>
+              </w:rPr>
+              <w:tab/>
+              <w:t>-</w:t>
+            </w:r>
+            <w:r>
+              <w:rPr>
+                <w:rFonts w:eastAsia="Arial"/>
+                <w:sz w:val="20"/>
+                <w:szCs w:val="20"/>
+              </w:rPr>
+              <w:tab/>
+            </w:r>
+            <w:r>
+              <w:rPr>
+                <w:rFonts w:eastAsia="Arial"/>
+                <w:sz w:val="20"/>
+                <w:szCs w:val="20"/>
+              </w:rPr>
+              <w:tab/>
+              <w:t>-</w:t>
+            </w:r>
+          </w:p>
+          <w:p>
+            <w:r>
+              <w:rPr>
+                <w:rFonts w:eastAsia="Arial"/>
+                <w:sz w:val="20"/>
+                <w:szCs w:val="20"/>
+              </w:rPr>
+              <w:t>Jeudi</w:t>
+            </w:r>
+            <w:r>
+              <w:rPr>
+                <w:rFonts w:eastAsia="Arial"/>
+                <w:sz w:val="20"/>
+                <w:szCs w:val="20"/>
+              </w:rPr>
+              <w:tab/>
+            </w:r>
+            <w:r>
+              <w:rPr>
+                <w:rFonts w:eastAsia="Arial"/>
+                <w:sz w:val="20"/>
+                <w:szCs w:val="20"/>
+              </w:rPr>
+              <w:tab/>
+              <w:t>08h15-10h50</w:t>
+            </w:r>
+            <w:r>
+              <w:rPr>
+                <w:rFonts w:eastAsia="Arial"/>
+                <w:sz w:val="20"/>
+                <w:szCs w:val="20"/>
+              </w:rPr>
+              <w:tab/>
+              <w:t>13h20-16h40</w:t>
+            </w:r>
+          </w:p>
+          <w:p>
+            <w:r>
+              <w:rPr>
+                <w:rFonts w:eastAsia="Arial"/>
+                <w:sz w:val="20"/>
+                <w:szCs w:val="20"/>
+              </w:rPr>
+              <w:t>Vendredi</w:t>
+            </w:r>
+            <w:r>
+              <w:rPr>
+                <w:rFonts w:eastAsia="Arial"/>
+                <w:sz w:val="20"/>
+                <w:szCs w:val="20"/>
+              </w:rPr>
+              <w:tab/>
+            </w:r>
+            <w:r>
+              <w:rPr>
+                <w:rFonts w:eastAsia="Arial"/>
+                <w:sz w:val="20"/>
+                <w:szCs w:val="20"/>
+              </w:rPr>
+              <w:tab/>
+              <w:t>08h15-12h30</w:t>
+            </w:r>
+            <w:r>
+              <w:rPr>
+                <w:rFonts w:eastAsia="Arial"/>
+                <w:sz w:val="20"/>
+                <w:szCs w:val="20"/>
+              </w:rPr>
+              <w:tab/>
+              <w:t>-</w:t>
+            </w:r>
+          </w:p>
+          <w:p>
+            <w:pPr>
+              <w:spacing w:before="60"/>
+            </w:pPr>
+            <w:r>
+              <w:rPr>
+                <w:rFonts w:eastAsia="Arial"/>
+                <w:i/>
+                <w:iCs/>
+                <w:sz w:val="16"/>
+                <w:szCs w:val="16"/>
+              </w:rPr>
+              <w:t>Toutes les demi-journées ont une pause obligatoire de 15 minutes le matin et de 10 minutes l’après-midi, sauf si elles commencent à 10h05 ou si elles se terminent à 14h55.</w:t>
+            </w:r>
+          </w:p>
+          <w:p>
+            <w:r>
+              <w:rPr>
+                <w:rFonts w:eastAsia="Arial"/>
+                <w:i/>
+                <w:iCs/>
+                <w:sz w:val="16"/>
+                <w:szCs w:val="16"/>
+              </w:rPr>
+              <w:t>Le jeudi 14 mai 2026 et vendredi 15 mai 2026 sont des jours fériés.</w:t>
+            </w:r>
+          </w:p>
+        </w:tc>
+      </w:tr>
+      <w:tr>
+        <w:tc>
+          <w:tcPr>
+            <w:tcW w:w="2200" w:type="dxa"/>
+            <w:tcBorders>
+              <w:top w:val="single" w:sz="1" w:space="0" w:color="000000"/>
+              <w:left w:val="single" w:sz="1" w:space="0" w:color="000000"/>
+              <w:bottom w:val="single" w:sz="1" w:space="0" w:color="000000"/>
+              <w:right w:val="single" w:sz="1" w:space="0" w:color="000000"/>
+            </w:tcBorders>
+            <w:shd w:val="clear" w:color="auto" w:fill="D9E2F3"/>
+            <w:tcMar>
+              <w:top w:w="40" w:type="dxa"/>
+              <w:left w:w="80" w:type="dxa"/>
+              <w:bottom w:w="40" w:type="dxa"/>
+              <w:right w:w="80" w:type="dxa"/>
+            </w:tcMar>
+            <w:vAlign w:val="center"/>
+          </w:tcPr>
+          <w:p>
+            <w:r>
+              <w:rPr>
+                <w:rFonts w:eastAsia="Arial"/>
+                <w:b/>
+                <w:bCs/>
+                <w:sz w:val="20"/>
+                <w:szCs w:val="20"/>
+              </w:rPr>
+              <w:t>Nombre d’heures :</w:t>
+            </w:r>
+          </w:p>
+        </w:tc>
+        <w:tc>
+          <w:tcPr>
+            <w:tcW w:w="6872" w:type="dxa"/>
+            <w:gridSpan w:val="4"/>
+            <w:tcBorders>
+              <w:top w:val="single" w:sz="1" w:space="0" w:color="000000"/>
+              <w:left w:val="single" w:sz="1" w:space="0" w:color="000000"/>
+              <w:bottom w:val="single" w:sz="1" w:space="0" w:color="000000"/>
+              <w:right w:val="single" w:sz="1" w:space="0" w:color="000000"/>
+            </w:tcBorders>
+            <w:tcMar>
+              <w:top w:w="40" w:type="dxa"/>
+              <w:left w:w="80" w:type="dxa"/>
+              <w:bottom w:w="40" w:type="dxa"/>
+              <w:right w:w="80" w:type="dxa"/>
+            </w:tcMar>
+          </w:tcPr>
+          <w:p>
+            <w:r>
+              <w:rPr>
+                <w:rFonts w:eastAsia="Arial"/>
+                <w:sz w:val="20"/>
+                <w:szCs w:val="20"/>
+              </w:rPr>
+              <w:t>90 heures</w:t>
+            </w:r>
+          </w:p>
+        </w:tc>
+      </w:tr>
+      <w:tr>
+        <w:tc>
+          <w:tcPr>
+            <w:tcW w:w="2200" w:type="dxa"/>
+            <w:tcBorders>
+              <w:top w:val="single" w:sz="1" w:space="0" w:color="000000"/>
+              <w:left w:val="single" w:sz="1" w:space="0" w:color="000000"/>
+              <w:bottom w:val="single" w:sz="1" w:space="0" w:color="000000"/>
+              <w:right w:val="single" w:sz="1" w:space="0" w:color="000000"/>
+            </w:tcBorders>
+            <w:shd w:val="clear" w:color="auto" w:fill="D9E2F3"/>
+            <w:tcMar>
+              <w:top w:w="40" w:type="dxa"/>
+              <w:left w:w="80" w:type="dxa"/>
+              <w:bottom w:w="40" w:type="dxa"/>
+              <w:right w:w="80" w:type="dxa"/>
+            </w:tcMar>
+            <w:vAlign w:val="center"/>
+          </w:tcPr>
+          <w:p>
+            <w:r>
+              <w:rPr>
+                <w:rFonts w:eastAsia="Arial"/>
+                <w:b/>
+                <w:bCs/>
+                <w:sz w:val="20"/>
+                <w:szCs w:val="20"/>
+              </w:rPr>
+              <w:t>Planning (en H ou %) :</w:t>
+            </w:r>
+          </w:p>
+        </w:tc>
+        <w:tc>
+          <w:tcPr>
+            <w:tcW w:w="6872" w:type="dxa"/>
+            <w:gridSpan w:val="4"/>
+            <w:tcBorders>
+              <w:top w:val="single" w:sz="1" w:space="0" w:color="000000"/>
+              <w:left w:val="single" w:sz="1" w:space="0" w:color="000000"/>
+              <w:bottom w:val="single" w:sz="1" w:space="0" w:color="000000"/>
+              <w:right w:val="single" w:sz="1" w:space="0" w:color="000000"/>
+            </w:tcBorders>
+            <w:tcMar>
+              <w:top w:w="40" w:type="dxa"/>
+              <w:left w:w="80" w:type="dxa"/>
+              <w:bottom w:w="40" w:type="dxa"/>
+              <w:right w:w="80" w:type="dxa"/>
+            </w:tcMar>
+          </w:tcPr>
+          <w:p>
+            <w:r>
+              <w:rPr>
+                <w:rFonts w:eastAsia="Arial"/>
+                <w:sz w:val="20"/>
+                <w:szCs w:val="20"/>
+              </w:rPr>
+              <w:t>Analyse &amp; Conception : 20 %</w:t>
+            </w:r>
+          </w:p>
+          <w:p>
+            <w:r>
+              <w:rPr>
+                <w:rFonts w:eastAsia="Arial"/>
+                <w:sz w:val="20"/>
+                <w:szCs w:val="20"/>
+              </w:rPr>
+              <w:t>Implémentation : 40 %</w:t>
+            </w:r>
+          </w:p>
+          <w:p>
+            <w:r>
+              <w:rPr>
+                <w:rFonts w:eastAsia="Arial"/>
+                <w:sz w:val="20"/>
+                <w:szCs w:val="20"/>
+              </w:rPr>
+              <w:t>Tests : 15 %</w:t>
+            </w:r>
+          </w:p>
+          <w:p>
+            <w:r>
+              <w:rPr>
+                <w:rFonts w:eastAsia="Arial"/>
+                <w:sz w:val="20"/>
+                <w:szCs w:val="20"/>
+              </w:rPr>
+              <w:t>Documentations : 25 %</w:t>
+            </w:r>
+          </w:p>
+        </w:tc>
+      </w:tr>
+      <w:tr>
+        <w:tc>
+          <w:tcPr>
+            <w:tcW w:w="2200" w:type="dxa"/>
+            <w:tcBorders>
+              <w:top w:val="single" w:sz="1" w:space="0" w:color="000000"/>
+              <w:left w:val="single" w:sz="1" w:space="0" w:color="000000"/>
+              <w:bottom w:val="single" w:sz="1" w:space="0" w:color="000000"/>
+              <w:right w:val="single" w:sz="1" w:space="0" w:color="000000"/>
+            </w:tcBorders>
+            <w:shd w:val="clear" w:color="auto" w:fill="D9E2F3"/>
+            <w:tcMar>
+              <w:top w:w="40" w:type="dxa"/>
+              <w:left w:w="80" w:type="dxa"/>
+              <w:bottom w:w="40" w:type="dxa"/>
+              <w:right w:w="80" w:type="dxa"/>
+            </w:tcMar>
+            <w:vAlign w:val="center"/>
+          </w:tcPr>
+          <w:p>
+            <w:r>
+              <w:rPr>
+                <w:rFonts w:eastAsia="Arial"/>
+                <w:b/>
+                <w:bCs/>
+                <w:sz w:val="20"/>
+                <w:szCs w:val="20"/>
+              </w:rPr>
+              <w:t>Présentation :</w:t>
+            </w:r>
+          </w:p>
+        </w:tc>
+        <w:tc>
+          <w:tcPr>
+            <w:tcW w:w="6872" w:type="dxa"/>
+            <w:gridSpan w:val="4"/>
+            <w:tcBorders>
+              <w:top w:val="single" w:sz="1" w:space="0" w:color="000000"/>
+              <w:left w:val="single" w:sz="1" w:space="0" w:color="000000"/>
+              <w:bottom w:val="single" w:sz="1" w:space="0" w:color="000000"/>
+              <w:right w:val="single" w:sz="1" w:space="0" w:color="000000"/>
+            </w:tcBorders>
+            <w:tcMar>
+              <w:top w:w="40" w:type="dxa"/>
+              <w:left w:w="80" w:type="dxa"/>
+              <w:bottom w:w="40" w:type="dxa"/>
+              <w:right w:w="80" w:type="dxa"/>
+            </w:tcMar>
+          </w:tcPr>
+          <w:p>
+            <w:r>
+              <w:rPr>
+                <w:rFonts w:eastAsia="Arial"/>
+                <w:sz w:val="20"/>
+                <w:szCs w:val="20"/>
+              </w:rPr>
+              <w:t>Dates retenues : 2 ou 3 juin 2026</w:t>
+            </w:r>
+          </w:p>
+        </w:tc>
+      </w:tr>
+    </w:tbl>
+    <w:p/>
+    <w:p/>
     <w:sdt>
       <w:sdtPr>
         <w:rPr>
@@ -145,6 +1765,15 @@
         <w:p>
           <w:pPr>
             <w:pStyle w:val="En-ttedetabledesmatires"/>
+            <w:rPr>
+              <w:rFonts w:ascii="Arial" w:eastAsiaTheme="minorHAnsi" w:hAnsi="Arial" w:cs="Arial"/>
+              <w:color w:val="auto"/>
+              <w:kern w:val="2"/>
+              <w:sz w:val="24"/>
+              <w:szCs w:val="24"/>
+              <w:lang w:val="fr-FR" w:eastAsia="en-US"/>
+              <w14:ligatures w14:val="standardContextual"/>
+            </w:rPr>
           </w:pPr>
           <w:r>
             <w:rPr>
@@ -174,7 +1803,7 @@
           <w:r>
             <w:fldChar w:fldCharType="separate"/>
           </w:r>
-          <w:hyperlink w:anchor="_Toc227925559" w:history="1">
+          <w:hyperlink w:anchor="_Toc228192055" w:history="1">
             <w:r>
               <w:rPr>
                 <w:rStyle w:val="Lienhypertexte"/>
@@ -201,7 +1830,7 @@
                 <w:noProof/>
                 <w:webHidden/>
               </w:rPr>
-              <w:instrText xml:space="preserve"> PAGEREF _Toc227925559 \h </w:instrText>
+              <w:instrText xml:space="preserve"> PAGEREF _Toc228192055 \h </w:instrText>
             </w:r>
             <w:r>
               <w:rPr>
@@ -221,7 +1850,7 @@
                 <w:noProof/>
                 <w:webHidden/>
               </w:rPr>
-              <w:t>3</w:t>
+              <w:t>4</w:t>
             </w:r>
             <w:r>
               <w:rPr>
@@ -244,7 +1873,7 @@
               <w:lang w:eastAsia="fr-CH"/>
             </w:rPr>
           </w:pPr>
-          <w:hyperlink w:anchor="_Toc227925560" w:history="1">
+          <w:hyperlink w:anchor="_Toc228192056" w:history="1">
             <w:r>
               <w:rPr>
                 <w:rStyle w:val="Lienhypertexte"/>
@@ -271,7 +1900,7 @@
                 <w:noProof/>
                 <w:webHidden/>
               </w:rPr>
-              <w:instrText xml:space="preserve"> PAGEREF _Toc227925560 \h </w:instrText>
+              <w:instrText xml:space="preserve"> PAGEREF _Toc228192056 \h </w:instrText>
             </w:r>
             <w:r>
               <w:rPr>
@@ -291,7 +1920,7 @@
                 <w:noProof/>
                 <w:webHidden/>
               </w:rPr>
-              <w:t>4</w:t>
+              <w:t>5</w:t>
             </w:r>
             <w:r>
               <w:rPr>
@@ -314,7 +1943,7 @@
               <w:lang w:eastAsia="fr-CH"/>
             </w:rPr>
           </w:pPr>
-          <w:hyperlink w:anchor="_Toc227925561" w:history="1">
+          <w:hyperlink w:anchor="_Toc228192057" w:history="1">
             <w:r>
               <w:rPr>
                 <w:rStyle w:val="Lienhypertexte"/>
@@ -341,7 +1970,7 @@
                 <w:noProof/>
                 <w:webHidden/>
               </w:rPr>
-              <w:instrText xml:space="preserve"> PAGEREF _Toc227925561 \h </w:instrText>
+              <w:instrText xml:space="preserve"> PAGEREF _Toc228192057 \h </w:instrText>
             </w:r>
             <w:r>
               <w:rPr>
@@ -361,7 +1990,7 @@
                 <w:noProof/>
                 <w:webHidden/>
               </w:rPr>
-              <w:t>4</w:t>
+              <w:t>5</w:t>
             </w:r>
             <w:r>
               <w:rPr>
@@ -384,7 +2013,7 @@
               <w:lang w:eastAsia="fr-CH"/>
             </w:rPr>
           </w:pPr>
-          <w:hyperlink w:anchor="_Toc227925562" w:history="1">
+          <w:hyperlink w:anchor="_Toc228192058" w:history="1">
             <w:r>
               <w:rPr>
                 <w:rStyle w:val="Lienhypertexte"/>
@@ -411,7 +2040,7 @@
                 <w:noProof/>
                 <w:webHidden/>
               </w:rPr>
-              <w:instrText xml:space="preserve"> PAGEREF _Toc227925562 \h </w:instrText>
+              <w:instrText xml:space="preserve"> PAGEREF _Toc228192058 \h </w:instrText>
             </w:r>
             <w:r>
               <w:rPr>
@@ -431,7 +2060,7 @@
                 <w:noProof/>
                 <w:webHidden/>
               </w:rPr>
-              <w:t>4</w:t>
+              <w:t>6</w:t>
             </w:r>
             <w:r>
               <w:rPr>
@@ -454,7 +2083,7 @@
               <w:lang w:eastAsia="fr-CH"/>
             </w:rPr>
           </w:pPr>
-          <w:hyperlink w:anchor="_Toc227925563" w:history="1">
+          <w:hyperlink w:anchor="_Toc228192059" w:history="1">
             <w:r>
               <w:rPr>
                 <w:rStyle w:val="Lienhypertexte"/>
@@ -481,7 +2110,7 @@
                 <w:noProof/>
                 <w:webHidden/>
               </w:rPr>
-              <w:instrText xml:space="preserve"> PAGEREF _Toc227925563 \h </w:instrText>
+              <w:instrText xml:space="preserve"> PAGEREF _Toc228192059 \h </w:instrText>
             </w:r>
             <w:r>
               <w:rPr>
@@ -501,7 +2130,7 @@
                 <w:noProof/>
                 <w:webHidden/>
               </w:rPr>
-              <w:t>4</w:t>
+              <w:t>6</w:t>
             </w:r>
             <w:r>
               <w:rPr>
@@ -524,7 +2153,7 @@
               <w:lang w:eastAsia="fr-CH"/>
             </w:rPr>
           </w:pPr>
-          <w:hyperlink w:anchor="_Toc227925564" w:history="1">
+          <w:hyperlink w:anchor="_Toc228192060" w:history="1">
             <w:r>
               <w:rPr>
                 <w:rStyle w:val="Lienhypertexte"/>
@@ -551,7 +2180,7 @@
                 <w:noProof/>
                 <w:webHidden/>
               </w:rPr>
-              <w:instrText xml:space="preserve"> PAGEREF _Toc227925564 \h </w:instrText>
+              <w:instrText xml:space="preserve"> PAGEREF _Toc228192060 \h </w:instrText>
             </w:r>
             <w:r>
               <w:rPr>
@@ -571,7 +2200,7 @@
                 <w:noProof/>
                 <w:webHidden/>
               </w:rPr>
-              <w:t>5</w:t>
+              <w:t>8</w:t>
             </w:r>
             <w:r>
               <w:rPr>
@@ -594,7 +2223,7 @@
               <w:lang w:eastAsia="fr-CH"/>
             </w:rPr>
           </w:pPr>
-          <w:hyperlink w:anchor="_Toc227925565" w:history="1">
+          <w:hyperlink w:anchor="_Toc228192061" w:history="1">
             <w:r>
               <w:rPr>
                 <w:rStyle w:val="Lienhypertexte"/>
@@ -621,7 +2250,7 @@
                 <w:noProof/>
                 <w:webHidden/>
               </w:rPr>
-              <w:instrText xml:space="preserve"> PAGEREF _Toc227925565 \h </w:instrText>
+              <w:instrText xml:space="preserve"> PAGEREF _Toc228192061 \h </w:instrText>
             </w:r>
             <w:r>
               <w:rPr>
@@ -641,7 +2270,7 @@
                 <w:noProof/>
                 <w:webHidden/>
               </w:rPr>
-              <w:t>5</w:t>
+              <w:t>8</w:t>
             </w:r>
             <w:r>
               <w:rPr>
@@ -664,7 +2293,7 @@
               <w:lang w:eastAsia="fr-CH"/>
             </w:rPr>
           </w:pPr>
-          <w:hyperlink w:anchor="_Toc227925566" w:history="1">
+          <w:hyperlink w:anchor="_Toc228192062" w:history="1">
             <w:r>
               <w:rPr>
                 <w:rStyle w:val="Lienhypertexte"/>
@@ -691,7 +2320,7 @@
                 <w:noProof/>
                 <w:webHidden/>
               </w:rPr>
-              <w:instrText xml:space="preserve"> PAGEREF _Toc227925566 \h </w:instrText>
+              <w:instrText xml:space="preserve"> PAGEREF _Toc228192062 \h </w:instrText>
             </w:r>
             <w:r>
               <w:rPr>
@@ -711,7 +2340,7 @@
                 <w:noProof/>
                 <w:webHidden/>
               </w:rPr>
-              <w:t>5</w:t>
+              <w:t>9</w:t>
             </w:r>
             <w:r>
               <w:rPr>
@@ -734,7 +2363,7 @@
               <w:lang w:eastAsia="fr-CH"/>
             </w:rPr>
           </w:pPr>
-          <w:hyperlink w:anchor="_Toc227925567" w:history="1">
+          <w:hyperlink w:anchor="_Toc228192063" w:history="1">
             <w:r>
               <w:rPr>
                 <w:rStyle w:val="Lienhypertexte"/>
@@ -761,7 +2390,7 @@
                 <w:noProof/>
                 <w:webHidden/>
               </w:rPr>
-              <w:instrText xml:space="preserve"> PAGEREF _Toc227925567 \h </w:instrText>
+              <w:instrText xml:space="preserve"> PAGEREF _Toc228192063 \h </w:instrText>
             </w:r>
             <w:r>
               <w:rPr>
@@ -781,7 +2410,7 @@
                 <w:noProof/>
                 <w:webHidden/>
               </w:rPr>
-              <w:t>5</w:t>
+              <w:t>9</w:t>
             </w:r>
             <w:r>
               <w:rPr>
@@ -804,7 +2433,7 @@
               <w:lang w:eastAsia="fr-CH"/>
             </w:rPr>
           </w:pPr>
-          <w:hyperlink w:anchor="_Toc227925568" w:history="1">
+          <w:hyperlink w:anchor="_Toc228192064" w:history="1">
             <w:r>
               <w:rPr>
                 <w:rStyle w:val="Lienhypertexte"/>
@@ -831,7 +2460,7 @@
                 <w:noProof/>
                 <w:webHidden/>
               </w:rPr>
-              <w:instrText xml:space="preserve"> PAGEREF _Toc227925568 \h </w:instrText>
+              <w:instrText xml:space="preserve"> PAGEREF _Toc228192064 \h </w:instrText>
             </w:r>
             <w:r>
               <w:rPr>
@@ -851,7 +2480,7 @@
                 <w:noProof/>
                 <w:webHidden/>
               </w:rPr>
-              <w:t>5</w:t>
+              <w:t>9</w:t>
             </w:r>
             <w:r>
               <w:rPr>
@@ -874,7 +2503,7 @@
               <w:lang w:eastAsia="fr-CH"/>
             </w:rPr>
           </w:pPr>
-          <w:hyperlink w:anchor="_Toc227925569" w:history="1">
+          <w:hyperlink w:anchor="_Toc228192065" w:history="1">
             <w:r>
               <w:rPr>
                 <w:rStyle w:val="Lienhypertexte"/>
@@ -901,7 +2530,7 @@
                 <w:noProof/>
                 <w:webHidden/>
               </w:rPr>
-              <w:instrText xml:space="preserve"> PAGEREF _Toc227925569 \h </w:instrText>
+              <w:instrText xml:space="preserve"> PAGEREF _Toc228192065 \h </w:instrText>
             </w:r>
             <w:r>
               <w:rPr>
@@ -921,7 +2550,7 @@
                 <w:noProof/>
                 <w:webHidden/>
               </w:rPr>
-              <w:t>5</w:t>
+              <w:t>9</w:t>
             </w:r>
             <w:r>
               <w:rPr>
@@ -944,7 +2573,7 @@
               <w:lang w:eastAsia="fr-CH"/>
             </w:rPr>
           </w:pPr>
-          <w:hyperlink w:anchor="_Toc227925570" w:history="1">
+          <w:hyperlink w:anchor="_Toc228192066" w:history="1">
             <w:r>
               <w:rPr>
                 <w:rStyle w:val="Lienhypertexte"/>
@@ -971,7 +2600,7 @@
                 <w:noProof/>
                 <w:webHidden/>
               </w:rPr>
-              <w:instrText xml:space="preserve"> PAGEREF _Toc227925570 \h </w:instrText>
+              <w:instrText xml:space="preserve"> PAGEREF _Toc228192066 \h </w:instrText>
             </w:r>
             <w:r>
               <w:rPr>
@@ -991,7 +2620,7 @@
                 <w:noProof/>
                 <w:webHidden/>
               </w:rPr>
-              <w:t>5</w:t>
+              <w:t>9</w:t>
             </w:r>
             <w:r>
               <w:rPr>
@@ -1014,7 +2643,7 @@
               <w:lang w:eastAsia="fr-CH"/>
             </w:rPr>
           </w:pPr>
-          <w:hyperlink w:anchor="_Toc227925571" w:history="1">
+          <w:hyperlink w:anchor="_Toc228192067" w:history="1">
             <w:r>
               <w:rPr>
                 <w:rStyle w:val="Lienhypertexte"/>
@@ -1041,7 +2670,7 @@
                 <w:noProof/>
                 <w:webHidden/>
               </w:rPr>
-              <w:instrText xml:space="preserve"> PAGEREF _Toc227925571 \h </w:instrText>
+              <w:instrText xml:space="preserve"> PAGEREF _Toc228192067 \h </w:instrText>
             </w:r>
             <w:r>
               <w:rPr>
@@ -1061,7 +2690,7 @@
                 <w:noProof/>
                 <w:webHidden/>
               </w:rPr>
-              <w:t>5</w:t>
+              <w:t>9</w:t>
             </w:r>
             <w:r>
               <w:rPr>
@@ -1084,7 +2713,7 @@
               <w:lang w:eastAsia="fr-CH"/>
             </w:rPr>
           </w:pPr>
-          <w:hyperlink w:anchor="_Toc227925572" w:history="1">
+          <w:hyperlink w:anchor="_Toc228192068" w:history="1">
             <w:r>
               <w:rPr>
                 <w:rStyle w:val="Lienhypertexte"/>
@@ -1111,7 +2740,7 @@
                 <w:noProof/>
                 <w:webHidden/>
               </w:rPr>
-              <w:instrText xml:space="preserve"> PAGEREF _Toc227925572 \h </w:instrText>
+              <w:instrText xml:space="preserve"> PAGEREF _Toc228192068 \h </w:instrText>
             </w:r>
             <w:r>
               <w:rPr>
@@ -1131,7 +2760,7 @@
                 <w:noProof/>
                 <w:webHidden/>
               </w:rPr>
-              <w:t>5</w:t>
+              <w:t>9</w:t>
             </w:r>
             <w:r>
               <w:rPr>
@@ -1154,7 +2783,7 @@
               <w:lang w:eastAsia="fr-CH"/>
             </w:rPr>
           </w:pPr>
-          <w:hyperlink w:anchor="_Toc227925573" w:history="1">
+          <w:hyperlink w:anchor="_Toc228192069" w:history="1">
             <w:r>
               <w:rPr>
                 <w:rStyle w:val="Lienhypertexte"/>
@@ -1181,7 +2810,7 @@
                 <w:noProof/>
                 <w:webHidden/>
               </w:rPr>
-              <w:instrText xml:space="preserve"> PAGEREF _Toc227925573 \h </w:instrText>
+              <w:instrText xml:space="preserve"> PAGEREF _Toc228192069 \h </w:instrText>
             </w:r>
             <w:r>
               <w:rPr>
@@ -1201,7 +2830,7 @@
                 <w:noProof/>
                 <w:webHidden/>
               </w:rPr>
-              <w:t>5</w:t>
+              <w:t>9</w:t>
             </w:r>
             <w:r>
               <w:rPr>
@@ -1224,7 +2853,7 @@
               <w:lang w:eastAsia="fr-CH"/>
             </w:rPr>
           </w:pPr>
-          <w:hyperlink w:anchor="_Toc227925574" w:history="1">
+          <w:hyperlink w:anchor="_Toc228192070" w:history="1">
             <w:r>
               <w:rPr>
                 <w:rStyle w:val="Lienhypertexte"/>
@@ -1251,7 +2880,7 @@
                 <w:noProof/>
                 <w:webHidden/>
               </w:rPr>
-              <w:instrText xml:space="preserve"> PAGEREF _Toc227925574 \h </w:instrText>
+              <w:instrText xml:space="preserve"> PAGEREF _Toc228192070 \h </w:instrText>
             </w:r>
             <w:r>
               <w:rPr>
@@ -1271,7 +2900,7 @@
                 <w:noProof/>
                 <w:webHidden/>
               </w:rPr>
-              <w:t>5</w:t>
+              <w:t>10</w:t>
             </w:r>
             <w:r>
               <w:rPr>
@@ -1294,7 +2923,7 @@
               <w:lang w:eastAsia="fr-CH"/>
             </w:rPr>
           </w:pPr>
-          <w:hyperlink w:anchor="_Toc227925575" w:history="1">
+          <w:hyperlink w:anchor="_Toc228192071" w:history="1">
             <w:r>
               <w:rPr>
                 <w:rStyle w:val="Lienhypertexte"/>
@@ -1321,7 +2950,7 @@
                 <w:noProof/>
                 <w:webHidden/>
               </w:rPr>
-              <w:instrText xml:space="preserve"> PAGEREF _Toc227925575 \h </w:instrText>
+              <w:instrText xml:space="preserve"> PAGEREF _Toc228192071 \h </w:instrText>
             </w:r>
             <w:r>
               <w:rPr>
@@ -1341,7 +2970,7 @@
                 <w:noProof/>
                 <w:webHidden/>
               </w:rPr>
-              <w:t>5</w:t>
+              <w:t>10</w:t>
             </w:r>
             <w:r>
               <w:rPr>
@@ -1364,7 +2993,7 @@
               <w:lang w:eastAsia="fr-CH"/>
             </w:rPr>
           </w:pPr>
-          <w:hyperlink w:anchor="_Toc227925576" w:history="1">
+          <w:hyperlink w:anchor="_Toc228192072" w:history="1">
             <w:r>
               <w:rPr>
                 <w:rStyle w:val="Lienhypertexte"/>
@@ -1391,7 +3020,7 @@
                 <w:noProof/>
                 <w:webHidden/>
               </w:rPr>
-              <w:instrText xml:space="preserve"> PAGEREF _Toc227925576 \h </w:instrText>
+              <w:instrText xml:space="preserve"> PAGEREF _Toc228192072 \h </w:instrText>
             </w:r>
             <w:r>
               <w:rPr>
@@ -1411,7 +3040,7 @@
                 <w:noProof/>
                 <w:webHidden/>
               </w:rPr>
-              <w:t>5</w:t>
+              <w:t>11</w:t>
             </w:r>
             <w:r>
               <w:rPr>
@@ -1434,7 +3063,7 @@
               <w:lang w:eastAsia="fr-CH"/>
             </w:rPr>
           </w:pPr>
-          <w:hyperlink w:anchor="_Toc227925577" w:history="1">
+          <w:hyperlink w:anchor="_Toc228192073" w:history="1">
             <w:r>
               <w:rPr>
                 <w:rStyle w:val="Lienhypertexte"/>
@@ -1461,7 +3090,7 @@
                 <w:noProof/>
                 <w:webHidden/>
               </w:rPr>
-              <w:instrText xml:space="preserve"> PAGEREF _Toc227925577 \h </w:instrText>
+              <w:instrText xml:space="preserve"> PAGEREF _Toc228192073 \h </w:instrText>
             </w:r>
             <w:r>
               <w:rPr>
@@ -1481,7 +3110,7 @@
                 <w:noProof/>
                 <w:webHidden/>
               </w:rPr>
-              <w:t>5</w:t>
+              <w:t>11</w:t>
             </w:r>
             <w:r>
               <w:rPr>
@@ -1504,7 +3133,7 @@
               <w:lang w:eastAsia="fr-CH"/>
             </w:rPr>
           </w:pPr>
-          <w:hyperlink w:anchor="_Toc227925578" w:history="1">
+          <w:hyperlink w:anchor="_Toc228192074" w:history="1">
             <w:r>
               <w:rPr>
                 <w:rStyle w:val="Lienhypertexte"/>
@@ -1531,7 +3160,7 @@
                 <w:noProof/>
                 <w:webHidden/>
               </w:rPr>
-              <w:instrText xml:space="preserve"> PAGEREF _Toc227925578 \h </w:instrText>
+              <w:instrText xml:space="preserve"> PAGEREF _Toc228192074 \h </w:instrText>
             </w:r>
             <w:r>
               <w:rPr>
@@ -1551,7 +3180,7 @@
                 <w:noProof/>
                 <w:webHidden/>
               </w:rPr>
-              <w:t>6</w:t>
+              <w:t>12</w:t>
             </w:r>
             <w:r>
               <w:rPr>
@@ -1574,7 +3203,7 @@
               <w:lang w:eastAsia="fr-CH"/>
             </w:rPr>
           </w:pPr>
-          <w:hyperlink w:anchor="_Toc227925579" w:history="1">
+          <w:hyperlink w:anchor="_Toc228192075" w:history="1">
             <w:r>
               <w:rPr>
                 <w:rStyle w:val="Lienhypertexte"/>
@@ -1601,7 +3230,7 @@
                 <w:noProof/>
                 <w:webHidden/>
               </w:rPr>
-              <w:instrText xml:space="preserve"> PAGEREF _Toc227925579 \h </w:instrText>
+              <w:instrText xml:space="preserve"> PAGEREF _Toc228192075 \h </w:instrText>
             </w:r>
             <w:r>
               <w:rPr>
@@ -1621,7 +3250,7 @@
                 <w:noProof/>
                 <w:webHidden/>
               </w:rPr>
-              <w:t>6</w:t>
+              <w:t>12</w:t>
             </w:r>
             <w:r>
               <w:rPr>
@@ -1644,7 +3273,7 @@
               <w:lang w:eastAsia="fr-CH"/>
             </w:rPr>
           </w:pPr>
-          <w:hyperlink w:anchor="_Toc227925580" w:history="1">
+          <w:hyperlink w:anchor="_Toc228192076" w:history="1">
             <w:r>
               <w:rPr>
                 <w:rStyle w:val="Lienhypertexte"/>
@@ -1671,7 +3300,7 @@
                 <w:noProof/>
                 <w:webHidden/>
               </w:rPr>
-              <w:instrText xml:space="preserve"> PAGEREF _Toc227925580 \h </w:instrText>
+              <w:instrText xml:space="preserve"> PAGEREF _Toc228192076 \h </w:instrText>
             </w:r>
             <w:r>
               <w:rPr>
@@ -1691,7 +3320,7 @@
                 <w:noProof/>
                 <w:webHidden/>
               </w:rPr>
-              <w:t>6</w:t>
+              <w:t>12</w:t>
             </w:r>
             <w:r>
               <w:rPr>
@@ -1714,7 +3343,7 @@
               <w:lang w:eastAsia="fr-CH"/>
             </w:rPr>
           </w:pPr>
-          <w:hyperlink w:anchor="_Toc227925581" w:history="1">
+          <w:hyperlink w:anchor="_Toc228192077" w:history="1">
             <w:r>
               <w:rPr>
                 <w:rStyle w:val="Lienhypertexte"/>
@@ -1741,7 +3370,7 @@
                 <w:noProof/>
                 <w:webHidden/>
               </w:rPr>
-              <w:instrText xml:space="preserve"> PAGEREF _Toc227925581 \h </w:instrText>
+              <w:instrText xml:space="preserve"> PAGEREF _Toc228192077 \h </w:instrText>
             </w:r>
             <w:r>
               <w:rPr>
@@ -1761,7 +3390,7 @@
                 <w:noProof/>
                 <w:webHidden/>
               </w:rPr>
-              <w:t>6</w:t>
+              <w:t>12</w:t>
             </w:r>
             <w:r>
               <w:rPr>
@@ -1784,7 +3413,7 @@
               <w:lang w:eastAsia="fr-CH"/>
             </w:rPr>
           </w:pPr>
-          <w:hyperlink w:anchor="_Toc227925582" w:history="1">
+          <w:hyperlink w:anchor="_Toc228192078" w:history="1">
             <w:r>
               <w:rPr>
                 <w:rStyle w:val="Lienhypertexte"/>
@@ -1811,7 +3440,7 @@
                 <w:noProof/>
                 <w:webHidden/>
               </w:rPr>
-              <w:instrText xml:space="preserve"> PAGEREF _Toc227925582 \h </w:instrText>
+              <w:instrText xml:space="preserve"> PAGEREF _Toc228192078 \h </w:instrText>
             </w:r>
             <w:r>
               <w:rPr>
@@ -1831,7 +3460,7 @@
                 <w:noProof/>
                 <w:webHidden/>
               </w:rPr>
-              <w:t>6</w:t>
+              <w:t>12</w:t>
             </w:r>
             <w:r>
               <w:rPr>
@@ -1854,7 +3483,7 @@
               <w:lang w:eastAsia="fr-CH"/>
             </w:rPr>
           </w:pPr>
-          <w:hyperlink w:anchor="_Toc227925583" w:history="1">
+          <w:hyperlink w:anchor="_Toc228192079" w:history="1">
             <w:r>
               <w:rPr>
                 <w:rStyle w:val="Lienhypertexte"/>
@@ -1881,7 +3510,7 @@
                 <w:noProof/>
                 <w:webHidden/>
               </w:rPr>
-              <w:instrText xml:space="preserve"> PAGEREF _Toc227925583 \h </w:instrText>
+              <w:instrText xml:space="preserve"> PAGEREF _Toc228192079 \h </w:instrText>
             </w:r>
             <w:r>
               <w:rPr>
@@ -1901,7 +3530,7 @@
                 <w:noProof/>
                 <w:webHidden/>
               </w:rPr>
-              <w:t>6</w:t>
+              <w:t>12</w:t>
             </w:r>
             <w:r>
               <w:rPr>
@@ -1924,7 +3553,7 @@
               <w:lang w:eastAsia="fr-CH"/>
             </w:rPr>
           </w:pPr>
-          <w:hyperlink w:anchor="_Toc227925584" w:history="1">
+          <w:hyperlink w:anchor="_Toc228192080" w:history="1">
             <w:r>
               <w:rPr>
                 <w:rStyle w:val="Lienhypertexte"/>
@@ -1951,7 +3580,7 @@
                 <w:noProof/>
                 <w:webHidden/>
               </w:rPr>
-              <w:instrText xml:space="preserve"> PAGEREF _Toc227925584 \h </w:instrText>
+              <w:instrText xml:space="preserve"> PAGEREF _Toc228192080 \h </w:instrText>
             </w:r>
             <w:r>
               <w:rPr>
@@ -1971,7 +3600,7 @@
                 <w:noProof/>
                 <w:webHidden/>
               </w:rPr>
-              <w:t>6</w:t>
+              <w:t>12</w:t>
             </w:r>
             <w:r>
               <w:rPr>
@@ -1994,7 +3623,7 @@
               <w:lang w:eastAsia="fr-CH"/>
             </w:rPr>
           </w:pPr>
-          <w:hyperlink w:anchor="_Toc227925585" w:history="1">
+          <w:hyperlink w:anchor="_Toc228192081" w:history="1">
             <w:r>
               <w:rPr>
                 <w:rStyle w:val="Lienhypertexte"/>
@@ -2021,7 +3650,7 @@
                 <w:noProof/>
                 <w:webHidden/>
               </w:rPr>
-              <w:instrText xml:space="preserve"> PAGEREF _Toc227925585 \h </w:instrText>
+              <w:instrText xml:space="preserve"> PAGEREF _Toc228192081 \h </w:instrText>
             </w:r>
             <w:r>
               <w:rPr>
@@ -2041,7 +3670,7 @@
                 <w:noProof/>
                 <w:webHidden/>
               </w:rPr>
-              <w:t>6</w:t>
+              <w:t>12</w:t>
             </w:r>
             <w:r>
               <w:rPr>
@@ -2064,7 +3693,7 @@
               <w:lang w:eastAsia="fr-CH"/>
             </w:rPr>
           </w:pPr>
-          <w:hyperlink w:anchor="_Toc227925586" w:history="1">
+          <w:hyperlink w:anchor="_Toc228192082" w:history="1">
             <w:r>
               <w:rPr>
                 <w:rStyle w:val="Lienhypertexte"/>
@@ -2091,7 +3720,7 @@
                 <w:noProof/>
                 <w:webHidden/>
               </w:rPr>
-              <w:instrText xml:space="preserve"> PAGEREF _Toc227925586 \h </w:instrText>
+              <w:instrText xml:space="preserve"> PAGEREF _Toc228192082 \h </w:instrText>
             </w:r>
             <w:r>
               <w:rPr>
@@ -2111,7 +3740,7 @@
                 <w:noProof/>
                 <w:webHidden/>
               </w:rPr>
-              <w:t>6</w:t>
+              <w:t>12</w:t>
             </w:r>
             <w:r>
               <w:rPr>
@@ -2134,7 +3763,7 @@
               <w:lang w:eastAsia="fr-CH"/>
             </w:rPr>
           </w:pPr>
-          <w:hyperlink w:anchor="_Toc227925587" w:history="1">
+          <w:hyperlink w:anchor="_Toc228192083" w:history="1">
             <w:r>
               <w:rPr>
                 <w:rStyle w:val="Lienhypertexte"/>
@@ -2161,7 +3790,7 @@
                 <w:noProof/>
                 <w:webHidden/>
               </w:rPr>
-              <w:instrText xml:space="preserve"> PAGEREF _Toc227925587 \h </w:instrText>
+              <w:instrText xml:space="preserve"> PAGEREF _Toc228192083 \h </w:instrText>
             </w:r>
             <w:r>
               <w:rPr>
@@ -2181,7 +3810,7 @@
                 <w:noProof/>
                 <w:webHidden/>
               </w:rPr>
-              <w:t>6</w:t>
+              <w:t>12</w:t>
             </w:r>
             <w:r>
               <w:rPr>
@@ -2204,7 +3833,7 @@
               <w:lang w:eastAsia="fr-CH"/>
             </w:rPr>
           </w:pPr>
-          <w:hyperlink w:anchor="_Toc227925588" w:history="1">
+          <w:hyperlink w:anchor="_Toc228192084" w:history="1">
             <w:r>
               <w:rPr>
                 <w:rStyle w:val="Lienhypertexte"/>
@@ -2231,7 +3860,7 @@
                 <w:noProof/>
                 <w:webHidden/>
               </w:rPr>
-              <w:instrText xml:space="preserve"> PAGEREF _Toc227925588 \h </w:instrText>
+              <w:instrText xml:space="preserve"> PAGEREF _Toc228192084 \h </w:instrText>
             </w:r>
             <w:r>
               <w:rPr>
@@ -2251,7 +3880,7 @@
                 <w:noProof/>
                 <w:webHidden/>
               </w:rPr>
-              <w:t>6</w:t>
+              <w:t>12</w:t>
             </w:r>
             <w:r>
               <w:rPr>
@@ -2274,7 +3903,7 @@
               <w:lang w:eastAsia="fr-CH"/>
             </w:rPr>
           </w:pPr>
-          <w:hyperlink w:anchor="_Toc227925589" w:history="1">
+          <w:hyperlink w:anchor="_Toc228192085" w:history="1">
             <w:r>
               <w:rPr>
                 <w:rStyle w:val="Lienhypertexte"/>
@@ -2301,7 +3930,7 @@
                 <w:noProof/>
                 <w:webHidden/>
               </w:rPr>
-              <w:instrText xml:space="preserve"> PAGEREF _Toc227925589 \h </w:instrText>
+              <w:instrText xml:space="preserve"> PAGEREF _Toc228192085 \h </w:instrText>
             </w:r>
             <w:r>
               <w:rPr>
@@ -2321,7 +3950,7 @@
                 <w:noProof/>
                 <w:webHidden/>
               </w:rPr>
-              <w:t>6</w:t>
+              <w:t>12</w:t>
             </w:r>
             <w:r>
               <w:rPr>
@@ -2344,7 +3973,7 @@
               <w:lang w:eastAsia="fr-CH"/>
             </w:rPr>
           </w:pPr>
-          <w:hyperlink w:anchor="_Toc227925590" w:history="1">
+          <w:hyperlink w:anchor="_Toc228192086" w:history="1">
             <w:r>
               <w:rPr>
                 <w:rStyle w:val="Lienhypertexte"/>
@@ -2371,7 +4000,7 @@
                 <w:noProof/>
                 <w:webHidden/>
               </w:rPr>
-              <w:instrText xml:space="preserve"> PAGEREF _Toc227925590 \h </w:instrText>
+              <w:instrText xml:space="preserve"> PAGEREF _Toc228192086 \h </w:instrText>
             </w:r>
             <w:r>
               <w:rPr>
@@ -2391,7 +4020,7 @@
                 <w:noProof/>
                 <w:webHidden/>
               </w:rPr>
-              <w:t>6</w:t>
+              <w:t>12</w:t>
             </w:r>
             <w:r>
               <w:rPr>
@@ -2414,7 +4043,7 @@
               <w:lang w:eastAsia="fr-CH"/>
             </w:rPr>
           </w:pPr>
-          <w:hyperlink w:anchor="_Toc227925591" w:history="1">
+          <w:hyperlink w:anchor="_Toc228192087" w:history="1">
             <w:r>
               <w:rPr>
                 <w:rStyle w:val="Lienhypertexte"/>
@@ -2441,7 +4070,7 @@
                 <w:noProof/>
                 <w:webHidden/>
               </w:rPr>
-              <w:instrText xml:space="preserve"> PAGEREF _Toc227925591 \h </w:instrText>
+              <w:instrText xml:space="preserve"> PAGEREF _Toc228192087 \h </w:instrText>
             </w:r>
             <w:r>
               <w:rPr>
@@ -2461,7 +4090,7 @@
                 <w:noProof/>
                 <w:webHidden/>
               </w:rPr>
-              <w:t>6</w:t>
+              <w:t>12</w:t>
             </w:r>
             <w:r>
               <w:rPr>
@@ -2484,7 +4113,7 @@
               <w:lang w:eastAsia="fr-CH"/>
             </w:rPr>
           </w:pPr>
-          <w:hyperlink w:anchor="_Toc227925592" w:history="1">
+          <w:hyperlink w:anchor="_Toc228192088" w:history="1">
             <w:r>
               <w:rPr>
                 <w:rStyle w:val="Lienhypertexte"/>
@@ -2511,7 +4140,7 @@
                 <w:noProof/>
                 <w:webHidden/>
               </w:rPr>
-              <w:instrText xml:space="preserve"> PAGEREF _Toc227925592 \h </w:instrText>
+              <w:instrText xml:space="preserve"> PAGEREF _Toc228192088 \h </w:instrText>
             </w:r>
             <w:r>
               <w:rPr>
@@ -2531,7 +4160,7 @@
                 <w:noProof/>
                 <w:webHidden/>
               </w:rPr>
-              <w:t>6</w:t>
+              <w:t>12</w:t>
             </w:r>
             <w:r>
               <w:rPr>
@@ -2554,7 +4183,7 @@
               <w:lang w:eastAsia="fr-CH"/>
             </w:rPr>
           </w:pPr>
-          <w:hyperlink w:anchor="_Toc227925593" w:history="1">
+          <w:hyperlink w:anchor="_Toc228192089" w:history="1">
             <w:r>
               <w:rPr>
                 <w:rStyle w:val="Lienhypertexte"/>
@@ -2581,7 +4210,7 @@
                 <w:noProof/>
                 <w:webHidden/>
               </w:rPr>
-              <w:instrText xml:space="preserve"> PAGEREF _Toc227925593 \h </w:instrText>
+              <w:instrText xml:space="preserve"> PAGEREF _Toc228192089 \h </w:instrText>
             </w:r>
             <w:r>
               <w:rPr>
@@ -2601,7 +4230,7 @@
                 <w:noProof/>
                 <w:webHidden/>
               </w:rPr>
-              <w:t>6</w:t>
+              <w:t>12</w:t>
             </w:r>
             <w:r>
               <w:rPr>
@@ -2624,7 +4253,7 @@
               <w:lang w:eastAsia="fr-CH"/>
             </w:rPr>
           </w:pPr>
-          <w:hyperlink w:anchor="_Toc227925594" w:history="1">
+          <w:hyperlink w:anchor="_Toc228192090" w:history="1">
             <w:r>
               <w:rPr>
                 <w:rStyle w:val="Lienhypertexte"/>
@@ -2651,7 +4280,7 @@
                 <w:noProof/>
                 <w:webHidden/>
               </w:rPr>
-              <w:instrText xml:space="preserve"> PAGEREF _Toc227925594 \h </w:instrText>
+              <w:instrText xml:space="preserve"> PAGEREF _Toc228192090 \h </w:instrText>
             </w:r>
             <w:r>
               <w:rPr>
@@ -2671,7 +4300,7 @@
                 <w:noProof/>
                 <w:webHidden/>
               </w:rPr>
-              <w:t>6</w:t>
+              <w:t>12</w:t>
             </w:r>
             <w:r>
               <w:rPr>
@@ -2694,7 +4323,7 @@
               <w:lang w:eastAsia="fr-CH"/>
             </w:rPr>
           </w:pPr>
-          <w:hyperlink w:anchor="_Toc227925595" w:history="1">
+          <w:hyperlink w:anchor="_Toc228192091" w:history="1">
             <w:r>
               <w:rPr>
                 <w:rStyle w:val="Lienhypertexte"/>
@@ -2721,7 +4350,7 @@
                 <w:noProof/>
                 <w:webHidden/>
               </w:rPr>
-              <w:instrText xml:space="preserve"> PAGEREF _Toc227925595 \h </w:instrText>
+              <w:instrText xml:space="preserve"> PAGEREF _Toc228192091 \h </w:instrText>
             </w:r>
             <w:r>
               <w:rPr>
@@ -2741,7 +4370,7 @@
                 <w:noProof/>
                 <w:webHidden/>
               </w:rPr>
-              <w:t>6</w:t>
+              <w:t>12</w:t>
             </w:r>
             <w:r>
               <w:rPr>
@@ -2764,7 +4393,7 @@
               <w:lang w:eastAsia="fr-CH"/>
             </w:rPr>
           </w:pPr>
-          <w:hyperlink w:anchor="_Toc227925596" w:history="1">
+          <w:hyperlink w:anchor="_Toc228192092" w:history="1">
             <w:r>
               <w:rPr>
                 <w:rStyle w:val="Lienhypertexte"/>
@@ -2791,7 +4420,7 @@
                 <w:noProof/>
                 <w:webHidden/>
               </w:rPr>
-              <w:instrText xml:space="preserve"> PAGEREF _Toc227925596 \h </w:instrText>
+              <w:instrText xml:space="preserve"> PAGEREF _Toc228192092 \h </w:instrText>
             </w:r>
             <w:r>
               <w:rPr>
@@ -2811,7 +4440,7 @@
                 <w:noProof/>
                 <w:webHidden/>
               </w:rPr>
-              <w:t>7</w:t>
+              <w:t>13</w:t>
             </w:r>
             <w:r>
               <w:rPr>
@@ -2834,7 +4463,7 @@
               <w:lang w:eastAsia="fr-CH"/>
             </w:rPr>
           </w:pPr>
-          <w:hyperlink w:anchor="_Toc227925597" w:history="1">
+          <w:hyperlink w:anchor="_Toc228192093" w:history="1">
             <w:r>
               <w:rPr>
                 <w:rStyle w:val="Lienhypertexte"/>
@@ -2861,7 +4490,7 @@
                 <w:noProof/>
                 <w:webHidden/>
               </w:rPr>
-              <w:instrText xml:space="preserve"> PAGEREF _Toc227925597 \h </w:instrText>
+              <w:instrText xml:space="preserve"> PAGEREF _Toc228192093 \h </w:instrText>
             </w:r>
             <w:r>
               <w:rPr>
@@ -2881,7 +4510,7 @@
                 <w:noProof/>
                 <w:webHidden/>
               </w:rPr>
-              <w:t>7</w:t>
+              <w:t>13</w:t>
             </w:r>
             <w:r>
               <w:rPr>
@@ -2904,7 +4533,7 @@
               <w:lang w:eastAsia="fr-CH"/>
             </w:rPr>
           </w:pPr>
-          <w:hyperlink w:anchor="_Toc227925598" w:history="1">
+          <w:hyperlink w:anchor="_Toc228192094" w:history="1">
             <w:r>
               <w:rPr>
                 <w:rStyle w:val="Lienhypertexte"/>
@@ -2931,7 +4560,7 @@
                 <w:noProof/>
                 <w:webHidden/>
               </w:rPr>
-              <w:instrText xml:space="preserve"> PAGEREF _Toc227925598 \h </w:instrText>
+              <w:instrText xml:space="preserve"> PAGEREF _Toc228192094 \h </w:instrText>
             </w:r>
             <w:r>
               <w:rPr>
@@ -2951,7 +4580,77 @@
                 <w:noProof/>
                 <w:webHidden/>
               </w:rPr>
-              <w:t>7</w:t>
+              <w:t>13</w:t>
+            </w:r>
+            <w:r>
+              <w:rPr>
+                <w:noProof/>
+                <w:webHidden/>
+              </w:rPr>
+              <w:fldChar w:fldCharType="end"/>
+            </w:r>
+          </w:hyperlink>
+        </w:p>
+        <w:p>
+          <w:pPr>
+            <w:pStyle w:val="TM2"/>
+            <w:tabs>
+              <w:tab w:val="right" w:leader="dot" w:pos="9062"/>
+            </w:tabs>
+            <w:rPr>
+              <w:rFonts w:asciiTheme="minorHAnsi" w:eastAsiaTheme="minorEastAsia" w:hAnsiTheme="minorHAnsi" w:cstheme="minorBidi"/>
+              <w:noProof/>
+              <w:lang w:eastAsia="fr-CH"/>
+            </w:rPr>
+          </w:pPr>
+          <w:hyperlink w:anchor="_Toc228192095" w:history="1">
+            <w:r>
+              <w:rPr>
+                <w:rStyle w:val="Lienhypertexte"/>
+                <w:noProof/>
+              </w:rPr>
+              <w:t>Cahier des charges</w:t>
+            </w:r>
+            <w:r>
+              <w:rPr>
+                <w:noProof/>
+                <w:webHidden/>
+              </w:rPr>
+              <w:tab/>
+            </w:r>
+            <w:r>
+              <w:rPr>
+                <w:noProof/>
+                <w:webHidden/>
+              </w:rPr>
+              <w:fldChar w:fldCharType="begin"/>
+            </w:r>
+            <w:r>
+              <w:rPr>
+                <w:noProof/>
+                <w:webHidden/>
+              </w:rPr>
+              <w:instrText xml:space="preserve"> PAGEREF _Toc228192095 \h </w:instrText>
+            </w:r>
+            <w:r>
+              <w:rPr>
+                <w:noProof/>
+                <w:webHidden/>
+              </w:rPr>
+            </w:r>
+            <w:r>
+              <w:rPr>
+                <w:noProof/>
+                <w:webHidden/>
+              </w:rPr>
+              <w:fldChar w:fldCharType="separate"/>
+            </w:r>
+            <w:r>
+              <w:rPr>
+                <w:noProof/>
+                <w:webHidden/>
+              </w:rPr>
+              <w:t>13</w:t>
             </w:r>
             <w:r>
               <w:rPr>
@@ -2982,7 +4681,6 @@
           <w:szCs w:val="40"/>
         </w:rPr>
       </w:pPr>
-      <w:bookmarkStart w:id="0" w:name="_Toc227925559"/>
       <w:r>
         <w:br w:type="page"/>
       </w:r>
@@ -2991,6 +4689,7 @@
       <w:pPr>
         <w:pStyle w:val="Titre1"/>
       </w:pPr>
+      <w:bookmarkStart w:id="0" w:name="_Toc228192055"/>
       <w:r>
         <w:lastRenderedPageBreak/>
         <w:t>Résumé</w:t>
@@ -3034,7 +4733,7 @@
       <w:pPr>
         <w:pStyle w:val="Titre1"/>
       </w:pPr>
-      <w:bookmarkStart w:id="1" w:name="_Toc227925560"/>
+      <w:bookmarkStart w:id="1" w:name="_Toc228192056"/>
       <w:r>
         <w:lastRenderedPageBreak/>
         <w:t>Introduction &amp; contexte du projet</w:t>
@@ -3045,7 +4744,7 @@
       <w:pPr>
         <w:pStyle w:val="Titre2"/>
       </w:pPr>
-      <w:bookmarkStart w:id="2" w:name="_Toc227925561"/>
+      <w:bookmarkStart w:id="2" w:name="_Toc228192057"/>
       <w:r>
         <w:t>Contexte</w:t>
       </w:r>
@@ -3183,7 +4882,6 @@
           <w:szCs w:val="40"/>
         </w:rPr>
       </w:pPr>
-      <w:bookmarkStart w:id="3" w:name="_Toc227925562"/>
       <w:r>
         <w:br w:type="page"/>
       </w:r>
@@ -3192,6 +4890,7 @@
       <w:pPr>
         <w:pStyle w:val="Titre1"/>
       </w:pPr>
+      <w:bookmarkStart w:id="3" w:name="_Toc228192058"/>
       <w:r>
         <w:lastRenderedPageBreak/>
         <w:t>Analyse des besoins</w:t>
@@ -3202,7 +4901,7 @@
       <w:pPr>
         <w:pStyle w:val="Titre2"/>
       </w:pPr>
-      <w:bookmarkStart w:id="4" w:name="_Toc227925563"/>
+      <w:bookmarkStart w:id="4" w:name="_Toc228192059"/>
       <w:r>
         <w:t>Exigences fonctionnelles</w:t>
       </w:r>
@@ -3225,14 +4924,7 @@
           <w:b/>
           <w:bCs/>
         </w:rPr>
-        <w:t xml:space="preserve">EF-01 </w:t>
-      </w:r>
-      <w:r>
-        <w:rPr>
-          <w:b/>
-          <w:bCs/>
-        </w:rPr>
-        <w:t>Reconnaissance des numéros de série (OCR)</w:t>
+        <w:t>EF-01 Reconnaissance des numéros de série (OCR)</w:t>
       </w:r>
     </w:p>
     <w:tbl>
@@ -3250,6 +4942,7 @@
         <w:tc>
           <w:tcPr>
             <w:tcW w:w="846" w:type="dxa"/>
+            <w:shd w:val="clear" w:color="auto" w:fill="DAE9F7" w:themeFill="text2" w:themeFillTint="1A"/>
           </w:tcPr>
           <w:p>
             <w:pPr>
@@ -3263,6 +4956,7 @@
         <w:tc>
           <w:tcPr>
             <w:tcW w:w="7087" w:type="dxa"/>
+            <w:shd w:val="clear" w:color="auto" w:fill="DAE9F7" w:themeFill="text2" w:themeFillTint="1A"/>
           </w:tcPr>
           <w:p>
             <w:pPr>
@@ -3276,6 +4970,7 @@
         <w:tc>
           <w:tcPr>
             <w:tcW w:w="1129" w:type="dxa"/>
+            <w:shd w:val="clear" w:color="auto" w:fill="DAE9F7" w:themeFill="text2" w:themeFillTint="1A"/>
           </w:tcPr>
           <w:p>
             <w:pPr>
@@ -3668,6 +5363,7 @@
         <w:tc>
           <w:tcPr>
             <w:tcW w:w="846" w:type="dxa"/>
+            <w:shd w:val="clear" w:color="auto" w:fill="DAE9F7" w:themeFill="text2" w:themeFillTint="1A"/>
           </w:tcPr>
           <w:p>
             <w:pPr>
@@ -3681,6 +5377,7 @@
         <w:tc>
           <w:tcPr>
             <w:tcW w:w="7087" w:type="dxa"/>
+            <w:shd w:val="clear" w:color="auto" w:fill="DAE9F7" w:themeFill="text2" w:themeFillTint="1A"/>
           </w:tcPr>
           <w:p>
             <w:pPr>
@@ -3694,6 +5391,7 @@
         <w:tc>
           <w:tcPr>
             <w:tcW w:w="1129" w:type="dxa"/>
+            <w:shd w:val="clear" w:color="auto" w:fill="DAE9F7" w:themeFill="text2" w:themeFillTint="1A"/>
           </w:tcPr>
           <w:p>
             <w:pPr>
@@ -3943,7 +5641,13 @@
               <w:jc w:val="center"/>
             </w:pPr>
             <w:r>
-              <w:t>EF-01.7</w:t>
+              <w:t>EF-0</w:t>
+            </w:r>
+            <w:r>
+              <w:t>2</w:t>
+            </w:r>
+            <w:r>
+              <w:t>.7</w:t>
             </w:r>
           </w:p>
         </w:tc>
@@ -3989,7 +5693,10 @@
               <w:jc w:val="center"/>
             </w:pPr>
             <w:r>
-              <w:t>EF-02.7</w:t>
+              <w:t>EF-02.</w:t>
+            </w:r>
+            <w:r>
+              <w:t>8</w:t>
             </w:r>
           </w:p>
         </w:tc>
@@ -4033,7 +5740,6 @@
           <w:bCs/>
         </w:rPr>
       </w:pPr>
-      <w:bookmarkStart w:id="5" w:name="_Toc227925564"/>
       <w:r>
         <w:rPr>
           <w:b/>
@@ -4058,6 +5764,7 @@
         <w:tc>
           <w:tcPr>
             <w:tcW w:w="846" w:type="dxa"/>
+            <w:shd w:val="clear" w:color="auto" w:fill="DAE9F7" w:themeFill="text2" w:themeFillTint="1A"/>
           </w:tcPr>
           <w:p>
             <w:pPr>
@@ -4071,6 +5778,7 @@
         <w:tc>
           <w:tcPr>
             <w:tcW w:w="7087" w:type="dxa"/>
+            <w:shd w:val="clear" w:color="auto" w:fill="DAE9F7" w:themeFill="text2" w:themeFillTint="1A"/>
           </w:tcPr>
           <w:p>
             <w:pPr>
@@ -4084,6 +5792,7 @@
         <w:tc>
           <w:tcPr>
             <w:tcW w:w="1129" w:type="dxa"/>
+            <w:shd w:val="clear" w:color="auto" w:fill="DAE9F7" w:themeFill="text2" w:themeFillTint="1A"/>
           </w:tcPr>
           <w:p>
             <w:pPr>
@@ -4105,7 +5814,7 @@
               <w:jc w:val="center"/>
             </w:pPr>
             <w:r>
-              <w:t>EF-02.1</w:t>
+              <w:t>EF-03.1</w:t>
             </w:r>
           </w:p>
         </w:tc>
@@ -4115,7 +5824,7 @@
           </w:tcPr>
           <w:p>
             <w:r>
-              <w:t>L'application doit permettre l'ajout manuel d'un équipement.</w:t>
+              <w:t>L'application doit enregistrer la date d'achat de chaque équipement.</w:t>
             </w:r>
           </w:p>
         </w:tc>
@@ -4143,7 +5852,7 @@
               <w:jc w:val="center"/>
             </w:pPr>
             <w:r>
-              <w:t>EF-02.2</w:t>
+              <w:t>EF-03.2</w:t>
             </w:r>
           </w:p>
         </w:tc>
@@ -4153,7 +5862,7 @@
           </w:tcPr>
           <w:p>
             <w:r>
-              <w:t>L'application doit permettre la modification d'un équipement existant.</w:t>
+              <w:t>L'application doit enregistrer la durée de garantie de chaque équipement.</w:t>
             </w:r>
           </w:p>
         </w:tc>
@@ -4181,7 +5890,7 @@
               <w:jc w:val="center"/>
             </w:pPr>
             <w:r>
-              <w:t>EF-02.3</w:t>
+              <w:t>EF-03.3</w:t>
             </w:r>
           </w:p>
         </w:tc>
@@ -4191,7 +5900,7 @@
           </w:tcPr>
           <w:p>
             <w:r>
-              <w:t>L'application doit permettre la suppression d'un équipement.</w:t>
+              <w:t>L'application doit enregistrer le fournisseur de chaque équipement.</w:t>
             </w:r>
           </w:p>
         </w:tc>
@@ -4219,7 +5928,7 @@
               <w:jc w:val="center"/>
             </w:pPr>
             <w:r>
-              <w:t>EF-02.4</w:t>
+              <w:t>EF-03.4</w:t>
             </w:r>
           </w:p>
         </w:tc>
@@ -4229,7 +5938,7 @@
           </w:tcPr>
           <w:p>
             <w:r>
-              <w:t>L'application doit permettre la recherche d'équipements par numéro de série.</w:t>
+              <w:t>L'application doit calculer et afficher dynamiquement le statut de la garantie (en cours ou expirée).</w:t>
             </w:r>
           </w:p>
         </w:tc>
@@ -4247,161 +5956,1191 @@
           </w:p>
         </w:tc>
       </w:tr>
+    </w:tbl>
+    <w:p/>
+    <w:p>
+      <w:pPr>
+        <w:rPr>
+          <w:b/>
+          <w:bCs/>
+        </w:rPr>
+      </w:pPr>
+      <w:r>
+        <w:rPr>
+          <w:b/>
+          <w:bCs/>
+        </w:rPr>
+        <w:t>EF-04 Gestion des utilisateurs et authentification</w:t>
+      </w:r>
+    </w:p>
+    <w:tbl>
+      <w:tblPr>
+        <w:tblStyle w:val="Grilledutableau"/>
+        <w:tblW w:w="0" w:type="auto"/>
+        <w:tblLook w:val="04A0" w:firstRow="1" w:lastRow="0" w:firstColumn="1" w:lastColumn="0" w:noHBand="0" w:noVBand="1"/>
+      </w:tblPr>
+      <w:tblGrid>
+        <w:gridCol w:w="846"/>
+        <w:gridCol w:w="7087"/>
+        <w:gridCol w:w="1129"/>
+      </w:tblGrid>
       <w:tr>
         <w:tc>
           <w:tcPr>
             <w:tcW w:w="846" w:type="dxa"/>
+            <w:shd w:val="clear" w:color="auto" w:fill="DAE9F7" w:themeFill="text2" w:themeFillTint="1A"/>
           </w:tcPr>
           <w:p>
             <w:pPr>
               <w:jc w:val="center"/>
             </w:pPr>
             <w:r>
-              <w:t>EF-02.5</w:t>
+              <w:t>Réf</w:t>
             </w:r>
           </w:p>
         </w:tc>
         <w:tc>
           <w:tcPr>
             <w:tcW w:w="7087" w:type="dxa"/>
-          </w:tcPr>
-          <w:p>
-            <w:r>
-              <w:t>L'application doit permettre la recherche d'équipements par type.</w:t>
-            </w:r>
-          </w:p>
-        </w:tc>
-        <w:tc>
-          <w:tcPr>
-            <w:tcW w:w="1129" w:type="dxa"/>
+            <w:shd w:val="clear" w:color="auto" w:fill="DAE9F7" w:themeFill="text2" w:themeFillTint="1A"/>
           </w:tcPr>
           <w:p>
             <w:pPr>
               <w:jc w:val="center"/>
             </w:pPr>
             <w:r>
-              <w:t>H</w:t>
-            </w:r>
-          </w:p>
-        </w:tc>
-      </w:tr>
-      <w:tr>
-        <w:tc>
-          <w:tcPr>
-            <w:tcW w:w="846" w:type="dxa"/>
+              <w:t>Description</w:t>
+            </w:r>
+          </w:p>
+        </w:tc>
+        <w:tc>
+          <w:tcPr>
+            <w:tcW w:w="1129" w:type="dxa"/>
+            <w:shd w:val="clear" w:color="auto" w:fill="DAE9F7" w:themeFill="text2" w:themeFillTint="1A"/>
           </w:tcPr>
           <w:p>
             <w:pPr>
               <w:jc w:val="center"/>
             </w:pPr>
             <w:r>
-              <w:t>EF-02.6</w:t>
-            </w:r>
-          </w:p>
-        </w:tc>
-        <w:tc>
-          <w:tcPr>
-            <w:tcW w:w="7087" w:type="dxa"/>
-          </w:tcPr>
-          <w:p>
-            <w:r>
-              <w:t>Chaque équipement doit contenir au minimum : nom, marque, modèle, numéro de série (unique), type (ex. laptop, desktop, serveur) et statut (actif, en stock, en réparation, retiré).</w:t>
-            </w:r>
-          </w:p>
-        </w:tc>
-        <w:tc>
-          <w:tcPr>
-            <w:tcW w:w="1129" w:type="dxa"/>
+              <w:t>Priorité</w:t>
+            </w:r>
+          </w:p>
+        </w:tc>
+      </w:tr>
+      <w:tr>
+        <w:tc>
+          <w:tcPr>
+            <w:tcW w:w="846" w:type="dxa"/>
           </w:tcPr>
           <w:p>
             <w:pPr>
               <w:jc w:val="center"/>
             </w:pPr>
             <w:r>
-              <w:t>H</w:t>
-            </w:r>
-          </w:p>
-        </w:tc>
-      </w:tr>
-      <w:tr>
-        <w:tc>
-          <w:tcPr>
-            <w:tcW w:w="846" w:type="dxa"/>
+              <w:t>EF-04.1</w:t>
+            </w:r>
+          </w:p>
+        </w:tc>
+        <w:tc>
+          <w:tcPr>
+            <w:tcW w:w="7087" w:type="dxa"/>
+          </w:tcPr>
+          <w:p>
+            <w:r>
+              <w:t>L'application doit fournir une authentification sécurisée.</w:t>
+            </w:r>
+          </w:p>
+        </w:tc>
+        <w:tc>
+          <w:tcPr>
+            <w:tcW w:w="1129" w:type="dxa"/>
           </w:tcPr>
           <w:p>
             <w:pPr>
               <w:jc w:val="center"/>
             </w:pPr>
             <w:r>
-              <w:t>EF-01.7</w:t>
-            </w:r>
-          </w:p>
-        </w:tc>
-        <w:tc>
-          <w:tcPr>
-            <w:tcW w:w="7087" w:type="dxa"/>
-          </w:tcPr>
-          <w:p>
-            <w:pPr>
-              <w:tabs>
-                <w:tab w:val="left" w:pos="2842"/>
-              </w:tabs>
-            </w:pPr>
-            <w:r>
-              <w:t>L'application doit gérer les erreurs liées à un texte bruité ou à une reconnaissance incorrecte.</w:t>
-            </w:r>
-            <w:r>
-              <w:tab/>
-            </w:r>
-          </w:p>
-        </w:tc>
-        <w:tc>
-          <w:tcPr>
-            <w:tcW w:w="1129" w:type="dxa"/>
+              <w:t>H</w:t>
+            </w:r>
+          </w:p>
+        </w:tc>
+      </w:tr>
+      <w:tr>
+        <w:tc>
+          <w:tcPr>
+            <w:tcW w:w="846" w:type="dxa"/>
           </w:tcPr>
           <w:p>
             <w:pPr>
               <w:jc w:val="center"/>
             </w:pPr>
             <w:r>
-              <w:t>H</w:t>
-            </w:r>
-          </w:p>
-        </w:tc>
-      </w:tr>
-      <w:tr>
-        <w:tc>
-          <w:tcPr>
-            <w:tcW w:w="846" w:type="dxa"/>
+              <w:t>EF-04.2</w:t>
+            </w:r>
+          </w:p>
+        </w:tc>
+        <w:tc>
+          <w:tcPr>
+            <w:tcW w:w="7087" w:type="dxa"/>
+          </w:tcPr>
+          <w:p>
+            <w:r>
+              <w:t>L'application doit gérer deux rôles : Administrateur et Utilisateur standard.</w:t>
+            </w:r>
+          </w:p>
+        </w:tc>
+        <w:tc>
+          <w:tcPr>
+            <w:tcW w:w="1129" w:type="dxa"/>
           </w:tcPr>
           <w:p>
             <w:pPr>
               <w:jc w:val="center"/>
             </w:pPr>
             <w:r>
-              <w:t>EF-02.7</w:t>
-            </w:r>
-          </w:p>
-        </w:tc>
-        <w:tc>
-          <w:tcPr>
-            <w:tcW w:w="7087" w:type="dxa"/>
-          </w:tcPr>
-          <w:p>
-            <w:r>
-              <w:t>L'application doit permettre l'assignation d'un équipement à un utilisateur.</w:t>
-            </w:r>
-          </w:p>
-        </w:tc>
-        <w:tc>
-          <w:tcPr>
-            <w:tcW w:w="1129" w:type="dxa"/>
+              <w:t>H</w:t>
+            </w:r>
+          </w:p>
+        </w:tc>
+      </w:tr>
+      <w:tr>
+        <w:tc>
+          <w:tcPr>
+            <w:tcW w:w="846" w:type="dxa"/>
           </w:tcPr>
           <w:p>
             <w:pPr>
               <w:jc w:val="center"/>
             </w:pPr>
             <w:r>
+              <w:t>EF-04.3</w:t>
+            </w:r>
+          </w:p>
+        </w:tc>
+        <w:tc>
+          <w:tcPr>
+            <w:tcW w:w="7087" w:type="dxa"/>
+          </w:tcPr>
+          <w:p>
+            <w:r>
+              <w:t>L'application doit appliquer des droits d'accès en fonction du rôle.</w:t>
+            </w:r>
+          </w:p>
+        </w:tc>
+        <w:tc>
+          <w:tcPr>
+            <w:tcW w:w="1129" w:type="dxa"/>
+          </w:tcPr>
+          <w:p>
+            <w:pPr>
+              <w:jc w:val="center"/>
+            </w:pPr>
+            <w:r>
+              <w:t>H</w:t>
+            </w:r>
+          </w:p>
+        </w:tc>
+      </w:tr>
+      <w:tr>
+        <w:tc>
+          <w:tcPr>
+            <w:tcW w:w="846" w:type="dxa"/>
+          </w:tcPr>
+          <w:p>
+            <w:pPr>
+              <w:jc w:val="center"/>
+            </w:pPr>
+            <w:r>
+              <w:t>EF-04.4</w:t>
+            </w:r>
+          </w:p>
+        </w:tc>
+        <w:tc>
+          <w:tcPr>
+            <w:tcW w:w="7087" w:type="dxa"/>
+          </w:tcPr>
+          <w:p>
+            <w:r>
+              <w:t>L'administrateur doit avoir accès à la gestion complète des équipements, à la gestion des utilisateurs, aux statistiques et aux logs.</w:t>
+            </w:r>
+          </w:p>
+        </w:tc>
+        <w:tc>
+          <w:tcPr>
+            <w:tcW w:w="1129" w:type="dxa"/>
+          </w:tcPr>
+          <w:p>
+            <w:pPr>
+              <w:jc w:val="center"/>
+            </w:pPr>
+            <w:r>
+              <w:t>H</w:t>
+            </w:r>
+          </w:p>
+        </w:tc>
+      </w:tr>
+      <w:tr>
+        <w:tc>
+          <w:tcPr>
+            <w:tcW w:w="846" w:type="dxa"/>
+          </w:tcPr>
+          <w:p>
+            <w:pPr>
+              <w:jc w:val="center"/>
+            </w:pPr>
+            <w:r>
+              <w:t>EF-04.5</w:t>
+            </w:r>
+          </w:p>
+        </w:tc>
+        <w:tc>
+          <w:tcPr>
+            <w:tcW w:w="7087" w:type="dxa"/>
+          </w:tcPr>
+          <w:p>
+            <w:r>
+              <w:t>L'utilisateur standard doit pouvoir consulter, rechercher et visualiser les équipements.</w:t>
+            </w:r>
+          </w:p>
+        </w:tc>
+        <w:tc>
+          <w:tcPr>
+            <w:tcW w:w="1129" w:type="dxa"/>
+          </w:tcPr>
+          <w:p>
+            <w:pPr>
+              <w:jc w:val="center"/>
+            </w:pPr>
+            <w:r>
+              <w:t>H</w:t>
+            </w:r>
+          </w:p>
+        </w:tc>
+      </w:tr>
+    </w:tbl>
+    <w:p>
+      <w:pPr>
+        <w:rPr>
+          <w:b/>
+          <w:bCs/>
+        </w:rPr>
+      </w:pPr>
+    </w:p>
+    <w:p>
+      <w:pPr>
+        <w:rPr>
+          <w:b/>
+          <w:bCs/>
+        </w:rPr>
+      </w:pPr>
+      <w:r>
+        <w:rPr>
+          <w:b/>
+          <w:bCs/>
+        </w:rPr>
+        <w:t>EF-0</w:t>
+      </w:r>
+      <w:r>
+        <w:rPr>
+          <w:b/>
+          <w:bCs/>
+        </w:rPr>
+        <w:t>5</w:t>
+      </w:r>
+      <w:r>
+        <w:rPr>
+          <w:b/>
+          <w:bCs/>
+        </w:rPr>
+        <w:t xml:space="preserve"> </w:t>
+      </w:r>
+      <w:r>
+        <w:rPr>
+          <w:b/>
+          <w:bCs/>
+        </w:rPr>
+        <w:t>Suivi et journalisation</w:t>
+      </w:r>
+    </w:p>
+    <w:tbl>
+      <w:tblPr>
+        <w:tblStyle w:val="Grilledutableau"/>
+        <w:tblW w:w="0" w:type="auto"/>
+        <w:tblLook w:val="04A0" w:firstRow="1" w:lastRow="0" w:firstColumn="1" w:lastColumn="0" w:noHBand="0" w:noVBand="1"/>
+      </w:tblPr>
+      <w:tblGrid>
+        <w:gridCol w:w="846"/>
+        <w:gridCol w:w="7087"/>
+        <w:gridCol w:w="1129"/>
+      </w:tblGrid>
+      <w:tr>
+        <w:tc>
+          <w:tcPr>
+            <w:tcW w:w="846" w:type="dxa"/>
+            <w:shd w:val="clear" w:color="auto" w:fill="DAE9F7" w:themeFill="text2" w:themeFillTint="1A"/>
+          </w:tcPr>
+          <w:p>
+            <w:pPr>
+              <w:jc w:val="center"/>
+            </w:pPr>
+            <w:r>
+              <w:t>Réf</w:t>
+            </w:r>
+          </w:p>
+        </w:tc>
+        <w:tc>
+          <w:tcPr>
+            <w:tcW w:w="7087" w:type="dxa"/>
+            <w:shd w:val="clear" w:color="auto" w:fill="DAE9F7" w:themeFill="text2" w:themeFillTint="1A"/>
+          </w:tcPr>
+          <w:p>
+            <w:pPr>
+              <w:jc w:val="center"/>
+            </w:pPr>
+            <w:r>
+              <w:t>Description</w:t>
+            </w:r>
+          </w:p>
+        </w:tc>
+        <w:tc>
+          <w:tcPr>
+            <w:tcW w:w="1129" w:type="dxa"/>
+            <w:shd w:val="clear" w:color="auto" w:fill="DAE9F7" w:themeFill="text2" w:themeFillTint="1A"/>
+          </w:tcPr>
+          <w:p>
+            <w:pPr>
+              <w:jc w:val="center"/>
+            </w:pPr>
+            <w:r>
+              <w:t>Priorité</w:t>
+            </w:r>
+          </w:p>
+        </w:tc>
+      </w:tr>
+      <w:tr>
+        <w:tc>
+          <w:tcPr>
+            <w:tcW w:w="846" w:type="dxa"/>
+          </w:tcPr>
+          <w:p>
+            <w:pPr>
+              <w:jc w:val="center"/>
+            </w:pPr>
+            <w:r>
+              <w:t>EF-05.1</w:t>
+            </w:r>
+          </w:p>
+        </w:tc>
+        <w:tc>
+          <w:tcPr>
+            <w:tcW w:w="7087" w:type="dxa"/>
+          </w:tcPr>
+          <w:p>
+            <w:r>
+              <w:t>L'application doit journaliser la création, la modification et la suppression d'un équipement.</w:t>
+            </w:r>
+          </w:p>
+        </w:tc>
+        <w:tc>
+          <w:tcPr>
+            <w:tcW w:w="1129" w:type="dxa"/>
+          </w:tcPr>
+          <w:p>
+            <w:pPr>
+              <w:jc w:val="center"/>
+            </w:pPr>
+            <w:r>
+              <w:t>H</w:t>
+            </w:r>
+          </w:p>
+        </w:tc>
+      </w:tr>
+      <w:tr>
+        <w:tc>
+          <w:tcPr>
+            <w:tcW w:w="846" w:type="dxa"/>
+          </w:tcPr>
+          <w:p>
+            <w:pPr>
+              <w:jc w:val="center"/>
+            </w:pPr>
+            <w:r>
+              <w:t>EF-05.2</w:t>
+            </w:r>
+          </w:p>
+        </w:tc>
+        <w:tc>
+          <w:tcPr>
+            <w:tcW w:w="7087" w:type="dxa"/>
+          </w:tcPr>
+          <w:p>
+            <w:r>
+              <w:t>L'application doit journaliser l'assignation d'un équipement à un utilisateur.</w:t>
+            </w:r>
+          </w:p>
+        </w:tc>
+        <w:tc>
+          <w:tcPr>
+            <w:tcW w:w="1129" w:type="dxa"/>
+          </w:tcPr>
+          <w:p>
+            <w:pPr>
+              <w:jc w:val="center"/>
+            </w:pPr>
+            <w:r>
+              <w:t>H</w:t>
+            </w:r>
+          </w:p>
+        </w:tc>
+      </w:tr>
+      <w:tr>
+        <w:tc>
+          <w:tcPr>
+            <w:tcW w:w="846" w:type="dxa"/>
+          </w:tcPr>
+          <w:p>
+            <w:pPr>
+              <w:jc w:val="center"/>
+            </w:pPr>
+            <w:r>
+              <w:t>EF-05.3</w:t>
+            </w:r>
+          </w:p>
+        </w:tc>
+        <w:tc>
+          <w:tcPr>
+            <w:tcW w:w="7087" w:type="dxa"/>
+          </w:tcPr>
+          <w:p>
+            <w:r>
+              <w:t>L'application doit journaliser les actions liées à l'OCR.</w:t>
+            </w:r>
+          </w:p>
+        </w:tc>
+        <w:tc>
+          <w:tcPr>
+            <w:tcW w:w="1129" w:type="dxa"/>
+          </w:tcPr>
+          <w:p>
+            <w:pPr>
+              <w:jc w:val="center"/>
+            </w:pPr>
+            <w:r>
+              <w:t>H</w:t>
+            </w:r>
+          </w:p>
+        </w:tc>
+      </w:tr>
+      <w:tr>
+        <w:tc>
+          <w:tcPr>
+            <w:tcW w:w="846" w:type="dxa"/>
+          </w:tcPr>
+          <w:p>
+            <w:pPr>
+              <w:jc w:val="center"/>
+            </w:pPr>
+            <w:r>
+              <w:t>EF-05.4</w:t>
+            </w:r>
+          </w:p>
+        </w:tc>
+        <w:tc>
+          <w:tcPr>
+            <w:tcW w:w="7087" w:type="dxa"/>
+          </w:tcPr>
+          <w:p>
+            <w:r>
+              <w:t>Chaque entrée du journal doit contenir au minimum : le type d'action, l'utilisateur concerné ainsi que la date et l'heure.</w:t>
+            </w:r>
+          </w:p>
+        </w:tc>
+        <w:tc>
+          <w:tcPr>
+            <w:tcW w:w="1129" w:type="dxa"/>
+          </w:tcPr>
+          <w:p>
+            <w:pPr>
+              <w:jc w:val="center"/>
+            </w:pPr>
+            <w:r>
+              <w:t>H</w:t>
+            </w:r>
+          </w:p>
+        </w:tc>
+      </w:tr>
+      <w:tr>
+        <w:tc>
+          <w:tcPr>
+            <w:tcW w:w="846" w:type="dxa"/>
+          </w:tcPr>
+          <w:p>
+            <w:pPr>
+              <w:jc w:val="center"/>
+            </w:pPr>
+            <w:r>
+              <w:t>EF-05.5</w:t>
+            </w:r>
+          </w:p>
+        </w:tc>
+        <w:tc>
+          <w:tcPr>
+            <w:tcW w:w="7087" w:type="dxa"/>
+          </w:tcPr>
+          <w:p>
+            <w:r>
+              <w:t>L'application doit permettre la consultation d'un historique complet des actions.</w:t>
+            </w:r>
+          </w:p>
+        </w:tc>
+        <w:tc>
+          <w:tcPr>
+            <w:tcW w:w="1129" w:type="dxa"/>
+          </w:tcPr>
+          <w:p>
+            <w:pPr>
+              <w:jc w:val="center"/>
+            </w:pPr>
+            <w:r>
+              <w:t>H</w:t>
+            </w:r>
+          </w:p>
+        </w:tc>
+      </w:tr>
+    </w:tbl>
+    <w:p>
+      <w:pPr>
+        <w:rPr>
+          <w:b/>
+          <w:bCs/>
+        </w:rPr>
+      </w:pPr>
+    </w:p>
+    <w:p>
+      <w:pPr>
+        <w:rPr>
+          <w:b/>
+          <w:bCs/>
+        </w:rPr>
+      </w:pPr>
+      <w:r>
+        <w:rPr>
+          <w:b/>
+          <w:bCs/>
+        </w:rPr>
+        <w:br w:type="page"/>
+      </w:r>
+    </w:p>
+    <w:p>
+      <w:pPr>
+        <w:rPr>
+          <w:b/>
+          <w:bCs/>
+        </w:rPr>
+      </w:pPr>
+      <w:r>
+        <w:rPr>
+          <w:b/>
+          <w:bCs/>
+        </w:rPr>
+        <w:lastRenderedPageBreak/>
+        <w:t>EF-0</w:t>
+      </w:r>
+      <w:r>
+        <w:rPr>
+          <w:b/>
+          <w:bCs/>
+        </w:rPr>
+        <w:t>6</w:t>
+      </w:r>
+      <w:r>
+        <w:rPr>
+          <w:b/>
+          <w:bCs/>
+        </w:rPr>
+        <w:t xml:space="preserve"> </w:t>
+      </w:r>
+      <w:r>
+        <w:rPr>
+          <w:b/>
+          <w:bCs/>
+        </w:rPr>
+        <w:t>Interface utilisateur et tableau de bord</w:t>
+      </w:r>
+    </w:p>
+    <w:tbl>
+      <w:tblPr>
+        <w:tblStyle w:val="Grilledutableau"/>
+        <w:tblW w:w="0" w:type="auto"/>
+        <w:tblLook w:val="04A0" w:firstRow="1" w:lastRow="0" w:firstColumn="1" w:lastColumn="0" w:noHBand="0" w:noVBand="1"/>
+      </w:tblPr>
+      <w:tblGrid>
+        <w:gridCol w:w="846"/>
+        <w:gridCol w:w="7087"/>
+        <w:gridCol w:w="1129"/>
+      </w:tblGrid>
+      <w:tr>
+        <w:tc>
+          <w:tcPr>
+            <w:tcW w:w="846" w:type="dxa"/>
+            <w:shd w:val="clear" w:color="auto" w:fill="DAE9F7" w:themeFill="text2" w:themeFillTint="1A"/>
+          </w:tcPr>
+          <w:p>
+            <w:pPr>
+              <w:jc w:val="center"/>
+            </w:pPr>
+            <w:r>
+              <w:t>Réf</w:t>
+            </w:r>
+          </w:p>
+        </w:tc>
+        <w:tc>
+          <w:tcPr>
+            <w:tcW w:w="7087" w:type="dxa"/>
+            <w:shd w:val="clear" w:color="auto" w:fill="DAE9F7" w:themeFill="text2" w:themeFillTint="1A"/>
+          </w:tcPr>
+          <w:p>
+            <w:pPr>
+              <w:jc w:val="center"/>
+            </w:pPr>
+            <w:r>
+              <w:t>Description</w:t>
+            </w:r>
+          </w:p>
+        </w:tc>
+        <w:tc>
+          <w:tcPr>
+            <w:tcW w:w="1129" w:type="dxa"/>
+            <w:shd w:val="clear" w:color="auto" w:fill="DAE9F7" w:themeFill="text2" w:themeFillTint="1A"/>
+          </w:tcPr>
+          <w:p>
+            <w:pPr>
+              <w:jc w:val="center"/>
+            </w:pPr>
+            <w:r>
+              <w:t>Priorité</w:t>
+            </w:r>
+          </w:p>
+        </w:tc>
+      </w:tr>
+      <w:tr>
+        <w:tc>
+          <w:tcPr>
+            <w:tcW w:w="846" w:type="dxa"/>
+          </w:tcPr>
+          <w:p>
+            <w:pPr>
+              <w:jc w:val="center"/>
+            </w:pPr>
+            <w:r>
+              <w:t>EF-06.1</w:t>
+            </w:r>
+          </w:p>
+        </w:tc>
+        <w:tc>
+          <w:tcPr>
+            <w:tcW w:w="7087" w:type="dxa"/>
+          </w:tcPr>
+          <w:p>
+            <w:r>
+              <w:t>L'application doit proposer une interface web responsive (desktop au minimum).</w:t>
+            </w:r>
+          </w:p>
+        </w:tc>
+        <w:tc>
+          <w:tcPr>
+            <w:tcW w:w="1129" w:type="dxa"/>
+          </w:tcPr>
+          <w:p>
+            <w:pPr>
+              <w:jc w:val="center"/>
+            </w:pPr>
+            <w:r>
+              <w:t>H</w:t>
+            </w:r>
+          </w:p>
+        </w:tc>
+      </w:tr>
+      <w:tr>
+        <w:tc>
+          <w:tcPr>
+            <w:tcW w:w="846" w:type="dxa"/>
+          </w:tcPr>
+          <w:p>
+            <w:pPr>
+              <w:jc w:val="center"/>
+            </w:pPr>
+            <w:r>
+              <w:t>EF-06.2</w:t>
+            </w:r>
+          </w:p>
+        </w:tc>
+        <w:tc>
+          <w:tcPr>
+            <w:tcW w:w="7087" w:type="dxa"/>
+          </w:tcPr>
+          <w:p>
+            <w:r>
+              <w:t>L'interface doit être également utilisable sur mobile.</w:t>
+            </w:r>
+          </w:p>
+        </w:tc>
+        <w:tc>
+          <w:tcPr>
+            <w:tcW w:w="1129" w:type="dxa"/>
+          </w:tcPr>
+          <w:p>
+            <w:pPr>
+              <w:jc w:val="center"/>
+            </w:pPr>
+            <w:r>
+              <w:t>H</w:t>
+            </w:r>
+          </w:p>
+        </w:tc>
+      </w:tr>
+      <w:tr>
+        <w:tc>
+          <w:tcPr>
+            <w:tcW w:w="846" w:type="dxa"/>
+          </w:tcPr>
+          <w:p>
+            <w:pPr>
+              <w:jc w:val="center"/>
+            </w:pPr>
+            <w:r>
+              <w:t>EF-06.3</w:t>
+            </w:r>
+          </w:p>
+        </w:tc>
+        <w:tc>
+          <w:tcPr>
+            <w:tcW w:w="7087" w:type="dxa"/>
+          </w:tcPr>
+          <w:p>
+            <w:r>
+              <w:t>L'application doit fournir une navigation claire et différenciée selon le rôle.</w:t>
+            </w:r>
+          </w:p>
+        </w:tc>
+        <w:tc>
+          <w:tcPr>
+            <w:tcW w:w="1129" w:type="dxa"/>
+          </w:tcPr>
+          <w:p>
+            <w:pPr>
+              <w:jc w:val="center"/>
+            </w:pPr>
+            <w:r>
+              <w:t>H</w:t>
+            </w:r>
+          </w:p>
+        </w:tc>
+      </w:tr>
+      <w:tr>
+        <w:tc>
+          <w:tcPr>
+            <w:tcW w:w="846" w:type="dxa"/>
+          </w:tcPr>
+          <w:p>
+            <w:pPr>
+              <w:jc w:val="center"/>
+            </w:pPr>
+            <w:r>
+              <w:t>EF-06.4</w:t>
+            </w:r>
+          </w:p>
+        </w:tc>
+        <w:tc>
+          <w:tcPr>
+            <w:tcW w:w="7087" w:type="dxa"/>
+          </w:tcPr>
+          <w:p>
+            <w:r>
+              <w:t>L'application doit proposer un tableau de bord présentant le nombre total d'équipements.</w:t>
+            </w:r>
+          </w:p>
+        </w:tc>
+        <w:tc>
+          <w:tcPr>
+            <w:tcW w:w="1129" w:type="dxa"/>
+          </w:tcPr>
+          <w:p>
+            <w:pPr>
+              <w:jc w:val="center"/>
+            </w:pPr>
+            <w:r>
+              <w:t>H</w:t>
+            </w:r>
+          </w:p>
+        </w:tc>
+      </w:tr>
+      <w:tr>
+        <w:tc>
+          <w:tcPr>
+            <w:tcW w:w="846" w:type="dxa"/>
+          </w:tcPr>
+          <w:p>
+            <w:pPr>
+              <w:jc w:val="center"/>
+            </w:pPr>
+            <w:r>
+              <w:t>EF-06.5</w:t>
+            </w:r>
+          </w:p>
+        </w:tc>
+        <w:tc>
+          <w:tcPr>
+            <w:tcW w:w="7087" w:type="dxa"/>
+          </w:tcPr>
+          <w:p>
+            <w:r>
+              <w:t>Le tableau de bord doit afficher le nombre d'équipements par statut (actif / en stock / en réparation).</w:t>
+            </w:r>
+          </w:p>
+        </w:tc>
+        <w:tc>
+          <w:tcPr>
+            <w:tcW w:w="1129" w:type="dxa"/>
+          </w:tcPr>
+          <w:p>
+            <w:pPr>
+              <w:jc w:val="center"/>
+            </w:pPr>
+            <w:r>
+              <w:t>H</w:t>
+            </w:r>
+          </w:p>
+        </w:tc>
+      </w:tr>
+      <w:tr>
+        <w:tc>
+          <w:tcPr>
+            <w:tcW w:w="846" w:type="dxa"/>
+          </w:tcPr>
+          <w:p>
+            <w:pPr>
+              <w:jc w:val="center"/>
+            </w:pPr>
+            <w:r>
+              <w:t>EF-06.6</w:t>
+            </w:r>
+          </w:p>
+        </w:tc>
+        <w:tc>
+          <w:tcPr>
+            <w:tcW w:w="7087" w:type="dxa"/>
+          </w:tcPr>
+          <w:p>
+            <w:r>
+              <w:t>Le tableau de bord doit afficher l'activité récente.</w:t>
+            </w:r>
+          </w:p>
+        </w:tc>
+        <w:tc>
+          <w:tcPr>
+            <w:tcW w:w="1129" w:type="dxa"/>
+          </w:tcPr>
+          <w:p>
+            <w:pPr>
+              <w:jc w:val="center"/>
+            </w:pPr>
+            <w:r>
+              <w:t>H</w:t>
+            </w:r>
+          </w:p>
+        </w:tc>
+      </w:tr>
+    </w:tbl>
+    <w:p>
+      <w:pPr>
+        <w:pStyle w:val="Titre2"/>
+      </w:pPr>
+      <w:bookmarkStart w:id="5" w:name="_Toc228192060"/>
+      <w:r>
+        <w:t>Exigences non fonctionnelles</w:t>
+      </w:r>
+      <w:bookmarkEnd w:id="5"/>
+    </w:p>
+    <w:tbl>
+      <w:tblPr>
+        <w:tblStyle w:val="Grilledutableau"/>
+        <w:tblW w:w="0" w:type="auto"/>
+        <w:tblLook w:val="04A0" w:firstRow="1" w:lastRow="0" w:firstColumn="1" w:lastColumn="0" w:noHBand="0" w:noVBand="1"/>
+      </w:tblPr>
+      <w:tblGrid>
+        <w:gridCol w:w="846"/>
+        <w:gridCol w:w="7087"/>
+        <w:gridCol w:w="1129"/>
+      </w:tblGrid>
+      <w:tr>
+        <w:tc>
+          <w:tcPr>
+            <w:tcW w:w="846" w:type="dxa"/>
+            <w:shd w:val="clear" w:color="auto" w:fill="DAE9F7" w:themeFill="text2" w:themeFillTint="1A"/>
+          </w:tcPr>
+          <w:p>
+            <w:pPr>
+              <w:jc w:val="center"/>
+            </w:pPr>
+            <w:r>
+              <w:t>Réf</w:t>
+            </w:r>
+          </w:p>
+        </w:tc>
+        <w:tc>
+          <w:tcPr>
+            <w:tcW w:w="7087" w:type="dxa"/>
+            <w:shd w:val="clear" w:color="auto" w:fill="DAE9F7" w:themeFill="text2" w:themeFillTint="1A"/>
+          </w:tcPr>
+          <w:p>
+            <w:pPr>
+              <w:jc w:val="center"/>
+            </w:pPr>
+            <w:r>
+              <w:t>Description</w:t>
+            </w:r>
+          </w:p>
+        </w:tc>
+        <w:tc>
+          <w:tcPr>
+            <w:tcW w:w="1129" w:type="dxa"/>
+            <w:shd w:val="clear" w:color="auto" w:fill="DAE9F7" w:themeFill="text2" w:themeFillTint="1A"/>
+          </w:tcPr>
+          <w:p>
+            <w:pPr>
+              <w:jc w:val="center"/>
+            </w:pPr>
+            <w:r>
+              <w:t>Priorité</w:t>
+            </w:r>
+          </w:p>
+        </w:tc>
+      </w:tr>
+      <w:tr>
+        <w:tc>
+          <w:tcPr>
+            <w:tcW w:w="846" w:type="dxa"/>
+          </w:tcPr>
+          <w:p>
+            <w:pPr>
+              <w:jc w:val="center"/>
+            </w:pPr>
+            <w:r>
+              <w:t>ENF-01.1</w:t>
+            </w:r>
+          </w:p>
+        </w:tc>
+        <w:tc>
+          <w:tcPr>
+            <w:tcW w:w="7087" w:type="dxa"/>
+          </w:tcPr>
+          <w:p>
+            <w:r>
+              <w:t>Les mots de passe doivent être stockés sous forme hachée, jamais en clair.</w:t>
+            </w:r>
+          </w:p>
+        </w:tc>
+        <w:tc>
+          <w:tcPr>
+            <w:tcW w:w="1129" w:type="dxa"/>
+          </w:tcPr>
+          <w:p>
+            <w:pPr>
+              <w:jc w:val="center"/>
+            </w:pPr>
+            <w:r>
+              <w:t>H</w:t>
+            </w:r>
+          </w:p>
+        </w:tc>
+      </w:tr>
+      <w:tr>
+        <w:tc>
+          <w:tcPr>
+            <w:tcW w:w="846" w:type="dxa"/>
+          </w:tcPr>
+          <w:p>
+            <w:pPr>
+              <w:jc w:val="center"/>
+            </w:pPr>
+            <w:r>
+              <w:t>ENF-01.2</w:t>
+            </w:r>
+          </w:p>
+        </w:tc>
+        <w:tc>
+          <w:tcPr>
+            <w:tcW w:w="7087" w:type="dxa"/>
+          </w:tcPr>
+          <w:p>
+            <w:r>
+              <w:t>L'application doit appliquer un contrôle d'accès basé sur les rôles (Administrateur / Utilisateur standard).</w:t>
+            </w:r>
+          </w:p>
+        </w:tc>
+        <w:tc>
+          <w:tcPr>
+            <w:tcW w:w="1129" w:type="dxa"/>
+          </w:tcPr>
+          <w:p>
+            <w:pPr>
+              <w:jc w:val="center"/>
+            </w:pPr>
+            <w:r>
+              <w:t>H</w:t>
+            </w:r>
+          </w:p>
+        </w:tc>
+      </w:tr>
+      <w:tr>
+        <w:tc>
+          <w:tcPr>
+            <w:tcW w:w="846" w:type="dxa"/>
+          </w:tcPr>
+          <w:p>
+            <w:pPr>
+              <w:jc w:val="center"/>
+            </w:pPr>
+            <w:r>
+              <w:t>ENF-01.3</w:t>
+            </w:r>
+          </w:p>
+        </w:tc>
+        <w:tc>
+          <w:tcPr>
+            <w:tcW w:w="7087" w:type="dxa"/>
+          </w:tcPr>
+          <w:p>
+            <w:r>
+              <w:t>L'accès aux fonctionnalités d'administration et aux logs doit être réservé au rôle Administrateur.</w:t>
+            </w:r>
+          </w:p>
+        </w:tc>
+        <w:tc>
+          <w:tcPr>
+            <w:tcW w:w="1129" w:type="dxa"/>
+          </w:tcPr>
+          <w:p>
+            <w:pPr>
+              <w:jc w:val="center"/>
+            </w:pPr>
+            <w:r>
+              <w:t>H</w:t>
+            </w:r>
+          </w:p>
+        </w:tc>
+      </w:tr>
+      <w:tr>
+        <w:tc>
+          <w:tcPr>
+            <w:tcW w:w="846" w:type="dxa"/>
+          </w:tcPr>
+          <w:p>
+            <w:pPr>
+              <w:jc w:val="center"/>
+            </w:pPr>
+            <w:r>
+              <w:t>ENF-01.4</w:t>
+            </w:r>
+          </w:p>
+        </w:tc>
+        <w:tc>
+          <w:tcPr>
+            <w:tcW w:w="7087" w:type="dxa"/>
+          </w:tcPr>
+          <w:p>
+            <w:r>
+              <w:t>L'application doit être protégée contre les injections SQL, XSS et CSRF.</w:t>
+            </w:r>
+          </w:p>
+        </w:tc>
+        <w:tc>
+          <w:tcPr>
+            <w:tcW w:w="1129" w:type="dxa"/>
+          </w:tcPr>
+          <w:p>
+            <w:pPr>
+              <w:jc w:val="center"/>
+            </w:pPr>
+            <w:r>
+              <w:t>H</w:t>
+            </w:r>
+          </w:p>
+        </w:tc>
+      </w:tr>
+      <w:tr>
+        <w:tc>
+          <w:tcPr>
+            <w:tcW w:w="846" w:type="dxa"/>
+          </w:tcPr>
+          <w:p>
+            <w:pPr>
+              <w:jc w:val="center"/>
+            </w:pPr>
+            <w:r>
+              <w:t>ENF-01.5</w:t>
+            </w:r>
+          </w:p>
+        </w:tc>
+        <w:tc>
+          <w:tcPr>
+            <w:tcW w:w="7087" w:type="dxa"/>
+          </w:tcPr>
+          <w:p>
+            <w:r>
+              <w:t>Les sessions utilisateur doivent expirer après une période d'inactivité.</w:t>
+            </w:r>
+          </w:p>
+        </w:tc>
+        <w:tc>
+          <w:tcPr>
+            <w:tcW w:w="1129" w:type="dxa"/>
+          </w:tcPr>
+          <w:p>
+            <w:pPr>
+              <w:jc w:val="center"/>
+            </w:pPr>
+            <w:r>
+              <w:t>H</w:t>
+            </w:r>
+          </w:p>
+        </w:tc>
+      </w:tr>
+      <w:tr>
+        <w:tc>
+          <w:tcPr>
+            <w:tcW w:w="846" w:type="dxa"/>
+          </w:tcPr>
+          <w:p>
+            <w:pPr>
+              <w:jc w:val="center"/>
+            </w:pPr>
+            <w:r>
+              <w:t>ENF-01.6</w:t>
+            </w:r>
+          </w:p>
+        </w:tc>
+        <w:tc>
+          <w:tcPr>
+            <w:tcW w:w="7087" w:type="dxa"/>
+          </w:tcPr>
+          <w:p>
+            <w:r>
+              <w:t>Les fichiers uploadés doivent être validés (type MIME, taille maximale) avant traitement OCR.</w:t>
+            </w:r>
+          </w:p>
+        </w:tc>
+        <w:tc>
+          <w:tcPr>
+            <w:tcW w:w="1129" w:type="dxa"/>
+          </w:tcPr>
+          <w:p>
+            <w:pPr>
+              <w:jc w:val="center"/>
+            </w:pPr>
+            <w:r>
               <w:t>H</w:t>
             </w:r>
           </w:p>
@@ -4413,149 +7152,1284 @@
       <w:pPr>
         <w:pStyle w:val="Titre2"/>
       </w:pPr>
+      <w:bookmarkStart w:id="6" w:name="_Toc228192061"/>
+      <w:r>
+        <w:t>Délimitation du projet</w:t>
+      </w:r>
+      <w:bookmarkEnd w:id="6"/>
+    </w:p>
+    <w:p>
+      <w:r>
+        <w:t>La délimitation du projet précise ce qui fait partie du périmètre du TPI et ce qui en est exclu. Cette distinction permet d'éviter toute ambiguïté quant aux livrables attendus et de cadrer le travail dans le temps imparti (90 heures réparties sur 4 semaines).</w:t>
+      </w:r>
+    </w:p>
+    <w:p>
+      <w:pPr>
+        <w:rPr>
+          <w:b/>
+          <w:bCs/>
+        </w:rPr>
+      </w:pPr>
+      <w:r>
+        <w:rPr>
+          <w:b/>
+          <w:bCs/>
+        </w:rPr>
+        <w:t>Inclus dans le périmètre</w:t>
+      </w:r>
+    </w:p>
+    <w:p>
+      <w:r>
+        <w:t>Le projet Serial Guard V2 comprend :</w:t>
+      </w:r>
+    </w:p>
+    <w:p>
+      <w:pPr>
+        <w:pStyle w:val="Paragraphedeliste"/>
+        <w:numPr>
+          <w:ilvl w:val="0"/>
+          <w:numId w:val="6"/>
+        </w:numPr>
+      </w:pPr>
+      <w:proofErr w:type="gramStart"/>
+      <w:r>
+        <w:t>la</w:t>
+      </w:r>
+      <w:proofErr w:type="gramEnd"/>
+      <w:r>
+        <w:t xml:space="preserve"> reprise et l'amélioration de la fonctionnalité OCR développée lors du Pré-TPI (intégration dans un flux applicatif complet, validation et correction des données reconnues, gestion des erreurs liées à un texte bruité ou incorrect) ;</w:t>
+      </w:r>
+    </w:p>
+    <w:p>
+      <w:pPr>
+        <w:pStyle w:val="Paragraphedeliste"/>
+        <w:numPr>
+          <w:ilvl w:val="0"/>
+          <w:numId w:val="6"/>
+        </w:numPr>
+      </w:pPr>
+      <w:proofErr w:type="gramStart"/>
+      <w:r>
+        <w:t>le</w:t>
+      </w:r>
+      <w:proofErr w:type="gramEnd"/>
+      <w:r>
+        <w:t xml:space="preserve"> développement d'une application web complète de gestion d'un parc informatique, structurée autour d'un </w:t>
+      </w:r>
+      <w:proofErr w:type="spellStart"/>
+      <w:r>
+        <w:t>back-end</w:t>
+      </w:r>
+      <w:proofErr w:type="spellEnd"/>
+      <w:r>
+        <w:t xml:space="preserve"> et d'un </w:t>
+      </w:r>
+      <w:proofErr w:type="spellStart"/>
+      <w:r>
+        <w:t>front-end</w:t>
+      </w:r>
+      <w:proofErr w:type="spellEnd"/>
+      <w:r>
+        <w:t xml:space="preserve"> ;</w:t>
+      </w:r>
+    </w:p>
+    <w:p>
+      <w:pPr>
+        <w:pStyle w:val="Paragraphedeliste"/>
+        <w:numPr>
+          <w:ilvl w:val="0"/>
+          <w:numId w:val="6"/>
+        </w:numPr>
+      </w:pPr>
+      <w:proofErr w:type="gramStart"/>
+      <w:r>
+        <w:t>la</w:t>
+      </w:r>
+      <w:proofErr w:type="gramEnd"/>
+      <w:r>
+        <w:t xml:space="preserve"> gestion des équipements (ajout, modification, suppression, recherche par numéro de série et par type, assignation à un utilisateur) ;</w:t>
+      </w:r>
+    </w:p>
+    <w:p>
+      <w:pPr>
+        <w:pStyle w:val="Paragraphedeliste"/>
+        <w:numPr>
+          <w:ilvl w:val="0"/>
+          <w:numId w:val="6"/>
+        </w:numPr>
+      </w:pPr>
+      <w:proofErr w:type="gramStart"/>
       <w:r>
         <w:lastRenderedPageBreak/>
-        <w:t>Exigences non fonctionnelles</w:t>
-      </w:r>
-      <w:bookmarkEnd w:id="5"/>
+        <w:t>la</w:t>
+      </w:r>
+      <w:proofErr w:type="gramEnd"/>
+      <w:r>
+        <w:t xml:space="preserve"> gestion de la garantie de chaque équipement (date d'achat, durée de garantie, fournisseur, statut en cours / expirée) ;</w:t>
+      </w:r>
+    </w:p>
+    <w:p>
+      <w:pPr>
+        <w:pStyle w:val="Paragraphedeliste"/>
+        <w:numPr>
+          <w:ilvl w:val="0"/>
+          <w:numId w:val="6"/>
+        </w:numPr>
+      </w:pPr>
+      <w:proofErr w:type="gramStart"/>
+      <w:r>
+        <w:t>la</w:t>
+      </w:r>
+      <w:proofErr w:type="gramEnd"/>
+      <w:r>
+        <w:t xml:space="preserve"> gestion des utilisateurs avec deux rôles distincts (Administrateur, Utilisateur standard), authentification sécurisée et droits d'accès différenciés ;</w:t>
+      </w:r>
+    </w:p>
+    <w:p>
+      <w:pPr>
+        <w:pStyle w:val="Paragraphedeliste"/>
+        <w:numPr>
+          <w:ilvl w:val="0"/>
+          <w:numId w:val="6"/>
+        </w:numPr>
+      </w:pPr>
+      <w:proofErr w:type="gramStart"/>
+      <w:r>
+        <w:t>la</w:t>
+      </w:r>
+      <w:proofErr w:type="gramEnd"/>
+      <w:r>
+        <w:t xml:space="preserve"> journalisation des actions (création, modification, suppression, assignation, actions OCR), avec horodatage et traçabilité de l'utilisateur ;</w:t>
+      </w:r>
+    </w:p>
+    <w:p>
+      <w:pPr>
+        <w:pStyle w:val="Paragraphedeliste"/>
+        <w:numPr>
+          <w:ilvl w:val="0"/>
+          <w:numId w:val="6"/>
+        </w:numPr>
+      </w:pPr>
+      <w:proofErr w:type="gramStart"/>
+      <w:r>
+        <w:t>un</w:t>
+      </w:r>
+      <w:proofErr w:type="gramEnd"/>
+      <w:r>
+        <w:t xml:space="preserve"> tableau de bord présentant le nombre total d'équipements, leur répartition par statut (actif, en stock, en réparation) et l'activité récente ;</w:t>
+      </w:r>
+    </w:p>
+    <w:p>
+      <w:pPr>
+        <w:pStyle w:val="Paragraphedeliste"/>
+        <w:numPr>
+          <w:ilvl w:val="0"/>
+          <w:numId w:val="6"/>
+        </w:numPr>
+      </w:pPr>
+      <w:proofErr w:type="gramStart"/>
+      <w:r>
+        <w:t>la</w:t>
+      </w:r>
+      <w:proofErr w:type="gramEnd"/>
+      <w:r>
+        <w:t xml:space="preserve"> livraison du code source, de la base de données, d'une documentation technique, d'un manuel d'utilisation et d'un manuel d'exploitation (installation et déploiement).</w:t>
+      </w:r>
+    </w:p>
+    <w:p/>
+    <w:p>
+      <w:pPr>
+        <w:rPr>
+          <w:b/>
+          <w:bCs/>
+        </w:rPr>
+      </w:pPr>
+      <w:r>
+        <w:rPr>
+          <w:b/>
+          <w:bCs/>
+        </w:rPr>
+        <w:t>Exclu du périmètre</w:t>
+      </w:r>
+    </w:p>
+    <w:p>
+      <w:r>
+        <w:t>Afin de garantir la faisabilité du projet dans le temps imparti, les éléments suivants ne font pas partie du TPI :</w:t>
+      </w:r>
+    </w:p>
+    <w:p>
+      <w:pPr>
+        <w:pStyle w:val="Paragraphedeliste"/>
+        <w:numPr>
+          <w:ilvl w:val="0"/>
+          <w:numId w:val="5"/>
+        </w:numPr>
+      </w:pPr>
+      <w:proofErr w:type="gramStart"/>
+      <w:r>
+        <w:t>la</w:t>
+      </w:r>
+      <w:proofErr w:type="gramEnd"/>
+      <w:r>
+        <w:t xml:space="preserve"> mise en production sur un environnement externe au CPNV (hébergement public, nom de domaine, certificats SSL d'autorité reconnue) ;</w:t>
+      </w:r>
+    </w:p>
+    <w:p>
+      <w:pPr>
+        <w:pStyle w:val="Paragraphedeliste"/>
+        <w:numPr>
+          <w:ilvl w:val="0"/>
+          <w:numId w:val="5"/>
+        </w:numPr>
+      </w:pPr>
+      <w:proofErr w:type="gramStart"/>
+      <w:r>
+        <w:t>le</w:t>
+      </w:r>
+      <w:proofErr w:type="gramEnd"/>
+      <w:r>
+        <w:t xml:space="preserve"> développement d'une application mobile native (iOS / Android) ; seule une interface web responsive est attendue ;</w:t>
+      </w:r>
+    </w:p>
+    <w:p>
+      <w:pPr>
+        <w:pStyle w:val="Paragraphedeliste"/>
+        <w:numPr>
+          <w:ilvl w:val="0"/>
+          <w:numId w:val="5"/>
+        </w:numPr>
+      </w:pPr>
+      <w:proofErr w:type="gramStart"/>
+      <w:r>
+        <w:t>l'intégration</w:t>
+      </w:r>
+      <w:proofErr w:type="gramEnd"/>
+      <w:r>
+        <w:t xml:space="preserve"> avec des systèmes tiers externes tels qu'un annuaire d'entreprise (LDAP / Active Directory), un ERP ou une GMAO ;</w:t>
+      </w:r>
+    </w:p>
+    <w:p>
+      <w:pPr>
+        <w:pStyle w:val="Paragraphedeliste"/>
+        <w:numPr>
+          <w:ilvl w:val="0"/>
+          <w:numId w:val="5"/>
+        </w:numPr>
+      </w:pPr>
+      <w:proofErr w:type="gramStart"/>
+      <w:r>
+        <w:t>la</w:t>
+      </w:r>
+      <w:proofErr w:type="gramEnd"/>
+      <w:r>
+        <w:t xml:space="preserve"> gestion d'un parc d'équipements non informatiques (mobilier, téléphonie, etc.) ;</w:t>
+      </w:r>
+    </w:p>
+    <w:p>
+      <w:pPr>
+        <w:pStyle w:val="Paragraphedeliste"/>
+        <w:numPr>
+          <w:ilvl w:val="0"/>
+          <w:numId w:val="5"/>
+        </w:numPr>
+      </w:pPr>
+      <w:proofErr w:type="gramStart"/>
+      <w:r>
+        <w:t>la</w:t>
+      </w:r>
+      <w:proofErr w:type="gramEnd"/>
+      <w:r>
+        <w:t xml:space="preserve"> gestion financière des équipements (amortissement comptable, valeur résiduelle, refacturation interne) ;</w:t>
+      </w:r>
+    </w:p>
+    <w:p>
+      <w:pPr>
+        <w:pStyle w:val="Paragraphedeliste"/>
+        <w:numPr>
+          <w:ilvl w:val="0"/>
+          <w:numId w:val="5"/>
+        </w:numPr>
+      </w:pPr>
+      <w:proofErr w:type="gramStart"/>
+      <w:r>
+        <w:t>la</w:t>
+      </w:r>
+      <w:proofErr w:type="gramEnd"/>
+      <w:r>
+        <w:t xml:space="preserve"> génération automatisée de rapports avancés ou l'export vers des formats spécialisés autres que ceux strictement nécessaires à la consultation ;</w:t>
+      </w:r>
+    </w:p>
+    <w:p>
+      <w:pPr>
+        <w:pStyle w:val="Paragraphedeliste"/>
+        <w:numPr>
+          <w:ilvl w:val="0"/>
+          <w:numId w:val="5"/>
+        </w:numPr>
+      </w:pPr>
+      <w:proofErr w:type="gramStart"/>
+      <w:r>
+        <w:t>la</w:t>
+      </w:r>
+      <w:proofErr w:type="gramEnd"/>
+      <w:r>
+        <w:t xml:space="preserve"> prise en charge de plusieurs langues : l'application est exclusivement développée en français ;</w:t>
+      </w:r>
+    </w:p>
+    <w:p>
+      <w:pPr>
+        <w:pStyle w:val="Paragraphedeliste"/>
+        <w:numPr>
+          <w:ilvl w:val="0"/>
+          <w:numId w:val="5"/>
+        </w:numPr>
+      </w:pPr>
+      <w:proofErr w:type="gramStart"/>
+      <w:r>
+        <w:t>l'entraînement</w:t>
+      </w:r>
+      <w:proofErr w:type="gramEnd"/>
+      <w:r>
+        <w:t xml:space="preserve"> d'un modèle OCR personnalisé : seule l'intégration et la fiabilisation d'une bibliothèque OCR existante sont prévues.</w:t>
+      </w:r>
+    </w:p>
+    <w:p/>
+    <w:p>
+      <w:pPr>
+        <w:pStyle w:val="Titre1"/>
+      </w:pPr>
+      <w:bookmarkStart w:id="7" w:name="_Toc228192062"/>
+      <w:r>
+        <w:lastRenderedPageBreak/>
+        <w:t>Processus métier</w:t>
+      </w:r>
+      <w:bookmarkEnd w:id="7"/>
     </w:p>
     <w:p>
       <w:pPr>
         <w:pStyle w:val="Titre2"/>
       </w:pPr>
-      <w:bookmarkStart w:id="6" w:name="_Toc227925565"/>
-      <w:r>
-        <w:t>Délimitation du projet</w:t>
-      </w:r>
-      <w:bookmarkEnd w:id="6"/>
+      <w:bookmarkStart w:id="8" w:name="_Toc228192063"/>
+      <w:r>
+        <w:t>Flux OCR (</w:t>
+      </w:r>
+      <w:proofErr w:type="spellStart"/>
+      <w:r>
+        <w:t>upload</w:t>
+      </w:r>
+      <w:proofErr w:type="spellEnd"/>
+      <w:r>
+        <w:t xml:space="preserve"> → extraction → validation → enregistrement)</w:t>
+      </w:r>
+      <w:bookmarkEnd w:id="8"/>
+    </w:p>
+    <w:p>
+      <w:pPr>
+        <w:pStyle w:val="Titre2"/>
+      </w:pPr>
+      <w:bookmarkStart w:id="9" w:name="_Toc228192064"/>
+      <w:r>
+        <w:t>Gestion des équipements</w:t>
+      </w:r>
+      <w:bookmarkEnd w:id="9"/>
+    </w:p>
+    <w:p>
+      <w:pPr>
+        <w:pStyle w:val="Titre2"/>
+      </w:pPr>
+      <w:bookmarkStart w:id="10" w:name="_Toc228192065"/>
+      <w:r>
+        <w:t>Gestion des utilisateurs</w:t>
+      </w:r>
+      <w:bookmarkEnd w:id="10"/>
+    </w:p>
+    <w:p>
+      <w:pPr>
+        <w:rPr>
+          <w:rFonts w:ascii="Arial Black" w:eastAsiaTheme="majorEastAsia" w:hAnsi="Arial Black" w:cstheme="majorBidi"/>
+          <w:color w:val="0F4761" w:themeColor="accent1" w:themeShade="BF"/>
+          <w:sz w:val="40"/>
+          <w:szCs w:val="40"/>
+        </w:rPr>
+      </w:pPr>
+      <w:bookmarkStart w:id="11" w:name="_Toc228192066"/>
+      <w:r>
+        <w:br w:type="page"/>
+      </w:r>
     </w:p>
     <w:p>
       <w:pPr>
         <w:pStyle w:val="Titre1"/>
       </w:pPr>
-      <w:bookmarkStart w:id="7" w:name="_Toc227925566"/>
-      <w:r>
-        <w:t>Processus métier</w:t>
-      </w:r>
-      <w:bookmarkEnd w:id="7"/>
+      <w:r>
+        <w:lastRenderedPageBreak/>
+        <w:t>Concept de réalisation</w:t>
+      </w:r>
+      <w:bookmarkEnd w:id="11"/>
     </w:p>
     <w:p>
       <w:pPr>
         <w:pStyle w:val="Titre2"/>
       </w:pPr>
-      <w:bookmarkStart w:id="8" w:name="_Toc227925567"/>
-      <w:r>
-        <w:t>Flux OCR (</w:t>
-      </w:r>
-      <w:proofErr w:type="spellStart"/>
-      <w:r>
-        <w:t>upload</w:t>
-      </w:r>
-      <w:proofErr w:type="spellEnd"/>
-      <w:r>
-        <w:t xml:space="preserve"> → extraction → validation → enregistrement)</w:t>
-      </w:r>
-      <w:bookmarkEnd w:id="8"/>
+      <w:r>
+        <w:t>Maquette UI/UX</w:t>
+      </w:r>
+    </w:p>
+    <w:p>
+      <w:r>
+        <w:drawing>
+          <wp:inline distT="0" distB="0" distL="0" distR="0" wp14:anchorId="69665AA5" wp14:editId="433F6EC6">
+            <wp:extent cx="5850913" cy="4015409"/>
+            <wp:effectExtent l="0" t="0" r="0" b="4445"/>
+            <wp:docPr id="1429207542" name="Image 1"/>
+            <wp:cNvGraphicFramePr>
+              <a:graphicFrameLocks xmlns:a="http://schemas.openxmlformats.org/drawingml/2006/main" noChangeAspect="1"/>
+            </wp:cNvGraphicFramePr>
+            <a:graphic xmlns:a="http://schemas.openxmlformats.org/drawingml/2006/main">
+              <a:graphicData uri="http://schemas.openxmlformats.org/drawingml/2006/picture">
+                <pic:pic xmlns:pic="http://schemas.openxmlformats.org/drawingml/2006/picture">
+                  <pic:nvPicPr>
+                    <pic:cNvPr id="1429207542" name=""/>
+                    <pic:cNvPicPr/>
+                  </pic:nvPicPr>
+                  <pic:blipFill>
+                    <a:blip r:embed="rId9"/>
+                    <a:stretch>
+                      <a:fillRect/>
+                    </a:stretch>
+                  </pic:blipFill>
+                  <pic:spPr>
+                    <a:xfrm>
+                      <a:off x="0" y="0"/>
+                      <a:ext cx="5877292" cy="4033512"/>
+                    </a:xfrm>
+                    <a:prstGeom prst="rect">
+                      <a:avLst/>
+                    </a:prstGeom>
+                  </pic:spPr>
+                </pic:pic>
+              </a:graphicData>
+            </a:graphic>
+          </wp:inline>
+        </w:drawing>
+      </w:r>
+    </w:p>
+    <w:p>
+      <w:r>
+        <w:lastRenderedPageBreak/>
+        <w:drawing>
+          <wp:inline distT="0" distB="0" distL="0" distR="0" wp14:anchorId="08537B0D" wp14:editId="2733935F">
+            <wp:extent cx="4889500" cy="3375005"/>
+            <wp:effectExtent l="0" t="0" r="6350" b="0"/>
+            <wp:docPr id="180494506" name="Image 1"/>
+            <wp:cNvGraphicFramePr>
+              <a:graphicFrameLocks xmlns:a="http://schemas.openxmlformats.org/drawingml/2006/main" noChangeAspect="1"/>
+            </wp:cNvGraphicFramePr>
+            <a:graphic xmlns:a="http://schemas.openxmlformats.org/drawingml/2006/main">
+              <a:graphicData uri="http://schemas.openxmlformats.org/drawingml/2006/picture">
+                <pic:pic xmlns:pic="http://schemas.openxmlformats.org/drawingml/2006/picture">
+                  <pic:nvPicPr>
+                    <pic:cNvPr id="180494506" name=""/>
+                    <pic:cNvPicPr/>
+                  </pic:nvPicPr>
+                  <pic:blipFill>
+                    <a:blip r:embed="rId10"/>
+                    <a:stretch>
+                      <a:fillRect/>
+                    </a:stretch>
+                  </pic:blipFill>
+                  <pic:spPr>
+                    <a:xfrm>
+                      <a:off x="0" y="0"/>
+                      <a:ext cx="4902593" cy="3384043"/>
+                    </a:xfrm>
+                    <a:prstGeom prst="rect">
+                      <a:avLst/>
+                    </a:prstGeom>
+                  </pic:spPr>
+                </pic:pic>
+              </a:graphicData>
+            </a:graphic>
+          </wp:inline>
+        </w:drawing>
+      </w:r>
+      <w:r>
+        <w:drawing>
+          <wp:inline distT="0" distB="0" distL="0" distR="0" wp14:anchorId="6461EE17" wp14:editId="6663D733">
+            <wp:extent cx="4877018" cy="3228229"/>
+            <wp:effectExtent l="0" t="0" r="0" b="0"/>
+            <wp:docPr id="605589845" name="Image 1"/>
+            <wp:cNvGraphicFramePr>
+              <a:graphicFrameLocks xmlns:a="http://schemas.openxmlformats.org/drawingml/2006/main" noChangeAspect="1"/>
+            </wp:cNvGraphicFramePr>
+            <a:graphic xmlns:a="http://schemas.openxmlformats.org/drawingml/2006/main">
+              <a:graphicData uri="http://schemas.openxmlformats.org/drawingml/2006/picture">
+                <pic:pic xmlns:pic="http://schemas.openxmlformats.org/drawingml/2006/picture">
+                  <pic:nvPicPr>
+                    <pic:cNvPr id="605589845" name=""/>
+                    <pic:cNvPicPr/>
+                  </pic:nvPicPr>
+                  <pic:blipFill>
+                    <a:blip r:embed="rId11"/>
+                    <a:stretch>
+                      <a:fillRect/>
+                    </a:stretch>
+                  </pic:blipFill>
+                  <pic:spPr>
+                    <a:xfrm>
+                      <a:off x="0" y="0"/>
+                      <a:ext cx="4887329" cy="3235054"/>
+                    </a:xfrm>
+                    <a:prstGeom prst="rect">
+                      <a:avLst/>
+                    </a:prstGeom>
+                  </pic:spPr>
+                </pic:pic>
+              </a:graphicData>
+            </a:graphic>
+          </wp:inline>
+        </w:drawing>
+      </w:r>
+      <w:r>
+        <w:lastRenderedPageBreak/>
+        <w:drawing>
+          <wp:inline distT="0" distB="0" distL="0" distR="0" wp14:anchorId="6B241F45" wp14:editId="2DA01912">
+            <wp:extent cx="5760720" cy="3933825"/>
+            <wp:effectExtent l="0" t="0" r="0" b="9525"/>
+            <wp:docPr id="877313007" name="Image 1"/>
+            <wp:cNvGraphicFramePr>
+              <a:graphicFrameLocks xmlns:a="http://schemas.openxmlformats.org/drawingml/2006/main" noChangeAspect="1"/>
+            </wp:cNvGraphicFramePr>
+            <a:graphic xmlns:a="http://schemas.openxmlformats.org/drawingml/2006/main">
+              <a:graphicData uri="http://schemas.openxmlformats.org/drawingml/2006/picture">
+                <pic:pic xmlns:pic="http://schemas.openxmlformats.org/drawingml/2006/picture">
+                  <pic:nvPicPr>
+                    <pic:cNvPr id="877313007" name=""/>
+                    <pic:cNvPicPr/>
+                  </pic:nvPicPr>
+                  <pic:blipFill>
+                    <a:blip r:embed="rId12"/>
+                    <a:stretch>
+                      <a:fillRect/>
+                    </a:stretch>
+                  </pic:blipFill>
+                  <pic:spPr>
+                    <a:xfrm>
+                      <a:off x="0" y="0"/>
+                      <a:ext cx="5760720" cy="3933825"/>
+                    </a:xfrm>
+                    <a:prstGeom prst="rect">
+                      <a:avLst/>
+                    </a:prstGeom>
+                  </pic:spPr>
+                </pic:pic>
+              </a:graphicData>
+            </a:graphic>
+          </wp:inline>
+        </w:drawing>
+      </w:r>
+      <w:r>
+        <w:drawing>
+          <wp:inline distT="0" distB="0" distL="0" distR="0" wp14:anchorId="2695E0E2" wp14:editId="1C2EB416">
+            <wp:extent cx="5760720" cy="3491230"/>
+            <wp:effectExtent l="0" t="0" r="0" b="0"/>
+            <wp:docPr id="837798369" name="Image 1"/>
+            <wp:cNvGraphicFramePr>
+              <a:graphicFrameLocks xmlns:a="http://schemas.openxmlformats.org/drawingml/2006/main" noChangeAspect="1"/>
+            </wp:cNvGraphicFramePr>
+            <a:graphic xmlns:a="http://schemas.openxmlformats.org/drawingml/2006/main">
+              <a:graphicData uri="http://schemas.openxmlformats.org/drawingml/2006/picture">
+                <pic:pic xmlns:pic="http://schemas.openxmlformats.org/drawingml/2006/picture">
+                  <pic:nvPicPr>
+                    <pic:cNvPr id="837798369" name=""/>
+                    <pic:cNvPicPr/>
+                  </pic:nvPicPr>
+                  <pic:blipFill>
+                    <a:blip r:embed="rId13"/>
+                    <a:stretch>
+                      <a:fillRect/>
+                    </a:stretch>
+                  </pic:blipFill>
+                  <pic:spPr>
+                    <a:xfrm>
+                      <a:off x="0" y="0"/>
+                      <a:ext cx="5760720" cy="3491230"/>
+                    </a:xfrm>
+                    <a:prstGeom prst="rect">
+                      <a:avLst/>
+                    </a:prstGeom>
+                  </pic:spPr>
+                </pic:pic>
+              </a:graphicData>
+            </a:graphic>
+          </wp:inline>
+        </w:drawing>
+      </w:r>
+      <w:r>
+        <w:lastRenderedPageBreak/>
+        <w:drawing>
+          <wp:inline distT="0" distB="0" distL="0" distR="0" wp14:anchorId="5330548F" wp14:editId="7F2E89A6">
+            <wp:extent cx="5760720" cy="3127375"/>
+            <wp:effectExtent l="0" t="0" r="0" b="0"/>
+            <wp:docPr id="241547055" name="Image 1"/>
+            <wp:cNvGraphicFramePr>
+              <a:graphicFrameLocks xmlns:a="http://schemas.openxmlformats.org/drawingml/2006/main" noChangeAspect="1"/>
+            </wp:cNvGraphicFramePr>
+            <a:graphic xmlns:a="http://schemas.openxmlformats.org/drawingml/2006/main">
+              <a:graphicData uri="http://schemas.openxmlformats.org/drawingml/2006/picture">
+                <pic:pic xmlns:pic="http://schemas.openxmlformats.org/drawingml/2006/picture">
+                  <pic:nvPicPr>
+                    <pic:cNvPr id="241547055" name=""/>
+                    <pic:cNvPicPr/>
+                  </pic:nvPicPr>
+                  <pic:blipFill>
+                    <a:blip r:embed="rId14"/>
+                    <a:stretch>
+                      <a:fillRect/>
+                    </a:stretch>
+                  </pic:blipFill>
+                  <pic:spPr>
+                    <a:xfrm>
+                      <a:off x="0" y="0"/>
+                      <a:ext cx="5760720" cy="3127375"/>
+                    </a:xfrm>
+                    <a:prstGeom prst="rect">
+                      <a:avLst/>
+                    </a:prstGeom>
+                  </pic:spPr>
+                </pic:pic>
+              </a:graphicData>
+            </a:graphic>
+          </wp:inline>
+        </w:drawing>
+      </w:r>
+      <w:r>
+        <w:drawing>
+          <wp:inline distT="0" distB="0" distL="0" distR="0" wp14:anchorId="39257FC1" wp14:editId="70BED4EF">
+            <wp:extent cx="5760720" cy="4072255"/>
+            <wp:effectExtent l="0" t="0" r="0" b="4445"/>
+            <wp:docPr id="1696718273" name="Image 1"/>
+            <wp:cNvGraphicFramePr>
+              <a:graphicFrameLocks xmlns:a="http://schemas.openxmlformats.org/drawingml/2006/main" noChangeAspect="1"/>
+            </wp:cNvGraphicFramePr>
+            <a:graphic xmlns:a="http://schemas.openxmlformats.org/drawingml/2006/main">
+              <a:graphicData uri="http://schemas.openxmlformats.org/drawingml/2006/picture">
+                <pic:pic xmlns:pic="http://schemas.openxmlformats.org/drawingml/2006/picture">
+                  <pic:nvPicPr>
+                    <pic:cNvPr id="1696718273" name=""/>
+                    <pic:cNvPicPr/>
+                  </pic:nvPicPr>
+                  <pic:blipFill>
+                    <a:blip r:embed="rId15"/>
+                    <a:stretch>
+                      <a:fillRect/>
+                    </a:stretch>
+                  </pic:blipFill>
+                  <pic:spPr>
+                    <a:xfrm>
+                      <a:off x="0" y="0"/>
+                      <a:ext cx="5760720" cy="4072255"/>
+                    </a:xfrm>
+                    <a:prstGeom prst="rect">
+                      <a:avLst/>
+                    </a:prstGeom>
+                  </pic:spPr>
+                </pic:pic>
+              </a:graphicData>
+            </a:graphic>
+          </wp:inline>
+        </w:drawing>
+      </w:r>
+      <w:r>
+        <w:lastRenderedPageBreak/>
+        <w:drawing>
+          <wp:inline distT="0" distB="0" distL="0" distR="0" wp14:anchorId="2A0DE3DF" wp14:editId="7A11B391">
+            <wp:extent cx="5760720" cy="3582670"/>
+            <wp:effectExtent l="0" t="0" r="0" b="0"/>
+            <wp:docPr id="1106932388" name="Image 1"/>
+            <wp:cNvGraphicFramePr>
+              <a:graphicFrameLocks xmlns:a="http://schemas.openxmlformats.org/drawingml/2006/main" noChangeAspect="1"/>
+            </wp:cNvGraphicFramePr>
+            <a:graphic xmlns:a="http://schemas.openxmlformats.org/drawingml/2006/main">
+              <a:graphicData uri="http://schemas.openxmlformats.org/drawingml/2006/picture">
+                <pic:pic xmlns:pic="http://schemas.openxmlformats.org/drawingml/2006/picture">
+                  <pic:nvPicPr>
+                    <pic:cNvPr id="1106932388" name=""/>
+                    <pic:cNvPicPr/>
+                  </pic:nvPicPr>
+                  <pic:blipFill>
+                    <a:blip r:embed="rId16"/>
+                    <a:stretch>
+                      <a:fillRect/>
+                    </a:stretch>
+                  </pic:blipFill>
+                  <pic:spPr>
+                    <a:xfrm>
+                      <a:off x="0" y="0"/>
+                      <a:ext cx="5760720" cy="3582670"/>
+                    </a:xfrm>
+                    <a:prstGeom prst="rect">
+                      <a:avLst/>
+                    </a:prstGeom>
+                  </pic:spPr>
+                </pic:pic>
+              </a:graphicData>
+            </a:graphic>
+          </wp:inline>
+        </w:drawing>
+      </w:r>
+      <w:r>
+        <w:drawing>
+          <wp:inline distT="0" distB="0" distL="0" distR="0" wp14:anchorId="0C4E9FBF" wp14:editId="09540C2F">
+            <wp:extent cx="5760720" cy="3548380"/>
+            <wp:effectExtent l="0" t="0" r="0" b="0"/>
+            <wp:docPr id="666244269" name="Image 1"/>
+            <wp:cNvGraphicFramePr>
+              <a:graphicFrameLocks xmlns:a="http://schemas.openxmlformats.org/drawingml/2006/main" noChangeAspect="1"/>
+            </wp:cNvGraphicFramePr>
+            <a:graphic xmlns:a="http://schemas.openxmlformats.org/drawingml/2006/main">
+              <a:graphicData uri="http://schemas.openxmlformats.org/drawingml/2006/picture">
+                <pic:pic xmlns:pic="http://schemas.openxmlformats.org/drawingml/2006/picture">
+                  <pic:nvPicPr>
+                    <pic:cNvPr id="666244269" name=""/>
+                    <pic:cNvPicPr/>
+                  </pic:nvPicPr>
+                  <pic:blipFill>
+                    <a:blip r:embed="rId17"/>
+                    <a:stretch>
+                      <a:fillRect/>
+                    </a:stretch>
+                  </pic:blipFill>
+                  <pic:spPr>
+                    <a:xfrm>
+                      <a:off x="0" y="0"/>
+                      <a:ext cx="5760720" cy="3548380"/>
+                    </a:xfrm>
+                    <a:prstGeom prst="rect">
+                      <a:avLst/>
+                    </a:prstGeom>
+                  </pic:spPr>
+                </pic:pic>
+              </a:graphicData>
+            </a:graphic>
+          </wp:inline>
+        </w:drawing>
+      </w:r>
+      <w:r>
+        <w:lastRenderedPageBreak/>
+        <w:drawing>
+          <wp:inline distT="0" distB="0" distL="0" distR="0" wp14:anchorId="7FF73DE0" wp14:editId="06F4F462">
+            <wp:extent cx="5760720" cy="3800475"/>
+            <wp:effectExtent l="0" t="0" r="0" b="9525"/>
+            <wp:docPr id="1149538880" name="Image 1"/>
+            <wp:cNvGraphicFramePr>
+              <a:graphicFrameLocks xmlns:a="http://schemas.openxmlformats.org/drawingml/2006/main" noChangeAspect="1"/>
+            </wp:cNvGraphicFramePr>
+            <a:graphic xmlns:a="http://schemas.openxmlformats.org/drawingml/2006/main">
+              <a:graphicData uri="http://schemas.openxmlformats.org/drawingml/2006/picture">
+                <pic:pic xmlns:pic="http://schemas.openxmlformats.org/drawingml/2006/picture">
+                  <pic:nvPicPr>
+                    <pic:cNvPr id="1149538880" name=""/>
+                    <pic:cNvPicPr/>
+                  </pic:nvPicPr>
+                  <pic:blipFill>
+                    <a:blip r:embed="rId18"/>
+                    <a:stretch>
+                      <a:fillRect/>
+                    </a:stretch>
+                  </pic:blipFill>
+                  <pic:spPr>
+                    <a:xfrm>
+                      <a:off x="0" y="0"/>
+                      <a:ext cx="5760720" cy="3800475"/>
+                    </a:xfrm>
+                    <a:prstGeom prst="rect">
+                      <a:avLst/>
+                    </a:prstGeom>
+                  </pic:spPr>
+                </pic:pic>
+              </a:graphicData>
+            </a:graphic>
+          </wp:inline>
+        </w:drawing>
+      </w:r>
+      <w:r>
+        <w:drawing>
+          <wp:inline distT="0" distB="0" distL="0" distR="0" wp14:anchorId="5375B005" wp14:editId="59518BDD">
+            <wp:extent cx="5760720" cy="3686810"/>
+            <wp:effectExtent l="0" t="0" r="0" b="8890"/>
+            <wp:docPr id="1594826951" name="Image 1"/>
+            <wp:cNvGraphicFramePr>
+              <a:graphicFrameLocks xmlns:a="http://schemas.openxmlformats.org/drawingml/2006/main" noChangeAspect="1"/>
+            </wp:cNvGraphicFramePr>
+            <a:graphic xmlns:a="http://schemas.openxmlformats.org/drawingml/2006/main">
+              <a:graphicData uri="http://schemas.openxmlformats.org/drawingml/2006/picture">
+                <pic:pic xmlns:pic="http://schemas.openxmlformats.org/drawingml/2006/picture">
+                  <pic:nvPicPr>
+                    <pic:cNvPr id="1594826951" name=""/>
+                    <pic:cNvPicPr/>
+                  </pic:nvPicPr>
+                  <pic:blipFill>
+                    <a:blip r:embed="rId19"/>
+                    <a:stretch>
+                      <a:fillRect/>
+                    </a:stretch>
+                  </pic:blipFill>
+                  <pic:spPr>
+                    <a:xfrm>
+                      <a:off x="0" y="0"/>
+                      <a:ext cx="5760720" cy="3686810"/>
+                    </a:xfrm>
+                    <a:prstGeom prst="rect">
+                      <a:avLst/>
+                    </a:prstGeom>
+                  </pic:spPr>
+                </pic:pic>
+              </a:graphicData>
+            </a:graphic>
+          </wp:inline>
+        </w:drawing>
+      </w:r>
+      <w:r>
+        <w:lastRenderedPageBreak/>
+        <w:drawing>
+          <wp:inline distT="0" distB="0" distL="0" distR="0" wp14:anchorId="44AE3238" wp14:editId="606F3D67">
+            <wp:extent cx="5760720" cy="3576320"/>
+            <wp:effectExtent l="0" t="0" r="0" b="5080"/>
+            <wp:docPr id="1969363501" name="Image 1"/>
+            <wp:cNvGraphicFramePr>
+              <a:graphicFrameLocks xmlns:a="http://schemas.openxmlformats.org/drawingml/2006/main" noChangeAspect="1"/>
+            </wp:cNvGraphicFramePr>
+            <a:graphic xmlns:a="http://schemas.openxmlformats.org/drawingml/2006/main">
+              <a:graphicData uri="http://schemas.openxmlformats.org/drawingml/2006/picture">
+                <pic:pic xmlns:pic="http://schemas.openxmlformats.org/drawingml/2006/picture">
+                  <pic:nvPicPr>
+                    <pic:cNvPr id="1969363501" name=""/>
+                    <pic:cNvPicPr/>
+                  </pic:nvPicPr>
+                  <pic:blipFill>
+                    <a:blip r:embed="rId20"/>
+                    <a:stretch>
+                      <a:fillRect/>
+                    </a:stretch>
+                  </pic:blipFill>
+                  <pic:spPr>
+                    <a:xfrm>
+                      <a:off x="0" y="0"/>
+                      <a:ext cx="5760720" cy="3576320"/>
+                    </a:xfrm>
+                    <a:prstGeom prst="rect">
+                      <a:avLst/>
+                    </a:prstGeom>
+                  </pic:spPr>
+                </pic:pic>
+              </a:graphicData>
+            </a:graphic>
+          </wp:inline>
+        </w:drawing>
+      </w:r>
+      <w:r>
+        <w:drawing>
+          <wp:inline distT="0" distB="0" distL="0" distR="0" wp14:anchorId="604D2BC1" wp14:editId="416634DD">
+            <wp:extent cx="5760720" cy="3183255"/>
+            <wp:effectExtent l="0" t="0" r="0" b="0"/>
+            <wp:docPr id="1692090912" name="Image 1"/>
+            <wp:cNvGraphicFramePr>
+              <a:graphicFrameLocks xmlns:a="http://schemas.openxmlformats.org/drawingml/2006/main" noChangeAspect="1"/>
+            </wp:cNvGraphicFramePr>
+            <a:graphic xmlns:a="http://schemas.openxmlformats.org/drawingml/2006/main">
+              <a:graphicData uri="http://schemas.openxmlformats.org/drawingml/2006/picture">
+                <pic:pic xmlns:pic="http://schemas.openxmlformats.org/drawingml/2006/picture">
+                  <pic:nvPicPr>
+                    <pic:cNvPr id="1692090912" name=""/>
+                    <pic:cNvPicPr/>
+                  </pic:nvPicPr>
+                  <pic:blipFill>
+                    <a:blip r:embed="rId21"/>
+                    <a:stretch>
+                      <a:fillRect/>
+                    </a:stretch>
+                  </pic:blipFill>
+                  <pic:spPr>
+                    <a:xfrm>
+                      <a:off x="0" y="0"/>
+                      <a:ext cx="5760720" cy="3183255"/>
+                    </a:xfrm>
+                    <a:prstGeom prst="rect">
+                      <a:avLst/>
+                    </a:prstGeom>
+                  </pic:spPr>
+                </pic:pic>
+              </a:graphicData>
+            </a:graphic>
+          </wp:inline>
+        </w:drawing>
+      </w:r>
+      <w:r>
+        <w:lastRenderedPageBreak/>
+        <w:drawing>
+          <wp:inline distT="0" distB="0" distL="0" distR="0" wp14:anchorId="076F06AF" wp14:editId="4C6C135F">
+            <wp:extent cx="5760720" cy="3585210"/>
+            <wp:effectExtent l="0" t="0" r="0" b="0"/>
+            <wp:docPr id="128654303" name="Image 1"/>
+            <wp:cNvGraphicFramePr>
+              <a:graphicFrameLocks xmlns:a="http://schemas.openxmlformats.org/drawingml/2006/main" noChangeAspect="1"/>
+            </wp:cNvGraphicFramePr>
+            <a:graphic xmlns:a="http://schemas.openxmlformats.org/drawingml/2006/main">
+              <a:graphicData uri="http://schemas.openxmlformats.org/drawingml/2006/picture">
+                <pic:pic xmlns:pic="http://schemas.openxmlformats.org/drawingml/2006/picture">
+                  <pic:nvPicPr>
+                    <pic:cNvPr id="128654303" name=""/>
+                    <pic:cNvPicPr/>
+                  </pic:nvPicPr>
+                  <pic:blipFill>
+                    <a:blip r:embed="rId22"/>
+                    <a:stretch>
+                      <a:fillRect/>
+                    </a:stretch>
+                  </pic:blipFill>
+                  <pic:spPr>
+                    <a:xfrm>
+                      <a:off x="0" y="0"/>
+                      <a:ext cx="5760720" cy="3585210"/>
+                    </a:xfrm>
+                    <a:prstGeom prst="rect">
+                      <a:avLst/>
+                    </a:prstGeom>
+                  </pic:spPr>
+                </pic:pic>
+              </a:graphicData>
+            </a:graphic>
+          </wp:inline>
+        </w:drawing>
+      </w:r>
+      <w:r>
+        <w:drawing>
+          <wp:inline distT="0" distB="0" distL="0" distR="0" wp14:anchorId="4446A466" wp14:editId="18EEE6BD">
+            <wp:extent cx="5760720" cy="3649980"/>
+            <wp:effectExtent l="0" t="0" r="0" b="7620"/>
+            <wp:docPr id="442513532" name="Image 1"/>
+            <wp:cNvGraphicFramePr>
+              <a:graphicFrameLocks xmlns:a="http://schemas.openxmlformats.org/drawingml/2006/main" noChangeAspect="1"/>
+            </wp:cNvGraphicFramePr>
+            <a:graphic xmlns:a="http://schemas.openxmlformats.org/drawingml/2006/main">
+              <a:graphicData uri="http://schemas.openxmlformats.org/drawingml/2006/picture">
+                <pic:pic xmlns:pic="http://schemas.openxmlformats.org/drawingml/2006/picture">
+                  <pic:nvPicPr>
+                    <pic:cNvPr id="442513532" name=""/>
+                    <pic:cNvPicPr/>
+                  </pic:nvPicPr>
+                  <pic:blipFill>
+                    <a:blip r:embed="rId23"/>
+                    <a:stretch>
+                      <a:fillRect/>
+                    </a:stretch>
+                  </pic:blipFill>
+                  <pic:spPr>
+                    <a:xfrm>
+                      <a:off x="0" y="0"/>
+                      <a:ext cx="5760720" cy="3649980"/>
+                    </a:xfrm>
+                    <a:prstGeom prst="rect">
+                      <a:avLst/>
+                    </a:prstGeom>
+                  </pic:spPr>
+                </pic:pic>
+              </a:graphicData>
+            </a:graphic>
+          </wp:inline>
+        </w:drawing>
+      </w:r>
+      <w:r>
+        <w:lastRenderedPageBreak/>
+        <w:drawing>
+          <wp:inline distT="0" distB="0" distL="0" distR="0" wp14:anchorId="362AF02B" wp14:editId="6DC3C170">
+            <wp:extent cx="5760720" cy="3265170"/>
+            <wp:effectExtent l="0" t="0" r="0" b="0"/>
+            <wp:docPr id="2128085240" name="Image 1"/>
+            <wp:cNvGraphicFramePr>
+              <a:graphicFrameLocks xmlns:a="http://schemas.openxmlformats.org/drawingml/2006/main" noChangeAspect="1"/>
+            </wp:cNvGraphicFramePr>
+            <a:graphic xmlns:a="http://schemas.openxmlformats.org/drawingml/2006/main">
+              <a:graphicData uri="http://schemas.openxmlformats.org/drawingml/2006/picture">
+                <pic:pic xmlns:pic="http://schemas.openxmlformats.org/drawingml/2006/picture">
+                  <pic:nvPicPr>
+                    <pic:cNvPr id="2128085240" name=""/>
+                    <pic:cNvPicPr/>
+                  </pic:nvPicPr>
+                  <pic:blipFill>
+                    <a:blip r:embed="rId24"/>
+                    <a:stretch>
+                      <a:fillRect/>
+                    </a:stretch>
+                  </pic:blipFill>
+                  <pic:spPr>
+                    <a:xfrm>
+                      <a:off x="0" y="0"/>
+                      <a:ext cx="5760720" cy="3265170"/>
+                    </a:xfrm>
+                    <a:prstGeom prst="rect">
+                      <a:avLst/>
+                    </a:prstGeom>
+                  </pic:spPr>
+                </pic:pic>
+              </a:graphicData>
+            </a:graphic>
+          </wp:inline>
+        </w:drawing>
+      </w:r>
     </w:p>
     <w:p>
       <w:pPr>
         <w:pStyle w:val="Titre2"/>
       </w:pPr>
-      <w:bookmarkStart w:id="9" w:name="_Toc227925568"/>
-      <w:r>
-        <w:t>Gestion des équipements</w:t>
-      </w:r>
-      <w:bookmarkEnd w:id="9"/>
+      <w:bookmarkStart w:id="12" w:name="_Toc228192068"/>
+      <w:r>
+        <w:drawing>
+          <wp:inline distT="0" distB="0" distL="0" distR="0" wp14:anchorId="189790C0" wp14:editId="1D69CAD8">
+            <wp:extent cx="5760720" cy="4288790"/>
+            <wp:effectExtent l="0" t="0" r="0" b="0"/>
+            <wp:docPr id="81754065" name="Image 1"/>
+            <wp:cNvGraphicFramePr>
+              <a:graphicFrameLocks xmlns:a="http://schemas.openxmlformats.org/drawingml/2006/main" noChangeAspect="1"/>
+            </wp:cNvGraphicFramePr>
+            <a:graphic xmlns:a="http://schemas.openxmlformats.org/drawingml/2006/main">
+              <a:graphicData uri="http://schemas.openxmlformats.org/drawingml/2006/picture">
+                <pic:pic xmlns:pic="http://schemas.openxmlformats.org/drawingml/2006/picture">
+                  <pic:nvPicPr>
+                    <pic:cNvPr id="81754065" name=""/>
+                    <pic:cNvPicPr/>
+                  </pic:nvPicPr>
+                  <pic:blipFill>
+                    <a:blip r:embed="rId25"/>
+                    <a:stretch>
+                      <a:fillRect/>
+                    </a:stretch>
+                  </pic:blipFill>
+                  <pic:spPr>
+                    <a:xfrm>
+                      <a:off x="0" y="0"/>
+                      <a:ext cx="5760720" cy="4288790"/>
+                    </a:xfrm>
+                    <a:prstGeom prst="rect">
+                      <a:avLst/>
+                    </a:prstGeom>
+                  </pic:spPr>
+                </pic:pic>
+              </a:graphicData>
+            </a:graphic>
+          </wp:inline>
+        </w:drawing>
+      </w:r>
+      <w:r>
+        <w:t>Use Cases</w:t>
+      </w:r>
+      <w:bookmarkEnd w:id="12"/>
     </w:p>
     <w:p>
       <w:pPr>
         <w:pStyle w:val="Titre2"/>
       </w:pPr>
-      <w:bookmarkStart w:id="10" w:name="_Toc227925569"/>
-      <w:r>
-        <w:t>Gestion des utilisateurs</w:t>
-      </w:r>
-      <w:bookmarkEnd w:id="10"/>
+      <w:bookmarkStart w:id="13" w:name="_Toc228192069"/>
+      <w:r>
+        <w:t>Technologies choisies et justification</w:t>
+      </w:r>
+      <w:bookmarkEnd w:id="13"/>
+    </w:p>
+    <w:p>
+      <w:pPr>
+        <w:rPr>
+          <w:rFonts w:ascii="Arial Black" w:eastAsiaTheme="majorEastAsia" w:hAnsi="Arial Black" w:cstheme="majorBidi"/>
+          <w:color w:val="0F4761" w:themeColor="accent1" w:themeShade="BF"/>
+          <w:sz w:val="40"/>
+          <w:szCs w:val="40"/>
+        </w:rPr>
+      </w:pPr>
+      <w:r>
+        <w:br w:type="page"/>
+      </w:r>
     </w:p>
     <w:p>
       <w:pPr>
         <w:pStyle w:val="Titre1"/>
       </w:pPr>
-      <w:bookmarkStart w:id="11" w:name="_Toc227925570"/>
-      <w:r>
-        <w:t>Concept de réalisation</w:t>
-      </w:r>
-      <w:bookmarkEnd w:id="11"/>
+      <w:bookmarkStart w:id="14" w:name="_Toc228192070"/>
+      <w:r>
+        <w:lastRenderedPageBreak/>
+        <w:t>Modèle de données</w:t>
+      </w:r>
+      <w:bookmarkEnd w:id="14"/>
     </w:p>
     <w:p>
       <w:pPr>
         <w:pStyle w:val="Titre2"/>
-      </w:pPr>
-      <w:bookmarkStart w:id="12" w:name="_Toc227925571"/>
-      <w:r>
-        <w:t>Architecture générale</w:t>
-      </w:r>
-      <w:bookmarkEnd w:id="12"/>
+        <w:tabs>
+          <w:tab w:val="left" w:pos="2029"/>
+        </w:tabs>
+      </w:pPr>
+      <w:r>
+        <w:t>Diagramme de flux</w:t>
+      </w:r>
+      <w:r>
+        <w:rPr>
+          <w:noProof/>
+        </w:rPr>
+        <w:drawing>
+          <wp:inline distT="0" distB="0" distL="0" distR="0" wp14:anchorId="3F203BF8" wp14:editId="6F4DBF1F">
+            <wp:extent cx="5756910" cy="6861810"/>
+            <wp:effectExtent l="0" t="0" r="0" b="0"/>
+            <wp:docPr id="990164645" name="Image 1"/>
+            <wp:cNvGraphicFramePr>
+              <a:graphicFrameLocks xmlns:a="http://schemas.openxmlformats.org/drawingml/2006/main" noChangeAspect="1"/>
+            </wp:cNvGraphicFramePr>
+            <a:graphic xmlns:a="http://schemas.openxmlformats.org/drawingml/2006/main">
+              <a:graphicData uri="http://schemas.openxmlformats.org/drawingml/2006/picture">
+                <pic:pic xmlns:pic="http://schemas.openxmlformats.org/drawingml/2006/picture">
+                  <pic:nvPicPr>
+                    <pic:cNvPr id="0" name="Picture 3"/>
+                    <pic:cNvPicPr>
+                      <a:picLocks noChangeAspect="1" noChangeArrowheads="1"/>
+                    </pic:cNvPicPr>
+                  </pic:nvPicPr>
+                  <pic:blipFill>
+                    <a:blip r:embed="rId26" cstate="print">
+                      <a:extLst>
+                        <a:ext uri="{28A0092B-C50C-407E-A947-70E740481C1C}">
+                          <a14:useLocalDpi xmlns:a14="http://schemas.microsoft.com/office/drawing/2010/main" val="0"/>
+                        </a:ext>
+                      </a:extLst>
+                    </a:blip>
+                    <a:srcRect/>
+                    <a:stretch>
+                      <a:fillRect/>
+                    </a:stretch>
+                  </pic:blipFill>
+                  <pic:spPr bwMode="auto">
+                    <a:xfrm>
+                      <a:off x="0" y="0"/>
+                      <a:ext cx="5756910" cy="6861810"/>
+                    </a:xfrm>
+                    <a:prstGeom prst="rect">
+                      <a:avLst/>
+                    </a:prstGeom>
+                    <a:noFill/>
+                    <a:ln>
+                      <a:noFill/>
+                    </a:ln>
+                  </pic:spPr>
+                </pic:pic>
+              </a:graphicData>
+            </a:graphic>
+          </wp:inline>
+        </w:drawing>
+      </w:r>
+    </w:p>
+    <w:p>
+      <w:pPr>
+        <w:rPr>
+          <w:rFonts w:asciiTheme="majorHAnsi" w:eastAsiaTheme="majorEastAsia" w:hAnsiTheme="majorHAnsi" w:cstheme="majorBidi"/>
+          <w:color w:val="0F4761" w:themeColor="accent1" w:themeShade="BF"/>
+          <w:sz w:val="32"/>
+          <w:szCs w:val="32"/>
+        </w:rPr>
+      </w:pPr>
+      <w:r>
+        <w:br w:type="page"/>
+      </w:r>
     </w:p>
     <w:p>
       <w:pPr>
         <w:pStyle w:val="Titre2"/>
-      </w:pPr>
-      <w:bookmarkStart w:id="13" w:name="_Toc227925572"/>
-      <w:r>
-        <w:t>Use Cases</w:t>
-      </w:r>
-      <w:bookmarkEnd w:id="13"/>
-    </w:p>
+        <w:tabs>
+          <w:tab w:val="left" w:pos="2029"/>
+        </w:tabs>
+      </w:pPr>
+      <w:r>
+        <w:lastRenderedPageBreak/>
+        <w:t>MLD</w:t>
+      </w:r>
+    </w:p>
+    <w:p>
+      <w:r>
+        <w:rPr>
+          <w:noProof/>
+        </w:rPr>
+        <w:drawing>
+          <wp:inline distT="0" distB="0" distL="0" distR="0" wp14:anchorId="25D43B79" wp14:editId="59FA52F8">
+            <wp:extent cx="5734850" cy="6954220"/>
+            <wp:effectExtent l="0" t="0" r="0" b="0"/>
+            <wp:docPr id="167366587" name="Image 1"/>
+            <wp:cNvGraphicFramePr>
+              <a:graphicFrameLocks xmlns:a="http://schemas.openxmlformats.org/drawingml/2006/main" noChangeAspect="1"/>
+            </wp:cNvGraphicFramePr>
+            <a:graphic xmlns:a="http://schemas.openxmlformats.org/drawingml/2006/main">
+              <a:graphicData uri="http://schemas.openxmlformats.org/drawingml/2006/picture">
+                <pic:pic xmlns:pic="http://schemas.openxmlformats.org/drawingml/2006/picture">
+                  <pic:nvPicPr>
+                    <pic:cNvPr id="167366587" name=""/>
+                    <pic:cNvPicPr/>
+                  </pic:nvPicPr>
+                  <pic:blipFill>
+                    <a:blip r:embed="rId27"/>
+                    <a:stretch>
+                      <a:fillRect/>
+                    </a:stretch>
+                  </pic:blipFill>
+                  <pic:spPr>
+                    <a:xfrm>
+                      <a:off x="0" y="0"/>
+                      <a:ext cx="5734850" cy="6954220"/>
+                    </a:xfrm>
+                    <a:prstGeom prst="rect">
+                      <a:avLst/>
+                    </a:prstGeom>
+                  </pic:spPr>
+                </pic:pic>
+              </a:graphicData>
+            </a:graphic>
+          </wp:inline>
+        </w:drawing>
+      </w:r>
+    </w:p>
+    <w:p/>
     <w:p>
       <w:pPr>
         <w:pStyle w:val="Titre2"/>
       </w:pPr>
-      <w:bookmarkStart w:id="14" w:name="_Toc227925573"/>
-      <w:r>
-        <w:t>Technologies choisies et justification</w:t>
-      </w:r>
-      <w:bookmarkEnd w:id="14"/>
-    </w:p>
-    <w:p>
-      <w:pPr>
-        <w:pStyle w:val="Titre1"/>
-      </w:pPr>
-      <w:bookmarkStart w:id="15" w:name="_Toc227925574"/>
-      <w:r>
-        <w:t>Modèle de données</w:t>
+      <w:bookmarkStart w:id="15" w:name="_Toc228192072"/>
+      <w:r>
+        <w:t>Description des tables</w:t>
       </w:r>
       <w:bookmarkEnd w:id="15"/>
     </w:p>
     <w:p>
       <w:pPr>
+        <w:rPr>
+          <w:rFonts w:asciiTheme="majorHAnsi" w:eastAsiaTheme="majorEastAsia" w:hAnsiTheme="majorHAnsi" w:cstheme="majorBidi"/>
+          <w:color w:val="0F4761" w:themeColor="accent1" w:themeShade="BF"/>
+          <w:sz w:val="32"/>
+          <w:szCs w:val="32"/>
+        </w:rPr>
+      </w:pPr>
+      <w:bookmarkStart w:id="16" w:name="_Toc228192073"/>
+      <w:r>
+        <w:br w:type="page"/>
+      </w:r>
+    </w:p>
+    <w:p>
+      <w:pPr>
         <w:pStyle w:val="Titre2"/>
       </w:pPr>
-      <w:bookmarkStart w:id="16" w:name="_Toc227925575"/>
-      <w:r>
-        <w:t>Schéma ER</w:t>
+      <w:r>
+        <w:lastRenderedPageBreak/>
+        <w:t>Normalisation et indexation</w:t>
       </w:r>
       <w:bookmarkEnd w:id="16"/>
     </w:p>
     <w:p>
-      <w:pPr>
-        <w:pStyle w:val="Titre2"/>
-      </w:pPr>
-      <w:bookmarkStart w:id="17" w:name="_Toc227925576"/>
-      <w:r>
-        <w:t>Description des tables</w:t>
-      </w:r>
-      <w:bookmarkEnd w:id="17"/>
-    </w:p>
-    <w:p>
-      <w:pPr>
-        <w:pStyle w:val="Titre2"/>
-      </w:pPr>
-      <w:bookmarkStart w:id="18" w:name="_Toc227925577"/>
-      <w:r>
-        <w:t>Normalisation et indexation</w:t>
-      </w:r>
-      <w:bookmarkEnd w:id="18"/>
+      <w:r>
+        <w:t>Scripts de création de la data base :</w:t>
+      </w:r>
     </w:p>
     <w:p/>
     <w:p/>
@@ -4563,191 +8437,191 @@
       <w:pPr>
         <w:pStyle w:val="Titre1"/>
       </w:pPr>
-      <w:bookmarkStart w:id="19" w:name="_Toc227925578"/>
+      <w:bookmarkStart w:id="17" w:name="_Toc228192074"/>
       <w:r>
         <w:lastRenderedPageBreak/>
         <w:t>Sécurité et protection des données</w:t>
       </w:r>
+      <w:bookmarkEnd w:id="17"/>
+    </w:p>
+    <w:p>
+      <w:pPr>
+        <w:pStyle w:val="Titre2"/>
+      </w:pPr>
+      <w:bookmarkStart w:id="18" w:name="_Toc228192075"/>
+      <w:r>
+        <w:t>Concept de rôles (Admin / Utilisateur standard)</w:t>
+      </w:r>
+      <w:bookmarkEnd w:id="18"/>
+    </w:p>
+    <w:p>
+      <w:pPr>
+        <w:pStyle w:val="Titre2"/>
+      </w:pPr>
+      <w:bookmarkStart w:id="19" w:name="_Toc228192076"/>
+      <w:r>
+        <w:t>Authentification</w:t>
+      </w:r>
       <w:bookmarkEnd w:id="19"/>
     </w:p>
     <w:p>
       <w:pPr>
         <w:pStyle w:val="Titre2"/>
       </w:pPr>
-      <w:bookmarkStart w:id="20" w:name="_Toc227925579"/>
-      <w:r>
-        <w:t>Concept de rôles (Admin / Utilisateur standard)</w:t>
+      <w:bookmarkStart w:id="20" w:name="_Toc228192077"/>
+      <w:r>
+        <w:t>Sauvegarde et restauration</w:t>
       </w:r>
       <w:bookmarkEnd w:id="20"/>
     </w:p>
     <w:p>
       <w:pPr>
+        <w:pStyle w:val="Titre1"/>
+      </w:pPr>
+      <w:bookmarkStart w:id="21" w:name="_Toc228192078"/>
+      <w:r>
+        <w:t>Implémentation</w:t>
+      </w:r>
+      <w:bookmarkEnd w:id="21"/>
+    </w:p>
+    <w:p>
+      <w:pPr>
         <w:pStyle w:val="Titre2"/>
       </w:pPr>
-      <w:bookmarkStart w:id="21" w:name="_Toc227925580"/>
-      <w:r>
-        <w:t>Authentification</w:t>
-      </w:r>
-      <w:bookmarkEnd w:id="21"/>
+      <w:bookmarkStart w:id="22" w:name="_Toc228192079"/>
+      <w:proofErr w:type="spellStart"/>
+      <w:r>
+        <w:t>Back-end</w:t>
+      </w:r>
+      <w:bookmarkEnd w:id="22"/>
+      <w:proofErr w:type="spellEnd"/>
     </w:p>
     <w:p>
       <w:pPr>
         <w:pStyle w:val="Titre2"/>
       </w:pPr>
-      <w:bookmarkStart w:id="22" w:name="_Toc227925581"/>
-      <w:r>
-        <w:t>Sauvegarde et restauration</w:t>
-      </w:r>
-      <w:bookmarkEnd w:id="22"/>
+      <w:bookmarkStart w:id="23" w:name="_Toc228192080"/>
+      <w:proofErr w:type="spellStart"/>
+      <w:r>
+        <w:t>Front-end</w:t>
+      </w:r>
+      <w:bookmarkEnd w:id="23"/>
+      <w:proofErr w:type="spellEnd"/>
+    </w:p>
+    <w:p>
+      <w:pPr>
+        <w:pStyle w:val="Titre2"/>
+      </w:pPr>
+      <w:bookmarkStart w:id="24" w:name="_Toc228192081"/>
+      <w:r>
+        <w:t>Module OCR</w:t>
+      </w:r>
+      <w:bookmarkEnd w:id="24"/>
+    </w:p>
+    <w:p>
+      <w:pPr>
+        <w:pStyle w:val="Titre2"/>
+      </w:pPr>
+      <w:bookmarkStart w:id="25" w:name="_Toc228192082"/>
+      <w:r>
+        <w:t>Journalisation</w:t>
+      </w:r>
+      <w:bookmarkEnd w:id="25"/>
+    </w:p>
+    <w:p>
+      <w:pPr>
+        <w:pStyle w:val="Titre2"/>
+      </w:pPr>
+      <w:bookmarkStart w:id="26" w:name="_Toc228192083"/>
+      <w:proofErr w:type="spellStart"/>
+      <w:r>
+        <w:t>Versionnement</w:t>
+      </w:r>
+      <w:proofErr w:type="spellEnd"/>
+      <w:r>
+        <w:t xml:space="preserve"> (Git)</w:t>
+      </w:r>
+      <w:bookmarkEnd w:id="26"/>
     </w:p>
     <w:p>
       <w:pPr>
         <w:pStyle w:val="Titre1"/>
       </w:pPr>
-      <w:bookmarkStart w:id="23" w:name="_Toc227925582"/>
-      <w:r>
-        <w:t>Implémentation</w:t>
-      </w:r>
-      <w:bookmarkEnd w:id="23"/>
+      <w:bookmarkStart w:id="27" w:name="_Toc228192084"/>
+      <w:r>
+        <w:t>Tests</w:t>
+      </w:r>
+      <w:bookmarkEnd w:id="27"/>
     </w:p>
     <w:p>
       <w:pPr>
         <w:pStyle w:val="Titre2"/>
       </w:pPr>
-      <w:bookmarkStart w:id="24" w:name="_Toc227925583"/>
-      <w:proofErr w:type="spellStart"/>
-      <w:r>
-        <w:t>Back-end</w:t>
-      </w:r>
-      <w:bookmarkEnd w:id="24"/>
-      <w:proofErr w:type="spellEnd"/>
+      <w:bookmarkStart w:id="28" w:name="_Toc228192085"/>
+      <w:r>
+        <w:t>Environnement de test</w:t>
+      </w:r>
+      <w:bookmarkEnd w:id="28"/>
     </w:p>
     <w:p>
       <w:pPr>
         <w:pStyle w:val="Titre2"/>
       </w:pPr>
-      <w:bookmarkStart w:id="25" w:name="_Toc227925584"/>
-      <w:proofErr w:type="spellStart"/>
-      <w:r>
-        <w:t>Front-end</w:t>
-      </w:r>
-      <w:bookmarkEnd w:id="25"/>
-      <w:proofErr w:type="spellEnd"/>
+      <w:bookmarkStart w:id="29" w:name="_Toc228192086"/>
+      <w:r>
+        <w:t>Cas de test</w:t>
+      </w:r>
+      <w:bookmarkEnd w:id="29"/>
     </w:p>
     <w:p>
       <w:pPr>
         <w:pStyle w:val="Titre2"/>
       </w:pPr>
-      <w:bookmarkStart w:id="26" w:name="_Toc227925585"/>
-      <w:r>
-        <w:t>Module OCR</w:t>
-      </w:r>
-      <w:bookmarkEnd w:id="26"/>
+      <w:bookmarkStart w:id="30" w:name="_Toc228192087"/>
+      <w:r>
+        <w:t>Résultats et corrections</w:t>
+      </w:r>
+      <w:bookmarkEnd w:id="30"/>
+    </w:p>
+    <w:p>
+      <w:pPr>
+        <w:pStyle w:val="Titre1"/>
+      </w:pPr>
+      <w:bookmarkStart w:id="31" w:name="_Toc228192088"/>
+      <w:r>
+        <w:t>Manuel d'exploitation</w:t>
+      </w:r>
+      <w:bookmarkEnd w:id="31"/>
     </w:p>
     <w:p>
       <w:pPr>
         <w:pStyle w:val="Titre2"/>
       </w:pPr>
-      <w:bookmarkStart w:id="27" w:name="_Toc227925586"/>
-      <w:r>
-        <w:t>Journalisation</w:t>
-      </w:r>
-      <w:bookmarkEnd w:id="27"/>
+      <w:bookmarkStart w:id="32" w:name="_Toc228192089"/>
+      <w:r>
+        <w:t>Installation et déploiement</w:t>
+      </w:r>
+      <w:bookmarkEnd w:id="32"/>
     </w:p>
     <w:p>
       <w:pPr>
         <w:pStyle w:val="Titre2"/>
       </w:pPr>
-      <w:bookmarkStart w:id="28" w:name="_Toc227925587"/>
-      <w:proofErr w:type="spellStart"/>
-      <w:r>
-        <w:t>Versionnement</w:t>
-      </w:r>
-      <w:proofErr w:type="spellEnd"/>
-      <w:r>
-        <w:t xml:space="preserve"> (Git)</w:t>
-      </w:r>
-      <w:bookmarkEnd w:id="28"/>
-    </w:p>
-    <w:p>
-      <w:pPr>
-        <w:pStyle w:val="Titre1"/>
-      </w:pPr>
-      <w:bookmarkStart w:id="29" w:name="_Toc227925588"/>
-      <w:r>
-        <w:t>Tests</w:t>
-      </w:r>
-      <w:bookmarkEnd w:id="29"/>
+      <w:bookmarkStart w:id="33" w:name="_Toc228192090"/>
+      <w:r>
+        <w:t>Configuration</w:t>
+      </w:r>
+      <w:bookmarkEnd w:id="33"/>
     </w:p>
     <w:p>
       <w:pPr>
         <w:pStyle w:val="Titre2"/>
       </w:pPr>
-      <w:bookmarkStart w:id="30" w:name="_Toc227925589"/>
-      <w:r>
-        <w:t>Environnement de test</w:t>
-      </w:r>
-      <w:bookmarkEnd w:id="30"/>
-    </w:p>
-    <w:p>
-      <w:pPr>
-        <w:pStyle w:val="Titre2"/>
-      </w:pPr>
-      <w:bookmarkStart w:id="31" w:name="_Toc227925590"/>
-      <w:r>
-        <w:t>Cas de test</w:t>
-      </w:r>
-      <w:bookmarkEnd w:id="31"/>
-    </w:p>
-    <w:p>
-      <w:pPr>
-        <w:pStyle w:val="Titre2"/>
-      </w:pPr>
-      <w:bookmarkStart w:id="32" w:name="_Toc227925591"/>
-      <w:r>
-        <w:t>Résultats et corrections</w:t>
-      </w:r>
-      <w:bookmarkEnd w:id="32"/>
-    </w:p>
-    <w:p>
-      <w:pPr>
-        <w:pStyle w:val="Titre1"/>
-      </w:pPr>
-      <w:bookmarkStart w:id="33" w:name="_Toc227925592"/>
-      <w:r>
-        <w:t>Manuel d'exploitation</w:t>
-      </w:r>
-      <w:bookmarkEnd w:id="33"/>
-    </w:p>
-    <w:p>
-      <w:pPr>
-        <w:pStyle w:val="Titre2"/>
-      </w:pPr>
-      <w:bookmarkStart w:id="34" w:name="_Toc227925593"/>
-      <w:r>
-        <w:t>Installation et déploiement</w:t>
+      <w:bookmarkStart w:id="34" w:name="_Toc228192091"/>
+      <w:r>
+        <w:t>Maintenance</w:t>
       </w:r>
       <w:bookmarkEnd w:id="34"/>
-    </w:p>
-    <w:p>
-      <w:pPr>
-        <w:pStyle w:val="Titre2"/>
-      </w:pPr>
-      <w:bookmarkStart w:id="35" w:name="_Toc227925594"/>
-      <w:r>
-        <w:t>Configuration</w:t>
-      </w:r>
-      <w:bookmarkEnd w:id="35"/>
-    </w:p>
-    <w:p>
-      <w:pPr>
-        <w:pStyle w:val="Titre2"/>
-      </w:pPr>
-      <w:bookmarkStart w:id="36" w:name="_Toc227925595"/>
-      <w:r>
-        <w:t>Maintenance</w:t>
-      </w:r>
-      <w:bookmarkEnd w:id="36"/>
     </w:p>
     <w:p/>
     <w:p/>
@@ -4755,36 +8629,910 @@
       <w:pPr>
         <w:pStyle w:val="Titre1"/>
       </w:pPr>
-      <w:bookmarkStart w:id="37" w:name="_Toc227925596"/>
+      <w:bookmarkStart w:id="35" w:name="_Toc228192092"/>
       <w:r>
         <w:lastRenderedPageBreak/>
         <w:t>Manuel d'utilisation</w:t>
       </w:r>
+      <w:bookmarkEnd w:id="35"/>
+    </w:p>
+    <w:p>
+      <w:pPr>
+        <w:pStyle w:val="Titre1"/>
+      </w:pPr>
+      <w:bookmarkStart w:id="36" w:name="_Toc228192094"/>
+      <w:r>
+        <w:t>Annexes</w:t>
+      </w:r>
+      <w:bookmarkEnd w:id="36"/>
+    </w:p>
+    <w:p>
+      <w:pPr>
+        <w:pStyle w:val="Titre2"/>
+      </w:pPr>
+      <w:bookmarkStart w:id="37" w:name="_Toc228192095"/>
+      <w:r>
+        <w:t xml:space="preserve">Dépôt </w:t>
+      </w:r>
+      <w:proofErr w:type="spellStart"/>
+      <w:r>
+        <w:t>Github</w:t>
+      </w:r>
+      <w:proofErr w:type="spellEnd"/>
+    </w:p>
+    <w:p>
+      <w:hyperlink r:id="rId28" w:history="1">
+        <w:r>
+          <w:rPr>
+            <w:rStyle w:val="Lienhypertexte"/>
+          </w:rPr>
+          <w:t>https://github.com/jimmylamcpnv/TPI</w:t>
+        </w:r>
+      </w:hyperlink>
+      <w:r>
+        <w:t xml:space="preserve"> </w:t>
+      </w:r>
+    </w:p>
+    <w:p>
+      <w:pPr>
+        <w:pStyle w:val="Titre2"/>
+      </w:pPr>
+      <w:r>
+        <w:t>Sources et références</w:t>
+      </w:r>
+    </w:p>
+    <w:p>
+      <w:pPr>
+        <w:rPr>
+          <w:rFonts w:asciiTheme="majorHAnsi" w:eastAsiaTheme="majorEastAsia" w:hAnsiTheme="majorHAnsi" w:cstheme="majorBidi"/>
+          <w:color w:val="0F4761" w:themeColor="accent1" w:themeShade="BF"/>
+          <w:sz w:val="32"/>
+          <w:szCs w:val="32"/>
+        </w:rPr>
+      </w:pPr>
+      <w:r>
+        <w:br w:type="page"/>
+      </w:r>
+    </w:p>
+    <w:p>
+      <w:pPr>
+        <w:pStyle w:val="Titre2"/>
+      </w:pPr>
+      <w:r>
+        <w:lastRenderedPageBreak/>
+        <w:t>Déclaration d’utilisation de l’IA</w:t>
+      </w:r>
+    </w:p>
+    <w:p>
+      <w:r>
+        <w:t>Conformément aux directives du cahier des charges, l'utilisation d'outils d'intelligence artificielle a été encadrée et transparente tout au long du projet. L'IA a été employée exclusivement comme outil d'assistance et non comme substitut au travail personnel.</w:t>
+      </w:r>
+    </w:p>
+    <w:p>
+      <w:r>
+        <w:t>Outil utilisé : Claude (</w:t>
+      </w:r>
+      <w:proofErr w:type="spellStart"/>
+      <w:r>
+        <w:t>Anthropic</w:t>
+      </w:r>
+      <w:proofErr w:type="spellEnd"/>
+      <w:r>
+        <w:t>)</w:t>
+      </w:r>
+    </w:p>
+    <w:p>
+      <w:pPr>
+        <w:rPr>
+          <w:b/>
+          <w:bCs/>
+        </w:rPr>
+      </w:pPr>
+      <w:r>
+        <w:rPr>
+          <w:b/>
+          <w:bCs/>
+        </w:rPr>
+        <w:t>Parties du travail concernées :</w:t>
+      </w:r>
+    </w:p>
+    <w:p>
+      <w:pPr>
+        <w:rPr>
+          <w:b/>
+          <w:bCs/>
+        </w:rPr>
+      </w:pPr>
+      <w:r>
+        <w:rPr>
+          <w:b/>
+          <w:bCs/>
+        </w:rPr>
+        <w:t>Maquettes :</w:t>
+      </w:r>
+    </w:p>
+    <w:p>
+      <w:r>
+        <w:t>Lors de la phase de conception, l'IA a été sollicitée pour accélérer la création des maquettes (wireframes) de l'application. Concrètement, j'ai fourni à l'outil une description précise des écrans attendus (tableau de bord, gestion des équipements, formulaires, page de connexion, etc.) en me basant sur mon analyse des besoins et les exigences définies dans le cahier des charges. L'IA a généré une première ébauche visuelle des interfaces que j'ai ensuite revue, modifiée et adaptée pour correspondre à ma vision du projet.</w:t>
+      </w:r>
+    </w:p>
+    <w:p>
+      <w:r>
+        <w:t>Estimation de la contribution IA : environ 20 %. L'IA a produit une base de travail brute (structure HTML/CSS des wireframes) que j'ai retravaillée. Les choix de navigation, la logique des écrans, le contenu des formulaires et l'organisation des informations sont le résultat de mon analyse personnelle du cahier des charges.</w:t>
+      </w:r>
+    </w:p>
+    <w:p>
+      <w:r>
+        <w:t>Ce que j'ai apporté personnellement (80 %) :</w:t>
+      </w:r>
+    </w:p>
+    <w:p>
+      <w:pPr>
+        <w:pStyle w:val="Paragraphedeliste"/>
+        <w:numPr>
+          <w:ilvl w:val="0"/>
+          <w:numId w:val="19"/>
+        </w:numPr>
+      </w:pPr>
+      <w:r>
+        <w:t>L'analyse des besoins et la définition des écrans nécessaires</w:t>
+      </w:r>
+    </w:p>
+    <w:p>
+      <w:pPr>
+        <w:pStyle w:val="Paragraphedeliste"/>
+        <w:numPr>
+          <w:ilvl w:val="0"/>
+          <w:numId w:val="19"/>
+        </w:numPr>
+      </w:pPr>
+      <w:r>
+        <w:t>Le choix de l'agencement et de la hiérarchie de l'information</w:t>
+      </w:r>
+    </w:p>
+    <w:p>
+      <w:pPr>
+        <w:pStyle w:val="Paragraphedeliste"/>
+        <w:numPr>
+          <w:ilvl w:val="0"/>
+          <w:numId w:val="19"/>
+        </w:numPr>
+      </w:pPr>
+      <w:r>
+        <w:t>La révision et l'adaptation des maquettes générées</w:t>
+      </w:r>
+    </w:p>
+    <w:p>
+      <w:pPr>
+        <w:pStyle w:val="Paragraphedeliste"/>
+        <w:numPr>
+          <w:ilvl w:val="0"/>
+          <w:numId w:val="19"/>
+        </w:numPr>
+      </w:pPr>
+      <w:r>
+        <w:t>La validation de la cohérence avec les exigences fonctionnelles</w:t>
+      </w:r>
+    </w:p>
+    <w:p>
+      <w:pPr>
+        <w:pStyle w:val="Paragraphedeliste"/>
+        <w:numPr>
+          <w:ilvl w:val="0"/>
+          <w:numId w:val="19"/>
+        </w:numPr>
+      </w:pPr>
+      <w:r>
+        <w:t>L'intégration dans le flux global de l'application</w:t>
+      </w:r>
+    </w:p>
+    <w:p>
+      <w:r>
+        <w:t>Je suis capable d'expliquer l'ensemble des choix de conception présents dans les maquettes.</w:t>
+      </w:r>
+    </w:p>
+    <w:p>
+      <w:pPr>
+        <w:rPr>
+          <w:b/>
+          <w:bCs/>
+        </w:rPr>
+      </w:pPr>
+      <w:r>
+        <w:rPr>
+          <w:b/>
+          <w:bCs/>
+        </w:rPr>
+        <w:t xml:space="preserve">Documentation : </w:t>
+      </w:r>
+    </w:p>
+    <w:p>
+      <w:proofErr w:type="gramStart"/>
+      <w:r>
+        <w:t>l'IA</w:t>
+      </w:r>
+      <w:proofErr w:type="gramEnd"/>
+      <w:r>
+        <w:t xml:space="preserve"> a été utilisée pour relire et corriger les fautes d'orthographe et de grammaire dans le rapport, ainsi que pour reformuler certains passages afin d'améliorer leur clarté. Le contenu, la structure du document et les idées restent entièrement les miens. L'IA n'a fait que corriger la forme, pas le fond.</w:t>
+      </w:r>
+    </w:p>
+    <w:p>
+      <w:pPr>
+        <w:pStyle w:val="Titre2"/>
+      </w:pPr>
+      <w:bookmarkStart w:id="38" w:name="_Toc228192093"/>
+      <w:r>
+        <w:t>Améliorations futures</w:t>
+      </w:r>
+      <w:bookmarkEnd w:id="38"/>
+    </w:p>
+    <w:p>
+      <w:pPr>
+        <w:pStyle w:val="Titre2"/>
+      </w:pPr>
+      <w:r>
+        <w:t>Glossaire</w:t>
+      </w:r>
+    </w:p>
+    <w:p>
+      <w:pPr>
+        <w:pStyle w:val="Titre2"/>
+      </w:pPr>
+      <w:r>
+        <w:t>Cahier des charges</w:t>
+      </w:r>
       <w:bookmarkEnd w:id="37"/>
     </w:p>
     <w:p>
       <w:pPr>
-        <w:pStyle w:val="Titre2"/>
-      </w:pPr>
-      <w:bookmarkStart w:id="38" w:name="_Toc227925597"/>
-      <w:r>
-        <w:t>Améliorations futures</w:t>
-      </w:r>
-      <w:bookmarkEnd w:id="38"/>
-    </w:p>
-    <w:p>
-      <w:pPr>
-        <w:pStyle w:val="Titre1"/>
-      </w:pPr>
-      <w:bookmarkStart w:id="39" w:name="_Toc227925598"/>
-      <w:r>
-        <w:t>Annexes</w:t>
-      </w:r>
-      <w:bookmarkEnd w:id="39"/>
+        <w:rPr>
+          <w:b/>
+          <w:bCs/>
+        </w:rPr>
+      </w:pPr>
+      <w:r>
+        <w:rPr>
+          <w:b/>
+          <w:bCs/>
+        </w:rPr>
+        <w:t>PROCÉDURE</w:t>
+      </w:r>
+    </w:p>
+    <w:p>
+      <w:pPr>
+        <w:pStyle w:val="Paragraphedeliste"/>
+        <w:numPr>
+          <w:ilvl w:val="0"/>
+          <w:numId w:val="8"/>
+        </w:numPr>
+        <w:rPr>
+          <w:b/>
+          <w:bCs/>
+        </w:rPr>
+      </w:pPr>
+      <w:r>
+        <w:lastRenderedPageBreak/>
+        <w:t>Le candidat réalise un travail personnel sur la base d'un cahier des charges reçu le 1er jour.</w:t>
+      </w:r>
+    </w:p>
+    <w:p>
+      <w:pPr>
+        <w:pStyle w:val="Paragraphedeliste"/>
+        <w:numPr>
+          <w:ilvl w:val="0"/>
+          <w:numId w:val="8"/>
+        </w:numPr>
+        <w:rPr>
+          <w:b/>
+          <w:bCs/>
+        </w:rPr>
+      </w:pPr>
+      <w:r>
+        <w:t>Le cahier des charges est approuvé par les deux experts. Il est en outre présenté, commenté et discuté avec le candidat. Par sa signature, le candidat accepte le travail proposé.</w:t>
+      </w:r>
+    </w:p>
+    <w:p>
+      <w:pPr>
+        <w:pStyle w:val="Paragraphedeliste"/>
+        <w:numPr>
+          <w:ilvl w:val="0"/>
+          <w:numId w:val="8"/>
+        </w:numPr>
+        <w:rPr>
+          <w:b/>
+          <w:bCs/>
+        </w:rPr>
+      </w:pPr>
+      <w:r>
+        <w:t>Le candidat a connaissance de la feuille d'évaluation avant de débuter le travail.</w:t>
+      </w:r>
+    </w:p>
+    <w:p>
+      <w:pPr>
+        <w:pStyle w:val="Paragraphedeliste"/>
+        <w:numPr>
+          <w:ilvl w:val="0"/>
+          <w:numId w:val="8"/>
+        </w:numPr>
+        <w:rPr>
+          <w:b/>
+          <w:bCs/>
+        </w:rPr>
+      </w:pPr>
+      <w:r>
+        <w:t>Le candidat est entièrement responsable de la sécurité de ses données.</w:t>
+      </w:r>
+    </w:p>
+    <w:p>
+      <w:pPr>
+        <w:pStyle w:val="Paragraphedeliste"/>
+        <w:numPr>
+          <w:ilvl w:val="0"/>
+          <w:numId w:val="8"/>
+        </w:numPr>
+        <w:rPr>
+          <w:b/>
+          <w:bCs/>
+        </w:rPr>
+      </w:pPr>
+      <w:r>
+        <w:t xml:space="preserve">En cas de problèmes graves, le candidat avertit au plus vite les deux experts et son </w:t>
+      </w:r>
+      <w:proofErr w:type="spellStart"/>
+      <w:r>
+        <w:t>CdP</w:t>
+      </w:r>
+      <w:proofErr w:type="spellEnd"/>
+      <w:r>
+        <w:t>.</w:t>
+      </w:r>
+    </w:p>
+    <w:p>
+      <w:pPr>
+        <w:pStyle w:val="Paragraphedeliste"/>
+        <w:numPr>
+          <w:ilvl w:val="0"/>
+          <w:numId w:val="8"/>
+        </w:numPr>
+        <w:rPr>
+          <w:b/>
+          <w:bCs/>
+        </w:rPr>
+      </w:pPr>
+      <w:r>
+        <w:t>Le candidat a la possibilité d'obtenir de l'aide, mais doit le mentionner dans son dossier.</w:t>
+      </w:r>
+    </w:p>
+    <w:p>
+      <w:r>
+        <w:t>A la fin du délai imparti pour la réalisation du TPI, le candidat doit transmettre par courrier électronique le dossier de projet aux deux experts et au chef de projet. En parallèle, une copie papier du rapport doit être fournie sans délai en trois exemplaires (L'un des deux experts peut demander à ne recevoir que la version électronique du dossier). Cette dernière doit être en tout point identique à la version électronique.</w:t>
+      </w:r>
+    </w:p>
+    <w:p>
+      <w:pPr>
+        <w:rPr>
+          <w:b/>
+          <w:bCs/>
+        </w:rPr>
+      </w:pPr>
+      <w:r>
+        <w:rPr>
+          <w:b/>
+          <w:bCs/>
+        </w:rPr>
+        <w:t>TITRE</w:t>
+      </w:r>
+    </w:p>
+    <w:p>
+      <w:r>
+        <w:t>Serial Guard V2</w:t>
+      </w:r>
     </w:p>
     <w:p/>
+    <w:p>
+      <w:pPr>
+        <w:rPr>
+          <w:b/>
+          <w:bCs/>
+        </w:rPr>
+      </w:pPr>
+      <w:r>
+        <w:rPr>
+          <w:b/>
+          <w:bCs/>
+        </w:rPr>
+        <w:t>MATÉRIEL ET LOGICIEL À DISPOSITION</w:t>
+      </w:r>
+    </w:p>
+    <w:p>
+      <w:pPr>
+        <w:pStyle w:val="Paragraphedeliste"/>
+        <w:numPr>
+          <w:ilvl w:val="0"/>
+          <w:numId w:val="10"/>
+        </w:numPr>
+      </w:pPr>
+      <w:r>
+        <w:t>PC en configuration standard</w:t>
+      </w:r>
+    </w:p>
+    <w:p>
+      <w:pPr>
+        <w:pStyle w:val="Paragraphedeliste"/>
+        <w:numPr>
+          <w:ilvl w:val="0"/>
+          <w:numId w:val="10"/>
+        </w:numPr>
+      </w:pPr>
+      <w:r>
+        <w:t>Licence Windows 10 et Office 365</w:t>
+      </w:r>
+    </w:p>
+    <w:p>
+      <w:pPr>
+        <w:pStyle w:val="Paragraphedeliste"/>
+        <w:numPr>
+          <w:ilvl w:val="0"/>
+          <w:numId w:val="10"/>
+        </w:numPr>
+      </w:pPr>
+      <w:r>
+        <w:t>Licences Microsoft disponibles sur l'Intranet</w:t>
+      </w:r>
+    </w:p>
+    <w:p>
+      <w:pPr>
+        <w:pStyle w:val="Paragraphedeliste"/>
+        <w:numPr>
+          <w:ilvl w:val="0"/>
+          <w:numId w:val="10"/>
+        </w:numPr>
+      </w:pPr>
+      <w:r>
+        <w:t>Outils bureautique standards</w:t>
+      </w:r>
+    </w:p>
+    <w:p>
+      <w:pPr>
+        <w:pStyle w:val="Paragraphedeliste"/>
+        <w:numPr>
+          <w:ilvl w:val="0"/>
+          <w:numId w:val="10"/>
+        </w:numPr>
+      </w:pPr>
+      <w:r>
+        <w:t>1 IDE pour le développement Web et en Python</w:t>
+      </w:r>
+    </w:p>
+    <w:p>
+      <w:pPr>
+        <w:pStyle w:val="Paragraphedeliste"/>
+        <w:numPr>
+          <w:ilvl w:val="0"/>
+          <w:numId w:val="10"/>
+        </w:numPr>
+      </w:pPr>
+      <w:r>
+        <w:t>1 imprimante réseau</w:t>
+      </w:r>
+    </w:p>
+    <w:p>
+      <w:r>
+        <w:t>Accès au réseau du CPNV et à Internet par l'intermédiaire de celui-ci</w:t>
+      </w:r>
+    </w:p>
+    <w:p>
+      <w:pPr>
+        <w:rPr>
+          <w:b/>
+          <w:bCs/>
+        </w:rPr>
+      </w:pPr>
+      <w:r>
+        <w:rPr>
+          <w:b/>
+          <w:bCs/>
+        </w:rPr>
+        <w:t>PRÉREQUIS</w:t>
+      </w:r>
+    </w:p>
+    <w:p>
+      <w:r>
+        <w:t>Le candidat maîtrise les divers concepts de développement Web, Python et de base de données. Il a réalisé une première version d'une application permettant la reconnaissance du numéro de série d'un appareil informatique.</w:t>
+      </w:r>
+    </w:p>
+    <w:p/>
+    <w:p>
+      <w:pPr>
+        <w:rPr>
+          <w:b/>
+          <w:bCs/>
+        </w:rPr>
+      </w:pPr>
+      <w:r>
+        <w:rPr>
+          <w:b/>
+          <w:bCs/>
+        </w:rPr>
+        <w:t>DESCRIPTIF DU PROJET</w:t>
+      </w:r>
+    </w:p>
+    <w:p>
+      <w:r>
+        <w:t>Dans le cadre de la gestion d'un parc informatique, les entreprises doivent être capables d'identifier, suivre et maintenir leurs équipements de manière fiable.</w:t>
+      </w:r>
+    </w:p>
+    <w:p>
+      <w:r>
+        <w:lastRenderedPageBreak/>
+        <w:t>Le projet Serial Guard, réalisé lors du Pré-TPI, avait pour objectif de permettre la reconnaissance d'un numéro de série à partir d'une image grâce à une technologie d'OCR.</w:t>
+      </w:r>
+    </w:p>
+    <w:p>
+      <w:r>
+        <w:t>Le présent TPI s'inscrit dans la continuité directe de ce travail et vise à transformer cette première version en une application web complète de gestion des équipements informatiques.</w:t>
+      </w:r>
+    </w:p>
+    <w:p>
+      <w:r>
+        <w:t>Le candidat doit :</w:t>
+      </w:r>
+    </w:p>
+    <w:p>
+      <w:pPr>
+        <w:pStyle w:val="Paragraphedeliste"/>
+        <w:numPr>
+          <w:ilvl w:val="0"/>
+          <w:numId w:val="12"/>
+        </w:numPr>
+      </w:pPr>
+      <w:proofErr w:type="gramStart"/>
+      <w:r>
+        <w:t>reprendre</w:t>
+      </w:r>
+      <w:proofErr w:type="gramEnd"/>
+      <w:r>
+        <w:t xml:space="preserve"> les fonctionnalités du Pré-TPI (OCR)</w:t>
+      </w:r>
+    </w:p>
+    <w:p>
+      <w:pPr>
+        <w:pStyle w:val="Paragraphedeliste"/>
+        <w:numPr>
+          <w:ilvl w:val="0"/>
+          <w:numId w:val="12"/>
+        </w:numPr>
+      </w:pPr>
+      <w:proofErr w:type="gramStart"/>
+      <w:r>
+        <w:t>améliorer</w:t>
+      </w:r>
+      <w:proofErr w:type="gramEnd"/>
+      <w:r>
+        <w:t xml:space="preserve"> leur fiabilité et leur intégration</w:t>
+      </w:r>
+    </w:p>
+    <w:p>
+      <w:pPr>
+        <w:pStyle w:val="Paragraphedeliste"/>
+        <w:numPr>
+          <w:ilvl w:val="0"/>
+          <w:numId w:val="12"/>
+        </w:numPr>
+      </w:pPr>
+      <w:proofErr w:type="gramStart"/>
+      <w:r>
+        <w:t>développer</w:t>
+      </w:r>
+      <w:proofErr w:type="gramEnd"/>
+      <w:r>
+        <w:t xml:space="preserve"> une application complète de gestion</w:t>
+      </w:r>
+    </w:p>
+    <w:p>
+      <w:pPr>
+        <w:pStyle w:val="Paragraphedeliste"/>
+        <w:numPr>
+          <w:ilvl w:val="0"/>
+          <w:numId w:val="12"/>
+        </w:numPr>
+      </w:pPr>
+      <w:proofErr w:type="gramStart"/>
+      <w:r>
+        <w:t>structurer</w:t>
+      </w:r>
+      <w:proofErr w:type="gramEnd"/>
+      <w:r>
+        <w:t xml:space="preserve"> les données et les processus</w:t>
+      </w:r>
+    </w:p>
+    <w:p>
+      <w:pPr>
+        <w:pStyle w:val="Paragraphedeliste"/>
+        <w:numPr>
+          <w:ilvl w:val="0"/>
+          <w:numId w:val="12"/>
+        </w:numPr>
+      </w:pPr>
+      <w:proofErr w:type="gramStart"/>
+      <w:r>
+        <w:t>proposer</w:t>
+      </w:r>
+      <w:proofErr w:type="gramEnd"/>
+      <w:r>
+        <w:t xml:space="preserve"> une solution cohérente et exploitable</w:t>
+      </w:r>
+    </w:p>
+    <w:p>
+      <w:r>
+        <w:t>Le projet doit inclure la reprise des éléments réalisés durant le pré-TPI, c'est-à-dire la fonctionnalité OCR de reconnaissance de numéro de série et le stockage des données reconnues.</w:t>
+      </w:r>
+    </w:p>
+    <w:p>
+      <w:r>
+        <w:t>L'application déjà réalisée doit apporter les améliorations suivantes : l'intégration dans un flux applicatif complet, la validation et correction des données OCR et la gestion des erreurs (OCR incorrect, texte bruité).</w:t>
+      </w:r>
+    </w:p>
+    <w:p>
+      <w:r>
+        <w:t>La nouvelle version de l'application comprendra l'ajout d'une gestion des utilisateurs et un suivi des actions (historique, journalisation). Elle contiendra également la possibilité de la gestion de la garantie de chaque équipement à l'aide d'au moins les informations de date d'achat, de durée de garantie, du fournisseur et du statut de la garantie (en cours ou expirée).</w:t>
+      </w:r>
+    </w:p>
+    <w:p>
+      <w:r>
+        <w:t>Chaque équipement informatique doit contenir les informations suivantes : le nom, la marque, le modèle, le numéro de série (unique), le type d'équipement (ex : laptop, desktop, serveur) et le statut (actif, en stock, en réparation, retiré).</w:t>
+      </w:r>
+    </w:p>
+    <w:p>
+      <w:r>
+        <w:br w:type="page"/>
+      </w:r>
+    </w:p>
+    <w:p>
+      <w:r>
+        <w:lastRenderedPageBreak/>
+        <w:t xml:space="preserve">Le flux attendu concernant l'OCR et le numéro de série est le suivant : </w:t>
+      </w:r>
+      <w:proofErr w:type="spellStart"/>
+      <w:r>
+        <w:t>upload</w:t>
+      </w:r>
+      <w:proofErr w:type="spellEnd"/>
+      <w:r>
+        <w:t xml:space="preserve"> d'une image &gt; extraction du texte via OCR &gt; détection du numéro de série &gt; affichage pour validation utilisateur &gt; correction manuelle si nécessaire &gt; enregistrement dans la base.</w:t>
+      </w:r>
+    </w:p>
+    <w:p>
+      <w:r>
+        <w:t>La gestion des utilisateurs comprend deux rôles : Administrateur et Utilisateur standard.</w:t>
+      </w:r>
+    </w:p>
+    <w:p>
+      <w:r>
+        <w:t>L'administrateur comprend : une gestion complète, une gestion des utilisateurs, un accès aux statistiques et un accès aux logs.</w:t>
+      </w:r>
+    </w:p>
+    <w:p>
+      <w:r>
+        <w:t>L'utilisateur standard comprend : la consultation des équipements, la recherche et la visualisation des données.</w:t>
+      </w:r>
+    </w:p>
+    <w:p>
+      <w:r>
+        <w:t>La journalisation comprend : la création d'un équipement, la modification d'un équipement, la suppression d'un équipement, l'assignation à un utilisateur et les actions liées à l'OCR. La journalisation contiendra le type d'action, l'utilisateur et la date et l'heure.</w:t>
+      </w:r>
+    </w:p>
+    <w:p>
+      <w:r>
+        <w:t>Les fonctionnalités attendues sont :</w:t>
+      </w:r>
+    </w:p>
+    <w:p>
+      <w:pPr>
+        <w:pStyle w:val="Paragraphedeliste"/>
+        <w:numPr>
+          <w:ilvl w:val="0"/>
+          <w:numId w:val="17"/>
+        </w:numPr>
+      </w:pPr>
+      <w:r>
+        <w:t>Pour la gestion des équipements : l'ajout, la modification, suppression, la recherche par numéro de série et la recherche par type.</w:t>
+      </w:r>
+    </w:p>
+    <w:p>
+      <w:pPr>
+        <w:pStyle w:val="Paragraphedeliste"/>
+        <w:numPr>
+          <w:ilvl w:val="0"/>
+          <w:numId w:val="17"/>
+        </w:numPr>
+      </w:pPr>
+      <w:r>
+        <w:t>Pour la gestion des numéros de série : l'ajout manuel, l'ajout via OCR, la validation et la détection de doublons.</w:t>
+      </w:r>
+    </w:p>
+    <w:p>
+      <w:pPr>
+        <w:pStyle w:val="Paragraphedeliste"/>
+        <w:numPr>
+          <w:ilvl w:val="0"/>
+          <w:numId w:val="17"/>
+        </w:numPr>
+      </w:pPr>
+      <w:r>
+        <w:t>Pour la gestion des utilisateurs : l'authentification sécurisée, la gestion des rôles et la gestion des accès.</w:t>
+      </w:r>
+    </w:p>
+    <w:p>
+      <w:pPr>
+        <w:pStyle w:val="Paragraphedeliste"/>
+        <w:numPr>
+          <w:ilvl w:val="0"/>
+          <w:numId w:val="17"/>
+        </w:numPr>
+      </w:pPr>
+      <w:r>
+        <w:t>Pour le Suivi et la gestion : un historique complet et le journal des actions.</w:t>
+      </w:r>
+    </w:p>
+    <w:p>
+      <w:r>
+        <w:t>L'application devra comporter : un interface web qui sera responsive (desktop minimum, mobile recommandé), une navigation claire, un interface administrateur, une gestion des équipements, une gestion des utilisateurs, un accès aux logs, un interface utilisateur, la consultation, la recherche et un tableau de bord (il comprendra le nombre total d'équipements, les équipements actifs / en stock / en réparation et l'activité récente).</w:t>
+      </w:r>
+    </w:p>
+    <w:p>
+      <w:r>
+        <w:t>L'utilisation d'outils d'intelligence artificielle est autorisée dans le cadre du projet, à condition qu'ils soient employés comme outils d'assistance et non comme substituts au travail personnel. Leur usage doit rester critique, maîtrisé et limité aux besoins du projet (aide à la compréhension, génération d'idées, assistance au développement, etc.).</w:t>
+      </w:r>
+    </w:p>
+    <w:p>
+      <w:r>
+        <w:t>Tout recours à des outils d'IA doit faire l'objet d'une transparence explicite dans le rapport : les outils utilisés, leur rôle précis, ainsi que les parties du travail concernées doivent être clairement identifiés et décrits. Les étudiants restent pleinement responsables des contenus produits, de leur compréhension et de leur qualité.</w:t>
+      </w:r>
+    </w:p>
+    <w:p>
+      <w:r>
+        <w:lastRenderedPageBreak/>
+        <w:t>Le candidat doit comprendre le code produit, être capable de l'expliquer et indiquer les parties assistées dans la documentation.</w:t>
+      </w:r>
+    </w:p>
+    <w:p>
+      <w:r>
+        <w:t>Le candidat réalisera le code source, la base de données, une documentation technique, un manuel d'utilisation et un manuel d'exploitation (installation et déploiement).</w:t>
+      </w:r>
+    </w:p>
+    <w:p>
+      <w:pPr>
+        <w:rPr>
+          <w:b/>
+          <w:bCs/>
+        </w:rPr>
+      </w:pPr>
+      <w:r>
+        <w:rPr>
+          <w:b/>
+          <w:bCs/>
+        </w:rPr>
+        <w:t>LIVRABLES</w:t>
+      </w:r>
+    </w:p>
+    <w:p>
+      <w:r>
+        <w:t>Le candidat est responsable de livrer à son chef de projet et aux deux experts :</w:t>
+      </w:r>
+    </w:p>
+    <w:p>
+      <w:pPr>
+        <w:pStyle w:val="Paragraphedeliste"/>
+        <w:numPr>
+          <w:ilvl w:val="0"/>
+          <w:numId w:val="14"/>
+        </w:numPr>
+      </w:pPr>
+      <w:r>
+        <w:t>Une planification initiale à la fin du premier jour de TPI.</w:t>
+      </w:r>
+    </w:p>
+    <w:p>
+      <w:pPr>
+        <w:pStyle w:val="Paragraphedeliste"/>
+        <w:numPr>
+          <w:ilvl w:val="0"/>
+          <w:numId w:val="14"/>
+        </w:numPr>
+      </w:pPr>
+      <w:r>
+        <w:t>Chaque mardi et jeudi avant 16h40, son journal de travail et sa planification, mise à jour en fonction de l'avancement de son travail, sous forme électronique¹.</w:t>
+      </w:r>
+    </w:p>
+    <w:p>
+      <w:pPr>
+        <w:pStyle w:val="Paragraphedeliste"/>
+        <w:numPr>
+          <w:ilvl w:val="0"/>
+          <w:numId w:val="14"/>
+        </w:numPr>
+      </w:pPr>
+      <w:r>
+        <w:t xml:space="preserve">A la date de fin du TPI, sous forme électronique (éditable et </w:t>
+      </w:r>
+      <w:proofErr w:type="spellStart"/>
+      <w:r>
+        <w:t>pdf</w:t>
+      </w:r>
+      <w:proofErr w:type="spellEnd"/>
+      <w:r>
+        <w:t>) :</w:t>
+      </w:r>
+    </w:p>
+    <w:p>
+      <w:pPr>
+        <w:pStyle w:val="Paragraphedeliste"/>
+        <w:numPr>
+          <w:ilvl w:val="0"/>
+          <w:numId w:val="16"/>
+        </w:numPr>
+        <w:ind w:left="1068"/>
+      </w:pPr>
+      <w:proofErr w:type="gramStart"/>
+      <w:r>
+        <w:t>son</w:t>
+      </w:r>
+      <w:proofErr w:type="gramEnd"/>
+      <w:r>
+        <w:t xml:space="preserve"> journal de travail ;</w:t>
+      </w:r>
+    </w:p>
+    <w:p>
+      <w:pPr>
+        <w:pStyle w:val="Paragraphedeliste"/>
+        <w:ind w:left="1404"/>
+      </w:pPr>
+    </w:p>
+    <w:p>
+      <w:pPr>
+        <w:pStyle w:val="Paragraphedeliste"/>
+        <w:numPr>
+          <w:ilvl w:val="0"/>
+          <w:numId w:val="16"/>
+        </w:numPr>
+        <w:ind w:left="1068"/>
+      </w:pPr>
+      <w:proofErr w:type="gramStart"/>
+      <w:r>
+        <w:t>sa</w:t>
+      </w:r>
+      <w:proofErr w:type="gramEnd"/>
+      <w:r>
+        <w:t xml:space="preserve"> planification finale ;</w:t>
+      </w:r>
+    </w:p>
+    <w:p>
+      <w:pPr>
+        <w:pStyle w:val="Paragraphedeliste"/>
+        <w:ind w:left="1404"/>
+      </w:pPr>
+    </w:p>
+    <w:p>
+      <w:pPr>
+        <w:pStyle w:val="Paragraphedeliste"/>
+        <w:numPr>
+          <w:ilvl w:val="0"/>
+          <w:numId w:val="16"/>
+        </w:numPr>
+        <w:ind w:left="1068"/>
+      </w:pPr>
+      <w:proofErr w:type="gramStart"/>
+      <w:r>
+        <w:t>son</w:t>
+      </w:r>
+      <w:proofErr w:type="gramEnd"/>
+      <w:r>
+        <w:t xml:space="preserve"> rapport de projet final et ses annexes.</w:t>
+      </w:r>
+    </w:p>
     <w:sectPr>
-      <w:footerReference w:type="default" r:id="rId9"/>
+      <w:footerReference w:type="default" r:id="rId29"/>
       <w:pgSz w:w="11906" w:h="16838"/>
       <w:pgMar w:top="1417" w:right="1417" w:bottom="1417" w:left="1417" w:header="708" w:footer="708" w:gutter="0"/>
       <w:cols w:space="708"/>
@@ -4969,6 +9717,1475 @@
 <file path=word/numbering.xml><?xml version="1.0" encoding="utf-8"?>
 <w:numbering xmlns:wpc="http://schemas.microsoft.com/office/word/2010/wordprocessingCanvas" xmlns:cx="http://schemas.microsoft.com/office/drawing/2014/chartex" xmlns:cx1="http://schemas.microsoft.com/office/drawing/2015/9/8/chartex" xmlns:cx2="http://schemas.microsoft.com/office/drawing/2015/10/21/chartex" xmlns:cx3="http://schemas.microsoft.com/office/drawing/2016/5/9/chartex" xmlns:cx4="http://schemas.microsoft.com/office/drawing/2016/5/10/chartex" xmlns:cx5="http://schemas.microsoft.com/office/drawing/2016/5/11/chartex" xmlns:cx6="http://schemas.microsoft.com/office/drawing/2016/5/12/chartex" xmlns:cx7="http://schemas.microsoft.com/office/drawing/2016/5/13/chartex" xmlns:cx8="http://schemas.microsoft.com/office/drawing/2016/5/14/chartex" xmlns:mc="http://schemas.openxmlformats.org/markup-compatibility/2006" xmlns:aink="http://schemas.microsoft.com/office/drawing/2016/ink" xmlns:am3d="http://schemas.microsoft.com/office/drawing/2017/model3d" xmlns:o="urn:schemas-microsoft-com:office:office" xmlns:oel="http://schemas.microsoft.com/office/2019/extlst" xmlns:r="http://schemas.openxmlformats.org/officeDocument/2006/relationships" xmlns:m="http://schemas.openxmlformats.org/officeDocument/2006/math" xmlns:v="urn:schemas-microsoft-com:vml" xmlns:wp14="http://schemas.microsoft.com/office/word/2010/wordprocessingDrawing" xmlns:wp="http://schemas.openxmlformats.org/drawingml/2006/wordprocessingDrawing" xmlns:w10="urn:schemas-microsoft-com:office:word" xmlns:w="http://schemas.openxmlformats.org/wordprocessingml/2006/main" xmlns:w14="http://schemas.microsoft.com/office/word/2010/wordml" xmlns:w15="http://schemas.microsoft.com/office/word/2012/wordml" xmlns:w16cex="http://schemas.microsoft.com/office/word/2018/wordml/cex" xmlns:w16cid="http://schemas.microsoft.com/office/word/2016/wordml/cid" xmlns:w16="http://schemas.microsoft.com/office/word/2018/wordml" xmlns:w16du="http://schemas.microsoft.com/office/word/2023/wordml/word16du" xmlns:w16sdtdh="http://schemas.microsoft.com/office/word/2020/wordml/sdtdatahash" xmlns:w16sdtfl="http://schemas.microsoft.com/office/word/2024/wordml/sdtformatlock" xmlns:w16se="http://schemas.microsoft.com/office/word/2015/wordml/symex" xmlns:wpg="http://schemas.microsoft.com/office/word/2010/wordprocessingGroup" xmlns:wpi="http://schemas.microsoft.com/office/word/2010/wordprocessingInk" xmlns:wne="http://schemas.microsoft.com/office/word/2006/wordml" xmlns:wps="http://schemas.microsoft.com/office/word/2010/wordprocessingShape" mc:Ignorable="w14 w15 w16se w16cid w16 w16cex w16sdtdh w16sdtfl w16du wp14">
   <w:abstractNum w:abstractNumId="0" w15:restartNumberingAfterBreak="0">
+    <w:nsid w:val="0A19058E"/>
+    <w:multiLevelType w:val="hybridMultilevel"/>
+    <w:tmpl w:val="4A4EEDB0"/>
+    <w:lvl w:ilvl="0" w:tplc="100C0001">
+      <w:start w:val="1"/>
+      <w:numFmt w:val="bullet"/>
+      <w:lvlText w:val=""/>
+      <w:lvlJc w:val="left"/>
+      <w:pPr>
+        <w:ind w:left="720" w:hanging="360"/>
+      </w:pPr>
+      <w:rPr>
+        <w:rFonts w:ascii="Symbol" w:hAnsi="Symbol" w:hint="default"/>
+      </w:rPr>
+    </w:lvl>
+    <w:lvl w:ilvl="1" w:tplc="FFFFFFFF" w:tentative="1">
+      <w:start w:val="1"/>
+      <w:numFmt w:val="bullet"/>
+      <w:lvlText w:val="o"/>
+      <w:lvlJc w:val="left"/>
+      <w:pPr>
+        <w:ind w:left="1440" w:hanging="360"/>
+      </w:pPr>
+      <w:rPr>
+        <w:rFonts w:ascii="Courier New" w:hAnsi="Courier New" w:cs="Courier New" w:hint="default"/>
+      </w:rPr>
+    </w:lvl>
+    <w:lvl w:ilvl="2" w:tplc="FFFFFFFF" w:tentative="1">
+      <w:start w:val="1"/>
+      <w:numFmt w:val="bullet"/>
+      <w:lvlText w:val=""/>
+      <w:lvlJc w:val="left"/>
+      <w:pPr>
+        <w:ind w:left="2160" w:hanging="360"/>
+      </w:pPr>
+      <w:rPr>
+        <w:rFonts w:ascii="Wingdings" w:hAnsi="Wingdings" w:hint="default"/>
+      </w:rPr>
+    </w:lvl>
+    <w:lvl w:ilvl="3" w:tplc="FFFFFFFF" w:tentative="1">
+      <w:start w:val="1"/>
+      <w:numFmt w:val="bullet"/>
+      <w:lvlText w:val=""/>
+      <w:lvlJc w:val="left"/>
+      <w:pPr>
+        <w:ind w:left="2880" w:hanging="360"/>
+      </w:pPr>
+      <w:rPr>
+        <w:rFonts w:ascii="Symbol" w:hAnsi="Symbol" w:hint="default"/>
+      </w:rPr>
+    </w:lvl>
+    <w:lvl w:ilvl="4" w:tplc="FFFFFFFF" w:tentative="1">
+      <w:start w:val="1"/>
+      <w:numFmt w:val="bullet"/>
+      <w:lvlText w:val="o"/>
+      <w:lvlJc w:val="left"/>
+      <w:pPr>
+        <w:ind w:left="3600" w:hanging="360"/>
+      </w:pPr>
+      <w:rPr>
+        <w:rFonts w:ascii="Courier New" w:hAnsi="Courier New" w:cs="Courier New" w:hint="default"/>
+      </w:rPr>
+    </w:lvl>
+    <w:lvl w:ilvl="5" w:tplc="FFFFFFFF" w:tentative="1">
+      <w:start w:val="1"/>
+      <w:numFmt w:val="bullet"/>
+      <w:lvlText w:val=""/>
+      <w:lvlJc w:val="left"/>
+      <w:pPr>
+        <w:ind w:left="4320" w:hanging="360"/>
+      </w:pPr>
+      <w:rPr>
+        <w:rFonts w:ascii="Wingdings" w:hAnsi="Wingdings" w:hint="default"/>
+      </w:rPr>
+    </w:lvl>
+    <w:lvl w:ilvl="6" w:tplc="FFFFFFFF" w:tentative="1">
+      <w:start w:val="1"/>
+      <w:numFmt w:val="bullet"/>
+      <w:lvlText w:val=""/>
+      <w:lvlJc w:val="left"/>
+      <w:pPr>
+        <w:ind w:left="5040" w:hanging="360"/>
+      </w:pPr>
+      <w:rPr>
+        <w:rFonts w:ascii="Symbol" w:hAnsi="Symbol" w:hint="default"/>
+      </w:rPr>
+    </w:lvl>
+    <w:lvl w:ilvl="7" w:tplc="FFFFFFFF" w:tentative="1">
+      <w:start w:val="1"/>
+      <w:numFmt w:val="bullet"/>
+      <w:lvlText w:val="o"/>
+      <w:lvlJc w:val="left"/>
+      <w:pPr>
+        <w:ind w:left="5760" w:hanging="360"/>
+      </w:pPr>
+      <w:rPr>
+        <w:rFonts w:ascii="Courier New" w:hAnsi="Courier New" w:cs="Courier New" w:hint="default"/>
+      </w:rPr>
+    </w:lvl>
+    <w:lvl w:ilvl="8" w:tplc="FFFFFFFF" w:tentative="1">
+      <w:start w:val="1"/>
+      <w:numFmt w:val="bullet"/>
+      <w:lvlText w:val=""/>
+      <w:lvlJc w:val="left"/>
+      <w:pPr>
+        <w:ind w:left="6480" w:hanging="360"/>
+      </w:pPr>
+      <w:rPr>
+        <w:rFonts w:ascii="Wingdings" w:hAnsi="Wingdings" w:hint="default"/>
+      </w:rPr>
+    </w:lvl>
+  </w:abstractNum>
+  <w:abstractNum w:abstractNumId="1" w15:restartNumberingAfterBreak="0">
+    <w:nsid w:val="16904C9B"/>
+    <w:multiLevelType w:val="hybridMultilevel"/>
+    <w:tmpl w:val="42A8894A"/>
+    <w:lvl w:ilvl="0" w:tplc="100C0001">
+      <w:start w:val="1"/>
+      <w:numFmt w:val="bullet"/>
+      <w:lvlText w:val=""/>
+      <w:lvlJc w:val="left"/>
+      <w:pPr>
+        <w:ind w:left="720" w:hanging="360"/>
+      </w:pPr>
+      <w:rPr>
+        <w:rFonts w:ascii="Symbol" w:hAnsi="Symbol" w:hint="default"/>
+      </w:rPr>
+    </w:lvl>
+    <w:lvl w:ilvl="1" w:tplc="FFFFFFFF" w:tentative="1">
+      <w:start w:val="1"/>
+      <w:numFmt w:val="bullet"/>
+      <w:lvlText w:val="o"/>
+      <w:lvlJc w:val="left"/>
+      <w:pPr>
+        <w:ind w:left="1440" w:hanging="360"/>
+      </w:pPr>
+      <w:rPr>
+        <w:rFonts w:ascii="Courier New" w:hAnsi="Courier New" w:cs="Courier New" w:hint="default"/>
+      </w:rPr>
+    </w:lvl>
+    <w:lvl w:ilvl="2" w:tplc="FFFFFFFF" w:tentative="1">
+      <w:start w:val="1"/>
+      <w:numFmt w:val="bullet"/>
+      <w:lvlText w:val=""/>
+      <w:lvlJc w:val="left"/>
+      <w:pPr>
+        <w:ind w:left="2160" w:hanging="360"/>
+      </w:pPr>
+      <w:rPr>
+        <w:rFonts w:ascii="Wingdings" w:hAnsi="Wingdings" w:hint="default"/>
+      </w:rPr>
+    </w:lvl>
+    <w:lvl w:ilvl="3" w:tplc="FFFFFFFF" w:tentative="1">
+      <w:start w:val="1"/>
+      <w:numFmt w:val="bullet"/>
+      <w:lvlText w:val=""/>
+      <w:lvlJc w:val="left"/>
+      <w:pPr>
+        <w:ind w:left="2880" w:hanging="360"/>
+      </w:pPr>
+      <w:rPr>
+        <w:rFonts w:ascii="Symbol" w:hAnsi="Symbol" w:hint="default"/>
+      </w:rPr>
+    </w:lvl>
+    <w:lvl w:ilvl="4" w:tplc="FFFFFFFF" w:tentative="1">
+      <w:start w:val="1"/>
+      <w:numFmt w:val="bullet"/>
+      <w:lvlText w:val="o"/>
+      <w:lvlJc w:val="left"/>
+      <w:pPr>
+        <w:ind w:left="3600" w:hanging="360"/>
+      </w:pPr>
+      <w:rPr>
+        <w:rFonts w:ascii="Courier New" w:hAnsi="Courier New" w:cs="Courier New" w:hint="default"/>
+      </w:rPr>
+    </w:lvl>
+    <w:lvl w:ilvl="5" w:tplc="FFFFFFFF" w:tentative="1">
+      <w:start w:val="1"/>
+      <w:numFmt w:val="bullet"/>
+      <w:lvlText w:val=""/>
+      <w:lvlJc w:val="left"/>
+      <w:pPr>
+        <w:ind w:left="4320" w:hanging="360"/>
+      </w:pPr>
+      <w:rPr>
+        <w:rFonts w:ascii="Wingdings" w:hAnsi="Wingdings" w:hint="default"/>
+      </w:rPr>
+    </w:lvl>
+    <w:lvl w:ilvl="6" w:tplc="FFFFFFFF" w:tentative="1">
+      <w:start w:val="1"/>
+      <w:numFmt w:val="bullet"/>
+      <w:lvlText w:val=""/>
+      <w:lvlJc w:val="left"/>
+      <w:pPr>
+        <w:ind w:left="5040" w:hanging="360"/>
+      </w:pPr>
+      <w:rPr>
+        <w:rFonts w:ascii="Symbol" w:hAnsi="Symbol" w:hint="default"/>
+      </w:rPr>
+    </w:lvl>
+    <w:lvl w:ilvl="7" w:tplc="FFFFFFFF" w:tentative="1">
+      <w:start w:val="1"/>
+      <w:numFmt w:val="bullet"/>
+      <w:lvlText w:val="o"/>
+      <w:lvlJc w:val="left"/>
+      <w:pPr>
+        <w:ind w:left="5760" w:hanging="360"/>
+      </w:pPr>
+      <w:rPr>
+        <w:rFonts w:ascii="Courier New" w:hAnsi="Courier New" w:cs="Courier New" w:hint="default"/>
+      </w:rPr>
+    </w:lvl>
+    <w:lvl w:ilvl="8" w:tplc="FFFFFFFF" w:tentative="1">
+      <w:start w:val="1"/>
+      <w:numFmt w:val="bullet"/>
+      <w:lvlText w:val=""/>
+      <w:lvlJc w:val="left"/>
+      <w:pPr>
+        <w:ind w:left="6480" w:hanging="360"/>
+      </w:pPr>
+      <w:rPr>
+        <w:rFonts w:ascii="Wingdings" w:hAnsi="Wingdings" w:hint="default"/>
+      </w:rPr>
+    </w:lvl>
+  </w:abstractNum>
+  <w:abstractNum w:abstractNumId="2" w15:restartNumberingAfterBreak="0">
+    <w:nsid w:val="20EF1A47"/>
+    <w:multiLevelType w:val="hybridMultilevel"/>
+    <w:tmpl w:val="BC023B72"/>
+    <w:lvl w:ilvl="0" w:tplc="137AADB6">
+      <w:start w:val="3"/>
+      <w:numFmt w:val="bullet"/>
+      <w:lvlText w:val="-"/>
+      <w:lvlJc w:val="left"/>
+      <w:pPr>
+        <w:ind w:left="720" w:hanging="360"/>
+      </w:pPr>
+      <w:rPr>
+        <w:rFonts w:ascii="Arial" w:eastAsiaTheme="minorHAnsi" w:hAnsi="Arial" w:cs="Arial" w:hint="default"/>
+      </w:rPr>
+    </w:lvl>
+    <w:lvl w:ilvl="1" w:tplc="100C0003" w:tentative="1">
+      <w:start w:val="1"/>
+      <w:numFmt w:val="bullet"/>
+      <w:lvlText w:val="o"/>
+      <w:lvlJc w:val="left"/>
+      <w:pPr>
+        <w:ind w:left="1440" w:hanging="360"/>
+      </w:pPr>
+      <w:rPr>
+        <w:rFonts w:ascii="Courier New" w:hAnsi="Courier New" w:cs="Courier New" w:hint="default"/>
+      </w:rPr>
+    </w:lvl>
+    <w:lvl w:ilvl="2" w:tplc="100C0005" w:tentative="1">
+      <w:start w:val="1"/>
+      <w:numFmt w:val="bullet"/>
+      <w:lvlText w:val=""/>
+      <w:lvlJc w:val="left"/>
+      <w:pPr>
+        <w:ind w:left="2160" w:hanging="360"/>
+      </w:pPr>
+      <w:rPr>
+        <w:rFonts w:ascii="Wingdings" w:hAnsi="Wingdings" w:hint="default"/>
+      </w:rPr>
+    </w:lvl>
+    <w:lvl w:ilvl="3" w:tplc="100C0001" w:tentative="1">
+      <w:start w:val="1"/>
+      <w:numFmt w:val="bullet"/>
+      <w:lvlText w:val=""/>
+      <w:lvlJc w:val="left"/>
+      <w:pPr>
+        <w:ind w:left="2880" w:hanging="360"/>
+      </w:pPr>
+      <w:rPr>
+        <w:rFonts w:ascii="Symbol" w:hAnsi="Symbol" w:hint="default"/>
+      </w:rPr>
+    </w:lvl>
+    <w:lvl w:ilvl="4" w:tplc="100C0003" w:tentative="1">
+      <w:start w:val="1"/>
+      <w:numFmt w:val="bullet"/>
+      <w:lvlText w:val="o"/>
+      <w:lvlJc w:val="left"/>
+      <w:pPr>
+        <w:ind w:left="3600" w:hanging="360"/>
+      </w:pPr>
+      <w:rPr>
+        <w:rFonts w:ascii="Courier New" w:hAnsi="Courier New" w:cs="Courier New" w:hint="default"/>
+      </w:rPr>
+    </w:lvl>
+    <w:lvl w:ilvl="5" w:tplc="100C0005" w:tentative="1">
+      <w:start w:val="1"/>
+      <w:numFmt w:val="bullet"/>
+      <w:lvlText w:val=""/>
+      <w:lvlJc w:val="left"/>
+      <w:pPr>
+        <w:ind w:left="4320" w:hanging="360"/>
+      </w:pPr>
+      <w:rPr>
+        <w:rFonts w:ascii="Wingdings" w:hAnsi="Wingdings" w:hint="default"/>
+      </w:rPr>
+    </w:lvl>
+    <w:lvl w:ilvl="6" w:tplc="100C0001" w:tentative="1">
+      <w:start w:val="1"/>
+      <w:numFmt w:val="bullet"/>
+      <w:lvlText w:val=""/>
+      <w:lvlJc w:val="left"/>
+      <w:pPr>
+        <w:ind w:left="5040" w:hanging="360"/>
+      </w:pPr>
+      <w:rPr>
+        <w:rFonts w:ascii="Symbol" w:hAnsi="Symbol" w:hint="default"/>
+      </w:rPr>
+    </w:lvl>
+    <w:lvl w:ilvl="7" w:tplc="100C0003" w:tentative="1">
+      <w:start w:val="1"/>
+      <w:numFmt w:val="bullet"/>
+      <w:lvlText w:val="o"/>
+      <w:lvlJc w:val="left"/>
+      <w:pPr>
+        <w:ind w:left="5760" w:hanging="360"/>
+      </w:pPr>
+      <w:rPr>
+        <w:rFonts w:ascii="Courier New" w:hAnsi="Courier New" w:cs="Courier New" w:hint="default"/>
+      </w:rPr>
+    </w:lvl>
+    <w:lvl w:ilvl="8" w:tplc="100C0005" w:tentative="1">
+      <w:start w:val="1"/>
+      <w:numFmt w:val="bullet"/>
+      <w:lvlText w:val=""/>
+      <w:lvlJc w:val="left"/>
+      <w:pPr>
+        <w:ind w:left="6480" w:hanging="360"/>
+      </w:pPr>
+      <w:rPr>
+        <w:rFonts w:ascii="Wingdings" w:hAnsi="Wingdings" w:hint="default"/>
+      </w:rPr>
+    </w:lvl>
+  </w:abstractNum>
+  <w:abstractNum w:abstractNumId="3" w15:restartNumberingAfterBreak="0">
+    <w:nsid w:val="258635C0"/>
+    <w:multiLevelType w:val="hybridMultilevel"/>
+    <w:tmpl w:val="43C67C3C"/>
+    <w:lvl w:ilvl="0" w:tplc="100C0001">
+      <w:start w:val="1"/>
+      <w:numFmt w:val="bullet"/>
+      <w:lvlText w:val=""/>
+      <w:lvlJc w:val="left"/>
+      <w:pPr>
+        <w:ind w:left="720" w:hanging="360"/>
+      </w:pPr>
+      <w:rPr>
+        <w:rFonts w:ascii="Symbol" w:hAnsi="Symbol" w:hint="default"/>
+      </w:rPr>
+    </w:lvl>
+    <w:lvl w:ilvl="1" w:tplc="FFFFFFFF" w:tentative="1">
+      <w:start w:val="1"/>
+      <w:numFmt w:val="bullet"/>
+      <w:lvlText w:val="o"/>
+      <w:lvlJc w:val="left"/>
+      <w:pPr>
+        <w:ind w:left="1440" w:hanging="360"/>
+      </w:pPr>
+      <w:rPr>
+        <w:rFonts w:ascii="Courier New" w:hAnsi="Courier New" w:cs="Courier New" w:hint="default"/>
+      </w:rPr>
+    </w:lvl>
+    <w:lvl w:ilvl="2" w:tplc="FFFFFFFF" w:tentative="1">
+      <w:start w:val="1"/>
+      <w:numFmt w:val="bullet"/>
+      <w:lvlText w:val=""/>
+      <w:lvlJc w:val="left"/>
+      <w:pPr>
+        <w:ind w:left="2160" w:hanging="360"/>
+      </w:pPr>
+      <w:rPr>
+        <w:rFonts w:ascii="Wingdings" w:hAnsi="Wingdings" w:hint="default"/>
+      </w:rPr>
+    </w:lvl>
+    <w:lvl w:ilvl="3" w:tplc="FFFFFFFF" w:tentative="1">
+      <w:start w:val="1"/>
+      <w:numFmt w:val="bullet"/>
+      <w:lvlText w:val=""/>
+      <w:lvlJc w:val="left"/>
+      <w:pPr>
+        <w:ind w:left="2880" w:hanging="360"/>
+      </w:pPr>
+      <w:rPr>
+        <w:rFonts w:ascii="Symbol" w:hAnsi="Symbol" w:hint="default"/>
+      </w:rPr>
+    </w:lvl>
+    <w:lvl w:ilvl="4" w:tplc="FFFFFFFF" w:tentative="1">
+      <w:start w:val="1"/>
+      <w:numFmt w:val="bullet"/>
+      <w:lvlText w:val="o"/>
+      <w:lvlJc w:val="left"/>
+      <w:pPr>
+        <w:ind w:left="3600" w:hanging="360"/>
+      </w:pPr>
+      <w:rPr>
+        <w:rFonts w:ascii="Courier New" w:hAnsi="Courier New" w:cs="Courier New" w:hint="default"/>
+      </w:rPr>
+    </w:lvl>
+    <w:lvl w:ilvl="5" w:tplc="FFFFFFFF" w:tentative="1">
+      <w:start w:val="1"/>
+      <w:numFmt w:val="bullet"/>
+      <w:lvlText w:val=""/>
+      <w:lvlJc w:val="left"/>
+      <w:pPr>
+        <w:ind w:left="4320" w:hanging="360"/>
+      </w:pPr>
+      <w:rPr>
+        <w:rFonts w:ascii="Wingdings" w:hAnsi="Wingdings" w:hint="default"/>
+      </w:rPr>
+    </w:lvl>
+    <w:lvl w:ilvl="6" w:tplc="FFFFFFFF" w:tentative="1">
+      <w:start w:val="1"/>
+      <w:numFmt w:val="bullet"/>
+      <w:lvlText w:val=""/>
+      <w:lvlJc w:val="left"/>
+      <w:pPr>
+        <w:ind w:left="5040" w:hanging="360"/>
+      </w:pPr>
+      <w:rPr>
+        <w:rFonts w:ascii="Symbol" w:hAnsi="Symbol" w:hint="default"/>
+      </w:rPr>
+    </w:lvl>
+    <w:lvl w:ilvl="7" w:tplc="FFFFFFFF" w:tentative="1">
+      <w:start w:val="1"/>
+      <w:numFmt w:val="bullet"/>
+      <w:lvlText w:val="o"/>
+      <w:lvlJc w:val="left"/>
+      <w:pPr>
+        <w:ind w:left="5760" w:hanging="360"/>
+      </w:pPr>
+      <w:rPr>
+        <w:rFonts w:ascii="Courier New" w:hAnsi="Courier New" w:cs="Courier New" w:hint="default"/>
+      </w:rPr>
+    </w:lvl>
+    <w:lvl w:ilvl="8" w:tplc="FFFFFFFF" w:tentative="1">
+      <w:start w:val="1"/>
+      <w:numFmt w:val="bullet"/>
+      <w:lvlText w:val=""/>
+      <w:lvlJc w:val="left"/>
+      <w:pPr>
+        <w:ind w:left="6480" w:hanging="360"/>
+      </w:pPr>
+      <w:rPr>
+        <w:rFonts w:ascii="Wingdings" w:hAnsi="Wingdings" w:hint="default"/>
+      </w:rPr>
+    </w:lvl>
+  </w:abstractNum>
+  <w:abstractNum w:abstractNumId="4" w15:restartNumberingAfterBreak="0">
+    <w:nsid w:val="2CAB67AF"/>
+    <w:multiLevelType w:val="hybridMultilevel"/>
+    <w:tmpl w:val="1AAA4918"/>
+    <w:lvl w:ilvl="0" w:tplc="100C0003">
+      <w:start w:val="1"/>
+      <w:numFmt w:val="bullet"/>
+      <w:lvlText w:val="o"/>
+      <w:lvlJc w:val="left"/>
+      <w:pPr>
+        <w:ind w:left="720" w:hanging="360"/>
+      </w:pPr>
+      <w:rPr>
+        <w:rFonts w:ascii="Courier New" w:hAnsi="Courier New" w:cs="Courier New" w:hint="default"/>
+      </w:rPr>
+    </w:lvl>
+    <w:lvl w:ilvl="1" w:tplc="FFFFFFFF" w:tentative="1">
+      <w:start w:val="1"/>
+      <w:numFmt w:val="bullet"/>
+      <w:lvlText w:val="o"/>
+      <w:lvlJc w:val="left"/>
+      <w:pPr>
+        <w:ind w:left="1440" w:hanging="360"/>
+      </w:pPr>
+      <w:rPr>
+        <w:rFonts w:ascii="Courier New" w:hAnsi="Courier New" w:cs="Courier New" w:hint="default"/>
+      </w:rPr>
+    </w:lvl>
+    <w:lvl w:ilvl="2" w:tplc="FFFFFFFF" w:tentative="1">
+      <w:start w:val="1"/>
+      <w:numFmt w:val="bullet"/>
+      <w:lvlText w:val=""/>
+      <w:lvlJc w:val="left"/>
+      <w:pPr>
+        <w:ind w:left="2160" w:hanging="360"/>
+      </w:pPr>
+      <w:rPr>
+        <w:rFonts w:ascii="Wingdings" w:hAnsi="Wingdings" w:hint="default"/>
+      </w:rPr>
+    </w:lvl>
+    <w:lvl w:ilvl="3" w:tplc="FFFFFFFF" w:tentative="1">
+      <w:start w:val="1"/>
+      <w:numFmt w:val="bullet"/>
+      <w:lvlText w:val=""/>
+      <w:lvlJc w:val="left"/>
+      <w:pPr>
+        <w:ind w:left="2880" w:hanging="360"/>
+      </w:pPr>
+      <w:rPr>
+        <w:rFonts w:ascii="Symbol" w:hAnsi="Symbol" w:hint="default"/>
+      </w:rPr>
+    </w:lvl>
+    <w:lvl w:ilvl="4" w:tplc="FFFFFFFF" w:tentative="1">
+      <w:start w:val="1"/>
+      <w:numFmt w:val="bullet"/>
+      <w:lvlText w:val="o"/>
+      <w:lvlJc w:val="left"/>
+      <w:pPr>
+        <w:ind w:left="3600" w:hanging="360"/>
+      </w:pPr>
+      <w:rPr>
+        <w:rFonts w:ascii="Courier New" w:hAnsi="Courier New" w:cs="Courier New" w:hint="default"/>
+      </w:rPr>
+    </w:lvl>
+    <w:lvl w:ilvl="5" w:tplc="FFFFFFFF" w:tentative="1">
+      <w:start w:val="1"/>
+      <w:numFmt w:val="bullet"/>
+      <w:lvlText w:val=""/>
+      <w:lvlJc w:val="left"/>
+      <w:pPr>
+        <w:ind w:left="4320" w:hanging="360"/>
+      </w:pPr>
+      <w:rPr>
+        <w:rFonts w:ascii="Wingdings" w:hAnsi="Wingdings" w:hint="default"/>
+      </w:rPr>
+    </w:lvl>
+    <w:lvl w:ilvl="6" w:tplc="FFFFFFFF" w:tentative="1">
+      <w:start w:val="1"/>
+      <w:numFmt w:val="bullet"/>
+      <w:lvlText w:val=""/>
+      <w:lvlJc w:val="left"/>
+      <w:pPr>
+        <w:ind w:left="5040" w:hanging="360"/>
+      </w:pPr>
+      <w:rPr>
+        <w:rFonts w:ascii="Symbol" w:hAnsi="Symbol" w:hint="default"/>
+      </w:rPr>
+    </w:lvl>
+    <w:lvl w:ilvl="7" w:tplc="FFFFFFFF" w:tentative="1">
+      <w:start w:val="1"/>
+      <w:numFmt w:val="bullet"/>
+      <w:lvlText w:val="o"/>
+      <w:lvlJc w:val="left"/>
+      <w:pPr>
+        <w:ind w:left="5760" w:hanging="360"/>
+      </w:pPr>
+      <w:rPr>
+        <w:rFonts w:ascii="Courier New" w:hAnsi="Courier New" w:cs="Courier New" w:hint="default"/>
+      </w:rPr>
+    </w:lvl>
+    <w:lvl w:ilvl="8" w:tplc="FFFFFFFF" w:tentative="1">
+      <w:start w:val="1"/>
+      <w:numFmt w:val="bullet"/>
+      <w:lvlText w:val=""/>
+      <w:lvlJc w:val="left"/>
+      <w:pPr>
+        <w:ind w:left="6480" w:hanging="360"/>
+      </w:pPr>
+      <w:rPr>
+        <w:rFonts w:ascii="Wingdings" w:hAnsi="Wingdings" w:hint="default"/>
+      </w:rPr>
+    </w:lvl>
+  </w:abstractNum>
+  <w:abstractNum w:abstractNumId="5" w15:restartNumberingAfterBreak="0">
+    <w:nsid w:val="345D1D8D"/>
+    <w:multiLevelType w:val="hybridMultilevel"/>
+    <w:tmpl w:val="33DCD836"/>
+    <w:lvl w:ilvl="0" w:tplc="BDA0593E">
+      <w:start w:val="3"/>
+      <w:numFmt w:val="bullet"/>
+      <w:lvlText w:val="-"/>
+      <w:lvlJc w:val="left"/>
+      <w:pPr>
+        <w:ind w:left="720" w:hanging="360"/>
+      </w:pPr>
+      <w:rPr>
+        <w:rFonts w:ascii="Arial" w:eastAsiaTheme="minorHAnsi" w:hAnsi="Arial" w:cs="Arial" w:hint="default"/>
+      </w:rPr>
+    </w:lvl>
+    <w:lvl w:ilvl="1" w:tplc="100C0003" w:tentative="1">
+      <w:start w:val="1"/>
+      <w:numFmt w:val="bullet"/>
+      <w:lvlText w:val="o"/>
+      <w:lvlJc w:val="left"/>
+      <w:pPr>
+        <w:ind w:left="1440" w:hanging="360"/>
+      </w:pPr>
+      <w:rPr>
+        <w:rFonts w:ascii="Courier New" w:hAnsi="Courier New" w:cs="Courier New" w:hint="default"/>
+      </w:rPr>
+    </w:lvl>
+    <w:lvl w:ilvl="2" w:tplc="100C0005" w:tentative="1">
+      <w:start w:val="1"/>
+      <w:numFmt w:val="bullet"/>
+      <w:lvlText w:val=""/>
+      <w:lvlJc w:val="left"/>
+      <w:pPr>
+        <w:ind w:left="2160" w:hanging="360"/>
+      </w:pPr>
+      <w:rPr>
+        <w:rFonts w:ascii="Wingdings" w:hAnsi="Wingdings" w:hint="default"/>
+      </w:rPr>
+    </w:lvl>
+    <w:lvl w:ilvl="3" w:tplc="100C0001" w:tentative="1">
+      <w:start w:val="1"/>
+      <w:numFmt w:val="bullet"/>
+      <w:lvlText w:val=""/>
+      <w:lvlJc w:val="left"/>
+      <w:pPr>
+        <w:ind w:left="2880" w:hanging="360"/>
+      </w:pPr>
+      <w:rPr>
+        <w:rFonts w:ascii="Symbol" w:hAnsi="Symbol" w:hint="default"/>
+      </w:rPr>
+    </w:lvl>
+    <w:lvl w:ilvl="4" w:tplc="100C0003" w:tentative="1">
+      <w:start w:val="1"/>
+      <w:numFmt w:val="bullet"/>
+      <w:lvlText w:val="o"/>
+      <w:lvlJc w:val="left"/>
+      <w:pPr>
+        <w:ind w:left="3600" w:hanging="360"/>
+      </w:pPr>
+      <w:rPr>
+        <w:rFonts w:ascii="Courier New" w:hAnsi="Courier New" w:cs="Courier New" w:hint="default"/>
+      </w:rPr>
+    </w:lvl>
+    <w:lvl w:ilvl="5" w:tplc="100C0005" w:tentative="1">
+      <w:start w:val="1"/>
+      <w:numFmt w:val="bullet"/>
+      <w:lvlText w:val=""/>
+      <w:lvlJc w:val="left"/>
+      <w:pPr>
+        <w:ind w:left="4320" w:hanging="360"/>
+      </w:pPr>
+      <w:rPr>
+        <w:rFonts w:ascii="Wingdings" w:hAnsi="Wingdings" w:hint="default"/>
+      </w:rPr>
+    </w:lvl>
+    <w:lvl w:ilvl="6" w:tplc="100C0001" w:tentative="1">
+      <w:start w:val="1"/>
+      <w:numFmt w:val="bullet"/>
+      <w:lvlText w:val=""/>
+      <w:lvlJc w:val="left"/>
+      <w:pPr>
+        <w:ind w:left="5040" w:hanging="360"/>
+      </w:pPr>
+      <w:rPr>
+        <w:rFonts w:ascii="Symbol" w:hAnsi="Symbol" w:hint="default"/>
+      </w:rPr>
+    </w:lvl>
+    <w:lvl w:ilvl="7" w:tplc="100C0003" w:tentative="1">
+      <w:start w:val="1"/>
+      <w:numFmt w:val="bullet"/>
+      <w:lvlText w:val="o"/>
+      <w:lvlJc w:val="left"/>
+      <w:pPr>
+        <w:ind w:left="5760" w:hanging="360"/>
+      </w:pPr>
+      <w:rPr>
+        <w:rFonts w:ascii="Courier New" w:hAnsi="Courier New" w:cs="Courier New" w:hint="default"/>
+      </w:rPr>
+    </w:lvl>
+    <w:lvl w:ilvl="8" w:tplc="100C0005" w:tentative="1">
+      <w:start w:val="1"/>
+      <w:numFmt w:val="bullet"/>
+      <w:lvlText w:val=""/>
+      <w:lvlJc w:val="left"/>
+      <w:pPr>
+        <w:ind w:left="6480" w:hanging="360"/>
+      </w:pPr>
+      <w:rPr>
+        <w:rFonts w:ascii="Wingdings" w:hAnsi="Wingdings" w:hint="default"/>
+      </w:rPr>
+    </w:lvl>
+  </w:abstractNum>
+  <w:abstractNum w:abstractNumId="6" w15:restartNumberingAfterBreak="0">
+    <w:nsid w:val="351B188E"/>
+    <w:multiLevelType w:val="hybridMultilevel"/>
+    <w:tmpl w:val="55ACFD4C"/>
+    <w:lvl w:ilvl="0" w:tplc="100C0001">
+      <w:start w:val="1"/>
+      <w:numFmt w:val="bullet"/>
+      <w:lvlText w:val=""/>
+      <w:lvlJc w:val="left"/>
+      <w:pPr>
+        <w:ind w:left="720" w:hanging="360"/>
+      </w:pPr>
+      <w:rPr>
+        <w:rFonts w:ascii="Symbol" w:hAnsi="Symbol" w:hint="default"/>
+      </w:rPr>
+    </w:lvl>
+    <w:lvl w:ilvl="1" w:tplc="FFFFFFFF" w:tentative="1">
+      <w:start w:val="1"/>
+      <w:numFmt w:val="bullet"/>
+      <w:lvlText w:val="o"/>
+      <w:lvlJc w:val="left"/>
+      <w:pPr>
+        <w:ind w:left="1440" w:hanging="360"/>
+      </w:pPr>
+      <w:rPr>
+        <w:rFonts w:ascii="Courier New" w:hAnsi="Courier New" w:cs="Courier New" w:hint="default"/>
+      </w:rPr>
+    </w:lvl>
+    <w:lvl w:ilvl="2" w:tplc="FFFFFFFF" w:tentative="1">
+      <w:start w:val="1"/>
+      <w:numFmt w:val="bullet"/>
+      <w:lvlText w:val=""/>
+      <w:lvlJc w:val="left"/>
+      <w:pPr>
+        <w:ind w:left="2160" w:hanging="360"/>
+      </w:pPr>
+      <w:rPr>
+        <w:rFonts w:ascii="Wingdings" w:hAnsi="Wingdings" w:hint="default"/>
+      </w:rPr>
+    </w:lvl>
+    <w:lvl w:ilvl="3" w:tplc="FFFFFFFF" w:tentative="1">
+      <w:start w:val="1"/>
+      <w:numFmt w:val="bullet"/>
+      <w:lvlText w:val=""/>
+      <w:lvlJc w:val="left"/>
+      <w:pPr>
+        <w:ind w:left="2880" w:hanging="360"/>
+      </w:pPr>
+      <w:rPr>
+        <w:rFonts w:ascii="Symbol" w:hAnsi="Symbol" w:hint="default"/>
+      </w:rPr>
+    </w:lvl>
+    <w:lvl w:ilvl="4" w:tplc="FFFFFFFF" w:tentative="1">
+      <w:start w:val="1"/>
+      <w:numFmt w:val="bullet"/>
+      <w:lvlText w:val="o"/>
+      <w:lvlJc w:val="left"/>
+      <w:pPr>
+        <w:ind w:left="3600" w:hanging="360"/>
+      </w:pPr>
+      <w:rPr>
+        <w:rFonts w:ascii="Courier New" w:hAnsi="Courier New" w:cs="Courier New" w:hint="default"/>
+      </w:rPr>
+    </w:lvl>
+    <w:lvl w:ilvl="5" w:tplc="FFFFFFFF" w:tentative="1">
+      <w:start w:val="1"/>
+      <w:numFmt w:val="bullet"/>
+      <w:lvlText w:val=""/>
+      <w:lvlJc w:val="left"/>
+      <w:pPr>
+        <w:ind w:left="4320" w:hanging="360"/>
+      </w:pPr>
+      <w:rPr>
+        <w:rFonts w:ascii="Wingdings" w:hAnsi="Wingdings" w:hint="default"/>
+      </w:rPr>
+    </w:lvl>
+    <w:lvl w:ilvl="6" w:tplc="FFFFFFFF" w:tentative="1">
+      <w:start w:val="1"/>
+      <w:numFmt w:val="bullet"/>
+      <w:lvlText w:val=""/>
+      <w:lvlJc w:val="left"/>
+      <w:pPr>
+        <w:ind w:left="5040" w:hanging="360"/>
+      </w:pPr>
+      <w:rPr>
+        <w:rFonts w:ascii="Symbol" w:hAnsi="Symbol" w:hint="default"/>
+      </w:rPr>
+    </w:lvl>
+    <w:lvl w:ilvl="7" w:tplc="FFFFFFFF" w:tentative="1">
+      <w:start w:val="1"/>
+      <w:numFmt w:val="bullet"/>
+      <w:lvlText w:val="o"/>
+      <w:lvlJc w:val="left"/>
+      <w:pPr>
+        <w:ind w:left="5760" w:hanging="360"/>
+      </w:pPr>
+      <w:rPr>
+        <w:rFonts w:ascii="Courier New" w:hAnsi="Courier New" w:cs="Courier New" w:hint="default"/>
+      </w:rPr>
+    </w:lvl>
+    <w:lvl w:ilvl="8" w:tplc="FFFFFFFF" w:tentative="1">
+      <w:start w:val="1"/>
+      <w:numFmt w:val="bullet"/>
+      <w:lvlText w:val=""/>
+      <w:lvlJc w:val="left"/>
+      <w:pPr>
+        <w:ind w:left="6480" w:hanging="360"/>
+      </w:pPr>
+      <w:rPr>
+        <w:rFonts w:ascii="Wingdings" w:hAnsi="Wingdings" w:hint="default"/>
+      </w:rPr>
+    </w:lvl>
+  </w:abstractNum>
+  <w:abstractNum w:abstractNumId="7" w15:restartNumberingAfterBreak="0">
+    <w:nsid w:val="3C80484A"/>
+    <w:multiLevelType w:val="hybridMultilevel"/>
+    <w:tmpl w:val="D11246EE"/>
+    <w:lvl w:ilvl="0" w:tplc="100C0001">
+      <w:start w:val="1"/>
+      <w:numFmt w:val="bullet"/>
+      <w:lvlText w:val=""/>
+      <w:lvlJc w:val="left"/>
+      <w:pPr>
+        <w:ind w:left="720" w:hanging="360"/>
+      </w:pPr>
+      <w:rPr>
+        <w:rFonts w:ascii="Symbol" w:hAnsi="Symbol" w:hint="default"/>
+      </w:rPr>
+    </w:lvl>
+    <w:lvl w:ilvl="1" w:tplc="FFFFFFFF" w:tentative="1">
+      <w:start w:val="1"/>
+      <w:numFmt w:val="bullet"/>
+      <w:lvlText w:val="o"/>
+      <w:lvlJc w:val="left"/>
+      <w:pPr>
+        <w:ind w:left="1440" w:hanging="360"/>
+      </w:pPr>
+      <w:rPr>
+        <w:rFonts w:ascii="Courier New" w:hAnsi="Courier New" w:cs="Courier New" w:hint="default"/>
+      </w:rPr>
+    </w:lvl>
+    <w:lvl w:ilvl="2" w:tplc="FFFFFFFF" w:tentative="1">
+      <w:start w:val="1"/>
+      <w:numFmt w:val="bullet"/>
+      <w:lvlText w:val=""/>
+      <w:lvlJc w:val="left"/>
+      <w:pPr>
+        <w:ind w:left="2160" w:hanging="360"/>
+      </w:pPr>
+      <w:rPr>
+        <w:rFonts w:ascii="Wingdings" w:hAnsi="Wingdings" w:hint="default"/>
+      </w:rPr>
+    </w:lvl>
+    <w:lvl w:ilvl="3" w:tplc="FFFFFFFF" w:tentative="1">
+      <w:start w:val="1"/>
+      <w:numFmt w:val="bullet"/>
+      <w:lvlText w:val=""/>
+      <w:lvlJc w:val="left"/>
+      <w:pPr>
+        <w:ind w:left="2880" w:hanging="360"/>
+      </w:pPr>
+      <w:rPr>
+        <w:rFonts w:ascii="Symbol" w:hAnsi="Symbol" w:hint="default"/>
+      </w:rPr>
+    </w:lvl>
+    <w:lvl w:ilvl="4" w:tplc="FFFFFFFF" w:tentative="1">
+      <w:start w:val="1"/>
+      <w:numFmt w:val="bullet"/>
+      <w:lvlText w:val="o"/>
+      <w:lvlJc w:val="left"/>
+      <w:pPr>
+        <w:ind w:left="3600" w:hanging="360"/>
+      </w:pPr>
+      <w:rPr>
+        <w:rFonts w:ascii="Courier New" w:hAnsi="Courier New" w:cs="Courier New" w:hint="default"/>
+      </w:rPr>
+    </w:lvl>
+    <w:lvl w:ilvl="5" w:tplc="FFFFFFFF" w:tentative="1">
+      <w:start w:val="1"/>
+      <w:numFmt w:val="bullet"/>
+      <w:lvlText w:val=""/>
+      <w:lvlJc w:val="left"/>
+      <w:pPr>
+        <w:ind w:left="4320" w:hanging="360"/>
+      </w:pPr>
+      <w:rPr>
+        <w:rFonts w:ascii="Wingdings" w:hAnsi="Wingdings" w:hint="default"/>
+      </w:rPr>
+    </w:lvl>
+    <w:lvl w:ilvl="6" w:tplc="FFFFFFFF" w:tentative="1">
+      <w:start w:val="1"/>
+      <w:numFmt w:val="bullet"/>
+      <w:lvlText w:val=""/>
+      <w:lvlJc w:val="left"/>
+      <w:pPr>
+        <w:ind w:left="5040" w:hanging="360"/>
+      </w:pPr>
+      <w:rPr>
+        <w:rFonts w:ascii="Symbol" w:hAnsi="Symbol" w:hint="default"/>
+      </w:rPr>
+    </w:lvl>
+    <w:lvl w:ilvl="7" w:tplc="FFFFFFFF" w:tentative="1">
+      <w:start w:val="1"/>
+      <w:numFmt w:val="bullet"/>
+      <w:lvlText w:val="o"/>
+      <w:lvlJc w:val="left"/>
+      <w:pPr>
+        <w:ind w:left="5760" w:hanging="360"/>
+      </w:pPr>
+      <w:rPr>
+        <w:rFonts w:ascii="Courier New" w:hAnsi="Courier New" w:cs="Courier New" w:hint="default"/>
+      </w:rPr>
+    </w:lvl>
+    <w:lvl w:ilvl="8" w:tplc="FFFFFFFF" w:tentative="1">
+      <w:start w:val="1"/>
+      <w:numFmt w:val="bullet"/>
+      <w:lvlText w:val=""/>
+      <w:lvlJc w:val="left"/>
+      <w:pPr>
+        <w:ind w:left="6480" w:hanging="360"/>
+      </w:pPr>
+      <w:rPr>
+        <w:rFonts w:ascii="Wingdings" w:hAnsi="Wingdings" w:hint="default"/>
+      </w:rPr>
+    </w:lvl>
+  </w:abstractNum>
+  <w:abstractNum w:abstractNumId="8" w15:restartNumberingAfterBreak="0">
+    <w:nsid w:val="4B4E3EF2"/>
+    <w:multiLevelType w:val="hybridMultilevel"/>
+    <w:tmpl w:val="FCEC96C6"/>
+    <w:lvl w:ilvl="0" w:tplc="100C0001">
+      <w:start w:val="1"/>
+      <w:numFmt w:val="bullet"/>
+      <w:lvlText w:val=""/>
+      <w:lvlJc w:val="left"/>
+      <w:pPr>
+        <w:ind w:left="720" w:hanging="360"/>
+      </w:pPr>
+      <w:rPr>
+        <w:rFonts w:ascii="Symbol" w:hAnsi="Symbol" w:hint="default"/>
+      </w:rPr>
+    </w:lvl>
+    <w:lvl w:ilvl="1" w:tplc="FFFFFFFF" w:tentative="1">
+      <w:start w:val="1"/>
+      <w:numFmt w:val="bullet"/>
+      <w:lvlText w:val="o"/>
+      <w:lvlJc w:val="left"/>
+      <w:pPr>
+        <w:ind w:left="1440" w:hanging="360"/>
+      </w:pPr>
+      <w:rPr>
+        <w:rFonts w:ascii="Courier New" w:hAnsi="Courier New" w:cs="Courier New" w:hint="default"/>
+      </w:rPr>
+    </w:lvl>
+    <w:lvl w:ilvl="2" w:tplc="FFFFFFFF" w:tentative="1">
+      <w:start w:val="1"/>
+      <w:numFmt w:val="bullet"/>
+      <w:lvlText w:val=""/>
+      <w:lvlJc w:val="left"/>
+      <w:pPr>
+        <w:ind w:left="2160" w:hanging="360"/>
+      </w:pPr>
+      <w:rPr>
+        <w:rFonts w:ascii="Wingdings" w:hAnsi="Wingdings" w:hint="default"/>
+      </w:rPr>
+    </w:lvl>
+    <w:lvl w:ilvl="3" w:tplc="FFFFFFFF" w:tentative="1">
+      <w:start w:val="1"/>
+      <w:numFmt w:val="bullet"/>
+      <w:lvlText w:val=""/>
+      <w:lvlJc w:val="left"/>
+      <w:pPr>
+        <w:ind w:left="2880" w:hanging="360"/>
+      </w:pPr>
+      <w:rPr>
+        <w:rFonts w:ascii="Symbol" w:hAnsi="Symbol" w:hint="default"/>
+      </w:rPr>
+    </w:lvl>
+    <w:lvl w:ilvl="4" w:tplc="FFFFFFFF" w:tentative="1">
+      <w:start w:val="1"/>
+      <w:numFmt w:val="bullet"/>
+      <w:lvlText w:val="o"/>
+      <w:lvlJc w:val="left"/>
+      <w:pPr>
+        <w:ind w:left="3600" w:hanging="360"/>
+      </w:pPr>
+      <w:rPr>
+        <w:rFonts w:ascii="Courier New" w:hAnsi="Courier New" w:cs="Courier New" w:hint="default"/>
+      </w:rPr>
+    </w:lvl>
+    <w:lvl w:ilvl="5" w:tplc="FFFFFFFF" w:tentative="1">
+      <w:start w:val="1"/>
+      <w:numFmt w:val="bullet"/>
+      <w:lvlText w:val=""/>
+      <w:lvlJc w:val="left"/>
+      <w:pPr>
+        <w:ind w:left="4320" w:hanging="360"/>
+      </w:pPr>
+      <w:rPr>
+        <w:rFonts w:ascii="Wingdings" w:hAnsi="Wingdings" w:hint="default"/>
+      </w:rPr>
+    </w:lvl>
+    <w:lvl w:ilvl="6" w:tplc="FFFFFFFF" w:tentative="1">
+      <w:start w:val="1"/>
+      <w:numFmt w:val="bullet"/>
+      <w:lvlText w:val=""/>
+      <w:lvlJc w:val="left"/>
+      <w:pPr>
+        <w:ind w:left="5040" w:hanging="360"/>
+      </w:pPr>
+      <w:rPr>
+        <w:rFonts w:ascii="Symbol" w:hAnsi="Symbol" w:hint="default"/>
+      </w:rPr>
+    </w:lvl>
+    <w:lvl w:ilvl="7" w:tplc="FFFFFFFF" w:tentative="1">
+      <w:start w:val="1"/>
+      <w:numFmt w:val="bullet"/>
+      <w:lvlText w:val="o"/>
+      <w:lvlJc w:val="left"/>
+      <w:pPr>
+        <w:ind w:left="5760" w:hanging="360"/>
+      </w:pPr>
+      <w:rPr>
+        <w:rFonts w:ascii="Courier New" w:hAnsi="Courier New" w:cs="Courier New" w:hint="default"/>
+      </w:rPr>
+    </w:lvl>
+    <w:lvl w:ilvl="8" w:tplc="FFFFFFFF" w:tentative="1">
+      <w:start w:val="1"/>
+      <w:numFmt w:val="bullet"/>
+      <w:lvlText w:val=""/>
+      <w:lvlJc w:val="left"/>
+      <w:pPr>
+        <w:ind w:left="6480" w:hanging="360"/>
+      </w:pPr>
+      <w:rPr>
+        <w:rFonts w:ascii="Wingdings" w:hAnsi="Wingdings" w:hint="default"/>
+      </w:rPr>
+    </w:lvl>
+  </w:abstractNum>
+  <w:abstractNum w:abstractNumId="9" w15:restartNumberingAfterBreak="0">
+    <w:nsid w:val="4B6B0EB9"/>
+    <w:multiLevelType w:val="hybridMultilevel"/>
+    <w:tmpl w:val="16AE6258"/>
+    <w:lvl w:ilvl="0" w:tplc="563A589E">
+      <w:start w:val="3"/>
+      <w:numFmt w:val="bullet"/>
+      <w:lvlText w:val="-"/>
+      <w:lvlJc w:val="left"/>
+      <w:pPr>
+        <w:ind w:left="720" w:hanging="360"/>
+      </w:pPr>
+      <w:rPr>
+        <w:rFonts w:ascii="Arial" w:eastAsiaTheme="minorHAnsi" w:hAnsi="Arial" w:cs="Arial" w:hint="default"/>
+      </w:rPr>
+    </w:lvl>
+    <w:lvl w:ilvl="1" w:tplc="100C0003" w:tentative="1">
+      <w:start w:val="1"/>
+      <w:numFmt w:val="bullet"/>
+      <w:lvlText w:val="o"/>
+      <w:lvlJc w:val="left"/>
+      <w:pPr>
+        <w:ind w:left="1440" w:hanging="360"/>
+      </w:pPr>
+      <w:rPr>
+        <w:rFonts w:ascii="Courier New" w:hAnsi="Courier New" w:cs="Courier New" w:hint="default"/>
+      </w:rPr>
+    </w:lvl>
+    <w:lvl w:ilvl="2" w:tplc="100C0005" w:tentative="1">
+      <w:start w:val="1"/>
+      <w:numFmt w:val="bullet"/>
+      <w:lvlText w:val=""/>
+      <w:lvlJc w:val="left"/>
+      <w:pPr>
+        <w:ind w:left="2160" w:hanging="360"/>
+      </w:pPr>
+      <w:rPr>
+        <w:rFonts w:ascii="Wingdings" w:hAnsi="Wingdings" w:hint="default"/>
+      </w:rPr>
+    </w:lvl>
+    <w:lvl w:ilvl="3" w:tplc="100C0001" w:tentative="1">
+      <w:start w:val="1"/>
+      <w:numFmt w:val="bullet"/>
+      <w:lvlText w:val=""/>
+      <w:lvlJc w:val="left"/>
+      <w:pPr>
+        <w:ind w:left="2880" w:hanging="360"/>
+      </w:pPr>
+      <w:rPr>
+        <w:rFonts w:ascii="Symbol" w:hAnsi="Symbol" w:hint="default"/>
+      </w:rPr>
+    </w:lvl>
+    <w:lvl w:ilvl="4" w:tplc="100C0003" w:tentative="1">
+      <w:start w:val="1"/>
+      <w:numFmt w:val="bullet"/>
+      <w:lvlText w:val="o"/>
+      <w:lvlJc w:val="left"/>
+      <w:pPr>
+        <w:ind w:left="3600" w:hanging="360"/>
+      </w:pPr>
+      <w:rPr>
+        <w:rFonts w:ascii="Courier New" w:hAnsi="Courier New" w:cs="Courier New" w:hint="default"/>
+      </w:rPr>
+    </w:lvl>
+    <w:lvl w:ilvl="5" w:tplc="100C0005" w:tentative="1">
+      <w:start w:val="1"/>
+      <w:numFmt w:val="bullet"/>
+      <w:lvlText w:val=""/>
+      <w:lvlJc w:val="left"/>
+      <w:pPr>
+        <w:ind w:left="4320" w:hanging="360"/>
+      </w:pPr>
+      <w:rPr>
+        <w:rFonts w:ascii="Wingdings" w:hAnsi="Wingdings" w:hint="default"/>
+      </w:rPr>
+    </w:lvl>
+    <w:lvl w:ilvl="6" w:tplc="100C0001" w:tentative="1">
+      <w:start w:val="1"/>
+      <w:numFmt w:val="bullet"/>
+      <w:lvlText w:val=""/>
+      <w:lvlJc w:val="left"/>
+      <w:pPr>
+        <w:ind w:left="5040" w:hanging="360"/>
+      </w:pPr>
+      <w:rPr>
+        <w:rFonts w:ascii="Symbol" w:hAnsi="Symbol" w:hint="default"/>
+      </w:rPr>
+    </w:lvl>
+    <w:lvl w:ilvl="7" w:tplc="100C0003" w:tentative="1">
+      <w:start w:val="1"/>
+      <w:numFmt w:val="bullet"/>
+      <w:lvlText w:val="o"/>
+      <w:lvlJc w:val="left"/>
+      <w:pPr>
+        <w:ind w:left="5760" w:hanging="360"/>
+      </w:pPr>
+      <w:rPr>
+        <w:rFonts w:ascii="Courier New" w:hAnsi="Courier New" w:cs="Courier New" w:hint="default"/>
+      </w:rPr>
+    </w:lvl>
+    <w:lvl w:ilvl="8" w:tplc="100C0005" w:tentative="1">
+      <w:start w:val="1"/>
+      <w:numFmt w:val="bullet"/>
+      <w:lvlText w:val=""/>
+      <w:lvlJc w:val="left"/>
+      <w:pPr>
+        <w:ind w:left="6480" w:hanging="360"/>
+      </w:pPr>
+      <w:rPr>
+        <w:rFonts w:ascii="Wingdings" w:hAnsi="Wingdings" w:hint="default"/>
+      </w:rPr>
+    </w:lvl>
+  </w:abstractNum>
+  <w:abstractNum w:abstractNumId="10" w15:restartNumberingAfterBreak="0">
+    <w:nsid w:val="4DB84516"/>
+    <w:multiLevelType w:val="hybridMultilevel"/>
+    <w:tmpl w:val="C8D2B7E4"/>
+    <w:lvl w:ilvl="0" w:tplc="100C0003">
+      <w:start w:val="1"/>
+      <w:numFmt w:val="bullet"/>
+      <w:lvlText w:val="o"/>
+      <w:lvlJc w:val="left"/>
+      <w:pPr>
+        <w:ind w:left="720" w:hanging="360"/>
+      </w:pPr>
+      <w:rPr>
+        <w:rFonts w:ascii="Courier New" w:hAnsi="Courier New" w:cs="Courier New" w:hint="default"/>
+      </w:rPr>
+    </w:lvl>
+    <w:lvl w:ilvl="1" w:tplc="FFFFFFFF" w:tentative="1">
+      <w:start w:val="1"/>
+      <w:numFmt w:val="bullet"/>
+      <w:lvlText w:val="o"/>
+      <w:lvlJc w:val="left"/>
+      <w:pPr>
+        <w:ind w:left="1440" w:hanging="360"/>
+      </w:pPr>
+      <w:rPr>
+        <w:rFonts w:ascii="Courier New" w:hAnsi="Courier New" w:cs="Courier New" w:hint="default"/>
+      </w:rPr>
+    </w:lvl>
+    <w:lvl w:ilvl="2" w:tplc="FFFFFFFF" w:tentative="1">
+      <w:start w:val="1"/>
+      <w:numFmt w:val="bullet"/>
+      <w:lvlText w:val=""/>
+      <w:lvlJc w:val="left"/>
+      <w:pPr>
+        <w:ind w:left="2160" w:hanging="360"/>
+      </w:pPr>
+      <w:rPr>
+        <w:rFonts w:ascii="Wingdings" w:hAnsi="Wingdings" w:hint="default"/>
+      </w:rPr>
+    </w:lvl>
+    <w:lvl w:ilvl="3" w:tplc="FFFFFFFF" w:tentative="1">
+      <w:start w:val="1"/>
+      <w:numFmt w:val="bullet"/>
+      <w:lvlText w:val=""/>
+      <w:lvlJc w:val="left"/>
+      <w:pPr>
+        <w:ind w:left="2880" w:hanging="360"/>
+      </w:pPr>
+      <w:rPr>
+        <w:rFonts w:ascii="Symbol" w:hAnsi="Symbol" w:hint="default"/>
+      </w:rPr>
+    </w:lvl>
+    <w:lvl w:ilvl="4" w:tplc="FFFFFFFF" w:tentative="1">
+      <w:start w:val="1"/>
+      <w:numFmt w:val="bullet"/>
+      <w:lvlText w:val="o"/>
+      <w:lvlJc w:val="left"/>
+      <w:pPr>
+        <w:ind w:left="3600" w:hanging="360"/>
+      </w:pPr>
+      <w:rPr>
+        <w:rFonts w:ascii="Courier New" w:hAnsi="Courier New" w:cs="Courier New" w:hint="default"/>
+      </w:rPr>
+    </w:lvl>
+    <w:lvl w:ilvl="5" w:tplc="FFFFFFFF" w:tentative="1">
+      <w:start w:val="1"/>
+      <w:numFmt w:val="bullet"/>
+      <w:lvlText w:val=""/>
+      <w:lvlJc w:val="left"/>
+      <w:pPr>
+        <w:ind w:left="4320" w:hanging="360"/>
+      </w:pPr>
+      <w:rPr>
+        <w:rFonts w:ascii="Wingdings" w:hAnsi="Wingdings" w:hint="default"/>
+      </w:rPr>
+    </w:lvl>
+    <w:lvl w:ilvl="6" w:tplc="FFFFFFFF" w:tentative="1">
+      <w:start w:val="1"/>
+      <w:numFmt w:val="bullet"/>
+      <w:lvlText w:val=""/>
+      <w:lvlJc w:val="left"/>
+      <w:pPr>
+        <w:ind w:left="5040" w:hanging="360"/>
+      </w:pPr>
+      <w:rPr>
+        <w:rFonts w:ascii="Symbol" w:hAnsi="Symbol" w:hint="default"/>
+      </w:rPr>
+    </w:lvl>
+    <w:lvl w:ilvl="7" w:tplc="FFFFFFFF" w:tentative="1">
+      <w:start w:val="1"/>
+      <w:numFmt w:val="bullet"/>
+      <w:lvlText w:val="o"/>
+      <w:lvlJc w:val="left"/>
+      <w:pPr>
+        <w:ind w:left="5760" w:hanging="360"/>
+      </w:pPr>
+      <w:rPr>
+        <w:rFonts w:ascii="Courier New" w:hAnsi="Courier New" w:cs="Courier New" w:hint="default"/>
+      </w:rPr>
+    </w:lvl>
+    <w:lvl w:ilvl="8" w:tplc="FFFFFFFF" w:tentative="1">
+      <w:start w:val="1"/>
+      <w:numFmt w:val="bullet"/>
+      <w:lvlText w:val=""/>
+      <w:lvlJc w:val="left"/>
+      <w:pPr>
+        <w:ind w:left="6480" w:hanging="360"/>
+      </w:pPr>
+      <w:rPr>
+        <w:rFonts w:ascii="Wingdings" w:hAnsi="Wingdings" w:hint="default"/>
+      </w:rPr>
+    </w:lvl>
+  </w:abstractNum>
+  <w:abstractNum w:abstractNumId="11" w15:restartNumberingAfterBreak="0">
+    <w:nsid w:val="4E816038"/>
+    <w:multiLevelType w:val="hybridMultilevel"/>
+    <w:tmpl w:val="FF8A119C"/>
+    <w:lvl w:ilvl="0" w:tplc="100C0001">
+      <w:start w:val="1"/>
+      <w:numFmt w:val="bullet"/>
+      <w:lvlText w:val=""/>
+      <w:lvlJc w:val="left"/>
+      <w:pPr>
+        <w:ind w:left="720" w:hanging="360"/>
+      </w:pPr>
+      <w:rPr>
+        <w:rFonts w:ascii="Symbol" w:hAnsi="Symbol" w:hint="default"/>
+      </w:rPr>
+    </w:lvl>
+    <w:lvl w:ilvl="1" w:tplc="100C0003" w:tentative="1">
+      <w:start w:val="1"/>
+      <w:numFmt w:val="bullet"/>
+      <w:lvlText w:val="o"/>
+      <w:lvlJc w:val="left"/>
+      <w:pPr>
+        <w:ind w:left="1440" w:hanging="360"/>
+      </w:pPr>
+      <w:rPr>
+        <w:rFonts w:ascii="Courier New" w:hAnsi="Courier New" w:cs="Courier New" w:hint="default"/>
+      </w:rPr>
+    </w:lvl>
+    <w:lvl w:ilvl="2" w:tplc="100C0005" w:tentative="1">
+      <w:start w:val="1"/>
+      <w:numFmt w:val="bullet"/>
+      <w:lvlText w:val=""/>
+      <w:lvlJc w:val="left"/>
+      <w:pPr>
+        <w:ind w:left="2160" w:hanging="360"/>
+      </w:pPr>
+      <w:rPr>
+        <w:rFonts w:ascii="Wingdings" w:hAnsi="Wingdings" w:hint="default"/>
+      </w:rPr>
+    </w:lvl>
+    <w:lvl w:ilvl="3" w:tplc="100C0001" w:tentative="1">
+      <w:start w:val="1"/>
+      <w:numFmt w:val="bullet"/>
+      <w:lvlText w:val=""/>
+      <w:lvlJc w:val="left"/>
+      <w:pPr>
+        <w:ind w:left="2880" w:hanging="360"/>
+      </w:pPr>
+      <w:rPr>
+        <w:rFonts w:ascii="Symbol" w:hAnsi="Symbol" w:hint="default"/>
+      </w:rPr>
+    </w:lvl>
+    <w:lvl w:ilvl="4" w:tplc="100C0003" w:tentative="1">
+      <w:start w:val="1"/>
+      <w:numFmt w:val="bullet"/>
+      <w:lvlText w:val="o"/>
+      <w:lvlJc w:val="left"/>
+      <w:pPr>
+        <w:ind w:left="3600" w:hanging="360"/>
+      </w:pPr>
+      <w:rPr>
+        <w:rFonts w:ascii="Courier New" w:hAnsi="Courier New" w:cs="Courier New" w:hint="default"/>
+      </w:rPr>
+    </w:lvl>
+    <w:lvl w:ilvl="5" w:tplc="100C0005" w:tentative="1">
+      <w:start w:val="1"/>
+      <w:numFmt w:val="bullet"/>
+      <w:lvlText w:val=""/>
+      <w:lvlJc w:val="left"/>
+      <w:pPr>
+        <w:ind w:left="4320" w:hanging="360"/>
+      </w:pPr>
+      <w:rPr>
+        <w:rFonts w:ascii="Wingdings" w:hAnsi="Wingdings" w:hint="default"/>
+      </w:rPr>
+    </w:lvl>
+    <w:lvl w:ilvl="6" w:tplc="100C0001" w:tentative="1">
+      <w:start w:val="1"/>
+      <w:numFmt w:val="bullet"/>
+      <w:lvlText w:val=""/>
+      <w:lvlJc w:val="left"/>
+      <w:pPr>
+        <w:ind w:left="5040" w:hanging="360"/>
+      </w:pPr>
+      <w:rPr>
+        <w:rFonts w:ascii="Symbol" w:hAnsi="Symbol" w:hint="default"/>
+      </w:rPr>
+    </w:lvl>
+    <w:lvl w:ilvl="7" w:tplc="100C0003" w:tentative="1">
+      <w:start w:val="1"/>
+      <w:numFmt w:val="bullet"/>
+      <w:lvlText w:val="o"/>
+      <w:lvlJc w:val="left"/>
+      <w:pPr>
+        <w:ind w:left="5760" w:hanging="360"/>
+      </w:pPr>
+      <w:rPr>
+        <w:rFonts w:ascii="Courier New" w:hAnsi="Courier New" w:cs="Courier New" w:hint="default"/>
+      </w:rPr>
+    </w:lvl>
+    <w:lvl w:ilvl="8" w:tplc="100C0005" w:tentative="1">
+      <w:start w:val="1"/>
+      <w:numFmt w:val="bullet"/>
+      <w:lvlText w:val=""/>
+      <w:lvlJc w:val="left"/>
+      <w:pPr>
+        <w:ind w:left="6480" w:hanging="360"/>
+      </w:pPr>
+      <w:rPr>
+        <w:rFonts w:ascii="Wingdings" w:hAnsi="Wingdings" w:hint="default"/>
+      </w:rPr>
+    </w:lvl>
+  </w:abstractNum>
+  <w:abstractNum w:abstractNumId="12" w15:restartNumberingAfterBreak="0">
+    <w:nsid w:val="62360D40"/>
+    <w:multiLevelType w:val="hybridMultilevel"/>
+    <w:tmpl w:val="A2AAFA6C"/>
+    <w:lvl w:ilvl="0" w:tplc="00A40D40">
+      <w:start w:val="3"/>
+      <w:numFmt w:val="bullet"/>
+      <w:lvlText w:val="-"/>
+      <w:lvlJc w:val="left"/>
+      <w:pPr>
+        <w:ind w:left="720" w:hanging="360"/>
+      </w:pPr>
+      <w:rPr>
+        <w:rFonts w:ascii="Arial" w:eastAsiaTheme="minorHAnsi" w:hAnsi="Arial" w:cs="Arial" w:hint="default"/>
+      </w:rPr>
+    </w:lvl>
+    <w:lvl w:ilvl="1" w:tplc="100C0003" w:tentative="1">
+      <w:start w:val="1"/>
+      <w:numFmt w:val="bullet"/>
+      <w:lvlText w:val="o"/>
+      <w:lvlJc w:val="left"/>
+      <w:pPr>
+        <w:ind w:left="1440" w:hanging="360"/>
+      </w:pPr>
+      <w:rPr>
+        <w:rFonts w:ascii="Courier New" w:hAnsi="Courier New" w:cs="Courier New" w:hint="default"/>
+      </w:rPr>
+    </w:lvl>
+    <w:lvl w:ilvl="2" w:tplc="100C0005" w:tentative="1">
+      <w:start w:val="1"/>
+      <w:numFmt w:val="bullet"/>
+      <w:lvlText w:val=""/>
+      <w:lvlJc w:val="left"/>
+      <w:pPr>
+        <w:ind w:left="2160" w:hanging="360"/>
+      </w:pPr>
+      <w:rPr>
+        <w:rFonts w:ascii="Wingdings" w:hAnsi="Wingdings" w:hint="default"/>
+      </w:rPr>
+    </w:lvl>
+    <w:lvl w:ilvl="3" w:tplc="100C0001" w:tentative="1">
+      <w:start w:val="1"/>
+      <w:numFmt w:val="bullet"/>
+      <w:lvlText w:val=""/>
+      <w:lvlJc w:val="left"/>
+      <w:pPr>
+        <w:ind w:left="2880" w:hanging="360"/>
+      </w:pPr>
+      <w:rPr>
+        <w:rFonts w:ascii="Symbol" w:hAnsi="Symbol" w:hint="default"/>
+      </w:rPr>
+    </w:lvl>
+    <w:lvl w:ilvl="4" w:tplc="100C0003" w:tentative="1">
+      <w:start w:val="1"/>
+      <w:numFmt w:val="bullet"/>
+      <w:lvlText w:val="o"/>
+      <w:lvlJc w:val="left"/>
+      <w:pPr>
+        <w:ind w:left="3600" w:hanging="360"/>
+      </w:pPr>
+      <w:rPr>
+        <w:rFonts w:ascii="Courier New" w:hAnsi="Courier New" w:cs="Courier New" w:hint="default"/>
+      </w:rPr>
+    </w:lvl>
+    <w:lvl w:ilvl="5" w:tplc="100C0005" w:tentative="1">
+      <w:start w:val="1"/>
+      <w:numFmt w:val="bullet"/>
+      <w:lvlText w:val=""/>
+      <w:lvlJc w:val="left"/>
+      <w:pPr>
+        <w:ind w:left="4320" w:hanging="360"/>
+      </w:pPr>
+      <w:rPr>
+        <w:rFonts w:ascii="Wingdings" w:hAnsi="Wingdings" w:hint="default"/>
+      </w:rPr>
+    </w:lvl>
+    <w:lvl w:ilvl="6" w:tplc="100C0001" w:tentative="1">
+      <w:start w:val="1"/>
+      <w:numFmt w:val="bullet"/>
+      <w:lvlText w:val=""/>
+      <w:lvlJc w:val="left"/>
+      <w:pPr>
+        <w:ind w:left="5040" w:hanging="360"/>
+      </w:pPr>
+      <w:rPr>
+        <w:rFonts w:ascii="Symbol" w:hAnsi="Symbol" w:hint="default"/>
+      </w:rPr>
+    </w:lvl>
+    <w:lvl w:ilvl="7" w:tplc="100C0003" w:tentative="1">
+      <w:start w:val="1"/>
+      <w:numFmt w:val="bullet"/>
+      <w:lvlText w:val="o"/>
+      <w:lvlJc w:val="left"/>
+      <w:pPr>
+        <w:ind w:left="5760" w:hanging="360"/>
+      </w:pPr>
+      <w:rPr>
+        <w:rFonts w:ascii="Courier New" w:hAnsi="Courier New" w:cs="Courier New" w:hint="default"/>
+      </w:rPr>
+    </w:lvl>
+    <w:lvl w:ilvl="8" w:tplc="100C0005" w:tentative="1">
+      <w:start w:val="1"/>
+      <w:numFmt w:val="bullet"/>
+      <w:lvlText w:val=""/>
+      <w:lvlJc w:val="left"/>
+      <w:pPr>
+        <w:ind w:left="6480" w:hanging="360"/>
+      </w:pPr>
+      <w:rPr>
+        <w:rFonts w:ascii="Wingdings" w:hAnsi="Wingdings" w:hint="default"/>
+      </w:rPr>
+    </w:lvl>
+  </w:abstractNum>
+  <w:abstractNum w:abstractNumId="13" w15:restartNumberingAfterBreak="0">
     <w:nsid w:val="68B52943"/>
     <w:multiLevelType w:val="hybridMultilevel"/>
     <w:tmpl w:val="2D5EFD5A"/>
@@ -5080,7 +11297,458 @@
       </w:rPr>
     </w:lvl>
   </w:abstractNum>
-  <w:abstractNum w:abstractNumId="1" w15:restartNumberingAfterBreak="0">
+  <w:abstractNum w:abstractNumId="14" w15:restartNumberingAfterBreak="0">
+    <w:nsid w:val="68C93021"/>
+    <w:multiLevelType w:val="hybridMultilevel"/>
+    <w:tmpl w:val="7DB89974"/>
+    <w:lvl w:ilvl="0" w:tplc="4C8626D0">
+      <w:numFmt w:val="bullet"/>
+      <w:lvlText w:val="-"/>
+      <w:lvlJc w:val="left"/>
+      <w:pPr>
+        <w:ind w:left="720" w:hanging="360"/>
+      </w:pPr>
+      <w:rPr>
+        <w:rFonts w:ascii="Arial" w:eastAsiaTheme="minorHAnsi" w:hAnsi="Arial" w:cs="Arial" w:hint="default"/>
+      </w:rPr>
+    </w:lvl>
+    <w:lvl w:ilvl="1" w:tplc="100C0003" w:tentative="1">
+      <w:start w:val="1"/>
+      <w:numFmt w:val="bullet"/>
+      <w:lvlText w:val="o"/>
+      <w:lvlJc w:val="left"/>
+      <w:pPr>
+        <w:ind w:left="1440" w:hanging="360"/>
+      </w:pPr>
+      <w:rPr>
+        <w:rFonts w:ascii="Courier New" w:hAnsi="Courier New" w:cs="Courier New" w:hint="default"/>
+      </w:rPr>
+    </w:lvl>
+    <w:lvl w:ilvl="2" w:tplc="100C0005" w:tentative="1">
+      <w:start w:val="1"/>
+      <w:numFmt w:val="bullet"/>
+      <w:lvlText w:val=""/>
+      <w:lvlJc w:val="left"/>
+      <w:pPr>
+        <w:ind w:left="2160" w:hanging="360"/>
+      </w:pPr>
+      <w:rPr>
+        <w:rFonts w:ascii="Wingdings" w:hAnsi="Wingdings" w:hint="default"/>
+      </w:rPr>
+    </w:lvl>
+    <w:lvl w:ilvl="3" w:tplc="100C0001" w:tentative="1">
+      <w:start w:val="1"/>
+      <w:numFmt w:val="bullet"/>
+      <w:lvlText w:val=""/>
+      <w:lvlJc w:val="left"/>
+      <w:pPr>
+        <w:ind w:left="2880" w:hanging="360"/>
+      </w:pPr>
+      <w:rPr>
+        <w:rFonts w:ascii="Symbol" w:hAnsi="Symbol" w:hint="default"/>
+      </w:rPr>
+    </w:lvl>
+    <w:lvl w:ilvl="4" w:tplc="100C0003" w:tentative="1">
+      <w:start w:val="1"/>
+      <w:numFmt w:val="bullet"/>
+      <w:lvlText w:val="o"/>
+      <w:lvlJc w:val="left"/>
+      <w:pPr>
+        <w:ind w:left="3600" w:hanging="360"/>
+      </w:pPr>
+      <w:rPr>
+        <w:rFonts w:ascii="Courier New" w:hAnsi="Courier New" w:cs="Courier New" w:hint="default"/>
+      </w:rPr>
+    </w:lvl>
+    <w:lvl w:ilvl="5" w:tplc="100C0005" w:tentative="1">
+      <w:start w:val="1"/>
+      <w:numFmt w:val="bullet"/>
+      <w:lvlText w:val=""/>
+      <w:lvlJc w:val="left"/>
+      <w:pPr>
+        <w:ind w:left="4320" w:hanging="360"/>
+      </w:pPr>
+      <w:rPr>
+        <w:rFonts w:ascii="Wingdings" w:hAnsi="Wingdings" w:hint="default"/>
+      </w:rPr>
+    </w:lvl>
+    <w:lvl w:ilvl="6" w:tplc="100C0001" w:tentative="1">
+      <w:start w:val="1"/>
+      <w:numFmt w:val="bullet"/>
+      <w:lvlText w:val=""/>
+      <w:lvlJc w:val="left"/>
+      <w:pPr>
+        <w:ind w:left="5040" w:hanging="360"/>
+      </w:pPr>
+      <w:rPr>
+        <w:rFonts w:ascii="Symbol" w:hAnsi="Symbol" w:hint="default"/>
+      </w:rPr>
+    </w:lvl>
+    <w:lvl w:ilvl="7" w:tplc="100C0003" w:tentative="1">
+      <w:start w:val="1"/>
+      <w:numFmt w:val="bullet"/>
+      <w:lvlText w:val="o"/>
+      <w:lvlJc w:val="left"/>
+      <w:pPr>
+        <w:ind w:left="5760" w:hanging="360"/>
+      </w:pPr>
+      <w:rPr>
+        <w:rFonts w:ascii="Courier New" w:hAnsi="Courier New" w:cs="Courier New" w:hint="default"/>
+      </w:rPr>
+    </w:lvl>
+    <w:lvl w:ilvl="8" w:tplc="100C0005" w:tentative="1">
+      <w:start w:val="1"/>
+      <w:numFmt w:val="bullet"/>
+      <w:lvlText w:val=""/>
+      <w:lvlJc w:val="left"/>
+      <w:pPr>
+        <w:ind w:left="6480" w:hanging="360"/>
+      </w:pPr>
+      <w:rPr>
+        <w:rFonts w:ascii="Wingdings" w:hAnsi="Wingdings" w:hint="default"/>
+      </w:rPr>
+    </w:lvl>
+  </w:abstractNum>
+  <w:abstractNum w:abstractNumId="15" w15:restartNumberingAfterBreak="0">
+    <w:nsid w:val="768943D0"/>
+    <w:multiLevelType w:val="hybridMultilevel"/>
+    <w:tmpl w:val="439C4412"/>
+    <w:lvl w:ilvl="0" w:tplc="1050362A">
+      <w:start w:val="3"/>
+      <w:numFmt w:val="bullet"/>
+      <w:lvlText w:val="-"/>
+      <w:lvlJc w:val="left"/>
+      <w:pPr>
+        <w:ind w:left="720" w:hanging="360"/>
+      </w:pPr>
+      <w:rPr>
+        <w:rFonts w:ascii="Arial" w:eastAsiaTheme="minorHAnsi" w:hAnsi="Arial" w:cs="Arial" w:hint="default"/>
+      </w:rPr>
+    </w:lvl>
+    <w:lvl w:ilvl="1" w:tplc="100C0003" w:tentative="1">
+      <w:start w:val="1"/>
+      <w:numFmt w:val="bullet"/>
+      <w:lvlText w:val="o"/>
+      <w:lvlJc w:val="left"/>
+      <w:pPr>
+        <w:ind w:left="1440" w:hanging="360"/>
+      </w:pPr>
+      <w:rPr>
+        <w:rFonts w:ascii="Courier New" w:hAnsi="Courier New" w:cs="Courier New" w:hint="default"/>
+      </w:rPr>
+    </w:lvl>
+    <w:lvl w:ilvl="2" w:tplc="100C0005" w:tentative="1">
+      <w:start w:val="1"/>
+      <w:numFmt w:val="bullet"/>
+      <w:lvlText w:val=""/>
+      <w:lvlJc w:val="left"/>
+      <w:pPr>
+        <w:ind w:left="2160" w:hanging="360"/>
+      </w:pPr>
+      <w:rPr>
+        <w:rFonts w:ascii="Wingdings" w:hAnsi="Wingdings" w:hint="default"/>
+      </w:rPr>
+    </w:lvl>
+    <w:lvl w:ilvl="3" w:tplc="100C0001" w:tentative="1">
+      <w:start w:val="1"/>
+      <w:numFmt w:val="bullet"/>
+      <w:lvlText w:val=""/>
+      <w:lvlJc w:val="left"/>
+      <w:pPr>
+        <w:ind w:left="2880" w:hanging="360"/>
+      </w:pPr>
+      <w:rPr>
+        <w:rFonts w:ascii="Symbol" w:hAnsi="Symbol" w:hint="default"/>
+      </w:rPr>
+    </w:lvl>
+    <w:lvl w:ilvl="4" w:tplc="100C0003" w:tentative="1">
+      <w:start w:val="1"/>
+      <w:numFmt w:val="bullet"/>
+      <w:lvlText w:val="o"/>
+      <w:lvlJc w:val="left"/>
+      <w:pPr>
+        <w:ind w:left="3600" w:hanging="360"/>
+      </w:pPr>
+      <w:rPr>
+        <w:rFonts w:ascii="Courier New" w:hAnsi="Courier New" w:cs="Courier New" w:hint="default"/>
+      </w:rPr>
+    </w:lvl>
+    <w:lvl w:ilvl="5" w:tplc="100C0005" w:tentative="1">
+      <w:start w:val="1"/>
+      <w:numFmt w:val="bullet"/>
+      <w:lvlText w:val=""/>
+      <w:lvlJc w:val="left"/>
+      <w:pPr>
+        <w:ind w:left="4320" w:hanging="360"/>
+      </w:pPr>
+      <w:rPr>
+        <w:rFonts w:ascii="Wingdings" w:hAnsi="Wingdings" w:hint="default"/>
+      </w:rPr>
+    </w:lvl>
+    <w:lvl w:ilvl="6" w:tplc="100C0001" w:tentative="1">
+      <w:start w:val="1"/>
+      <w:numFmt w:val="bullet"/>
+      <w:lvlText w:val=""/>
+      <w:lvlJc w:val="left"/>
+      <w:pPr>
+        <w:ind w:left="5040" w:hanging="360"/>
+      </w:pPr>
+      <w:rPr>
+        <w:rFonts w:ascii="Symbol" w:hAnsi="Symbol" w:hint="default"/>
+      </w:rPr>
+    </w:lvl>
+    <w:lvl w:ilvl="7" w:tplc="100C0003" w:tentative="1">
+      <w:start w:val="1"/>
+      <w:numFmt w:val="bullet"/>
+      <w:lvlText w:val="o"/>
+      <w:lvlJc w:val="left"/>
+      <w:pPr>
+        <w:ind w:left="5760" w:hanging="360"/>
+      </w:pPr>
+      <w:rPr>
+        <w:rFonts w:ascii="Courier New" w:hAnsi="Courier New" w:cs="Courier New" w:hint="default"/>
+      </w:rPr>
+    </w:lvl>
+    <w:lvl w:ilvl="8" w:tplc="100C0005" w:tentative="1">
+      <w:start w:val="1"/>
+      <w:numFmt w:val="bullet"/>
+      <w:lvlText w:val=""/>
+      <w:lvlJc w:val="left"/>
+      <w:pPr>
+        <w:ind w:left="6480" w:hanging="360"/>
+      </w:pPr>
+      <w:rPr>
+        <w:rFonts w:ascii="Wingdings" w:hAnsi="Wingdings" w:hint="default"/>
+      </w:rPr>
+    </w:lvl>
+  </w:abstractNum>
+  <w:abstractNum w:abstractNumId="16" w15:restartNumberingAfterBreak="0">
+    <w:nsid w:val="795877CB"/>
+    <w:multiLevelType w:val="hybridMultilevel"/>
+    <w:tmpl w:val="A91038A6"/>
+    <w:lvl w:ilvl="0" w:tplc="100C0001">
+      <w:start w:val="1"/>
+      <w:numFmt w:val="bullet"/>
+      <w:lvlText w:val=""/>
+      <w:lvlJc w:val="left"/>
+      <w:pPr>
+        <w:ind w:left="720" w:hanging="360"/>
+      </w:pPr>
+      <w:rPr>
+        <w:rFonts w:ascii="Symbol" w:hAnsi="Symbol" w:hint="default"/>
+      </w:rPr>
+    </w:lvl>
+    <w:lvl w:ilvl="1" w:tplc="FFFFFFFF" w:tentative="1">
+      <w:start w:val="1"/>
+      <w:numFmt w:val="bullet"/>
+      <w:lvlText w:val="o"/>
+      <w:lvlJc w:val="left"/>
+      <w:pPr>
+        <w:ind w:left="1440" w:hanging="360"/>
+      </w:pPr>
+      <w:rPr>
+        <w:rFonts w:ascii="Courier New" w:hAnsi="Courier New" w:cs="Courier New" w:hint="default"/>
+      </w:rPr>
+    </w:lvl>
+    <w:lvl w:ilvl="2" w:tplc="FFFFFFFF" w:tentative="1">
+      <w:start w:val="1"/>
+      <w:numFmt w:val="bullet"/>
+      <w:lvlText w:val=""/>
+      <w:lvlJc w:val="left"/>
+      <w:pPr>
+        <w:ind w:left="2160" w:hanging="360"/>
+      </w:pPr>
+      <w:rPr>
+        <w:rFonts w:ascii="Wingdings" w:hAnsi="Wingdings" w:hint="default"/>
+      </w:rPr>
+    </w:lvl>
+    <w:lvl w:ilvl="3" w:tplc="FFFFFFFF" w:tentative="1">
+      <w:start w:val="1"/>
+      <w:numFmt w:val="bullet"/>
+      <w:lvlText w:val=""/>
+      <w:lvlJc w:val="left"/>
+      <w:pPr>
+        <w:ind w:left="2880" w:hanging="360"/>
+      </w:pPr>
+      <w:rPr>
+        <w:rFonts w:ascii="Symbol" w:hAnsi="Symbol" w:hint="default"/>
+      </w:rPr>
+    </w:lvl>
+    <w:lvl w:ilvl="4" w:tplc="FFFFFFFF" w:tentative="1">
+      <w:start w:val="1"/>
+      <w:numFmt w:val="bullet"/>
+      <w:lvlText w:val="o"/>
+      <w:lvlJc w:val="left"/>
+      <w:pPr>
+        <w:ind w:left="3600" w:hanging="360"/>
+      </w:pPr>
+      <w:rPr>
+        <w:rFonts w:ascii="Courier New" w:hAnsi="Courier New" w:cs="Courier New" w:hint="default"/>
+      </w:rPr>
+    </w:lvl>
+    <w:lvl w:ilvl="5" w:tplc="FFFFFFFF" w:tentative="1">
+      <w:start w:val="1"/>
+      <w:numFmt w:val="bullet"/>
+      <w:lvlText w:val=""/>
+      <w:lvlJc w:val="left"/>
+      <w:pPr>
+        <w:ind w:left="4320" w:hanging="360"/>
+      </w:pPr>
+      <w:rPr>
+        <w:rFonts w:ascii="Wingdings" w:hAnsi="Wingdings" w:hint="default"/>
+      </w:rPr>
+    </w:lvl>
+    <w:lvl w:ilvl="6" w:tplc="FFFFFFFF" w:tentative="1">
+      <w:start w:val="1"/>
+      <w:numFmt w:val="bullet"/>
+      <w:lvlText w:val=""/>
+      <w:lvlJc w:val="left"/>
+      <w:pPr>
+        <w:ind w:left="5040" w:hanging="360"/>
+      </w:pPr>
+      <w:rPr>
+        <w:rFonts w:ascii="Symbol" w:hAnsi="Symbol" w:hint="default"/>
+      </w:rPr>
+    </w:lvl>
+    <w:lvl w:ilvl="7" w:tplc="FFFFFFFF" w:tentative="1">
+      <w:start w:val="1"/>
+      <w:numFmt w:val="bullet"/>
+      <w:lvlText w:val="o"/>
+      <w:lvlJc w:val="left"/>
+      <w:pPr>
+        <w:ind w:left="5760" w:hanging="360"/>
+      </w:pPr>
+      <w:rPr>
+        <w:rFonts w:ascii="Courier New" w:hAnsi="Courier New" w:cs="Courier New" w:hint="default"/>
+      </w:rPr>
+    </w:lvl>
+    <w:lvl w:ilvl="8" w:tplc="FFFFFFFF" w:tentative="1">
+      <w:start w:val="1"/>
+      <w:numFmt w:val="bullet"/>
+      <w:lvlText w:val=""/>
+      <w:lvlJc w:val="left"/>
+      <w:pPr>
+        <w:ind w:left="6480" w:hanging="360"/>
+      </w:pPr>
+      <w:rPr>
+        <w:rFonts w:ascii="Wingdings" w:hAnsi="Wingdings" w:hint="default"/>
+      </w:rPr>
+    </w:lvl>
+  </w:abstractNum>
+  <w:abstractNum w:abstractNumId="17" w15:restartNumberingAfterBreak="0">
+    <w:nsid w:val="7BE96A54"/>
+    <w:multiLevelType w:val="hybridMultilevel"/>
+    <w:tmpl w:val="CCFEC0D2"/>
+    <w:lvl w:ilvl="0" w:tplc="502058B0">
+      <w:start w:val="3"/>
+      <w:numFmt w:val="bullet"/>
+      <w:lvlText w:val="-"/>
+      <w:lvlJc w:val="left"/>
+      <w:pPr>
+        <w:ind w:left="720" w:hanging="360"/>
+      </w:pPr>
+      <w:rPr>
+        <w:rFonts w:ascii="Arial" w:eastAsiaTheme="minorHAnsi" w:hAnsi="Arial" w:cs="Arial" w:hint="default"/>
+      </w:rPr>
+    </w:lvl>
+    <w:lvl w:ilvl="1" w:tplc="100C0003" w:tentative="1">
+      <w:start w:val="1"/>
+      <w:numFmt w:val="bullet"/>
+      <w:lvlText w:val="o"/>
+      <w:lvlJc w:val="left"/>
+      <w:pPr>
+        <w:ind w:left="1440" w:hanging="360"/>
+      </w:pPr>
+      <w:rPr>
+        <w:rFonts w:ascii="Courier New" w:hAnsi="Courier New" w:cs="Courier New" w:hint="default"/>
+      </w:rPr>
+    </w:lvl>
+    <w:lvl w:ilvl="2" w:tplc="100C0005" w:tentative="1">
+      <w:start w:val="1"/>
+      <w:numFmt w:val="bullet"/>
+      <w:lvlText w:val=""/>
+      <w:lvlJc w:val="left"/>
+      <w:pPr>
+        <w:ind w:left="2160" w:hanging="360"/>
+      </w:pPr>
+      <w:rPr>
+        <w:rFonts w:ascii="Wingdings" w:hAnsi="Wingdings" w:hint="default"/>
+      </w:rPr>
+    </w:lvl>
+    <w:lvl w:ilvl="3" w:tplc="100C0001" w:tentative="1">
+      <w:start w:val="1"/>
+      <w:numFmt w:val="bullet"/>
+      <w:lvlText w:val=""/>
+      <w:lvlJc w:val="left"/>
+      <w:pPr>
+        <w:ind w:left="2880" w:hanging="360"/>
+      </w:pPr>
+      <w:rPr>
+        <w:rFonts w:ascii="Symbol" w:hAnsi="Symbol" w:hint="default"/>
+      </w:rPr>
+    </w:lvl>
+    <w:lvl w:ilvl="4" w:tplc="100C0003" w:tentative="1">
+      <w:start w:val="1"/>
+      <w:numFmt w:val="bullet"/>
+      <w:lvlText w:val="o"/>
+      <w:lvlJc w:val="left"/>
+      <w:pPr>
+        <w:ind w:left="3600" w:hanging="360"/>
+      </w:pPr>
+      <w:rPr>
+        <w:rFonts w:ascii="Courier New" w:hAnsi="Courier New" w:cs="Courier New" w:hint="default"/>
+      </w:rPr>
+    </w:lvl>
+    <w:lvl w:ilvl="5" w:tplc="100C0005" w:tentative="1">
+      <w:start w:val="1"/>
+      <w:numFmt w:val="bullet"/>
+      <w:lvlText w:val=""/>
+      <w:lvlJc w:val="left"/>
+      <w:pPr>
+        <w:ind w:left="4320" w:hanging="360"/>
+      </w:pPr>
+      <w:rPr>
+        <w:rFonts w:ascii="Wingdings" w:hAnsi="Wingdings" w:hint="default"/>
+      </w:rPr>
+    </w:lvl>
+    <w:lvl w:ilvl="6" w:tplc="100C0001" w:tentative="1">
+      <w:start w:val="1"/>
+      <w:numFmt w:val="bullet"/>
+      <w:lvlText w:val=""/>
+      <w:lvlJc w:val="left"/>
+      <w:pPr>
+        <w:ind w:left="5040" w:hanging="360"/>
+      </w:pPr>
+      <w:rPr>
+        <w:rFonts w:ascii="Symbol" w:hAnsi="Symbol" w:hint="default"/>
+      </w:rPr>
+    </w:lvl>
+    <w:lvl w:ilvl="7" w:tplc="100C0003" w:tentative="1">
+      <w:start w:val="1"/>
+      <w:numFmt w:val="bullet"/>
+      <w:lvlText w:val="o"/>
+      <w:lvlJc w:val="left"/>
+      <w:pPr>
+        <w:ind w:left="5760" w:hanging="360"/>
+      </w:pPr>
+      <w:rPr>
+        <w:rFonts w:ascii="Courier New" w:hAnsi="Courier New" w:cs="Courier New" w:hint="default"/>
+      </w:rPr>
+    </w:lvl>
+    <w:lvl w:ilvl="8" w:tplc="100C0005" w:tentative="1">
+      <w:start w:val="1"/>
+      <w:numFmt w:val="bullet"/>
+      <w:lvlText w:val=""/>
+      <w:lvlJc w:val="left"/>
+      <w:pPr>
+        <w:ind w:left="6480" w:hanging="360"/>
+      </w:pPr>
+      <w:rPr>
+        <w:rFonts w:ascii="Wingdings" w:hAnsi="Wingdings" w:hint="default"/>
+      </w:rPr>
+    </w:lvl>
+  </w:abstractNum>
+  <w:abstractNum w:abstractNumId="18" w15:restartNumberingAfterBreak="0">
     <w:nsid w:val="7C4D7AB1"/>
     <w:multiLevelType w:val="hybridMultilevel"/>
     <w:tmpl w:val="56E2ABE4"/>
@@ -5194,10 +11862,61 @@
     </w:lvl>
   </w:abstractNum>
   <w:num w:numId="1" w16cid:durableId="1217355618">
+    <w:abstractNumId w:val="18"/>
+  </w:num>
+  <w:num w:numId="2" w16cid:durableId="1987278527">
+    <w:abstractNumId w:val="13"/>
+  </w:num>
+  <w:num w:numId="3" w16cid:durableId="166334574">
+    <w:abstractNumId w:val="12"/>
+  </w:num>
+  <w:num w:numId="4" w16cid:durableId="1420564604">
+    <w:abstractNumId w:val="2"/>
+  </w:num>
+  <w:num w:numId="5" w16cid:durableId="1896041202">
+    <w:abstractNumId w:val="7"/>
+  </w:num>
+  <w:num w:numId="6" w16cid:durableId="182132989">
+    <w:abstractNumId w:val="11"/>
+  </w:num>
+  <w:num w:numId="7" w16cid:durableId="1334649011">
+    <w:abstractNumId w:val="17"/>
+  </w:num>
+  <w:num w:numId="8" w16cid:durableId="1832255826">
+    <w:abstractNumId w:val="16"/>
+  </w:num>
+  <w:num w:numId="9" w16cid:durableId="724527036">
+    <w:abstractNumId w:val="5"/>
+  </w:num>
+  <w:num w:numId="10" w16cid:durableId="486629492">
+    <w:abstractNumId w:val="8"/>
+  </w:num>
+  <w:num w:numId="11" w16cid:durableId="363944255">
+    <w:abstractNumId w:val="15"/>
+  </w:num>
+  <w:num w:numId="12" w16cid:durableId="782186209">
     <w:abstractNumId w:val="1"/>
   </w:num>
-  <w:num w:numId="2" w16cid:durableId="1987278527">
+  <w:num w:numId="13" w16cid:durableId="1752267154">
+    <w:abstractNumId w:val="9"/>
+  </w:num>
+  <w:num w:numId="14" w16cid:durableId="841118316">
+    <w:abstractNumId w:val="6"/>
+  </w:num>
+  <w:num w:numId="15" w16cid:durableId="260334337">
+    <w:abstractNumId w:val="10"/>
+  </w:num>
+  <w:num w:numId="16" w16cid:durableId="1685857152">
+    <w:abstractNumId w:val="4"/>
+  </w:num>
+  <w:num w:numId="17" w16cid:durableId="1500464303">
     <w:abstractNumId w:val="0"/>
+  </w:num>
+  <w:num w:numId="18" w16cid:durableId="1493718519">
+    <w:abstractNumId w:val="14"/>
+  </w:num>
+  <w:num w:numId="19" w16cid:durableId="989791782">
+    <w:abstractNumId w:val="3"/>
   </w:num>
 </w:numbering>
 </file>
@@ -5602,7 +12321,7 @@
   <w:style w:type="paragraph" w:default="1" w:styleId="Normal">
     <w:name w:val="Normal"/>
     <w:qFormat/>
-    <w:rsid w:val="000E3C0E"/>
+    <w:rsid w:val="009141D2"/>
     <w:rPr>
       <w:rFonts w:ascii="Arial" w:hAnsi="Arial" w:cs="Arial"/>
     </w:rPr>
@@ -6245,6 +12964,18 @@
       </w:tblBorders>
     </w:tblPr>
   </w:style>
+  <w:style w:type="character" w:styleId="Mentionnonrsolue">
+    <w:name w:val="Unresolved Mention"/>
+    <w:basedOn w:val="Policepardfaut"/>
+    <w:uiPriority w:val="99"/>
+    <w:semiHidden/>
+    <w:unhideWhenUsed/>
+    <w:rsid w:val="00B357CB"/>
+    <w:rPr>
+      <w:color w:val="605E5C"/>
+      <w:shd w:val="clear" w:color="auto" w:fill="E1DFDD"/>
+    </w:rPr>
+  </w:style>
 </w:styles>
 </file>
 

--- a/Documents/Documentation.docx
+++ b/Documents/Documentation.docx
@@ -123,10 +123,6 @@
       <w:r>
         <w:br w:type="page"/>
       </w:r>
-      <w:r>
-        <w:lastRenderedPageBreak/>
-        <w:br w:type="page"/>
-      </w:r>
     </w:p>
     <w:tbl>
       <w:tblPr>
@@ -7191,13 +7187,8 @@
           <w:numId w:val="6"/>
         </w:numPr>
       </w:pPr>
-      <w:proofErr w:type="gramStart"/>
-      <w:r>
-        <w:t>la</w:t>
-      </w:r>
-      <w:proofErr w:type="gramEnd"/>
-      <w:r>
-        <w:t xml:space="preserve"> reprise et l'amélioration de la fonctionnalité OCR développée lors du Pré-TPI (intégration dans un flux applicatif complet, validation et correction des données reconnues, gestion des erreurs liées à un texte bruité ou incorrect) ;</w:t>
+      <w:r>
+        <w:t>la reprise et l'amélioration de la fonctionnalité OCR développée lors du Pré-TPI (intégration dans un flux applicatif complet, validation et correction des données reconnues, gestion des erreurs liées à un texte bruité ou incorrect) ;</w:t>
       </w:r>
     </w:p>
     <w:p>
@@ -7208,13 +7199,8 @@
           <w:numId w:val="6"/>
         </w:numPr>
       </w:pPr>
-      <w:proofErr w:type="gramStart"/>
-      <w:r>
-        <w:t>le</w:t>
-      </w:r>
-      <w:proofErr w:type="gramEnd"/>
-      <w:r>
-        <w:t xml:space="preserve"> développement d'une application web complète de gestion d'un parc informatique, structurée autour d'un </w:t>
+      <w:r>
+        <w:t xml:space="preserve">le développement d'une application web complète de gestion d'un parc informatique, structurée autour d'un </w:t>
       </w:r>
       <w:proofErr w:type="spellStart"/>
       <w:r>
@@ -7241,13 +7227,8 @@
           <w:numId w:val="6"/>
         </w:numPr>
       </w:pPr>
-      <w:proofErr w:type="gramStart"/>
-      <w:r>
-        <w:t>la</w:t>
-      </w:r>
-      <w:proofErr w:type="gramEnd"/>
-      <w:r>
-        <w:t xml:space="preserve"> gestion des équipements (ajout, modification, suppression, recherche par numéro de série et par type, assignation à un utilisateur) ;</w:t>
+      <w:r>
+        <w:t>la gestion des équipements (ajout, modification, suppression, recherche par numéro de série et par type, assignation à un utilisateur) ;</w:t>
       </w:r>
     </w:p>
     <w:p>
@@ -7258,14 +7239,9 @@
           <w:numId w:val="6"/>
         </w:numPr>
       </w:pPr>
-      <w:proofErr w:type="gramStart"/>
       <w:r>
         <w:lastRenderedPageBreak/>
-        <w:t>la</w:t>
-      </w:r>
-      <w:proofErr w:type="gramEnd"/>
-      <w:r>
-        <w:t xml:space="preserve"> gestion de la garantie de chaque équipement (date d'achat, durée de garantie, fournisseur, statut en cours / expirée) ;</w:t>
+        <w:t>la gestion de la garantie de chaque équipement (date d'achat, durée de garantie, fournisseur, statut en cours / expirée) ;</w:t>
       </w:r>
     </w:p>
     <w:p>
@@ -7276,13 +7252,8 @@
           <w:numId w:val="6"/>
         </w:numPr>
       </w:pPr>
-      <w:proofErr w:type="gramStart"/>
-      <w:r>
-        <w:t>la</w:t>
-      </w:r>
-      <w:proofErr w:type="gramEnd"/>
-      <w:r>
-        <w:t xml:space="preserve"> gestion des utilisateurs avec deux rôles distincts (Administrateur, Utilisateur standard), authentification sécurisée et droits d'accès différenciés ;</w:t>
+      <w:r>
+        <w:t>la gestion des utilisateurs avec deux rôles distincts (Administrateur, Utilisateur standard), authentification sécurisée et droits d'accès différenciés ;</w:t>
       </w:r>
     </w:p>
     <w:p>
@@ -7293,13 +7264,8 @@
           <w:numId w:val="6"/>
         </w:numPr>
       </w:pPr>
-      <w:proofErr w:type="gramStart"/>
-      <w:r>
-        <w:t>la</w:t>
-      </w:r>
-      <w:proofErr w:type="gramEnd"/>
-      <w:r>
-        <w:t xml:space="preserve"> journalisation des actions (création, modification, suppression, assignation, actions OCR), avec horodatage et traçabilité de l'utilisateur ;</w:t>
+      <w:r>
+        <w:t>la journalisation des actions (création, modification, suppression, assignation, actions OCR), avec horodatage et traçabilité de l'utilisateur ;</w:t>
       </w:r>
     </w:p>
     <w:p>
@@ -7310,13 +7276,8 @@
           <w:numId w:val="6"/>
         </w:numPr>
       </w:pPr>
-      <w:proofErr w:type="gramStart"/>
-      <w:r>
-        <w:t>un</w:t>
-      </w:r>
-      <w:proofErr w:type="gramEnd"/>
-      <w:r>
-        <w:t xml:space="preserve"> tableau de bord présentant le nombre total d'équipements, leur répartition par statut (actif, en stock, en réparation) et l'activité récente ;</w:t>
+      <w:r>
+        <w:t>un tableau de bord présentant le nombre total d'équipements, leur répartition par statut (actif, en stock, en réparation) et l'activité récente ;</w:t>
       </w:r>
     </w:p>
     <w:p>
@@ -7327,13 +7288,8 @@
           <w:numId w:val="6"/>
         </w:numPr>
       </w:pPr>
-      <w:proofErr w:type="gramStart"/>
-      <w:r>
-        <w:t>la</w:t>
-      </w:r>
-      <w:proofErr w:type="gramEnd"/>
-      <w:r>
-        <w:t xml:space="preserve"> livraison du code source, de la base de données, d'une documentation technique, d'un manuel d'utilisation et d'un manuel d'exploitation (installation et déploiement).</w:t>
+      <w:r>
+        <w:t>la livraison du code source, de la base de données, d'une documentation technique, d'un manuel d'utilisation et d'un manuel d'exploitation (installation et déploiement).</w:t>
       </w:r>
     </w:p>
     <w:p/>
@@ -7365,13 +7321,8 @@
           <w:numId w:val="5"/>
         </w:numPr>
       </w:pPr>
-      <w:proofErr w:type="gramStart"/>
-      <w:r>
-        <w:t>la</w:t>
-      </w:r>
-      <w:proofErr w:type="gramEnd"/>
-      <w:r>
-        <w:t xml:space="preserve"> mise en production sur un environnement externe au CPNV (hébergement public, nom de domaine, certificats SSL d'autorité reconnue) ;</w:t>
+      <w:r>
+        <w:t>la mise en production sur un environnement externe au CPNV (hébergement public, nom de domaine, certificats SSL d'autorité reconnue) ;</w:t>
       </w:r>
     </w:p>
     <w:p>
@@ -7382,13 +7333,8 @@
           <w:numId w:val="5"/>
         </w:numPr>
       </w:pPr>
-      <w:proofErr w:type="gramStart"/>
-      <w:r>
-        <w:t>le</w:t>
-      </w:r>
-      <w:proofErr w:type="gramEnd"/>
-      <w:r>
-        <w:t xml:space="preserve"> développement d'une application mobile native (iOS / Android) ; seule une interface web responsive est attendue ;</w:t>
+      <w:r>
+        <w:t>le développement d'une application mobile native (iOS / Android) ; seule une interface web responsive est attendue ;</w:t>
       </w:r>
     </w:p>
     <w:p>
@@ -7399,13 +7345,8 @@
           <w:numId w:val="5"/>
         </w:numPr>
       </w:pPr>
-      <w:proofErr w:type="gramStart"/>
-      <w:r>
-        <w:t>l'intégration</w:t>
-      </w:r>
-      <w:proofErr w:type="gramEnd"/>
-      <w:r>
-        <w:t xml:space="preserve"> avec des systèmes tiers externes tels qu'un annuaire d'entreprise (LDAP / Active Directory), un ERP ou une GMAO ;</w:t>
+      <w:r>
+        <w:t>l'intégration avec des systèmes tiers externes tels qu'un annuaire d'entreprise (LDAP / Active Directory), un ERP ou une GMAO ;</w:t>
       </w:r>
     </w:p>
     <w:p>
@@ -7416,13 +7357,8 @@
           <w:numId w:val="5"/>
         </w:numPr>
       </w:pPr>
-      <w:proofErr w:type="gramStart"/>
-      <w:r>
-        <w:t>la</w:t>
-      </w:r>
-      <w:proofErr w:type="gramEnd"/>
-      <w:r>
-        <w:t xml:space="preserve"> gestion d'un parc d'équipements non informatiques (mobilier, téléphonie, etc.) ;</w:t>
+      <w:r>
+        <w:t>la gestion d'un parc d'équipements non informatiques (mobilier, téléphonie, etc.) ;</w:t>
       </w:r>
     </w:p>
     <w:p>
@@ -7433,13 +7369,8 @@
           <w:numId w:val="5"/>
         </w:numPr>
       </w:pPr>
-      <w:proofErr w:type="gramStart"/>
-      <w:r>
-        <w:t>la</w:t>
-      </w:r>
-      <w:proofErr w:type="gramEnd"/>
-      <w:r>
-        <w:t xml:space="preserve"> gestion financière des équipements (amortissement comptable, valeur résiduelle, refacturation interne) ;</w:t>
+      <w:r>
+        <w:t>la gestion financière des équipements (amortissement comptable, valeur résiduelle, refacturation interne) ;</w:t>
       </w:r>
     </w:p>
     <w:p>
@@ -7450,13 +7381,8 @@
           <w:numId w:val="5"/>
         </w:numPr>
       </w:pPr>
-      <w:proofErr w:type="gramStart"/>
-      <w:r>
-        <w:t>la</w:t>
-      </w:r>
-      <w:proofErr w:type="gramEnd"/>
-      <w:r>
-        <w:t xml:space="preserve"> génération automatisée de rapports avancés ou l'export vers des formats spécialisés autres que ceux strictement nécessaires à la consultation ;</w:t>
+      <w:r>
+        <w:t>la génération automatisée de rapports avancés ou l'export vers des formats spécialisés autres que ceux strictement nécessaires à la consultation ;</w:t>
       </w:r>
     </w:p>
     <w:p>
@@ -7467,13 +7393,8 @@
           <w:numId w:val="5"/>
         </w:numPr>
       </w:pPr>
-      <w:proofErr w:type="gramStart"/>
-      <w:r>
-        <w:t>la</w:t>
-      </w:r>
-      <w:proofErr w:type="gramEnd"/>
-      <w:r>
-        <w:t xml:space="preserve"> prise en charge de plusieurs langues : l'application est exclusivement développée en français ;</w:t>
+      <w:r>
+        <w:t>la prise en charge de plusieurs langues : l'application est exclusivement développée en français ;</w:t>
       </w:r>
     </w:p>
     <w:p>
@@ -7484,13 +7405,8 @@
           <w:numId w:val="5"/>
         </w:numPr>
       </w:pPr>
-      <w:proofErr w:type="gramStart"/>
-      <w:r>
-        <w:t>l'entraînement</w:t>
-      </w:r>
-      <w:proofErr w:type="gramEnd"/>
-      <w:r>
-        <w:t xml:space="preserve"> d'un modèle OCR personnalisé : seule l'intégration et la fiabilisation d'une bibliothèque OCR existante sont prévues.</w:t>
+      <w:r>
+        <w:t>l'entraînement d'un modèle OCR personnalisé : seule l'intégration et la fiabilisation d'une bibliothèque OCR existante sont prévues.</w:t>
       </w:r>
     </w:p>
     <w:p/>
@@ -7524,758 +7440,12 @@
       <w:bookmarkEnd w:id="8"/>
     </w:p>
     <w:p>
-      <w:pPr>
-        <w:pStyle w:val="Titre2"/>
-      </w:pPr>
-      <w:bookmarkStart w:id="9" w:name="_Toc228192064"/>
-      <w:r>
-        <w:t>Gestion des équipements</w:t>
-      </w:r>
-      <w:bookmarkEnd w:id="9"/>
-    </w:p>
-    <w:p>
-      <w:pPr>
-        <w:pStyle w:val="Titre2"/>
-      </w:pPr>
-      <w:bookmarkStart w:id="10" w:name="_Toc228192065"/>
-      <w:r>
-        <w:t>Gestion des utilisateurs</w:t>
-      </w:r>
-      <w:bookmarkEnd w:id="10"/>
-    </w:p>
-    <w:p>
-      <w:pPr>
-        <w:rPr>
-          <w:rFonts w:ascii="Arial Black" w:eastAsiaTheme="majorEastAsia" w:hAnsi="Arial Black" w:cstheme="majorBidi"/>
-          <w:color w:val="0F4761" w:themeColor="accent1" w:themeShade="BF"/>
-          <w:sz w:val="40"/>
-          <w:szCs w:val="40"/>
-        </w:rPr>
-      </w:pPr>
-      <w:bookmarkStart w:id="11" w:name="_Toc228192066"/>
-      <w:r>
-        <w:br w:type="page"/>
-      </w:r>
-    </w:p>
-    <w:p>
-      <w:pPr>
-        <w:pStyle w:val="Titre1"/>
-      </w:pPr>
-      <w:r>
-        <w:lastRenderedPageBreak/>
-        <w:t>Concept de réalisation</w:t>
-      </w:r>
-      <w:bookmarkEnd w:id="11"/>
-    </w:p>
-    <w:p>
-      <w:pPr>
-        <w:pStyle w:val="Titre2"/>
-      </w:pPr>
-      <w:r>
-        <w:t>Maquette UI/UX</w:t>
-      </w:r>
-    </w:p>
-    <w:p>
-      <w:r>
-        <w:drawing>
-          <wp:inline distT="0" distB="0" distL="0" distR="0" wp14:anchorId="69665AA5" wp14:editId="433F6EC6">
-            <wp:extent cx="5850913" cy="4015409"/>
-            <wp:effectExtent l="0" t="0" r="0" b="4445"/>
-            <wp:docPr id="1429207542" name="Image 1"/>
-            <wp:cNvGraphicFramePr>
-              <a:graphicFrameLocks xmlns:a="http://schemas.openxmlformats.org/drawingml/2006/main" noChangeAspect="1"/>
-            </wp:cNvGraphicFramePr>
-            <a:graphic xmlns:a="http://schemas.openxmlformats.org/drawingml/2006/main">
-              <a:graphicData uri="http://schemas.openxmlformats.org/drawingml/2006/picture">
-                <pic:pic xmlns:pic="http://schemas.openxmlformats.org/drawingml/2006/picture">
-                  <pic:nvPicPr>
-                    <pic:cNvPr id="1429207542" name=""/>
-                    <pic:cNvPicPr/>
-                  </pic:nvPicPr>
-                  <pic:blipFill>
-                    <a:blip r:embed="rId9"/>
-                    <a:stretch>
-                      <a:fillRect/>
-                    </a:stretch>
-                  </pic:blipFill>
-                  <pic:spPr>
-                    <a:xfrm>
-                      <a:off x="0" y="0"/>
-                      <a:ext cx="5877292" cy="4033512"/>
-                    </a:xfrm>
-                    <a:prstGeom prst="rect">
-                      <a:avLst/>
-                    </a:prstGeom>
-                  </pic:spPr>
-                </pic:pic>
-              </a:graphicData>
-            </a:graphic>
-          </wp:inline>
-        </w:drawing>
-      </w:r>
-    </w:p>
-    <w:p>
-      <w:r>
-        <w:lastRenderedPageBreak/>
-        <w:drawing>
-          <wp:inline distT="0" distB="0" distL="0" distR="0" wp14:anchorId="08537B0D" wp14:editId="2733935F">
-            <wp:extent cx="4889500" cy="3375005"/>
-            <wp:effectExtent l="0" t="0" r="6350" b="0"/>
-            <wp:docPr id="180494506" name="Image 1"/>
-            <wp:cNvGraphicFramePr>
-              <a:graphicFrameLocks xmlns:a="http://schemas.openxmlformats.org/drawingml/2006/main" noChangeAspect="1"/>
-            </wp:cNvGraphicFramePr>
-            <a:graphic xmlns:a="http://schemas.openxmlformats.org/drawingml/2006/main">
-              <a:graphicData uri="http://schemas.openxmlformats.org/drawingml/2006/picture">
-                <pic:pic xmlns:pic="http://schemas.openxmlformats.org/drawingml/2006/picture">
-                  <pic:nvPicPr>
-                    <pic:cNvPr id="180494506" name=""/>
-                    <pic:cNvPicPr/>
-                  </pic:nvPicPr>
-                  <pic:blipFill>
-                    <a:blip r:embed="rId10"/>
-                    <a:stretch>
-                      <a:fillRect/>
-                    </a:stretch>
-                  </pic:blipFill>
-                  <pic:spPr>
-                    <a:xfrm>
-                      <a:off x="0" y="0"/>
-                      <a:ext cx="4902593" cy="3384043"/>
-                    </a:xfrm>
-                    <a:prstGeom prst="rect">
-                      <a:avLst/>
-                    </a:prstGeom>
-                  </pic:spPr>
-                </pic:pic>
-              </a:graphicData>
-            </a:graphic>
-          </wp:inline>
-        </w:drawing>
-      </w:r>
-      <w:r>
-        <w:drawing>
-          <wp:inline distT="0" distB="0" distL="0" distR="0" wp14:anchorId="6461EE17" wp14:editId="6663D733">
-            <wp:extent cx="4877018" cy="3228229"/>
-            <wp:effectExtent l="0" t="0" r="0" b="0"/>
-            <wp:docPr id="605589845" name="Image 1"/>
-            <wp:cNvGraphicFramePr>
-              <a:graphicFrameLocks xmlns:a="http://schemas.openxmlformats.org/drawingml/2006/main" noChangeAspect="1"/>
-            </wp:cNvGraphicFramePr>
-            <a:graphic xmlns:a="http://schemas.openxmlformats.org/drawingml/2006/main">
-              <a:graphicData uri="http://schemas.openxmlformats.org/drawingml/2006/picture">
-                <pic:pic xmlns:pic="http://schemas.openxmlformats.org/drawingml/2006/picture">
-                  <pic:nvPicPr>
-                    <pic:cNvPr id="605589845" name=""/>
-                    <pic:cNvPicPr/>
-                  </pic:nvPicPr>
-                  <pic:blipFill>
-                    <a:blip r:embed="rId11"/>
-                    <a:stretch>
-                      <a:fillRect/>
-                    </a:stretch>
-                  </pic:blipFill>
-                  <pic:spPr>
-                    <a:xfrm>
-                      <a:off x="0" y="0"/>
-                      <a:ext cx="4887329" cy="3235054"/>
-                    </a:xfrm>
-                    <a:prstGeom prst="rect">
-                      <a:avLst/>
-                    </a:prstGeom>
-                  </pic:spPr>
-                </pic:pic>
-              </a:graphicData>
-            </a:graphic>
-          </wp:inline>
-        </w:drawing>
-      </w:r>
-      <w:r>
-        <w:lastRenderedPageBreak/>
-        <w:drawing>
-          <wp:inline distT="0" distB="0" distL="0" distR="0" wp14:anchorId="6B241F45" wp14:editId="2DA01912">
-            <wp:extent cx="5760720" cy="3933825"/>
-            <wp:effectExtent l="0" t="0" r="0" b="9525"/>
-            <wp:docPr id="877313007" name="Image 1"/>
-            <wp:cNvGraphicFramePr>
-              <a:graphicFrameLocks xmlns:a="http://schemas.openxmlformats.org/drawingml/2006/main" noChangeAspect="1"/>
-            </wp:cNvGraphicFramePr>
-            <a:graphic xmlns:a="http://schemas.openxmlformats.org/drawingml/2006/main">
-              <a:graphicData uri="http://schemas.openxmlformats.org/drawingml/2006/picture">
-                <pic:pic xmlns:pic="http://schemas.openxmlformats.org/drawingml/2006/picture">
-                  <pic:nvPicPr>
-                    <pic:cNvPr id="877313007" name=""/>
-                    <pic:cNvPicPr/>
-                  </pic:nvPicPr>
-                  <pic:blipFill>
-                    <a:blip r:embed="rId12"/>
-                    <a:stretch>
-                      <a:fillRect/>
-                    </a:stretch>
-                  </pic:blipFill>
-                  <pic:spPr>
-                    <a:xfrm>
-                      <a:off x="0" y="0"/>
-                      <a:ext cx="5760720" cy="3933825"/>
-                    </a:xfrm>
-                    <a:prstGeom prst="rect">
-                      <a:avLst/>
-                    </a:prstGeom>
-                  </pic:spPr>
-                </pic:pic>
-              </a:graphicData>
-            </a:graphic>
-          </wp:inline>
-        </w:drawing>
-      </w:r>
-      <w:r>
-        <w:drawing>
-          <wp:inline distT="0" distB="0" distL="0" distR="0" wp14:anchorId="2695E0E2" wp14:editId="1C2EB416">
-            <wp:extent cx="5760720" cy="3491230"/>
-            <wp:effectExtent l="0" t="0" r="0" b="0"/>
-            <wp:docPr id="837798369" name="Image 1"/>
-            <wp:cNvGraphicFramePr>
-              <a:graphicFrameLocks xmlns:a="http://schemas.openxmlformats.org/drawingml/2006/main" noChangeAspect="1"/>
-            </wp:cNvGraphicFramePr>
-            <a:graphic xmlns:a="http://schemas.openxmlformats.org/drawingml/2006/main">
-              <a:graphicData uri="http://schemas.openxmlformats.org/drawingml/2006/picture">
-                <pic:pic xmlns:pic="http://schemas.openxmlformats.org/drawingml/2006/picture">
-                  <pic:nvPicPr>
-                    <pic:cNvPr id="837798369" name=""/>
-                    <pic:cNvPicPr/>
-                  </pic:nvPicPr>
-                  <pic:blipFill>
-                    <a:blip r:embed="rId13"/>
-                    <a:stretch>
-                      <a:fillRect/>
-                    </a:stretch>
-                  </pic:blipFill>
-                  <pic:spPr>
-                    <a:xfrm>
-                      <a:off x="0" y="0"/>
-                      <a:ext cx="5760720" cy="3491230"/>
-                    </a:xfrm>
-                    <a:prstGeom prst="rect">
-                      <a:avLst/>
-                    </a:prstGeom>
-                  </pic:spPr>
-                </pic:pic>
-              </a:graphicData>
-            </a:graphic>
-          </wp:inline>
-        </w:drawing>
-      </w:r>
-      <w:r>
-        <w:lastRenderedPageBreak/>
-        <w:drawing>
-          <wp:inline distT="0" distB="0" distL="0" distR="0" wp14:anchorId="5330548F" wp14:editId="7F2E89A6">
-            <wp:extent cx="5760720" cy="3127375"/>
-            <wp:effectExtent l="0" t="0" r="0" b="0"/>
-            <wp:docPr id="241547055" name="Image 1"/>
-            <wp:cNvGraphicFramePr>
-              <a:graphicFrameLocks xmlns:a="http://schemas.openxmlformats.org/drawingml/2006/main" noChangeAspect="1"/>
-            </wp:cNvGraphicFramePr>
-            <a:graphic xmlns:a="http://schemas.openxmlformats.org/drawingml/2006/main">
-              <a:graphicData uri="http://schemas.openxmlformats.org/drawingml/2006/picture">
-                <pic:pic xmlns:pic="http://schemas.openxmlformats.org/drawingml/2006/picture">
-                  <pic:nvPicPr>
-                    <pic:cNvPr id="241547055" name=""/>
-                    <pic:cNvPicPr/>
-                  </pic:nvPicPr>
-                  <pic:blipFill>
-                    <a:blip r:embed="rId14"/>
-                    <a:stretch>
-                      <a:fillRect/>
-                    </a:stretch>
-                  </pic:blipFill>
-                  <pic:spPr>
-                    <a:xfrm>
-                      <a:off x="0" y="0"/>
-                      <a:ext cx="5760720" cy="3127375"/>
-                    </a:xfrm>
-                    <a:prstGeom prst="rect">
-                      <a:avLst/>
-                    </a:prstGeom>
-                  </pic:spPr>
-                </pic:pic>
-              </a:graphicData>
-            </a:graphic>
-          </wp:inline>
-        </w:drawing>
-      </w:r>
-      <w:r>
-        <w:drawing>
-          <wp:inline distT="0" distB="0" distL="0" distR="0" wp14:anchorId="39257FC1" wp14:editId="70BED4EF">
-            <wp:extent cx="5760720" cy="4072255"/>
-            <wp:effectExtent l="0" t="0" r="0" b="4445"/>
-            <wp:docPr id="1696718273" name="Image 1"/>
-            <wp:cNvGraphicFramePr>
-              <a:graphicFrameLocks xmlns:a="http://schemas.openxmlformats.org/drawingml/2006/main" noChangeAspect="1"/>
-            </wp:cNvGraphicFramePr>
-            <a:graphic xmlns:a="http://schemas.openxmlformats.org/drawingml/2006/main">
-              <a:graphicData uri="http://schemas.openxmlformats.org/drawingml/2006/picture">
-                <pic:pic xmlns:pic="http://schemas.openxmlformats.org/drawingml/2006/picture">
-                  <pic:nvPicPr>
-                    <pic:cNvPr id="1696718273" name=""/>
-                    <pic:cNvPicPr/>
-                  </pic:nvPicPr>
-                  <pic:blipFill>
-                    <a:blip r:embed="rId15"/>
-                    <a:stretch>
-                      <a:fillRect/>
-                    </a:stretch>
-                  </pic:blipFill>
-                  <pic:spPr>
-                    <a:xfrm>
-                      <a:off x="0" y="0"/>
-                      <a:ext cx="5760720" cy="4072255"/>
-                    </a:xfrm>
-                    <a:prstGeom prst="rect">
-                      <a:avLst/>
-                    </a:prstGeom>
-                  </pic:spPr>
-                </pic:pic>
-              </a:graphicData>
-            </a:graphic>
-          </wp:inline>
-        </w:drawing>
-      </w:r>
-      <w:r>
-        <w:lastRenderedPageBreak/>
-        <w:drawing>
-          <wp:inline distT="0" distB="0" distL="0" distR="0" wp14:anchorId="2A0DE3DF" wp14:editId="7A11B391">
-            <wp:extent cx="5760720" cy="3582670"/>
-            <wp:effectExtent l="0" t="0" r="0" b="0"/>
-            <wp:docPr id="1106932388" name="Image 1"/>
-            <wp:cNvGraphicFramePr>
-              <a:graphicFrameLocks xmlns:a="http://schemas.openxmlformats.org/drawingml/2006/main" noChangeAspect="1"/>
-            </wp:cNvGraphicFramePr>
-            <a:graphic xmlns:a="http://schemas.openxmlformats.org/drawingml/2006/main">
-              <a:graphicData uri="http://schemas.openxmlformats.org/drawingml/2006/picture">
-                <pic:pic xmlns:pic="http://schemas.openxmlformats.org/drawingml/2006/picture">
-                  <pic:nvPicPr>
-                    <pic:cNvPr id="1106932388" name=""/>
-                    <pic:cNvPicPr/>
-                  </pic:nvPicPr>
-                  <pic:blipFill>
-                    <a:blip r:embed="rId16"/>
-                    <a:stretch>
-                      <a:fillRect/>
-                    </a:stretch>
-                  </pic:blipFill>
-                  <pic:spPr>
-                    <a:xfrm>
-                      <a:off x="0" y="0"/>
-                      <a:ext cx="5760720" cy="3582670"/>
-                    </a:xfrm>
-                    <a:prstGeom prst="rect">
-                      <a:avLst/>
-                    </a:prstGeom>
-                  </pic:spPr>
-                </pic:pic>
-              </a:graphicData>
-            </a:graphic>
-          </wp:inline>
-        </w:drawing>
-      </w:r>
-      <w:r>
-        <w:drawing>
-          <wp:inline distT="0" distB="0" distL="0" distR="0" wp14:anchorId="0C4E9FBF" wp14:editId="09540C2F">
-            <wp:extent cx="5760720" cy="3548380"/>
-            <wp:effectExtent l="0" t="0" r="0" b="0"/>
-            <wp:docPr id="666244269" name="Image 1"/>
-            <wp:cNvGraphicFramePr>
-              <a:graphicFrameLocks xmlns:a="http://schemas.openxmlformats.org/drawingml/2006/main" noChangeAspect="1"/>
-            </wp:cNvGraphicFramePr>
-            <a:graphic xmlns:a="http://schemas.openxmlformats.org/drawingml/2006/main">
-              <a:graphicData uri="http://schemas.openxmlformats.org/drawingml/2006/picture">
-                <pic:pic xmlns:pic="http://schemas.openxmlformats.org/drawingml/2006/picture">
-                  <pic:nvPicPr>
-                    <pic:cNvPr id="666244269" name=""/>
-                    <pic:cNvPicPr/>
-                  </pic:nvPicPr>
-                  <pic:blipFill>
-                    <a:blip r:embed="rId17"/>
-                    <a:stretch>
-                      <a:fillRect/>
-                    </a:stretch>
-                  </pic:blipFill>
-                  <pic:spPr>
-                    <a:xfrm>
-                      <a:off x="0" y="0"/>
-                      <a:ext cx="5760720" cy="3548380"/>
-                    </a:xfrm>
-                    <a:prstGeom prst="rect">
-                      <a:avLst/>
-                    </a:prstGeom>
-                  </pic:spPr>
-                </pic:pic>
-              </a:graphicData>
-            </a:graphic>
-          </wp:inline>
-        </w:drawing>
-      </w:r>
-      <w:r>
-        <w:lastRenderedPageBreak/>
-        <w:drawing>
-          <wp:inline distT="0" distB="0" distL="0" distR="0" wp14:anchorId="7FF73DE0" wp14:editId="06F4F462">
-            <wp:extent cx="5760720" cy="3800475"/>
-            <wp:effectExtent l="0" t="0" r="0" b="9525"/>
-            <wp:docPr id="1149538880" name="Image 1"/>
-            <wp:cNvGraphicFramePr>
-              <a:graphicFrameLocks xmlns:a="http://schemas.openxmlformats.org/drawingml/2006/main" noChangeAspect="1"/>
-            </wp:cNvGraphicFramePr>
-            <a:graphic xmlns:a="http://schemas.openxmlformats.org/drawingml/2006/main">
-              <a:graphicData uri="http://schemas.openxmlformats.org/drawingml/2006/picture">
-                <pic:pic xmlns:pic="http://schemas.openxmlformats.org/drawingml/2006/picture">
-                  <pic:nvPicPr>
-                    <pic:cNvPr id="1149538880" name=""/>
-                    <pic:cNvPicPr/>
-                  </pic:nvPicPr>
-                  <pic:blipFill>
-                    <a:blip r:embed="rId18"/>
-                    <a:stretch>
-                      <a:fillRect/>
-                    </a:stretch>
-                  </pic:blipFill>
-                  <pic:spPr>
-                    <a:xfrm>
-                      <a:off x="0" y="0"/>
-                      <a:ext cx="5760720" cy="3800475"/>
-                    </a:xfrm>
-                    <a:prstGeom prst="rect">
-                      <a:avLst/>
-                    </a:prstGeom>
-                  </pic:spPr>
-                </pic:pic>
-              </a:graphicData>
-            </a:graphic>
-          </wp:inline>
-        </w:drawing>
-      </w:r>
-      <w:r>
-        <w:drawing>
-          <wp:inline distT="0" distB="0" distL="0" distR="0" wp14:anchorId="5375B005" wp14:editId="59518BDD">
-            <wp:extent cx="5760720" cy="3686810"/>
-            <wp:effectExtent l="0" t="0" r="0" b="8890"/>
-            <wp:docPr id="1594826951" name="Image 1"/>
-            <wp:cNvGraphicFramePr>
-              <a:graphicFrameLocks xmlns:a="http://schemas.openxmlformats.org/drawingml/2006/main" noChangeAspect="1"/>
-            </wp:cNvGraphicFramePr>
-            <a:graphic xmlns:a="http://schemas.openxmlformats.org/drawingml/2006/main">
-              <a:graphicData uri="http://schemas.openxmlformats.org/drawingml/2006/picture">
-                <pic:pic xmlns:pic="http://schemas.openxmlformats.org/drawingml/2006/picture">
-                  <pic:nvPicPr>
-                    <pic:cNvPr id="1594826951" name=""/>
-                    <pic:cNvPicPr/>
-                  </pic:nvPicPr>
-                  <pic:blipFill>
-                    <a:blip r:embed="rId19"/>
-                    <a:stretch>
-                      <a:fillRect/>
-                    </a:stretch>
-                  </pic:blipFill>
-                  <pic:spPr>
-                    <a:xfrm>
-                      <a:off x="0" y="0"/>
-                      <a:ext cx="5760720" cy="3686810"/>
-                    </a:xfrm>
-                    <a:prstGeom prst="rect">
-                      <a:avLst/>
-                    </a:prstGeom>
-                  </pic:spPr>
-                </pic:pic>
-              </a:graphicData>
-            </a:graphic>
-          </wp:inline>
-        </w:drawing>
-      </w:r>
-      <w:r>
-        <w:lastRenderedPageBreak/>
-        <w:drawing>
-          <wp:inline distT="0" distB="0" distL="0" distR="0" wp14:anchorId="44AE3238" wp14:editId="606F3D67">
-            <wp:extent cx="5760720" cy="3576320"/>
-            <wp:effectExtent l="0" t="0" r="0" b="5080"/>
-            <wp:docPr id="1969363501" name="Image 1"/>
-            <wp:cNvGraphicFramePr>
-              <a:graphicFrameLocks xmlns:a="http://schemas.openxmlformats.org/drawingml/2006/main" noChangeAspect="1"/>
-            </wp:cNvGraphicFramePr>
-            <a:graphic xmlns:a="http://schemas.openxmlformats.org/drawingml/2006/main">
-              <a:graphicData uri="http://schemas.openxmlformats.org/drawingml/2006/picture">
-                <pic:pic xmlns:pic="http://schemas.openxmlformats.org/drawingml/2006/picture">
-                  <pic:nvPicPr>
-                    <pic:cNvPr id="1969363501" name=""/>
-                    <pic:cNvPicPr/>
-                  </pic:nvPicPr>
-                  <pic:blipFill>
-                    <a:blip r:embed="rId20"/>
-                    <a:stretch>
-                      <a:fillRect/>
-                    </a:stretch>
-                  </pic:blipFill>
-                  <pic:spPr>
-                    <a:xfrm>
-                      <a:off x="0" y="0"/>
-                      <a:ext cx="5760720" cy="3576320"/>
-                    </a:xfrm>
-                    <a:prstGeom prst="rect">
-                      <a:avLst/>
-                    </a:prstGeom>
-                  </pic:spPr>
-                </pic:pic>
-              </a:graphicData>
-            </a:graphic>
-          </wp:inline>
-        </w:drawing>
-      </w:r>
-      <w:r>
-        <w:drawing>
-          <wp:inline distT="0" distB="0" distL="0" distR="0" wp14:anchorId="604D2BC1" wp14:editId="416634DD">
-            <wp:extent cx="5760720" cy="3183255"/>
-            <wp:effectExtent l="0" t="0" r="0" b="0"/>
-            <wp:docPr id="1692090912" name="Image 1"/>
-            <wp:cNvGraphicFramePr>
-              <a:graphicFrameLocks xmlns:a="http://schemas.openxmlformats.org/drawingml/2006/main" noChangeAspect="1"/>
-            </wp:cNvGraphicFramePr>
-            <a:graphic xmlns:a="http://schemas.openxmlformats.org/drawingml/2006/main">
-              <a:graphicData uri="http://schemas.openxmlformats.org/drawingml/2006/picture">
-                <pic:pic xmlns:pic="http://schemas.openxmlformats.org/drawingml/2006/picture">
-                  <pic:nvPicPr>
-                    <pic:cNvPr id="1692090912" name=""/>
-                    <pic:cNvPicPr/>
-                  </pic:nvPicPr>
-                  <pic:blipFill>
-                    <a:blip r:embed="rId21"/>
-                    <a:stretch>
-                      <a:fillRect/>
-                    </a:stretch>
-                  </pic:blipFill>
-                  <pic:spPr>
-                    <a:xfrm>
-                      <a:off x="0" y="0"/>
-                      <a:ext cx="5760720" cy="3183255"/>
-                    </a:xfrm>
-                    <a:prstGeom prst="rect">
-                      <a:avLst/>
-                    </a:prstGeom>
-                  </pic:spPr>
-                </pic:pic>
-              </a:graphicData>
-            </a:graphic>
-          </wp:inline>
-        </w:drawing>
-      </w:r>
-      <w:r>
-        <w:lastRenderedPageBreak/>
-        <w:drawing>
-          <wp:inline distT="0" distB="0" distL="0" distR="0" wp14:anchorId="076F06AF" wp14:editId="4C6C135F">
-            <wp:extent cx="5760720" cy="3585210"/>
-            <wp:effectExtent l="0" t="0" r="0" b="0"/>
-            <wp:docPr id="128654303" name="Image 1"/>
-            <wp:cNvGraphicFramePr>
-              <a:graphicFrameLocks xmlns:a="http://schemas.openxmlformats.org/drawingml/2006/main" noChangeAspect="1"/>
-            </wp:cNvGraphicFramePr>
-            <a:graphic xmlns:a="http://schemas.openxmlformats.org/drawingml/2006/main">
-              <a:graphicData uri="http://schemas.openxmlformats.org/drawingml/2006/picture">
-                <pic:pic xmlns:pic="http://schemas.openxmlformats.org/drawingml/2006/picture">
-                  <pic:nvPicPr>
-                    <pic:cNvPr id="128654303" name=""/>
-                    <pic:cNvPicPr/>
-                  </pic:nvPicPr>
-                  <pic:blipFill>
-                    <a:blip r:embed="rId22"/>
-                    <a:stretch>
-                      <a:fillRect/>
-                    </a:stretch>
-                  </pic:blipFill>
-                  <pic:spPr>
-                    <a:xfrm>
-                      <a:off x="0" y="0"/>
-                      <a:ext cx="5760720" cy="3585210"/>
-                    </a:xfrm>
-                    <a:prstGeom prst="rect">
-                      <a:avLst/>
-                    </a:prstGeom>
-                  </pic:spPr>
-                </pic:pic>
-              </a:graphicData>
-            </a:graphic>
-          </wp:inline>
-        </w:drawing>
-      </w:r>
-      <w:r>
-        <w:drawing>
-          <wp:inline distT="0" distB="0" distL="0" distR="0" wp14:anchorId="4446A466" wp14:editId="18EEE6BD">
-            <wp:extent cx="5760720" cy="3649980"/>
-            <wp:effectExtent l="0" t="0" r="0" b="7620"/>
-            <wp:docPr id="442513532" name="Image 1"/>
-            <wp:cNvGraphicFramePr>
-              <a:graphicFrameLocks xmlns:a="http://schemas.openxmlformats.org/drawingml/2006/main" noChangeAspect="1"/>
-            </wp:cNvGraphicFramePr>
-            <a:graphic xmlns:a="http://schemas.openxmlformats.org/drawingml/2006/main">
-              <a:graphicData uri="http://schemas.openxmlformats.org/drawingml/2006/picture">
-                <pic:pic xmlns:pic="http://schemas.openxmlformats.org/drawingml/2006/picture">
-                  <pic:nvPicPr>
-                    <pic:cNvPr id="442513532" name=""/>
-                    <pic:cNvPicPr/>
-                  </pic:nvPicPr>
-                  <pic:blipFill>
-                    <a:blip r:embed="rId23"/>
-                    <a:stretch>
-                      <a:fillRect/>
-                    </a:stretch>
-                  </pic:blipFill>
-                  <pic:spPr>
-                    <a:xfrm>
-                      <a:off x="0" y="0"/>
-                      <a:ext cx="5760720" cy="3649980"/>
-                    </a:xfrm>
-                    <a:prstGeom prst="rect">
-                      <a:avLst/>
-                    </a:prstGeom>
-                  </pic:spPr>
-                </pic:pic>
-              </a:graphicData>
-            </a:graphic>
-          </wp:inline>
-        </w:drawing>
-      </w:r>
-      <w:r>
-        <w:lastRenderedPageBreak/>
-        <w:drawing>
-          <wp:inline distT="0" distB="0" distL="0" distR="0" wp14:anchorId="362AF02B" wp14:editId="6DC3C170">
-            <wp:extent cx="5760720" cy="3265170"/>
-            <wp:effectExtent l="0" t="0" r="0" b="0"/>
-            <wp:docPr id="2128085240" name="Image 1"/>
-            <wp:cNvGraphicFramePr>
-              <a:graphicFrameLocks xmlns:a="http://schemas.openxmlformats.org/drawingml/2006/main" noChangeAspect="1"/>
-            </wp:cNvGraphicFramePr>
-            <a:graphic xmlns:a="http://schemas.openxmlformats.org/drawingml/2006/main">
-              <a:graphicData uri="http://schemas.openxmlformats.org/drawingml/2006/picture">
-                <pic:pic xmlns:pic="http://schemas.openxmlformats.org/drawingml/2006/picture">
-                  <pic:nvPicPr>
-                    <pic:cNvPr id="2128085240" name=""/>
-                    <pic:cNvPicPr/>
-                  </pic:nvPicPr>
-                  <pic:blipFill>
-                    <a:blip r:embed="rId24"/>
-                    <a:stretch>
-                      <a:fillRect/>
-                    </a:stretch>
-                  </pic:blipFill>
-                  <pic:spPr>
-                    <a:xfrm>
-                      <a:off x="0" y="0"/>
-                      <a:ext cx="5760720" cy="3265170"/>
-                    </a:xfrm>
-                    <a:prstGeom prst="rect">
-                      <a:avLst/>
-                    </a:prstGeom>
-                  </pic:spPr>
-                </pic:pic>
-              </a:graphicData>
-            </a:graphic>
-          </wp:inline>
-        </w:drawing>
-      </w:r>
-    </w:p>
-    <w:p>
-      <w:pPr>
-        <w:pStyle w:val="Titre2"/>
-      </w:pPr>
-      <w:bookmarkStart w:id="12" w:name="_Toc228192068"/>
-      <w:r>
-        <w:drawing>
-          <wp:inline distT="0" distB="0" distL="0" distR="0" wp14:anchorId="189790C0" wp14:editId="1D69CAD8">
-            <wp:extent cx="5760720" cy="4288790"/>
-            <wp:effectExtent l="0" t="0" r="0" b="0"/>
-            <wp:docPr id="81754065" name="Image 1"/>
-            <wp:cNvGraphicFramePr>
-              <a:graphicFrameLocks xmlns:a="http://schemas.openxmlformats.org/drawingml/2006/main" noChangeAspect="1"/>
-            </wp:cNvGraphicFramePr>
-            <a:graphic xmlns:a="http://schemas.openxmlformats.org/drawingml/2006/main">
-              <a:graphicData uri="http://schemas.openxmlformats.org/drawingml/2006/picture">
-                <pic:pic xmlns:pic="http://schemas.openxmlformats.org/drawingml/2006/picture">
-                  <pic:nvPicPr>
-                    <pic:cNvPr id="81754065" name=""/>
-                    <pic:cNvPicPr/>
-                  </pic:nvPicPr>
-                  <pic:blipFill>
-                    <a:blip r:embed="rId25"/>
-                    <a:stretch>
-                      <a:fillRect/>
-                    </a:stretch>
-                  </pic:blipFill>
-                  <pic:spPr>
-                    <a:xfrm>
-                      <a:off x="0" y="0"/>
-                      <a:ext cx="5760720" cy="4288790"/>
-                    </a:xfrm>
-                    <a:prstGeom prst="rect">
-                      <a:avLst/>
-                    </a:prstGeom>
-                  </pic:spPr>
-                </pic:pic>
-              </a:graphicData>
-            </a:graphic>
-          </wp:inline>
-        </w:drawing>
-      </w:r>
-      <w:r>
-        <w:t>Use Cases</w:t>
-      </w:r>
-      <w:bookmarkEnd w:id="12"/>
-    </w:p>
-    <w:p>
-      <w:pPr>
-        <w:pStyle w:val="Titre2"/>
-      </w:pPr>
-      <w:bookmarkStart w:id="13" w:name="_Toc228192069"/>
-      <w:r>
-        <w:t>Technologies choisies et justification</w:t>
-      </w:r>
-      <w:bookmarkEnd w:id="13"/>
-    </w:p>
-    <w:p>
-      <w:pPr>
-        <w:rPr>
-          <w:rFonts w:ascii="Arial Black" w:eastAsiaTheme="majorEastAsia" w:hAnsi="Arial Black" w:cstheme="majorBidi"/>
-          <w:color w:val="0F4761" w:themeColor="accent1" w:themeShade="BF"/>
-          <w:sz w:val="40"/>
-          <w:szCs w:val="40"/>
-        </w:rPr>
-      </w:pPr>
-      <w:r>
-        <w:br w:type="page"/>
-      </w:r>
-    </w:p>
-    <w:p>
-      <w:pPr>
-        <w:pStyle w:val="Titre1"/>
-      </w:pPr>
-      <w:bookmarkStart w:id="14" w:name="_Toc228192070"/>
-      <w:r>
-        <w:lastRenderedPageBreak/>
-        <w:t>Modèle de données</w:t>
-      </w:r>
-      <w:bookmarkEnd w:id="14"/>
-    </w:p>
-    <w:p>
-      <w:pPr>
-        <w:pStyle w:val="Titre2"/>
-        <w:tabs>
-          <w:tab w:val="left" w:pos="2029"/>
-        </w:tabs>
-      </w:pPr>
-      <w:r>
-        <w:t>Diagramme de flux</w:t>
-      </w:r>
       <w:r>
         <w:rPr>
           <w:noProof/>
         </w:rPr>
         <w:drawing>
-          <wp:inline distT="0" distB="0" distL="0" distR="0" wp14:anchorId="3F203BF8" wp14:editId="6F4DBF1F">
+          <wp:inline distT="0" distB="0" distL="0" distR="0" wp14:anchorId="6B4B6EC1" wp14:editId="47E4D0DB">
             <wp:extent cx="5756910" cy="6861810"/>
             <wp:effectExtent l="0" t="0" r="0" b="0"/>
             <wp:docPr id="990164645" name="Image 1"/>
@@ -8292,7 +7462,7 @@
                     </pic:cNvPicPr>
                   </pic:nvPicPr>
                   <pic:blipFill>
-                    <a:blip r:embed="rId26" cstate="print">
+                    <a:blip r:embed="rId9" cstate="print">
                       <a:extLst>
                         <a:ext uri="{28A0092B-C50C-407E-A947-70E740481C1C}">
                           <a14:useLocalDpi xmlns:a14="http://schemas.microsoft.com/office/drawing/2010/main" val="0"/>
@@ -8326,26 +7496,862 @@
     </w:p>
     <w:p>
       <w:pPr>
+        <w:pStyle w:val="Titre2"/>
+      </w:pPr>
+      <w:bookmarkStart w:id="9" w:name="_Toc228192064"/>
+      <w:r>
+        <w:lastRenderedPageBreak/>
+        <w:t>Gestion des équipements</w:t>
+      </w:r>
+      <w:bookmarkEnd w:id="9"/>
+    </w:p>
+    <w:p>
+      <w:pPr>
+        <w:pStyle w:val="Titre2"/>
+      </w:pPr>
+      <w:bookmarkStart w:id="10" w:name="_Toc228192065"/>
+      <w:r>
+        <w:t>Gestion des utilisateurs</w:t>
+      </w:r>
+      <w:bookmarkEnd w:id="10"/>
+    </w:p>
+    <w:p>
+      <w:pPr>
         <w:rPr>
-          <w:rFonts w:asciiTheme="majorHAnsi" w:eastAsiaTheme="majorEastAsia" w:hAnsiTheme="majorHAnsi" w:cstheme="majorBidi"/>
+          <w:rFonts w:ascii="Arial Black" w:eastAsiaTheme="majorEastAsia" w:hAnsi="Arial Black" w:cstheme="majorBidi"/>
           <w:color w:val="0F4761" w:themeColor="accent1" w:themeShade="BF"/>
-          <w:sz w:val="32"/>
-          <w:szCs w:val="32"/>
+          <w:sz w:val="40"/>
+          <w:szCs w:val="40"/>
         </w:rPr>
       </w:pPr>
+      <w:bookmarkStart w:id="11" w:name="_Toc228192066"/>
       <w:r>
         <w:br w:type="page"/>
       </w:r>
     </w:p>
     <w:p>
       <w:pPr>
+        <w:pStyle w:val="Titre1"/>
+      </w:pPr>
+      <w:r>
+        <w:lastRenderedPageBreak/>
+        <w:t>Concept de réalisation</w:t>
+      </w:r>
+      <w:bookmarkEnd w:id="11"/>
+    </w:p>
+    <w:p>
+      <w:pPr>
         <w:pStyle w:val="Titre2"/>
-        <w:tabs>
-          <w:tab w:val="left" w:pos="2029"/>
-        </w:tabs>
+      </w:pPr>
+      <w:r>
+        <w:t>Diagramme de flux</w:t>
+      </w:r>
+    </w:p>
+    <w:p>
+      <w:r>
+        <w:rPr>
+          <w:noProof/>
+        </w:rPr>
+        <w:drawing>
+          <wp:inline distT="0" distB="0" distL="0" distR="0" wp14:anchorId="3124F904" wp14:editId="7271D9C1">
+            <wp:extent cx="5756910" cy="6861810"/>
+            <wp:effectExtent l="0" t="0" r="0" b="0"/>
+            <wp:docPr id="302985371" name="Image 1"/>
+            <wp:cNvGraphicFramePr>
+              <a:graphicFrameLocks xmlns:a="http://schemas.openxmlformats.org/drawingml/2006/main" noChangeAspect="1"/>
+            </wp:cNvGraphicFramePr>
+            <a:graphic xmlns:a="http://schemas.openxmlformats.org/drawingml/2006/main">
+              <a:graphicData uri="http://schemas.openxmlformats.org/drawingml/2006/picture">
+                <pic:pic xmlns:pic="http://schemas.openxmlformats.org/drawingml/2006/picture">
+                  <pic:nvPicPr>
+                    <pic:cNvPr id="0" name="Picture 3"/>
+                    <pic:cNvPicPr>
+                      <a:picLocks noChangeAspect="1" noChangeArrowheads="1"/>
+                    </pic:cNvPicPr>
+                  </pic:nvPicPr>
+                  <pic:blipFill>
+                    <a:blip r:embed="rId9" cstate="print">
+                      <a:extLst>
+                        <a:ext uri="{28A0092B-C50C-407E-A947-70E740481C1C}">
+                          <a14:useLocalDpi xmlns:a14="http://schemas.microsoft.com/office/drawing/2010/main" val="0"/>
+                        </a:ext>
+                      </a:extLst>
+                    </a:blip>
+                    <a:srcRect/>
+                    <a:stretch>
+                      <a:fillRect/>
+                    </a:stretch>
+                  </pic:blipFill>
+                  <pic:spPr bwMode="auto">
+                    <a:xfrm>
+                      <a:off x="0" y="0"/>
+                      <a:ext cx="5756910" cy="6861810"/>
+                    </a:xfrm>
+                    <a:prstGeom prst="rect">
+                      <a:avLst/>
+                    </a:prstGeom>
+                    <a:noFill/>
+                    <a:ln>
+                      <a:noFill/>
+                    </a:ln>
+                  </pic:spPr>
+                </pic:pic>
+              </a:graphicData>
+            </a:graphic>
+          </wp:inline>
+        </w:drawing>
+      </w:r>
+    </w:p>
+    <w:p>
+      <w:pPr>
+        <w:pStyle w:val="Titre2"/>
       </w:pPr>
       <w:r>
         <w:lastRenderedPageBreak/>
+        <w:t>Maquette UI/UX</w:t>
+      </w:r>
+    </w:p>
+    <w:p>
+      <w:r>
+        <w:rPr>
+          <w:noProof/>
+        </w:rPr>
+        <w:drawing>
+          <wp:inline distT="0" distB="0" distL="0" distR="0" wp14:anchorId="69665AA5" wp14:editId="433F6EC6">
+            <wp:extent cx="5850913" cy="4015409"/>
+            <wp:effectExtent l="0" t="0" r="0" b="4445"/>
+            <wp:docPr id="1429207542" name="Image 1"/>
+            <wp:cNvGraphicFramePr>
+              <a:graphicFrameLocks xmlns:a="http://schemas.openxmlformats.org/drawingml/2006/main" noChangeAspect="1"/>
+            </wp:cNvGraphicFramePr>
+            <a:graphic xmlns:a="http://schemas.openxmlformats.org/drawingml/2006/main">
+              <a:graphicData uri="http://schemas.openxmlformats.org/drawingml/2006/picture">
+                <pic:pic xmlns:pic="http://schemas.openxmlformats.org/drawingml/2006/picture">
+                  <pic:nvPicPr>
+                    <pic:cNvPr id="1429207542" name=""/>
+                    <pic:cNvPicPr/>
+                  </pic:nvPicPr>
+                  <pic:blipFill>
+                    <a:blip r:embed="rId10"/>
+                    <a:stretch>
+                      <a:fillRect/>
+                    </a:stretch>
+                  </pic:blipFill>
+                  <pic:spPr>
+                    <a:xfrm>
+                      <a:off x="0" y="0"/>
+                      <a:ext cx="5877292" cy="4033512"/>
+                    </a:xfrm>
+                    <a:prstGeom prst="rect">
+                      <a:avLst/>
+                    </a:prstGeom>
+                  </pic:spPr>
+                </pic:pic>
+              </a:graphicData>
+            </a:graphic>
+          </wp:inline>
+        </w:drawing>
+      </w:r>
+    </w:p>
+    <w:p>
+      <w:r>
+        <w:rPr>
+          <w:noProof/>
+        </w:rPr>
+        <w:lastRenderedPageBreak/>
+        <w:drawing>
+          <wp:inline distT="0" distB="0" distL="0" distR="0" wp14:anchorId="08537B0D" wp14:editId="2733935F">
+            <wp:extent cx="4889500" cy="3375005"/>
+            <wp:effectExtent l="0" t="0" r="6350" b="0"/>
+            <wp:docPr id="180494506" name="Image 1"/>
+            <wp:cNvGraphicFramePr>
+              <a:graphicFrameLocks xmlns:a="http://schemas.openxmlformats.org/drawingml/2006/main" noChangeAspect="1"/>
+            </wp:cNvGraphicFramePr>
+            <a:graphic xmlns:a="http://schemas.openxmlformats.org/drawingml/2006/main">
+              <a:graphicData uri="http://schemas.openxmlformats.org/drawingml/2006/picture">
+                <pic:pic xmlns:pic="http://schemas.openxmlformats.org/drawingml/2006/picture">
+                  <pic:nvPicPr>
+                    <pic:cNvPr id="180494506" name=""/>
+                    <pic:cNvPicPr/>
+                  </pic:nvPicPr>
+                  <pic:blipFill>
+                    <a:blip r:embed="rId11"/>
+                    <a:stretch>
+                      <a:fillRect/>
+                    </a:stretch>
+                  </pic:blipFill>
+                  <pic:spPr>
+                    <a:xfrm>
+                      <a:off x="0" y="0"/>
+                      <a:ext cx="4902593" cy="3384043"/>
+                    </a:xfrm>
+                    <a:prstGeom prst="rect">
+                      <a:avLst/>
+                    </a:prstGeom>
+                  </pic:spPr>
+                </pic:pic>
+              </a:graphicData>
+            </a:graphic>
+          </wp:inline>
+        </w:drawing>
+      </w:r>
+      <w:r>
+        <w:rPr>
+          <w:noProof/>
+        </w:rPr>
+        <w:drawing>
+          <wp:inline distT="0" distB="0" distL="0" distR="0" wp14:anchorId="6461EE17" wp14:editId="6663D733">
+            <wp:extent cx="4877018" cy="3228229"/>
+            <wp:effectExtent l="0" t="0" r="0" b="0"/>
+            <wp:docPr id="605589845" name="Image 1"/>
+            <wp:cNvGraphicFramePr>
+              <a:graphicFrameLocks xmlns:a="http://schemas.openxmlformats.org/drawingml/2006/main" noChangeAspect="1"/>
+            </wp:cNvGraphicFramePr>
+            <a:graphic xmlns:a="http://schemas.openxmlformats.org/drawingml/2006/main">
+              <a:graphicData uri="http://schemas.openxmlformats.org/drawingml/2006/picture">
+                <pic:pic xmlns:pic="http://schemas.openxmlformats.org/drawingml/2006/picture">
+                  <pic:nvPicPr>
+                    <pic:cNvPr id="605589845" name=""/>
+                    <pic:cNvPicPr/>
+                  </pic:nvPicPr>
+                  <pic:blipFill>
+                    <a:blip r:embed="rId12"/>
+                    <a:stretch>
+                      <a:fillRect/>
+                    </a:stretch>
+                  </pic:blipFill>
+                  <pic:spPr>
+                    <a:xfrm>
+                      <a:off x="0" y="0"/>
+                      <a:ext cx="4887329" cy="3235054"/>
+                    </a:xfrm>
+                    <a:prstGeom prst="rect">
+                      <a:avLst/>
+                    </a:prstGeom>
+                  </pic:spPr>
+                </pic:pic>
+              </a:graphicData>
+            </a:graphic>
+          </wp:inline>
+        </w:drawing>
+      </w:r>
+      <w:r>
+        <w:rPr>
+          <w:noProof/>
+        </w:rPr>
+        <w:lastRenderedPageBreak/>
+        <w:drawing>
+          <wp:inline distT="0" distB="0" distL="0" distR="0" wp14:anchorId="6B241F45" wp14:editId="2DA01912">
+            <wp:extent cx="5760720" cy="3933825"/>
+            <wp:effectExtent l="0" t="0" r="0" b="9525"/>
+            <wp:docPr id="877313007" name="Image 1"/>
+            <wp:cNvGraphicFramePr>
+              <a:graphicFrameLocks xmlns:a="http://schemas.openxmlformats.org/drawingml/2006/main" noChangeAspect="1"/>
+            </wp:cNvGraphicFramePr>
+            <a:graphic xmlns:a="http://schemas.openxmlformats.org/drawingml/2006/main">
+              <a:graphicData uri="http://schemas.openxmlformats.org/drawingml/2006/picture">
+                <pic:pic xmlns:pic="http://schemas.openxmlformats.org/drawingml/2006/picture">
+                  <pic:nvPicPr>
+                    <pic:cNvPr id="877313007" name=""/>
+                    <pic:cNvPicPr/>
+                  </pic:nvPicPr>
+                  <pic:blipFill>
+                    <a:blip r:embed="rId13"/>
+                    <a:stretch>
+                      <a:fillRect/>
+                    </a:stretch>
+                  </pic:blipFill>
+                  <pic:spPr>
+                    <a:xfrm>
+                      <a:off x="0" y="0"/>
+                      <a:ext cx="5760720" cy="3933825"/>
+                    </a:xfrm>
+                    <a:prstGeom prst="rect">
+                      <a:avLst/>
+                    </a:prstGeom>
+                  </pic:spPr>
+                </pic:pic>
+              </a:graphicData>
+            </a:graphic>
+          </wp:inline>
+        </w:drawing>
+      </w:r>
+      <w:r>
+        <w:rPr>
+          <w:noProof/>
+        </w:rPr>
+        <w:drawing>
+          <wp:inline distT="0" distB="0" distL="0" distR="0" wp14:anchorId="2695E0E2" wp14:editId="1C2EB416">
+            <wp:extent cx="5760720" cy="3491230"/>
+            <wp:effectExtent l="0" t="0" r="0" b="0"/>
+            <wp:docPr id="837798369" name="Image 1"/>
+            <wp:cNvGraphicFramePr>
+              <a:graphicFrameLocks xmlns:a="http://schemas.openxmlformats.org/drawingml/2006/main" noChangeAspect="1"/>
+            </wp:cNvGraphicFramePr>
+            <a:graphic xmlns:a="http://schemas.openxmlformats.org/drawingml/2006/main">
+              <a:graphicData uri="http://schemas.openxmlformats.org/drawingml/2006/picture">
+                <pic:pic xmlns:pic="http://schemas.openxmlformats.org/drawingml/2006/picture">
+                  <pic:nvPicPr>
+                    <pic:cNvPr id="837798369" name=""/>
+                    <pic:cNvPicPr/>
+                  </pic:nvPicPr>
+                  <pic:blipFill>
+                    <a:blip r:embed="rId14"/>
+                    <a:stretch>
+                      <a:fillRect/>
+                    </a:stretch>
+                  </pic:blipFill>
+                  <pic:spPr>
+                    <a:xfrm>
+                      <a:off x="0" y="0"/>
+                      <a:ext cx="5760720" cy="3491230"/>
+                    </a:xfrm>
+                    <a:prstGeom prst="rect">
+                      <a:avLst/>
+                    </a:prstGeom>
+                  </pic:spPr>
+                </pic:pic>
+              </a:graphicData>
+            </a:graphic>
+          </wp:inline>
+        </w:drawing>
+      </w:r>
+      <w:r>
+        <w:rPr>
+          <w:noProof/>
+        </w:rPr>
+        <w:lastRenderedPageBreak/>
+        <w:drawing>
+          <wp:inline distT="0" distB="0" distL="0" distR="0" wp14:anchorId="5330548F" wp14:editId="7F2E89A6">
+            <wp:extent cx="5760720" cy="3127375"/>
+            <wp:effectExtent l="0" t="0" r="0" b="0"/>
+            <wp:docPr id="241547055" name="Image 1"/>
+            <wp:cNvGraphicFramePr>
+              <a:graphicFrameLocks xmlns:a="http://schemas.openxmlformats.org/drawingml/2006/main" noChangeAspect="1"/>
+            </wp:cNvGraphicFramePr>
+            <a:graphic xmlns:a="http://schemas.openxmlformats.org/drawingml/2006/main">
+              <a:graphicData uri="http://schemas.openxmlformats.org/drawingml/2006/picture">
+                <pic:pic xmlns:pic="http://schemas.openxmlformats.org/drawingml/2006/picture">
+                  <pic:nvPicPr>
+                    <pic:cNvPr id="241547055" name=""/>
+                    <pic:cNvPicPr/>
+                  </pic:nvPicPr>
+                  <pic:blipFill>
+                    <a:blip r:embed="rId15"/>
+                    <a:stretch>
+                      <a:fillRect/>
+                    </a:stretch>
+                  </pic:blipFill>
+                  <pic:spPr>
+                    <a:xfrm>
+                      <a:off x="0" y="0"/>
+                      <a:ext cx="5760720" cy="3127375"/>
+                    </a:xfrm>
+                    <a:prstGeom prst="rect">
+                      <a:avLst/>
+                    </a:prstGeom>
+                  </pic:spPr>
+                </pic:pic>
+              </a:graphicData>
+            </a:graphic>
+          </wp:inline>
+        </w:drawing>
+      </w:r>
+      <w:r>
+        <w:rPr>
+          <w:noProof/>
+        </w:rPr>
+        <w:drawing>
+          <wp:inline distT="0" distB="0" distL="0" distR="0" wp14:anchorId="39257FC1" wp14:editId="70BED4EF">
+            <wp:extent cx="5760720" cy="4072255"/>
+            <wp:effectExtent l="0" t="0" r="0" b="4445"/>
+            <wp:docPr id="1696718273" name="Image 1"/>
+            <wp:cNvGraphicFramePr>
+              <a:graphicFrameLocks xmlns:a="http://schemas.openxmlformats.org/drawingml/2006/main" noChangeAspect="1"/>
+            </wp:cNvGraphicFramePr>
+            <a:graphic xmlns:a="http://schemas.openxmlformats.org/drawingml/2006/main">
+              <a:graphicData uri="http://schemas.openxmlformats.org/drawingml/2006/picture">
+                <pic:pic xmlns:pic="http://schemas.openxmlformats.org/drawingml/2006/picture">
+                  <pic:nvPicPr>
+                    <pic:cNvPr id="1696718273" name=""/>
+                    <pic:cNvPicPr/>
+                  </pic:nvPicPr>
+                  <pic:blipFill>
+                    <a:blip r:embed="rId16"/>
+                    <a:stretch>
+                      <a:fillRect/>
+                    </a:stretch>
+                  </pic:blipFill>
+                  <pic:spPr>
+                    <a:xfrm>
+                      <a:off x="0" y="0"/>
+                      <a:ext cx="5760720" cy="4072255"/>
+                    </a:xfrm>
+                    <a:prstGeom prst="rect">
+                      <a:avLst/>
+                    </a:prstGeom>
+                  </pic:spPr>
+                </pic:pic>
+              </a:graphicData>
+            </a:graphic>
+          </wp:inline>
+        </w:drawing>
+      </w:r>
+      <w:r>
+        <w:rPr>
+          <w:noProof/>
+        </w:rPr>
+        <w:lastRenderedPageBreak/>
+        <w:drawing>
+          <wp:inline distT="0" distB="0" distL="0" distR="0" wp14:anchorId="2A0DE3DF" wp14:editId="7A11B391">
+            <wp:extent cx="5760720" cy="3582670"/>
+            <wp:effectExtent l="0" t="0" r="0" b="0"/>
+            <wp:docPr id="1106932388" name="Image 1"/>
+            <wp:cNvGraphicFramePr>
+              <a:graphicFrameLocks xmlns:a="http://schemas.openxmlformats.org/drawingml/2006/main" noChangeAspect="1"/>
+            </wp:cNvGraphicFramePr>
+            <a:graphic xmlns:a="http://schemas.openxmlformats.org/drawingml/2006/main">
+              <a:graphicData uri="http://schemas.openxmlformats.org/drawingml/2006/picture">
+                <pic:pic xmlns:pic="http://schemas.openxmlformats.org/drawingml/2006/picture">
+                  <pic:nvPicPr>
+                    <pic:cNvPr id="1106932388" name=""/>
+                    <pic:cNvPicPr/>
+                  </pic:nvPicPr>
+                  <pic:blipFill>
+                    <a:blip r:embed="rId17"/>
+                    <a:stretch>
+                      <a:fillRect/>
+                    </a:stretch>
+                  </pic:blipFill>
+                  <pic:spPr>
+                    <a:xfrm>
+                      <a:off x="0" y="0"/>
+                      <a:ext cx="5760720" cy="3582670"/>
+                    </a:xfrm>
+                    <a:prstGeom prst="rect">
+                      <a:avLst/>
+                    </a:prstGeom>
+                  </pic:spPr>
+                </pic:pic>
+              </a:graphicData>
+            </a:graphic>
+          </wp:inline>
+        </w:drawing>
+      </w:r>
+      <w:r>
+        <w:rPr>
+          <w:noProof/>
+        </w:rPr>
+        <w:drawing>
+          <wp:inline distT="0" distB="0" distL="0" distR="0" wp14:anchorId="0C4E9FBF" wp14:editId="09540C2F">
+            <wp:extent cx="5760720" cy="3548380"/>
+            <wp:effectExtent l="0" t="0" r="0" b="0"/>
+            <wp:docPr id="666244269" name="Image 1"/>
+            <wp:cNvGraphicFramePr>
+              <a:graphicFrameLocks xmlns:a="http://schemas.openxmlformats.org/drawingml/2006/main" noChangeAspect="1"/>
+            </wp:cNvGraphicFramePr>
+            <a:graphic xmlns:a="http://schemas.openxmlformats.org/drawingml/2006/main">
+              <a:graphicData uri="http://schemas.openxmlformats.org/drawingml/2006/picture">
+                <pic:pic xmlns:pic="http://schemas.openxmlformats.org/drawingml/2006/picture">
+                  <pic:nvPicPr>
+                    <pic:cNvPr id="666244269" name=""/>
+                    <pic:cNvPicPr/>
+                  </pic:nvPicPr>
+                  <pic:blipFill>
+                    <a:blip r:embed="rId18"/>
+                    <a:stretch>
+                      <a:fillRect/>
+                    </a:stretch>
+                  </pic:blipFill>
+                  <pic:spPr>
+                    <a:xfrm>
+                      <a:off x="0" y="0"/>
+                      <a:ext cx="5760720" cy="3548380"/>
+                    </a:xfrm>
+                    <a:prstGeom prst="rect">
+                      <a:avLst/>
+                    </a:prstGeom>
+                  </pic:spPr>
+                </pic:pic>
+              </a:graphicData>
+            </a:graphic>
+          </wp:inline>
+        </w:drawing>
+      </w:r>
+      <w:r>
+        <w:rPr>
+          <w:noProof/>
+        </w:rPr>
+        <w:lastRenderedPageBreak/>
+        <w:drawing>
+          <wp:inline distT="0" distB="0" distL="0" distR="0" wp14:anchorId="7FF73DE0" wp14:editId="06F4F462">
+            <wp:extent cx="5760720" cy="3800475"/>
+            <wp:effectExtent l="0" t="0" r="0" b="9525"/>
+            <wp:docPr id="1149538880" name="Image 1"/>
+            <wp:cNvGraphicFramePr>
+              <a:graphicFrameLocks xmlns:a="http://schemas.openxmlformats.org/drawingml/2006/main" noChangeAspect="1"/>
+            </wp:cNvGraphicFramePr>
+            <a:graphic xmlns:a="http://schemas.openxmlformats.org/drawingml/2006/main">
+              <a:graphicData uri="http://schemas.openxmlformats.org/drawingml/2006/picture">
+                <pic:pic xmlns:pic="http://schemas.openxmlformats.org/drawingml/2006/picture">
+                  <pic:nvPicPr>
+                    <pic:cNvPr id="1149538880" name=""/>
+                    <pic:cNvPicPr/>
+                  </pic:nvPicPr>
+                  <pic:blipFill>
+                    <a:blip r:embed="rId19"/>
+                    <a:stretch>
+                      <a:fillRect/>
+                    </a:stretch>
+                  </pic:blipFill>
+                  <pic:spPr>
+                    <a:xfrm>
+                      <a:off x="0" y="0"/>
+                      <a:ext cx="5760720" cy="3800475"/>
+                    </a:xfrm>
+                    <a:prstGeom prst="rect">
+                      <a:avLst/>
+                    </a:prstGeom>
+                  </pic:spPr>
+                </pic:pic>
+              </a:graphicData>
+            </a:graphic>
+          </wp:inline>
+        </w:drawing>
+      </w:r>
+      <w:r>
+        <w:rPr>
+          <w:noProof/>
+        </w:rPr>
+        <w:drawing>
+          <wp:inline distT="0" distB="0" distL="0" distR="0" wp14:anchorId="5375B005" wp14:editId="59518BDD">
+            <wp:extent cx="5760720" cy="3686810"/>
+            <wp:effectExtent l="0" t="0" r="0" b="8890"/>
+            <wp:docPr id="1594826951" name="Image 1"/>
+            <wp:cNvGraphicFramePr>
+              <a:graphicFrameLocks xmlns:a="http://schemas.openxmlformats.org/drawingml/2006/main" noChangeAspect="1"/>
+            </wp:cNvGraphicFramePr>
+            <a:graphic xmlns:a="http://schemas.openxmlformats.org/drawingml/2006/main">
+              <a:graphicData uri="http://schemas.openxmlformats.org/drawingml/2006/picture">
+                <pic:pic xmlns:pic="http://schemas.openxmlformats.org/drawingml/2006/picture">
+                  <pic:nvPicPr>
+                    <pic:cNvPr id="1594826951" name=""/>
+                    <pic:cNvPicPr/>
+                  </pic:nvPicPr>
+                  <pic:blipFill>
+                    <a:blip r:embed="rId20"/>
+                    <a:stretch>
+                      <a:fillRect/>
+                    </a:stretch>
+                  </pic:blipFill>
+                  <pic:spPr>
+                    <a:xfrm>
+                      <a:off x="0" y="0"/>
+                      <a:ext cx="5760720" cy="3686810"/>
+                    </a:xfrm>
+                    <a:prstGeom prst="rect">
+                      <a:avLst/>
+                    </a:prstGeom>
+                  </pic:spPr>
+                </pic:pic>
+              </a:graphicData>
+            </a:graphic>
+          </wp:inline>
+        </w:drawing>
+      </w:r>
+      <w:r>
+        <w:rPr>
+          <w:noProof/>
+        </w:rPr>
+        <w:lastRenderedPageBreak/>
+        <w:drawing>
+          <wp:inline distT="0" distB="0" distL="0" distR="0" wp14:anchorId="44AE3238" wp14:editId="606F3D67">
+            <wp:extent cx="5760720" cy="3576320"/>
+            <wp:effectExtent l="0" t="0" r="0" b="5080"/>
+            <wp:docPr id="1969363501" name="Image 1"/>
+            <wp:cNvGraphicFramePr>
+              <a:graphicFrameLocks xmlns:a="http://schemas.openxmlformats.org/drawingml/2006/main" noChangeAspect="1"/>
+            </wp:cNvGraphicFramePr>
+            <a:graphic xmlns:a="http://schemas.openxmlformats.org/drawingml/2006/main">
+              <a:graphicData uri="http://schemas.openxmlformats.org/drawingml/2006/picture">
+                <pic:pic xmlns:pic="http://schemas.openxmlformats.org/drawingml/2006/picture">
+                  <pic:nvPicPr>
+                    <pic:cNvPr id="1969363501" name=""/>
+                    <pic:cNvPicPr/>
+                  </pic:nvPicPr>
+                  <pic:blipFill>
+                    <a:blip r:embed="rId21"/>
+                    <a:stretch>
+                      <a:fillRect/>
+                    </a:stretch>
+                  </pic:blipFill>
+                  <pic:spPr>
+                    <a:xfrm>
+                      <a:off x="0" y="0"/>
+                      <a:ext cx="5760720" cy="3576320"/>
+                    </a:xfrm>
+                    <a:prstGeom prst="rect">
+                      <a:avLst/>
+                    </a:prstGeom>
+                  </pic:spPr>
+                </pic:pic>
+              </a:graphicData>
+            </a:graphic>
+          </wp:inline>
+        </w:drawing>
+      </w:r>
+      <w:r>
+        <w:rPr>
+          <w:noProof/>
+        </w:rPr>
+        <w:drawing>
+          <wp:inline distT="0" distB="0" distL="0" distR="0" wp14:anchorId="604D2BC1" wp14:editId="416634DD">
+            <wp:extent cx="5760720" cy="3183255"/>
+            <wp:effectExtent l="0" t="0" r="0" b="0"/>
+            <wp:docPr id="1692090912" name="Image 1"/>
+            <wp:cNvGraphicFramePr>
+              <a:graphicFrameLocks xmlns:a="http://schemas.openxmlformats.org/drawingml/2006/main" noChangeAspect="1"/>
+            </wp:cNvGraphicFramePr>
+            <a:graphic xmlns:a="http://schemas.openxmlformats.org/drawingml/2006/main">
+              <a:graphicData uri="http://schemas.openxmlformats.org/drawingml/2006/picture">
+                <pic:pic xmlns:pic="http://schemas.openxmlformats.org/drawingml/2006/picture">
+                  <pic:nvPicPr>
+                    <pic:cNvPr id="1692090912" name=""/>
+                    <pic:cNvPicPr/>
+                  </pic:nvPicPr>
+                  <pic:blipFill>
+                    <a:blip r:embed="rId22"/>
+                    <a:stretch>
+                      <a:fillRect/>
+                    </a:stretch>
+                  </pic:blipFill>
+                  <pic:spPr>
+                    <a:xfrm>
+                      <a:off x="0" y="0"/>
+                      <a:ext cx="5760720" cy="3183255"/>
+                    </a:xfrm>
+                    <a:prstGeom prst="rect">
+                      <a:avLst/>
+                    </a:prstGeom>
+                  </pic:spPr>
+                </pic:pic>
+              </a:graphicData>
+            </a:graphic>
+          </wp:inline>
+        </w:drawing>
+      </w:r>
+      <w:r>
+        <w:rPr>
+          <w:noProof/>
+        </w:rPr>
+        <w:lastRenderedPageBreak/>
+        <w:drawing>
+          <wp:inline distT="0" distB="0" distL="0" distR="0" wp14:anchorId="076F06AF" wp14:editId="4C6C135F">
+            <wp:extent cx="5760720" cy="3585210"/>
+            <wp:effectExtent l="0" t="0" r="0" b="0"/>
+            <wp:docPr id="128654303" name="Image 1"/>
+            <wp:cNvGraphicFramePr>
+              <a:graphicFrameLocks xmlns:a="http://schemas.openxmlformats.org/drawingml/2006/main" noChangeAspect="1"/>
+            </wp:cNvGraphicFramePr>
+            <a:graphic xmlns:a="http://schemas.openxmlformats.org/drawingml/2006/main">
+              <a:graphicData uri="http://schemas.openxmlformats.org/drawingml/2006/picture">
+                <pic:pic xmlns:pic="http://schemas.openxmlformats.org/drawingml/2006/picture">
+                  <pic:nvPicPr>
+                    <pic:cNvPr id="128654303" name=""/>
+                    <pic:cNvPicPr/>
+                  </pic:nvPicPr>
+                  <pic:blipFill>
+                    <a:blip r:embed="rId23"/>
+                    <a:stretch>
+                      <a:fillRect/>
+                    </a:stretch>
+                  </pic:blipFill>
+                  <pic:spPr>
+                    <a:xfrm>
+                      <a:off x="0" y="0"/>
+                      <a:ext cx="5760720" cy="3585210"/>
+                    </a:xfrm>
+                    <a:prstGeom prst="rect">
+                      <a:avLst/>
+                    </a:prstGeom>
+                  </pic:spPr>
+                </pic:pic>
+              </a:graphicData>
+            </a:graphic>
+          </wp:inline>
+        </w:drawing>
+      </w:r>
+      <w:r>
+        <w:rPr>
+          <w:noProof/>
+        </w:rPr>
+        <w:drawing>
+          <wp:inline distT="0" distB="0" distL="0" distR="0" wp14:anchorId="4446A466" wp14:editId="18EEE6BD">
+            <wp:extent cx="5760720" cy="3649980"/>
+            <wp:effectExtent l="0" t="0" r="0" b="7620"/>
+            <wp:docPr id="442513532" name="Image 1"/>
+            <wp:cNvGraphicFramePr>
+              <a:graphicFrameLocks xmlns:a="http://schemas.openxmlformats.org/drawingml/2006/main" noChangeAspect="1"/>
+            </wp:cNvGraphicFramePr>
+            <a:graphic xmlns:a="http://schemas.openxmlformats.org/drawingml/2006/main">
+              <a:graphicData uri="http://schemas.openxmlformats.org/drawingml/2006/picture">
+                <pic:pic xmlns:pic="http://schemas.openxmlformats.org/drawingml/2006/picture">
+                  <pic:nvPicPr>
+                    <pic:cNvPr id="442513532" name=""/>
+                    <pic:cNvPicPr/>
+                  </pic:nvPicPr>
+                  <pic:blipFill>
+                    <a:blip r:embed="rId24"/>
+                    <a:stretch>
+                      <a:fillRect/>
+                    </a:stretch>
+                  </pic:blipFill>
+                  <pic:spPr>
+                    <a:xfrm>
+                      <a:off x="0" y="0"/>
+                      <a:ext cx="5760720" cy="3649980"/>
+                    </a:xfrm>
+                    <a:prstGeom prst="rect">
+                      <a:avLst/>
+                    </a:prstGeom>
+                  </pic:spPr>
+                </pic:pic>
+              </a:graphicData>
+            </a:graphic>
+          </wp:inline>
+        </w:drawing>
+      </w:r>
+      <w:r>
+        <w:rPr>
+          <w:noProof/>
+        </w:rPr>
+        <w:lastRenderedPageBreak/>
+        <w:drawing>
+          <wp:inline distT="0" distB="0" distL="0" distR="0" wp14:anchorId="362AF02B" wp14:editId="6DC3C170">
+            <wp:extent cx="5760720" cy="3265170"/>
+            <wp:effectExtent l="0" t="0" r="0" b="0"/>
+            <wp:docPr id="2128085240" name="Image 1"/>
+            <wp:cNvGraphicFramePr>
+              <a:graphicFrameLocks xmlns:a="http://schemas.openxmlformats.org/drawingml/2006/main" noChangeAspect="1"/>
+            </wp:cNvGraphicFramePr>
+            <a:graphic xmlns:a="http://schemas.openxmlformats.org/drawingml/2006/main">
+              <a:graphicData uri="http://schemas.openxmlformats.org/drawingml/2006/picture">
+                <pic:pic xmlns:pic="http://schemas.openxmlformats.org/drawingml/2006/picture">
+                  <pic:nvPicPr>
+                    <pic:cNvPr id="2128085240" name=""/>
+                    <pic:cNvPicPr/>
+                  </pic:nvPicPr>
+                  <pic:blipFill>
+                    <a:blip r:embed="rId25"/>
+                    <a:stretch>
+                      <a:fillRect/>
+                    </a:stretch>
+                  </pic:blipFill>
+                  <pic:spPr>
+                    <a:xfrm>
+                      <a:off x="0" y="0"/>
+                      <a:ext cx="5760720" cy="3265170"/>
+                    </a:xfrm>
+                    <a:prstGeom prst="rect">
+                      <a:avLst/>
+                    </a:prstGeom>
+                  </pic:spPr>
+                </pic:pic>
+              </a:graphicData>
+            </a:graphic>
+          </wp:inline>
+        </w:drawing>
+      </w:r>
+    </w:p>
+    <w:p>
+      <w:pPr>
+        <w:pStyle w:val="Titre2"/>
+      </w:pPr>
+      <w:bookmarkStart w:id="12" w:name="_Toc228192068"/>
+      <w:r>
+        <w:rPr>
+          <w:noProof/>
+        </w:rPr>
+        <w:drawing>
+          <wp:inline distT="0" distB="0" distL="0" distR="0" wp14:anchorId="189790C0" wp14:editId="1D69CAD8">
+            <wp:extent cx="5760720" cy="4288790"/>
+            <wp:effectExtent l="0" t="0" r="0" b="0"/>
+            <wp:docPr id="81754065" name="Image 1"/>
+            <wp:cNvGraphicFramePr>
+              <a:graphicFrameLocks xmlns:a="http://schemas.openxmlformats.org/drawingml/2006/main" noChangeAspect="1"/>
+            </wp:cNvGraphicFramePr>
+            <a:graphic xmlns:a="http://schemas.openxmlformats.org/drawingml/2006/main">
+              <a:graphicData uri="http://schemas.openxmlformats.org/drawingml/2006/picture">
+                <pic:pic xmlns:pic="http://schemas.openxmlformats.org/drawingml/2006/picture">
+                  <pic:nvPicPr>
+                    <pic:cNvPr id="81754065" name=""/>
+                    <pic:cNvPicPr/>
+                  </pic:nvPicPr>
+                  <pic:blipFill>
+                    <a:blip r:embed="rId26"/>
+                    <a:stretch>
+                      <a:fillRect/>
+                    </a:stretch>
+                  </pic:blipFill>
+                  <pic:spPr>
+                    <a:xfrm>
+                      <a:off x="0" y="0"/>
+                      <a:ext cx="5760720" cy="4288790"/>
+                    </a:xfrm>
+                    <a:prstGeom prst="rect">
+                      <a:avLst/>
+                    </a:prstGeom>
+                  </pic:spPr>
+                </pic:pic>
+              </a:graphicData>
+            </a:graphic>
+          </wp:inline>
+        </w:drawing>
+      </w:r>
+      <w:r>
+        <w:t>Use Cases</w:t>
+      </w:r>
+      <w:bookmarkEnd w:id="12"/>
+    </w:p>
+    <w:p>
+      <w:pPr>
+        <w:pStyle w:val="Titre2"/>
+      </w:pPr>
+      <w:bookmarkStart w:id="13" w:name="_Toc228192069"/>
+      <w:r>
+        <w:t>Technologies choisies et justification</w:t>
+      </w:r>
+      <w:bookmarkEnd w:id="13"/>
+    </w:p>
+    <w:p>
+      <w:pPr>
+        <w:rPr>
+          <w:rFonts w:ascii="Arial Black" w:eastAsiaTheme="majorEastAsia" w:hAnsi="Arial Black" w:cstheme="majorBidi"/>
+          <w:color w:val="0F4761" w:themeColor="accent1" w:themeShade="BF"/>
+          <w:sz w:val="40"/>
+          <w:szCs w:val="40"/>
+        </w:rPr>
+      </w:pPr>
+      <w:r>
+        <w:br w:type="page"/>
+      </w:r>
+    </w:p>
+    <w:p>
+      <w:pPr>
+        <w:pStyle w:val="Titre1"/>
+      </w:pPr>
+      <w:bookmarkStart w:id="14" w:name="_Toc228192070"/>
+      <w:r>
+        <w:lastRenderedPageBreak/>
+        <w:t>Modèle de données</w:t>
+      </w:r>
+      <w:bookmarkEnd w:id="14"/>
+    </w:p>
+    <w:p>
+      <w:pPr>
+        <w:pStyle w:val="Titre2"/>
+      </w:pPr>
+      <w:r>
         <w:t>MLD</w:t>
       </w:r>
     </w:p>
@@ -8431,204 +8437,234 @@
         <w:t>Scripts de création de la data base :</w:t>
       </w:r>
     </w:p>
+    <w:p>
+      <w:r>
+        <w:object w:dxaOrig="1543" w:dyaOrig="1000" w14:anchorId="253CEB2C">
+          <v:shapetype id="_x0000_t75" coordsize="21600,21600" o:spt="75" o:preferrelative="t" path="m@4@5l@4@11@9@11@9@5xe" filled="f" stroked="f">
+            <v:stroke joinstyle="miter"/>
+            <v:formulas>
+              <v:f eqn="if lineDrawn pixelLineWidth 0"/>
+              <v:f eqn="sum @0 1 0"/>
+              <v:f eqn="sum 0 0 @1"/>
+              <v:f eqn="prod @2 1 2"/>
+              <v:f eqn="prod @3 21600 pixelWidth"/>
+              <v:f eqn="prod @3 21600 pixelHeight"/>
+              <v:f eqn="sum @0 0 1"/>
+              <v:f eqn="prod @6 1 2"/>
+              <v:f eqn="prod @7 21600 pixelWidth"/>
+              <v:f eqn="sum @8 21600 0"/>
+              <v:f eqn="prod @7 21600 pixelHeight"/>
+              <v:f eqn="sum @10 21600 0"/>
+            </v:formulas>
+            <v:path o:extrusionok="f" gradientshapeok="t" o:connecttype="rect"/>
+            <o:lock v:ext="edit" aspectratio="t"/>
+          </v:shapetype>
+          <v:shape id="_x0000_i1025" type="#_x0000_t75" style="width:77pt;height:50.1pt" o:ole="">
+            <v:imagedata r:id="rId28" o:title=""/>
+          </v:shape>
+          <o:OLEObject Type="Embed" ProgID="Package" ShapeID="_x0000_i1025" DrawAspect="Icon" ObjectID="_1839139749" r:id="rId29"/>
+        </w:object>
+      </w:r>
+    </w:p>
+    <w:p>
+      <w:pPr>
+        <w:pStyle w:val="Titre1"/>
+      </w:pPr>
+      <w:bookmarkStart w:id="17" w:name="_Toc228192074"/>
+      <w:r>
+        <w:lastRenderedPageBreak/>
+        <w:t>Sécurité et protection des données</w:t>
+      </w:r>
+      <w:bookmarkEnd w:id="17"/>
+    </w:p>
+    <w:p>
+      <w:pPr>
+        <w:pStyle w:val="Titre2"/>
+      </w:pPr>
+      <w:bookmarkStart w:id="18" w:name="_Toc228192075"/>
+      <w:r>
+        <w:t>Concept de rôles (Admin / Utilisateur standard)</w:t>
+      </w:r>
+      <w:bookmarkEnd w:id="18"/>
+    </w:p>
+    <w:p>
+      <w:pPr>
+        <w:pStyle w:val="Titre2"/>
+      </w:pPr>
+      <w:bookmarkStart w:id="19" w:name="_Toc228192076"/>
+      <w:r>
+        <w:t>Authentification</w:t>
+      </w:r>
+      <w:bookmarkEnd w:id="19"/>
+    </w:p>
+    <w:p>
+      <w:pPr>
+        <w:pStyle w:val="Titre2"/>
+      </w:pPr>
+      <w:bookmarkStart w:id="20" w:name="_Toc228192077"/>
+      <w:r>
+        <w:t>Sauvegarde et restauration</w:t>
+      </w:r>
+      <w:bookmarkEnd w:id="20"/>
+    </w:p>
+    <w:p>
+      <w:pPr>
+        <w:pStyle w:val="Titre1"/>
+      </w:pPr>
+      <w:bookmarkStart w:id="21" w:name="_Toc228192078"/>
+      <w:r>
+        <w:t>Implémentation</w:t>
+      </w:r>
+      <w:bookmarkEnd w:id="21"/>
+    </w:p>
+    <w:p>
+      <w:pPr>
+        <w:pStyle w:val="Titre2"/>
+      </w:pPr>
+      <w:bookmarkStart w:id="22" w:name="_Toc228192079"/>
+      <w:proofErr w:type="spellStart"/>
+      <w:r>
+        <w:t>Back-end</w:t>
+      </w:r>
+      <w:bookmarkEnd w:id="22"/>
+      <w:proofErr w:type="spellEnd"/>
+    </w:p>
+    <w:p>
+      <w:pPr>
+        <w:pStyle w:val="Titre2"/>
+      </w:pPr>
+      <w:bookmarkStart w:id="23" w:name="_Toc228192080"/>
+      <w:proofErr w:type="spellStart"/>
+      <w:r>
+        <w:t>Front-end</w:t>
+      </w:r>
+      <w:bookmarkEnd w:id="23"/>
+      <w:proofErr w:type="spellEnd"/>
+    </w:p>
+    <w:p>
+      <w:pPr>
+        <w:pStyle w:val="Titre2"/>
+      </w:pPr>
+      <w:bookmarkStart w:id="24" w:name="_Toc228192081"/>
+      <w:r>
+        <w:t>Module OCR</w:t>
+      </w:r>
+      <w:bookmarkEnd w:id="24"/>
+    </w:p>
+    <w:p>
+      <w:pPr>
+        <w:pStyle w:val="Titre2"/>
+      </w:pPr>
+      <w:bookmarkStart w:id="25" w:name="_Toc228192082"/>
+      <w:r>
+        <w:t>Journalisation</w:t>
+      </w:r>
+      <w:bookmarkEnd w:id="25"/>
+      <w:r>
+        <w:t xml:space="preserve"> (logs)</w:t>
+      </w:r>
+    </w:p>
+    <w:p>
+      <w:pPr>
+        <w:pStyle w:val="Titre2"/>
+      </w:pPr>
+      <w:bookmarkStart w:id="26" w:name="_Toc228192083"/>
+      <w:proofErr w:type="spellStart"/>
+      <w:r>
+        <w:t>Versionnement</w:t>
+      </w:r>
+      <w:proofErr w:type="spellEnd"/>
+      <w:r>
+        <w:t xml:space="preserve"> (Git)</w:t>
+      </w:r>
+      <w:bookmarkEnd w:id="26"/>
+    </w:p>
+    <w:p>
+      <w:pPr>
+        <w:pStyle w:val="Titre1"/>
+      </w:pPr>
+      <w:bookmarkStart w:id="27" w:name="_Toc228192084"/>
+      <w:r>
+        <w:t>Tests</w:t>
+      </w:r>
+      <w:bookmarkEnd w:id="27"/>
+    </w:p>
+    <w:p>
+      <w:pPr>
+        <w:pStyle w:val="Titre2"/>
+      </w:pPr>
+      <w:bookmarkStart w:id="28" w:name="_Toc228192085"/>
+      <w:r>
+        <w:t>Environnement de test</w:t>
+      </w:r>
+      <w:bookmarkEnd w:id="28"/>
+    </w:p>
+    <w:p>
+      <w:pPr>
+        <w:pStyle w:val="Titre2"/>
+      </w:pPr>
+      <w:bookmarkStart w:id="29" w:name="_Toc228192086"/>
+      <w:r>
+        <w:t>Cas de test</w:t>
+      </w:r>
+      <w:bookmarkEnd w:id="29"/>
+    </w:p>
+    <w:p>
+      <w:pPr>
+        <w:pStyle w:val="Titre2"/>
+      </w:pPr>
+      <w:bookmarkStart w:id="30" w:name="_Toc228192087"/>
+      <w:r>
+        <w:t>Résultats et corrections</w:t>
+      </w:r>
+      <w:bookmarkEnd w:id="30"/>
+    </w:p>
+    <w:p>
+      <w:pPr>
+        <w:pStyle w:val="Titre1"/>
+      </w:pPr>
+      <w:bookmarkStart w:id="31" w:name="_Toc228192088"/>
+      <w:r>
+        <w:t>Manuel d'exploitation</w:t>
+      </w:r>
+      <w:bookmarkEnd w:id="31"/>
+    </w:p>
+    <w:p>
+      <w:pPr>
+        <w:pStyle w:val="Titre2"/>
+      </w:pPr>
+      <w:bookmarkStart w:id="32" w:name="_Toc228192089"/>
+      <w:r>
+        <w:t>Installation et déploiement</w:t>
+      </w:r>
+      <w:bookmarkEnd w:id="32"/>
+    </w:p>
+    <w:p>
+      <w:pPr>
+        <w:pStyle w:val="Titre2"/>
+      </w:pPr>
+      <w:bookmarkStart w:id="33" w:name="_Toc228192090"/>
+      <w:r>
+        <w:t>Configuration</w:t>
+      </w:r>
+      <w:bookmarkEnd w:id="33"/>
+    </w:p>
+    <w:p>
+      <w:pPr>
+        <w:pStyle w:val="Titre2"/>
+      </w:pPr>
+      <w:bookmarkStart w:id="34" w:name="_Toc228192091"/>
+      <w:r>
+        <w:t>Maintenance</w:t>
+      </w:r>
+      <w:bookmarkEnd w:id="34"/>
+    </w:p>
     <w:p/>
     <w:p/>
     <w:p>
       <w:pPr>
         <w:pStyle w:val="Titre1"/>
       </w:pPr>
-      <w:bookmarkStart w:id="17" w:name="_Toc228192074"/>
-      <w:r>
-        <w:lastRenderedPageBreak/>
-        <w:t>Sécurité et protection des données</w:t>
-      </w:r>
-      <w:bookmarkEnd w:id="17"/>
-    </w:p>
-    <w:p>
-      <w:pPr>
-        <w:pStyle w:val="Titre2"/>
-      </w:pPr>
-      <w:bookmarkStart w:id="18" w:name="_Toc228192075"/>
-      <w:r>
-        <w:t>Concept de rôles (Admin / Utilisateur standard)</w:t>
-      </w:r>
-      <w:bookmarkEnd w:id="18"/>
-    </w:p>
-    <w:p>
-      <w:pPr>
-        <w:pStyle w:val="Titre2"/>
-      </w:pPr>
-      <w:bookmarkStart w:id="19" w:name="_Toc228192076"/>
-      <w:r>
-        <w:t>Authentification</w:t>
-      </w:r>
-      <w:bookmarkEnd w:id="19"/>
-    </w:p>
-    <w:p>
-      <w:pPr>
-        <w:pStyle w:val="Titre2"/>
-      </w:pPr>
-      <w:bookmarkStart w:id="20" w:name="_Toc228192077"/>
-      <w:r>
-        <w:t>Sauvegarde et restauration</w:t>
-      </w:r>
-      <w:bookmarkEnd w:id="20"/>
-    </w:p>
-    <w:p>
-      <w:pPr>
-        <w:pStyle w:val="Titre1"/>
-      </w:pPr>
-      <w:bookmarkStart w:id="21" w:name="_Toc228192078"/>
-      <w:r>
-        <w:t>Implémentation</w:t>
-      </w:r>
-      <w:bookmarkEnd w:id="21"/>
-    </w:p>
-    <w:p>
-      <w:pPr>
-        <w:pStyle w:val="Titre2"/>
-      </w:pPr>
-      <w:bookmarkStart w:id="22" w:name="_Toc228192079"/>
-      <w:proofErr w:type="spellStart"/>
-      <w:r>
-        <w:t>Back-end</w:t>
-      </w:r>
-      <w:bookmarkEnd w:id="22"/>
-      <w:proofErr w:type="spellEnd"/>
-    </w:p>
-    <w:p>
-      <w:pPr>
-        <w:pStyle w:val="Titre2"/>
-      </w:pPr>
-      <w:bookmarkStart w:id="23" w:name="_Toc228192080"/>
-      <w:proofErr w:type="spellStart"/>
-      <w:r>
-        <w:t>Front-end</w:t>
-      </w:r>
-      <w:bookmarkEnd w:id="23"/>
-      <w:proofErr w:type="spellEnd"/>
-    </w:p>
-    <w:p>
-      <w:pPr>
-        <w:pStyle w:val="Titre2"/>
-      </w:pPr>
-      <w:bookmarkStart w:id="24" w:name="_Toc228192081"/>
-      <w:r>
-        <w:t>Module OCR</w:t>
-      </w:r>
-      <w:bookmarkEnd w:id="24"/>
-    </w:p>
-    <w:p>
-      <w:pPr>
-        <w:pStyle w:val="Titre2"/>
-      </w:pPr>
-      <w:bookmarkStart w:id="25" w:name="_Toc228192082"/>
-      <w:r>
-        <w:t>Journalisation</w:t>
-      </w:r>
-      <w:bookmarkEnd w:id="25"/>
-    </w:p>
-    <w:p>
-      <w:pPr>
-        <w:pStyle w:val="Titre2"/>
-      </w:pPr>
-      <w:bookmarkStart w:id="26" w:name="_Toc228192083"/>
-      <w:proofErr w:type="spellStart"/>
-      <w:r>
-        <w:t>Versionnement</w:t>
-      </w:r>
-      <w:proofErr w:type="spellEnd"/>
-      <w:r>
-        <w:t xml:space="preserve"> (Git)</w:t>
-      </w:r>
-      <w:bookmarkEnd w:id="26"/>
-    </w:p>
-    <w:p>
-      <w:pPr>
-        <w:pStyle w:val="Titre1"/>
-      </w:pPr>
-      <w:bookmarkStart w:id="27" w:name="_Toc228192084"/>
-      <w:r>
-        <w:t>Tests</w:t>
-      </w:r>
-      <w:bookmarkEnd w:id="27"/>
-    </w:p>
-    <w:p>
-      <w:pPr>
-        <w:pStyle w:val="Titre2"/>
-      </w:pPr>
-      <w:bookmarkStart w:id="28" w:name="_Toc228192085"/>
-      <w:r>
-        <w:t>Environnement de test</w:t>
-      </w:r>
-      <w:bookmarkEnd w:id="28"/>
-    </w:p>
-    <w:p>
-      <w:pPr>
-        <w:pStyle w:val="Titre2"/>
-      </w:pPr>
-      <w:bookmarkStart w:id="29" w:name="_Toc228192086"/>
-      <w:r>
-        <w:t>Cas de test</w:t>
-      </w:r>
-      <w:bookmarkEnd w:id="29"/>
-    </w:p>
-    <w:p>
-      <w:pPr>
-        <w:pStyle w:val="Titre2"/>
-      </w:pPr>
-      <w:bookmarkStart w:id="30" w:name="_Toc228192087"/>
-      <w:r>
-        <w:t>Résultats et corrections</w:t>
-      </w:r>
-      <w:bookmarkEnd w:id="30"/>
-    </w:p>
-    <w:p>
-      <w:pPr>
-        <w:pStyle w:val="Titre1"/>
-      </w:pPr>
-      <w:bookmarkStart w:id="31" w:name="_Toc228192088"/>
-      <w:r>
-        <w:t>Manuel d'exploitation</w:t>
-      </w:r>
-      <w:bookmarkEnd w:id="31"/>
-    </w:p>
-    <w:p>
-      <w:pPr>
-        <w:pStyle w:val="Titre2"/>
-      </w:pPr>
-      <w:bookmarkStart w:id="32" w:name="_Toc228192089"/>
-      <w:r>
-        <w:t>Installation et déploiement</w:t>
-      </w:r>
-      <w:bookmarkEnd w:id="32"/>
-    </w:p>
-    <w:p>
-      <w:pPr>
-        <w:pStyle w:val="Titre2"/>
-      </w:pPr>
-      <w:bookmarkStart w:id="33" w:name="_Toc228192090"/>
-      <w:r>
-        <w:t>Configuration</w:t>
-      </w:r>
-      <w:bookmarkEnd w:id="33"/>
-    </w:p>
-    <w:p>
-      <w:pPr>
-        <w:pStyle w:val="Titre2"/>
-      </w:pPr>
-      <w:bookmarkStart w:id="34" w:name="_Toc228192091"/>
-      <w:r>
-        <w:t>Maintenance</w:t>
-      </w:r>
-      <w:bookmarkEnd w:id="34"/>
-    </w:p>
-    <w:p/>
-    <w:p/>
-    <w:p>
-      <w:pPr>
-        <w:pStyle w:val="Titre1"/>
-      </w:pPr>
       <w:bookmarkStart w:id="35" w:name="_Toc228192092"/>
       <w:r>
         <w:lastRenderedPageBreak/>
@@ -8661,7 +8697,7 @@
       <w:proofErr w:type="spellEnd"/>
     </w:p>
     <w:p>
-      <w:hyperlink r:id="rId28" w:history="1">
+      <w:hyperlink r:id="rId30" w:history="1">
         <w:r>
           <w:rPr>
             <w:rStyle w:val="Lienhypertexte"/>
@@ -8847,13 +8883,8 @@
       </w:r>
     </w:p>
     <w:p>
-      <w:proofErr w:type="gramStart"/>
-      <w:r>
-        <w:t>l'IA</w:t>
-      </w:r>
-      <w:proofErr w:type="gramEnd"/>
-      <w:r>
-        <w:t xml:space="preserve"> a été utilisée pour relire et corriger les fautes d'orthographe et de grammaire dans le rapport, ainsi que pour reformuler certains passages afin d'améliorer leur clarté. Le contenu, la structure du document et les idées restent entièrement les miens. L'IA n'a fait que corriger la forme, pas le fond.</w:t>
+      <w:r>
+        <w:t>l'IA a été utilisée pour relire et corriger les fautes d'orthographe et de grammaire dans le rapport, ainsi que pour reformuler certains passages afin d'améliorer leur clarté. Le contenu, la structure du document et les idées restent entièrement les miens. L'IA n'a fait que corriger la forme, pas le fond.</w:t>
       </w:r>
     </w:p>
     <w:p>
@@ -9186,13 +9217,8 @@
           <w:numId w:val="12"/>
         </w:numPr>
       </w:pPr>
-      <w:proofErr w:type="gramStart"/>
-      <w:r>
-        <w:t>reprendre</w:t>
-      </w:r>
-      <w:proofErr w:type="gramEnd"/>
-      <w:r>
-        <w:t xml:space="preserve"> les fonctionnalités du Pré-TPI (OCR)</w:t>
+      <w:r>
+        <w:t>reprendre les fonctionnalités du Pré-TPI (OCR)</w:t>
       </w:r>
     </w:p>
     <w:p>
@@ -9203,13 +9229,8 @@
           <w:numId w:val="12"/>
         </w:numPr>
       </w:pPr>
-      <w:proofErr w:type="gramStart"/>
-      <w:r>
-        <w:t>améliorer</w:t>
-      </w:r>
-      <w:proofErr w:type="gramEnd"/>
-      <w:r>
-        <w:t xml:space="preserve"> leur fiabilité et leur intégration</w:t>
+      <w:r>
+        <w:t>améliorer leur fiabilité et leur intégration</w:t>
       </w:r>
     </w:p>
     <w:p>
@@ -9220,13 +9241,8 @@
           <w:numId w:val="12"/>
         </w:numPr>
       </w:pPr>
-      <w:proofErr w:type="gramStart"/>
-      <w:r>
-        <w:t>développer</w:t>
-      </w:r>
-      <w:proofErr w:type="gramEnd"/>
-      <w:r>
-        <w:t xml:space="preserve"> une application complète de gestion</w:t>
+      <w:r>
+        <w:t>développer une application complète de gestion</w:t>
       </w:r>
     </w:p>
     <w:p>
@@ -9237,13 +9253,8 @@
           <w:numId w:val="12"/>
         </w:numPr>
       </w:pPr>
-      <w:proofErr w:type="gramStart"/>
-      <w:r>
-        <w:t>structurer</w:t>
-      </w:r>
-      <w:proofErr w:type="gramEnd"/>
-      <w:r>
-        <w:t xml:space="preserve"> les données et les processus</w:t>
+      <w:r>
+        <w:t>structurer les données et les processus</w:t>
       </w:r>
     </w:p>
     <w:p>
@@ -9254,13 +9265,8 @@
           <w:numId w:val="12"/>
         </w:numPr>
       </w:pPr>
-      <w:proofErr w:type="gramStart"/>
-      <w:r>
-        <w:t>proposer</w:t>
-      </w:r>
-      <w:proofErr w:type="gramEnd"/>
-      <w:r>
-        <w:t xml:space="preserve"> une solution cohérente et exploitable</w:t>
+      <w:r>
+        <w:t>proposer une solution cohérente et exploitable</w:t>
       </w:r>
     </w:p>
     <w:p>
@@ -9474,13 +9480,8 @@
         </w:numPr>
         <w:ind w:left="1068"/>
       </w:pPr>
-      <w:proofErr w:type="gramStart"/>
-      <w:r>
-        <w:t>son</w:t>
-      </w:r>
-      <w:proofErr w:type="gramEnd"/>
-      <w:r>
-        <w:t xml:space="preserve"> journal de travail ;</w:t>
+      <w:r>
+        <w:t>son journal de travail ;</w:t>
       </w:r>
     </w:p>
     <w:p>
@@ -9498,13 +9499,8 @@
         </w:numPr>
         <w:ind w:left="1068"/>
       </w:pPr>
-      <w:proofErr w:type="gramStart"/>
-      <w:r>
-        <w:t>sa</w:t>
-      </w:r>
-      <w:proofErr w:type="gramEnd"/>
-      <w:r>
-        <w:t xml:space="preserve"> planification finale ;</w:t>
+      <w:r>
+        <w:t>sa planification finale ;</w:t>
       </w:r>
     </w:p>
     <w:p>
@@ -9522,17 +9518,12 @@
         </w:numPr>
         <w:ind w:left="1068"/>
       </w:pPr>
-      <w:proofErr w:type="gramStart"/>
-      <w:r>
-        <w:t>son</w:t>
-      </w:r>
-      <w:proofErr w:type="gramEnd"/>
-      <w:r>
-        <w:t xml:space="preserve"> rapport de projet final et ses annexes.</w:t>
+      <w:r>
+        <w:t>son rapport de projet final et ses annexes.</w:t>
       </w:r>
     </w:p>
     <w:sectPr>
-      <w:footerReference w:type="default" r:id="rId29"/>
+      <w:footerReference w:type="default" r:id="rId31"/>
       <w:pgSz w:w="11906" w:h="16838"/>
       <w:pgMar w:top="1417" w:right="1417" w:bottom="1417" w:left="1417" w:header="708" w:footer="708" w:gutter="0"/>
       <w:cols w:space="708"/>
@@ -12527,6 +12518,7 @@
   <w:style w:type="character" w:default="1" w:styleId="Policepardfaut">
     <w:name w:val="Default Paragraph Font"/>
     <w:uiPriority w:val="1"/>
+    <w:semiHidden/>
     <w:unhideWhenUsed/>
   </w:style>
   <w:style w:type="table" w:default="1" w:styleId="TableauNormal">

--- a/Documents/Documentation.docx
+++ b/Documents/Documentation.docx
@@ -1799,7 +1799,7 @@
           <w:r>
             <w:fldChar w:fldCharType="separate"/>
           </w:r>
-          <w:hyperlink w:anchor="_Toc228192055" w:history="1">
+          <w:hyperlink w:anchor="_Toc228891103" w:history="1">
             <w:r>
               <w:rPr>
                 <w:rStyle w:val="Lienhypertexte"/>
@@ -1826,7 +1826,7 @@
                 <w:noProof/>
                 <w:webHidden/>
               </w:rPr>
-              <w:instrText xml:space="preserve"> PAGEREF _Toc228192055 \h </w:instrText>
+              <w:instrText xml:space="preserve"> PAGEREF _Toc228891103 \h </w:instrText>
             </w:r>
             <w:r>
               <w:rPr>
@@ -1846,7 +1846,7 @@
                 <w:noProof/>
                 <w:webHidden/>
               </w:rPr>
-              <w:t>4</w:t>
+              <w:t>6</w:t>
             </w:r>
             <w:r>
               <w:rPr>
@@ -1869,7 +1869,7 @@
               <w:lang w:eastAsia="fr-CH"/>
             </w:rPr>
           </w:pPr>
-          <w:hyperlink w:anchor="_Toc228192056" w:history="1">
+          <w:hyperlink w:anchor="_Toc228891104" w:history="1">
             <w:r>
               <w:rPr>
                 <w:rStyle w:val="Lienhypertexte"/>
@@ -1896,7 +1896,7 @@
                 <w:noProof/>
                 <w:webHidden/>
               </w:rPr>
-              <w:instrText xml:space="preserve"> PAGEREF _Toc228192056 \h </w:instrText>
+              <w:instrText xml:space="preserve"> PAGEREF _Toc228891104 \h </w:instrText>
             </w:r>
             <w:r>
               <w:rPr>
@@ -1916,7 +1916,7 @@
                 <w:noProof/>
                 <w:webHidden/>
               </w:rPr>
-              <w:t>5</w:t>
+              <w:t>7</w:t>
             </w:r>
             <w:r>
               <w:rPr>
@@ -1939,7 +1939,7 @@
               <w:lang w:eastAsia="fr-CH"/>
             </w:rPr>
           </w:pPr>
-          <w:hyperlink w:anchor="_Toc228192057" w:history="1">
+          <w:hyperlink w:anchor="_Toc228891105" w:history="1">
             <w:r>
               <w:rPr>
                 <w:rStyle w:val="Lienhypertexte"/>
@@ -1966,7 +1966,7 @@
                 <w:noProof/>
                 <w:webHidden/>
               </w:rPr>
-              <w:instrText xml:space="preserve"> PAGEREF _Toc228192057 \h </w:instrText>
+              <w:instrText xml:space="preserve"> PAGEREF _Toc228891105 \h </w:instrText>
             </w:r>
             <w:r>
               <w:rPr>
@@ -1986,7 +1986,7 @@
                 <w:noProof/>
                 <w:webHidden/>
               </w:rPr>
-              <w:t>5</w:t>
+              <w:t>7</w:t>
             </w:r>
             <w:r>
               <w:rPr>
@@ -2009,7 +2009,7 @@
               <w:lang w:eastAsia="fr-CH"/>
             </w:rPr>
           </w:pPr>
-          <w:hyperlink w:anchor="_Toc228192058" w:history="1">
+          <w:hyperlink w:anchor="_Toc228891106" w:history="1">
             <w:r>
               <w:rPr>
                 <w:rStyle w:val="Lienhypertexte"/>
@@ -2036,7 +2036,7 @@
                 <w:noProof/>
                 <w:webHidden/>
               </w:rPr>
-              <w:instrText xml:space="preserve"> PAGEREF _Toc228192058 \h </w:instrText>
+              <w:instrText xml:space="preserve"> PAGEREF _Toc228891106 \h </w:instrText>
             </w:r>
             <w:r>
               <w:rPr>
@@ -2056,7 +2056,7 @@
                 <w:noProof/>
                 <w:webHidden/>
               </w:rPr>
-              <w:t>6</w:t>
+              <w:t>8</w:t>
             </w:r>
             <w:r>
               <w:rPr>
@@ -2079,7 +2079,7 @@
               <w:lang w:eastAsia="fr-CH"/>
             </w:rPr>
           </w:pPr>
-          <w:hyperlink w:anchor="_Toc228192059" w:history="1">
+          <w:hyperlink w:anchor="_Toc228891107" w:history="1">
             <w:r>
               <w:rPr>
                 <w:rStyle w:val="Lienhypertexte"/>
@@ -2106,7 +2106,7 @@
                 <w:noProof/>
                 <w:webHidden/>
               </w:rPr>
-              <w:instrText xml:space="preserve"> PAGEREF _Toc228192059 \h </w:instrText>
+              <w:instrText xml:space="preserve"> PAGEREF _Toc228891107 \h </w:instrText>
             </w:r>
             <w:r>
               <w:rPr>
@@ -2126,7 +2126,7 @@
                 <w:noProof/>
                 <w:webHidden/>
               </w:rPr>
-              <w:t>6</w:t>
+              <w:t>8</w:t>
             </w:r>
             <w:r>
               <w:rPr>
@@ -2149,7 +2149,7 @@
               <w:lang w:eastAsia="fr-CH"/>
             </w:rPr>
           </w:pPr>
-          <w:hyperlink w:anchor="_Toc228192060" w:history="1">
+          <w:hyperlink w:anchor="_Toc228891108" w:history="1">
             <w:r>
               <w:rPr>
                 <w:rStyle w:val="Lienhypertexte"/>
@@ -2176,7 +2176,7 @@
                 <w:noProof/>
                 <w:webHidden/>
               </w:rPr>
-              <w:instrText xml:space="preserve"> PAGEREF _Toc228192060 \h </w:instrText>
+              <w:instrText xml:space="preserve"> PAGEREF _Toc228891108 \h </w:instrText>
             </w:r>
             <w:r>
               <w:rPr>
@@ -2196,7 +2196,7 @@
                 <w:noProof/>
                 <w:webHidden/>
               </w:rPr>
-              <w:t>8</w:t>
+              <w:t>10</w:t>
             </w:r>
             <w:r>
               <w:rPr>
@@ -2219,7 +2219,7 @@
               <w:lang w:eastAsia="fr-CH"/>
             </w:rPr>
           </w:pPr>
-          <w:hyperlink w:anchor="_Toc228192061" w:history="1">
+          <w:hyperlink w:anchor="_Toc228891109" w:history="1">
             <w:r>
               <w:rPr>
                 <w:rStyle w:val="Lienhypertexte"/>
@@ -2246,7 +2246,7 @@
                 <w:noProof/>
                 <w:webHidden/>
               </w:rPr>
-              <w:instrText xml:space="preserve"> PAGEREF _Toc228192061 \h </w:instrText>
+              <w:instrText xml:space="preserve"> PAGEREF _Toc228891109 \h </w:instrText>
             </w:r>
             <w:r>
               <w:rPr>
@@ -2266,7 +2266,7 @@
                 <w:noProof/>
                 <w:webHidden/>
               </w:rPr>
-              <w:t>8</w:t>
+              <w:t>10</w:t>
             </w:r>
             <w:r>
               <w:rPr>
@@ -2289,7 +2289,7 @@
               <w:lang w:eastAsia="fr-CH"/>
             </w:rPr>
           </w:pPr>
-          <w:hyperlink w:anchor="_Toc228192062" w:history="1">
+          <w:hyperlink w:anchor="_Toc228891110" w:history="1">
             <w:r>
               <w:rPr>
                 <w:rStyle w:val="Lienhypertexte"/>
@@ -2316,7 +2316,7 @@
                 <w:noProof/>
                 <w:webHidden/>
               </w:rPr>
-              <w:instrText xml:space="preserve"> PAGEREF _Toc228192062 \h </w:instrText>
+              <w:instrText xml:space="preserve"> PAGEREF _Toc228891110 \h </w:instrText>
             </w:r>
             <w:r>
               <w:rPr>
@@ -2336,7 +2336,7 @@
                 <w:noProof/>
                 <w:webHidden/>
               </w:rPr>
-              <w:t>9</w:t>
+              <w:t>12</w:t>
             </w:r>
             <w:r>
               <w:rPr>
@@ -2359,7 +2359,7 @@
               <w:lang w:eastAsia="fr-CH"/>
             </w:rPr>
           </w:pPr>
-          <w:hyperlink w:anchor="_Toc228192063" w:history="1">
+          <w:hyperlink w:anchor="_Toc228891111" w:history="1">
             <w:r>
               <w:rPr>
                 <w:rStyle w:val="Lienhypertexte"/>
@@ -2386,7 +2386,7 @@
                 <w:noProof/>
                 <w:webHidden/>
               </w:rPr>
-              <w:instrText xml:space="preserve"> PAGEREF _Toc228192063 \h </w:instrText>
+              <w:instrText xml:space="preserve"> PAGEREF _Toc228891111 \h </w:instrText>
             </w:r>
             <w:r>
               <w:rPr>
@@ -2406,7 +2406,7 @@
                 <w:noProof/>
                 <w:webHidden/>
               </w:rPr>
-              <w:t>9</w:t>
+              <w:t>12</w:t>
             </w:r>
             <w:r>
               <w:rPr>
@@ -2429,7 +2429,7 @@
               <w:lang w:eastAsia="fr-CH"/>
             </w:rPr>
           </w:pPr>
-          <w:hyperlink w:anchor="_Toc228192064" w:history="1">
+          <w:hyperlink w:anchor="_Toc228891112" w:history="1">
             <w:r>
               <w:rPr>
                 <w:rStyle w:val="Lienhypertexte"/>
@@ -2456,7 +2456,7 @@
                 <w:noProof/>
                 <w:webHidden/>
               </w:rPr>
-              <w:instrText xml:space="preserve"> PAGEREF _Toc228192064 \h </w:instrText>
+              <w:instrText xml:space="preserve"> PAGEREF _Toc228891112 \h </w:instrText>
             </w:r>
             <w:r>
               <w:rPr>
@@ -2476,7 +2476,7 @@
                 <w:noProof/>
                 <w:webHidden/>
               </w:rPr>
-              <w:t>9</w:t>
+              <w:t>13</w:t>
             </w:r>
             <w:r>
               <w:rPr>
@@ -2499,7 +2499,7 @@
               <w:lang w:eastAsia="fr-CH"/>
             </w:rPr>
           </w:pPr>
-          <w:hyperlink w:anchor="_Toc228192065" w:history="1">
+          <w:hyperlink w:anchor="_Toc228891113" w:history="1">
             <w:r>
               <w:rPr>
                 <w:rStyle w:val="Lienhypertexte"/>
@@ -2526,7 +2526,7 @@
                 <w:noProof/>
                 <w:webHidden/>
               </w:rPr>
-              <w:instrText xml:space="preserve"> PAGEREF _Toc228192065 \h </w:instrText>
+              <w:instrText xml:space="preserve"> PAGEREF _Toc228891113 \h </w:instrText>
             </w:r>
             <w:r>
               <w:rPr>
@@ -2546,7 +2546,7 @@
                 <w:noProof/>
                 <w:webHidden/>
               </w:rPr>
-              <w:t>9</w:t>
+              <w:t>13</w:t>
             </w:r>
             <w:r>
               <w:rPr>
@@ -2569,7 +2569,7 @@
               <w:lang w:eastAsia="fr-CH"/>
             </w:rPr>
           </w:pPr>
-          <w:hyperlink w:anchor="_Toc228192066" w:history="1">
+          <w:hyperlink w:anchor="_Toc228891114" w:history="1">
             <w:r>
               <w:rPr>
                 <w:rStyle w:val="Lienhypertexte"/>
@@ -2596,7 +2596,7 @@
                 <w:noProof/>
                 <w:webHidden/>
               </w:rPr>
-              <w:instrText xml:space="preserve"> PAGEREF _Toc228192066 \h </w:instrText>
+              <w:instrText xml:space="preserve"> PAGEREF _Toc228891114 \h </w:instrText>
             </w:r>
             <w:r>
               <w:rPr>
@@ -2616,7 +2616,7 @@
                 <w:noProof/>
                 <w:webHidden/>
               </w:rPr>
-              <w:t>9</w:t>
+              <w:t>14</w:t>
             </w:r>
             <w:r>
               <w:rPr>
@@ -2639,13 +2639,13 @@
               <w:lang w:eastAsia="fr-CH"/>
             </w:rPr>
           </w:pPr>
-          <w:hyperlink w:anchor="_Toc228192067" w:history="1">
+          <w:hyperlink w:anchor="_Toc228891115" w:history="1">
             <w:r>
               <w:rPr>
                 <w:rStyle w:val="Lienhypertexte"/>
                 <w:noProof/>
               </w:rPr>
-              <w:t>Architecture générale</w:t>
+              <w:t>Diagramme de flux</w:t>
             </w:r>
             <w:r>
               <w:rPr>
@@ -2666,7 +2666,7 @@
                 <w:noProof/>
                 <w:webHidden/>
               </w:rPr>
-              <w:instrText xml:space="preserve"> PAGEREF _Toc228192067 \h </w:instrText>
+              <w:instrText xml:space="preserve"> PAGEREF _Toc228891115 \h </w:instrText>
             </w:r>
             <w:r>
               <w:rPr>
@@ -2686,7 +2686,7 @@
                 <w:noProof/>
                 <w:webHidden/>
               </w:rPr>
-              <w:t>9</w:t>
+              <w:t>14</w:t>
             </w:r>
             <w:r>
               <w:rPr>
@@ -2709,13 +2709,13 @@
               <w:lang w:eastAsia="fr-CH"/>
             </w:rPr>
           </w:pPr>
-          <w:hyperlink w:anchor="_Toc228192068" w:history="1">
+          <w:hyperlink w:anchor="_Toc228891116" w:history="1">
             <w:r>
               <w:rPr>
                 <w:rStyle w:val="Lienhypertexte"/>
                 <w:noProof/>
               </w:rPr>
-              <w:t>Use Cases</w:t>
+              <w:t>Maquette UI/UX</w:t>
             </w:r>
             <w:r>
               <w:rPr>
@@ -2736,7 +2736,7 @@
                 <w:noProof/>
                 <w:webHidden/>
               </w:rPr>
-              <w:instrText xml:space="preserve"> PAGEREF _Toc228192068 \h </w:instrText>
+              <w:instrText xml:space="preserve"> PAGEREF _Toc228891116 \h </w:instrText>
             </w:r>
             <w:r>
               <w:rPr>
@@ -2756,7 +2756,7 @@
                 <w:noProof/>
                 <w:webHidden/>
               </w:rPr>
-              <w:t>9</w:t>
+              <w:t>15</w:t>
             </w:r>
             <w:r>
               <w:rPr>
@@ -2779,12 +2779,82 @@
               <w:lang w:eastAsia="fr-CH"/>
             </w:rPr>
           </w:pPr>
-          <w:hyperlink w:anchor="_Toc228192069" w:history="1">
+          <w:hyperlink w:anchor="_Toc228891117" w:history="1">
             <w:r>
               <w:rPr>
                 <w:rStyle w:val="Lienhypertexte"/>
                 <w:noProof/>
               </w:rPr>
+              <w:t>Use Cases</w:t>
+            </w:r>
+            <w:r>
+              <w:rPr>
+                <w:noProof/>
+                <w:webHidden/>
+              </w:rPr>
+              <w:tab/>
+            </w:r>
+            <w:r>
+              <w:rPr>
+                <w:noProof/>
+                <w:webHidden/>
+              </w:rPr>
+              <w:fldChar w:fldCharType="begin"/>
+            </w:r>
+            <w:r>
+              <w:rPr>
+                <w:noProof/>
+                <w:webHidden/>
+              </w:rPr>
+              <w:instrText xml:space="preserve"> PAGEREF _Toc228891117 \h </w:instrText>
+            </w:r>
+            <w:r>
+              <w:rPr>
+                <w:noProof/>
+                <w:webHidden/>
+              </w:rPr>
+            </w:r>
+            <w:r>
+              <w:rPr>
+                <w:noProof/>
+                <w:webHidden/>
+              </w:rPr>
+              <w:fldChar w:fldCharType="separate"/>
+            </w:r>
+            <w:r>
+              <w:rPr>
+                <w:noProof/>
+                <w:webHidden/>
+              </w:rPr>
+              <w:t>23</w:t>
+            </w:r>
+            <w:r>
+              <w:rPr>
+                <w:noProof/>
+                <w:webHidden/>
+              </w:rPr>
+              <w:fldChar w:fldCharType="end"/>
+            </w:r>
+          </w:hyperlink>
+        </w:p>
+        <w:p>
+          <w:pPr>
+            <w:pStyle w:val="TM2"/>
+            <w:tabs>
+              <w:tab w:val="right" w:leader="dot" w:pos="9062"/>
+            </w:tabs>
+            <w:rPr>
+              <w:rFonts w:asciiTheme="minorHAnsi" w:eastAsiaTheme="minorEastAsia" w:hAnsiTheme="minorHAnsi" w:cstheme="minorBidi"/>
+              <w:noProof/>
+              <w:lang w:eastAsia="fr-CH"/>
+            </w:rPr>
+          </w:pPr>
+          <w:hyperlink w:anchor="_Toc228891118" w:history="1">
+            <w:r>
+              <w:rPr>
+                <w:rStyle w:val="Lienhypertexte"/>
+                <w:noProof/>
+              </w:rPr>
               <w:t>Technologies choisies et justification</w:t>
             </w:r>
             <w:r>
@@ -2806,7 +2876,7 @@
                 <w:noProof/>
                 <w:webHidden/>
               </w:rPr>
-              <w:instrText xml:space="preserve"> PAGEREF _Toc228192069 \h </w:instrText>
+              <w:instrText xml:space="preserve"> PAGEREF _Toc228891118 \h </w:instrText>
             </w:r>
             <w:r>
               <w:rPr>
@@ -2826,7 +2896,7 @@
                 <w:noProof/>
                 <w:webHidden/>
               </w:rPr>
-              <w:t>9</w:t>
+              <w:t>23</w:t>
             </w:r>
             <w:r>
               <w:rPr>
@@ -2849,7 +2919,7 @@
               <w:lang w:eastAsia="fr-CH"/>
             </w:rPr>
           </w:pPr>
-          <w:hyperlink w:anchor="_Toc228192070" w:history="1">
+          <w:hyperlink w:anchor="_Toc228891119" w:history="1">
             <w:r>
               <w:rPr>
                 <w:rStyle w:val="Lienhypertexte"/>
@@ -2876,7 +2946,7 @@
                 <w:noProof/>
                 <w:webHidden/>
               </w:rPr>
-              <w:instrText xml:space="preserve"> PAGEREF _Toc228192070 \h </w:instrText>
+              <w:instrText xml:space="preserve"> PAGEREF _Toc228891119 \h </w:instrText>
             </w:r>
             <w:r>
               <w:rPr>
@@ -2896,7 +2966,7 @@
                 <w:noProof/>
                 <w:webHidden/>
               </w:rPr>
-              <w:t>10</w:t>
+              <w:t>24</w:t>
             </w:r>
             <w:r>
               <w:rPr>
@@ -2919,13 +2989,13 @@
               <w:lang w:eastAsia="fr-CH"/>
             </w:rPr>
           </w:pPr>
-          <w:hyperlink w:anchor="_Toc228192071" w:history="1">
+          <w:hyperlink w:anchor="_Toc228891120" w:history="1">
             <w:r>
               <w:rPr>
                 <w:rStyle w:val="Lienhypertexte"/>
                 <w:noProof/>
               </w:rPr>
-              <w:t>Schéma ER</w:t>
+              <w:t>MLD</w:t>
             </w:r>
             <w:r>
               <w:rPr>
@@ -2946,7 +3016,7 @@
                 <w:noProof/>
                 <w:webHidden/>
               </w:rPr>
-              <w:instrText xml:space="preserve"> PAGEREF _Toc228192071 \h </w:instrText>
+              <w:instrText xml:space="preserve"> PAGEREF _Toc228891120 \h </w:instrText>
             </w:r>
             <w:r>
               <w:rPr>
@@ -2966,7 +3036,7 @@
                 <w:noProof/>
                 <w:webHidden/>
               </w:rPr>
-              <w:t>10</w:t>
+              <w:t>24</w:t>
             </w:r>
             <w:r>
               <w:rPr>
@@ -2989,7 +3059,7 @@
               <w:lang w:eastAsia="fr-CH"/>
             </w:rPr>
           </w:pPr>
-          <w:hyperlink w:anchor="_Toc228192072" w:history="1">
+          <w:hyperlink w:anchor="_Toc228891121" w:history="1">
             <w:r>
               <w:rPr>
                 <w:rStyle w:val="Lienhypertexte"/>
@@ -3016,7 +3086,7 @@
                 <w:noProof/>
                 <w:webHidden/>
               </w:rPr>
-              <w:instrText xml:space="preserve"> PAGEREF _Toc228192072 \h </w:instrText>
+              <w:instrText xml:space="preserve"> PAGEREF _Toc228891121 \h </w:instrText>
             </w:r>
             <w:r>
               <w:rPr>
@@ -3036,7 +3106,7 @@
                 <w:noProof/>
                 <w:webHidden/>
               </w:rPr>
-              <w:t>11</w:t>
+              <w:t>24</w:t>
             </w:r>
             <w:r>
               <w:rPr>
@@ -3059,7 +3129,7 @@
               <w:lang w:eastAsia="fr-CH"/>
             </w:rPr>
           </w:pPr>
-          <w:hyperlink w:anchor="_Toc228192073" w:history="1">
+          <w:hyperlink w:anchor="_Toc228891122" w:history="1">
             <w:r>
               <w:rPr>
                 <w:rStyle w:val="Lienhypertexte"/>
@@ -3086,7 +3156,7 @@
                 <w:noProof/>
                 <w:webHidden/>
               </w:rPr>
-              <w:instrText xml:space="preserve"> PAGEREF _Toc228192073 \h </w:instrText>
+              <w:instrText xml:space="preserve"> PAGEREF _Toc228891122 \h </w:instrText>
             </w:r>
             <w:r>
               <w:rPr>
@@ -3106,7 +3176,7 @@
                 <w:noProof/>
                 <w:webHidden/>
               </w:rPr>
-              <w:t>11</w:t>
+              <w:t>25</w:t>
             </w:r>
             <w:r>
               <w:rPr>
@@ -3129,7 +3199,7 @@
               <w:lang w:eastAsia="fr-CH"/>
             </w:rPr>
           </w:pPr>
-          <w:hyperlink w:anchor="_Toc228192074" w:history="1">
+          <w:hyperlink w:anchor="_Toc228891123" w:history="1">
             <w:r>
               <w:rPr>
                 <w:rStyle w:val="Lienhypertexte"/>
@@ -3156,7 +3226,7 @@
                 <w:noProof/>
                 <w:webHidden/>
               </w:rPr>
-              <w:instrText xml:space="preserve"> PAGEREF _Toc228192074 \h </w:instrText>
+              <w:instrText xml:space="preserve"> PAGEREF _Toc228891123 \h </w:instrText>
             </w:r>
             <w:r>
               <w:rPr>
@@ -3176,7 +3246,7 @@
                 <w:noProof/>
                 <w:webHidden/>
               </w:rPr>
-              <w:t>12</w:t>
+              <w:t>25</w:t>
             </w:r>
             <w:r>
               <w:rPr>
@@ -3199,7 +3269,7 @@
               <w:lang w:eastAsia="fr-CH"/>
             </w:rPr>
           </w:pPr>
-          <w:hyperlink w:anchor="_Toc228192075" w:history="1">
+          <w:hyperlink w:anchor="_Toc228891124" w:history="1">
             <w:r>
               <w:rPr>
                 <w:rStyle w:val="Lienhypertexte"/>
@@ -3226,7 +3296,7 @@
                 <w:noProof/>
                 <w:webHidden/>
               </w:rPr>
-              <w:instrText xml:space="preserve"> PAGEREF _Toc228192075 \h </w:instrText>
+              <w:instrText xml:space="preserve"> PAGEREF _Toc228891124 \h </w:instrText>
             </w:r>
             <w:r>
               <w:rPr>
@@ -3246,7 +3316,7 @@
                 <w:noProof/>
                 <w:webHidden/>
               </w:rPr>
-              <w:t>12</w:t>
+              <w:t>25</w:t>
             </w:r>
             <w:r>
               <w:rPr>
@@ -3269,7 +3339,7 @@
               <w:lang w:eastAsia="fr-CH"/>
             </w:rPr>
           </w:pPr>
-          <w:hyperlink w:anchor="_Toc228192076" w:history="1">
+          <w:hyperlink w:anchor="_Toc228891125" w:history="1">
             <w:r>
               <w:rPr>
                 <w:rStyle w:val="Lienhypertexte"/>
@@ -3296,7 +3366,7 @@
                 <w:noProof/>
                 <w:webHidden/>
               </w:rPr>
-              <w:instrText xml:space="preserve"> PAGEREF _Toc228192076 \h </w:instrText>
+              <w:instrText xml:space="preserve"> PAGEREF _Toc228891125 \h </w:instrText>
             </w:r>
             <w:r>
               <w:rPr>
@@ -3316,7 +3386,217 @@
                 <w:noProof/>
                 <w:webHidden/>
               </w:rPr>
-              <w:t>12</w:t>
+              <w:t>26</w:t>
+            </w:r>
+            <w:r>
+              <w:rPr>
+                <w:noProof/>
+                <w:webHidden/>
+              </w:rPr>
+              <w:fldChar w:fldCharType="end"/>
+            </w:r>
+          </w:hyperlink>
+        </w:p>
+        <w:p>
+          <w:pPr>
+            <w:pStyle w:val="TM3"/>
+            <w:tabs>
+              <w:tab w:val="right" w:leader="dot" w:pos="9062"/>
+            </w:tabs>
+            <w:rPr>
+              <w:rFonts w:asciiTheme="minorHAnsi" w:eastAsiaTheme="minorEastAsia" w:hAnsiTheme="minorHAnsi" w:cstheme="minorBidi"/>
+              <w:noProof/>
+              <w:lang w:eastAsia="fr-CH"/>
+            </w:rPr>
+          </w:pPr>
+          <w:hyperlink w:anchor="_Toc228891126" w:history="1">
+            <w:r>
+              <w:rPr>
+                <w:rStyle w:val="Lienhypertexte"/>
+                <w:noProof/>
+              </w:rPr>
+              <w:t>Stockage du mot de passe</w:t>
+            </w:r>
+            <w:r>
+              <w:rPr>
+                <w:noProof/>
+                <w:webHidden/>
+              </w:rPr>
+              <w:tab/>
+            </w:r>
+            <w:r>
+              <w:rPr>
+                <w:noProof/>
+                <w:webHidden/>
+              </w:rPr>
+              <w:fldChar w:fldCharType="begin"/>
+            </w:r>
+            <w:r>
+              <w:rPr>
+                <w:noProof/>
+                <w:webHidden/>
+              </w:rPr>
+              <w:instrText xml:space="preserve"> PAGEREF _Toc228891126 \h </w:instrText>
+            </w:r>
+            <w:r>
+              <w:rPr>
+                <w:noProof/>
+                <w:webHidden/>
+              </w:rPr>
+            </w:r>
+            <w:r>
+              <w:rPr>
+                <w:noProof/>
+                <w:webHidden/>
+              </w:rPr>
+              <w:fldChar w:fldCharType="separate"/>
+            </w:r>
+            <w:r>
+              <w:rPr>
+                <w:noProof/>
+                <w:webHidden/>
+              </w:rPr>
+              <w:t>26</w:t>
+            </w:r>
+            <w:r>
+              <w:rPr>
+                <w:noProof/>
+                <w:webHidden/>
+              </w:rPr>
+              <w:fldChar w:fldCharType="end"/>
+            </w:r>
+          </w:hyperlink>
+        </w:p>
+        <w:p>
+          <w:pPr>
+            <w:pStyle w:val="TM3"/>
+            <w:tabs>
+              <w:tab w:val="right" w:leader="dot" w:pos="9062"/>
+            </w:tabs>
+            <w:rPr>
+              <w:rFonts w:asciiTheme="minorHAnsi" w:eastAsiaTheme="minorEastAsia" w:hAnsiTheme="minorHAnsi" w:cstheme="minorBidi"/>
+              <w:noProof/>
+              <w:lang w:eastAsia="fr-CH"/>
+            </w:rPr>
+          </w:pPr>
+          <w:hyperlink w:anchor="_Toc228891127" w:history="1">
+            <w:r>
+              <w:rPr>
+                <w:rStyle w:val="Lienhypertexte"/>
+                <w:noProof/>
+              </w:rPr>
+              <w:t>Processus de connexion</w:t>
+            </w:r>
+            <w:r>
+              <w:rPr>
+                <w:noProof/>
+                <w:webHidden/>
+              </w:rPr>
+              <w:tab/>
+            </w:r>
+            <w:r>
+              <w:rPr>
+                <w:noProof/>
+                <w:webHidden/>
+              </w:rPr>
+              <w:fldChar w:fldCharType="begin"/>
+            </w:r>
+            <w:r>
+              <w:rPr>
+                <w:noProof/>
+                <w:webHidden/>
+              </w:rPr>
+              <w:instrText xml:space="preserve"> PAGEREF _Toc228891127 \h </w:instrText>
+            </w:r>
+            <w:r>
+              <w:rPr>
+                <w:noProof/>
+                <w:webHidden/>
+              </w:rPr>
+            </w:r>
+            <w:r>
+              <w:rPr>
+                <w:noProof/>
+                <w:webHidden/>
+              </w:rPr>
+              <w:fldChar w:fldCharType="separate"/>
+            </w:r>
+            <w:r>
+              <w:rPr>
+                <w:noProof/>
+                <w:webHidden/>
+              </w:rPr>
+              <w:t>26</w:t>
+            </w:r>
+            <w:r>
+              <w:rPr>
+                <w:noProof/>
+                <w:webHidden/>
+              </w:rPr>
+              <w:fldChar w:fldCharType="end"/>
+            </w:r>
+          </w:hyperlink>
+        </w:p>
+        <w:p>
+          <w:pPr>
+            <w:pStyle w:val="TM3"/>
+            <w:tabs>
+              <w:tab w:val="right" w:leader="dot" w:pos="9062"/>
+            </w:tabs>
+            <w:rPr>
+              <w:rFonts w:asciiTheme="minorHAnsi" w:eastAsiaTheme="minorEastAsia" w:hAnsiTheme="minorHAnsi" w:cstheme="minorBidi"/>
+              <w:noProof/>
+              <w:lang w:eastAsia="fr-CH"/>
+            </w:rPr>
+          </w:pPr>
+          <w:hyperlink w:anchor="_Toc228891128" w:history="1">
+            <w:r>
+              <w:rPr>
+                <w:rStyle w:val="Lienhypertexte"/>
+                <w:noProof/>
+              </w:rPr>
+              <w:t>Protection des pages</w:t>
+            </w:r>
+            <w:r>
+              <w:rPr>
+                <w:noProof/>
+                <w:webHidden/>
+              </w:rPr>
+              <w:tab/>
+            </w:r>
+            <w:r>
+              <w:rPr>
+                <w:noProof/>
+                <w:webHidden/>
+              </w:rPr>
+              <w:fldChar w:fldCharType="begin"/>
+            </w:r>
+            <w:r>
+              <w:rPr>
+                <w:noProof/>
+                <w:webHidden/>
+              </w:rPr>
+              <w:instrText xml:space="preserve"> PAGEREF _Toc228891128 \h </w:instrText>
+            </w:r>
+            <w:r>
+              <w:rPr>
+                <w:noProof/>
+                <w:webHidden/>
+              </w:rPr>
+            </w:r>
+            <w:r>
+              <w:rPr>
+                <w:noProof/>
+                <w:webHidden/>
+              </w:rPr>
+              <w:fldChar w:fldCharType="separate"/>
+            </w:r>
+            <w:r>
+              <w:rPr>
+                <w:noProof/>
+                <w:webHidden/>
+              </w:rPr>
+              <w:t>26</w:t>
             </w:r>
             <w:r>
               <w:rPr>
@@ -3339,7 +3619,7 @@
               <w:lang w:eastAsia="fr-CH"/>
             </w:rPr>
           </w:pPr>
-          <w:hyperlink w:anchor="_Toc228192077" w:history="1">
+          <w:hyperlink w:anchor="_Toc228891129" w:history="1">
             <w:r>
               <w:rPr>
                 <w:rStyle w:val="Lienhypertexte"/>
@@ -3366,7 +3646,7 @@
                 <w:noProof/>
                 <w:webHidden/>
               </w:rPr>
-              <w:instrText xml:space="preserve"> PAGEREF _Toc228192077 \h </w:instrText>
+              <w:instrText xml:space="preserve"> PAGEREF _Toc228891129 \h </w:instrText>
             </w:r>
             <w:r>
               <w:rPr>
@@ -3386,7 +3666,7 @@
                 <w:noProof/>
                 <w:webHidden/>
               </w:rPr>
-              <w:t>12</w:t>
+              <w:t>26</w:t>
             </w:r>
             <w:r>
               <w:rPr>
@@ -3409,7 +3689,7 @@
               <w:lang w:eastAsia="fr-CH"/>
             </w:rPr>
           </w:pPr>
-          <w:hyperlink w:anchor="_Toc228192078" w:history="1">
+          <w:hyperlink w:anchor="_Toc228891130" w:history="1">
             <w:r>
               <w:rPr>
                 <w:rStyle w:val="Lienhypertexte"/>
@@ -3436,7 +3716,7 @@
                 <w:noProof/>
                 <w:webHidden/>
               </w:rPr>
-              <w:instrText xml:space="preserve"> PAGEREF _Toc228192078 \h </w:instrText>
+              <w:instrText xml:space="preserve"> PAGEREF _Toc228891130 \h </w:instrText>
             </w:r>
             <w:r>
               <w:rPr>
@@ -3456,7 +3736,7 @@
                 <w:noProof/>
                 <w:webHidden/>
               </w:rPr>
-              <w:t>12</w:t>
+              <w:t>26</w:t>
             </w:r>
             <w:r>
               <w:rPr>
@@ -3479,7 +3759,7 @@
               <w:lang w:eastAsia="fr-CH"/>
             </w:rPr>
           </w:pPr>
-          <w:hyperlink w:anchor="_Toc228192079" w:history="1">
+          <w:hyperlink w:anchor="_Toc228891131" w:history="1">
             <w:r>
               <w:rPr>
                 <w:rStyle w:val="Lienhypertexte"/>
@@ -3506,7 +3786,7 @@
                 <w:noProof/>
                 <w:webHidden/>
               </w:rPr>
-              <w:instrText xml:space="preserve"> PAGEREF _Toc228192079 \h </w:instrText>
+              <w:instrText xml:space="preserve"> PAGEREF _Toc228891131 \h </w:instrText>
             </w:r>
             <w:r>
               <w:rPr>
@@ -3526,7 +3806,217 @@
                 <w:noProof/>
                 <w:webHidden/>
               </w:rPr>
-              <w:t>12</w:t>
+              <w:t>26</w:t>
+            </w:r>
+            <w:r>
+              <w:rPr>
+                <w:noProof/>
+                <w:webHidden/>
+              </w:rPr>
+              <w:fldChar w:fldCharType="end"/>
+            </w:r>
+          </w:hyperlink>
+        </w:p>
+        <w:p>
+          <w:pPr>
+            <w:pStyle w:val="TM3"/>
+            <w:tabs>
+              <w:tab w:val="right" w:leader="dot" w:pos="9062"/>
+            </w:tabs>
+            <w:rPr>
+              <w:rFonts w:asciiTheme="minorHAnsi" w:eastAsiaTheme="minorEastAsia" w:hAnsiTheme="minorHAnsi" w:cstheme="minorBidi"/>
+              <w:noProof/>
+              <w:lang w:eastAsia="fr-CH"/>
+            </w:rPr>
+          </w:pPr>
+          <w:hyperlink w:anchor="_Toc228891132" w:history="1">
+            <w:r>
+              <w:rPr>
+                <w:rStyle w:val="Lienhypertexte"/>
+                <w:noProof/>
+              </w:rPr>
+              <w:t>Fonctions CRUD - Équipements et Utilisateurs</w:t>
+            </w:r>
+            <w:r>
+              <w:rPr>
+                <w:noProof/>
+                <w:webHidden/>
+              </w:rPr>
+              <w:tab/>
+            </w:r>
+            <w:r>
+              <w:rPr>
+                <w:noProof/>
+                <w:webHidden/>
+              </w:rPr>
+              <w:fldChar w:fldCharType="begin"/>
+            </w:r>
+            <w:r>
+              <w:rPr>
+                <w:noProof/>
+                <w:webHidden/>
+              </w:rPr>
+              <w:instrText xml:space="preserve"> PAGEREF _Toc228891132 \h </w:instrText>
+            </w:r>
+            <w:r>
+              <w:rPr>
+                <w:noProof/>
+                <w:webHidden/>
+              </w:rPr>
+            </w:r>
+            <w:r>
+              <w:rPr>
+                <w:noProof/>
+                <w:webHidden/>
+              </w:rPr>
+              <w:fldChar w:fldCharType="separate"/>
+            </w:r>
+            <w:r>
+              <w:rPr>
+                <w:noProof/>
+                <w:webHidden/>
+              </w:rPr>
+              <w:t>26</w:t>
+            </w:r>
+            <w:r>
+              <w:rPr>
+                <w:noProof/>
+                <w:webHidden/>
+              </w:rPr>
+              <w:fldChar w:fldCharType="end"/>
+            </w:r>
+          </w:hyperlink>
+        </w:p>
+        <w:p>
+          <w:pPr>
+            <w:pStyle w:val="TM3"/>
+            <w:tabs>
+              <w:tab w:val="right" w:leader="dot" w:pos="9062"/>
+            </w:tabs>
+            <w:rPr>
+              <w:rFonts w:asciiTheme="minorHAnsi" w:eastAsiaTheme="minorEastAsia" w:hAnsiTheme="minorHAnsi" w:cstheme="minorBidi"/>
+              <w:noProof/>
+              <w:lang w:eastAsia="fr-CH"/>
+            </w:rPr>
+          </w:pPr>
+          <w:hyperlink w:anchor="_Toc228891133" w:history="1">
+            <w:r>
+              <w:rPr>
+                <w:rStyle w:val="Lienhypertexte"/>
+                <w:noProof/>
+              </w:rPr>
+              <w:t>Module db_equipements.py</w:t>
+            </w:r>
+            <w:r>
+              <w:rPr>
+                <w:noProof/>
+                <w:webHidden/>
+              </w:rPr>
+              <w:tab/>
+            </w:r>
+            <w:r>
+              <w:rPr>
+                <w:noProof/>
+                <w:webHidden/>
+              </w:rPr>
+              <w:fldChar w:fldCharType="begin"/>
+            </w:r>
+            <w:r>
+              <w:rPr>
+                <w:noProof/>
+                <w:webHidden/>
+              </w:rPr>
+              <w:instrText xml:space="preserve"> PAGEREF _Toc228891133 \h </w:instrText>
+            </w:r>
+            <w:r>
+              <w:rPr>
+                <w:noProof/>
+                <w:webHidden/>
+              </w:rPr>
+            </w:r>
+            <w:r>
+              <w:rPr>
+                <w:noProof/>
+                <w:webHidden/>
+              </w:rPr>
+              <w:fldChar w:fldCharType="separate"/>
+            </w:r>
+            <w:r>
+              <w:rPr>
+                <w:noProof/>
+                <w:webHidden/>
+              </w:rPr>
+              <w:t>27</w:t>
+            </w:r>
+            <w:r>
+              <w:rPr>
+                <w:noProof/>
+                <w:webHidden/>
+              </w:rPr>
+              <w:fldChar w:fldCharType="end"/>
+            </w:r>
+          </w:hyperlink>
+        </w:p>
+        <w:p>
+          <w:pPr>
+            <w:pStyle w:val="TM3"/>
+            <w:tabs>
+              <w:tab w:val="right" w:leader="dot" w:pos="9062"/>
+            </w:tabs>
+            <w:rPr>
+              <w:rFonts w:asciiTheme="minorHAnsi" w:eastAsiaTheme="minorEastAsia" w:hAnsiTheme="minorHAnsi" w:cstheme="minorBidi"/>
+              <w:noProof/>
+              <w:lang w:eastAsia="fr-CH"/>
+            </w:rPr>
+          </w:pPr>
+          <w:hyperlink w:anchor="_Toc228891134" w:history="1">
+            <w:r>
+              <w:rPr>
+                <w:rStyle w:val="Lienhypertexte"/>
+                <w:noProof/>
+              </w:rPr>
+              <w:t>Module db_users.py</w:t>
+            </w:r>
+            <w:r>
+              <w:rPr>
+                <w:noProof/>
+                <w:webHidden/>
+              </w:rPr>
+              <w:tab/>
+            </w:r>
+            <w:r>
+              <w:rPr>
+                <w:noProof/>
+                <w:webHidden/>
+              </w:rPr>
+              <w:fldChar w:fldCharType="begin"/>
+            </w:r>
+            <w:r>
+              <w:rPr>
+                <w:noProof/>
+                <w:webHidden/>
+              </w:rPr>
+              <w:instrText xml:space="preserve"> PAGEREF _Toc228891134 \h </w:instrText>
+            </w:r>
+            <w:r>
+              <w:rPr>
+                <w:noProof/>
+                <w:webHidden/>
+              </w:rPr>
+            </w:r>
+            <w:r>
+              <w:rPr>
+                <w:noProof/>
+                <w:webHidden/>
+              </w:rPr>
+              <w:fldChar w:fldCharType="separate"/>
+            </w:r>
+            <w:r>
+              <w:rPr>
+                <w:noProof/>
+                <w:webHidden/>
+              </w:rPr>
+              <w:t>27</w:t>
             </w:r>
             <w:r>
               <w:rPr>
@@ -3549,7 +4039,7 @@
               <w:lang w:eastAsia="fr-CH"/>
             </w:rPr>
           </w:pPr>
-          <w:hyperlink w:anchor="_Toc228192080" w:history="1">
+          <w:hyperlink w:anchor="_Toc228891135" w:history="1">
             <w:r>
               <w:rPr>
                 <w:rStyle w:val="Lienhypertexte"/>
@@ -3576,7 +4066,7 @@
                 <w:noProof/>
                 <w:webHidden/>
               </w:rPr>
-              <w:instrText xml:space="preserve"> PAGEREF _Toc228192080 \h </w:instrText>
+              <w:instrText xml:space="preserve"> PAGEREF _Toc228891135 \h </w:instrText>
             </w:r>
             <w:r>
               <w:rPr>
@@ -3596,7 +4086,217 @@
                 <w:noProof/>
                 <w:webHidden/>
               </w:rPr>
-              <w:t>12</w:t>
+              <w:t>28</w:t>
+            </w:r>
+            <w:r>
+              <w:rPr>
+                <w:noProof/>
+                <w:webHidden/>
+              </w:rPr>
+              <w:fldChar w:fldCharType="end"/>
+            </w:r>
+          </w:hyperlink>
+        </w:p>
+        <w:p>
+          <w:pPr>
+            <w:pStyle w:val="TM3"/>
+            <w:tabs>
+              <w:tab w:val="right" w:leader="dot" w:pos="9062"/>
+            </w:tabs>
+            <w:rPr>
+              <w:rFonts w:asciiTheme="minorHAnsi" w:eastAsiaTheme="minorEastAsia" w:hAnsiTheme="minorHAnsi" w:cstheme="minorBidi"/>
+              <w:noProof/>
+              <w:lang w:eastAsia="fr-CH"/>
+            </w:rPr>
+          </w:pPr>
+          <w:hyperlink w:anchor="_Toc228891136" w:history="1">
+            <w:r>
+              <w:rPr>
+                <w:rStyle w:val="Lienhypertexte"/>
+                <w:noProof/>
+              </w:rPr>
+              <w:t>Tableau de bord (Dashboard)</w:t>
+            </w:r>
+            <w:r>
+              <w:rPr>
+                <w:noProof/>
+                <w:webHidden/>
+              </w:rPr>
+              <w:tab/>
+            </w:r>
+            <w:r>
+              <w:rPr>
+                <w:noProof/>
+                <w:webHidden/>
+              </w:rPr>
+              <w:fldChar w:fldCharType="begin"/>
+            </w:r>
+            <w:r>
+              <w:rPr>
+                <w:noProof/>
+                <w:webHidden/>
+              </w:rPr>
+              <w:instrText xml:space="preserve"> PAGEREF _Toc228891136 \h </w:instrText>
+            </w:r>
+            <w:r>
+              <w:rPr>
+                <w:noProof/>
+                <w:webHidden/>
+              </w:rPr>
+            </w:r>
+            <w:r>
+              <w:rPr>
+                <w:noProof/>
+                <w:webHidden/>
+              </w:rPr>
+              <w:fldChar w:fldCharType="separate"/>
+            </w:r>
+            <w:r>
+              <w:rPr>
+                <w:noProof/>
+                <w:webHidden/>
+              </w:rPr>
+              <w:t>28</w:t>
+            </w:r>
+            <w:r>
+              <w:rPr>
+                <w:noProof/>
+                <w:webHidden/>
+              </w:rPr>
+              <w:fldChar w:fldCharType="end"/>
+            </w:r>
+          </w:hyperlink>
+        </w:p>
+        <w:p>
+          <w:pPr>
+            <w:pStyle w:val="TM3"/>
+            <w:tabs>
+              <w:tab w:val="right" w:leader="dot" w:pos="9062"/>
+            </w:tabs>
+            <w:rPr>
+              <w:rFonts w:asciiTheme="minorHAnsi" w:eastAsiaTheme="minorEastAsia" w:hAnsiTheme="minorHAnsi" w:cstheme="minorBidi"/>
+              <w:noProof/>
+              <w:lang w:eastAsia="fr-CH"/>
+            </w:rPr>
+          </w:pPr>
+          <w:hyperlink w:anchor="_Toc228891137" w:history="1">
+            <w:r>
+              <w:rPr>
+                <w:rStyle w:val="Lienhypertexte"/>
+                <w:noProof/>
+              </w:rPr>
+              <w:t>Page Equipements</w:t>
+            </w:r>
+            <w:r>
+              <w:rPr>
+                <w:noProof/>
+                <w:webHidden/>
+              </w:rPr>
+              <w:tab/>
+            </w:r>
+            <w:r>
+              <w:rPr>
+                <w:noProof/>
+                <w:webHidden/>
+              </w:rPr>
+              <w:fldChar w:fldCharType="begin"/>
+            </w:r>
+            <w:r>
+              <w:rPr>
+                <w:noProof/>
+                <w:webHidden/>
+              </w:rPr>
+              <w:instrText xml:space="preserve"> PAGEREF _Toc228891137 \h </w:instrText>
+            </w:r>
+            <w:r>
+              <w:rPr>
+                <w:noProof/>
+                <w:webHidden/>
+              </w:rPr>
+            </w:r>
+            <w:r>
+              <w:rPr>
+                <w:noProof/>
+                <w:webHidden/>
+              </w:rPr>
+              <w:fldChar w:fldCharType="separate"/>
+            </w:r>
+            <w:r>
+              <w:rPr>
+                <w:noProof/>
+                <w:webHidden/>
+              </w:rPr>
+              <w:t>30</w:t>
+            </w:r>
+            <w:r>
+              <w:rPr>
+                <w:noProof/>
+                <w:webHidden/>
+              </w:rPr>
+              <w:fldChar w:fldCharType="end"/>
+            </w:r>
+          </w:hyperlink>
+        </w:p>
+        <w:p>
+          <w:pPr>
+            <w:pStyle w:val="TM3"/>
+            <w:tabs>
+              <w:tab w:val="right" w:leader="dot" w:pos="9062"/>
+            </w:tabs>
+            <w:rPr>
+              <w:rFonts w:asciiTheme="minorHAnsi" w:eastAsiaTheme="minorEastAsia" w:hAnsiTheme="minorHAnsi" w:cstheme="minorBidi"/>
+              <w:noProof/>
+              <w:lang w:eastAsia="fr-CH"/>
+            </w:rPr>
+          </w:pPr>
+          <w:hyperlink w:anchor="_Toc228891138" w:history="1">
+            <w:r>
+              <w:rPr>
+                <w:rStyle w:val="Lienhypertexte"/>
+                <w:noProof/>
+              </w:rPr>
+              <w:t>Zone de filtres</w:t>
+            </w:r>
+            <w:r>
+              <w:rPr>
+                <w:noProof/>
+                <w:webHidden/>
+              </w:rPr>
+              <w:tab/>
+            </w:r>
+            <w:r>
+              <w:rPr>
+                <w:noProof/>
+                <w:webHidden/>
+              </w:rPr>
+              <w:fldChar w:fldCharType="begin"/>
+            </w:r>
+            <w:r>
+              <w:rPr>
+                <w:noProof/>
+                <w:webHidden/>
+              </w:rPr>
+              <w:instrText xml:space="preserve"> PAGEREF _Toc228891138 \h </w:instrText>
+            </w:r>
+            <w:r>
+              <w:rPr>
+                <w:noProof/>
+                <w:webHidden/>
+              </w:rPr>
+            </w:r>
+            <w:r>
+              <w:rPr>
+                <w:noProof/>
+                <w:webHidden/>
+              </w:rPr>
+              <w:fldChar w:fldCharType="separate"/>
+            </w:r>
+            <w:r>
+              <w:rPr>
+                <w:noProof/>
+                <w:webHidden/>
+              </w:rPr>
+              <w:t>31</w:t>
             </w:r>
             <w:r>
               <w:rPr>
@@ -3619,7 +4319,7 @@
               <w:lang w:eastAsia="fr-CH"/>
             </w:rPr>
           </w:pPr>
-          <w:hyperlink w:anchor="_Toc228192081" w:history="1">
+          <w:hyperlink w:anchor="_Toc228891139" w:history="1">
             <w:r>
               <w:rPr>
                 <w:rStyle w:val="Lienhypertexte"/>
@@ -3646,7 +4346,7 @@
                 <w:noProof/>
                 <w:webHidden/>
               </w:rPr>
-              <w:instrText xml:space="preserve"> PAGEREF _Toc228192081 \h </w:instrText>
+              <w:instrText xml:space="preserve"> PAGEREF _Toc228891139 \h </w:instrText>
             </w:r>
             <w:r>
               <w:rPr>
@@ -3666,7 +4366,7 @@
                 <w:noProof/>
                 <w:webHidden/>
               </w:rPr>
-              <w:t>12</w:t>
+              <w:t>33</w:t>
             </w:r>
             <w:r>
               <w:rPr>
@@ -3689,13 +4389,13 @@
               <w:lang w:eastAsia="fr-CH"/>
             </w:rPr>
           </w:pPr>
-          <w:hyperlink w:anchor="_Toc228192082" w:history="1">
+          <w:hyperlink w:anchor="_Toc228891140" w:history="1">
             <w:r>
               <w:rPr>
                 <w:rStyle w:val="Lienhypertexte"/>
                 <w:noProof/>
               </w:rPr>
-              <w:t>Journalisation</w:t>
+              <w:t>Journalisation (logs)</w:t>
             </w:r>
             <w:r>
               <w:rPr>
@@ -3716,7 +4416,7 @@
                 <w:noProof/>
                 <w:webHidden/>
               </w:rPr>
-              <w:instrText xml:space="preserve"> PAGEREF _Toc228192082 \h </w:instrText>
+              <w:instrText xml:space="preserve"> PAGEREF _Toc228891140 \h </w:instrText>
             </w:r>
             <w:r>
               <w:rPr>
@@ -3736,7 +4436,7 @@
                 <w:noProof/>
                 <w:webHidden/>
               </w:rPr>
-              <w:t>12</w:t>
+              <w:t>33</w:t>
             </w:r>
             <w:r>
               <w:rPr>
@@ -3759,7 +4459,7 @@
               <w:lang w:eastAsia="fr-CH"/>
             </w:rPr>
           </w:pPr>
-          <w:hyperlink w:anchor="_Toc228192083" w:history="1">
+          <w:hyperlink w:anchor="_Toc228891141" w:history="1">
             <w:r>
               <w:rPr>
                 <w:rStyle w:val="Lienhypertexte"/>
@@ -3786,7 +4486,7 @@
                 <w:noProof/>
                 <w:webHidden/>
               </w:rPr>
-              <w:instrText xml:space="preserve"> PAGEREF _Toc228192083 \h </w:instrText>
+              <w:instrText xml:space="preserve"> PAGEREF _Toc228891141 \h </w:instrText>
             </w:r>
             <w:r>
               <w:rPr>
@@ -3806,7 +4506,7 @@
                 <w:noProof/>
                 <w:webHidden/>
               </w:rPr>
-              <w:t>12</w:t>
+              <w:t>33</w:t>
             </w:r>
             <w:r>
               <w:rPr>
@@ -3829,7 +4529,7 @@
               <w:lang w:eastAsia="fr-CH"/>
             </w:rPr>
           </w:pPr>
-          <w:hyperlink w:anchor="_Toc228192084" w:history="1">
+          <w:hyperlink w:anchor="_Toc228891142" w:history="1">
             <w:r>
               <w:rPr>
                 <w:rStyle w:val="Lienhypertexte"/>
@@ -3856,7 +4556,7 @@
                 <w:noProof/>
                 <w:webHidden/>
               </w:rPr>
-              <w:instrText xml:space="preserve"> PAGEREF _Toc228192084 \h </w:instrText>
+              <w:instrText xml:space="preserve"> PAGEREF _Toc228891142 \h </w:instrText>
             </w:r>
             <w:r>
               <w:rPr>
@@ -3876,7 +4576,7 @@
                 <w:noProof/>
                 <w:webHidden/>
               </w:rPr>
-              <w:t>12</w:t>
+              <w:t>33</w:t>
             </w:r>
             <w:r>
               <w:rPr>
@@ -3899,7 +4599,7 @@
               <w:lang w:eastAsia="fr-CH"/>
             </w:rPr>
           </w:pPr>
-          <w:hyperlink w:anchor="_Toc228192085" w:history="1">
+          <w:hyperlink w:anchor="_Toc228891143" w:history="1">
             <w:r>
               <w:rPr>
                 <w:rStyle w:val="Lienhypertexte"/>
@@ -3926,7 +4626,7 @@
                 <w:noProof/>
                 <w:webHidden/>
               </w:rPr>
-              <w:instrText xml:space="preserve"> PAGEREF _Toc228192085 \h </w:instrText>
+              <w:instrText xml:space="preserve"> PAGEREF _Toc228891143 \h </w:instrText>
             </w:r>
             <w:r>
               <w:rPr>
@@ -3946,7 +4646,7 @@
                 <w:noProof/>
                 <w:webHidden/>
               </w:rPr>
-              <w:t>12</w:t>
+              <w:t>33</w:t>
             </w:r>
             <w:r>
               <w:rPr>
@@ -3969,7 +4669,7 @@
               <w:lang w:eastAsia="fr-CH"/>
             </w:rPr>
           </w:pPr>
-          <w:hyperlink w:anchor="_Toc228192086" w:history="1">
+          <w:hyperlink w:anchor="_Toc228891144" w:history="1">
             <w:r>
               <w:rPr>
                 <w:rStyle w:val="Lienhypertexte"/>
@@ -3996,7 +4696,7 @@
                 <w:noProof/>
                 <w:webHidden/>
               </w:rPr>
-              <w:instrText xml:space="preserve"> PAGEREF _Toc228192086 \h </w:instrText>
+              <w:instrText xml:space="preserve"> PAGEREF _Toc228891144 \h </w:instrText>
             </w:r>
             <w:r>
               <w:rPr>
@@ -4016,7 +4716,7 @@
                 <w:noProof/>
                 <w:webHidden/>
               </w:rPr>
-              <w:t>12</w:t>
+              <w:t>33</w:t>
             </w:r>
             <w:r>
               <w:rPr>
@@ -4039,7 +4739,7 @@
               <w:lang w:eastAsia="fr-CH"/>
             </w:rPr>
           </w:pPr>
-          <w:hyperlink w:anchor="_Toc228192087" w:history="1">
+          <w:hyperlink w:anchor="_Toc228891145" w:history="1">
             <w:r>
               <w:rPr>
                 <w:rStyle w:val="Lienhypertexte"/>
@@ -4066,7 +4766,7 @@
                 <w:noProof/>
                 <w:webHidden/>
               </w:rPr>
-              <w:instrText xml:space="preserve"> PAGEREF _Toc228192087 \h </w:instrText>
+              <w:instrText xml:space="preserve"> PAGEREF _Toc228891145 \h </w:instrText>
             </w:r>
             <w:r>
               <w:rPr>
@@ -4086,7 +4786,7 @@
                 <w:noProof/>
                 <w:webHidden/>
               </w:rPr>
-              <w:t>12</w:t>
+              <w:t>33</w:t>
             </w:r>
             <w:r>
               <w:rPr>
@@ -4109,7 +4809,7 @@
               <w:lang w:eastAsia="fr-CH"/>
             </w:rPr>
           </w:pPr>
-          <w:hyperlink w:anchor="_Toc228192088" w:history="1">
+          <w:hyperlink w:anchor="_Toc228891146" w:history="1">
             <w:r>
               <w:rPr>
                 <w:rStyle w:val="Lienhypertexte"/>
@@ -4136,7 +4836,7 @@
                 <w:noProof/>
                 <w:webHidden/>
               </w:rPr>
-              <w:instrText xml:space="preserve"> PAGEREF _Toc228192088 \h </w:instrText>
+              <w:instrText xml:space="preserve"> PAGEREF _Toc228891146 \h </w:instrText>
             </w:r>
             <w:r>
               <w:rPr>
@@ -4156,7 +4856,7 @@
                 <w:noProof/>
                 <w:webHidden/>
               </w:rPr>
-              <w:t>12</w:t>
+              <w:t>33</w:t>
             </w:r>
             <w:r>
               <w:rPr>
@@ -4179,7 +4879,7 @@
               <w:lang w:eastAsia="fr-CH"/>
             </w:rPr>
           </w:pPr>
-          <w:hyperlink w:anchor="_Toc228192089" w:history="1">
+          <w:hyperlink w:anchor="_Toc228891147" w:history="1">
             <w:r>
               <w:rPr>
                 <w:rStyle w:val="Lienhypertexte"/>
@@ -4206,7 +4906,7 @@
                 <w:noProof/>
                 <w:webHidden/>
               </w:rPr>
-              <w:instrText xml:space="preserve"> PAGEREF _Toc228192089 \h </w:instrText>
+              <w:instrText xml:space="preserve"> PAGEREF _Toc228891147 \h </w:instrText>
             </w:r>
             <w:r>
               <w:rPr>
@@ -4226,7 +4926,7 @@
                 <w:noProof/>
                 <w:webHidden/>
               </w:rPr>
-              <w:t>12</w:t>
+              <w:t>33</w:t>
             </w:r>
             <w:r>
               <w:rPr>
@@ -4249,7 +4949,7 @@
               <w:lang w:eastAsia="fr-CH"/>
             </w:rPr>
           </w:pPr>
-          <w:hyperlink w:anchor="_Toc228192090" w:history="1">
+          <w:hyperlink w:anchor="_Toc228891148" w:history="1">
             <w:r>
               <w:rPr>
                 <w:rStyle w:val="Lienhypertexte"/>
@@ -4276,7 +4976,7 @@
                 <w:noProof/>
                 <w:webHidden/>
               </w:rPr>
-              <w:instrText xml:space="preserve"> PAGEREF _Toc228192090 \h </w:instrText>
+              <w:instrText xml:space="preserve"> PAGEREF _Toc228891148 \h </w:instrText>
             </w:r>
             <w:r>
               <w:rPr>
@@ -4296,7 +4996,7 @@
                 <w:noProof/>
                 <w:webHidden/>
               </w:rPr>
-              <w:t>12</w:t>
+              <w:t>33</w:t>
             </w:r>
             <w:r>
               <w:rPr>
@@ -4319,7 +5019,7 @@
               <w:lang w:eastAsia="fr-CH"/>
             </w:rPr>
           </w:pPr>
-          <w:hyperlink w:anchor="_Toc228192091" w:history="1">
+          <w:hyperlink w:anchor="_Toc228891149" w:history="1">
             <w:r>
               <w:rPr>
                 <w:rStyle w:val="Lienhypertexte"/>
@@ -4346,7 +5046,7 @@
                 <w:noProof/>
                 <w:webHidden/>
               </w:rPr>
-              <w:instrText xml:space="preserve"> PAGEREF _Toc228192091 \h </w:instrText>
+              <w:instrText xml:space="preserve"> PAGEREF _Toc228891149 \h </w:instrText>
             </w:r>
             <w:r>
               <w:rPr>
@@ -4366,7 +5066,7 @@
                 <w:noProof/>
                 <w:webHidden/>
               </w:rPr>
-              <w:t>12</w:t>
+              <w:t>33</w:t>
             </w:r>
             <w:r>
               <w:rPr>
@@ -4389,7 +5089,7 @@
               <w:lang w:eastAsia="fr-CH"/>
             </w:rPr>
           </w:pPr>
-          <w:hyperlink w:anchor="_Toc228192092" w:history="1">
+          <w:hyperlink w:anchor="_Toc228891150" w:history="1">
             <w:r>
               <w:rPr>
                 <w:rStyle w:val="Lienhypertexte"/>
@@ -4416,7 +5116,7 @@
                 <w:noProof/>
                 <w:webHidden/>
               </w:rPr>
-              <w:instrText xml:space="preserve"> PAGEREF _Toc228192092 \h </w:instrText>
+              <w:instrText xml:space="preserve"> PAGEREF _Toc228891150 \h </w:instrText>
             </w:r>
             <w:r>
               <w:rPr>
@@ -4436,7 +5136,77 @@
                 <w:noProof/>
                 <w:webHidden/>
               </w:rPr>
-              <w:t>13</w:t>
+              <w:t>33</w:t>
+            </w:r>
+            <w:r>
+              <w:rPr>
+                <w:noProof/>
+                <w:webHidden/>
+              </w:rPr>
+              <w:fldChar w:fldCharType="end"/>
+            </w:r>
+          </w:hyperlink>
+        </w:p>
+        <w:p>
+          <w:pPr>
+            <w:pStyle w:val="TM1"/>
+            <w:tabs>
+              <w:tab w:val="right" w:leader="dot" w:pos="9062"/>
+            </w:tabs>
+            <w:rPr>
+              <w:rFonts w:asciiTheme="minorHAnsi" w:eastAsiaTheme="minorEastAsia" w:hAnsiTheme="minorHAnsi" w:cstheme="minorBidi"/>
+              <w:noProof/>
+              <w:lang w:eastAsia="fr-CH"/>
+            </w:rPr>
+          </w:pPr>
+          <w:hyperlink w:anchor="_Toc228891151" w:history="1">
+            <w:r>
+              <w:rPr>
+                <w:rStyle w:val="Lienhypertexte"/>
+                <w:noProof/>
+              </w:rPr>
+              <w:t>Annexes</w:t>
+            </w:r>
+            <w:r>
+              <w:rPr>
+                <w:noProof/>
+                <w:webHidden/>
+              </w:rPr>
+              <w:tab/>
+            </w:r>
+            <w:r>
+              <w:rPr>
+                <w:noProof/>
+                <w:webHidden/>
+              </w:rPr>
+              <w:fldChar w:fldCharType="begin"/>
+            </w:r>
+            <w:r>
+              <w:rPr>
+                <w:noProof/>
+                <w:webHidden/>
+              </w:rPr>
+              <w:instrText xml:space="preserve"> PAGEREF _Toc228891151 \h </w:instrText>
+            </w:r>
+            <w:r>
+              <w:rPr>
+                <w:noProof/>
+                <w:webHidden/>
+              </w:rPr>
+            </w:r>
+            <w:r>
+              <w:rPr>
+                <w:noProof/>
+                <w:webHidden/>
+              </w:rPr>
+              <w:fldChar w:fldCharType="separate"/>
+            </w:r>
+            <w:r>
+              <w:rPr>
+                <w:noProof/>
+                <w:webHidden/>
+              </w:rPr>
+              <w:t>33</w:t>
             </w:r>
             <w:r>
               <w:rPr>
@@ -4459,13 +5229,13 @@
               <w:lang w:eastAsia="fr-CH"/>
             </w:rPr>
           </w:pPr>
-          <w:hyperlink w:anchor="_Toc228192093" w:history="1">
+          <w:hyperlink w:anchor="_Toc228891152" w:history="1">
             <w:r>
               <w:rPr>
                 <w:rStyle w:val="Lienhypertexte"/>
                 <w:noProof/>
               </w:rPr>
-              <w:t>Améliorations futures</w:t>
+              <w:t>Dépôt Github</w:t>
             </w:r>
             <w:r>
               <w:rPr>
@@ -4486,7 +5256,7 @@
                 <w:noProof/>
                 <w:webHidden/>
               </w:rPr>
-              <w:instrText xml:space="preserve"> PAGEREF _Toc228192093 \h </w:instrText>
+              <w:instrText xml:space="preserve"> PAGEREF _Toc228891152 \h </w:instrText>
             </w:r>
             <w:r>
               <w:rPr>
@@ -4506,77 +5276,7 @@
                 <w:noProof/>
                 <w:webHidden/>
               </w:rPr>
-              <w:t>13</w:t>
-            </w:r>
-            <w:r>
-              <w:rPr>
-                <w:noProof/>
-                <w:webHidden/>
-              </w:rPr>
-              <w:fldChar w:fldCharType="end"/>
-            </w:r>
-          </w:hyperlink>
-        </w:p>
-        <w:p>
-          <w:pPr>
-            <w:pStyle w:val="TM1"/>
-            <w:tabs>
-              <w:tab w:val="right" w:leader="dot" w:pos="9062"/>
-            </w:tabs>
-            <w:rPr>
-              <w:rFonts w:asciiTheme="minorHAnsi" w:eastAsiaTheme="minorEastAsia" w:hAnsiTheme="minorHAnsi" w:cstheme="minorBidi"/>
-              <w:noProof/>
-              <w:lang w:eastAsia="fr-CH"/>
-            </w:rPr>
-          </w:pPr>
-          <w:hyperlink w:anchor="_Toc228192094" w:history="1">
-            <w:r>
-              <w:rPr>
-                <w:rStyle w:val="Lienhypertexte"/>
-                <w:noProof/>
-              </w:rPr>
-              <w:t>Annexes</w:t>
-            </w:r>
-            <w:r>
-              <w:rPr>
-                <w:noProof/>
-                <w:webHidden/>
-              </w:rPr>
-              <w:tab/>
-            </w:r>
-            <w:r>
-              <w:rPr>
-                <w:noProof/>
-                <w:webHidden/>
-              </w:rPr>
-              <w:fldChar w:fldCharType="begin"/>
-            </w:r>
-            <w:r>
-              <w:rPr>
-                <w:noProof/>
-                <w:webHidden/>
-              </w:rPr>
-              <w:instrText xml:space="preserve"> PAGEREF _Toc228192094 \h </w:instrText>
-            </w:r>
-            <w:r>
-              <w:rPr>
-                <w:noProof/>
-                <w:webHidden/>
-              </w:rPr>
-            </w:r>
-            <w:r>
-              <w:rPr>
-                <w:noProof/>
-                <w:webHidden/>
-              </w:rPr>
-              <w:fldChar w:fldCharType="separate"/>
-            </w:r>
-            <w:r>
-              <w:rPr>
-                <w:noProof/>
-                <w:webHidden/>
-              </w:rPr>
-              <w:t>13</w:t>
+              <w:t>33</w:t>
             </w:r>
             <w:r>
               <w:rPr>
@@ -4599,12 +5299,292 @@
               <w:lang w:eastAsia="fr-CH"/>
             </w:rPr>
           </w:pPr>
-          <w:hyperlink w:anchor="_Toc228192095" w:history="1">
+          <w:hyperlink w:anchor="_Toc228891153" w:history="1">
             <w:r>
               <w:rPr>
                 <w:rStyle w:val="Lienhypertexte"/>
                 <w:noProof/>
               </w:rPr>
+              <w:t>Sources et références</w:t>
+            </w:r>
+            <w:r>
+              <w:rPr>
+                <w:noProof/>
+                <w:webHidden/>
+              </w:rPr>
+              <w:tab/>
+            </w:r>
+            <w:r>
+              <w:rPr>
+                <w:noProof/>
+                <w:webHidden/>
+              </w:rPr>
+              <w:fldChar w:fldCharType="begin"/>
+            </w:r>
+            <w:r>
+              <w:rPr>
+                <w:noProof/>
+                <w:webHidden/>
+              </w:rPr>
+              <w:instrText xml:space="preserve"> PAGEREF _Toc228891153 \h </w:instrText>
+            </w:r>
+            <w:r>
+              <w:rPr>
+                <w:noProof/>
+                <w:webHidden/>
+              </w:rPr>
+            </w:r>
+            <w:r>
+              <w:rPr>
+                <w:noProof/>
+                <w:webHidden/>
+              </w:rPr>
+              <w:fldChar w:fldCharType="separate"/>
+            </w:r>
+            <w:r>
+              <w:rPr>
+                <w:noProof/>
+                <w:webHidden/>
+              </w:rPr>
+              <w:t>33</w:t>
+            </w:r>
+            <w:r>
+              <w:rPr>
+                <w:noProof/>
+                <w:webHidden/>
+              </w:rPr>
+              <w:fldChar w:fldCharType="end"/>
+            </w:r>
+          </w:hyperlink>
+        </w:p>
+        <w:p>
+          <w:pPr>
+            <w:pStyle w:val="TM2"/>
+            <w:tabs>
+              <w:tab w:val="right" w:leader="dot" w:pos="9062"/>
+            </w:tabs>
+            <w:rPr>
+              <w:rFonts w:asciiTheme="minorHAnsi" w:eastAsiaTheme="minorEastAsia" w:hAnsiTheme="minorHAnsi" w:cstheme="minorBidi"/>
+              <w:noProof/>
+              <w:lang w:eastAsia="fr-CH"/>
+            </w:rPr>
+          </w:pPr>
+          <w:hyperlink w:anchor="_Toc228891154" w:history="1">
+            <w:r>
+              <w:rPr>
+                <w:rStyle w:val="Lienhypertexte"/>
+                <w:noProof/>
+              </w:rPr>
+              <w:t>Déclaration d’utilisation de l’IA</w:t>
+            </w:r>
+            <w:r>
+              <w:rPr>
+                <w:noProof/>
+                <w:webHidden/>
+              </w:rPr>
+              <w:tab/>
+            </w:r>
+            <w:r>
+              <w:rPr>
+                <w:noProof/>
+                <w:webHidden/>
+              </w:rPr>
+              <w:fldChar w:fldCharType="begin"/>
+            </w:r>
+            <w:r>
+              <w:rPr>
+                <w:noProof/>
+                <w:webHidden/>
+              </w:rPr>
+              <w:instrText xml:space="preserve"> PAGEREF _Toc228891154 \h </w:instrText>
+            </w:r>
+            <w:r>
+              <w:rPr>
+                <w:noProof/>
+                <w:webHidden/>
+              </w:rPr>
+            </w:r>
+            <w:r>
+              <w:rPr>
+                <w:noProof/>
+                <w:webHidden/>
+              </w:rPr>
+              <w:fldChar w:fldCharType="separate"/>
+            </w:r>
+            <w:r>
+              <w:rPr>
+                <w:noProof/>
+                <w:webHidden/>
+              </w:rPr>
+              <w:t>34</w:t>
+            </w:r>
+            <w:r>
+              <w:rPr>
+                <w:noProof/>
+                <w:webHidden/>
+              </w:rPr>
+              <w:fldChar w:fldCharType="end"/>
+            </w:r>
+          </w:hyperlink>
+        </w:p>
+        <w:p>
+          <w:pPr>
+            <w:pStyle w:val="TM2"/>
+            <w:tabs>
+              <w:tab w:val="right" w:leader="dot" w:pos="9062"/>
+            </w:tabs>
+            <w:rPr>
+              <w:rFonts w:asciiTheme="minorHAnsi" w:eastAsiaTheme="minorEastAsia" w:hAnsiTheme="minorHAnsi" w:cstheme="minorBidi"/>
+              <w:noProof/>
+              <w:lang w:eastAsia="fr-CH"/>
+            </w:rPr>
+          </w:pPr>
+          <w:hyperlink w:anchor="_Toc228891155" w:history="1">
+            <w:r>
+              <w:rPr>
+                <w:rStyle w:val="Lienhypertexte"/>
+                <w:noProof/>
+              </w:rPr>
+              <w:t>Améliorations futures</w:t>
+            </w:r>
+            <w:r>
+              <w:rPr>
+                <w:noProof/>
+                <w:webHidden/>
+              </w:rPr>
+              <w:tab/>
+            </w:r>
+            <w:r>
+              <w:rPr>
+                <w:noProof/>
+                <w:webHidden/>
+              </w:rPr>
+              <w:fldChar w:fldCharType="begin"/>
+            </w:r>
+            <w:r>
+              <w:rPr>
+                <w:noProof/>
+                <w:webHidden/>
+              </w:rPr>
+              <w:instrText xml:space="preserve"> PAGEREF _Toc228891155 \h </w:instrText>
+            </w:r>
+            <w:r>
+              <w:rPr>
+                <w:noProof/>
+                <w:webHidden/>
+              </w:rPr>
+            </w:r>
+            <w:r>
+              <w:rPr>
+                <w:noProof/>
+                <w:webHidden/>
+              </w:rPr>
+              <w:fldChar w:fldCharType="separate"/>
+            </w:r>
+            <w:r>
+              <w:rPr>
+                <w:noProof/>
+                <w:webHidden/>
+              </w:rPr>
+              <w:t>34</w:t>
+            </w:r>
+            <w:r>
+              <w:rPr>
+                <w:noProof/>
+                <w:webHidden/>
+              </w:rPr>
+              <w:fldChar w:fldCharType="end"/>
+            </w:r>
+          </w:hyperlink>
+        </w:p>
+        <w:p>
+          <w:pPr>
+            <w:pStyle w:val="TM2"/>
+            <w:tabs>
+              <w:tab w:val="right" w:leader="dot" w:pos="9062"/>
+            </w:tabs>
+            <w:rPr>
+              <w:rFonts w:asciiTheme="minorHAnsi" w:eastAsiaTheme="minorEastAsia" w:hAnsiTheme="minorHAnsi" w:cstheme="minorBidi"/>
+              <w:noProof/>
+              <w:lang w:eastAsia="fr-CH"/>
+            </w:rPr>
+          </w:pPr>
+          <w:hyperlink w:anchor="_Toc228891156" w:history="1">
+            <w:r>
+              <w:rPr>
+                <w:rStyle w:val="Lienhypertexte"/>
+                <w:noProof/>
+              </w:rPr>
+              <w:t>Glossaire</w:t>
+            </w:r>
+            <w:r>
+              <w:rPr>
+                <w:noProof/>
+                <w:webHidden/>
+              </w:rPr>
+              <w:tab/>
+            </w:r>
+            <w:r>
+              <w:rPr>
+                <w:noProof/>
+                <w:webHidden/>
+              </w:rPr>
+              <w:fldChar w:fldCharType="begin"/>
+            </w:r>
+            <w:r>
+              <w:rPr>
+                <w:noProof/>
+                <w:webHidden/>
+              </w:rPr>
+              <w:instrText xml:space="preserve"> PAGEREF _Toc228891156 \h </w:instrText>
+            </w:r>
+            <w:r>
+              <w:rPr>
+                <w:noProof/>
+                <w:webHidden/>
+              </w:rPr>
+            </w:r>
+            <w:r>
+              <w:rPr>
+                <w:noProof/>
+                <w:webHidden/>
+              </w:rPr>
+              <w:fldChar w:fldCharType="separate"/>
+            </w:r>
+            <w:r>
+              <w:rPr>
+                <w:noProof/>
+                <w:webHidden/>
+              </w:rPr>
+              <w:t>34</w:t>
+            </w:r>
+            <w:r>
+              <w:rPr>
+                <w:noProof/>
+                <w:webHidden/>
+              </w:rPr>
+              <w:fldChar w:fldCharType="end"/>
+            </w:r>
+          </w:hyperlink>
+        </w:p>
+        <w:p>
+          <w:pPr>
+            <w:pStyle w:val="TM2"/>
+            <w:tabs>
+              <w:tab w:val="right" w:leader="dot" w:pos="9062"/>
+            </w:tabs>
+            <w:rPr>
+              <w:rFonts w:asciiTheme="minorHAnsi" w:eastAsiaTheme="minorEastAsia" w:hAnsiTheme="minorHAnsi" w:cstheme="minorBidi"/>
+              <w:noProof/>
+              <w:lang w:eastAsia="fr-CH"/>
+            </w:rPr>
+          </w:pPr>
+          <w:hyperlink w:anchor="_Toc228891157" w:history="1">
+            <w:r>
+              <w:rPr>
+                <w:rStyle w:val="Lienhypertexte"/>
+                <w:noProof/>
+              </w:rPr>
               <w:t>Cahier des charges</w:t>
             </w:r>
             <w:r>
@@ -4626,7 +5606,7 @@
                 <w:noProof/>
                 <w:webHidden/>
               </w:rPr>
-              <w:instrText xml:space="preserve"> PAGEREF _Toc228192095 \h </w:instrText>
+              <w:instrText xml:space="preserve"> PAGEREF _Toc228891157 \h </w:instrText>
             </w:r>
             <w:r>
               <w:rPr>
@@ -4646,7 +5626,7 @@
                 <w:noProof/>
                 <w:webHidden/>
               </w:rPr>
-              <w:t>13</w:t>
+              <w:t>34</w:t>
             </w:r>
             <w:r>
               <w:rPr>
@@ -4685,7 +5665,7 @@
       <w:pPr>
         <w:pStyle w:val="Titre1"/>
       </w:pPr>
-      <w:bookmarkStart w:id="0" w:name="_Toc228192055"/>
+      <w:bookmarkStart w:id="0" w:name="_Toc228891103"/>
       <w:r>
         <w:lastRenderedPageBreak/>
         <w:t>Résumé</w:t>
@@ -4729,7 +5709,7 @@
       <w:pPr>
         <w:pStyle w:val="Titre1"/>
       </w:pPr>
-      <w:bookmarkStart w:id="1" w:name="_Toc228192056"/>
+      <w:bookmarkStart w:id="1" w:name="_Toc228891104"/>
       <w:r>
         <w:lastRenderedPageBreak/>
         <w:t>Introduction &amp; contexte du projet</w:t>
@@ -4740,7 +5720,7 @@
       <w:pPr>
         <w:pStyle w:val="Titre2"/>
       </w:pPr>
-      <w:bookmarkStart w:id="2" w:name="_Toc228192057"/>
+      <w:bookmarkStart w:id="2" w:name="_Toc228891105"/>
       <w:r>
         <w:t>Contexte</w:t>
       </w:r>
@@ -4886,7 +5866,7 @@
       <w:pPr>
         <w:pStyle w:val="Titre1"/>
       </w:pPr>
-      <w:bookmarkStart w:id="3" w:name="_Toc228192058"/>
+      <w:bookmarkStart w:id="3" w:name="_Toc228891106"/>
       <w:r>
         <w:lastRenderedPageBreak/>
         <w:t>Analyse des besoins</w:t>
@@ -4897,7 +5877,7 @@
       <w:pPr>
         <w:pStyle w:val="Titre2"/>
       </w:pPr>
-      <w:bookmarkStart w:id="4" w:name="_Toc228192059"/>
+      <w:bookmarkStart w:id="4" w:name="_Toc228891107"/>
       <w:r>
         <w:t>Exigences fonctionnelles</w:t>
       </w:r>
@@ -4998,15 +5978,7 @@
           </w:tcPr>
           <w:p>
             <w:r>
-              <w:t>L'application doit permettre l'</w:t>
-            </w:r>
-            <w:proofErr w:type="spellStart"/>
-            <w:r>
-              <w:t>upload</w:t>
-            </w:r>
-            <w:proofErr w:type="spellEnd"/>
-            <w:r>
-              <w:t xml:space="preserve"> d'une image contenant un numéro de série.</w:t>
+              <w:t>L'application doit permettre l'upload d'une image contenant un numéro de série.</w:t>
             </w:r>
           </w:p>
         </w:tc>
@@ -6853,7 +7825,7 @@
       <w:pPr>
         <w:pStyle w:val="Titre2"/>
       </w:pPr>
-      <w:bookmarkStart w:id="5" w:name="_Toc228192060"/>
+      <w:bookmarkStart w:id="5" w:name="_Toc228891108"/>
       <w:r>
         <w:t>Exigences non fonctionnelles</w:t>
       </w:r>
@@ -7148,7 +8120,7 @@
       <w:pPr>
         <w:pStyle w:val="Titre2"/>
       </w:pPr>
-      <w:bookmarkStart w:id="6" w:name="_Toc228192061"/>
+      <w:bookmarkStart w:id="6" w:name="_Toc228891109"/>
       <w:r>
         <w:t>Délimitation du projet</w:t>
       </w:r>
@@ -7200,23 +8172,7 @@
         </w:numPr>
       </w:pPr>
       <w:r>
-        <w:t xml:space="preserve">le développement d'une application web complète de gestion d'un parc informatique, structurée autour d'un </w:t>
-      </w:r>
-      <w:proofErr w:type="spellStart"/>
-      <w:r>
-        <w:t>back-end</w:t>
-      </w:r>
-      <w:proofErr w:type="spellEnd"/>
-      <w:r>
-        <w:t xml:space="preserve"> et d'un </w:t>
-      </w:r>
-      <w:proofErr w:type="spellStart"/>
-      <w:r>
-        <w:t>front-end</w:t>
-      </w:r>
-      <w:proofErr w:type="spellEnd"/>
-      <w:r>
-        <w:t xml:space="preserve"> ;</w:t>
+        <w:t>le développement d'une application web complète de gestion d'un parc informatique, structurée autour d'un back-end et d'un front-end ;</w:t>
       </w:r>
     </w:p>
     <w:p>
@@ -7414,7 +8370,7 @@
       <w:pPr>
         <w:pStyle w:val="Titre1"/>
       </w:pPr>
-      <w:bookmarkStart w:id="7" w:name="_Toc228192062"/>
+      <w:bookmarkStart w:id="7" w:name="_Toc228891110"/>
       <w:r>
         <w:lastRenderedPageBreak/>
         <w:t>Processus métier</w:t>
@@ -7425,17 +8381,9 @@
       <w:pPr>
         <w:pStyle w:val="Titre2"/>
       </w:pPr>
-      <w:bookmarkStart w:id="8" w:name="_Toc228192063"/>
-      <w:r>
-        <w:t>Flux OCR (</w:t>
-      </w:r>
-      <w:proofErr w:type="spellStart"/>
-      <w:r>
-        <w:t>upload</w:t>
-      </w:r>
-      <w:proofErr w:type="spellEnd"/>
-      <w:r>
-        <w:t xml:space="preserve"> → extraction → validation → enregistrement)</w:t>
+      <w:bookmarkStart w:id="8" w:name="_Toc228891111"/>
+      <w:r>
+        <w:t>Flux OCR (upload → extraction → validation → enregistrement)</w:t>
       </w:r>
       <w:bookmarkEnd w:id="8"/>
     </w:p>
@@ -7498,7 +8446,7 @@
       <w:pPr>
         <w:pStyle w:val="Titre2"/>
       </w:pPr>
-      <w:bookmarkStart w:id="9" w:name="_Toc228192064"/>
+      <w:bookmarkStart w:id="9" w:name="_Toc228891112"/>
       <w:r>
         <w:lastRenderedPageBreak/>
         <w:t>Gestion des équipements</w:t>
@@ -7509,7 +8457,7 @@
       <w:pPr>
         <w:pStyle w:val="Titre2"/>
       </w:pPr>
-      <w:bookmarkStart w:id="10" w:name="_Toc228192065"/>
+      <w:bookmarkStart w:id="10" w:name="_Toc228891113"/>
       <w:r>
         <w:t>Gestion des utilisateurs</w:t>
       </w:r>
@@ -7524,7 +8472,6 @@
           <w:szCs w:val="40"/>
         </w:rPr>
       </w:pPr>
-      <w:bookmarkStart w:id="11" w:name="_Toc228192066"/>
       <w:r>
         <w:br w:type="page"/>
       </w:r>
@@ -7533,6 +8480,7 @@
       <w:pPr>
         <w:pStyle w:val="Titre1"/>
       </w:pPr>
+      <w:bookmarkStart w:id="11" w:name="_Toc228891114"/>
       <w:r>
         <w:lastRenderedPageBreak/>
         <w:t>Concept de réalisation</w:t>
@@ -7543,9 +8491,11 @@
       <w:pPr>
         <w:pStyle w:val="Titre2"/>
       </w:pPr>
+      <w:bookmarkStart w:id="12" w:name="_Toc228891115"/>
       <w:r>
         <w:t>Diagramme de flux</w:t>
       </w:r>
+      <w:bookmarkEnd w:id="12"/>
     </w:p>
     <w:p>
       <w:r>
@@ -7606,10 +8556,12 @@
       <w:pPr>
         <w:pStyle w:val="Titre2"/>
       </w:pPr>
+      <w:bookmarkStart w:id="13" w:name="_Toc228891116"/>
       <w:r>
         <w:lastRenderedPageBreak/>
         <w:t>Maquette UI/UX</w:t>
       </w:r>
+      <w:bookmarkEnd w:id="13"/>
     </w:p>
     <w:p>
       <w:r>
@@ -7655,9 +8607,6 @@
     </w:p>
     <w:p>
       <w:r>
-        <w:rPr>
-          <w:noProof/>
-        </w:rPr>
         <w:lastRenderedPageBreak/>
         <w:drawing>
           <wp:inline distT="0" distB="0" distL="0" distR="0" wp14:anchorId="08537B0D" wp14:editId="2733935F">
@@ -7696,9 +8645,6 @@
         </w:drawing>
       </w:r>
       <w:r>
-        <w:rPr>
-          <w:noProof/>
-        </w:rPr>
         <w:drawing>
           <wp:inline distT="0" distB="0" distL="0" distR="0" wp14:anchorId="6461EE17" wp14:editId="6663D733">
             <wp:extent cx="4877018" cy="3228229"/>
@@ -7817,9 +8763,6 @@
         </w:drawing>
       </w:r>
       <w:r>
-        <w:rPr>
-          <w:noProof/>
-        </w:rPr>
         <w:lastRenderedPageBreak/>
         <w:drawing>
           <wp:inline distT="0" distB="0" distL="0" distR="0" wp14:anchorId="5330548F" wp14:editId="7F2E89A6">
@@ -7858,9 +8801,6 @@
         </w:drawing>
       </w:r>
       <w:r>
-        <w:rPr>
-          <w:noProof/>
-        </w:rPr>
         <w:drawing>
           <wp:inline distT="0" distB="0" distL="0" distR="0" wp14:anchorId="39257FC1" wp14:editId="70BED4EF">
             <wp:extent cx="5760720" cy="4072255"/>
@@ -8267,7 +9207,7 @@
       <w:pPr>
         <w:pStyle w:val="Titre2"/>
       </w:pPr>
-      <w:bookmarkStart w:id="12" w:name="_Toc228192068"/>
+      <w:bookmarkStart w:id="14" w:name="_Toc228891117"/>
       <w:r>
         <w:rPr>
           <w:noProof/>
@@ -8311,17 +9251,17 @@
       <w:r>
         <w:t>Use Cases</w:t>
       </w:r>
-      <w:bookmarkEnd w:id="12"/>
+      <w:bookmarkEnd w:id="14"/>
     </w:p>
     <w:p>
       <w:pPr>
         <w:pStyle w:val="Titre2"/>
       </w:pPr>
-      <w:bookmarkStart w:id="13" w:name="_Toc228192069"/>
+      <w:bookmarkStart w:id="15" w:name="_Toc228891118"/>
       <w:r>
         <w:t>Technologies choisies et justification</w:t>
       </w:r>
-      <w:bookmarkEnd w:id="13"/>
+      <w:bookmarkEnd w:id="15"/>
     </w:p>
     <w:p>
       <w:pPr>
@@ -8340,20 +9280,22 @@
       <w:pPr>
         <w:pStyle w:val="Titre1"/>
       </w:pPr>
-      <w:bookmarkStart w:id="14" w:name="_Toc228192070"/>
+      <w:bookmarkStart w:id="16" w:name="_Toc228891119"/>
       <w:r>
         <w:lastRenderedPageBreak/>
         <w:t>Modèle de données</w:t>
       </w:r>
-      <w:bookmarkEnd w:id="14"/>
+      <w:bookmarkEnd w:id="16"/>
     </w:p>
     <w:p>
       <w:pPr>
         <w:pStyle w:val="Titre2"/>
       </w:pPr>
+      <w:bookmarkStart w:id="17" w:name="_Toc228891120"/>
       <w:r>
         <w:t>MLD</w:t>
       </w:r>
+      <w:bookmarkEnd w:id="17"/>
     </w:p>
     <w:p>
       <w:r>
@@ -8402,11 +9344,11 @@
       <w:pPr>
         <w:pStyle w:val="Titre2"/>
       </w:pPr>
-      <w:bookmarkStart w:id="15" w:name="_Toc228192072"/>
+      <w:bookmarkStart w:id="18" w:name="_Toc228891121"/>
       <w:r>
         <w:t>Description des tables</w:t>
       </w:r>
-      <w:bookmarkEnd w:id="15"/>
+      <w:bookmarkEnd w:id="18"/>
     </w:p>
     <w:p>
       <w:pPr>
@@ -8417,7 +9359,6 @@
           <w:szCs w:val="32"/>
         </w:rPr>
       </w:pPr>
-      <w:bookmarkStart w:id="16" w:name="_Toc228192073"/>
       <w:r>
         <w:br w:type="page"/>
       </w:r>
@@ -8426,11 +9367,12 @@
       <w:pPr>
         <w:pStyle w:val="Titre2"/>
       </w:pPr>
+      <w:bookmarkStart w:id="19" w:name="_Toc228891122"/>
       <w:r>
         <w:lastRenderedPageBreak/>
         <w:t>Normalisation et indexation</w:t>
       </w:r>
-      <w:bookmarkEnd w:id="16"/>
+      <w:bookmarkEnd w:id="19"/>
     </w:p>
     <w:p>
       <w:r>
@@ -8439,7 +9381,7 @@
     </w:p>
     <w:p>
       <w:r>
-        <w:object w:dxaOrig="1543" w:dyaOrig="1000" w14:anchorId="253CEB2C">
+        <w:object w:dxaOrig="1543" w:dyaOrig="1000" w14:anchorId="68D6F8B8">
           <v:shapetype id="_x0000_t75" coordsize="21600,21600" o:spt="75" o:preferrelative="t" path="m@4@5l@4@11@9@11@9@5xe" filled="f" stroked="f">
             <v:stroke joinstyle="miter"/>
             <v:formulas>
@@ -8459,10 +9401,10 @@
             <v:path o:extrusionok="f" gradientshapeok="t" o:connecttype="rect"/>
             <o:lock v:ext="edit" aspectratio="t"/>
           </v:shapetype>
-          <v:shape id="_x0000_i1025" type="#_x0000_t75" style="width:77pt;height:50.1pt" o:ole="">
+          <v:shape id="_x0000_i1071" type="#_x0000_t75" style="width:77pt;height:50.1pt" o:ole="">
             <v:imagedata r:id="rId28" o:title=""/>
           </v:shape>
-          <o:OLEObject Type="Embed" ProgID="Package" ShapeID="_x0000_i1025" DrawAspect="Icon" ObjectID="_1839139749" r:id="rId29"/>
+          <o:OLEObject Type="Embed" ProgID="Package" ShapeID="_x0000_i1071" DrawAspect="Icon" ObjectID="_1839503864" r:id="rId29"/>
         </w:object>
       </w:r>
     </w:p>
@@ -8470,194 +9412,1101 @@
       <w:pPr>
         <w:pStyle w:val="Titre1"/>
       </w:pPr>
-      <w:bookmarkStart w:id="17" w:name="_Toc228192074"/>
+      <w:bookmarkStart w:id="20" w:name="_Toc228891123"/>
+      <w:r>
+        <w:t>Sécurité et protection des données</w:t>
+      </w:r>
+      <w:bookmarkEnd w:id="20"/>
+    </w:p>
+    <w:p>
+      <w:pPr>
+        <w:pStyle w:val="Titre2"/>
+      </w:pPr>
+      <w:bookmarkStart w:id="21" w:name="_Toc228891124"/>
+      <w:r>
+        <w:t>Concept de rôles (Admin / Utilisateur standard)</w:t>
+      </w:r>
+      <w:bookmarkEnd w:id="21"/>
+    </w:p>
+    <w:p>
+      <w:r>
+        <w:t>L'application Serial Guard V2 repose sur un système de contrôle d'accès basé sur les rôles, communément appelé RBAC (Role-Based Access Control). Deux rôles distincts ont été définis conformément aux exigences du cahier des charges : Administrateur et Utilisateur standard. Ce rôle est attribué à chaque utilisateur lors de sa création et est stocké dans la colonne role de la table users en base de données.</w:t>
+      </w:r>
+    </w:p>
+    <w:p>
+      <w:r>
+        <w:t xml:space="preserve">Le rôle </w:t>
+      </w:r>
+      <w:r>
+        <w:rPr>
+          <w:b/>
+          <w:bCs/>
+        </w:rPr>
+        <w:t>Administrateur</w:t>
+      </w:r>
+      <w:r>
+        <w:t xml:space="preserve"> dispose d'un accès complet à l'application. Il peut créer, modifier et supprimer des équipements, gérer les utilisateurs (création, modification du mot de passe, suppression), consulter les logs et accéder aux statistiques complètes du tableau de bord.</w:t>
+      </w:r>
+    </w:p>
+    <w:p>
+      <w:r>
+        <w:t xml:space="preserve">Le rôle </w:t>
+      </w:r>
+      <w:r>
+        <w:rPr>
+          <w:b/>
+          <w:bCs/>
+        </w:rPr>
+        <w:t>Utilisateur standard</w:t>
+      </w:r>
+      <w:r>
+        <w:t xml:space="preserve"> dispose d'un accès restreint en lecture et en consultation. Il peut visualiser les équipements, utiliser les filtres de recherche et consulter le tableau de bord, mais n'a pas accès aux fonctionnalités d'administration ni aux logs.</w:t>
+      </w:r>
+    </w:p>
+    <w:p>
+      <w:r>
+        <w:t>La vérification du rôle est assurée par une fonction utilitaire centralisée require_role(), définie dans le module utils/auth.py. Cette fonction est appelée en début de chaque page Streamlit et prend en paramètre une liste des rôles autorisés à accéder à cette page. Elle vérifie le rôle de l'utilisateur connecté stocké en session. Si le rôle ne correspond pas, l'utilisateur est redirigé ou l'accès est bloqué. Ce mécanisme garantit qu'aucune page sensible ne peut être atteinte en naviguant directement via l'URL, même par un utilisateur authentifié avec un rôle insuffisant.</w:t>
+      </w:r>
+    </w:p>
+    <w:tbl>
+      <w:tblPr>
+        <w:tblStyle w:val="Grilledutableau"/>
+        <w:tblW w:w="0" w:type="auto"/>
+        <w:tblLook w:val="04A0" w:firstRow="1" w:lastRow="0" w:firstColumn="1" w:lastColumn="0" w:noHBand="0" w:noVBand="1"/>
+      </w:tblPr>
+      <w:tblGrid>
+        <w:gridCol w:w="3823"/>
+        <w:gridCol w:w="2409"/>
+        <w:gridCol w:w="2830"/>
+      </w:tblGrid>
+      <w:tr>
+        <w:tc>
+          <w:tcPr>
+            <w:tcW w:w="3823" w:type="dxa"/>
+          </w:tcPr>
+          <w:p>
+            <w:pPr>
+              <w:rPr>
+                <w:b/>
+                <w:bCs/>
+              </w:rPr>
+            </w:pPr>
+            <w:r>
+              <w:rPr>
+                <w:b/>
+                <w:bCs/>
+              </w:rPr>
+              <w:t>Fonctionnalité</w:t>
+            </w:r>
+          </w:p>
+        </w:tc>
+        <w:tc>
+          <w:tcPr>
+            <w:tcW w:w="2409" w:type="dxa"/>
+          </w:tcPr>
+          <w:p>
+            <w:pPr>
+              <w:jc w:val="center"/>
+              <w:rPr>
+                <w:b/>
+                <w:bCs/>
+              </w:rPr>
+            </w:pPr>
+            <w:r>
+              <w:rPr>
+                <w:b/>
+                <w:bCs/>
+              </w:rPr>
+              <w:t>Administrateur</w:t>
+            </w:r>
+          </w:p>
+        </w:tc>
+        <w:tc>
+          <w:tcPr>
+            <w:tcW w:w="2830" w:type="dxa"/>
+          </w:tcPr>
+          <w:p>
+            <w:pPr>
+              <w:jc w:val="center"/>
+              <w:rPr>
+                <w:b/>
+                <w:bCs/>
+              </w:rPr>
+            </w:pPr>
+            <w:r>
+              <w:rPr>
+                <w:b/>
+                <w:bCs/>
+              </w:rPr>
+              <w:t>Utilisateur standard</w:t>
+            </w:r>
+          </w:p>
+        </w:tc>
+      </w:tr>
+      <w:tr>
+        <w:tc>
+          <w:tcPr>
+            <w:tcW w:w="3823" w:type="dxa"/>
+          </w:tcPr>
+          <w:p>
+            <w:r>
+              <w:t>Consulter les équipements</w:t>
+            </w:r>
+          </w:p>
+        </w:tc>
+        <w:tc>
+          <w:tcPr>
+            <w:tcW w:w="2409" w:type="dxa"/>
+          </w:tcPr>
+          <w:p>
+            <w:pPr>
+              <w:jc w:val="center"/>
+            </w:pPr>
+            <w:r>
+              <w:t>X</w:t>
+            </w:r>
+          </w:p>
+        </w:tc>
+        <w:tc>
+          <w:tcPr>
+            <w:tcW w:w="2830" w:type="dxa"/>
+          </w:tcPr>
+          <w:p>
+            <w:pPr>
+              <w:jc w:val="center"/>
+            </w:pPr>
+            <w:r>
+              <w:t>X</w:t>
+            </w:r>
+          </w:p>
+        </w:tc>
+      </w:tr>
+      <w:tr>
+        <w:tc>
+          <w:tcPr>
+            <w:tcW w:w="3823" w:type="dxa"/>
+          </w:tcPr>
+          <w:p>
+            <w:r>
+              <w:t>Ajouter / modifier / supprimer un équipement</w:t>
+            </w:r>
+          </w:p>
+        </w:tc>
+        <w:tc>
+          <w:tcPr>
+            <w:tcW w:w="2409" w:type="dxa"/>
+          </w:tcPr>
+          <w:p>
+            <w:pPr>
+              <w:jc w:val="center"/>
+            </w:pPr>
+            <w:r>
+              <w:t>X</w:t>
+            </w:r>
+          </w:p>
+        </w:tc>
+        <w:tc>
+          <w:tcPr>
+            <w:tcW w:w="2830" w:type="dxa"/>
+          </w:tcPr>
+          <w:p>
+            <w:pPr>
+              <w:jc w:val="center"/>
+            </w:pPr>
+          </w:p>
+        </w:tc>
+      </w:tr>
+      <w:tr>
+        <w:tc>
+          <w:tcPr>
+            <w:tcW w:w="3823" w:type="dxa"/>
+          </w:tcPr>
+          <w:p>
+            <w:r>
+              <w:t>Gérer les utilisateurs</w:t>
+            </w:r>
+          </w:p>
+        </w:tc>
+        <w:tc>
+          <w:tcPr>
+            <w:tcW w:w="2409" w:type="dxa"/>
+          </w:tcPr>
+          <w:p>
+            <w:pPr>
+              <w:jc w:val="center"/>
+            </w:pPr>
+            <w:r>
+              <w:t>X</w:t>
+            </w:r>
+          </w:p>
+        </w:tc>
+        <w:tc>
+          <w:tcPr>
+            <w:tcW w:w="2830" w:type="dxa"/>
+          </w:tcPr>
+          <w:p>
+            <w:pPr>
+              <w:jc w:val="center"/>
+            </w:pPr>
+          </w:p>
+        </w:tc>
+      </w:tr>
+      <w:tr>
+        <w:tc>
+          <w:tcPr>
+            <w:tcW w:w="3823" w:type="dxa"/>
+          </w:tcPr>
+          <w:p>
+            <w:r>
+              <w:t>Consulter les logs</w:t>
+            </w:r>
+          </w:p>
+        </w:tc>
+        <w:tc>
+          <w:tcPr>
+            <w:tcW w:w="2409" w:type="dxa"/>
+          </w:tcPr>
+          <w:p>
+            <w:pPr>
+              <w:jc w:val="center"/>
+            </w:pPr>
+            <w:r>
+              <w:t>X</w:t>
+            </w:r>
+          </w:p>
+        </w:tc>
+        <w:tc>
+          <w:tcPr>
+            <w:tcW w:w="2830" w:type="dxa"/>
+          </w:tcPr>
+          <w:p>
+            <w:pPr>
+              <w:jc w:val="center"/>
+            </w:pPr>
+          </w:p>
+        </w:tc>
+      </w:tr>
+      <w:tr>
+        <w:tc>
+          <w:tcPr>
+            <w:tcW w:w="3823" w:type="dxa"/>
+          </w:tcPr>
+          <w:p>
+            <w:r>
+              <w:t>Accéder au tableau de bord</w:t>
+            </w:r>
+          </w:p>
+        </w:tc>
+        <w:tc>
+          <w:tcPr>
+            <w:tcW w:w="2409" w:type="dxa"/>
+          </w:tcPr>
+          <w:p>
+            <w:pPr>
+              <w:jc w:val="center"/>
+            </w:pPr>
+            <w:r>
+              <w:t>X</w:t>
+            </w:r>
+          </w:p>
+        </w:tc>
+        <w:tc>
+          <w:tcPr>
+            <w:tcW w:w="2830" w:type="dxa"/>
+          </w:tcPr>
+          <w:p>
+            <w:pPr>
+              <w:jc w:val="center"/>
+            </w:pPr>
+            <w:r>
+              <w:t>X</w:t>
+            </w:r>
+          </w:p>
+        </w:tc>
+      </w:tr>
+      <w:tr>
+        <w:tc>
+          <w:tcPr>
+            <w:tcW w:w="3823" w:type="dxa"/>
+          </w:tcPr>
+          <w:p>
+            <w:r>
+              <w:t>Exporter en CSV</w:t>
+            </w:r>
+          </w:p>
+        </w:tc>
+        <w:tc>
+          <w:tcPr>
+            <w:tcW w:w="2409" w:type="dxa"/>
+          </w:tcPr>
+          <w:p>
+            <w:pPr>
+              <w:jc w:val="center"/>
+            </w:pPr>
+            <w:r>
+              <w:t>X</w:t>
+            </w:r>
+          </w:p>
+        </w:tc>
+        <w:tc>
+          <w:tcPr>
+            <w:tcW w:w="2830" w:type="dxa"/>
+          </w:tcPr>
+          <w:p>
+            <w:pPr>
+              <w:jc w:val="center"/>
+            </w:pPr>
+          </w:p>
+        </w:tc>
+      </w:tr>
+    </w:tbl>
+    <w:p/>
+    <w:p>
+      <w:pPr>
+        <w:pStyle w:val="Titre2"/>
+      </w:pPr>
+      <w:bookmarkStart w:id="22" w:name="_Toc228891125"/>
       <w:r>
         <w:lastRenderedPageBreak/>
-        <w:t>Sécurité et protection des données</w:t>
-      </w:r>
-      <w:bookmarkEnd w:id="17"/>
-    </w:p>
+        <w:t>Authentification</w:t>
+      </w:r>
+      <w:bookmarkEnd w:id="22"/>
+    </w:p>
+    <w:p>
+      <w:r>
+        <w:t>Le mécanisme d'authentification de Serial Guard V2 est entièrement géré côté application, sans délégation à un service tiers. Il repose sur la combinaison de la bibliothèque bcrypt pour le hachage des mots de passe et du système de session de Streamlit (st.session_state) pour la persistance de la connexion pendant la durée de navigation.</w:t>
+      </w:r>
+    </w:p>
+    <w:p>
+      <w:pPr>
+        <w:pStyle w:val="Titre3"/>
+      </w:pPr>
+      <w:bookmarkStart w:id="23" w:name="_Toc228891126"/>
+      <w:r>
+        <w:t>Stockage du mot de passe</w:t>
+      </w:r>
+      <w:bookmarkEnd w:id="23"/>
+    </w:p>
+    <w:p>
+      <w:r>
+        <w:t>Lors de la création d'un utilisateur, le mot de passe fourni est haché à l'aide de bcrypt.hashpw() avant d'être enregistré dans la base de données. La bibliothèque bcrypt génère automatiquement un sel aléatoire à chaque appel, ce qui garantit que deux utilisateurs ayant le même mot de passe produisent des hashes différents. Le mot de passe en clair n'est jamais stocké ni transmis à la base, conformément à l'exigence non fonctionnelle ENF-01.1.</w:t>
+      </w:r>
+    </w:p>
+    <w:p>
+      <w:pPr>
+        <w:pStyle w:val="Titre3"/>
+      </w:pPr>
+      <w:bookmarkStart w:id="24" w:name="_Toc228891127"/>
+      <w:r>
+        <w:t>Processus de connexion</w:t>
+      </w:r>
+      <w:bookmarkEnd w:id="24"/>
+    </w:p>
+    <w:p>
+      <w:r>
+        <w:t>Lors de la tentative de connexion, l'application récupère l'enregistrement correspondant au nom d'utilisateur saisi via la fonction get_user_info(). Si l'utilisateur existe, le mot de passe fourni est comparé au hash stocké grâce à bcrypt.checkpw(). En cas de correspondance, les informations de l'utilisateur (nom d'utilisateur et rôle) sont enregistrées dans st.session_state, ce qui maintient la session active pour toutes les pages de l'application tant que la session Streamlit reste ouverte.</w:t>
+      </w:r>
+    </w:p>
+    <w:p>
+      <w:pPr>
+        <w:pStyle w:val="Titre3"/>
+      </w:pPr>
+      <w:bookmarkStart w:id="25" w:name="_Toc228891128"/>
+      <w:r>
+        <w:t>Protection des pages</w:t>
+      </w:r>
+      <w:bookmarkEnd w:id="25"/>
+    </w:p>
+    <w:p>
+      <w:r>
+        <w:t>Chaque page protégée appelle require_role() en première ligne. Cette fonction lit le rôle stocké en session et le compare à la liste des rôles autorisés passée en paramètre. Si l'utilisateur n'est pas connecté ou si son rôle est insuffisant, la page interrompt son exécution et affiche un message d'erreur ou redirige vers la page de connexion. Ce mécanisme est ainsi le garde-fou central de toute la sécurité applicative, appliqué de manière uniforme sur l'ensemble des pages.</w:t>
+      </w:r>
+    </w:p>
+    <w:p/>
     <w:p>
       <w:pPr>
         <w:pStyle w:val="Titre2"/>
       </w:pPr>
-      <w:bookmarkStart w:id="18" w:name="_Toc228192075"/>
-      <w:r>
-        <w:t>Concept de rôles (Admin / Utilisateur standard)</w:t>
-      </w:r>
-      <w:bookmarkEnd w:id="18"/>
+      <w:bookmarkStart w:id="26" w:name="_Toc228891129"/>
+      <w:r>
+        <w:t>Sauvegarde et restauration</w:t>
+      </w:r>
+      <w:bookmarkEnd w:id="26"/>
+    </w:p>
+    <w:p>
+      <w:pPr>
+        <w:pStyle w:val="Titre1"/>
+      </w:pPr>
+      <w:bookmarkStart w:id="27" w:name="_Toc228891130"/>
+      <w:r>
+        <w:t>Implémentation</w:t>
+      </w:r>
+      <w:bookmarkEnd w:id="27"/>
     </w:p>
     <w:p>
       <w:pPr>
         <w:pStyle w:val="Titre2"/>
       </w:pPr>
-      <w:bookmarkStart w:id="19" w:name="_Toc228192076"/>
-      <w:r>
-        <w:t>Authentification</w:t>
-      </w:r>
-      <w:bookmarkEnd w:id="19"/>
+      <w:bookmarkStart w:id="28" w:name="_Toc228891131"/>
+      <w:r>
+        <w:t>Back-end</w:t>
+      </w:r>
+      <w:bookmarkEnd w:id="28"/>
+    </w:p>
+    <w:p>
+      <w:pPr>
+        <w:pStyle w:val="Titre3"/>
+      </w:pPr>
+      <w:bookmarkStart w:id="29" w:name="_Toc228891132"/>
+      <w:r>
+        <w:t xml:space="preserve">Fonctions CRUD </w:t>
+      </w:r>
+      <w:r>
+        <w:t>-</w:t>
+      </w:r>
+      <w:r>
+        <w:t xml:space="preserve"> Équipements et Utilisateurs</w:t>
+      </w:r>
+      <w:bookmarkEnd w:id="29"/>
+    </w:p>
+    <w:p>
+      <w:r>
+        <w:t xml:space="preserve">Le back-end est organisé en modules Python distincts, chacun regroupant les fonctions d'accès à la base de données pour une entité donnée. Toutes ces fonctions </w:t>
+      </w:r>
+      <w:r>
+        <w:lastRenderedPageBreak/>
+        <w:t>s'appuient sur le client Supabase instancié dans un module de connexion centralisé (db_connexion.py), ce qui évite toute duplication de la logique de connexion.</w:t>
+      </w:r>
+    </w:p>
+    <w:p>
+      <w:pPr>
+        <w:pStyle w:val="Titre3"/>
+      </w:pPr>
+      <w:bookmarkStart w:id="30" w:name="_Toc228891133"/>
+      <w:r>
+        <w:t>Module db_equipements.py</w:t>
+      </w:r>
+      <w:bookmarkEnd w:id="30"/>
+    </w:p>
+    <w:p>
+      <w:r>
+        <w:t>Ce module expose les quatre opérations CRUD pour la table equipments.</w:t>
+      </w:r>
+    </w:p>
+    <w:p>
+      <w:r>
+        <w:t>La fonction get_all_equipements() interroge la table via un SELECT * et retourne la liste complète des équipements sous forme de dictionnaires Python. Cette liste est directement consommée par les pages front-end pour l'affichage et les calculs statistiques.</w:t>
+      </w:r>
+    </w:p>
+    <w:p>
+      <w:r>
+        <w:t>La fonction create_equipment() accepte les dix champs d'un équipement et effectue un INSERT vers Supabase. Les champs optionnels de type entier ou date (warranty_months, purchase_date, assigned_user_id) sont transmis en None lorsqu'ils sont vides, ce qui correspond à une valeur NULL en base PostgreSQL. Transmettre une chaîne vide à ces colonnes provoque une erreur de type côté base de données, ce problème a été identifié et corrigé lors du développement.</w:t>
+      </w:r>
+    </w:p>
+    <w:p>
+      <w:r>
+        <w:t>La fonction update_equipments() prend en paramètre l'identifiant de l'équipement ainsi que l'ensemble de ses champs, et effectue un UPDATE ciblé via la clause .eq("id", id).</w:t>
+      </w:r>
+    </w:p>
+    <w:p>
+      <w:r>
+        <w:t>La fonction delete_equipment() supprime un équipement en ciblant son identifiant via .eq("id", id).</w:t>
+      </w:r>
+    </w:p>
+    <w:p>
+      <w:pPr>
+        <w:pStyle w:val="Titre3"/>
+      </w:pPr>
+      <w:bookmarkStart w:id="31" w:name="_Toc228891134"/>
+      <w:r>
+        <w:t>Module db_users.py</w:t>
+      </w:r>
+      <w:bookmarkEnd w:id="31"/>
+    </w:p>
+    <w:p>
+      <w:r>
+        <w:t>Ce module gère les opérations sur la table users.</w:t>
+      </w:r>
+    </w:p>
+    <w:p>
+      <w:r>
+        <w:t>La fonction create_user() crée un nouvel utilisateur en hachant le mot de passe avec la bibliothèque bcrypt avant de l'insérer en base. Le mot de passe n'est donc jamais stocké en clair, conformément à l'exigence non fonctionnelle ENF-01.1.</w:t>
+      </w:r>
+    </w:p>
+    <w:p>
+      <w:r>
+        <w:t>Les fonctions get_user_info() et get_all_users() permettent respectivement de récupérer un utilisateur par son nom d'utilisateur (utilisé lors de l'authentification) et de lister tous les utilisateurs (utilisé dans la page d'administration).</w:t>
+      </w:r>
+    </w:p>
+    <w:p>
+      <w:r>
+        <w:t>La fonction update_password() récupère d'abord l'identifiant de l'utilisateur via get_user_info(), puis effectue un UPDATE en repassant le nouveau mot de passe par le même processus de hachage bcrypt, garantissant que le hash stocké en base est toujours unique et sécurisé.</w:t>
+      </w:r>
+    </w:p>
+    <w:p>
+      <w:r>
+        <w:t>La fonction delete_user() suit le même principe : elle résout d'abord le nom d'utilisateur en identifiant, puis supprime la ligne correspondante.</w:t>
+      </w:r>
+    </w:p>
+    <w:p>
+      <w:pPr>
+        <w:rPr>
+          <w:rFonts w:asciiTheme="majorHAnsi" w:eastAsiaTheme="majorEastAsia" w:hAnsiTheme="majorHAnsi" w:cstheme="majorBidi"/>
+          <w:b/>
+          <w:bCs/>
+          <w:color w:val="0F4761" w:themeColor="accent1" w:themeShade="BF"/>
+          <w:sz w:val="32"/>
+          <w:szCs w:val="32"/>
+        </w:rPr>
+      </w:pPr>
+      <w:r>
+        <w:br w:type="page"/>
+      </w:r>
     </w:p>
     <w:p>
       <w:pPr>
         <w:pStyle w:val="Titre2"/>
       </w:pPr>
-      <w:bookmarkStart w:id="20" w:name="_Toc228192077"/>
-      <w:r>
-        <w:t>Sauvegarde et restauration</w:t>
-      </w:r>
-      <w:bookmarkEnd w:id="20"/>
+      <w:bookmarkStart w:id="32" w:name="_Toc228891135"/>
+      <w:r>
+        <w:lastRenderedPageBreak/>
+        <w:t>Front-end</w:t>
+      </w:r>
+      <w:bookmarkEnd w:id="32"/>
+    </w:p>
+    <w:p>
+      <w:r>
+        <w:t>Le front-end de Serial Guard V2 est entièrement développé avec le framework Streamlit, qui permet de construire des interfaces web interactives directement en Python, sans nécessiter de code HTML ou JavaScript supplémentaire pour la logique applicative. Cette approche a été choisie pour sa rapidité de développement et sa compatibilité native avec le back-end Python.</w:t>
+      </w:r>
+    </w:p>
+    <w:p>
+      <w:pPr>
+        <w:pStyle w:val="Titre3"/>
+      </w:pPr>
+      <w:bookmarkStart w:id="33" w:name="_Toc228891136"/>
+      <w:r>
+        <w:t>Tableau de bord (Dashboard)</w:t>
+      </w:r>
+      <w:bookmarkEnd w:id="33"/>
+    </w:p>
+    <w:p>
+      <w:r>
+        <w:t xml:space="preserve">Le tableau de bord est la page d'accueil de l'application. Elle est accessible aux deux rôles (admin et standard) et offre une vue synthétique de l'état du parc informatique </w:t>
+      </w:r>
+      <w:r>
+        <w:lastRenderedPageBreak/>
+        <w:t>en temps réel.</w:t>
+      </w:r>
+      <w:r>
+        <w:rPr>
+          <w:noProof/>
+        </w:rPr>
+        <w:t xml:space="preserve"> </w:t>
+      </w:r>
+      <w:r>
+        <w:drawing>
+          <wp:inline distT="0" distB="0" distL="0" distR="0" wp14:anchorId="7E17554D" wp14:editId="7D855C7A">
+            <wp:extent cx="5760720" cy="6928485"/>
+            <wp:effectExtent l="0" t="0" r="0" b="5715"/>
+            <wp:docPr id="1837862720" name="Image 1"/>
+            <wp:cNvGraphicFramePr>
+              <a:graphicFrameLocks xmlns:a="http://schemas.openxmlformats.org/drawingml/2006/main" noChangeAspect="1"/>
+            </wp:cNvGraphicFramePr>
+            <a:graphic xmlns:a="http://schemas.openxmlformats.org/drawingml/2006/main">
+              <a:graphicData uri="http://schemas.openxmlformats.org/drawingml/2006/picture">
+                <pic:pic xmlns:pic="http://schemas.openxmlformats.org/drawingml/2006/picture">
+                  <pic:nvPicPr>
+                    <pic:cNvPr id="1837862720" name=""/>
+                    <pic:cNvPicPr/>
+                  </pic:nvPicPr>
+                  <pic:blipFill>
+                    <a:blip r:embed="rId30"/>
+                    <a:stretch>
+                      <a:fillRect/>
+                    </a:stretch>
+                  </pic:blipFill>
+                  <pic:spPr>
+                    <a:xfrm>
+                      <a:off x="0" y="0"/>
+                      <a:ext cx="5760720" cy="6928485"/>
+                    </a:xfrm>
+                    <a:prstGeom prst="rect">
+                      <a:avLst/>
+                    </a:prstGeom>
+                  </pic:spPr>
+                </pic:pic>
+              </a:graphicData>
+            </a:graphic>
+          </wp:inline>
+        </w:drawing>
+      </w:r>
+    </w:p>
+    <w:p>
+      <w:pPr>
+        <w:pStyle w:val="Titre4"/>
+      </w:pPr>
+      <w:r>
+        <w:t>Métriques de statut</w:t>
+      </w:r>
+    </w:p>
+    <w:p>
+      <w:pPr>
+        <w:ind w:left="708"/>
+      </w:pPr>
+      <w:r>
+        <w:t>La première section affiche cinq métriques disposées en colonnes avec bordure grâce à st.columns(5, border=True). Chaque métrique est calculée directement depuis la liste complète des équipements récupérée en base : le total général, puis le décompte par statut (active, in_stock, in_repair, retired). Ces calculs sont effectués par list comprehension en filtrant la liste sur le champ status. Un lien de navigation vers la page Equipements est placé au-dessus de ces métriques via st.page_link.</w:t>
+      </w:r>
+    </w:p>
+    <w:p>
+      <w:pPr>
+        <w:pStyle w:val="Titre4"/>
+      </w:pPr>
+      <w:r>
+        <w:lastRenderedPageBreak/>
+        <w:t>Visualisations statistiques</w:t>
+      </w:r>
+    </w:p>
+    <w:p>
+      <w:pPr>
+        <w:ind w:left="708"/>
+      </w:pPr>
+      <w:r>
+        <w:t>La deuxième section présente deux graphiques côte à côte construits avec la bibliothèque Plotly Express, à partir d'un DataFrame Pandas généré depuis la liste des équipements.</w:t>
+      </w:r>
+    </w:p>
+    <w:p>
+      <w:pPr>
+        <w:ind w:left="708"/>
+      </w:pPr>
+      <w:r>
+        <w:t>Le graphique de gauche est un histogramme représentant la répartition des équipements par type (laptop, desktop, server, other). Les données sont agrégées via un groupby("type") sur le DataFrame, et chaque barre est colorée selon le type pour faciliter la lecture.</w:t>
+      </w:r>
+    </w:p>
+    <w:p>
+      <w:pPr>
+        <w:ind w:left="708"/>
+      </w:pPr>
+      <w:r>
+        <w:t>Le graphique de droite est un diagramme circulaire (camembert) affichant la répartition par statut. Il permet de visualiser en un coup d'œil la proportion d'équipements actifs, en stock, en réparation ou retirés.</w:t>
+      </w:r>
+    </w:p>
+    <w:p>
+      <w:pPr>
+        <w:ind w:left="708"/>
+      </w:pPr>
+      <w:r>
+        <w:t>Les deux graphiques utilisent use_container_width=True pour s'adapter à la largeur de leur colonne respective.</w:t>
+      </w:r>
+    </w:p>
+    <w:p>
+      <w:pPr>
+        <w:pStyle w:val="Titre4"/>
+      </w:pPr>
+      <w:r>
+        <w:t>Sections prévues</w:t>
+      </w:r>
+    </w:p>
+    <w:p>
+      <w:pPr>
+        <w:ind w:left="708"/>
+      </w:pPr>
+      <w:r>
+        <w:t>Deux zones sont réservées pour des développements ultérieurs : un tableau listant les équipements dont la garantie arrive bientôt à expiration, et un journal des dernières actions (logs) affichant le type d'action, l'utilisateur concerné et l'horodatage, conformément à l'exigence EF-05.</w:t>
+      </w:r>
+    </w:p>
+    <w:p>
+      <w:pPr>
+        <w:pStyle w:val="Titre4"/>
+      </w:pPr>
+      <w:r>
+        <w:t>Export</w:t>
+      </w:r>
+    </w:p>
+    <w:p>
+      <w:pPr>
+        <w:ind w:left="708"/>
+      </w:pPr>
+      <w:r>
+        <w:t>Une section Export est prévue en bas de page avec un bouton de téléchargement CSV. Pour les utilisateurs standard, ce bouton sera désactivé, seul l'administrateur pourra déclencher l'export.</w:t>
+      </w:r>
+    </w:p>
+    <w:p>
+      <w:pPr>
+        <w:pStyle w:val="Titre3"/>
+      </w:pPr>
+      <w:bookmarkStart w:id="34" w:name="_Toc228891137"/>
+      <w:r>
+        <w:t>Page Equipements</w:t>
+      </w:r>
+      <w:bookmarkEnd w:id="34"/>
+    </w:p>
+    <w:p>
+      <w:r>
+        <w:t xml:space="preserve">La page des équipements </w:t>
+      </w:r>
+      <w:r>
+        <w:t>permet de monitorer tous les devices de la base de données.</w:t>
+      </w:r>
+      <w:r>
+        <w:t xml:space="preserve"> Elle permet un CRUD si on est admin.</w:t>
+      </w:r>
+    </w:p>
+    <w:p>
+      <w:pPr>
+        <w:pStyle w:val="Titre4"/>
+      </w:pPr>
+      <w:r>
+        <w:t>En-tête et actions principales</w:t>
+      </w:r>
+    </w:p>
+    <w:p>
+      <w:pPr>
+        <w:ind w:left="708"/>
+      </w:pPr>
+      <w:r>
+        <w:t>La partie supérieure de la page présente le titre de la section ainsi que trois boutons d'action disposés en colonnes. Le bouton « CSV » est prévu pour l'export des données, le bouton « Scan » déclenchera le flux OCR, et le bouton « Add device » ouvre une fenêtre de dialogue permettant l'ajout manuel d'un équipement. L'utilisation de st.columns avec des proportions définies permet d'aligner ces éléments de manière équilibrée sur toute la largeur de l'écran.</w:t>
+      </w:r>
+      <w:r>
+        <w:rPr>
+          <w:noProof/>
+        </w:rPr>
+        <w:t xml:space="preserve"> </w:t>
+      </w:r>
+      <w:r>
+        <w:drawing>
+          <wp:inline distT="0" distB="0" distL="0" distR="0" wp14:anchorId="7BE12ED2" wp14:editId="5B33B481">
+            <wp:extent cx="5760720" cy="765175"/>
+            <wp:effectExtent l="0" t="0" r="0" b="0"/>
+            <wp:docPr id="1443376414" name="Image 1"/>
+            <wp:cNvGraphicFramePr>
+              <a:graphicFrameLocks xmlns:a="http://schemas.openxmlformats.org/drawingml/2006/main" noChangeAspect="1"/>
+            </wp:cNvGraphicFramePr>
+            <a:graphic xmlns:a="http://schemas.openxmlformats.org/drawingml/2006/main">
+              <a:graphicData uri="http://schemas.openxmlformats.org/drawingml/2006/picture">
+                <pic:pic xmlns:pic="http://schemas.openxmlformats.org/drawingml/2006/picture">
+                  <pic:nvPicPr>
+                    <pic:cNvPr id="1443376414" name=""/>
+                    <pic:cNvPicPr/>
+                  </pic:nvPicPr>
+                  <pic:blipFill>
+                    <a:blip r:embed="rId31"/>
+                    <a:stretch>
+                      <a:fillRect/>
+                    </a:stretch>
+                  </pic:blipFill>
+                  <pic:spPr>
+                    <a:xfrm>
+                      <a:off x="0" y="0"/>
+                      <a:ext cx="5760720" cy="765175"/>
+                    </a:xfrm>
+                    <a:prstGeom prst="rect">
+                      <a:avLst/>
+                    </a:prstGeom>
+                  </pic:spPr>
+                </pic:pic>
+              </a:graphicData>
+            </a:graphic>
+          </wp:inline>
+        </w:drawing>
+      </w:r>
+    </w:p>
+    <w:p>
+      <w:pPr>
+        <w:pStyle w:val="Titre4"/>
+      </w:pPr>
+      <w:r>
+        <w:lastRenderedPageBreak/>
+        <w:t>Formulaire d'ajout manuel</w:t>
+      </w:r>
+    </w:p>
+    <w:p>
+      <w:pPr>
+        <w:ind w:left="708"/>
+      </w:pPr>
+      <w:r>
+        <w:drawing>
+          <wp:anchor distT="0" distB="0" distL="114300" distR="114300" simplePos="0" relativeHeight="251660288" behindDoc="0" locked="0" layoutInCell="1" allowOverlap="1" wp14:anchorId="35D01927" wp14:editId="2A7361DE">
+            <wp:simplePos x="0" y="0"/>
+            <wp:positionH relativeFrom="margin">
+              <wp:posOffset>3198495</wp:posOffset>
+            </wp:positionH>
+            <wp:positionV relativeFrom="paragraph">
+              <wp:posOffset>16510</wp:posOffset>
+            </wp:positionV>
+            <wp:extent cx="2694940" cy="5342890"/>
+            <wp:effectExtent l="0" t="0" r="0" b="0"/>
+            <wp:wrapSquare wrapText="bothSides"/>
+            <wp:docPr id="731090846" name="Image 1"/>
+            <wp:cNvGraphicFramePr>
+              <a:graphicFrameLocks xmlns:a="http://schemas.openxmlformats.org/drawingml/2006/main" noChangeAspect="1"/>
+            </wp:cNvGraphicFramePr>
+            <a:graphic xmlns:a="http://schemas.openxmlformats.org/drawingml/2006/main">
+              <a:graphicData uri="http://schemas.openxmlformats.org/drawingml/2006/picture">
+                <pic:pic xmlns:pic="http://schemas.openxmlformats.org/drawingml/2006/picture">
+                  <pic:nvPicPr>
+                    <pic:cNvPr id="731090846" name=""/>
+                    <pic:cNvPicPr/>
+                  </pic:nvPicPr>
+                  <pic:blipFill>
+                    <a:blip r:embed="rId32">
+                      <a:extLst>
+                        <a:ext uri="{28A0092B-C50C-407E-A947-70E740481C1C}">
+                          <a14:useLocalDpi xmlns:a14="http://schemas.microsoft.com/office/drawing/2010/main" val="0"/>
+                        </a:ext>
+                      </a:extLst>
+                    </a:blip>
+                    <a:stretch>
+                      <a:fillRect/>
+                    </a:stretch>
+                  </pic:blipFill>
+                  <pic:spPr>
+                    <a:xfrm>
+                      <a:off x="0" y="0"/>
+                      <a:ext cx="2694940" cy="5342890"/>
+                    </a:xfrm>
+                    <a:prstGeom prst="rect">
+                      <a:avLst/>
+                    </a:prstGeom>
+                  </pic:spPr>
+                </pic:pic>
+              </a:graphicData>
+            </a:graphic>
+            <wp14:sizeRelH relativeFrom="margin">
+              <wp14:pctWidth>0</wp14:pctWidth>
+            </wp14:sizeRelH>
+            <wp14:sizeRelV relativeFrom="margin">
+              <wp14:pctHeight>0</wp14:pctHeight>
+            </wp14:sizeRelV>
+          </wp:anchor>
+        </w:drawing>
+      </w:r>
+      <w:r>
+        <w:t>L'ajout d'un équipement se fait via un dialogue modal déclenché par le bouton « Add device ». Ce formulaire contient dix champs de saisie couvrant l'ensemble des informations requises par le cahier des charges : le nom, la marque, le modèle, le numéro de série, le type, le statut, l'utilisateur assigné, la date d'achat, la durée de garantie et le fournisseur. Les champs obligatoires sont signalés par un astérisque.</w:t>
+      </w:r>
+    </w:p>
+    <w:p>
+      <w:pPr>
+        <w:ind w:left="708"/>
+      </w:pPr>
+      <w:r>
+        <w:t>Un soin particulier a été apporté à la gestion des types de données. En effet, certains champs optionnels correspondent à des colonnes de type entier ou date dans la base de données Supabase. Transmettre une chaîne vide "" à ces colonnes provoque une erreur de type côté PostgreSQL (invalid input syntax for type integer).</w:t>
+      </w:r>
+    </w:p>
+    <w:p>
+      <w:pPr>
+        <w:ind w:left="708"/>
+      </w:pPr>
+      <w:r>
+        <w:t>Pour éviter cela, les valeurs vides sont systématiquement converties en None avant d'être transmises à la fonction d'insertion, ce qui correspond à une valeur NULL en base. La soumission du formulaire est encadrée par un bloc try/except qui capte les erreurs de validation et les affiche à l'utilisateur sans interrompre l'application.</w:t>
+      </w:r>
+    </w:p>
+    <w:p>
+      <w:pPr>
+        <w:pStyle w:val="Titre3"/>
+      </w:pPr>
+      <w:bookmarkStart w:id="35" w:name="_Toc228891138"/>
+      <w:r>
+        <w:t>Zone de filtres</w:t>
+      </w:r>
+      <w:bookmarkEnd w:id="35"/>
+    </w:p>
+    <w:p>
+      <w:r>
+        <w:drawing>
+          <wp:inline distT="0" distB="0" distL="0" distR="0" wp14:anchorId="3CEDEF55" wp14:editId="6AD6D1DE">
+            <wp:extent cx="5760720" cy="812165"/>
+            <wp:effectExtent l="0" t="0" r="0" b="6985"/>
+            <wp:docPr id="735466122" name="Image 1"/>
+            <wp:cNvGraphicFramePr>
+              <a:graphicFrameLocks xmlns:a="http://schemas.openxmlformats.org/drawingml/2006/main" noChangeAspect="1"/>
+            </wp:cNvGraphicFramePr>
+            <a:graphic xmlns:a="http://schemas.openxmlformats.org/drawingml/2006/main">
+              <a:graphicData uri="http://schemas.openxmlformats.org/drawingml/2006/picture">
+                <pic:pic xmlns:pic="http://schemas.openxmlformats.org/drawingml/2006/picture">
+                  <pic:nvPicPr>
+                    <pic:cNvPr id="735466122" name=""/>
+                    <pic:cNvPicPr/>
+                  </pic:nvPicPr>
+                  <pic:blipFill>
+                    <a:blip r:embed="rId33"/>
+                    <a:stretch>
+                      <a:fillRect/>
+                    </a:stretch>
+                  </pic:blipFill>
+                  <pic:spPr>
+                    <a:xfrm>
+                      <a:off x="0" y="0"/>
+                      <a:ext cx="5760720" cy="812165"/>
+                    </a:xfrm>
+                    <a:prstGeom prst="rect">
+                      <a:avLst/>
+                    </a:prstGeom>
+                  </pic:spPr>
+                </pic:pic>
+              </a:graphicData>
+            </a:graphic>
+          </wp:inline>
+        </w:drawing>
+      </w:r>
+    </w:p>
+    <w:p>
+      <w:r>
+        <w:t>Sous l'en-tête se trouve une barre de filtres regroupée dans un conteneur avec bordure. Elle comprend un champ de recherche multiselect acceptant des valeurs libres, un filtre par type d'équipement, un filtre par statut et un sélecteur de tri par garantie. Un bouton « Reset » permet de réinitialiser les sélections. Ces contrôles sont disposés horizontalement grâce à l'option horizontal=True du conteneur Streamlit.</w:t>
+      </w:r>
+    </w:p>
+    <w:p>
+      <w:pPr>
+        <w:pStyle w:val="Titre4"/>
+      </w:pPr>
+      <w:r>
+        <w:lastRenderedPageBreak/>
+        <w:t>Logique de filtrage</w:t>
+      </w:r>
+    </w:p>
+    <w:p>
+      <w:pPr>
+        <w:ind w:left="708"/>
+      </w:pPr>
+      <w:r>
+        <w:t>Le filtrage est appliqué dynamiquement à chaque rechargement de la page, ce qui est le comportement naturel de Streamlit. La liste complète des équipements récupérée depuis Supabase sert de point de départ. Chaque filtre actif est ensuite appliqué séquentiellement par list comprehension : si le filtre de type vaut "All", aucun équipement n'est exclu ; dans le cas contraire, seuls les équipements dont le champ correspondant correspond à la valeur sélectionnée sont conservés. Les filtres s'enchaînent, chacun travaillant sur le résultat du précédent, ce qui permet de les cumuler naturellement. Le tri par garantie est appliqué en dernier via la fonction sorted() avec une clé lambda ; les équipements sans valeur de garantie (None) sont placés en fin de liste grâce à une valeur de substitution.</w:t>
+      </w:r>
+    </w:p>
+    <w:p>
+      <w:pPr>
+        <w:ind w:left="708"/>
+      </w:pPr>
+      <w:r>
+        <w:t>Affichage des équipements</w:t>
+      </w:r>
+    </w:p>
+    <w:p>
+      <w:pPr>
+        <w:ind w:left="708"/>
+      </w:pPr>
+      <w:r>
+        <w:t>Chaque équipement de la liste filtrée est rendu sous forme de carte via un bloc HTML injecté avec st.markdown(..., unsafe_allow_html=True). Ce choix a été fait car les composants natifs de Streamlit ne permettent pas d'obtenir le niveau de</w:t>
+      </w:r>
+      <w:r>
+        <w:t xml:space="preserve"> </w:t>
+      </w:r>
+      <w:r>
+        <w:t>personnalisation visuelle souhaité, notamment pour les badges de statut colorés. Chaque carte affiche le nom de l'appareil, la marque, le modèle, le numéro de série et le type. Un badge coloré indique le statut de l'équipement selon un code couleur défini : vert pour active, bleu pour in_stock, orange pour in_repair et gris pour retired. La couleur est déterminée dynamiquement par un dictionnaire Python avec une valeur par défaut en cas de statut inconnu.</w:t>
+      </w:r>
+    </w:p>
+    <w:p/>
+    <w:p>
+      <w:pPr>
+        <w:pStyle w:val="Titre2"/>
+      </w:pPr>
+      <w:bookmarkStart w:id="36" w:name="_Toc228891139"/>
+      <w:r>
+        <w:lastRenderedPageBreak/>
+        <w:t>Module OCR</w:t>
+      </w:r>
+      <w:bookmarkEnd w:id="36"/>
+    </w:p>
+    <w:p>
+      <w:pPr>
+        <w:pStyle w:val="Titre2"/>
+      </w:pPr>
+      <w:bookmarkStart w:id="37" w:name="_Toc228891140"/>
+      <w:r>
+        <w:t>Journalisation</w:t>
+      </w:r>
+      <w:r>
+        <w:t xml:space="preserve"> (logs)</w:t>
+      </w:r>
+      <w:bookmarkEnd w:id="37"/>
+    </w:p>
+    <w:p>
+      <w:pPr>
+        <w:pStyle w:val="Titre2"/>
+      </w:pPr>
+      <w:bookmarkStart w:id="38" w:name="_Toc228891141"/>
+      <w:r>
+        <w:t>Versionnement (Git)</w:t>
+      </w:r>
+      <w:bookmarkEnd w:id="38"/>
     </w:p>
     <w:p>
       <w:pPr>
         <w:pStyle w:val="Titre1"/>
       </w:pPr>
-      <w:bookmarkStart w:id="21" w:name="_Toc228192078"/>
-      <w:r>
-        <w:t>Implémentation</w:t>
-      </w:r>
-      <w:bookmarkEnd w:id="21"/>
+      <w:bookmarkStart w:id="39" w:name="_Toc228891142"/>
+      <w:r>
+        <w:t>Tests</w:t>
+      </w:r>
+      <w:bookmarkEnd w:id="39"/>
     </w:p>
     <w:p>
       <w:pPr>
         <w:pStyle w:val="Titre2"/>
       </w:pPr>
-      <w:bookmarkStart w:id="22" w:name="_Toc228192079"/>
-      <w:proofErr w:type="spellStart"/>
-      <w:r>
-        <w:t>Back-end</w:t>
-      </w:r>
-      <w:bookmarkEnd w:id="22"/>
-      <w:proofErr w:type="spellEnd"/>
+      <w:bookmarkStart w:id="40" w:name="_Toc228891143"/>
+      <w:r>
+        <w:t>Environnement de test</w:t>
+      </w:r>
+      <w:bookmarkEnd w:id="40"/>
     </w:p>
     <w:p>
       <w:pPr>
         <w:pStyle w:val="Titre2"/>
       </w:pPr>
-      <w:bookmarkStart w:id="23" w:name="_Toc228192080"/>
-      <w:proofErr w:type="spellStart"/>
-      <w:r>
-        <w:t>Front-end</w:t>
-      </w:r>
-      <w:bookmarkEnd w:id="23"/>
-      <w:proofErr w:type="spellEnd"/>
+      <w:bookmarkStart w:id="41" w:name="_Toc228891144"/>
+      <w:r>
+        <w:t>Cas de test</w:t>
+      </w:r>
+      <w:bookmarkEnd w:id="41"/>
     </w:p>
     <w:p>
       <w:pPr>
         <w:pStyle w:val="Titre2"/>
       </w:pPr>
-      <w:bookmarkStart w:id="24" w:name="_Toc228192081"/>
-      <w:r>
-        <w:t>Module OCR</w:t>
-      </w:r>
-      <w:bookmarkEnd w:id="24"/>
+      <w:bookmarkStart w:id="42" w:name="_Toc228891145"/>
+      <w:r>
+        <w:t>Résultats et corrections</w:t>
+      </w:r>
+      <w:bookmarkEnd w:id="42"/>
+    </w:p>
+    <w:p>
+      <w:pPr>
+        <w:pStyle w:val="Titre1"/>
+      </w:pPr>
+      <w:bookmarkStart w:id="43" w:name="_Toc228891146"/>
+      <w:r>
+        <w:t>Manuel d'exploitation</w:t>
+      </w:r>
+      <w:bookmarkEnd w:id="43"/>
     </w:p>
     <w:p>
       <w:pPr>
         <w:pStyle w:val="Titre2"/>
       </w:pPr>
-      <w:bookmarkStart w:id="25" w:name="_Toc228192082"/>
-      <w:r>
-        <w:t>Journalisation</w:t>
-      </w:r>
-      <w:bookmarkEnd w:id="25"/>
-      <w:r>
-        <w:t xml:space="preserve"> (logs)</w:t>
-      </w:r>
+      <w:bookmarkStart w:id="44" w:name="_Toc228891147"/>
+      <w:r>
+        <w:t>Installation et déploiement</w:t>
+      </w:r>
+      <w:bookmarkEnd w:id="44"/>
     </w:p>
     <w:p>
       <w:pPr>
         <w:pStyle w:val="Titre2"/>
       </w:pPr>
-      <w:bookmarkStart w:id="26" w:name="_Toc228192083"/>
-      <w:proofErr w:type="spellStart"/>
-      <w:r>
-        <w:t>Versionnement</w:t>
-      </w:r>
-      <w:proofErr w:type="spellEnd"/>
-      <w:r>
-        <w:t xml:space="preserve"> (Git)</w:t>
-      </w:r>
-      <w:bookmarkEnd w:id="26"/>
-    </w:p>
-    <w:p>
-      <w:pPr>
-        <w:pStyle w:val="Titre1"/>
-      </w:pPr>
-      <w:bookmarkStart w:id="27" w:name="_Toc228192084"/>
-      <w:r>
-        <w:t>Tests</w:t>
-      </w:r>
-      <w:bookmarkEnd w:id="27"/>
+      <w:bookmarkStart w:id="45" w:name="_Toc228891148"/>
+      <w:r>
+        <w:t>Configuration</w:t>
+      </w:r>
+      <w:bookmarkEnd w:id="45"/>
     </w:p>
     <w:p>
       <w:pPr>
         <w:pStyle w:val="Titre2"/>
       </w:pPr>
-      <w:bookmarkStart w:id="28" w:name="_Toc228192085"/>
-      <w:r>
-        <w:t>Environnement de test</w:t>
-      </w:r>
-      <w:bookmarkEnd w:id="28"/>
-    </w:p>
-    <w:p>
-      <w:pPr>
-        <w:pStyle w:val="Titre2"/>
-      </w:pPr>
-      <w:bookmarkStart w:id="29" w:name="_Toc228192086"/>
-      <w:r>
-        <w:t>Cas de test</w:t>
-      </w:r>
-      <w:bookmarkEnd w:id="29"/>
-    </w:p>
-    <w:p>
-      <w:pPr>
-        <w:pStyle w:val="Titre2"/>
-      </w:pPr>
-      <w:bookmarkStart w:id="30" w:name="_Toc228192087"/>
-      <w:r>
-        <w:t>Résultats et corrections</w:t>
-      </w:r>
-      <w:bookmarkEnd w:id="30"/>
-    </w:p>
-    <w:p>
-      <w:pPr>
-        <w:pStyle w:val="Titre1"/>
-      </w:pPr>
-      <w:bookmarkStart w:id="31" w:name="_Toc228192088"/>
-      <w:r>
-        <w:t>Manuel d'exploitation</w:t>
-      </w:r>
-      <w:bookmarkEnd w:id="31"/>
-    </w:p>
-    <w:p>
-      <w:pPr>
-        <w:pStyle w:val="Titre2"/>
-      </w:pPr>
-      <w:bookmarkStart w:id="32" w:name="_Toc228192089"/>
-      <w:r>
-        <w:t>Installation et déploiement</w:t>
-      </w:r>
-      <w:bookmarkEnd w:id="32"/>
-    </w:p>
-    <w:p>
-      <w:pPr>
-        <w:pStyle w:val="Titre2"/>
-      </w:pPr>
-      <w:bookmarkStart w:id="33" w:name="_Toc228192090"/>
-      <w:r>
-        <w:t>Configuration</w:t>
-      </w:r>
-      <w:bookmarkEnd w:id="33"/>
-    </w:p>
-    <w:p>
-      <w:pPr>
-        <w:pStyle w:val="Titre2"/>
-      </w:pPr>
-      <w:bookmarkStart w:id="34" w:name="_Toc228192091"/>
+      <w:bookmarkStart w:id="46" w:name="_Toc228891149"/>
       <w:r>
         <w:t>Maintenance</w:t>
       </w:r>
-      <w:bookmarkEnd w:id="34"/>
+      <w:bookmarkEnd w:id="46"/>
     </w:p>
     <w:p/>
     <w:p/>
@@ -8665,39 +10514,34 @@
       <w:pPr>
         <w:pStyle w:val="Titre1"/>
       </w:pPr>
-      <w:bookmarkStart w:id="35" w:name="_Toc228192092"/>
-      <w:r>
-        <w:lastRenderedPageBreak/>
+      <w:bookmarkStart w:id="47" w:name="_Toc228891150"/>
+      <w:r>
         <w:t>Manuel d'utilisation</w:t>
       </w:r>
-      <w:bookmarkEnd w:id="35"/>
+      <w:bookmarkEnd w:id="47"/>
     </w:p>
     <w:p>
       <w:pPr>
         <w:pStyle w:val="Titre1"/>
       </w:pPr>
-      <w:bookmarkStart w:id="36" w:name="_Toc228192094"/>
+      <w:bookmarkStart w:id="48" w:name="_Toc228891151"/>
       <w:r>
         <w:t>Annexes</w:t>
       </w:r>
-      <w:bookmarkEnd w:id="36"/>
+      <w:bookmarkEnd w:id="48"/>
     </w:p>
     <w:p>
       <w:pPr>
         <w:pStyle w:val="Titre2"/>
       </w:pPr>
-      <w:bookmarkStart w:id="37" w:name="_Toc228192095"/>
-      <w:r>
-        <w:t xml:space="preserve">Dépôt </w:t>
-      </w:r>
-      <w:proofErr w:type="spellStart"/>
-      <w:r>
-        <w:t>Github</w:t>
-      </w:r>
-      <w:proofErr w:type="spellEnd"/>
-    </w:p>
-    <w:p>
-      <w:hyperlink r:id="rId30" w:history="1">
+      <w:bookmarkStart w:id="49" w:name="_Toc228891152"/>
+      <w:r>
+        <w:t>Dépôt Github</w:t>
+      </w:r>
+      <w:bookmarkEnd w:id="49"/>
+    </w:p>
+    <w:p>
+      <w:hyperlink r:id="rId34" w:history="1">
         <w:r>
           <w:rPr>
             <w:rStyle w:val="Lienhypertexte"/>
@@ -8713,9 +10557,11 @@
       <w:pPr>
         <w:pStyle w:val="Titre2"/>
       </w:pPr>
+      <w:bookmarkStart w:id="50" w:name="_Toc228891153"/>
       <w:r>
         <w:t>Sources et références</w:t>
       </w:r>
+      <w:bookmarkEnd w:id="50"/>
     </w:p>
     <w:p>
       <w:pPr>
@@ -8734,10 +10580,12 @@
       <w:pPr>
         <w:pStyle w:val="Titre2"/>
       </w:pPr>
+      <w:bookmarkStart w:id="51" w:name="_Toc228891154"/>
       <w:r>
         <w:lastRenderedPageBreak/>
         <w:t>Déclaration d’utilisation de l’IA</w:t>
       </w:r>
+      <w:bookmarkEnd w:id="51"/>
     </w:p>
     <w:p>
       <w:r>
@@ -8746,15 +10594,7 @@
     </w:p>
     <w:p>
       <w:r>
-        <w:t>Outil utilisé : Claude (</w:t>
-      </w:r>
-      <w:proofErr w:type="spellStart"/>
-      <w:r>
-        <w:t>Anthropic</w:t>
-      </w:r>
-      <w:proofErr w:type="spellEnd"/>
-      <w:r>
-        <w:t>)</w:t>
+        <w:t>Outil utilisé : Claude (Anthropic)</w:t>
       </w:r>
     </w:p>
     <w:p>
@@ -8891,28 +10731,31 @@
       <w:pPr>
         <w:pStyle w:val="Titre2"/>
       </w:pPr>
-      <w:bookmarkStart w:id="38" w:name="_Toc228192093"/>
+      <w:bookmarkStart w:id="52" w:name="_Toc228891155"/>
       <w:r>
         <w:t>Améliorations futures</w:t>
       </w:r>
-      <w:bookmarkEnd w:id="38"/>
+      <w:bookmarkEnd w:id="52"/>
     </w:p>
     <w:p>
       <w:pPr>
         <w:pStyle w:val="Titre2"/>
       </w:pPr>
+      <w:bookmarkStart w:id="53" w:name="_Toc228891156"/>
       <w:r>
         <w:t>Glossaire</w:t>
       </w:r>
+      <w:bookmarkEnd w:id="53"/>
     </w:p>
     <w:p>
       <w:pPr>
         <w:pStyle w:val="Titre2"/>
       </w:pPr>
+      <w:bookmarkStart w:id="54" w:name="_Toc228891157"/>
       <w:r>
         <w:t>Cahier des charges</w:t>
       </w:r>
-      <w:bookmarkEnd w:id="37"/>
+      <w:bookmarkEnd w:id="54"/>
     </w:p>
     <w:p>
       <w:pPr>
@@ -9007,15 +10850,7 @@
         </w:rPr>
       </w:pPr>
       <w:r>
-        <w:t xml:space="preserve">En cas de problèmes graves, le candidat avertit au plus vite les deux experts et son </w:t>
-      </w:r>
-      <w:proofErr w:type="spellStart"/>
-      <w:r>
-        <w:t>CdP</w:t>
-      </w:r>
-      <w:proofErr w:type="spellEnd"/>
-      <w:r>
-        <w:t>.</w:t>
+        <w:t>En cas de problèmes graves, le candidat avertit au plus vite les deux experts et son CdP.</w:t>
       </w:r>
     </w:p>
     <w:p>
@@ -9297,15 +11132,7 @@
     <w:p>
       <w:r>
         <w:lastRenderedPageBreak/>
-        <w:t xml:space="preserve">Le flux attendu concernant l'OCR et le numéro de série est le suivant : </w:t>
-      </w:r>
-      <w:proofErr w:type="spellStart"/>
-      <w:r>
-        <w:t>upload</w:t>
-      </w:r>
-      <w:proofErr w:type="spellEnd"/>
-      <w:r>
-        <w:t xml:space="preserve"> d'une image &gt; extraction du texte via OCR &gt; détection du numéro de série &gt; affichage pour validation utilisateur &gt; correction manuelle si nécessaire &gt; enregistrement dans la base.</w:t>
+        <w:t>Le flux attendu concernant l'OCR et le numéro de série est le suivant : upload d'une image &gt; extraction du texte via OCR &gt; détection du numéro de série &gt; affichage pour validation utilisateur &gt; correction manuelle si nécessaire &gt; enregistrement dans la base.</w:t>
       </w:r>
     </w:p>
     <w:p>
@@ -9460,15 +11287,7 @@
         </w:numPr>
       </w:pPr>
       <w:r>
-        <w:t xml:space="preserve">A la date de fin du TPI, sous forme électronique (éditable et </w:t>
-      </w:r>
-      <w:proofErr w:type="spellStart"/>
-      <w:r>
-        <w:t>pdf</w:t>
-      </w:r>
-      <w:proofErr w:type="spellEnd"/>
-      <w:r>
-        <w:t>) :</w:t>
+        <w:t>A la date de fin du TPI, sous forme électronique (éditable et pdf) :</w:t>
       </w:r>
     </w:p>
     <w:p>
@@ -9523,7 +11342,7 @@
       </w:r>
     </w:p>
     <w:sectPr>
-      <w:footerReference w:type="default" r:id="rId31"/>
+      <w:footerReference w:type="default" r:id="rId35"/>
       <w:pgSz w:w="11906" w:h="16838"/>
       <w:pgMar w:top="1417" w:right="1417" w:bottom="1417" w:left="1417" w:header="708" w:footer="708" w:gutter="0"/>
       <w:cols w:space="708"/>
@@ -12347,7 +14166,7 @@
     <w:uiPriority w:val="9"/>
     <w:unhideWhenUsed/>
     <w:qFormat/>
-    <w:rsid w:val="00E25EA9"/>
+    <w:rsid w:val="00335259"/>
     <w:pPr>
       <w:keepNext/>
       <w:keepLines/>
@@ -12356,6 +14175,8 @@
     </w:pPr>
     <w:rPr>
       <w:rFonts w:asciiTheme="majorHAnsi" w:eastAsiaTheme="majorEastAsia" w:hAnsiTheme="majorHAnsi" w:cstheme="majorBidi"/>
+      <w:b/>
+      <w:bCs/>
       <w:color w:val="0F4761" w:themeColor="accent1" w:themeShade="BF"/>
       <w:sz w:val="32"/>
       <w:szCs w:val="32"/>
@@ -12369,18 +14190,17 @@
     <w:uiPriority w:val="9"/>
     <w:unhideWhenUsed/>
     <w:qFormat/>
-    <w:rsid w:val="00E25EA9"/>
+    <w:rsid w:val="001A3C44"/>
     <w:pPr>
       <w:keepNext/>
       <w:keepLines/>
+      <w:shd w:val="clear" w:color="auto" w:fill="DAE9F7" w:themeFill="text2" w:themeFillTint="1A"/>
       <w:spacing w:before="160" w:after="80"/>
       <w:outlineLvl w:val="2"/>
     </w:pPr>
     <w:rPr>
       <w:rFonts w:eastAsiaTheme="majorEastAsia" w:cstheme="majorBidi"/>
       <w:color w:val="0F4761" w:themeColor="accent1" w:themeShade="BF"/>
-      <w:sz w:val="28"/>
-      <w:szCs w:val="28"/>
     </w:rPr>
   </w:style>
   <w:style w:type="paragraph" w:styleId="Titre4">
@@ -12389,14 +14209,14 @@
     <w:next w:val="Normal"/>
     <w:link w:val="Titre4Car"/>
     <w:uiPriority w:val="9"/>
-    <w:semiHidden/>
     <w:unhideWhenUsed/>
     <w:qFormat/>
-    <w:rsid w:val="00E25EA9"/>
+    <w:rsid w:val="0054367A"/>
     <w:pPr>
       <w:keepNext/>
       <w:keepLines/>
       <w:spacing w:before="80" w:after="40"/>
+      <w:ind w:left="708"/>
       <w:outlineLvl w:val="3"/>
     </w:pPr>
     <w:rPr>
@@ -12518,7 +14338,6 @@
   <w:style w:type="character" w:default="1" w:styleId="Policepardfaut">
     <w:name w:val="Default Paragraph Font"/>
     <w:uiPriority w:val="1"/>
-    <w:semiHidden/>
     <w:unhideWhenUsed/>
   </w:style>
   <w:style w:type="table" w:default="1" w:styleId="TableauNormal">
@@ -12561,9 +14380,11 @@
     <w:basedOn w:val="Policepardfaut"/>
     <w:link w:val="Titre2"/>
     <w:uiPriority w:val="9"/>
-    <w:rsid w:val="00E25EA9"/>
+    <w:rsid w:val="00335259"/>
     <w:rPr>
       <w:rFonts w:asciiTheme="majorHAnsi" w:eastAsiaTheme="majorEastAsia" w:hAnsiTheme="majorHAnsi" w:cstheme="majorBidi"/>
+      <w:b/>
+      <w:bCs/>
       <w:color w:val="0F4761" w:themeColor="accent1" w:themeShade="BF"/>
       <w:sz w:val="32"/>
       <w:szCs w:val="32"/>
@@ -12574,12 +14395,11 @@
     <w:basedOn w:val="Policepardfaut"/>
     <w:link w:val="Titre3"/>
     <w:uiPriority w:val="9"/>
-    <w:rsid w:val="00E25EA9"/>
+    <w:rsid w:val="001A3C44"/>
     <w:rPr>
-      <w:rFonts w:eastAsiaTheme="majorEastAsia" w:cstheme="majorBidi"/>
+      <w:rFonts w:ascii="Arial" w:eastAsiaTheme="majorEastAsia" w:hAnsi="Arial" w:cstheme="majorBidi"/>
       <w:color w:val="0F4761" w:themeColor="accent1" w:themeShade="BF"/>
-      <w:sz w:val="28"/>
-      <w:szCs w:val="28"/>
+      <w:shd w:val="clear" w:color="auto" w:fill="DAE9F7" w:themeFill="text2" w:themeFillTint="1A"/>
     </w:rPr>
   </w:style>
   <w:style w:type="character" w:customStyle="1" w:styleId="Titre4Car">
@@ -12587,10 +14407,9 @@
     <w:basedOn w:val="Policepardfaut"/>
     <w:link w:val="Titre4"/>
     <w:uiPriority w:val="9"/>
-    <w:semiHidden/>
-    <w:rsid w:val="00E25EA9"/>
+    <w:rsid w:val="0054367A"/>
     <w:rPr>
-      <w:rFonts w:eastAsiaTheme="majorEastAsia" w:cstheme="majorBidi"/>
+      <w:rFonts w:ascii="Arial" w:eastAsiaTheme="majorEastAsia" w:hAnsi="Arial" w:cstheme="majorBidi"/>
       <w:i/>
       <w:iCs/>
       <w:color w:val="0F4761" w:themeColor="accent1" w:themeShade="BF"/>
@@ -12968,6 +14787,19 @@
       <w:shd w:val="clear" w:color="auto" w:fill="E1DFDD"/>
     </w:rPr>
   </w:style>
+  <w:style w:type="paragraph" w:styleId="TM3">
+    <w:name w:val="toc 3"/>
+    <w:basedOn w:val="Normal"/>
+    <w:next w:val="Normal"/>
+    <w:autoRedefine/>
+    <w:uiPriority w:val="39"/>
+    <w:unhideWhenUsed/>
+    <w:rsid w:val="004F1182"/>
+    <w:pPr>
+      <w:spacing w:after="100"/>
+      <w:ind w:left="480"/>
+    </w:pPr>
+  </w:style>
 </w:styles>
 </file>
 

--- a/Documents/Documentation.docx
+++ b/Documents/Documentation.docx
@@ -5978,7 +5978,15 @@
           </w:tcPr>
           <w:p>
             <w:r>
-              <w:t>L'application doit permettre l'upload d'une image contenant un numéro de série.</w:t>
+              <w:t>L'application doit permettre l'</w:t>
+            </w:r>
+            <w:proofErr w:type="spellStart"/>
+            <w:r>
+              <w:t>upload</w:t>
+            </w:r>
+            <w:proofErr w:type="spellEnd"/>
+            <w:r>
+              <w:t xml:space="preserve"> d'une image contenant un numéro de série.</w:t>
             </w:r>
           </w:p>
         </w:tc>
@@ -8159,8 +8167,13 @@
           <w:numId w:val="6"/>
         </w:numPr>
       </w:pPr>
-      <w:r>
-        <w:t>la reprise et l'amélioration de la fonctionnalité OCR développée lors du Pré-TPI (intégration dans un flux applicatif complet, validation et correction des données reconnues, gestion des erreurs liées à un texte bruité ou incorrect) ;</w:t>
+      <w:proofErr w:type="gramStart"/>
+      <w:r>
+        <w:t>la</w:t>
+      </w:r>
+      <w:proofErr w:type="gramEnd"/>
+      <w:r>
+        <w:t xml:space="preserve"> reprise et l'amélioration de la fonctionnalité OCR développée lors du Pré-TPI (intégration dans un flux applicatif complet, validation et correction des données reconnues, gestion des erreurs liées à un texte bruité ou incorrect) ;</w:t>
       </w:r>
     </w:p>
     <w:p>
@@ -8171,8 +8184,29 @@
           <w:numId w:val="6"/>
         </w:numPr>
       </w:pPr>
-      <w:r>
-        <w:t>le développement d'une application web complète de gestion d'un parc informatique, structurée autour d'un back-end et d'un front-end ;</w:t>
+      <w:proofErr w:type="gramStart"/>
+      <w:r>
+        <w:t>le</w:t>
+      </w:r>
+      <w:proofErr w:type="gramEnd"/>
+      <w:r>
+        <w:t xml:space="preserve"> développement d'une application web complète de gestion d'un parc informatique, structurée autour d'un </w:t>
+      </w:r>
+      <w:proofErr w:type="spellStart"/>
+      <w:r>
+        <w:t>back-end</w:t>
+      </w:r>
+      <w:proofErr w:type="spellEnd"/>
+      <w:r>
+        <w:t xml:space="preserve"> et d'un </w:t>
+      </w:r>
+      <w:proofErr w:type="spellStart"/>
+      <w:r>
+        <w:t>front-end</w:t>
+      </w:r>
+      <w:proofErr w:type="spellEnd"/>
+      <w:r>
+        <w:t xml:space="preserve"> ;</w:t>
       </w:r>
     </w:p>
     <w:p>
@@ -8183,8 +8217,13 @@
           <w:numId w:val="6"/>
         </w:numPr>
       </w:pPr>
-      <w:r>
-        <w:t>la gestion des équipements (ajout, modification, suppression, recherche par numéro de série et par type, assignation à un utilisateur) ;</w:t>
+      <w:proofErr w:type="gramStart"/>
+      <w:r>
+        <w:t>la</w:t>
+      </w:r>
+      <w:proofErr w:type="gramEnd"/>
+      <w:r>
+        <w:t xml:space="preserve"> gestion des équipements (ajout, modification, suppression, recherche par numéro de série et par type, assignation à un utilisateur) ;</w:t>
       </w:r>
     </w:p>
     <w:p>
@@ -8195,9 +8234,14 @@
           <w:numId w:val="6"/>
         </w:numPr>
       </w:pPr>
+      <w:proofErr w:type="gramStart"/>
       <w:r>
         <w:lastRenderedPageBreak/>
-        <w:t>la gestion de la garantie de chaque équipement (date d'achat, durée de garantie, fournisseur, statut en cours / expirée) ;</w:t>
+        <w:t>la</w:t>
+      </w:r>
+      <w:proofErr w:type="gramEnd"/>
+      <w:r>
+        <w:t xml:space="preserve"> gestion de la garantie de chaque équipement (date d'achat, durée de garantie, fournisseur, statut en cours / expirée) ;</w:t>
       </w:r>
     </w:p>
     <w:p>
@@ -8208,8 +8252,13 @@
           <w:numId w:val="6"/>
         </w:numPr>
       </w:pPr>
-      <w:r>
-        <w:t>la gestion des utilisateurs avec deux rôles distincts (Administrateur, Utilisateur standard), authentification sécurisée et droits d'accès différenciés ;</w:t>
+      <w:proofErr w:type="gramStart"/>
+      <w:r>
+        <w:t>la</w:t>
+      </w:r>
+      <w:proofErr w:type="gramEnd"/>
+      <w:r>
+        <w:t xml:space="preserve"> gestion des utilisateurs avec deux rôles distincts (Administrateur, Utilisateur standard), authentification sécurisée et droits d'accès différenciés ;</w:t>
       </w:r>
     </w:p>
     <w:p>
@@ -8220,8 +8269,13 @@
           <w:numId w:val="6"/>
         </w:numPr>
       </w:pPr>
-      <w:r>
-        <w:t>la journalisation des actions (création, modification, suppression, assignation, actions OCR), avec horodatage et traçabilité de l'utilisateur ;</w:t>
+      <w:proofErr w:type="gramStart"/>
+      <w:r>
+        <w:t>la</w:t>
+      </w:r>
+      <w:proofErr w:type="gramEnd"/>
+      <w:r>
+        <w:t xml:space="preserve"> journalisation des actions (création, modification, suppression, assignation, actions OCR), avec horodatage et traçabilité de l'utilisateur ;</w:t>
       </w:r>
     </w:p>
     <w:p>
@@ -8232,8 +8286,13 @@
           <w:numId w:val="6"/>
         </w:numPr>
       </w:pPr>
-      <w:r>
-        <w:t>un tableau de bord présentant le nombre total d'équipements, leur répartition par statut (actif, en stock, en réparation) et l'activité récente ;</w:t>
+      <w:proofErr w:type="gramStart"/>
+      <w:r>
+        <w:t>un</w:t>
+      </w:r>
+      <w:proofErr w:type="gramEnd"/>
+      <w:r>
+        <w:t xml:space="preserve"> tableau de bord présentant le nombre total d'équipements, leur répartition par statut (actif, en stock, en réparation) et l'activité récente ;</w:t>
       </w:r>
     </w:p>
     <w:p>
@@ -8244,8 +8303,13 @@
           <w:numId w:val="6"/>
         </w:numPr>
       </w:pPr>
-      <w:r>
-        <w:t>la livraison du code source, de la base de données, d'une documentation technique, d'un manuel d'utilisation et d'un manuel d'exploitation (installation et déploiement).</w:t>
+      <w:proofErr w:type="gramStart"/>
+      <w:r>
+        <w:t>la</w:t>
+      </w:r>
+      <w:proofErr w:type="gramEnd"/>
+      <w:r>
+        <w:t xml:space="preserve"> livraison du code source, de la base de données, d'une documentation technique, d'un manuel d'utilisation et d'un manuel d'exploitation (installation et déploiement).</w:t>
       </w:r>
     </w:p>
     <w:p/>
@@ -8277,8 +8341,13 @@
           <w:numId w:val="5"/>
         </w:numPr>
       </w:pPr>
-      <w:r>
-        <w:t>la mise en production sur un environnement externe au CPNV (hébergement public, nom de domaine, certificats SSL d'autorité reconnue) ;</w:t>
+      <w:proofErr w:type="gramStart"/>
+      <w:r>
+        <w:t>la</w:t>
+      </w:r>
+      <w:proofErr w:type="gramEnd"/>
+      <w:r>
+        <w:t xml:space="preserve"> mise en production sur un environnement externe au CPNV (hébergement public, nom de domaine, certificats SSL d'autorité reconnue) ;</w:t>
       </w:r>
     </w:p>
     <w:p>
@@ -8289,8 +8358,13 @@
           <w:numId w:val="5"/>
         </w:numPr>
       </w:pPr>
-      <w:r>
-        <w:t>le développement d'une application mobile native (iOS / Android) ; seule une interface web responsive est attendue ;</w:t>
+      <w:proofErr w:type="gramStart"/>
+      <w:r>
+        <w:t>le</w:t>
+      </w:r>
+      <w:proofErr w:type="gramEnd"/>
+      <w:r>
+        <w:t xml:space="preserve"> développement d'une application mobile native (iOS / Android) ; seule une interface web responsive est attendue ;</w:t>
       </w:r>
     </w:p>
     <w:p>
@@ -8301,8 +8375,13 @@
           <w:numId w:val="5"/>
         </w:numPr>
       </w:pPr>
-      <w:r>
-        <w:t>l'intégration avec des systèmes tiers externes tels qu'un annuaire d'entreprise (LDAP / Active Directory), un ERP ou une GMAO ;</w:t>
+      <w:proofErr w:type="gramStart"/>
+      <w:r>
+        <w:t>l'intégration</w:t>
+      </w:r>
+      <w:proofErr w:type="gramEnd"/>
+      <w:r>
+        <w:t xml:space="preserve"> avec des systèmes tiers externes tels qu'un annuaire d'entreprise (LDAP / Active Directory), un ERP ou une GMAO ;</w:t>
       </w:r>
     </w:p>
     <w:p>
@@ -8313,8 +8392,13 @@
           <w:numId w:val="5"/>
         </w:numPr>
       </w:pPr>
-      <w:r>
-        <w:t>la gestion d'un parc d'équipements non informatiques (mobilier, téléphonie, etc.) ;</w:t>
+      <w:proofErr w:type="gramStart"/>
+      <w:r>
+        <w:t>la</w:t>
+      </w:r>
+      <w:proofErr w:type="gramEnd"/>
+      <w:r>
+        <w:t xml:space="preserve"> gestion d'un parc d'équipements non informatiques (mobilier, téléphonie, etc.) ;</w:t>
       </w:r>
     </w:p>
     <w:p>
@@ -8325,8 +8409,13 @@
           <w:numId w:val="5"/>
         </w:numPr>
       </w:pPr>
-      <w:r>
-        <w:t>la gestion financière des équipements (amortissement comptable, valeur résiduelle, refacturation interne) ;</w:t>
+      <w:proofErr w:type="gramStart"/>
+      <w:r>
+        <w:t>la</w:t>
+      </w:r>
+      <w:proofErr w:type="gramEnd"/>
+      <w:r>
+        <w:t xml:space="preserve"> gestion financière des équipements (amortissement comptable, valeur résiduelle, refacturation interne) ;</w:t>
       </w:r>
     </w:p>
     <w:p>
@@ -8337,8 +8426,13 @@
           <w:numId w:val="5"/>
         </w:numPr>
       </w:pPr>
-      <w:r>
-        <w:t>la génération automatisée de rapports avancés ou l'export vers des formats spécialisés autres que ceux strictement nécessaires à la consultation ;</w:t>
+      <w:proofErr w:type="gramStart"/>
+      <w:r>
+        <w:t>la</w:t>
+      </w:r>
+      <w:proofErr w:type="gramEnd"/>
+      <w:r>
+        <w:t xml:space="preserve"> génération automatisée de rapports avancés ou l'export vers des formats spécialisés autres que ceux strictement nécessaires à la consultation ;</w:t>
       </w:r>
     </w:p>
     <w:p>
@@ -8349,8 +8443,13 @@
           <w:numId w:val="5"/>
         </w:numPr>
       </w:pPr>
-      <w:r>
-        <w:t>la prise en charge de plusieurs langues : l'application est exclusivement développée en français ;</w:t>
+      <w:proofErr w:type="gramStart"/>
+      <w:r>
+        <w:t>la</w:t>
+      </w:r>
+      <w:proofErr w:type="gramEnd"/>
+      <w:r>
+        <w:t xml:space="preserve"> prise en charge de plusieurs langues : l'application est exclusivement développée en français ;</w:t>
       </w:r>
     </w:p>
     <w:p>
@@ -8361,8 +8460,13 @@
           <w:numId w:val="5"/>
         </w:numPr>
       </w:pPr>
-      <w:r>
-        <w:t>l'entraînement d'un modèle OCR personnalisé : seule l'intégration et la fiabilisation d'une bibliothèque OCR existante sont prévues.</w:t>
+      <w:proofErr w:type="gramStart"/>
+      <w:r>
+        <w:t>l'entraînement</w:t>
+      </w:r>
+      <w:proofErr w:type="gramEnd"/>
+      <w:r>
+        <w:t xml:space="preserve"> d'un modèle OCR personnalisé : seule l'intégration et la fiabilisation d'une bibliothèque OCR existante sont prévues.</w:t>
       </w:r>
     </w:p>
     <w:p/>
@@ -8383,7 +8487,15 @@
       </w:pPr>
       <w:bookmarkStart w:id="8" w:name="_Toc228891111"/>
       <w:r>
-        <w:t>Flux OCR (upload → extraction → validation → enregistrement)</w:t>
+        <w:t>Flux OCR (</w:t>
+      </w:r>
+      <w:proofErr w:type="spellStart"/>
+      <w:r>
+        <w:t>upload</w:t>
+      </w:r>
+      <w:proofErr w:type="spellEnd"/>
+      <w:r>
+        <w:t xml:space="preserve"> → extraction → validation → enregistrement)</w:t>
       </w:r>
       <w:bookmarkEnd w:id="8"/>
     </w:p>
@@ -8607,6 +8719,9 @@
     </w:p>
     <w:p>
       <w:r>
+        <w:rPr>
+          <w:noProof/>
+        </w:rPr>
         <w:lastRenderedPageBreak/>
         <w:drawing>
           <wp:inline distT="0" distB="0" distL="0" distR="0" wp14:anchorId="08537B0D" wp14:editId="2733935F">
@@ -8645,6 +8760,9 @@
         </w:drawing>
       </w:r>
       <w:r>
+        <w:rPr>
+          <w:noProof/>
+        </w:rPr>
         <w:drawing>
           <wp:inline distT="0" distB="0" distL="0" distR="0" wp14:anchorId="6461EE17" wp14:editId="6663D733">
             <wp:extent cx="4877018" cy="3228229"/>
@@ -8763,6 +8881,9 @@
         </w:drawing>
       </w:r>
       <w:r>
+        <w:rPr>
+          <w:noProof/>
+        </w:rPr>
         <w:lastRenderedPageBreak/>
         <w:drawing>
           <wp:inline distT="0" distB="0" distL="0" distR="0" wp14:anchorId="5330548F" wp14:editId="7F2E89A6">
@@ -8801,6 +8922,9 @@
         </w:drawing>
       </w:r>
       <w:r>
+        <w:rPr>
+          <w:noProof/>
+        </w:rPr>
         <w:drawing>
           <wp:inline distT="0" distB="0" distL="0" distR="0" wp14:anchorId="39257FC1" wp14:editId="70BED4EF">
             <wp:extent cx="5760720" cy="4072255"/>
@@ -9401,10 +9525,10 @@
             <v:path o:extrusionok="f" gradientshapeok="t" o:connecttype="rect"/>
             <o:lock v:ext="edit" aspectratio="t"/>
           </v:shapetype>
-          <v:shape id="_x0000_i1071" type="#_x0000_t75" style="width:77pt;height:50.1pt" o:ole="">
+          <v:shape id="_x0000_i1025" type="#_x0000_t75" style="width:77pt;height:50.1pt" o:ole="">
             <v:imagedata r:id="rId28" o:title=""/>
           </v:shape>
-          <o:OLEObject Type="Embed" ProgID="Package" ShapeID="_x0000_i1071" DrawAspect="Icon" ObjectID="_1839503864" r:id="rId29"/>
+          <o:OLEObject Type="Embed" ProgID="Package" ShapeID="_x0000_i1025" DrawAspect="Icon" ObjectID="_1839743327" r:id="rId29"/>
         </w:object>
       </w:r>
     </w:p>
@@ -9430,7 +9554,23 @@
     </w:p>
     <w:p>
       <w:r>
-        <w:t>L'application Serial Guard V2 repose sur un système de contrôle d'accès basé sur les rôles, communément appelé RBAC (Role-Based Access Control). Deux rôles distincts ont été définis conformément aux exigences du cahier des charges : Administrateur et Utilisateur standard. Ce rôle est attribué à chaque utilisateur lors de sa création et est stocké dans la colonne role de la table users en base de données.</w:t>
+        <w:t xml:space="preserve">L'application Serial Guard V2 repose sur un système de contrôle d'accès basé sur les rôles, communément appelé RBAC (Role-Based Access Control). Deux rôles distincts ont été définis conformément aux exigences du cahier des charges : Administrateur et Utilisateur standard. Ce rôle est attribué à chaque utilisateur lors de sa création et est stocké dans la colonne </w:t>
+      </w:r>
+      <w:proofErr w:type="spellStart"/>
+      <w:r>
+        <w:t>role</w:t>
+      </w:r>
+      <w:proofErr w:type="spellEnd"/>
+      <w:r>
+        <w:t xml:space="preserve"> de la table </w:t>
+      </w:r>
+      <w:proofErr w:type="spellStart"/>
+      <w:r>
+        <w:t>users</w:t>
+      </w:r>
+      <w:proofErr w:type="spellEnd"/>
+      <w:r>
+        <w:t xml:space="preserve"> en base de données.</w:t>
       </w:r>
     </w:p>
     <w:p>
@@ -9465,7 +9605,39 @@
     </w:p>
     <w:p>
       <w:r>
-        <w:t>La vérification du rôle est assurée par une fonction utilitaire centralisée require_role(), définie dans le module utils/auth.py. Cette fonction est appelée en début de chaque page Streamlit et prend en paramètre une liste des rôles autorisés à accéder à cette page. Elle vérifie le rôle de l'utilisateur connecté stocké en session. Si le rôle ne correspond pas, l'utilisateur est redirigé ou l'accès est bloqué. Ce mécanisme garantit qu'aucune page sensible ne peut être atteinte en naviguant directement via l'URL, même par un utilisateur authentifié avec un rôle insuffisant.</w:t>
+        <w:t xml:space="preserve">La vérification du rôle est assurée par une fonction utilitaire centralisée </w:t>
+      </w:r>
+      <w:proofErr w:type="spellStart"/>
+      <w:r>
+        <w:t>require_</w:t>
+      </w:r>
+      <w:proofErr w:type="gramStart"/>
+      <w:r>
+        <w:t>role</w:t>
+      </w:r>
+      <w:proofErr w:type="spellEnd"/>
+      <w:r>
+        <w:t>(</w:t>
+      </w:r>
+      <w:proofErr w:type="gramEnd"/>
+      <w:r>
+        <w:t xml:space="preserve">), définie dans le module </w:t>
+      </w:r>
+      <w:proofErr w:type="spellStart"/>
+      <w:r>
+        <w:t>utils</w:t>
+      </w:r>
+      <w:proofErr w:type="spellEnd"/>
+      <w:r>
+        <w:t xml:space="preserve">/auth.py. Cette fonction est appelée en début de chaque page </w:t>
+      </w:r>
+      <w:proofErr w:type="spellStart"/>
+      <w:r>
+        <w:t>Streamlit</w:t>
+      </w:r>
+      <w:proofErr w:type="spellEnd"/>
+      <w:r>
+        <w:t xml:space="preserve"> et prend en paramètre une liste des rôles autorisés à accéder à cette page. Elle vérifie le rôle de l'utilisateur connecté stocké en session. Si le rôle ne correspond pas, l'utilisateur est redirigé ou l'accès est bloqué. Ce mécanisme garantit qu'aucune page sensible ne peut être atteinte en naviguant directement via l'URL, même par un utilisateur authentifié avec un rôle insuffisant.</w:t>
       </w:r>
     </w:p>
     <w:tbl>
@@ -9774,7 +9946,36 @@
     </w:p>
     <w:p>
       <w:r>
-        <w:t>Le mécanisme d'authentification de Serial Guard V2 est entièrement géré côté application, sans délégation à un service tiers. Il repose sur la combinaison de la bibliothèque bcrypt pour le hachage des mots de passe et du système de session de Streamlit (st.session_state) pour la persistance de la connexion pendant la durée de navigation.</w:t>
+        <w:t xml:space="preserve">Le mécanisme d'authentification de Serial Guard V2 est entièrement géré côté application, sans délégation à un service tiers. Il repose sur la combinaison de la bibliothèque </w:t>
+      </w:r>
+      <w:proofErr w:type="spellStart"/>
+      <w:r>
+        <w:t>bcrypt</w:t>
+      </w:r>
+      <w:proofErr w:type="spellEnd"/>
+      <w:r>
+        <w:t xml:space="preserve"> pour le hachage des mots de passe et du système de session de </w:t>
+      </w:r>
+      <w:proofErr w:type="spellStart"/>
+      <w:r>
+        <w:t>Streamlit</w:t>
+      </w:r>
+      <w:proofErr w:type="spellEnd"/>
+      <w:r>
+        <w:t xml:space="preserve"> (</w:t>
+      </w:r>
+      <w:proofErr w:type="spellStart"/>
+      <w:proofErr w:type="gramStart"/>
+      <w:r>
+        <w:t>st.session</w:t>
+      </w:r>
+      <w:proofErr w:type="gramEnd"/>
+      <w:r>
+        <w:t>_state</w:t>
+      </w:r>
+      <w:proofErr w:type="spellEnd"/>
+      <w:r>
+        <w:t>) pour la persistance de la connexion pendant la durée de navigation.</w:t>
       </w:r>
     </w:p>
     <w:p>
@@ -9789,7 +9990,33 @@
     </w:p>
     <w:p>
       <w:r>
-        <w:t>Lors de la création d'un utilisateur, le mot de passe fourni est haché à l'aide de bcrypt.hashpw() avant d'être enregistré dans la base de données. La bibliothèque bcrypt génère automatiquement un sel aléatoire à chaque appel, ce qui garantit que deux utilisateurs ayant le même mot de passe produisent des hashes différents. Le mot de passe en clair n'est jamais stocké ni transmis à la base, conformément à l'exigence non fonctionnelle ENF-01.1.</w:t>
+        <w:t xml:space="preserve">Lors de la création d'un utilisateur, le mot de passe fourni est haché à l'aide de </w:t>
+      </w:r>
+      <w:proofErr w:type="spellStart"/>
+      <w:proofErr w:type="gramStart"/>
+      <w:r>
+        <w:t>bcrypt.hashpw</w:t>
+      </w:r>
+      <w:proofErr w:type="spellEnd"/>
+      <w:proofErr w:type="gramEnd"/>
+      <w:r>
+        <w:t xml:space="preserve">() avant d'être enregistré dans la base de données. La bibliothèque </w:t>
+      </w:r>
+      <w:proofErr w:type="spellStart"/>
+      <w:r>
+        <w:t>bcrypt</w:t>
+      </w:r>
+      <w:proofErr w:type="spellEnd"/>
+      <w:r>
+        <w:t xml:space="preserve"> génère automatiquement un sel aléatoire à chaque appel, ce qui garantit que deux utilisateurs ayant le même mot de passe produisent des </w:t>
+      </w:r>
+      <w:proofErr w:type="spellStart"/>
+      <w:r>
+        <w:t>hashes</w:t>
+      </w:r>
+      <w:proofErr w:type="spellEnd"/>
+      <w:r>
+        <w:t xml:space="preserve"> différents. Le mot de passe en clair n'est jamais stocké ni transmis à la base, conformément à l'exigence non fonctionnelle ENF-01.1.</w:t>
       </w:r>
     </w:p>
     <w:p>
@@ -9804,7 +10031,54 @@
     </w:p>
     <w:p>
       <w:r>
-        <w:t>Lors de la tentative de connexion, l'application récupère l'enregistrement correspondant au nom d'utilisateur saisi via la fonction get_user_info(). Si l'utilisateur existe, le mot de passe fourni est comparé au hash stocké grâce à bcrypt.checkpw(). En cas de correspondance, les informations de l'utilisateur (nom d'utilisateur et rôle) sont enregistrées dans st.session_state, ce qui maintient la session active pour toutes les pages de l'application tant que la session Streamlit reste ouverte.</w:t>
+        <w:t xml:space="preserve">Lors de la tentative de connexion, l'application récupère l'enregistrement correspondant au nom d'utilisateur saisi via la fonction </w:t>
+      </w:r>
+      <w:proofErr w:type="spellStart"/>
+      <w:r>
+        <w:t>get_user_</w:t>
+      </w:r>
+      <w:proofErr w:type="gramStart"/>
+      <w:r>
+        <w:t>info</w:t>
+      </w:r>
+      <w:proofErr w:type="spellEnd"/>
+      <w:r>
+        <w:t>(</w:t>
+      </w:r>
+      <w:proofErr w:type="gramEnd"/>
+      <w:r>
+        <w:t xml:space="preserve">). Si l'utilisateur existe, le mot de passe fourni est comparé au hash stocké grâce à </w:t>
+      </w:r>
+      <w:proofErr w:type="spellStart"/>
+      <w:proofErr w:type="gramStart"/>
+      <w:r>
+        <w:t>bcrypt.checkpw</w:t>
+      </w:r>
+      <w:proofErr w:type="spellEnd"/>
+      <w:proofErr w:type="gramEnd"/>
+      <w:r>
+        <w:t xml:space="preserve">(). En cas de correspondance, les informations de l'utilisateur (nom d'utilisateur et rôle) sont enregistrées dans </w:t>
+      </w:r>
+      <w:proofErr w:type="spellStart"/>
+      <w:proofErr w:type="gramStart"/>
+      <w:r>
+        <w:t>st.session</w:t>
+      </w:r>
+      <w:proofErr w:type="gramEnd"/>
+      <w:r>
+        <w:t>_state</w:t>
+      </w:r>
+      <w:proofErr w:type="spellEnd"/>
+      <w:r>
+        <w:t xml:space="preserve">, ce qui maintient la session active pour toutes les pages de l'application tant que la session </w:t>
+      </w:r>
+      <w:proofErr w:type="spellStart"/>
+      <w:r>
+        <w:t>Streamlit</w:t>
+      </w:r>
+      <w:proofErr w:type="spellEnd"/>
+      <w:r>
+        <w:t xml:space="preserve"> reste ouverte.</w:t>
       </w:r>
     </w:p>
     <w:p>
@@ -9819,7 +10093,23 @@
     </w:p>
     <w:p>
       <w:r>
-        <w:t>Chaque page protégée appelle require_role() en première ligne. Cette fonction lit le rôle stocké en session et le compare à la liste des rôles autorisés passée en paramètre. Si l'utilisateur n'est pas connecté ou si son rôle est insuffisant, la page interrompt son exécution et affiche un message d'erreur ou redirige vers la page de connexion. Ce mécanisme est ainsi le garde-fou central de toute la sécurité applicative, appliqué de manière uniforme sur l'ensemble des pages.</w:t>
+        <w:t xml:space="preserve">Chaque page protégée appelle </w:t>
+      </w:r>
+      <w:proofErr w:type="spellStart"/>
+      <w:r>
+        <w:t>require_</w:t>
+      </w:r>
+      <w:proofErr w:type="gramStart"/>
+      <w:r>
+        <w:t>role</w:t>
+      </w:r>
+      <w:proofErr w:type="spellEnd"/>
+      <w:r>
+        <w:t>(</w:t>
+      </w:r>
+      <w:proofErr w:type="gramEnd"/>
+      <w:r>
+        <w:t>) en première ligne. Cette fonction lit le rôle stocké en session et le compare à la liste des rôles autorisés passée en paramètre. Si l'utilisateur n'est pas connecté ou si son rôle est insuffisant, la page interrompt son exécution et affiche un message d'erreur ou redirige vers la page de connexion. Ce mécanisme est ainsi le garde-fou central de toute la sécurité applicative, appliqué de manière uniforme sur l'ensemble des pages.</w:t>
       </w:r>
     </w:p>
     <w:p/>
@@ -9848,10 +10138,12 @@
         <w:pStyle w:val="Titre2"/>
       </w:pPr>
       <w:bookmarkStart w:id="28" w:name="_Toc228891131"/>
+      <w:proofErr w:type="spellStart"/>
       <w:r>
         <w:t>Back-end</w:t>
       </w:r>
       <w:bookmarkEnd w:id="28"/>
+      <w:proofErr w:type="spellEnd"/>
     </w:p>
     <w:p>
       <w:pPr>
@@ -9871,11 +10163,27 @@
     </w:p>
     <w:p>
       <w:r>
-        <w:t xml:space="preserve">Le back-end est organisé en modules Python distincts, chacun regroupant les fonctions d'accès à la base de données pour une entité donnée. Toutes ces fonctions </w:t>
+        <w:t xml:space="preserve">Le </w:t>
+      </w:r>
+      <w:proofErr w:type="spellStart"/>
+      <w:r>
+        <w:t>back-end</w:t>
+      </w:r>
+      <w:proofErr w:type="spellEnd"/>
+      <w:r>
+        <w:t xml:space="preserve"> est organisé en modules Python distincts, chacun regroupant les fonctions d'accès à la base de données pour une entité donnée. Toutes ces fonctions </w:t>
       </w:r>
       <w:r>
         <w:lastRenderedPageBreak/>
-        <w:t>s'appuient sur le client Supabase instancié dans un module de connexion centralisé (db_connexion.py), ce qui évite toute duplication de la logique de connexion.</w:t>
+        <w:t xml:space="preserve">s'appuient sur le client </w:t>
+      </w:r>
+      <w:proofErr w:type="spellStart"/>
+      <w:r>
+        <w:t>Supabase</w:t>
+      </w:r>
+      <w:proofErr w:type="spellEnd"/>
+      <w:r>
+        <w:t xml:space="preserve"> instancié dans un module de connexion centralisé (db_connexion.py), ce qui évite toute duplication de la logique de connexion.</w:t>
       </w:r>
     </w:p>
     <w:p>
@@ -9890,27 +10198,155 @@
     </w:p>
     <w:p>
       <w:r>
-        <w:t>Ce module expose les quatre opérations CRUD pour la table equipments.</w:t>
-      </w:r>
-    </w:p>
-    <w:p>
-      <w:r>
-        <w:t>La fonction get_all_equipements() interroge la table via un SELECT * et retourne la liste complète des équipements sous forme de dictionnaires Python. Cette liste est directement consommée par les pages front-end pour l'affichage et les calculs statistiques.</w:t>
-      </w:r>
-    </w:p>
-    <w:p>
-      <w:r>
-        <w:t>La fonction create_equipment() accepte les dix champs d'un équipement et effectue un INSERT vers Supabase. Les champs optionnels de type entier ou date (warranty_months, purchase_date, assigned_user_id) sont transmis en None lorsqu'ils sont vides, ce qui correspond à une valeur NULL en base PostgreSQL. Transmettre une chaîne vide à ces colonnes provoque une erreur de type côté base de données, ce problème a été identifié et corrigé lors du développement.</w:t>
-      </w:r>
-    </w:p>
-    <w:p>
-      <w:r>
-        <w:t>La fonction update_equipments() prend en paramètre l'identifiant de l'équipement ainsi que l'ensemble de ses champs, et effectue un UPDATE ciblé via la clause .eq("id", id).</w:t>
-      </w:r>
-    </w:p>
-    <w:p>
-      <w:r>
-        <w:t>La fonction delete_equipment() supprime un équipement en ciblant son identifiant via .eq("id", id).</w:t>
+        <w:t xml:space="preserve">Ce module expose les quatre opérations CRUD pour la table </w:t>
+      </w:r>
+      <w:proofErr w:type="spellStart"/>
+      <w:r>
+        <w:t>equipments</w:t>
+      </w:r>
+      <w:proofErr w:type="spellEnd"/>
+      <w:r>
+        <w:t>.</w:t>
+      </w:r>
+    </w:p>
+    <w:p>
+      <w:r>
+        <w:t xml:space="preserve">La fonction </w:t>
+      </w:r>
+      <w:proofErr w:type="spellStart"/>
+      <w:r>
+        <w:t>get_all_</w:t>
+      </w:r>
+      <w:proofErr w:type="gramStart"/>
+      <w:r>
+        <w:t>equipements</w:t>
+      </w:r>
+      <w:proofErr w:type="spellEnd"/>
+      <w:r>
+        <w:t>(</w:t>
+      </w:r>
+      <w:proofErr w:type="gramEnd"/>
+      <w:r>
+        <w:t xml:space="preserve">) interroge la table via un SELECT * et retourne la liste complète des équipements sous forme de dictionnaires Python. Cette liste est directement consommée par les pages </w:t>
+      </w:r>
+      <w:proofErr w:type="spellStart"/>
+      <w:r>
+        <w:t>front-end</w:t>
+      </w:r>
+      <w:proofErr w:type="spellEnd"/>
+      <w:r>
+        <w:t xml:space="preserve"> pour l'affichage et les calculs statistiques.</w:t>
+      </w:r>
+    </w:p>
+    <w:p>
+      <w:r>
+        <w:t xml:space="preserve">La fonction </w:t>
+      </w:r>
+      <w:proofErr w:type="spellStart"/>
+      <w:r>
+        <w:t>create_</w:t>
+      </w:r>
+      <w:proofErr w:type="gramStart"/>
+      <w:r>
+        <w:t>equipment</w:t>
+      </w:r>
+      <w:proofErr w:type="spellEnd"/>
+      <w:r>
+        <w:t>(</w:t>
+      </w:r>
+      <w:proofErr w:type="gramEnd"/>
+      <w:r>
+        <w:t xml:space="preserve">) accepte les dix champs d'un équipement et effectue un INSERT vers </w:t>
+      </w:r>
+      <w:proofErr w:type="spellStart"/>
+      <w:r>
+        <w:t>Supabase</w:t>
+      </w:r>
+      <w:proofErr w:type="spellEnd"/>
+      <w:r>
+        <w:t>. Les champs optionnels de type entier ou date (</w:t>
+      </w:r>
+      <w:proofErr w:type="spellStart"/>
+      <w:r>
+        <w:t>warranty_months</w:t>
+      </w:r>
+      <w:proofErr w:type="spellEnd"/>
+      <w:r>
+        <w:t xml:space="preserve">, </w:t>
+      </w:r>
+      <w:proofErr w:type="spellStart"/>
+      <w:r>
+        <w:t>purchase_date</w:t>
+      </w:r>
+      <w:proofErr w:type="spellEnd"/>
+      <w:r>
+        <w:t xml:space="preserve">, </w:t>
+      </w:r>
+      <w:proofErr w:type="spellStart"/>
+      <w:r>
+        <w:t>assigned_user_id</w:t>
+      </w:r>
+      <w:proofErr w:type="spellEnd"/>
+      <w:r>
+        <w:t>) sont transmis en None lorsqu'ils sont vides, ce qui correspond à une valeur NULL en base PostgreSQL. Transmettre une chaîne vide à ces colonnes provoque une erreur de type côté base de données, ce problème a été identifié et corrigé lors du développement.</w:t>
+      </w:r>
+    </w:p>
+    <w:p>
+      <w:r>
+        <w:t xml:space="preserve">La fonction </w:t>
+      </w:r>
+      <w:proofErr w:type="spellStart"/>
+      <w:r>
+        <w:t>update_</w:t>
+      </w:r>
+      <w:proofErr w:type="gramStart"/>
+      <w:r>
+        <w:t>equipments</w:t>
+      </w:r>
+      <w:proofErr w:type="spellEnd"/>
+      <w:r>
+        <w:t>(</w:t>
+      </w:r>
+      <w:proofErr w:type="gramEnd"/>
+      <w:r>
+        <w:t xml:space="preserve">) prend en paramètre l'identifiant de l'équipement ainsi que l'ensemble de ses champs, et effectue un UPDATE ciblé via la </w:t>
+      </w:r>
+      <w:proofErr w:type="gramStart"/>
+      <w:r>
+        <w:t>clause .eq</w:t>
+      </w:r>
+      <w:proofErr w:type="gramEnd"/>
+      <w:r>
+        <w:t>("id", id).</w:t>
+      </w:r>
+    </w:p>
+    <w:p>
+      <w:r>
+        <w:t xml:space="preserve">La fonction </w:t>
+      </w:r>
+      <w:proofErr w:type="spellStart"/>
+      <w:r>
+        <w:t>delete_</w:t>
+      </w:r>
+      <w:proofErr w:type="gramStart"/>
+      <w:r>
+        <w:t>equipment</w:t>
+      </w:r>
+      <w:proofErr w:type="spellEnd"/>
+      <w:r>
+        <w:t>(</w:t>
+      </w:r>
+      <w:proofErr w:type="gramEnd"/>
+      <w:r>
+        <w:t xml:space="preserve">) supprime un équipement en ciblant son identifiant </w:t>
+      </w:r>
+      <w:proofErr w:type="gramStart"/>
+      <w:r>
+        <w:t>via .eq</w:t>
+      </w:r>
+      <w:proofErr w:type="gramEnd"/>
+      <w:r>
+        <w:t>("id", id).</w:t>
       </w:r>
     </w:p>
     <w:p>
@@ -9925,27 +10361,147 @@
     </w:p>
     <w:p>
       <w:r>
-        <w:t>Ce module gère les opérations sur la table users.</w:t>
-      </w:r>
-    </w:p>
-    <w:p>
-      <w:r>
-        <w:t>La fonction create_user() crée un nouvel utilisateur en hachant le mot de passe avec la bibliothèque bcrypt avant de l'insérer en base. Le mot de passe n'est donc jamais stocké en clair, conformément à l'exigence non fonctionnelle ENF-01.1.</w:t>
-      </w:r>
-    </w:p>
-    <w:p>
-      <w:r>
-        <w:t>Les fonctions get_user_info() et get_all_users() permettent respectivement de récupérer un utilisateur par son nom d'utilisateur (utilisé lors de l'authentification) et de lister tous les utilisateurs (utilisé dans la page d'administration).</w:t>
-      </w:r>
-    </w:p>
-    <w:p>
-      <w:r>
-        <w:t>La fonction update_password() récupère d'abord l'identifiant de l'utilisateur via get_user_info(), puis effectue un UPDATE en repassant le nouveau mot de passe par le même processus de hachage bcrypt, garantissant que le hash stocké en base est toujours unique et sécurisé.</w:t>
-      </w:r>
-    </w:p>
-    <w:p>
-      <w:r>
-        <w:t>La fonction delete_user() suit le même principe : elle résout d'abord le nom d'utilisateur en identifiant, puis supprime la ligne correspondante.</w:t>
+        <w:t xml:space="preserve">Ce module gère les opérations sur la table </w:t>
+      </w:r>
+      <w:proofErr w:type="spellStart"/>
+      <w:r>
+        <w:t>users</w:t>
+      </w:r>
+      <w:proofErr w:type="spellEnd"/>
+      <w:r>
+        <w:t>.</w:t>
+      </w:r>
+    </w:p>
+    <w:p>
+      <w:r>
+        <w:t xml:space="preserve">La fonction </w:t>
+      </w:r>
+      <w:proofErr w:type="spellStart"/>
+      <w:r>
+        <w:t>create_</w:t>
+      </w:r>
+      <w:proofErr w:type="gramStart"/>
+      <w:r>
+        <w:t>user</w:t>
+      </w:r>
+      <w:proofErr w:type="spellEnd"/>
+      <w:r>
+        <w:t>(</w:t>
+      </w:r>
+      <w:proofErr w:type="gramEnd"/>
+      <w:r>
+        <w:t xml:space="preserve">) crée un nouvel utilisateur en hachant le mot de passe avec la bibliothèque </w:t>
+      </w:r>
+      <w:proofErr w:type="spellStart"/>
+      <w:r>
+        <w:t>bcrypt</w:t>
+      </w:r>
+      <w:proofErr w:type="spellEnd"/>
+      <w:r>
+        <w:t xml:space="preserve"> avant de l'insérer en base. Le mot de passe n'est donc jamais stocké en clair, conformément à l'exigence non fonctionnelle ENF-01.1.</w:t>
+      </w:r>
+    </w:p>
+    <w:p>
+      <w:r>
+        <w:t xml:space="preserve">Les fonctions </w:t>
+      </w:r>
+      <w:proofErr w:type="spellStart"/>
+      <w:r>
+        <w:t>get_user_</w:t>
+      </w:r>
+      <w:proofErr w:type="gramStart"/>
+      <w:r>
+        <w:t>info</w:t>
+      </w:r>
+      <w:proofErr w:type="spellEnd"/>
+      <w:r>
+        <w:t>(</w:t>
+      </w:r>
+      <w:proofErr w:type="gramEnd"/>
+      <w:r>
+        <w:t xml:space="preserve">) et </w:t>
+      </w:r>
+      <w:proofErr w:type="spellStart"/>
+      <w:r>
+        <w:t>get_all_</w:t>
+      </w:r>
+      <w:proofErr w:type="gramStart"/>
+      <w:r>
+        <w:t>users</w:t>
+      </w:r>
+      <w:proofErr w:type="spellEnd"/>
+      <w:r>
+        <w:t>(</w:t>
+      </w:r>
+      <w:proofErr w:type="gramEnd"/>
+      <w:r>
+        <w:t>) permettent respectivement de récupérer un utilisateur par son nom d'utilisateur (utilisé lors de l'authentification) et de lister tous les utilisateurs (utilisé dans la page d'administration).</w:t>
+      </w:r>
+    </w:p>
+    <w:p>
+      <w:r>
+        <w:t xml:space="preserve">La fonction </w:t>
+      </w:r>
+      <w:proofErr w:type="spellStart"/>
+      <w:r>
+        <w:t>update_</w:t>
+      </w:r>
+      <w:proofErr w:type="gramStart"/>
+      <w:r>
+        <w:t>password</w:t>
+      </w:r>
+      <w:proofErr w:type="spellEnd"/>
+      <w:r>
+        <w:t>(</w:t>
+      </w:r>
+      <w:proofErr w:type="gramEnd"/>
+      <w:r>
+        <w:t xml:space="preserve">) récupère d'abord l'identifiant de l'utilisateur via </w:t>
+      </w:r>
+      <w:proofErr w:type="spellStart"/>
+      <w:r>
+        <w:t>get_user_</w:t>
+      </w:r>
+      <w:proofErr w:type="gramStart"/>
+      <w:r>
+        <w:t>info</w:t>
+      </w:r>
+      <w:proofErr w:type="spellEnd"/>
+      <w:r>
+        <w:t>(</w:t>
+      </w:r>
+      <w:proofErr w:type="gramEnd"/>
+      <w:r>
+        <w:t xml:space="preserve">), puis effectue un UPDATE en repassant le nouveau mot de passe par le même processus de hachage </w:t>
+      </w:r>
+      <w:proofErr w:type="spellStart"/>
+      <w:r>
+        <w:t>bcrypt</w:t>
+      </w:r>
+      <w:proofErr w:type="spellEnd"/>
+      <w:r>
+        <w:t>, garantissant que le hash stocké en base est toujours unique et sécurisé.</w:t>
+      </w:r>
+    </w:p>
+    <w:p>
+      <w:r>
+        <w:t xml:space="preserve">La fonction </w:t>
+      </w:r>
+      <w:proofErr w:type="spellStart"/>
+      <w:r>
+        <w:t>delete_</w:t>
+      </w:r>
+      <w:proofErr w:type="gramStart"/>
+      <w:r>
+        <w:t>user</w:t>
+      </w:r>
+      <w:proofErr w:type="spellEnd"/>
+      <w:r>
+        <w:t>(</w:t>
+      </w:r>
+      <w:proofErr w:type="gramEnd"/>
+      <w:r>
+        <w:t>) suit le même principe : elle résout d'abord le nom d'utilisateur en identifiant, puis supprime la ligne correspondante.</w:t>
       </w:r>
     </w:p>
     <w:p>
@@ -9968,15 +10524,49 @@
         <w:pStyle w:val="Titre2"/>
       </w:pPr>
       <w:bookmarkStart w:id="32" w:name="_Toc228891135"/>
+      <w:proofErr w:type="spellStart"/>
       <w:r>
         <w:lastRenderedPageBreak/>
         <w:t>Front-end</w:t>
       </w:r>
       <w:bookmarkEnd w:id="32"/>
-    </w:p>
-    <w:p>
-      <w:r>
-        <w:t>Le front-end de Serial Guard V2 est entièrement développé avec le framework Streamlit, qui permet de construire des interfaces web interactives directement en Python, sans nécessiter de code HTML ou JavaScript supplémentaire pour la logique applicative. Cette approche a été choisie pour sa rapidité de développement et sa compatibilité native avec le back-end Python.</w:t>
+      <w:proofErr w:type="spellEnd"/>
+    </w:p>
+    <w:p>
+      <w:r>
+        <w:t xml:space="preserve">Le </w:t>
+      </w:r>
+      <w:proofErr w:type="spellStart"/>
+      <w:r>
+        <w:t>front-end</w:t>
+      </w:r>
+      <w:proofErr w:type="spellEnd"/>
+      <w:r>
+        <w:t xml:space="preserve"> de Serial Guard V2 est entièrement développé avec le </w:t>
+      </w:r>
+      <w:proofErr w:type="spellStart"/>
+      <w:r>
+        <w:t>framework</w:t>
+      </w:r>
+      <w:proofErr w:type="spellEnd"/>
+      <w:r>
+        <w:t xml:space="preserve"> </w:t>
+      </w:r>
+      <w:proofErr w:type="spellStart"/>
+      <w:r>
+        <w:t>Streamlit</w:t>
+      </w:r>
+      <w:proofErr w:type="spellEnd"/>
+      <w:r>
+        <w:t xml:space="preserve">, qui permet de construire des interfaces web interactives directement en Python, sans nécessiter de code HTML ou JavaScript supplémentaire pour la logique applicative. Cette approche a été choisie pour sa rapidité de développement et sa compatibilité native avec le </w:t>
+      </w:r>
+      <w:proofErr w:type="spellStart"/>
+      <w:r>
+        <w:t>back-end</w:t>
+      </w:r>
+      <w:proofErr w:type="spellEnd"/>
+      <w:r>
+        <w:t xml:space="preserve"> Python.</w:t>
       </w:r>
     </w:p>
     <w:p>
@@ -10004,6 +10594,9 @@
         <w:t xml:space="preserve"> </w:t>
       </w:r>
       <w:r>
+        <w:rPr>
+          <w:noProof/>
+        </w:rPr>
         <w:drawing>
           <wp:inline distT="0" distB="0" distL="0" distR="0" wp14:anchorId="7E17554D" wp14:editId="7D855C7A">
             <wp:extent cx="5760720" cy="6928485"/>
@@ -10054,7 +10647,78 @@
         <w:ind w:left="708"/>
       </w:pPr>
       <w:r>
-        <w:t>La première section affiche cinq métriques disposées en colonnes avec bordure grâce à st.columns(5, border=True). Chaque métrique est calculée directement depuis la liste complète des équipements récupérée en base : le total général, puis le décompte par statut (active, in_stock, in_repair, retired). Ces calculs sont effectués par list comprehension en filtrant la liste sur le champ status. Un lien de navigation vers la page Equipements est placé au-dessus de ces métriques via st.page_link.</w:t>
+        <w:t xml:space="preserve">La première section affiche cinq métriques disposées en colonnes avec bordure grâce à </w:t>
+      </w:r>
+      <w:proofErr w:type="spellStart"/>
+      <w:proofErr w:type="gramStart"/>
+      <w:r>
+        <w:t>st.columns</w:t>
+      </w:r>
+      <w:proofErr w:type="spellEnd"/>
+      <w:proofErr w:type="gramEnd"/>
+      <w:r>
+        <w:t xml:space="preserve">(5, border=True). Chaque métrique est calculée directement depuis la liste complète des équipements récupérée en base : le total général, puis le décompte par statut (active, </w:t>
+      </w:r>
+      <w:proofErr w:type="spellStart"/>
+      <w:r>
+        <w:t>in_stock</w:t>
+      </w:r>
+      <w:proofErr w:type="spellEnd"/>
+      <w:r>
+        <w:t xml:space="preserve">, </w:t>
+      </w:r>
+      <w:proofErr w:type="spellStart"/>
+      <w:r>
+        <w:t>in_repair</w:t>
+      </w:r>
+      <w:proofErr w:type="spellEnd"/>
+      <w:r>
+        <w:t xml:space="preserve">, </w:t>
+      </w:r>
+      <w:proofErr w:type="spellStart"/>
+      <w:r>
+        <w:t>retired</w:t>
+      </w:r>
+      <w:proofErr w:type="spellEnd"/>
+      <w:r>
+        <w:t xml:space="preserve">). Ces calculs sont effectués par </w:t>
+      </w:r>
+      <w:proofErr w:type="spellStart"/>
+      <w:r>
+        <w:t>list</w:t>
+      </w:r>
+      <w:proofErr w:type="spellEnd"/>
+      <w:r>
+        <w:t xml:space="preserve"> </w:t>
+      </w:r>
+      <w:proofErr w:type="spellStart"/>
+      <w:r>
+        <w:t>comprehension</w:t>
+      </w:r>
+      <w:proofErr w:type="spellEnd"/>
+      <w:r>
+        <w:t xml:space="preserve"> en filtrant la liste sur le champ </w:t>
+      </w:r>
+      <w:proofErr w:type="spellStart"/>
+      <w:r>
+        <w:t>status</w:t>
+      </w:r>
+      <w:proofErr w:type="spellEnd"/>
+      <w:r>
+        <w:t xml:space="preserve">. Un lien de navigation vers la page Equipements est placé au-dessus de ces métriques via </w:t>
+      </w:r>
+      <w:proofErr w:type="spellStart"/>
+      <w:proofErr w:type="gramStart"/>
+      <w:r>
+        <w:t>st.page</w:t>
+      </w:r>
+      <w:proofErr w:type="gramEnd"/>
+      <w:r>
+        <w:t>_link</w:t>
+      </w:r>
+      <w:proofErr w:type="spellEnd"/>
+      <w:r>
+        <w:t>.</w:t>
       </w:r>
     </w:p>
     <w:p>
@@ -10071,7 +10735,23 @@
         <w:ind w:left="708"/>
       </w:pPr>
       <w:r>
-        <w:t>La deuxième section présente deux graphiques côte à côte construits avec la bibliothèque Plotly Express, à partir d'un DataFrame Pandas généré depuis la liste des équipements.</w:t>
+        <w:t xml:space="preserve">La deuxième section présente deux graphiques côte à côte construits avec la bibliothèque </w:t>
+      </w:r>
+      <w:proofErr w:type="spellStart"/>
+      <w:r>
+        <w:t>Plotly</w:t>
+      </w:r>
+      <w:proofErr w:type="spellEnd"/>
+      <w:r>
+        <w:t xml:space="preserve"> Express, à partir d'un </w:t>
+      </w:r>
+      <w:proofErr w:type="spellStart"/>
+      <w:r>
+        <w:t>DataFrame</w:t>
+      </w:r>
+      <w:proofErr w:type="spellEnd"/>
+      <w:r>
+        <w:t xml:space="preserve"> Pandas généré depuis la liste des équipements.</w:t>
       </w:r>
     </w:p>
     <w:p>
@@ -10079,7 +10759,31 @@
         <w:ind w:left="708"/>
       </w:pPr>
       <w:r>
-        <w:t>Le graphique de gauche est un histogramme représentant la répartition des équipements par type (laptop, desktop, server, other). Les données sont agrégées via un groupby("type") sur le DataFrame, et chaque barre est colorée selon le type pour faciliter la lecture.</w:t>
+        <w:t xml:space="preserve">Le graphique de gauche est un histogramme représentant la répartition des équipements par type (laptop, desktop, server, </w:t>
+      </w:r>
+      <w:proofErr w:type="spellStart"/>
+      <w:r>
+        <w:t>other</w:t>
+      </w:r>
+      <w:proofErr w:type="spellEnd"/>
+      <w:r>
+        <w:t xml:space="preserve">). Les données sont agrégées via un </w:t>
+      </w:r>
+      <w:proofErr w:type="spellStart"/>
+      <w:r>
+        <w:t>groupby</w:t>
+      </w:r>
+      <w:proofErr w:type="spellEnd"/>
+      <w:r>
+        <w:t xml:space="preserve">("type") sur le </w:t>
+      </w:r>
+      <w:proofErr w:type="spellStart"/>
+      <w:r>
+        <w:t>DataFrame</w:t>
+      </w:r>
+      <w:proofErr w:type="spellEnd"/>
+      <w:r>
+        <w:t>, et chaque barre est colorée selon le type pour faciliter la lecture.</w:t>
       </w:r>
     </w:p>
     <w:p>
@@ -10095,7 +10799,15 @@
         <w:ind w:left="708"/>
       </w:pPr>
       <w:r>
-        <w:t>Les deux graphiques utilisent use_container_width=True pour s'adapter à la largeur de leur colonne respective.</w:t>
+        <w:t xml:space="preserve">Les deux graphiques utilisent </w:t>
+      </w:r>
+      <w:proofErr w:type="spellStart"/>
+      <w:r>
+        <w:t>use_container_width</w:t>
+      </w:r>
+      <w:proofErr w:type="spellEnd"/>
+      <w:r>
+        <w:t>=True pour s'adapter à la largeur de leur colonne respective.</w:t>
       </w:r>
     </w:p>
     <w:p>
@@ -10145,7 +10857,15 @@
         <w:t xml:space="preserve">La page des équipements </w:t>
       </w:r>
       <w:r>
-        <w:t>permet de monitorer tous les devices de la base de données.</w:t>
+        <w:t xml:space="preserve">permet de monitorer tous les </w:t>
+      </w:r>
+      <w:proofErr w:type="spellStart"/>
+      <w:r>
+        <w:t>devices</w:t>
+      </w:r>
+      <w:proofErr w:type="spellEnd"/>
+      <w:r>
+        <w:t xml:space="preserve"> de la base de données.</w:t>
       </w:r>
       <w:r>
         <w:t xml:space="preserve"> Elle permet un CRUD si on est admin.</w:t>
@@ -10164,7 +10884,25 @@
         <w:ind w:left="708"/>
       </w:pPr>
       <w:r>
-        <w:t>La partie supérieure de la page présente le titre de la section ainsi que trois boutons d'action disposés en colonnes. Le bouton « CSV » est prévu pour l'export des données, le bouton « Scan » déclenchera le flux OCR, et le bouton « Add device » ouvre une fenêtre de dialogue permettant l'ajout manuel d'un équipement. L'utilisation de st.columns avec des proportions définies permet d'aligner ces éléments de manière équilibrée sur toute la largeur de l'écran.</w:t>
+        <w:t xml:space="preserve">La partie supérieure de la page présente le titre de la section ainsi que trois boutons d'action disposés en colonnes. Le bouton « CSV » est prévu pour l'export des données, le bouton « Scan » déclenchera le flux OCR, et le bouton « Add </w:t>
+      </w:r>
+      <w:proofErr w:type="spellStart"/>
+      <w:r>
+        <w:t>device</w:t>
+      </w:r>
+      <w:proofErr w:type="spellEnd"/>
+      <w:r>
+        <w:t xml:space="preserve"> » ouvre une fenêtre de dialogue permettant l'ajout manuel d'un équipement. L'utilisation de </w:t>
+      </w:r>
+      <w:proofErr w:type="spellStart"/>
+      <w:proofErr w:type="gramStart"/>
+      <w:r>
+        <w:t>st.columns</w:t>
+      </w:r>
+      <w:proofErr w:type="spellEnd"/>
+      <w:proofErr w:type="gramEnd"/>
+      <w:r>
+        <w:t xml:space="preserve"> avec des proportions définies permet d'aligner ces éléments de manière équilibrée sur toute la largeur de l'écran.</w:t>
       </w:r>
       <w:r>
         <w:rPr>
@@ -10173,6 +10911,9 @@
         <w:t xml:space="preserve"> </w:t>
       </w:r>
       <w:r>
+        <w:rPr>
+          <w:noProof/>
+        </w:rPr>
         <w:drawing>
           <wp:inline distT="0" distB="0" distL="0" distR="0" wp14:anchorId="7BE12ED2" wp14:editId="5B33B481">
             <wp:extent cx="5760720" cy="765175"/>
@@ -10224,6 +10965,9 @@
         <w:ind w:left="708"/>
       </w:pPr>
       <w:r>
+        <w:rPr>
+          <w:noProof/>
+        </w:rPr>
         <w:drawing>
           <wp:anchor distT="0" distB="0" distL="114300" distR="114300" simplePos="0" relativeHeight="251660288" behindDoc="0" locked="0" layoutInCell="1" allowOverlap="1" wp14:anchorId="35D01927" wp14:editId="2A7361DE">
             <wp:simplePos x="0" y="0"/>
@@ -10281,7 +11025,15 @@
         </w:drawing>
       </w:r>
       <w:r>
-        <w:t>L'ajout d'un équipement se fait via un dialogue modal déclenché par le bouton « Add device ». Ce formulaire contient dix champs de saisie couvrant l'ensemble des informations requises par le cahier des charges : le nom, la marque, le modèle, le numéro de série, le type, le statut, l'utilisateur assigné, la date d'achat, la durée de garantie et le fournisseur. Les champs obligatoires sont signalés par un astérisque.</w:t>
+        <w:t xml:space="preserve">L'ajout d'un équipement se fait via un dialogue modal déclenché par le bouton « Add </w:t>
+      </w:r>
+      <w:proofErr w:type="spellStart"/>
+      <w:r>
+        <w:t>device</w:t>
+      </w:r>
+      <w:proofErr w:type="spellEnd"/>
+      <w:r>
+        <w:t xml:space="preserve"> ». Ce formulaire contient dix champs de saisie couvrant l'ensemble des informations requises par le cahier des charges : le nom, la marque, le modèle, le numéro de série, le type, le statut, l'utilisateur assigné, la date d'achat, la durée de garantie et le fournisseur. Les champs obligatoires sont signalés par un astérisque.</w:t>
       </w:r>
     </w:p>
     <w:p>
@@ -10289,7 +11041,39 @@
         <w:ind w:left="708"/>
       </w:pPr>
       <w:r>
-        <w:t>Un soin particulier a été apporté à la gestion des types de données. En effet, certains champs optionnels correspondent à des colonnes de type entier ou date dans la base de données Supabase. Transmettre une chaîne vide "" à ces colonnes provoque une erreur de type côté PostgreSQL (invalid input syntax for type integer).</w:t>
+        <w:t xml:space="preserve">Un soin particulier a été apporté à la gestion des types de données. En effet, certains champs optionnels correspondent à des colonnes de type entier ou date dans la base de données </w:t>
+      </w:r>
+      <w:proofErr w:type="spellStart"/>
+      <w:r>
+        <w:t>Supabase</w:t>
+      </w:r>
+      <w:proofErr w:type="spellEnd"/>
+      <w:r>
+        <w:t>. Transmettre une chaîne vide "" à ces colonnes provoque une erreur de type côté PostgreSQL (</w:t>
+      </w:r>
+      <w:proofErr w:type="spellStart"/>
+      <w:r>
+        <w:t>invalid</w:t>
+      </w:r>
+      <w:proofErr w:type="spellEnd"/>
+      <w:r>
+        <w:t xml:space="preserve"> input </w:t>
+      </w:r>
+      <w:proofErr w:type="spellStart"/>
+      <w:r>
+        <w:t>syntax</w:t>
+      </w:r>
+      <w:proofErr w:type="spellEnd"/>
+      <w:r>
+        <w:t xml:space="preserve"> for type </w:t>
+      </w:r>
+      <w:proofErr w:type="spellStart"/>
+      <w:r>
+        <w:t>integer</w:t>
+      </w:r>
+      <w:proofErr w:type="spellEnd"/>
+      <w:r>
+        <w:t>).</w:t>
       </w:r>
     </w:p>
     <w:p>
@@ -10297,7 +11081,23 @@
         <w:ind w:left="708"/>
       </w:pPr>
       <w:r>
-        <w:t>Pour éviter cela, les valeurs vides sont systématiquement converties en None avant d'être transmises à la fonction d'insertion, ce qui correspond à une valeur NULL en base. La soumission du formulaire est encadrée par un bloc try/except qui capte les erreurs de validation et les affiche à l'utilisateur sans interrompre l'application.</w:t>
+        <w:t xml:space="preserve">Pour éviter cela, les valeurs vides sont systématiquement converties en None avant d'être transmises à la fonction d'insertion, ce qui correspond à une valeur NULL en base. La soumission du formulaire est encadrée par un bloc </w:t>
+      </w:r>
+      <w:proofErr w:type="spellStart"/>
+      <w:r>
+        <w:t>try</w:t>
+      </w:r>
+      <w:proofErr w:type="spellEnd"/>
+      <w:r>
+        <w:t>/</w:t>
+      </w:r>
+      <w:proofErr w:type="spellStart"/>
+      <w:r>
+        <w:t>except</w:t>
+      </w:r>
+      <w:proofErr w:type="spellEnd"/>
+      <w:r>
+        <w:t xml:space="preserve"> qui capte les erreurs de validation et les affiche à l'utilisateur sans interrompre l'application.</w:t>
       </w:r>
     </w:p>
     <w:p>
@@ -10312,6 +11112,9 @@
     </w:p>
     <w:p>
       <w:r>
+        <w:rPr>
+          <w:noProof/>
+        </w:rPr>
         <w:drawing>
           <wp:inline distT="0" distB="0" distL="0" distR="0" wp14:anchorId="3CEDEF55" wp14:editId="6AD6D1DE">
             <wp:extent cx="5760720" cy="812165"/>
@@ -10351,7 +11154,23 @@
     </w:p>
     <w:p>
       <w:r>
-        <w:t>Sous l'en-tête se trouve une barre de filtres regroupée dans un conteneur avec bordure. Elle comprend un champ de recherche multiselect acceptant des valeurs libres, un filtre par type d'équipement, un filtre par statut et un sélecteur de tri par garantie. Un bouton « Reset » permet de réinitialiser les sélections. Ces contrôles sont disposés horizontalement grâce à l'option horizontal=True du conteneur Streamlit.</w:t>
+        <w:t xml:space="preserve">Sous l'en-tête se trouve une barre de filtres regroupée dans un conteneur avec bordure. Elle comprend un champ de recherche </w:t>
+      </w:r>
+      <w:proofErr w:type="spellStart"/>
+      <w:r>
+        <w:t>multiselect</w:t>
+      </w:r>
+      <w:proofErr w:type="spellEnd"/>
+      <w:r>
+        <w:t xml:space="preserve"> acceptant des valeurs libres, un filtre par type d'équipement, un filtre par statut et un sélecteur de tri par garantie. Un bouton « Reset » permet de réinitialiser les sélections. Ces contrôles sont disposés horizontalement grâce à l'option horizontal=True du conteneur </w:t>
+      </w:r>
+      <w:proofErr w:type="spellStart"/>
+      <w:r>
+        <w:t>Streamlit</w:t>
+      </w:r>
+      <w:proofErr w:type="spellEnd"/>
+      <w:r>
+        <w:t>.</w:t>
       </w:r>
     </w:p>
     <w:p>
@@ -10368,7 +11187,52 @@
         <w:ind w:left="708"/>
       </w:pPr>
       <w:r>
-        <w:t>Le filtrage est appliqué dynamiquement à chaque rechargement de la page, ce qui est le comportement naturel de Streamlit. La liste complète des équipements récupérée depuis Supabase sert de point de départ. Chaque filtre actif est ensuite appliqué séquentiellement par list comprehension : si le filtre de type vaut "All", aucun équipement n'est exclu ; dans le cas contraire, seuls les équipements dont le champ correspondant correspond à la valeur sélectionnée sont conservés. Les filtres s'enchaînent, chacun travaillant sur le résultat du précédent, ce qui permet de les cumuler naturellement. Le tri par garantie est appliqué en dernier via la fonction sorted() avec une clé lambda ; les équipements sans valeur de garantie (None) sont placés en fin de liste grâce à une valeur de substitution.</w:t>
+        <w:t xml:space="preserve">Le filtrage est appliqué dynamiquement à chaque rechargement de la page, ce qui est le comportement naturel de </w:t>
+      </w:r>
+      <w:proofErr w:type="spellStart"/>
+      <w:r>
+        <w:t>Streamlit</w:t>
+      </w:r>
+      <w:proofErr w:type="spellEnd"/>
+      <w:r>
+        <w:t xml:space="preserve">. La liste complète des équipements récupérée depuis </w:t>
+      </w:r>
+      <w:proofErr w:type="spellStart"/>
+      <w:r>
+        <w:t>Supabase</w:t>
+      </w:r>
+      <w:proofErr w:type="spellEnd"/>
+      <w:r>
+        <w:t xml:space="preserve"> sert de point de départ. Chaque filtre actif est ensuite appliqué séquentiellement par </w:t>
+      </w:r>
+      <w:proofErr w:type="spellStart"/>
+      <w:r>
+        <w:t>list</w:t>
+      </w:r>
+      <w:proofErr w:type="spellEnd"/>
+      <w:r>
+        <w:t xml:space="preserve"> </w:t>
+      </w:r>
+      <w:proofErr w:type="spellStart"/>
+      <w:r>
+        <w:t>comprehension</w:t>
+      </w:r>
+      <w:proofErr w:type="spellEnd"/>
+      <w:r>
+        <w:t xml:space="preserve"> : si le filtre de type vaut "All", aucun équipement n'est exclu ; dans le cas contraire, seuls les équipements dont le champ correspondant correspond à la valeur sélectionnée sont conservés. Les filtres s'enchaînent, chacun travaillant sur le résultat du précédent, ce qui permet de les cumuler naturellement. Le tri par garantie est appliqué en dernier via la fonction </w:t>
+      </w:r>
+      <w:proofErr w:type="spellStart"/>
+      <w:proofErr w:type="gramStart"/>
+      <w:r>
+        <w:t>sorted</w:t>
+      </w:r>
+      <w:proofErr w:type="spellEnd"/>
+      <w:r>
+        <w:t>(</w:t>
+      </w:r>
+      <w:proofErr w:type="gramEnd"/>
+      <w:r>
+        <w:t>) avec une clé lambda ; les équipements sans valeur de garantie (None) sont placés en fin de liste grâce à une valeur de substitution.</w:t>
       </w:r>
     </w:p>
     <w:p>
@@ -10384,13 +11248,63 @@
         <w:ind w:left="708"/>
       </w:pPr>
       <w:r>
-        <w:t>Chaque équipement de la liste filtrée est rendu sous forme de carte via un bloc HTML injecté avec st.markdown(..., unsafe_allow_html=True). Ce choix a été fait car les composants natifs de Streamlit ne permettent pas d'obtenir le niveau de</w:t>
+        <w:t xml:space="preserve">Chaque équipement de la liste filtrée est rendu sous forme de carte via un bloc HTML injecté avec </w:t>
+      </w:r>
+      <w:proofErr w:type="spellStart"/>
+      <w:proofErr w:type="gramStart"/>
+      <w:r>
+        <w:t>st.markdown</w:t>
+      </w:r>
+      <w:proofErr w:type="spellEnd"/>
+      <w:proofErr w:type="gramEnd"/>
+      <w:r>
+        <w:t xml:space="preserve">(..., </w:t>
+      </w:r>
+      <w:proofErr w:type="spellStart"/>
+      <w:r>
+        <w:t>unsafe_allow_html</w:t>
+      </w:r>
+      <w:proofErr w:type="spellEnd"/>
+      <w:r>
+        <w:t xml:space="preserve">=True). Ce choix a été fait car les composants natifs de </w:t>
+      </w:r>
+      <w:proofErr w:type="spellStart"/>
+      <w:r>
+        <w:t>Streamlit</w:t>
+      </w:r>
+      <w:proofErr w:type="spellEnd"/>
+      <w:r>
+        <w:t xml:space="preserve"> ne permettent pas d'obtenir le niveau de</w:t>
       </w:r>
       <w:r>
         <w:t xml:space="preserve"> </w:t>
       </w:r>
       <w:r>
-        <w:t>personnalisation visuelle souhaité, notamment pour les badges de statut colorés. Chaque carte affiche le nom de l'appareil, la marque, le modèle, le numéro de série et le type. Un badge coloré indique le statut de l'équipement selon un code couleur défini : vert pour active, bleu pour in_stock, orange pour in_repair et gris pour retired. La couleur est déterminée dynamiquement par un dictionnaire Python avec une valeur par défaut en cas de statut inconnu.</w:t>
+        <w:t xml:space="preserve">personnalisation visuelle souhaité, notamment pour les badges de statut colorés. Chaque carte affiche le nom de l'appareil, la marque, le modèle, le numéro de série et le type. Un badge coloré indique le statut de l'équipement selon un code couleur défini : vert pour active, bleu pour </w:t>
+      </w:r>
+      <w:proofErr w:type="spellStart"/>
+      <w:r>
+        <w:t>in_stock</w:t>
+      </w:r>
+      <w:proofErr w:type="spellEnd"/>
+      <w:r>
+        <w:t xml:space="preserve">, orange pour </w:t>
+      </w:r>
+      <w:proofErr w:type="spellStart"/>
+      <w:r>
+        <w:t>in_repair</w:t>
+      </w:r>
+      <w:proofErr w:type="spellEnd"/>
+      <w:r>
+        <w:t xml:space="preserve"> et gris pour </w:t>
+      </w:r>
+      <w:proofErr w:type="spellStart"/>
+      <w:r>
+        <w:t>retired</w:t>
+      </w:r>
+      <w:proofErr w:type="spellEnd"/>
+      <w:r>
+        <w:t>. La couleur est déterminée dynamiquement par un dictionnaire Python avec une valeur par défaut en cas de statut inconnu.</w:t>
       </w:r>
     </w:p>
     <w:p/>
@@ -10400,148 +11314,348 @@
       </w:pPr>
       <w:bookmarkStart w:id="36" w:name="_Toc228891139"/>
       <w:r>
+        <w:t>Module OCR</w:t>
+      </w:r>
+      <w:bookmarkEnd w:id="36"/>
+    </w:p>
+    <w:p>
+      <w:pPr>
+        <w:pStyle w:val="Titre2"/>
+      </w:pPr>
+      <w:bookmarkStart w:id="37" w:name="_Toc228891140"/>
+      <w:r>
+        <w:t>Journalisation</w:t>
+      </w:r>
+      <w:r>
+        <w:t xml:space="preserve"> (logs)</w:t>
+      </w:r>
+      <w:bookmarkEnd w:id="37"/>
+    </w:p>
+    <w:p>
+      <w:pPr>
+        <w:pStyle w:val="Titre2"/>
+      </w:pPr>
+      <w:bookmarkStart w:id="38" w:name="_Toc228891141"/>
+      <w:proofErr w:type="spellStart"/>
+      <w:r>
+        <w:t>Versionnement</w:t>
+      </w:r>
+      <w:proofErr w:type="spellEnd"/>
+      <w:r>
+        <w:t xml:space="preserve"> (Git)</w:t>
+      </w:r>
+      <w:bookmarkEnd w:id="38"/>
+    </w:p>
+    <w:p>
+      <w:pPr>
+        <w:pStyle w:val="Titre1"/>
+      </w:pPr>
+      <w:bookmarkStart w:id="39" w:name="_Toc228891142"/>
+      <w:r>
+        <w:t>Tests</w:t>
+      </w:r>
+      <w:bookmarkEnd w:id="39"/>
+    </w:p>
+    <w:p>
+      <w:pPr>
+        <w:pStyle w:val="Titre2"/>
+      </w:pPr>
+      <w:bookmarkStart w:id="40" w:name="_Toc228891143"/>
+      <w:r>
+        <w:t>Environnement de test</w:t>
+      </w:r>
+      <w:bookmarkEnd w:id="40"/>
+    </w:p>
+    <w:p>
+      <w:pPr>
+        <w:pStyle w:val="Titre2"/>
+      </w:pPr>
+      <w:bookmarkStart w:id="41" w:name="_Toc228891144"/>
+      <w:r>
+        <w:t>Cas de test</w:t>
+      </w:r>
+      <w:bookmarkEnd w:id="41"/>
+    </w:p>
+    <w:p>
+      <w:pPr>
+        <w:pStyle w:val="Titre2"/>
+      </w:pPr>
+      <w:bookmarkStart w:id="42" w:name="_Toc228891145"/>
+      <w:r>
+        <w:t>Résultats et corrections</w:t>
+      </w:r>
+      <w:bookmarkEnd w:id="42"/>
+    </w:p>
+    <w:p>
+      <w:pPr>
+        <w:rPr>
+          <w:rFonts w:ascii="Arial Black" w:eastAsiaTheme="majorEastAsia" w:hAnsi="Arial Black" w:cstheme="majorBidi"/>
+          <w:color w:val="0F4761" w:themeColor="accent1" w:themeShade="BF"/>
+          <w:sz w:val="40"/>
+          <w:szCs w:val="40"/>
+        </w:rPr>
+      </w:pPr>
+      <w:bookmarkStart w:id="43" w:name="_Toc228891146"/>
+      <w:r>
+        <w:br w:type="page"/>
+      </w:r>
+    </w:p>
+    <w:p>
+      <w:pPr>
+        <w:pStyle w:val="Titre1"/>
+      </w:pPr>
+      <w:r>
         <w:lastRenderedPageBreak/>
-        <w:t>Module OCR</w:t>
-      </w:r>
-      <w:bookmarkEnd w:id="36"/>
+        <w:t>Manuel d'exploitation</w:t>
+      </w:r>
+      <w:bookmarkEnd w:id="43"/>
     </w:p>
     <w:p>
       <w:pPr>
         <w:pStyle w:val="Titre2"/>
       </w:pPr>
-      <w:bookmarkStart w:id="37" w:name="_Toc228891140"/>
-      <w:r>
-        <w:t>Journalisation</w:t>
-      </w:r>
-      <w:r>
-        <w:t xml:space="preserve"> (logs)</w:t>
-      </w:r>
-      <w:bookmarkEnd w:id="37"/>
+      <w:bookmarkStart w:id="44" w:name="_Toc228891147"/>
+      <w:r>
+        <w:t>Installation et déploiement</w:t>
+      </w:r>
+      <w:bookmarkEnd w:id="44"/>
+    </w:p>
+    <w:p>
+      <w:r>
+        <w:drawing>
+          <wp:inline distT="0" distB="0" distL="0" distR="0" wp14:anchorId="085509F1" wp14:editId="05A10E46">
+            <wp:extent cx="5760720" cy="4320540"/>
+            <wp:effectExtent l="0" t="0" r="0" b="3810"/>
+            <wp:docPr id="1540099160" name="Image 1"/>
+            <wp:cNvGraphicFramePr>
+              <a:graphicFrameLocks xmlns:a="http://schemas.openxmlformats.org/drawingml/2006/main" noChangeAspect="1"/>
+            </wp:cNvGraphicFramePr>
+            <a:graphic xmlns:a="http://schemas.openxmlformats.org/drawingml/2006/main">
+              <a:graphicData uri="http://schemas.openxmlformats.org/drawingml/2006/picture">
+                <pic:pic xmlns:pic="http://schemas.openxmlformats.org/drawingml/2006/picture">
+                  <pic:nvPicPr>
+                    <pic:cNvPr id="1540099160" name=""/>
+                    <pic:cNvPicPr/>
+                  </pic:nvPicPr>
+                  <pic:blipFill>
+                    <a:blip r:embed="rId34"/>
+                    <a:stretch>
+                      <a:fillRect/>
+                    </a:stretch>
+                  </pic:blipFill>
+                  <pic:spPr>
+                    <a:xfrm>
+                      <a:off x="0" y="0"/>
+                      <a:ext cx="5760720" cy="4320540"/>
+                    </a:xfrm>
+                    <a:prstGeom prst="rect">
+                      <a:avLst/>
+                    </a:prstGeom>
+                  </pic:spPr>
+                </pic:pic>
+              </a:graphicData>
+            </a:graphic>
+          </wp:inline>
+        </w:drawing>
+      </w:r>
+    </w:p>
+    <w:p>
+      <w:bookmarkStart w:id="45" w:name="_Toc228891148"/>
+      <w:r>
+        <w:t>Une fois que l’on a installé le dossier en zip, on le décompresse et on l’ouvre sur Visual Studio code</w:t>
+      </w:r>
+      <w:r>
+        <w:t xml:space="preserve"> (ou autre)</w:t>
+      </w:r>
+      <w:r>
+        <w:t>.</w:t>
+      </w:r>
+    </w:p>
+    <w:p>
+      <w:pPr>
+        <w:pStyle w:val="Paragraphedeliste"/>
+        <w:numPr>
+          <w:ilvl w:val="0"/>
+          <w:numId w:val="22"/>
+        </w:numPr>
+      </w:pPr>
+      <w:r>
+        <w:t>Créez ensuite un environnement virtuel en python 3.1</w:t>
+      </w:r>
+      <w:r>
+        <w:t>2</w:t>
+      </w:r>
+    </w:p>
+    <w:p>
+      <w:pPr>
+        <w:pStyle w:val="Paragraphedeliste"/>
+      </w:pPr>
+      <w:r>
+        <w:drawing>
+          <wp:inline distT="0" distB="0" distL="0" distR="0" wp14:anchorId="1D5D0810" wp14:editId="690B1C94">
+            <wp:extent cx="5287617" cy="1096010"/>
+            <wp:effectExtent l="0" t="0" r="8890" b="8890"/>
+            <wp:docPr id="816528166" name="Image 1"/>
+            <wp:cNvGraphicFramePr>
+              <a:graphicFrameLocks xmlns:a="http://schemas.openxmlformats.org/drawingml/2006/main" noChangeAspect="1"/>
+            </wp:cNvGraphicFramePr>
+            <a:graphic xmlns:a="http://schemas.openxmlformats.org/drawingml/2006/main">
+              <a:graphicData uri="http://schemas.openxmlformats.org/drawingml/2006/picture">
+                <pic:pic xmlns:pic="http://schemas.openxmlformats.org/drawingml/2006/picture">
+                  <pic:nvPicPr>
+                    <pic:cNvPr id="816528166" name=""/>
+                    <pic:cNvPicPr/>
+                  </pic:nvPicPr>
+                  <pic:blipFill>
+                    <a:blip r:embed="rId35"/>
+                    <a:stretch>
+                      <a:fillRect/>
+                    </a:stretch>
+                  </pic:blipFill>
+                  <pic:spPr>
+                    <a:xfrm>
+                      <a:off x="0" y="0"/>
+                      <a:ext cx="5292102" cy="1096940"/>
+                    </a:xfrm>
+                    <a:prstGeom prst="rect">
+                      <a:avLst/>
+                    </a:prstGeom>
+                  </pic:spPr>
+                </pic:pic>
+              </a:graphicData>
+            </a:graphic>
+          </wp:inline>
+        </w:drawing>
+      </w:r>
+    </w:p>
+    <w:p>
+      <w:r>
+        <w:t xml:space="preserve">Puis </w:t>
+      </w:r>
+      <w:proofErr w:type="spellStart"/>
+      <w:r>
+        <w:t>executez</w:t>
+      </w:r>
+      <w:proofErr w:type="spellEnd"/>
+      <w:r>
+        <w:t xml:space="preserve"> cette commande afin d’</w:t>
+      </w:r>
+      <w:proofErr w:type="spellStart"/>
+      <w:r>
+        <w:t>sinstaller</w:t>
+      </w:r>
+      <w:proofErr w:type="spellEnd"/>
+      <w:r>
+        <w:t xml:space="preserve"> les packages requis pour lancer le code :</w:t>
+      </w:r>
+    </w:p>
+    <w:p>
+      <w:pPr>
+        <w:pStyle w:val="Paragraphedeliste"/>
+        <w:numPr>
+          <w:ilvl w:val="0"/>
+          <w:numId w:val="21"/>
+        </w:numPr>
+      </w:pPr>
+      <w:r>
+        <w:t>« </w:t>
+      </w:r>
+      <w:proofErr w:type="spellStart"/>
+      <w:proofErr w:type="gramStart"/>
+      <w:r>
+        <w:t>pip</w:t>
+      </w:r>
+      <w:proofErr w:type="spellEnd"/>
+      <w:proofErr w:type="gramEnd"/>
+      <w:r>
+        <w:t xml:space="preserve"> </w:t>
+      </w:r>
+      <w:proofErr w:type="spellStart"/>
+      <w:r>
+        <w:t>install</w:t>
+      </w:r>
+      <w:proofErr w:type="spellEnd"/>
+      <w:r>
+        <w:t xml:space="preserve"> -r requirements.txt »</w:t>
+      </w:r>
+    </w:p>
+    <w:p>
+      <w:r>
+        <w:t>Maintenant on va exécuter le code qui va se lancer dans le navigateur en local.</w:t>
+      </w:r>
+    </w:p>
+    <w:p>
+      <w:pPr>
+        <w:pStyle w:val="Paragraphedeliste"/>
+        <w:numPr>
+          <w:ilvl w:val="0"/>
+          <w:numId w:val="27"/>
+        </w:numPr>
+      </w:pPr>
+      <w:r>
+        <w:t>« </w:t>
+      </w:r>
+      <w:proofErr w:type="spellStart"/>
+      <w:proofErr w:type="gramStart"/>
+      <w:r>
+        <w:t>streamlit</w:t>
+      </w:r>
+      <w:proofErr w:type="spellEnd"/>
+      <w:proofErr w:type="gramEnd"/>
+      <w:r>
+        <w:t xml:space="preserve"> run main.py »</w:t>
+      </w:r>
+      <w:bookmarkEnd w:id="45"/>
+    </w:p>
+    <w:p/>
+    <w:p>
+      <w:pPr>
+        <w:pStyle w:val="Titre1"/>
+      </w:pPr>
+      <w:bookmarkStart w:id="46" w:name="_Toc228891150"/>
+      <w:r>
+        <w:lastRenderedPageBreak/>
+        <w:t>Manuel d'utilisation</w:t>
+      </w:r>
+      <w:bookmarkEnd w:id="46"/>
+    </w:p>
+    <w:p>
+      <w:pPr>
+        <w:pStyle w:val="Titre1"/>
+      </w:pPr>
+      <w:bookmarkStart w:id="47" w:name="_Toc228891151"/>
+      <w:r>
+        <w:t>Annexes</w:t>
+      </w:r>
+      <w:bookmarkEnd w:id="47"/>
     </w:p>
     <w:p>
       <w:pPr>
         <w:pStyle w:val="Titre2"/>
       </w:pPr>
-      <w:bookmarkStart w:id="38" w:name="_Toc228891141"/>
-      <w:r>
-        <w:t>Versionnement (Git)</w:t>
-      </w:r>
-      <w:bookmarkEnd w:id="38"/>
-    </w:p>
-    <w:p>
-      <w:pPr>
-        <w:pStyle w:val="Titre1"/>
-      </w:pPr>
-      <w:bookmarkStart w:id="39" w:name="_Toc228891142"/>
-      <w:r>
-        <w:t>Tests</w:t>
-      </w:r>
-      <w:bookmarkEnd w:id="39"/>
+      <w:bookmarkStart w:id="48" w:name="_Toc228891152"/>
+      <w:bookmarkStart w:id="49" w:name="_Toc228891156"/>
+      <w:r>
+        <w:t>Glossaire</w:t>
+      </w:r>
+      <w:bookmarkEnd w:id="49"/>
     </w:p>
     <w:p>
       <w:pPr>
         <w:pStyle w:val="Titre2"/>
       </w:pPr>
-      <w:bookmarkStart w:id="40" w:name="_Toc228891143"/>
-      <w:r>
-        <w:t>Environnement de test</w:t>
-      </w:r>
-      <w:bookmarkEnd w:id="40"/>
-    </w:p>
-    <w:p>
-      <w:pPr>
-        <w:pStyle w:val="Titre2"/>
-      </w:pPr>
-      <w:bookmarkStart w:id="41" w:name="_Toc228891144"/>
-      <w:r>
-        <w:t>Cas de test</w:t>
-      </w:r>
-      <w:bookmarkEnd w:id="41"/>
-    </w:p>
-    <w:p>
-      <w:pPr>
-        <w:pStyle w:val="Titre2"/>
-      </w:pPr>
-      <w:bookmarkStart w:id="42" w:name="_Toc228891145"/>
-      <w:r>
-        <w:t>Résultats et corrections</w:t>
-      </w:r>
-      <w:bookmarkEnd w:id="42"/>
-    </w:p>
-    <w:p>
-      <w:pPr>
-        <w:pStyle w:val="Titre1"/>
-      </w:pPr>
-      <w:bookmarkStart w:id="43" w:name="_Toc228891146"/>
-      <w:r>
-        <w:t>Manuel d'exploitation</w:t>
-      </w:r>
-      <w:bookmarkEnd w:id="43"/>
-    </w:p>
-    <w:p>
-      <w:pPr>
-        <w:pStyle w:val="Titre2"/>
-      </w:pPr>
-      <w:bookmarkStart w:id="44" w:name="_Toc228891147"/>
-      <w:r>
-        <w:t>Installation et déploiement</w:t>
-      </w:r>
-      <w:bookmarkEnd w:id="44"/>
-    </w:p>
-    <w:p>
-      <w:pPr>
-        <w:pStyle w:val="Titre2"/>
-      </w:pPr>
-      <w:bookmarkStart w:id="45" w:name="_Toc228891148"/>
-      <w:r>
-        <w:t>Configuration</w:t>
-      </w:r>
-      <w:bookmarkEnd w:id="45"/>
-    </w:p>
-    <w:p>
-      <w:pPr>
-        <w:pStyle w:val="Titre2"/>
-      </w:pPr>
-      <w:bookmarkStart w:id="46" w:name="_Toc228891149"/>
-      <w:r>
-        <w:t>Maintenance</w:t>
-      </w:r>
-      <w:bookmarkEnd w:id="46"/>
-    </w:p>
-    <w:p/>
-    <w:p/>
-    <w:p>
-      <w:pPr>
-        <w:pStyle w:val="Titre1"/>
-      </w:pPr>
-      <w:bookmarkStart w:id="47" w:name="_Toc228891150"/>
-      <w:r>
-        <w:t>Manuel d'utilisation</w:t>
-      </w:r>
-      <w:bookmarkEnd w:id="47"/>
-    </w:p>
-    <w:p>
-      <w:pPr>
-        <w:pStyle w:val="Titre1"/>
-      </w:pPr>
-      <w:bookmarkStart w:id="48" w:name="_Toc228891151"/>
-      <w:r>
-        <w:t>Annexes</w:t>
+      <w:r>
+        <w:t xml:space="preserve">Dépôt </w:t>
+      </w:r>
+      <w:proofErr w:type="spellStart"/>
+      <w:r>
+        <w:t>Github</w:t>
       </w:r>
       <w:bookmarkEnd w:id="48"/>
-    </w:p>
-    <w:p>
-      <w:pPr>
-        <w:pStyle w:val="Titre2"/>
-      </w:pPr>
-      <w:bookmarkStart w:id="49" w:name="_Toc228891152"/>
-      <w:r>
-        <w:t>Dépôt Github</w:t>
-      </w:r>
-      <w:bookmarkEnd w:id="49"/>
-    </w:p>
-    <w:p>
-      <w:hyperlink r:id="rId34" w:history="1">
+      <w:proofErr w:type="spellEnd"/>
+    </w:p>
+    <w:p>
+      <w:hyperlink r:id="rId36" w:history="1">
         <w:r>
           <w:rPr>
             <w:rStyle w:val="Lienhypertexte"/>
@@ -10566,12 +11680,304 @@
     <w:p>
       <w:pPr>
         <w:rPr>
+          <w:b/>
+          <w:bCs/>
+        </w:rPr>
+      </w:pPr>
+      <w:r>
+        <w:rPr>
+          <w:b/>
+          <w:bCs/>
+        </w:rPr>
+        <w:t>Documentation officielle</w:t>
+      </w:r>
+    </w:p>
+    <w:p>
+      <w:pPr>
+        <w:numPr>
+          <w:ilvl w:val="0"/>
+          <w:numId w:val="33"/>
+        </w:numPr>
+      </w:pPr>
+      <w:proofErr w:type="spellStart"/>
+      <w:r>
+        <w:t>Streamlit</w:t>
+      </w:r>
+      <w:proofErr w:type="spellEnd"/>
+      <w:r>
+        <w:t xml:space="preserve"> - Documentation officielle : </w:t>
+      </w:r>
+      <w:hyperlink r:id="rId37" w:history="1">
+        <w:r>
+          <w:rPr>
+            <w:rStyle w:val="Lienhypertexte"/>
+          </w:rPr>
+          <w:t>https://docs.streamlit.io</w:t>
+        </w:r>
+      </w:hyperlink>
+    </w:p>
+    <w:p>
+      <w:pPr>
+        <w:numPr>
+          <w:ilvl w:val="0"/>
+          <w:numId w:val="33"/>
+        </w:numPr>
+      </w:pPr>
+      <w:proofErr w:type="spellStart"/>
+      <w:r>
+        <w:t>Supabase</w:t>
+      </w:r>
+      <w:proofErr w:type="spellEnd"/>
+      <w:r>
+        <w:t xml:space="preserve"> - Documentation officielle : </w:t>
+      </w:r>
+      <w:hyperlink r:id="rId38" w:history="1">
+        <w:r>
+          <w:rPr>
+            <w:rStyle w:val="Lienhypertexte"/>
+          </w:rPr>
+          <w:t>https://supabase.com/docs</w:t>
+        </w:r>
+      </w:hyperlink>
+    </w:p>
+    <w:p>
+      <w:pPr>
+        <w:numPr>
+          <w:ilvl w:val="0"/>
+          <w:numId w:val="33"/>
+        </w:numPr>
+      </w:pPr>
+      <w:r>
+        <w:t>Python-</w:t>
+      </w:r>
+      <w:proofErr w:type="spellStart"/>
+      <w:r>
+        <w:t>doctr</w:t>
+      </w:r>
+      <w:proofErr w:type="spellEnd"/>
+      <w:r>
+        <w:t xml:space="preserve"> - Documentation OCR : </w:t>
+      </w:r>
+      <w:hyperlink r:id="rId39" w:history="1">
+        <w:r>
+          <w:rPr>
+            <w:rStyle w:val="Lienhypertexte"/>
+          </w:rPr>
+          <w:t>https://mindee.github.io/doctr</w:t>
+        </w:r>
+      </w:hyperlink>
+    </w:p>
+    <w:p>
+      <w:pPr>
+        <w:numPr>
+          <w:ilvl w:val="0"/>
+          <w:numId w:val="33"/>
+        </w:numPr>
+      </w:pPr>
+      <w:proofErr w:type="spellStart"/>
+      <w:r>
+        <w:t>Plotly</w:t>
+      </w:r>
+      <w:proofErr w:type="spellEnd"/>
+      <w:r>
+        <w:t xml:space="preserve"> - Documentation graphiques : </w:t>
+      </w:r>
+      <w:hyperlink r:id="rId40" w:history="1">
+        <w:r>
+          <w:rPr>
+            <w:rStyle w:val="Lienhypertexte"/>
+          </w:rPr>
+          <w:t>https://plotly.com/python</w:t>
+        </w:r>
+      </w:hyperlink>
+    </w:p>
+    <w:p>
+      <w:pPr>
+        <w:numPr>
+          <w:ilvl w:val="0"/>
+          <w:numId w:val="33"/>
+        </w:numPr>
+      </w:pPr>
+      <w:r>
+        <w:t xml:space="preserve">Pandas - Documentation : </w:t>
+      </w:r>
+      <w:hyperlink r:id="rId41" w:history="1">
+        <w:r>
+          <w:rPr>
+            <w:rStyle w:val="Lienhypertexte"/>
+          </w:rPr>
+          <w:t>https://pandas.pydata.org/docs</w:t>
+        </w:r>
+      </w:hyperlink>
+    </w:p>
+    <w:p>
+      <w:pPr>
+        <w:rPr>
+          <w:b/>
+          <w:bCs/>
+        </w:rPr>
+      </w:pPr>
+      <w:r>
+        <w:rPr>
+          <w:b/>
+          <w:bCs/>
+        </w:rPr>
+        <w:t>Forums et communautés</w:t>
+      </w:r>
+    </w:p>
+    <w:p>
+      <w:pPr>
+        <w:numPr>
+          <w:ilvl w:val="0"/>
+          <w:numId w:val="34"/>
+        </w:numPr>
+      </w:pPr>
+      <w:r>
+        <w:t xml:space="preserve">Stack </w:t>
+      </w:r>
+      <w:proofErr w:type="spellStart"/>
+      <w:r>
+        <w:t>Overflow</w:t>
+      </w:r>
+      <w:proofErr w:type="spellEnd"/>
+      <w:r>
+        <w:t xml:space="preserve"> - Résolution de problèmes Python/</w:t>
+      </w:r>
+      <w:proofErr w:type="spellStart"/>
+      <w:r>
+        <w:t>Streamlit</w:t>
+      </w:r>
+      <w:proofErr w:type="spellEnd"/>
+      <w:r>
+        <w:t xml:space="preserve"> : </w:t>
+      </w:r>
+      <w:hyperlink r:id="rId42" w:history="1">
+        <w:r>
+          <w:rPr>
+            <w:rStyle w:val="Lienhypertexte"/>
+          </w:rPr>
+          <w:t>https://stackoverflow.com</w:t>
+        </w:r>
+      </w:hyperlink>
+    </w:p>
+    <w:p>
+      <w:pPr>
+        <w:numPr>
+          <w:ilvl w:val="0"/>
+          <w:numId w:val="34"/>
+        </w:numPr>
+      </w:pPr>
+      <w:proofErr w:type="spellStart"/>
+      <w:r>
+        <w:t>Supabase</w:t>
+      </w:r>
+      <w:proofErr w:type="spellEnd"/>
+      <w:r>
+        <w:t xml:space="preserve"> Community Forum : </w:t>
+      </w:r>
+      <w:hyperlink r:id="rId43" w:history="1">
+        <w:r>
+          <w:rPr>
+            <w:rStyle w:val="Lienhypertexte"/>
+          </w:rPr>
+          <w:t>https://github.com/orgs/supabase/discussions</w:t>
+        </w:r>
+      </w:hyperlink>
+    </w:p>
+    <w:p>
+      <w:pPr>
+        <w:numPr>
+          <w:ilvl w:val="0"/>
+          <w:numId w:val="34"/>
+        </w:numPr>
+      </w:pPr>
+      <w:proofErr w:type="spellStart"/>
+      <w:r>
+        <w:t>Streamlit</w:t>
+      </w:r>
+      <w:proofErr w:type="spellEnd"/>
+      <w:r>
+        <w:t xml:space="preserve"> Community Forum : </w:t>
+      </w:r>
+      <w:hyperlink r:id="rId44" w:history="1">
+        <w:r>
+          <w:rPr>
+            <w:rStyle w:val="Lienhypertexte"/>
+          </w:rPr>
+          <w:t>https://discuss.streamlit.io</w:t>
+        </w:r>
+      </w:hyperlink>
+    </w:p>
+    <w:p>
+      <w:pPr>
+        <w:rPr>
+          <w:b/>
+          <w:bCs/>
+        </w:rPr>
+      </w:pPr>
+      <w:r>
+        <w:rPr>
+          <w:b/>
+          <w:bCs/>
+        </w:rPr>
+        <w:t>Intelligence artificielle</w:t>
+      </w:r>
+    </w:p>
+    <w:p>
+      <w:pPr>
+        <w:numPr>
+          <w:ilvl w:val="0"/>
+          <w:numId w:val="35"/>
+        </w:numPr>
+      </w:pPr>
+      <w:r>
+        <w:t>Claude (</w:t>
+      </w:r>
+      <w:proofErr w:type="spellStart"/>
+      <w:r>
+        <w:t>Anthropic</w:t>
+      </w:r>
+      <w:proofErr w:type="spellEnd"/>
+      <w:r>
+        <w:t>) - Utilisé comme outil d'assistance au développement et à la compréhension de la documentation technique. Rôle : aide à la compréhension des concepts, génération de code assistée, débogage et explication des technologies utilisées (</w:t>
+      </w:r>
+      <w:proofErr w:type="spellStart"/>
+      <w:r>
+        <w:t>Streamlit</w:t>
+      </w:r>
+      <w:proofErr w:type="spellEnd"/>
+      <w:r>
+        <w:t xml:space="preserve">, </w:t>
+      </w:r>
+      <w:proofErr w:type="spellStart"/>
+      <w:r>
+        <w:t>Supabase</w:t>
+      </w:r>
+      <w:proofErr w:type="spellEnd"/>
+      <w:r>
+        <w:t xml:space="preserve">, Python). URL : </w:t>
+      </w:r>
+      <w:hyperlink r:id="rId45" w:history="1">
+        <w:r>
+          <w:rPr>
+            <w:rStyle w:val="Lienhypertexte"/>
+          </w:rPr>
+          <w:t>https://claude.ai</w:t>
+        </w:r>
+      </w:hyperlink>
+    </w:p>
+    <w:p>
+      <w:pPr>
+        <w:rPr>
           <w:rFonts w:asciiTheme="majorHAnsi" w:eastAsiaTheme="majorEastAsia" w:hAnsiTheme="majorHAnsi" w:cstheme="majorBidi"/>
+          <w:b/>
+          <w:bCs/>
           <w:color w:val="0F4761" w:themeColor="accent1" w:themeShade="BF"/>
           <w:sz w:val="32"/>
           <w:szCs w:val="32"/>
         </w:rPr>
       </w:pPr>
+      <w:bookmarkStart w:id="51" w:name="_Toc228891154"/>
       <w:r>
         <w:br w:type="page"/>
       </w:r>
@@ -10580,7 +11986,6 @@
       <w:pPr>
         <w:pStyle w:val="Titre2"/>
       </w:pPr>
-      <w:bookmarkStart w:id="51" w:name="_Toc228891154"/>
       <w:r>
         <w:lastRenderedPageBreak/>
         <w:t>Déclaration d’utilisation de l’IA</w:t>
@@ -10594,7 +11999,15 @@
     </w:p>
     <w:p>
       <w:r>
-        <w:t>Outil utilisé : Claude (Anthropic)</w:t>
+        <w:t>Outil utilisé : Claude (</w:t>
+      </w:r>
+      <w:proofErr w:type="spellStart"/>
+      <w:r>
+        <w:t>Anthropic</w:t>
+      </w:r>
+      <w:proofErr w:type="spellEnd"/>
+      <w:r>
+        <w:t>)</w:t>
       </w:r>
     </w:p>
     <w:p>
@@ -10723,8 +12136,13 @@
       </w:r>
     </w:p>
     <w:p>
-      <w:r>
-        <w:t>l'IA a été utilisée pour relire et corriger les fautes d'orthographe et de grammaire dans le rapport, ainsi que pour reformuler certains passages afin d'améliorer leur clarté. Le contenu, la structure du document et les idées restent entièrement les miens. L'IA n'a fait que corriger la forme, pas le fond.</w:t>
+      <w:proofErr w:type="gramStart"/>
+      <w:r>
+        <w:t>l'IA</w:t>
+      </w:r>
+      <w:proofErr w:type="gramEnd"/>
+      <w:r>
+        <w:t xml:space="preserve"> a été utilisée pour relire et corriger les fautes d'orthographe et de grammaire dans le rapport, ainsi que pour reformuler certains passages afin d'améliorer leur clarté. Le contenu, la structure du document et les idées restent entièrement les miens. L'IA n'a fait que corriger la forme, pas le fond.</w:t>
       </w:r>
     </w:p>
     <w:p>
@@ -10739,23 +12157,29 @@
     </w:p>
     <w:p>
       <w:pPr>
+        <w:rPr>
+          <w:rFonts w:asciiTheme="majorHAnsi" w:eastAsiaTheme="majorEastAsia" w:hAnsiTheme="majorHAnsi" w:cstheme="majorBidi"/>
+          <w:b/>
+          <w:bCs/>
+          <w:color w:val="0F4761" w:themeColor="accent1" w:themeShade="BF"/>
+          <w:sz w:val="32"/>
+          <w:szCs w:val="32"/>
+        </w:rPr>
+      </w:pPr>
+      <w:bookmarkStart w:id="53" w:name="_Toc228891157"/>
+      <w:r>
+        <w:br w:type="page"/>
+      </w:r>
+    </w:p>
+    <w:p>
+      <w:pPr>
         <w:pStyle w:val="Titre2"/>
       </w:pPr>
-      <w:bookmarkStart w:id="53" w:name="_Toc228891156"/>
-      <w:r>
-        <w:t>Glossaire</w:t>
+      <w:r>
+        <w:lastRenderedPageBreak/>
+        <w:t>Cahier des charges</w:t>
       </w:r>
       <w:bookmarkEnd w:id="53"/>
-    </w:p>
-    <w:p>
-      <w:pPr>
-        <w:pStyle w:val="Titre2"/>
-      </w:pPr>
-      <w:bookmarkStart w:id="54" w:name="_Toc228891157"/>
-      <w:r>
-        <w:t>Cahier des charges</w:t>
-      </w:r>
-      <w:bookmarkEnd w:id="54"/>
     </w:p>
     <w:p>
       <w:pPr>
@@ -10785,7 +12209,6 @@
         </w:rPr>
       </w:pPr>
       <w:r>
-        <w:lastRenderedPageBreak/>
         <w:t>Le candidat réalise un travail personnel sur la base d'un cahier des charges reçu le 1er jour.</w:t>
       </w:r>
     </w:p>
@@ -10850,7 +12273,15 @@
         </w:rPr>
       </w:pPr>
       <w:r>
-        <w:t>En cas de problèmes graves, le candidat avertit au plus vite les deux experts et son CdP.</w:t>
+        <w:t xml:space="preserve">En cas de problèmes graves, le candidat avertit au plus vite les deux experts et son </w:t>
+      </w:r>
+      <w:proofErr w:type="spellStart"/>
+      <w:r>
+        <w:t>CdP</w:t>
+      </w:r>
+      <w:proofErr w:type="spellEnd"/>
+      <w:r>
+        <w:t>.</w:t>
       </w:r>
     </w:p>
     <w:p>
@@ -11020,6 +12451,7 @@
           <w:b/>
           <w:bCs/>
         </w:rPr>
+        <w:lastRenderedPageBreak/>
         <w:t>DESCRIPTIF DU PROJET</w:t>
       </w:r>
     </w:p>
@@ -11030,7 +12462,6 @@
     </w:p>
     <w:p>
       <w:r>
-        <w:lastRenderedPageBreak/>
         <w:t>Le projet Serial Guard, réalisé lors du Pré-TPI, avait pour objectif de permettre la reconnaissance d'un numéro de série à partir d'une image grâce à une technologie d'OCR.</w:t>
       </w:r>
     </w:p>
@@ -11052,8 +12483,13 @@
           <w:numId w:val="12"/>
         </w:numPr>
       </w:pPr>
-      <w:r>
-        <w:t>reprendre les fonctionnalités du Pré-TPI (OCR)</w:t>
+      <w:proofErr w:type="gramStart"/>
+      <w:r>
+        <w:t>reprendre</w:t>
+      </w:r>
+      <w:proofErr w:type="gramEnd"/>
+      <w:r>
+        <w:t xml:space="preserve"> les fonctionnalités du Pré-TPI (OCR)</w:t>
       </w:r>
     </w:p>
     <w:p>
@@ -11064,8 +12500,13 @@
           <w:numId w:val="12"/>
         </w:numPr>
       </w:pPr>
-      <w:r>
-        <w:t>améliorer leur fiabilité et leur intégration</w:t>
+      <w:proofErr w:type="gramStart"/>
+      <w:r>
+        <w:t>améliorer</w:t>
+      </w:r>
+      <w:proofErr w:type="gramEnd"/>
+      <w:r>
+        <w:t xml:space="preserve"> leur fiabilité et leur intégration</w:t>
       </w:r>
     </w:p>
     <w:p>
@@ -11076,8 +12517,13 @@
           <w:numId w:val="12"/>
         </w:numPr>
       </w:pPr>
-      <w:r>
-        <w:t>développer une application complète de gestion</w:t>
+      <w:proofErr w:type="gramStart"/>
+      <w:r>
+        <w:t>développer</w:t>
+      </w:r>
+      <w:proofErr w:type="gramEnd"/>
+      <w:r>
+        <w:t xml:space="preserve"> une application complète de gestion</w:t>
       </w:r>
     </w:p>
     <w:p>
@@ -11088,8 +12534,13 @@
           <w:numId w:val="12"/>
         </w:numPr>
       </w:pPr>
-      <w:r>
-        <w:t>structurer les données et les processus</w:t>
+      <w:proofErr w:type="gramStart"/>
+      <w:r>
+        <w:t>structurer</w:t>
+      </w:r>
+      <w:proofErr w:type="gramEnd"/>
+      <w:r>
+        <w:t xml:space="preserve"> les données et les processus</w:t>
       </w:r>
     </w:p>
     <w:p>
@@ -11100,8 +12551,13 @@
           <w:numId w:val="12"/>
         </w:numPr>
       </w:pPr>
-      <w:r>
-        <w:t>proposer une solution cohérente et exploitable</w:t>
+      <w:proofErr w:type="gramStart"/>
+      <w:r>
+        <w:t>proposer</w:t>
+      </w:r>
+      <w:proofErr w:type="gramEnd"/>
+      <w:r>
+        <w:t xml:space="preserve"> une solution cohérente et exploitable</w:t>
       </w:r>
     </w:p>
     <w:p>
@@ -11132,7 +12588,15 @@
     <w:p>
       <w:r>
         <w:lastRenderedPageBreak/>
-        <w:t>Le flux attendu concernant l'OCR et le numéro de série est le suivant : upload d'une image &gt; extraction du texte via OCR &gt; détection du numéro de série &gt; affichage pour validation utilisateur &gt; correction manuelle si nécessaire &gt; enregistrement dans la base.</w:t>
+        <w:t xml:space="preserve">Le flux attendu concernant l'OCR et le numéro de série est le suivant : </w:t>
+      </w:r>
+      <w:proofErr w:type="spellStart"/>
+      <w:r>
+        <w:t>upload</w:t>
+      </w:r>
+      <w:proofErr w:type="spellEnd"/>
+      <w:r>
+        <w:t xml:space="preserve"> d'une image &gt; extraction du texte via OCR &gt; détection du numéro de série &gt; affichage pour validation utilisateur &gt; correction manuelle si nécessaire &gt; enregistrement dans la base.</w:t>
       </w:r>
     </w:p>
     <w:p>
@@ -11287,7 +12751,15 @@
         </w:numPr>
       </w:pPr>
       <w:r>
-        <w:t>A la date de fin du TPI, sous forme électronique (éditable et pdf) :</w:t>
+        <w:t xml:space="preserve">A la date de fin du TPI, sous forme électronique (éditable et </w:t>
+      </w:r>
+      <w:proofErr w:type="spellStart"/>
+      <w:r>
+        <w:t>pdf</w:t>
+      </w:r>
+      <w:proofErr w:type="spellEnd"/>
+      <w:r>
+        <w:t>) :</w:t>
       </w:r>
     </w:p>
     <w:p>
@@ -11299,8 +12771,13 @@
         </w:numPr>
         <w:ind w:left="1068"/>
       </w:pPr>
-      <w:r>
-        <w:t>son journal de travail ;</w:t>
+      <w:proofErr w:type="gramStart"/>
+      <w:r>
+        <w:t>son</w:t>
+      </w:r>
+      <w:proofErr w:type="gramEnd"/>
+      <w:r>
+        <w:t xml:space="preserve"> journal de travail ;</w:t>
       </w:r>
     </w:p>
     <w:p>
@@ -11318,8 +12795,13 @@
         </w:numPr>
         <w:ind w:left="1068"/>
       </w:pPr>
-      <w:r>
-        <w:t>sa planification finale ;</w:t>
+      <w:proofErr w:type="gramStart"/>
+      <w:r>
+        <w:t>sa</w:t>
+      </w:r>
+      <w:proofErr w:type="gramEnd"/>
+      <w:r>
+        <w:t xml:space="preserve"> planification finale ;</w:t>
       </w:r>
     </w:p>
     <w:p>
@@ -11337,12 +12819,17 @@
         </w:numPr>
         <w:ind w:left="1068"/>
       </w:pPr>
-      <w:r>
-        <w:t>son rapport de projet final et ses annexes.</w:t>
+      <w:proofErr w:type="gramStart"/>
+      <w:r>
+        <w:t>son</w:t>
+      </w:r>
+      <w:proofErr w:type="gramEnd"/>
+      <w:r>
+        <w:t xml:space="preserve"> rapport de projet final et ses annexes.</w:t>
       </w:r>
     </w:p>
     <w:sectPr>
-      <w:footerReference w:type="default" r:id="rId35"/>
+      <w:footerReference w:type="default" r:id="rId46"/>
       <w:pgSz w:w="11906" w:h="16838"/>
       <w:pgMar w:top="1417" w:right="1417" w:bottom="1417" w:left="1417" w:header="708" w:footer="708" w:gutter="0"/>
       <w:cols w:space="708"/>
@@ -11527,6 +13014,119 @@
 <file path=word/numbering.xml><?xml version="1.0" encoding="utf-8"?>
 <w:numbering xmlns:wpc="http://schemas.microsoft.com/office/word/2010/wordprocessingCanvas" xmlns:cx="http://schemas.microsoft.com/office/drawing/2014/chartex" xmlns:cx1="http://schemas.microsoft.com/office/drawing/2015/9/8/chartex" xmlns:cx2="http://schemas.microsoft.com/office/drawing/2015/10/21/chartex" xmlns:cx3="http://schemas.microsoft.com/office/drawing/2016/5/9/chartex" xmlns:cx4="http://schemas.microsoft.com/office/drawing/2016/5/10/chartex" xmlns:cx5="http://schemas.microsoft.com/office/drawing/2016/5/11/chartex" xmlns:cx6="http://schemas.microsoft.com/office/drawing/2016/5/12/chartex" xmlns:cx7="http://schemas.microsoft.com/office/drawing/2016/5/13/chartex" xmlns:cx8="http://schemas.microsoft.com/office/drawing/2016/5/14/chartex" xmlns:mc="http://schemas.openxmlformats.org/markup-compatibility/2006" xmlns:aink="http://schemas.microsoft.com/office/drawing/2016/ink" xmlns:am3d="http://schemas.microsoft.com/office/drawing/2017/model3d" xmlns:o="urn:schemas-microsoft-com:office:office" xmlns:oel="http://schemas.microsoft.com/office/2019/extlst" xmlns:r="http://schemas.openxmlformats.org/officeDocument/2006/relationships" xmlns:m="http://schemas.openxmlformats.org/officeDocument/2006/math" xmlns:v="urn:schemas-microsoft-com:vml" xmlns:wp14="http://schemas.microsoft.com/office/word/2010/wordprocessingDrawing" xmlns:wp="http://schemas.openxmlformats.org/drawingml/2006/wordprocessingDrawing" xmlns:w10="urn:schemas-microsoft-com:office:word" xmlns:w="http://schemas.openxmlformats.org/wordprocessingml/2006/main" xmlns:w14="http://schemas.microsoft.com/office/word/2010/wordml" xmlns:w15="http://schemas.microsoft.com/office/word/2012/wordml" xmlns:w16cex="http://schemas.microsoft.com/office/word/2018/wordml/cex" xmlns:w16cid="http://schemas.microsoft.com/office/word/2016/wordml/cid" xmlns:w16="http://schemas.microsoft.com/office/word/2018/wordml" xmlns:w16du="http://schemas.microsoft.com/office/word/2023/wordml/word16du" xmlns:w16sdtdh="http://schemas.microsoft.com/office/word/2020/wordml/sdtdatahash" xmlns:w16sdtfl="http://schemas.microsoft.com/office/word/2024/wordml/sdtformatlock" xmlns:w16se="http://schemas.microsoft.com/office/word/2015/wordml/symex" xmlns:wpg="http://schemas.microsoft.com/office/word/2010/wordprocessingGroup" xmlns:wpi="http://schemas.microsoft.com/office/word/2010/wordprocessingInk" xmlns:wne="http://schemas.microsoft.com/office/word/2006/wordml" xmlns:wps="http://schemas.microsoft.com/office/word/2010/wordprocessingShape" mc:Ignorable="w14 w15 w16se w16cid w16 w16cex w16sdtdh w16sdtfl w16du wp14">
   <w:abstractNum w:abstractNumId="0" w15:restartNumberingAfterBreak="0">
+    <w:nsid w:val="05AB187B"/>
+    <w:multiLevelType w:val="hybridMultilevel"/>
+    <w:tmpl w:val="64EC5214"/>
+    <w:lvl w:ilvl="0" w:tplc="100C0001">
+      <w:start w:val="1"/>
+      <w:numFmt w:val="bullet"/>
+      <w:lvlText w:val=""/>
+      <w:lvlJc w:val="left"/>
+      <w:pPr>
+        <w:ind w:left="720" w:hanging="360"/>
+      </w:pPr>
+      <w:rPr>
+        <w:rFonts w:ascii="Symbol" w:hAnsi="Symbol" w:hint="default"/>
+      </w:rPr>
+    </w:lvl>
+    <w:lvl w:ilvl="1" w:tplc="FFFFFFFF" w:tentative="1">
+      <w:start w:val="1"/>
+      <w:numFmt w:val="bullet"/>
+      <w:lvlText w:val="o"/>
+      <w:lvlJc w:val="left"/>
+      <w:pPr>
+        <w:ind w:left="1440" w:hanging="360"/>
+      </w:pPr>
+      <w:rPr>
+        <w:rFonts w:ascii="Courier New" w:hAnsi="Courier New" w:cs="Courier New" w:hint="default"/>
+      </w:rPr>
+    </w:lvl>
+    <w:lvl w:ilvl="2" w:tplc="FFFFFFFF" w:tentative="1">
+      <w:start w:val="1"/>
+      <w:numFmt w:val="bullet"/>
+      <w:lvlText w:val=""/>
+      <w:lvlJc w:val="left"/>
+      <w:pPr>
+        <w:ind w:left="2160" w:hanging="360"/>
+      </w:pPr>
+      <w:rPr>
+        <w:rFonts w:ascii="Wingdings" w:hAnsi="Wingdings" w:hint="default"/>
+      </w:rPr>
+    </w:lvl>
+    <w:lvl w:ilvl="3" w:tplc="FFFFFFFF" w:tentative="1">
+      <w:start w:val="1"/>
+      <w:numFmt w:val="bullet"/>
+      <w:lvlText w:val=""/>
+      <w:lvlJc w:val="left"/>
+      <w:pPr>
+        <w:ind w:left="2880" w:hanging="360"/>
+      </w:pPr>
+      <w:rPr>
+        <w:rFonts w:ascii="Symbol" w:hAnsi="Symbol" w:hint="default"/>
+      </w:rPr>
+    </w:lvl>
+    <w:lvl w:ilvl="4" w:tplc="FFFFFFFF" w:tentative="1">
+      <w:start w:val="1"/>
+      <w:numFmt w:val="bullet"/>
+      <w:lvlText w:val="o"/>
+      <w:lvlJc w:val="left"/>
+      <w:pPr>
+        <w:ind w:left="3600" w:hanging="360"/>
+      </w:pPr>
+      <w:rPr>
+        <w:rFonts w:ascii="Courier New" w:hAnsi="Courier New" w:cs="Courier New" w:hint="default"/>
+      </w:rPr>
+    </w:lvl>
+    <w:lvl w:ilvl="5" w:tplc="FFFFFFFF" w:tentative="1">
+      <w:start w:val="1"/>
+      <w:numFmt w:val="bullet"/>
+      <w:lvlText w:val=""/>
+      <w:lvlJc w:val="left"/>
+      <w:pPr>
+        <w:ind w:left="4320" w:hanging="360"/>
+      </w:pPr>
+      <w:rPr>
+        <w:rFonts w:ascii="Wingdings" w:hAnsi="Wingdings" w:hint="default"/>
+      </w:rPr>
+    </w:lvl>
+    <w:lvl w:ilvl="6" w:tplc="FFFFFFFF" w:tentative="1">
+      <w:start w:val="1"/>
+      <w:numFmt w:val="bullet"/>
+      <w:lvlText w:val=""/>
+      <w:lvlJc w:val="left"/>
+      <w:pPr>
+        <w:ind w:left="5040" w:hanging="360"/>
+      </w:pPr>
+      <w:rPr>
+        <w:rFonts w:ascii="Symbol" w:hAnsi="Symbol" w:hint="default"/>
+      </w:rPr>
+    </w:lvl>
+    <w:lvl w:ilvl="7" w:tplc="FFFFFFFF" w:tentative="1">
+      <w:start w:val="1"/>
+      <w:numFmt w:val="bullet"/>
+      <w:lvlText w:val="o"/>
+      <w:lvlJc w:val="left"/>
+      <w:pPr>
+        <w:ind w:left="5760" w:hanging="360"/>
+      </w:pPr>
+      <w:rPr>
+        <w:rFonts w:ascii="Courier New" w:hAnsi="Courier New" w:cs="Courier New" w:hint="default"/>
+      </w:rPr>
+    </w:lvl>
+    <w:lvl w:ilvl="8" w:tplc="FFFFFFFF" w:tentative="1">
+      <w:start w:val="1"/>
+      <w:numFmt w:val="bullet"/>
+      <w:lvlText w:val=""/>
+      <w:lvlJc w:val="left"/>
+      <w:pPr>
+        <w:ind w:left="6480" w:hanging="360"/>
+      </w:pPr>
+      <w:rPr>
+        <w:rFonts w:ascii="Wingdings" w:hAnsi="Wingdings" w:hint="default"/>
+      </w:rPr>
+    </w:lvl>
+  </w:abstractNum>
+  <w:abstractNum w:abstractNumId="1" w15:restartNumberingAfterBreak="0">
     <w:nsid w:val="0A19058E"/>
     <w:multiLevelType w:val="hybridMultilevel"/>
     <w:tmpl w:val="4A4EEDB0"/>
@@ -11639,7 +13239,120 @@
       </w:rPr>
     </w:lvl>
   </w:abstractNum>
-  <w:abstractNum w:abstractNumId="1" w15:restartNumberingAfterBreak="0">
+  <w:abstractNum w:abstractNumId="2" w15:restartNumberingAfterBreak="0">
+    <w:nsid w:val="119A6CFF"/>
+    <w:multiLevelType w:val="hybridMultilevel"/>
+    <w:tmpl w:val="2F5E92AC"/>
+    <w:lvl w:ilvl="0" w:tplc="100C0001">
+      <w:start w:val="1"/>
+      <w:numFmt w:val="bullet"/>
+      <w:lvlText w:val=""/>
+      <w:lvlJc w:val="left"/>
+      <w:pPr>
+        <w:ind w:left="720" w:hanging="360"/>
+      </w:pPr>
+      <w:rPr>
+        <w:rFonts w:ascii="Symbol" w:hAnsi="Symbol" w:hint="default"/>
+      </w:rPr>
+    </w:lvl>
+    <w:lvl w:ilvl="1" w:tplc="FFFFFFFF" w:tentative="1">
+      <w:start w:val="1"/>
+      <w:numFmt w:val="bullet"/>
+      <w:lvlText w:val="o"/>
+      <w:lvlJc w:val="left"/>
+      <w:pPr>
+        <w:ind w:left="1440" w:hanging="360"/>
+      </w:pPr>
+      <w:rPr>
+        <w:rFonts w:ascii="Courier New" w:hAnsi="Courier New" w:cs="Courier New" w:hint="default"/>
+      </w:rPr>
+    </w:lvl>
+    <w:lvl w:ilvl="2" w:tplc="FFFFFFFF" w:tentative="1">
+      <w:start w:val="1"/>
+      <w:numFmt w:val="bullet"/>
+      <w:lvlText w:val=""/>
+      <w:lvlJc w:val="left"/>
+      <w:pPr>
+        <w:ind w:left="2160" w:hanging="360"/>
+      </w:pPr>
+      <w:rPr>
+        <w:rFonts w:ascii="Wingdings" w:hAnsi="Wingdings" w:hint="default"/>
+      </w:rPr>
+    </w:lvl>
+    <w:lvl w:ilvl="3" w:tplc="FFFFFFFF" w:tentative="1">
+      <w:start w:val="1"/>
+      <w:numFmt w:val="bullet"/>
+      <w:lvlText w:val=""/>
+      <w:lvlJc w:val="left"/>
+      <w:pPr>
+        <w:ind w:left="2880" w:hanging="360"/>
+      </w:pPr>
+      <w:rPr>
+        <w:rFonts w:ascii="Symbol" w:hAnsi="Symbol" w:hint="default"/>
+      </w:rPr>
+    </w:lvl>
+    <w:lvl w:ilvl="4" w:tplc="FFFFFFFF" w:tentative="1">
+      <w:start w:val="1"/>
+      <w:numFmt w:val="bullet"/>
+      <w:lvlText w:val="o"/>
+      <w:lvlJc w:val="left"/>
+      <w:pPr>
+        <w:ind w:left="3600" w:hanging="360"/>
+      </w:pPr>
+      <w:rPr>
+        <w:rFonts w:ascii="Courier New" w:hAnsi="Courier New" w:cs="Courier New" w:hint="default"/>
+      </w:rPr>
+    </w:lvl>
+    <w:lvl w:ilvl="5" w:tplc="FFFFFFFF" w:tentative="1">
+      <w:start w:val="1"/>
+      <w:numFmt w:val="bullet"/>
+      <w:lvlText w:val=""/>
+      <w:lvlJc w:val="left"/>
+      <w:pPr>
+        <w:ind w:left="4320" w:hanging="360"/>
+      </w:pPr>
+      <w:rPr>
+        <w:rFonts w:ascii="Wingdings" w:hAnsi="Wingdings" w:hint="default"/>
+      </w:rPr>
+    </w:lvl>
+    <w:lvl w:ilvl="6" w:tplc="FFFFFFFF" w:tentative="1">
+      <w:start w:val="1"/>
+      <w:numFmt w:val="bullet"/>
+      <w:lvlText w:val=""/>
+      <w:lvlJc w:val="left"/>
+      <w:pPr>
+        <w:ind w:left="5040" w:hanging="360"/>
+      </w:pPr>
+      <w:rPr>
+        <w:rFonts w:ascii="Symbol" w:hAnsi="Symbol" w:hint="default"/>
+      </w:rPr>
+    </w:lvl>
+    <w:lvl w:ilvl="7" w:tplc="FFFFFFFF" w:tentative="1">
+      <w:start w:val="1"/>
+      <w:numFmt w:val="bullet"/>
+      <w:lvlText w:val="o"/>
+      <w:lvlJc w:val="left"/>
+      <w:pPr>
+        <w:ind w:left="5760" w:hanging="360"/>
+      </w:pPr>
+      <w:rPr>
+        <w:rFonts w:ascii="Courier New" w:hAnsi="Courier New" w:cs="Courier New" w:hint="default"/>
+      </w:rPr>
+    </w:lvl>
+    <w:lvl w:ilvl="8" w:tplc="FFFFFFFF" w:tentative="1">
+      <w:start w:val="1"/>
+      <w:numFmt w:val="bullet"/>
+      <w:lvlText w:val=""/>
+      <w:lvlJc w:val="left"/>
+      <w:pPr>
+        <w:ind w:left="6480" w:hanging="360"/>
+      </w:pPr>
+      <w:rPr>
+        <w:rFonts w:ascii="Wingdings" w:hAnsi="Wingdings" w:hint="default"/>
+      </w:rPr>
+    </w:lvl>
+  </w:abstractNum>
+  <w:abstractNum w:abstractNumId="3" w15:restartNumberingAfterBreak="0">
     <w:nsid w:val="16904C9B"/>
     <w:multiLevelType w:val="hybridMultilevel"/>
     <w:tmpl w:val="42A8894A"/>
@@ -11752,7 +13465,156 @@
       </w:rPr>
     </w:lvl>
   </w:abstractNum>
-  <w:abstractNum w:abstractNumId="2" w15:restartNumberingAfterBreak="0">
+  <w:abstractNum w:abstractNumId="4" w15:restartNumberingAfterBreak="0">
+    <w:nsid w:val="1FA23C77"/>
+    <w:multiLevelType w:val="multilevel"/>
+    <w:tmpl w:val="C3D685B2"/>
+    <w:lvl w:ilvl="0">
+      <w:start w:val="1"/>
+      <w:numFmt w:val="bullet"/>
+      <w:lvlText w:val=""/>
+      <w:lvlJc w:val="left"/>
+      <w:pPr>
+        <w:tabs>
+          <w:tab w:val="num" w:pos="720"/>
+        </w:tabs>
+        <w:ind w:left="720" w:hanging="360"/>
+      </w:pPr>
+      <w:rPr>
+        <w:rFonts w:ascii="Symbol" w:hAnsi="Symbol" w:hint="default"/>
+        <w:sz w:val="20"/>
+      </w:rPr>
+    </w:lvl>
+    <w:lvl w:ilvl="1" w:tentative="1">
+      <w:start w:val="1"/>
+      <w:numFmt w:val="bullet"/>
+      <w:lvlText w:val="o"/>
+      <w:lvlJc w:val="left"/>
+      <w:pPr>
+        <w:tabs>
+          <w:tab w:val="num" w:pos="1440"/>
+        </w:tabs>
+        <w:ind w:left="1440" w:hanging="360"/>
+      </w:pPr>
+      <w:rPr>
+        <w:rFonts w:ascii="Courier New" w:hAnsi="Courier New" w:hint="default"/>
+        <w:sz w:val="20"/>
+      </w:rPr>
+    </w:lvl>
+    <w:lvl w:ilvl="2" w:tentative="1">
+      <w:start w:val="1"/>
+      <w:numFmt w:val="bullet"/>
+      <w:lvlText w:val=""/>
+      <w:lvlJc w:val="left"/>
+      <w:pPr>
+        <w:tabs>
+          <w:tab w:val="num" w:pos="2160"/>
+        </w:tabs>
+        <w:ind w:left="2160" w:hanging="360"/>
+      </w:pPr>
+      <w:rPr>
+        <w:rFonts w:ascii="Wingdings" w:hAnsi="Wingdings" w:hint="default"/>
+        <w:sz w:val="20"/>
+      </w:rPr>
+    </w:lvl>
+    <w:lvl w:ilvl="3" w:tentative="1">
+      <w:start w:val="1"/>
+      <w:numFmt w:val="bullet"/>
+      <w:lvlText w:val=""/>
+      <w:lvlJc w:val="left"/>
+      <w:pPr>
+        <w:tabs>
+          <w:tab w:val="num" w:pos="2880"/>
+        </w:tabs>
+        <w:ind w:left="2880" w:hanging="360"/>
+      </w:pPr>
+      <w:rPr>
+        <w:rFonts w:ascii="Wingdings" w:hAnsi="Wingdings" w:hint="default"/>
+        <w:sz w:val="20"/>
+      </w:rPr>
+    </w:lvl>
+    <w:lvl w:ilvl="4" w:tentative="1">
+      <w:start w:val="1"/>
+      <w:numFmt w:val="bullet"/>
+      <w:lvlText w:val=""/>
+      <w:lvlJc w:val="left"/>
+      <w:pPr>
+        <w:tabs>
+          <w:tab w:val="num" w:pos="3600"/>
+        </w:tabs>
+        <w:ind w:left="3600" w:hanging="360"/>
+      </w:pPr>
+      <w:rPr>
+        <w:rFonts w:ascii="Wingdings" w:hAnsi="Wingdings" w:hint="default"/>
+        <w:sz w:val="20"/>
+      </w:rPr>
+    </w:lvl>
+    <w:lvl w:ilvl="5" w:tentative="1">
+      <w:start w:val="1"/>
+      <w:numFmt w:val="bullet"/>
+      <w:lvlText w:val=""/>
+      <w:lvlJc w:val="left"/>
+      <w:pPr>
+        <w:tabs>
+          <w:tab w:val="num" w:pos="4320"/>
+        </w:tabs>
+        <w:ind w:left="4320" w:hanging="360"/>
+      </w:pPr>
+      <w:rPr>
+        <w:rFonts w:ascii="Wingdings" w:hAnsi="Wingdings" w:hint="default"/>
+        <w:sz w:val="20"/>
+      </w:rPr>
+    </w:lvl>
+    <w:lvl w:ilvl="6" w:tentative="1">
+      <w:start w:val="1"/>
+      <w:numFmt w:val="bullet"/>
+      <w:lvlText w:val=""/>
+      <w:lvlJc w:val="left"/>
+      <w:pPr>
+        <w:tabs>
+          <w:tab w:val="num" w:pos="5040"/>
+        </w:tabs>
+        <w:ind w:left="5040" w:hanging="360"/>
+      </w:pPr>
+      <w:rPr>
+        <w:rFonts w:ascii="Wingdings" w:hAnsi="Wingdings" w:hint="default"/>
+        <w:sz w:val="20"/>
+      </w:rPr>
+    </w:lvl>
+    <w:lvl w:ilvl="7" w:tentative="1">
+      <w:start w:val="1"/>
+      <w:numFmt w:val="bullet"/>
+      <w:lvlText w:val=""/>
+      <w:lvlJc w:val="left"/>
+      <w:pPr>
+        <w:tabs>
+          <w:tab w:val="num" w:pos="5760"/>
+        </w:tabs>
+        <w:ind w:left="5760" w:hanging="360"/>
+      </w:pPr>
+      <w:rPr>
+        <w:rFonts w:ascii="Wingdings" w:hAnsi="Wingdings" w:hint="default"/>
+        <w:sz w:val="20"/>
+      </w:rPr>
+    </w:lvl>
+    <w:lvl w:ilvl="8" w:tentative="1">
+      <w:start w:val="1"/>
+      <w:numFmt w:val="bullet"/>
+      <w:lvlText w:val=""/>
+      <w:lvlJc w:val="left"/>
+      <w:pPr>
+        <w:tabs>
+          <w:tab w:val="num" w:pos="6480"/>
+        </w:tabs>
+        <w:ind w:left="6480" w:hanging="360"/>
+      </w:pPr>
+      <w:rPr>
+        <w:rFonts w:ascii="Wingdings" w:hAnsi="Wingdings" w:hint="default"/>
+        <w:sz w:val="20"/>
+      </w:rPr>
+    </w:lvl>
+  </w:abstractNum>
+  <w:abstractNum w:abstractNumId="5" w15:restartNumberingAfterBreak="0">
     <w:nsid w:val="20EF1A47"/>
     <w:multiLevelType w:val="hybridMultilevel"/>
     <w:tmpl w:val="BC023B72"/>
@@ -11865,7 +13727,119 @@
       </w:rPr>
     </w:lvl>
   </w:abstractNum>
-  <w:abstractNum w:abstractNumId="3" w15:restartNumberingAfterBreak="0">
+  <w:abstractNum w:abstractNumId="6" w15:restartNumberingAfterBreak="0">
+    <w:nsid w:val="20F51EEB"/>
+    <w:multiLevelType w:val="hybridMultilevel"/>
+    <w:tmpl w:val="1FCE7028"/>
+    <w:lvl w:ilvl="0" w:tplc="0226C152">
+      <w:numFmt w:val="bullet"/>
+      <w:lvlText w:val="-"/>
+      <w:lvlJc w:val="left"/>
+      <w:pPr>
+        <w:ind w:left="720" w:hanging="360"/>
+      </w:pPr>
+      <w:rPr>
+        <w:rFonts w:ascii="Arial" w:eastAsiaTheme="minorHAnsi" w:hAnsi="Arial" w:cs="Arial" w:hint="default"/>
+      </w:rPr>
+    </w:lvl>
+    <w:lvl w:ilvl="1" w:tplc="100C0003" w:tentative="1">
+      <w:start w:val="1"/>
+      <w:numFmt w:val="bullet"/>
+      <w:lvlText w:val="o"/>
+      <w:lvlJc w:val="left"/>
+      <w:pPr>
+        <w:ind w:left="1440" w:hanging="360"/>
+      </w:pPr>
+      <w:rPr>
+        <w:rFonts w:ascii="Courier New" w:hAnsi="Courier New" w:cs="Courier New" w:hint="default"/>
+      </w:rPr>
+    </w:lvl>
+    <w:lvl w:ilvl="2" w:tplc="100C0005" w:tentative="1">
+      <w:start w:val="1"/>
+      <w:numFmt w:val="bullet"/>
+      <w:lvlText w:val=""/>
+      <w:lvlJc w:val="left"/>
+      <w:pPr>
+        <w:ind w:left="2160" w:hanging="360"/>
+      </w:pPr>
+      <w:rPr>
+        <w:rFonts w:ascii="Wingdings" w:hAnsi="Wingdings" w:hint="default"/>
+      </w:rPr>
+    </w:lvl>
+    <w:lvl w:ilvl="3" w:tplc="100C0001" w:tentative="1">
+      <w:start w:val="1"/>
+      <w:numFmt w:val="bullet"/>
+      <w:lvlText w:val=""/>
+      <w:lvlJc w:val="left"/>
+      <w:pPr>
+        <w:ind w:left="2880" w:hanging="360"/>
+      </w:pPr>
+      <w:rPr>
+        <w:rFonts w:ascii="Symbol" w:hAnsi="Symbol" w:hint="default"/>
+      </w:rPr>
+    </w:lvl>
+    <w:lvl w:ilvl="4" w:tplc="100C0003" w:tentative="1">
+      <w:start w:val="1"/>
+      <w:numFmt w:val="bullet"/>
+      <w:lvlText w:val="o"/>
+      <w:lvlJc w:val="left"/>
+      <w:pPr>
+        <w:ind w:left="3600" w:hanging="360"/>
+      </w:pPr>
+      <w:rPr>
+        <w:rFonts w:ascii="Courier New" w:hAnsi="Courier New" w:cs="Courier New" w:hint="default"/>
+      </w:rPr>
+    </w:lvl>
+    <w:lvl w:ilvl="5" w:tplc="100C0005" w:tentative="1">
+      <w:start w:val="1"/>
+      <w:numFmt w:val="bullet"/>
+      <w:lvlText w:val=""/>
+      <w:lvlJc w:val="left"/>
+      <w:pPr>
+        <w:ind w:left="4320" w:hanging="360"/>
+      </w:pPr>
+      <w:rPr>
+        <w:rFonts w:ascii="Wingdings" w:hAnsi="Wingdings" w:hint="default"/>
+      </w:rPr>
+    </w:lvl>
+    <w:lvl w:ilvl="6" w:tplc="100C0001" w:tentative="1">
+      <w:start w:val="1"/>
+      <w:numFmt w:val="bullet"/>
+      <w:lvlText w:val=""/>
+      <w:lvlJc w:val="left"/>
+      <w:pPr>
+        <w:ind w:left="5040" w:hanging="360"/>
+      </w:pPr>
+      <w:rPr>
+        <w:rFonts w:ascii="Symbol" w:hAnsi="Symbol" w:hint="default"/>
+      </w:rPr>
+    </w:lvl>
+    <w:lvl w:ilvl="7" w:tplc="100C0003" w:tentative="1">
+      <w:start w:val="1"/>
+      <w:numFmt w:val="bullet"/>
+      <w:lvlText w:val="o"/>
+      <w:lvlJc w:val="left"/>
+      <w:pPr>
+        <w:ind w:left="5760" w:hanging="360"/>
+      </w:pPr>
+      <w:rPr>
+        <w:rFonts w:ascii="Courier New" w:hAnsi="Courier New" w:cs="Courier New" w:hint="default"/>
+      </w:rPr>
+    </w:lvl>
+    <w:lvl w:ilvl="8" w:tplc="100C0005" w:tentative="1">
+      <w:start w:val="1"/>
+      <w:numFmt w:val="bullet"/>
+      <w:lvlText w:val=""/>
+      <w:lvlJc w:val="left"/>
+      <w:pPr>
+        <w:ind w:left="6480" w:hanging="360"/>
+      </w:pPr>
+      <w:rPr>
+        <w:rFonts w:ascii="Wingdings" w:hAnsi="Wingdings" w:hint="default"/>
+      </w:rPr>
+    </w:lvl>
+  </w:abstractNum>
+  <w:abstractNum w:abstractNumId="7" w15:restartNumberingAfterBreak="0">
     <w:nsid w:val="258635C0"/>
     <w:multiLevelType w:val="hybridMultilevel"/>
     <w:tmpl w:val="43C67C3C"/>
@@ -11978,7 +13952,7 @@
       </w:rPr>
     </w:lvl>
   </w:abstractNum>
-  <w:abstractNum w:abstractNumId="4" w15:restartNumberingAfterBreak="0">
+  <w:abstractNum w:abstractNumId="8" w15:restartNumberingAfterBreak="0">
     <w:nsid w:val="2CAB67AF"/>
     <w:multiLevelType w:val="hybridMultilevel"/>
     <w:tmpl w:val="1AAA4918"/>
@@ -12091,7 +14065,268 @@
       </w:rPr>
     </w:lvl>
   </w:abstractNum>
-  <w:abstractNum w:abstractNumId="5" w15:restartNumberingAfterBreak="0">
+  <w:abstractNum w:abstractNumId="9" w15:restartNumberingAfterBreak="0">
+    <w:nsid w:val="2EA35F01"/>
+    <w:multiLevelType w:val="hybridMultilevel"/>
+    <w:tmpl w:val="76B45C8E"/>
+    <w:lvl w:ilvl="0" w:tplc="0226C152">
+      <w:numFmt w:val="bullet"/>
+      <w:lvlText w:val="-"/>
+      <w:lvlJc w:val="left"/>
+      <w:pPr>
+        <w:ind w:left="720" w:hanging="360"/>
+      </w:pPr>
+      <w:rPr>
+        <w:rFonts w:ascii="Arial" w:eastAsiaTheme="minorHAnsi" w:hAnsi="Arial" w:cs="Arial" w:hint="default"/>
+      </w:rPr>
+    </w:lvl>
+    <w:lvl w:ilvl="1" w:tplc="100C0003" w:tentative="1">
+      <w:start w:val="1"/>
+      <w:numFmt w:val="bullet"/>
+      <w:lvlText w:val="o"/>
+      <w:lvlJc w:val="left"/>
+      <w:pPr>
+        <w:ind w:left="1440" w:hanging="360"/>
+      </w:pPr>
+      <w:rPr>
+        <w:rFonts w:ascii="Courier New" w:hAnsi="Courier New" w:cs="Courier New" w:hint="default"/>
+      </w:rPr>
+    </w:lvl>
+    <w:lvl w:ilvl="2" w:tplc="100C0005" w:tentative="1">
+      <w:start w:val="1"/>
+      <w:numFmt w:val="bullet"/>
+      <w:lvlText w:val=""/>
+      <w:lvlJc w:val="left"/>
+      <w:pPr>
+        <w:ind w:left="2160" w:hanging="360"/>
+      </w:pPr>
+      <w:rPr>
+        <w:rFonts w:ascii="Wingdings" w:hAnsi="Wingdings" w:hint="default"/>
+      </w:rPr>
+    </w:lvl>
+    <w:lvl w:ilvl="3" w:tplc="100C0001" w:tentative="1">
+      <w:start w:val="1"/>
+      <w:numFmt w:val="bullet"/>
+      <w:lvlText w:val=""/>
+      <w:lvlJc w:val="left"/>
+      <w:pPr>
+        <w:ind w:left="2880" w:hanging="360"/>
+      </w:pPr>
+      <w:rPr>
+        <w:rFonts w:ascii="Symbol" w:hAnsi="Symbol" w:hint="default"/>
+      </w:rPr>
+    </w:lvl>
+    <w:lvl w:ilvl="4" w:tplc="100C0003" w:tentative="1">
+      <w:start w:val="1"/>
+      <w:numFmt w:val="bullet"/>
+      <w:lvlText w:val="o"/>
+      <w:lvlJc w:val="left"/>
+      <w:pPr>
+        <w:ind w:left="3600" w:hanging="360"/>
+      </w:pPr>
+      <w:rPr>
+        <w:rFonts w:ascii="Courier New" w:hAnsi="Courier New" w:cs="Courier New" w:hint="default"/>
+      </w:rPr>
+    </w:lvl>
+    <w:lvl w:ilvl="5" w:tplc="100C0005" w:tentative="1">
+      <w:start w:val="1"/>
+      <w:numFmt w:val="bullet"/>
+      <w:lvlText w:val=""/>
+      <w:lvlJc w:val="left"/>
+      <w:pPr>
+        <w:ind w:left="4320" w:hanging="360"/>
+      </w:pPr>
+      <w:rPr>
+        <w:rFonts w:ascii="Wingdings" w:hAnsi="Wingdings" w:hint="default"/>
+      </w:rPr>
+    </w:lvl>
+    <w:lvl w:ilvl="6" w:tplc="100C0001" w:tentative="1">
+      <w:start w:val="1"/>
+      <w:numFmt w:val="bullet"/>
+      <w:lvlText w:val=""/>
+      <w:lvlJc w:val="left"/>
+      <w:pPr>
+        <w:ind w:left="5040" w:hanging="360"/>
+      </w:pPr>
+      <w:rPr>
+        <w:rFonts w:ascii="Symbol" w:hAnsi="Symbol" w:hint="default"/>
+      </w:rPr>
+    </w:lvl>
+    <w:lvl w:ilvl="7" w:tplc="100C0003" w:tentative="1">
+      <w:start w:val="1"/>
+      <w:numFmt w:val="bullet"/>
+      <w:lvlText w:val="o"/>
+      <w:lvlJc w:val="left"/>
+      <w:pPr>
+        <w:ind w:left="5760" w:hanging="360"/>
+      </w:pPr>
+      <w:rPr>
+        <w:rFonts w:ascii="Courier New" w:hAnsi="Courier New" w:cs="Courier New" w:hint="default"/>
+      </w:rPr>
+    </w:lvl>
+    <w:lvl w:ilvl="8" w:tplc="100C0005" w:tentative="1">
+      <w:start w:val="1"/>
+      <w:numFmt w:val="bullet"/>
+      <w:lvlText w:val=""/>
+      <w:lvlJc w:val="left"/>
+      <w:pPr>
+        <w:ind w:left="6480" w:hanging="360"/>
+      </w:pPr>
+      <w:rPr>
+        <w:rFonts w:ascii="Wingdings" w:hAnsi="Wingdings" w:hint="default"/>
+      </w:rPr>
+    </w:lvl>
+  </w:abstractNum>
+  <w:abstractNum w:abstractNumId="10" w15:restartNumberingAfterBreak="0">
+    <w:nsid w:val="30864D4C"/>
+    <w:multiLevelType w:val="multilevel"/>
+    <w:tmpl w:val="36D4F0DC"/>
+    <w:lvl w:ilvl="0">
+      <w:start w:val="1"/>
+      <w:numFmt w:val="bullet"/>
+      <w:lvlText w:val=""/>
+      <w:lvlJc w:val="left"/>
+      <w:pPr>
+        <w:tabs>
+          <w:tab w:val="num" w:pos="720"/>
+        </w:tabs>
+        <w:ind w:left="720" w:hanging="360"/>
+      </w:pPr>
+      <w:rPr>
+        <w:rFonts w:ascii="Symbol" w:hAnsi="Symbol" w:hint="default"/>
+        <w:sz w:val="20"/>
+      </w:rPr>
+    </w:lvl>
+    <w:lvl w:ilvl="1" w:tentative="1">
+      <w:start w:val="1"/>
+      <w:numFmt w:val="bullet"/>
+      <w:lvlText w:val="o"/>
+      <w:lvlJc w:val="left"/>
+      <w:pPr>
+        <w:tabs>
+          <w:tab w:val="num" w:pos="1440"/>
+        </w:tabs>
+        <w:ind w:left="1440" w:hanging="360"/>
+      </w:pPr>
+      <w:rPr>
+        <w:rFonts w:ascii="Courier New" w:hAnsi="Courier New" w:hint="default"/>
+        <w:sz w:val="20"/>
+      </w:rPr>
+    </w:lvl>
+    <w:lvl w:ilvl="2" w:tentative="1">
+      <w:start w:val="1"/>
+      <w:numFmt w:val="bullet"/>
+      <w:lvlText w:val=""/>
+      <w:lvlJc w:val="left"/>
+      <w:pPr>
+        <w:tabs>
+          <w:tab w:val="num" w:pos="2160"/>
+        </w:tabs>
+        <w:ind w:left="2160" w:hanging="360"/>
+      </w:pPr>
+      <w:rPr>
+        <w:rFonts w:ascii="Wingdings" w:hAnsi="Wingdings" w:hint="default"/>
+        <w:sz w:val="20"/>
+      </w:rPr>
+    </w:lvl>
+    <w:lvl w:ilvl="3" w:tentative="1">
+      <w:start w:val="1"/>
+      <w:numFmt w:val="bullet"/>
+      <w:lvlText w:val=""/>
+      <w:lvlJc w:val="left"/>
+      <w:pPr>
+        <w:tabs>
+          <w:tab w:val="num" w:pos="2880"/>
+        </w:tabs>
+        <w:ind w:left="2880" w:hanging="360"/>
+      </w:pPr>
+      <w:rPr>
+        <w:rFonts w:ascii="Wingdings" w:hAnsi="Wingdings" w:hint="default"/>
+        <w:sz w:val="20"/>
+      </w:rPr>
+    </w:lvl>
+    <w:lvl w:ilvl="4" w:tentative="1">
+      <w:start w:val="1"/>
+      <w:numFmt w:val="bullet"/>
+      <w:lvlText w:val=""/>
+      <w:lvlJc w:val="left"/>
+      <w:pPr>
+        <w:tabs>
+          <w:tab w:val="num" w:pos="3600"/>
+        </w:tabs>
+        <w:ind w:left="3600" w:hanging="360"/>
+      </w:pPr>
+      <w:rPr>
+        <w:rFonts w:ascii="Wingdings" w:hAnsi="Wingdings" w:hint="default"/>
+        <w:sz w:val="20"/>
+      </w:rPr>
+    </w:lvl>
+    <w:lvl w:ilvl="5" w:tentative="1">
+      <w:start w:val="1"/>
+      <w:numFmt w:val="bullet"/>
+      <w:lvlText w:val=""/>
+      <w:lvlJc w:val="left"/>
+      <w:pPr>
+        <w:tabs>
+          <w:tab w:val="num" w:pos="4320"/>
+        </w:tabs>
+        <w:ind w:left="4320" w:hanging="360"/>
+      </w:pPr>
+      <w:rPr>
+        <w:rFonts w:ascii="Wingdings" w:hAnsi="Wingdings" w:hint="default"/>
+        <w:sz w:val="20"/>
+      </w:rPr>
+    </w:lvl>
+    <w:lvl w:ilvl="6" w:tentative="1">
+      <w:start w:val="1"/>
+      <w:numFmt w:val="bullet"/>
+      <w:lvlText w:val=""/>
+      <w:lvlJc w:val="left"/>
+      <w:pPr>
+        <w:tabs>
+          <w:tab w:val="num" w:pos="5040"/>
+        </w:tabs>
+        <w:ind w:left="5040" w:hanging="360"/>
+      </w:pPr>
+      <w:rPr>
+        <w:rFonts w:ascii="Wingdings" w:hAnsi="Wingdings" w:hint="default"/>
+        <w:sz w:val="20"/>
+      </w:rPr>
+    </w:lvl>
+    <w:lvl w:ilvl="7" w:tentative="1">
+      <w:start w:val="1"/>
+      <w:numFmt w:val="bullet"/>
+      <w:lvlText w:val=""/>
+      <w:lvlJc w:val="left"/>
+      <w:pPr>
+        <w:tabs>
+          <w:tab w:val="num" w:pos="5760"/>
+        </w:tabs>
+        <w:ind w:left="5760" w:hanging="360"/>
+      </w:pPr>
+      <w:rPr>
+        <w:rFonts w:ascii="Wingdings" w:hAnsi="Wingdings" w:hint="default"/>
+        <w:sz w:val="20"/>
+      </w:rPr>
+    </w:lvl>
+    <w:lvl w:ilvl="8" w:tentative="1">
+      <w:start w:val="1"/>
+      <w:numFmt w:val="bullet"/>
+      <w:lvlText w:val=""/>
+      <w:lvlJc w:val="left"/>
+      <w:pPr>
+        <w:tabs>
+          <w:tab w:val="num" w:pos="6480"/>
+        </w:tabs>
+        <w:ind w:left="6480" w:hanging="360"/>
+      </w:pPr>
+      <w:rPr>
+        <w:rFonts w:ascii="Wingdings" w:hAnsi="Wingdings" w:hint="default"/>
+        <w:sz w:val="20"/>
+      </w:rPr>
+    </w:lvl>
+  </w:abstractNum>
+  <w:abstractNum w:abstractNumId="11" w15:restartNumberingAfterBreak="0">
     <w:nsid w:val="345D1D8D"/>
     <w:multiLevelType w:val="hybridMultilevel"/>
     <w:tmpl w:val="33DCD836"/>
@@ -12204,7 +14439,7 @@
       </w:rPr>
     </w:lvl>
   </w:abstractNum>
-  <w:abstractNum w:abstractNumId="6" w15:restartNumberingAfterBreak="0">
+  <w:abstractNum w:abstractNumId="12" w15:restartNumberingAfterBreak="0">
     <w:nsid w:val="351B188E"/>
     <w:multiLevelType w:val="hybridMultilevel"/>
     <w:tmpl w:val="55ACFD4C"/>
@@ -12317,7 +14552,305 @@
       </w:rPr>
     </w:lvl>
   </w:abstractNum>
-  <w:abstractNum w:abstractNumId="7" w15:restartNumberingAfterBreak="0">
+  <w:abstractNum w:abstractNumId="13" w15:restartNumberingAfterBreak="0">
+    <w:nsid w:val="386F2F0A"/>
+    <w:multiLevelType w:val="multilevel"/>
+    <w:tmpl w:val="802CB73A"/>
+    <w:lvl w:ilvl="0">
+      <w:start w:val="1"/>
+      <w:numFmt w:val="bullet"/>
+      <w:lvlText w:val=""/>
+      <w:lvlJc w:val="left"/>
+      <w:pPr>
+        <w:tabs>
+          <w:tab w:val="num" w:pos="720"/>
+        </w:tabs>
+        <w:ind w:left="720" w:hanging="360"/>
+      </w:pPr>
+      <w:rPr>
+        <w:rFonts w:ascii="Symbol" w:hAnsi="Symbol" w:hint="default"/>
+        <w:sz w:val="20"/>
+      </w:rPr>
+    </w:lvl>
+    <w:lvl w:ilvl="1" w:tentative="1">
+      <w:start w:val="1"/>
+      <w:numFmt w:val="bullet"/>
+      <w:lvlText w:val="o"/>
+      <w:lvlJc w:val="left"/>
+      <w:pPr>
+        <w:tabs>
+          <w:tab w:val="num" w:pos="1440"/>
+        </w:tabs>
+        <w:ind w:left="1440" w:hanging="360"/>
+      </w:pPr>
+      <w:rPr>
+        <w:rFonts w:ascii="Courier New" w:hAnsi="Courier New" w:hint="default"/>
+        <w:sz w:val="20"/>
+      </w:rPr>
+    </w:lvl>
+    <w:lvl w:ilvl="2" w:tentative="1">
+      <w:start w:val="1"/>
+      <w:numFmt w:val="bullet"/>
+      <w:lvlText w:val=""/>
+      <w:lvlJc w:val="left"/>
+      <w:pPr>
+        <w:tabs>
+          <w:tab w:val="num" w:pos="2160"/>
+        </w:tabs>
+        <w:ind w:left="2160" w:hanging="360"/>
+      </w:pPr>
+      <w:rPr>
+        <w:rFonts w:ascii="Wingdings" w:hAnsi="Wingdings" w:hint="default"/>
+        <w:sz w:val="20"/>
+      </w:rPr>
+    </w:lvl>
+    <w:lvl w:ilvl="3" w:tentative="1">
+      <w:start w:val="1"/>
+      <w:numFmt w:val="bullet"/>
+      <w:lvlText w:val=""/>
+      <w:lvlJc w:val="left"/>
+      <w:pPr>
+        <w:tabs>
+          <w:tab w:val="num" w:pos="2880"/>
+        </w:tabs>
+        <w:ind w:left="2880" w:hanging="360"/>
+      </w:pPr>
+      <w:rPr>
+        <w:rFonts w:ascii="Wingdings" w:hAnsi="Wingdings" w:hint="default"/>
+        <w:sz w:val="20"/>
+      </w:rPr>
+    </w:lvl>
+    <w:lvl w:ilvl="4" w:tentative="1">
+      <w:start w:val="1"/>
+      <w:numFmt w:val="bullet"/>
+      <w:lvlText w:val=""/>
+      <w:lvlJc w:val="left"/>
+      <w:pPr>
+        <w:tabs>
+          <w:tab w:val="num" w:pos="3600"/>
+        </w:tabs>
+        <w:ind w:left="3600" w:hanging="360"/>
+      </w:pPr>
+      <w:rPr>
+        <w:rFonts w:ascii="Wingdings" w:hAnsi="Wingdings" w:hint="default"/>
+        <w:sz w:val="20"/>
+      </w:rPr>
+    </w:lvl>
+    <w:lvl w:ilvl="5" w:tentative="1">
+      <w:start w:val="1"/>
+      <w:numFmt w:val="bullet"/>
+      <w:lvlText w:val=""/>
+      <w:lvlJc w:val="left"/>
+      <w:pPr>
+        <w:tabs>
+          <w:tab w:val="num" w:pos="4320"/>
+        </w:tabs>
+        <w:ind w:left="4320" w:hanging="360"/>
+      </w:pPr>
+      <w:rPr>
+        <w:rFonts w:ascii="Wingdings" w:hAnsi="Wingdings" w:hint="default"/>
+        <w:sz w:val="20"/>
+      </w:rPr>
+    </w:lvl>
+    <w:lvl w:ilvl="6" w:tentative="1">
+      <w:start w:val="1"/>
+      <w:numFmt w:val="bullet"/>
+      <w:lvlText w:val=""/>
+      <w:lvlJc w:val="left"/>
+      <w:pPr>
+        <w:tabs>
+          <w:tab w:val="num" w:pos="5040"/>
+        </w:tabs>
+        <w:ind w:left="5040" w:hanging="360"/>
+      </w:pPr>
+      <w:rPr>
+        <w:rFonts w:ascii="Wingdings" w:hAnsi="Wingdings" w:hint="default"/>
+        <w:sz w:val="20"/>
+      </w:rPr>
+    </w:lvl>
+    <w:lvl w:ilvl="7" w:tentative="1">
+      <w:start w:val="1"/>
+      <w:numFmt w:val="bullet"/>
+      <w:lvlText w:val=""/>
+      <w:lvlJc w:val="left"/>
+      <w:pPr>
+        <w:tabs>
+          <w:tab w:val="num" w:pos="5760"/>
+        </w:tabs>
+        <w:ind w:left="5760" w:hanging="360"/>
+      </w:pPr>
+      <w:rPr>
+        <w:rFonts w:ascii="Wingdings" w:hAnsi="Wingdings" w:hint="default"/>
+        <w:sz w:val="20"/>
+      </w:rPr>
+    </w:lvl>
+    <w:lvl w:ilvl="8" w:tentative="1">
+      <w:start w:val="1"/>
+      <w:numFmt w:val="bullet"/>
+      <w:lvlText w:val=""/>
+      <w:lvlJc w:val="left"/>
+      <w:pPr>
+        <w:tabs>
+          <w:tab w:val="num" w:pos="6480"/>
+        </w:tabs>
+        <w:ind w:left="6480" w:hanging="360"/>
+      </w:pPr>
+      <w:rPr>
+        <w:rFonts w:ascii="Wingdings" w:hAnsi="Wingdings" w:hint="default"/>
+        <w:sz w:val="20"/>
+      </w:rPr>
+    </w:lvl>
+  </w:abstractNum>
+  <w:abstractNum w:abstractNumId="14" w15:restartNumberingAfterBreak="0">
+    <w:nsid w:val="38C33EE6"/>
+    <w:multiLevelType w:val="multilevel"/>
+    <w:tmpl w:val="856C21C2"/>
+    <w:lvl w:ilvl="0">
+      <w:start w:val="1"/>
+      <w:numFmt w:val="bullet"/>
+      <w:lvlText w:val=""/>
+      <w:lvlJc w:val="left"/>
+      <w:pPr>
+        <w:tabs>
+          <w:tab w:val="num" w:pos="720"/>
+        </w:tabs>
+        <w:ind w:left="720" w:hanging="360"/>
+      </w:pPr>
+      <w:rPr>
+        <w:rFonts w:ascii="Symbol" w:hAnsi="Symbol" w:hint="default"/>
+        <w:sz w:val="20"/>
+      </w:rPr>
+    </w:lvl>
+    <w:lvl w:ilvl="1" w:tentative="1">
+      <w:start w:val="1"/>
+      <w:numFmt w:val="bullet"/>
+      <w:lvlText w:val="o"/>
+      <w:lvlJc w:val="left"/>
+      <w:pPr>
+        <w:tabs>
+          <w:tab w:val="num" w:pos="1440"/>
+        </w:tabs>
+        <w:ind w:left="1440" w:hanging="360"/>
+      </w:pPr>
+      <w:rPr>
+        <w:rFonts w:ascii="Courier New" w:hAnsi="Courier New" w:hint="default"/>
+        <w:sz w:val="20"/>
+      </w:rPr>
+    </w:lvl>
+    <w:lvl w:ilvl="2" w:tentative="1">
+      <w:start w:val="1"/>
+      <w:numFmt w:val="bullet"/>
+      <w:lvlText w:val=""/>
+      <w:lvlJc w:val="left"/>
+      <w:pPr>
+        <w:tabs>
+          <w:tab w:val="num" w:pos="2160"/>
+        </w:tabs>
+        <w:ind w:left="2160" w:hanging="360"/>
+      </w:pPr>
+      <w:rPr>
+        <w:rFonts w:ascii="Wingdings" w:hAnsi="Wingdings" w:hint="default"/>
+        <w:sz w:val="20"/>
+      </w:rPr>
+    </w:lvl>
+    <w:lvl w:ilvl="3" w:tentative="1">
+      <w:start w:val="1"/>
+      <w:numFmt w:val="bullet"/>
+      <w:lvlText w:val=""/>
+      <w:lvlJc w:val="left"/>
+      <w:pPr>
+        <w:tabs>
+          <w:tab w:val="num" w:pos="2880"/>
+        </w:tabs>
+        <w:ind w:left="2880" w:hanging="360"/>
+      </w:pPr>
+      <w:rPr>
+        <w:rFonts w:ascii="Wingdings" w:hAnsi="Wingdings" w:hint="default"/>
+        <w:sz w:val="20"/>
+      </w:rPr>
+    </w:lvl>
+    <w:lvl w:ilvl="4" w:tentative="1">
+      <w:start w:val="1"/>
+      <w:numFmt w:val="bullet"/>
+      <w:lvlText w:val=""/>
+      <w:lvlJc w:val="left"/>
+      <w:pPr>
+        <w:tabs>
+          <w:tab w:val="num" w:pos="3600"/>
+        </w:tabs>
+        <w:ind w:left="3600" w:hanging="360"/>
+      </w:pPr>
+      <w:rPr>
+        <w:rFonts w:ascii="Wingdings" w:hAnsi="Wingdings" w:hint="default"/>
+        <w:sz w:val="20"/>
+      </w:rPr>
+    </w:lvl>
+    <w:lvl w:ilvl="5" w:tentative="1">
+      <w:start w:val="1"/>
+      <w:numFmt w:val="bullet"/>
+      <w:lvlText w:val=""/>
+      <w:lvlJc w:val="left"/>
+      <w:pPr>
+        <w:tabs>
+          <w:tab w:val="num" w:pos="4320"/>
+        </w:tabs>
+        <w:ind w:left="4320" w:hanging="360"/>
+      </w:pPr>
+      <w:rPr>
+        <w:rFonts w:ascii="Wingdings" w:hAnsi="Wingdings" w:hint="default"/>
+        <w:sz w:val="20"/>
+      </w:rPr>
+    </w:lvl>
+    <w:lvl w:ilvl="6" w:tentative="1">
+      <w:start w:val="1"/>
+      <w:numFmt w:val="bullet"/>
+      <w:lvlText w:val=""/>
+      <w:lvlJc w:val="left"/>
+      <w:pPr>
+        <w:tabs>
+          <w:tab w:val="num" w:pos="5040"/>
+        </w:tabs>
+        <w:ind w:left="5040" w:hanging="360"/>
+      </w:pPr>
+      <w:rPr>
+        <w:rFonts w:ascii="Wingdings" w:hAnsi="Wingdings" w:hint="default"/>
+        <w:sz w:val="20"/>
+      </w:rPr>
+    </w:lvl>
+    <w:lvl w:ilvl="7" w:tentative="1">
+      <w:start w:val="1"/>
+      <w:numFmt w:val="bullet"/>
+      <w:lvlText w:val=""/>
+      <w:lvlJc w:val="left"/>
+      <w:pPr>
+        <w:tabs>
+          <w:tab w:val="num" w:pos="5760"/>
+        </w:tabs>
+        <w:ind w:left="5760" w:hanging="360"/>
+      </w:pPr>
+      <w:rPr>
+        <w:rFonts w:ascii="Wingdings" w:hAnsi="Wingdings" w:hint="default"/>
+        <w:sz w:val="20"/>
+      </w:rPr>
+    </w:lvl>
+    <w:lvl w:ilvl="8" w:tentative="1">
+      <w:start w:val="1"/>
+      <w:numFmt w:val="bullet"/>
+      <w:lvlText w:val=""/>
+      <w:lvlJc w:val="left"/>
+      <w:pPr>
+        <w:tabs>
+          <w:tab w:val="num" w:pos="6480"/>
+        </w:tabs>
+        <w:ind w:left="6480" w:hanging="360"/>
+      </w:pPr>
+      <w:rPr>
+        <w:rFonts w:ascii="Wingdings" w:hAnsi="Wingdings" w:hint="default"/>
+        <w:sz w:val="20"/>
+      </w:rPr>
+    </w:lvl>
+  </w:abstractNum>
+  <w:abstractNum w:abstractNumId="15" w15:restartNumberingAfterBreak="0">
     <w:nsid w:val="3C80484A"/>
     <w:multiLevelType w:val="hybridMultilevel"/>
     <w:tmpl w:val="D11246EE"/>
@@ -12430,7 +14963,493 @@
       </w:rPr>
     </w:lvl>
   </w:abstractNum>
-  <w:abstractNum w:abstractNumId="8" w15:restartNumberingAfterBreak="0">
+  <w:abstractNum w:abstractNumId="16" w15:restartNumberingAfterBreak="0">
+    <w:nsid w:val="40E72B61"/>
+    <w:multiLevelType w:val="hybridMultilevel"/>
+    <w:tmpl w:val="F6C47062"/>
+    <w:lvl w:ilvl="0" w:tplc="100C0001">
+      <w:start w:val="1"/>
+      <w:numFmt w:val="bullet"/>
+      <w:lvlText w:val=""/>
+      <w:lvlJc w:val="left"/>
+      <w:pPr>
+        <w:ind w:left="360" w:hanging="360"/>
+      </w:pPr>
+      <w:rPr>
+        <w:rFonts w:ascii="Symbol" w:hAnsi="Symbol" w:hint="default"/>
+      </w:rPr>
+    </w:lvl>
+    <w:lvl w:ilvl="1" w:tplc="FFFFFFFF" w:tentative="1">
+      <w:start w:val="1"/>
+      <w:numFmt w:val="bullet"/>
+      <w:lvlText w:val="o"/>
+      <w:lvlJc w:val="left"/>
+      <w:pPr>
+        <w:ind w:left="1080" w:hanging="360"/>
+      </w:pPr>
+      <w:rPr>
+        <w:rFonts w:ascii="Courier New" w:hAnsi="Courier New" w:cs="Courier New" w:hint="default"/>
+      </w:rPr>
+    </w:lvl>
+    <w:lvl w:ilvl="2" w:tplc="FFFFFFFF" w:tentative="1">
+      <w:start w:val="1"/>
+      <w:numFmt w:val="bullet"/>
+      <w:lvlText w:val=""/>
+      <w:lvlJc w:val="left"/>
+      <w:pPr>
+        <w:ind w:left="1800" w:hanging="360"/>
+      </w:pPr>
+      <w:rPr>
+        <w:rFonts w:ascii="Wingdings" w:hAnsi="Wingdings" w:hint="default"/>
+      </w:rPr>
+    </w:lvl>
+    <w:lvl w:ilvl="3" w:tplc="FFFFFFFF" w:tentative="1">
+      <w:start w:val="1"/>
+      <w:numFmt w:val="bullet"/>
+      <w:lvlText w:val=""/>
+      <w:lvlJc w:val="left"/>
+      <w:pPr>
+        <w:ind w:left="2520" w:hanging="360"/>
+      </w:pPr>
+      <w:rPr>
+        <w:rFonts w:ascii="Symbol" w:hAnsi="Symbol" w:hint="default"/>
+      </w:rPr>
+    </w:lvl>
+    <w:lvl w:ilvl="4" w:tplc="FFFFFFFF" w:tentative="1">
+      <w:start w:val="1"/>
+      <w:numFmt w:val="bullet"/>
+      <w:lvlText w:val="o"/>
+      <w:lvlJc w:val="left"/>
+      <w:pPr>
+        <w:ind w:left="3240" w:hanging="360"/>
+      </w:pPr>
+      <w:rPr>
+        <w:rFonts w:ascii="Courier New" w:hAnsi="Courier New" w:cs="Courier New" w:hint="default"/>
+      </w:rPr>
+    </w:lvl>
+    <w:lvl w:ilvl="5" w:tplc="FFFFFFFF" w:tentative="1">
+      <w:start w:val="1"/>
+      <w:numFmt w:val="bullet"/>
+      <w:lvlText w:val=""/>
+      <w:lvlJc w:val="left"/>
+      <w:pPr>
+        <w:ind w:left="3960" w:hanging="360"/>
+      </w:pPr>
+      <w:rPr>
+        <w:rFonts w:ascii="Wingdings" w:hAnsi="Wingdings" w:hint="default"/>
+      </w:rPr>
+    </w:lvl>
+    <w:lvl w:ilvl="6" w:tplc="FFFFFFFF" w:tentative="1">
+      <w:start w:val="1"/>
+      <w:numFmt w:val="bullet"/>
+      <w:lvlText w:val=""/>
+      <w:lvlJc w:val="left"/>
+      <w:pPr>
+        <w:ind w:left="4680" w:hanging="360"/>
+      </w:pPr>
+      <w:rPr>
+        <w:rFonts w:ascii="Symbol" w:hAnsi="Symbol" w:hint="default"/>
+      </w:rPr>
+    </w:lvl>
+    <w:lvl w:ilvl="7" w:tplc="FFFFFFFF" w:tentative="1">
+      <w:start w:val="1"/>
+      <w:numFmt w:val="bullet"/>
+      <w:lvlText w:val="o"/>
+      <w:lvlJc w:val="left"/>
+      <w:pPr>
+        <w:ind w:left="5400" w:hanging="360"/>
+      </w:pPr>
+      <w:rPr>
+        <w:rFonts w:ascii="Courier New" w:hAnsi="Courier New" w:cs="Courier New" w:hint="default"/>
+      </w:rPr>
+    </w:lvl>
+    <w:lvl w:ilvl="8" w:tplc="FFFFFFFF" w:tentative="1">
+      <w:start w:val="1"/>
+      <w:numFmt w:val="bullet"/>
+      <w:lvlText w:val=""/>
+      <w:lvlJc w:val="left"/>
+      <w:pPr>
+        <w:ind w:left="6120" w:hanging="360"/>
+      </w:pPr>
+      <w:rPr>
+        <w:rFonts w:ascii="Wingdings" w:hAnsi="Wingdings" w:hint="default"/>
+      </w:rPr>
+    </w:lvl>
+  </w:abstractNum>
+  <w:abstractNum w:abstractNumId="17" w15:restartNumberingAfterBreak="0">
+    <w:nsid w:val="412905BB"/>
+    <w:multiLevelType w:val="multilevel"/>
+    <w:tmpl w:val="050E3D10"/>
+    <w:lvl w:ilvl="0">
+      <w:start w:val="1"/>
+      <w:numFmt w:val="bullet"/>
+      <w:lvlText w:val=""/>
+      <w:lvlJc w:val="left"/>
+      <w:pPr>
+        <w:tabs>
+          <w:tab w:val="num" w:pos="720"/>
+        </w:tabs>
+        <w:ind w:left="720" w:hanging="360"/>
+      </w:pPr>
+      <w:rPr>
+        <w:rFonts w:ascii="Symbol" w:hAnsi="Symbol" w:hint="default"/>
+        <w:sz w:val="20"/>
+      </w:rPr>
+    </w:lvl>
+    <w:lvl w:ilvl="1" w:tentative="1">
+      <w:start w:val="1"/>
+      <w:numFmt w:val="bullet"/>
+      <w:lvlText w:val="o"/>
+      <w:lvlJc w:val="left"/>
+      <w:pPr>
+        <w:tabs>
+          <w:tab w:val="num" w:pos="1440"/>
+        </w:tabs>
+        <w:ind w:left="1440" w:hanging="360"/>
+      </w:pPr>
+      <w:rPr>
+        <w:rFonts w:ascii="Courier New" w:hAnsi="Courier New" w:hint="default"/>
+        <w:sz w:val="20"/>
+      </w:rPr>
+    </w:lvl>
+    <w:lvl w:ilvl="2" w:tentative="1">
+      <w:start w:val="1"/>
+      <w:numFmt w:val="bullet"/>
+      <w:lvlText w:val=""/>
+      <w:lvlJc w:val="left"/>
+      <w:pPr>
+        <w:tabs>
+          <w:tab w:val="num" w:pos="2160"/>
+        </w:tabs>
+        <w:ind w:left="2160" w:hanging="360"/>
+      </w:pPr>
+      <w:rPr>
+        <w:rFonts w:ascii="Wingdings" w:hAnsi="Wingdings" w:hint="default"/>
+        <w:sz w:val="20"/>
+      </w:rPr>
+    </w:lvl>
+    <w:lvl w:ilvl="3" w:tentative="1">
+      <w:start w:val="1"/>
+      <w:numFmt w:val="bullet"/>
+      <w:lvlText w:val=""/>
+      <w:lvlJc w:val="left"/>
+      <w:pPr>
+        <w:tabs>
+          <w:tab w:val="num" w:pos="2880"/>
+        </w:tabs>
+        <w:ind w:left="2880" w:hanging="360"/>
+      </w:pPr>
+      <w:rPr>
+        <w:rFonts w:ascii="Wingdings" w:hAnsi="Wingdings" w:hint="default"/>
+        <w:sz w:val="20"/>
+      </w:rPr>
+    </w:lvl>
+    <w:lvl w:ilvl="4" w:tentative="1">
+      <w:start w:val="1"/>
+      <w:numFmt w:val="bullet"/>
+      <w:lvlText w:val=""/>
+      <w:lvlJc w:val="left"/>
+      <w:pPr>
+        <w:tabs>
+          <w:tab w:val="num" w:pos="3600"/>
+        </w:tabs>
+        <w:ind w:left="3600" w:hanging="360"/>
+      </w:pPr>
+      <w:rPr>
+        <w:rFonts w:ascii="Wingdings" w:hAnsi="Wingdings" w:hint="default"/>
+        <w:sz w:val="20"/>
+      </w:rPr>
+    </w:lvl>
+    <w:lvl w:ilvl="5" w:tentative="1">
+      <w:start w:val="1"/>
+      <w:numFmt w:val="bullet"/>
+      <w:lvlText w:val=""/>
+      <w:lvlJc w:val="left"/>
+      <w:pPr>
+        <w:tabs>
+          <w:tab w:val="num" w:pos="4320"/>
+        </w:tabs>
+        <w:ind w:left="4320" w:hanging="360"/>
+      </w:pPr>
+      <w:rPr>
+        <w:rFonts w:ascii="Wingdings" w:hAnsi="Wingdings" w:hint="default"/>
+        <w:sz w:val="20"/>
+      </w:rPr>
+    </w:lvl>
+    <w:lvl w:ilvl="6" w:tentative="1">
+      <w:start w:val="1"/>
+      <w:numFmt w:val="bullet"/>
+      <w:lvlText w:val=""/>
+      <w:lvlJc w:val="left"/>
+      <w:pPr>
+        <w:tabs>
+          <w:tab w:val="num" w:pos="5040"/>
+        </w:tabs>
+        <w:ind w:left="5040" w:hanging="360"/>
+      </w:pPr>
+      <w:rPr>
+        <w:rFonts w:ascii="Wingdings" w:hAnsi="Wingdings" w:hint="default"/>
+        <w:sz w:val="20"/>
+      </w:rPr>
+    </w:lvl>
+    <w:lvl w:ilvl="7" w:tentative="1">
+      <w:start w:val="1"/>
+      <w:numFmt w:val="bullet"/>
+      <w:lvlText w:val=""/>
+      <w:lvlJc w:val="left"/>
+      <w:pPr>
+        <w:tabs>
+          <w:tab w:val="num" w:pos="5760"/>
+        </w:tabs>
+        <w:ind w:left="5760" w:hanging="360"/>
+      </w:pPr>
+      <w:rPr>
+        <w:rFonts w:ascii="Wingdings" w:hAnsi="Wingdings" w:hint="default"/>
+        <w:sz w:val="20"/>
+      </w:rPr>
+    </w:lvl>
+    <w:lvl w:ilvl="8" w:tentative="1">
+      <w:start w:val="1"/>
+      <w:numFmt w:val="bullet"/>
+      <w:lvlText w:val=""/>
+      <w:lvlJc w:val="left"/>
+      <w:pPr>
+        <w:tabs>
+          <w:tab w:val="num" w:pos="6480"/>
+        </w:tabs>
+        <w:ind w:left="6480" w:hanging="360"/>
+      </w:pPr>
+      <w:rPr>
+        <w:rFonts w:ascii="Wingdings" w:hAnsi="Wingdings" w:hint="default"/>
+        <w:sz w:val="20"/>
+      </w:rPr>
+    </w:lvl>
+  </w:abstractNum>
+  <w:abstractNum w:abstractNumId="18" w15:restartNumberingAfterBreak="0">
+    <w:nsid w:val="44BA4A83"/>
+    <w:multiLevelType w:val="hybridMultilevel"/>
+    <w:tmpl w:val="84C85670"/>
+    <w:lvl w:ilvl="0" w:tplc="90FC952E">
+      <w:numFmt w:val="bullet"/>
+      <w:lvlText w:val="-"/>
+      <w:lvlJc w:val="left"/>
+      <w:pPr>
+        <w:ind w:left="720" w:hanging="360"/>
+      </w:pPr>
+      <w:rPr>
+        <w:rFonts w:ascii="Arial" w:eastAsiaTheme="minorHAnsi" w:hAnsi="Arial" w:cs="Arial" w:hint="default"/>
+      </w:rPr>
+    </w:lvl>
+    <w:lvl w:ilvl="1" w:tplc="100C0003" w:tentative="1">
+      <w:start w:val="1"/>
+      <w:numFmt w:val="bullet"/>
+      <w:lvlText w:val="o"/>
+      <w:lvlJc w:val="left"/>
+      <w:pPr>
+        <w:ind w:left="1440" w:hanging="360"/>
+      </w:pPr>
+      <w:rPr>
+        <w:rFonts w:ascii="Courier New" w:hAnsi="Courier New" w:cs="Courier New" w:hint="default"/>
+      </w:rPr>
+    </w:lvl>
+    <w:lvl w:ilvl="2" w:tplc="100C0005" w:tentative="1">
+      <w:start w:val="1"/>
+      <w:numFmt w:val="bullet"/>
+      <w:lvlText w:val=""/>
+      <w:lvlJc w:val="left"/>
+      <w:pPr>
+        <w:ind w:left="2160" w:hanging="360"/>
+      </w:pPr>
+      <w:rPr>
+        <w:rFonts w:ascii="Wingdings" w:hAnsi="Wingdings" w:hint="default"/>
+      </w:rPr>
+    </w:lvl>
+    <w:lvl w:ilvl="3" w:tplc="100C0001" w:tentative="1">
+      <w:start w:val="1"/>
+      <w:numFmt w:val="bullet"/>
+      <w:lvlText w:val=""/>
+      <w:lvlJc w:val="left"/>
+      <w:pPr>
+        <w:ind w:left="2880" w:hanging="360"/>
+      </w:pPr>
+      <w:rPr>
+        <w:rFonts w:ascii="Symbol" w:hAnsi="Symbol" w:hint="default"/>
+      </w:rPr>
+    </w:lvl>
+    <w:lvl w:ilvl="4" w:tplc="100C0003" w:tentative="1">
+      <w:start w:val="1"/>
+      <w:numFmt w:val="bullet"/>
+      <w:lvlText w:val="o"/>
+      <w:lvlJc w:val="left"/>
+      <w:pPr>
+        <w:ind w:left="3600" w:hanging="360"/>
+      </w:pPr>
+      <w:rPr>
+        <w:rFonts w:ascii="Courier New" w:hAnsi="Courier New" w:cs="Courier New" w:hint="default"/>
+      </w:rPr>
+    </w:lvl>
+    <w:lvl w:ilvl="5" w:tplc="100C0005" w:tentative="1">
+      <w:start w:val="1"/>
+      <w:numFmt w:val="bullet"/>
+      <w:lvlText w:val=""/>
+      <w:lvlJc w:val="left"/>
+      <w:pPr>
+        <w:ind w:left="4320" w:hanging="360"/>
+      </w:pPr>
+      <w:rPr>
+        <w:rFonts w:ascii="Wingdings" w:hAnsi="Wingdings" w:hint="default"/>
+      </w:rPr>
+    </w:lvl>
+    <w:lvl w:ilvl="6" w:tplc="100C0001" w:tentative="1">
+      <w:start w:val="1"/>
+      <w:numFmt w:val="bullet"/>
+      <w:lvlText w:val=""/>
+      <w:lvlJc w:val="left"/>
+      <w:pPr>
+        <w:ind w:left="5040" w:hanging="360"/>
+      </w:pPr>
+      <w:rPr>
+        <w:rFonts w:ascii="Symbol" w:hAnsi="Symbol" w:hint="default"/>
+      </w:rPr>
+    </w:lvl>
+    <w:lvl w:ilvl="7" w:tplc="100C0003" w:tentative="1">
+      <w:start w:val="1"/>
+      <w:numFmt w:val="bullet"/>
+      <w:lvlText w:val="o"/>
+      <w:lvlJc w:val="left"/>
+      <w:pPr>
+        <w:ind w:left="5760" w:hanging="360"/>
+      </w:pPr>
+      <w:rPr>
+        <w:rFonts w:ascii="Courier New" w:hAnsi="Courier New" w:cs="Courier New" w:hint="default"/>
+      </w:rPr>
+    </w:lvl>
+    <w:lvl w:ilvl="8" w:tplc="100C0005" w:tentative="1">
+      <w:start w:val="1"/>
+      <w:numFmt w:val="bullet"/>
+      <w:lvlText w:val=""/>
+      <w:lvlJc w:val="left"/>
+      <w:pPr>
+        <w:ind w:left="6480" w:hanging="360"/>
+      </w:pPr>
+      <w:rPr>
+        <w:rFonts w:ascii="Wingdings" w:hAnsi="Wingdings" w:hint="default"/>
+      </w:rPr>
+    </w:lvl>
+  </w:abstractNum>
+  <w:abstractNum w:abstractNumId="19" w15:restartNumberingAfterBreak="0">
+    <w:nsid w:val="47EE44DA"/>
+    <w:multiLevelType w:val="hybridMultilevel"/>
+    <w:tmpl w:val="29028064"/>
+    <w:lvl w:ilvl="0" w:tplc="0226C152">
+      <w:numFmt w:val="bullet"/>
+      <w:lvlText w:val="-"/>
+      <w:lvlJc w:val="left"/>
+      <w:pPr>
+        <w:ind w:left="1080" w:hanging="360"/>
+      </w:pPr>
+      <w:rPr>
+        <w:rFonts w:ascii="Arial" w:eastAsiaTheme="minorHAnsi" w:hAnsi="Arial" w:cs="Arial" w:hint="default"/>
+      </w:rPr>
+    </w:lvl>
+    <w:lvl w:ilvl="1" w:tplc="100C0003" w:tentative="1">
+      <w:start w:val="1"/>
+      <w:numFmt w:val="bullet"/>
+      <w:lvlText w:val="o"/>
+      <w:lvlJc w:val="left"/>
+      <w:pPr>
+        <w:ind w:left="1800" w:hanging="360"/>
+      </w:pPr>
+      <w:rPr>
+        <w:rFonts w:ascii="Courier New" w:hAnsi="Courier New" w:cs="Courier New" w:hint="default"/>
+      </w:rPr>
+    </w:lvl>
+    <w:lvl w:ilvl="2" w:tplc="100C0005" w:tentative="1">
+      <w:start w:val="1"/>
+      <w:numFmt w:val="bullet"/>
+      <w:lvlText w:val=""/>
+      <w:lvlJc w:val="left"/>
+      <w:pPr>
+        <w:ind w:left="2520" w:hanging="360"/>
+      </w:pPr>
+      <w:rPr>
+        <w:rFonts w:ascii="Wingdings" w:hAnsi="Wingdings" w:hint="default"/>
+      </w:rPr>
+    </w:lvl>
+    <w:lvl w:ilvl="3" w:tplc="100C0001" w:tentative="1">
+      <w:start w:val="1"/>
+      <w:numFmt w:val="bullet"/>
+      <w:lvlText w:val=""/>
+      <w:lvlJc w:val="left"/>
+      <w:pPr>
+        <w:ind w:left="3240" w:hanging="360"/>
+      </w:pPr>
+      <w:rPr>
+        <w:rFonts w:ascii="Symbol" w:hAnsi="Symbol" w:hint="default"/>
+      </w:rPr>
+    </w:lvl>
+    <w:lvl w:ilvl="4" w:tplc="100C0003" w:tentative="1">
+      <w:start w:val="1"/>
+      <w:numFmt w:val="bullet"/>
+      <w:lvlText w:val="o"/>
+      <w:lvlJc w:val="left"/>
+      <w:pPr>
+        <w:ind w:left="3960" w:hanging="360"/>
+      </w:pPr>
+      <w:rPr>
+        <w:rFonts w:ascii="Courier New" w:hAnsi="Courier New" w:cs="Courier New" w:hint="default"/>
+      </w:rPr>
+    </w:lvl>
+    <w:lvl w:ilvl="5" w:tplc="100C0005" w:tentative="1">
+      <w:start w:val="1"/>
+      <w:numFmt w:val="bullet"/>
+      <w:lvlText w:val=""/>
+      <w:lvlJc w:val="left"/>
+      <w:pPr>
+        <w:ind w:left="4680" w:hanging="360"/>
+      </w:pPr>
+      <w:rPr>
+        <w:rFonts w:ascii="Wingdings" w:hAnsi="Wingdings" w:hint="default"/>
+      </w:rPr>
+    </w:lvl>
+    <w:lvl w:ilvl="6" w:tplc="100C0001" w:tentative="1">
+      <w:start w:val="1"/>
+      <w:numFmt w:val="bullet"/>
+      <w:lvlText w:val=""/>
+      <w:lvlJc w:val="left"/>
+      <w:pPr>
+        <w:ind w:left="5400" w:hanging="360"/>
+      </w:pPr>
+      <w:rPr>
+        <w:rFonts w:ascii="Symbol" w:hAnsi="Symbol" w:hint="default"/>
+      </w:rPr>
+    </w:lvl>
+    <w:lvl w:ilvl="7" w:tplc="100C0003" w:tentative="1">
+      <w:start w:val="1"/>
+      <w:numFmt w:val="bullet"/>
+      <w:lvlText w:val="o"/>
+      <w:lvlJc w:val="left"/>
+      <w:pPr>
+        <w:ind w:left="6120" w:hanging="360"/>
+      </w:pPr>
+      <w:rPr>
+        <w:rFonts w:ascii="Courier New" w:hAnsi="Courier New" w:cs="Courier New" w:hint="default"/>
+      </w:rPr>
+    </w:lvl>
+    <w:lvl w:ilvl="8" w:tplc="100C0005" w:tentative="1">
+      <w:start w:val="1"/>
+      <w:numFmt w:val="bullet"/>
+      <w:lvlText w:val=""/>
+      <w:lvlJc w:val="left"/>
+      <w:pPr>
+        <w:ind w:left="6840" w:hanging="360"/>
+      </w:pPr>
+      <w:rPr>
+        <w:rFonts w:ascii="Wingdings" w:hAnsi="Wingdings" w:hint="default"/>
+      </w:rPr>
+    </w:lvl>
+  </w:abstractNum>
+  <w:abstractNum w:abstractNumId="20" w15:restartNumberingAfterBreak="0">
     <w:nsid w:val="4B4E3EF2"/>
     <w:multiLevelType w:val="hybridMultilevel"/>
     <w:tmpl w:val="FCEC96C6"/>
@@ -12543,7 +15562,7 @@
       </w:rPr>
     </w:lvl>
   </w:abstractNum>
-  <w:abstractNum w:abstractNumId="9" w15:restartNumberingAfterBreak="0">
+  <w:abstractNum w:abstractNumId="21" w15:restartNumberingAfterBreak="0">
     <w:nsid w:val="4B6B0EB9"/>
     <w:multiLevelType w:val="hybridMultilevel"/>
     <w:tmpl w:val="16AE6258"/>
@@ -12656,7 +15675,7 @@
       </w:rPr>
     </w:lvl>
   </w:abstractNum>
-  <w:abstractNum w:abstractNumId="10" w15:restartNumberingAfterBreak="0">
+  <w:abstractNum w:abstractNumId="22" w15:restartNumberingAfterBreak="0">
     <w:nsid w:val="4DB84516"/>
     <w:multiLevelType w:val="hybridMultilevel"/>
     <w:tmpl w:val="C8D2B7E4"/>
@@ -12769,7 +15788,7 @@
       </w:rPr>
     </w:lvl>
   </w:abstractNum>
-  <w:abstractNum w:abstractNumId="11" w15:restartNumberingAfterBreak="0">
+  <w:abstractNum w:abstractNumId="23" w15:restartNumberingAfterBreak="0">
     <w:nsid w:val="4E816038"/>
     <w:multiLevelType w:val="hybridMultilevel"/>
     <w:tmpl w:val="FF8A119C"/>
@@ -12882,7 +15901,156 @@
       </w:rPr>
     </w:lvl>
   </w:abstractNum>
-  <w:abstractNum w:abstractNumId="12" w15:restartNumberingAfterBreak="0">
+  <w:abstractNum w:abstractNumId="24" w15:restartNumberingAfterBreak="0">
+    <w:nsid w:val="50690A58"/>
+    <w:multiLevelType w:val="multilevel"/>
+    <w:tmpl w:val="F4E20EBE"/>
+    <w:lvl w:ilvl="0">
+      <w:start w:val="1"/>
+      <w:numFmt w:val="bullet"/>
+      <w:lvlText w:val=""/>
+      <w:lvlJc w:val="left"/>
+      <w:pPr>
+        <w:tabs>
+          <w:tab w:val="num" w:pos="720"/>
+        </w:tabs>
+        <w:ind w:left="720" w:hanging="360"/>
+      </w:pPr>
+      <w:rPr>
+        <w:rFonts w:ascii="Symbol" w:hAnsi="Symbol" w:hint="default"/>
+        <w:sz w:val="20"/>
+      </w:rPr>
+    </w:lvl>
+    <w:lvl w:ilvl="1" w:tentative="1">
+      <w:start w:val="1"/>
+      <w:numFmt w:val="bullet"/>
+      <w:lvlText w:val="o"/>
+      <w:lvlJc w:val="left"/>
+      <w:pPr>
+        <w:tabs>
+          <w:tab w:val="num" w:pos="1440"/>
+        </w:tabs>
+        <w:ind w:left="1440" w:hanging="360"/>
+      </w:pPr>
+      <w:rPr>
+        <w:rFonts w:ascii="Courier New" w:hAnsi="Courier New" w:hint="default"/>
+        <w:sz w:val="20"/>
+      </w:rPr>
+    </w:lvl>
+    <w:lvl w:ilvl="2" w:tentative="1">
+      <w:start w:val="1"/>
+      <w:numFmt w:val="bullet"/>
+      <w:lvlText w:val=""/>
+      <w:lvlJc w:val="left"/>
+      <w:pPr>
+        <w:tabs>
+          <w:tab w:val="num" w:pos="2160"/>
+        </w:tabs>
+        <w:ind w:left="2160" w:hanging="360"/>
+      </w:pPr>
+      <w:rPr>
+        <w:rFonts w:ascii="Wingdings" w:hAnsi="Wingdings" w:hint="default"/>
+        <w:sz w:val="20"/>
+      </w:rPr>
+    </w:lvl>
+    <w:lvl w:ilvl="3" w:tentative="1">
+      <w:start w:val="1"/>
+      <w:numFmt w:val="bullet"/>
+      <w:lvlText w:val=""/>
+      <w:lvlJc w:val="left"/>
+      <w:pPr>
+        <w:tabs>
+          <w:tab w:val="num" w:pos="2880"/>
+        </w:tabs>
+        <w:ind w:left="2880" w:hanging="360"/>
+      </w:pPr>
+      <w:rPr>
+        <w:rFonts w:ascii="Wingdings" w:hAnsi="Wingdings" w:hint="default"/>
+        <w:sz w:val="20"/>
+      </w:rPr>
+    </w:lvl>
+    <w:lvl w:ilvl="4" w:tentative="1">
+      <w:start w:val="1"/>
+      <w:numFmt w:val="bullet"/>
+      <w:lvlText w:val=""/>
+      <w:lvlJc w:val="left"/>
+      <w:pPr>
+        <w:tabs>
+          <w:tab w:val="num" w:pos="3600"/>
+        </w:tabs>
+        <w:ind w:left="3600" w:hanging="360"/>
+      </w:pPr>
+      <w:rPr>
+        <w:rFonts w:ascii="Wingdings" w:hAnsi="Wingdings" w:hint="default"/>
+        <w:sz w:val="20"/>
+      </w:rPr>
+    </w:lvl>
+    <w:lvl w:ilvl="5" w:tentative="1">
+      <w:start w:val="1"/>
+      <w:numFmt w:val="bullet"/>
+      <w:lvlText w:val=""/>
+      <w:lvlJc w:val="left"/>
+      <w:pPr>
+        <w:tabs>
+          <w:tab w:val="num" w:pos="4320"/>
+        </w:tabs>
+        <w:ind w:left="4320" w:hanging="360"/>
+      </w:pPr>
+      <w:rPr>
+        <w:rFonts w:ascii="Wingdings" w:hAnsi="Wingdings" w:hint="default"/>
+        <w:sz w:val="20"/>
+      </w:rPr>
+    </w:lvl>
+    <w:lvl w:ilvl="6" w:tentative="1">
+      <w:start w:val="1"/>
+      <w:numFmt w:val="bullet"/>
+      <w:lvlText w:val=""/>
+      <w:lvlJc w:val="left"/>
+      <w:pPr>
+        <w:tabs>
+          <w:tab w:val="num" w:pos="5040"/>
+        </w:tabs>
+        <w:ind w:left="5040" w:hanging="360"/>
+      </w:pPr>
+      <w:rPr>
+        <w:rFonts w:ascii="Wingdings" w:hAnsi="Wingdings" w:hint="default"/>
+        <w:sz w:val="20"/>
+      </w:rPr>
+    </w:lvl>
+    <w:lvl w:ilvl="7" w:tentative="1">
+      <w:start w:val="1"/>
+      <w:numFmt w:val="bullet"/>
+      <w:lvlText w:val=""/>
+      <w:lvlJc w:val="left"/>
+      <w:pPr>
+        <w:tabs>
+          <w:tab w:val="num" w:pos="5760"/>
+        </w:tabs>
+        <w:ind w:left="5760" w:hanging="360"/>
+      </w:pPr>
+      <w:rPr>
+        <w:rFonts w:ascii="Wingdings" w:hAnsi="Wingdings" w:hint="default"/>
+        <w:sz w:val="20"/>
+      </w:rPr>
+    </w:lvl>
+    <w:lvl w:ilvl="8" w:tentative="1">
+      <w:start w:val="1"/>
+      <w:numFmt w:val="bullet"/>
+      <w:lvlText w:val=""/>
+      <w:lvlJc w:val="left"/>
+      <w:pPr>
+        <w:tabs>
+          <w:tab w:val="num" w:pos="6480"/>
+        </w:tabs>
+        <w:ind w:left="6480" w:hanging="360"/>
+      </w:pPr>
+      <w:rPr>
+        <w:rFonts w:ascii="Wingdings" w:hAnsi="Wingdings" w:hint="default"/>
+        <w:sz w:val="20"/>
+      </w:rPr>
+    </w:lvl>
+  </w:abstractNum>
+  <w:abstractNum w:abstractNumId="25" w15:restartNumberingAfterBreak="0">
     <w:nsid w:val="62360D40"/>
     <w:multiLevelType w:val="hybridMultilevel"/>
     <w:tmpl w:val="A2AAFA6C"/>
@@ -12995,7 +16163,156 @@
       </w:rPr>
     </w:lvl>
   </w:abstractNum>
-  <w:abstractNum w:abstractNumId="13" w15:restartNumberingAfterBreak="0">
+  <w:abstractNum w:abstractNumId="26" w15:restartNumberingAfterBreak="0">
+    <w:nsid w:val="64DC2A72"/>
+    <w:multiLevelType w:val="multilevel"/>
+    <w:tmpl w:val="1DBC3F3C"/>
+    <w:lvl w:ilvl="0">
+      <w:start w:val="1"/>
+      <w:numFmt w:val="bullet"/>
+      <w:lvlText w:val=""/>
+      <w:lvlJc w:val="left"/>
+      <w:pPr>
+        <w:tabs>
+          <w:tab w:val="num" w:pos="720"/>
+        </w:tabs>
+        <w:ind w:left="720" w:hanging="360"/>
+      </w:pPr>
+      <w:rPr>
+        <w:rFonts w:ascii="Symbol" w:hAnsi="Symbol" w:hint="default"/>
+        <w:sz w:val="20"/>
+      </w:rPr>
+    </w:lvl>
+    <w:lvl w:ilvl="1" w:tentative="1">
+      <w:start w:val="1"/>
+      <w:numFmt w:val="bullet"/>
+      <w:lvlText w:val="o"/>
+      <w:lvlJc w:val="left"/>
+      <w:pPr>
+        <w:tabs>
+          <w:tab w:val="num" w:pos="1440"/>
+        </w:tabs>
+        <w:ind w:left="1440" w:hanging="360"/>
+      </w:pPr>
+      <w:rPr>
+        <w:rFonts w:ascii="Courier New" w:hAnsi="Courier New" w:hint="default"/>
+        <w:sz w:val="20"/>
+      </w:rPr>
+    </w:lvl>
+    <w:lvl w:ilvl="2" w:tentative="1">
+      <w:start w:val="1"/>
+      <w:numFmt w:val="bullet"/>
+      <w:lvlText w:val=""/>
+      <w:lvlJc w:val="left"/>
+      <w:pPr>
+        <w:tabs>
+          <w:tab w:val="num" w:pos="2160"/>
+        </w:tabs>
+        <w:ind w:left="2160" w:hanging="360"/>
+      </w:pPr>
+      <w:rPr>
+        <w:rFonts w:ascii="Wingdings" w:hAnsi="Wingdings" w:hint="default"/>
+        <w:sz w:val="20"/>
+      </w:rPr>
+    </w:lvl>
+    <w:lvl w:ilvl="3" w:tentative="1">
+      <w:start w:val="1"/>
+      <w:numFmt w:val="bullet"/>
+      <w:lvlText w:val=""/>
+      <w:lvlJc w:val="left"/>
+      <w:pPr>
+        <w:tabs>
+          <w:tab w:val="num" w:pos="2880"/>
+        </w:tabs>
+        <w:ind w:left="2880" w:hanging="360"/>
+      </w:pPr>
+      <w:rPr>
+        <w:rFonts w:ascii="Wingdings" w:hAnsi="Wingdings" w:hint="default"/>
+        <w:sz w:val="20"/>
+      </w:rPr>
+    </w:lvl>
+    <w:lvl w:ilvl="4" w:tentative="1">
+      <w:start w:val="1"/>
+      <w:numFmt w:val="bullet"/>
+      <w:lvlText w:val=""/>
+      <w:lvlJc w:val="left"/>
+      <w:pPr>
+        <w:tabs>
+          <w:tab w:val="num" w:pos="3600"/>
+        </w:tabs>
+        <w:ind w:left="3600" w:hanging="360"/>
+      </w:pPr>
+      <w:rPr>
+        <w:rFonts w:ascii="Wingdings" w:hAnsi="Wingdings" w:hint="default"/>
+        <w:sz w:val="20"/>
+      </w:rPr>
+    </w:lvl>
+    <w:lvl w:ilvl="5" w:tentative="1">
+      <w:start w:val="1"/>
+      <w:numFmt w:val="bullet"/>
+      <w:lvlText w:val=""/>
+      <w:lvlJc w:val="left"/>
+      <w:pPr>
+        <w:tabs>
+          <w:tab w:val="num" w:pos="4320"/>
+        </w:tabs>
+        <w:ind w:left="4320" w:hanging="360"/>
+      </w:pPr>
+      <w:rPr>
+        <w:rFonts w:ascii="Wingdings" w:hAnsi="Wingdings" w:hint="default"/>
+        <w:sz w:val="20"/>
+      </w:rPr>
+    </w:lvl>
+    <w:lvl w:ilvl="6" w:tentative="1">
+      <w:start w:val="1"/>
+      <w:numFmt w:val="bullet"/>
+      <w:lvlText w:val=""/>
+      <w:lvlJc w:val="left"/>
+      <w:pPr>
+        <w:tabs>
+          <w:tab w:val="num" w:pos="5040"/>
+        </w:tabs>
+        <w:ind w:left="5040" w:hanging="360"/>
+      </w:pPr>
+      <w:rPr>
+        <w:rFonts w:ascii="Wingdings" w:hAnsi="Wingdings" w:hint="default"/>
+        <w:sz w:val="20"/>
+      </w:rPr>
+    </w:lvl>
+    <w:lvl w:ilvl="7" w:tentative="1">
+      <w:start w:val="1"/>
+      <w:numFmt w:val="bullet"/>
+      <w:lvlText w:val=""/>
+      <w:lvlJc w:val="left"/>
+      <w:pPr>
+        <w:tabs>
+          <w:tab w:val="num" w:pos="5760"/>
+        </w:tabs>
+        <w:ind w:left="5760" w:hanging="360"/>
+      </w:pPr>
+      <w:rPr>
+        <w:rFonts w:ascii="Wingdings" w:hAnsi="Wingdings" w:hint="default"/>
+        <w:sz w:val="20"/>
+      </w:rPr>
+    </w:lvl>
+    <w:lvl w:ilvl="8" w:tentative="1">
+      <w:start w:val="1"/>
+      <w:numFmt w:val="bullet"/>
+      <w:lvlText w:val=""/>
+      <w:lvlJc w:val="left"/>
+      <w:pPr>
+        <w:tabs>
+          <w:tab w:val="num" w:pos="6480"/>
+        </w:tabs>
+        <w:ind w:left="6480" w:hanging="360"/>
+      </w:pPr>
+      <w:rPr>
+        <w:rFonts w:ascii="Wingdings" w:hAnsi="Wingdings" w:hint="default"/>
+        <w:sz w:val="20"/>
+      </w:rPr>
+    </w:lvl>
+  </w:abstractNum>
+  <w:abstractNum w:abstractNumId="27" w15:restartNumberingAfterBreak="0">
     <w:nsid w:val="68B52943"/>
     <w:multiLevelType w:val="hybridMultilevel"/>
     <w:tmpl w:val="2D5EFD5A"/>
@@ -13107,7 +16424,7 @@
       </w:rPr>
     </w:lvl>
   </w:abstractNum>
-  <w:abstractNum w:abstractNumId="14" w15:restartNumberingAfterBreak="0">
+  <w:abstractNum w:abstractNumId="28" w15:restartNumberingAfterBreak="0">
     <w:nsid w:val="68C93021"/>
     <w:multiLevelType w:val="hybridMultilevel"/>
     <w:tmpl w:val="7DB89974"/>
@@ -13219,7 +16536,268 @@
       </w:rPr>
     </w:lvl>
   </w:abstractNum>
-  <w:abstractNum w:abstractNumId="15" w15:restartNumberingAfterBreak="0">
+  <w:abstractNum w:abstractNumId="29" w15:restartNumberingAfterBreak="0">
+    <w:nsid w:val="693677D8"/>
+    <w:multiLevelType w:val="hybridMultilevel"/>
+    <w:tmpl w:val="43E88C4E"/>
+    <w:lvl w:ilvl="0" w:tplc="0226C152">
+      <w:numFmt w:val="bullet"/>
+      <w:lvlText w:val="-"/>
+      <w:lvlJc w:val="left"/>
+      <w:pPr>
+        <w:ind w:left="720" w:hanging="360"/>
+      </w:pPr>
+      <w:rPr>
+        <w:rFonts w:ascii="Arial" w:eastAsiaTheme="minorHAnsi" w:hAnsi="Arial" w:cs="Arial" w:hint="default"/>
+      </w:rPr>
+    </w:lvl>
+    <w:lvl w:ilvl="1" w:tplc="100C0003" w:tentative="1">
+      <w:start w:val="1"/>
+      <w:numFmt w:val="bullet"/>
+      <w:lvlText w:val="o"/>
+      <w:lvlJc w:val="left"/>
+      <w:pPr>
+        <w:ind w:left="1440" w:hanging="360"/>
+      </w:pPr>
+      <w:rPr>
+        <w:rFonts w:ascii="Courier New" w:hAnsi="Courier New" w:cs="Courier New" w:hint="default"/>
+      </w:rPr>
+    </w:lvl>
+    <w:lvl w:ilvl="2" w:tplc="100C0005" w:tentative="1">
+      <w:start w:val="1"/>
+      <w:numFmt w:val="bullet"/>
+      <w:lvlText w:val=""/>
+      <w:lvlJc w:val="left"/>
+      <w:pPr>
+        <w:ind w:left="2160" w:hanging="360"/>
+      </w:pPr>
+      <w:rPr>
+        <w:rFonts w:ascii="Wingdings" w:hAnsi="Wingdings" w:hint="default"/>
+      </w:rPr>
+    </w:lvl>
+    <w:lvl w:ilvl="3" w:tplc="100C0001" w:tentative="1">
+      <w:start w:val="1"/>
+      <w:numFmt w:val="bullet"/>
+      <w:lvlText w:val=""/>
+      <w:lvlJc w:val="left"/>
+      <w:pPr>
+        <w:ind w:left="2880" w:hanging="360"/>
+      </w:pPr>
+      <w:rPr>
+        <w:rFonts w:ascii="Symbol" w:hAnsi="Symbol" w:hint="default"/>
+      </w:rPr>
+    </w:lvl>
+    <w:lvl w:ilvl="4" w:tplc="100C0003" w:tentative="1">
+      <w:start w:val="1"/>
+      <w:numFmt w:val="bullet"/>
+      <w:lvlText w:val="o"/>
+      <w:lvlJc w:val="left"/>
+      <w:pPr>
+        <w:ind w:left="3600" w:hanging="360"/>
+      </w:pPr>
+      <w:rPr>
+        <w:rFonts w:ascii="Courier New" w:hAnsi="Courier New" w:cs="Courier New" w:hint="default"/>
+      </w:rPr>
+    </w:lvl>
+    <w:lvl w:ilvl="5" w:tplc="100C0005" w:tentative="1">
+      <w:start w:val="1"/>
+      <w:numFmt w:val="bullet"/>
+      <w:lvlText w:val=""/>
+      <w:lvlJc w:val="left"/>
+      <w:pPr>
+        <w:ind w:left="4320" w:hanging="360"/>
+      </w:pPr>
+      <w:rPr>
+        <w:rFonts w:ascii="Wingdings" w:hAnsi="Wingdings" w:hint="default"/>
+      </w:rPr>
+    </w:lvl>
+    <w:lvl w:ilvl="6" w:tplc="100C0001" w:tentative="1">
+      <w:start w:val="1"/>
+      <w:numFmt w:val="bullet"/>
+      <w:lvlText w:val=""/>
+      <w:lvlJc w:val="left"/>
+      <w:pPr>
+        <w:ind w:left="5040" w:hanging="360"/>
+      </w:pPr>
+      <w:rPr>
+        <w:rFonts w:ascii="Symbol" w:hAnsi="Symbol" w:hint="default"/>
+      </w:rPr>
+    </w:lvl>
+    <w:lvl w:ilvl="7" w:tplc="100C0003" w:tentative="1">
+      <w:start w:val="1"/>
+      <w:numFmt w:val="bullet"/>
+      <w:lvlText w:val="o"/>
+      <w:lvlJc w:val="left"/>
+      <w:pPr>
+        <w:ind w:left="5760" w:hanging="360"/>
+      </w:pPr>
+      <w:rPr>
+        <w:rFonts w:ascii="Courier New" w:hAnsi="Courier New" w:cs="Courier New" w:hint="default"/>
+      </w:rPr>
+    </w:lvl>
+    <w:lvl w:ilvl="8" w:tplc="100C0005" w:tentative="1">
+      <w:start w:val="1"/>
+      <w:numFmt w:val="bullet"/>
+      <w:lvlText w:val=""/>
+      <w:lvlJc w:val="left"/>
+      <w:pPr>
+        <w:ind w:left="6480" w:hanging="360"/>
+      </w:pPr>
+      <w:rPr>
+        <w:rFonts w:ascii="Wingdings" w:hAnsi="Wingdings" w:hint="default"/>
+      </w:rPr>
+    </w:lvl>
+  </w:abstractNum>
+  <w:abstractNum w:abstractNumId="30" w15:restartNumberingAfterBreak="0">
+    <w:nsid w:val="72E342C7"/>
+    <w:multiLevelType w:val="multilevel"/>
+    <w:tmpl w:val="219E2DCA"/>
+    <w:lvl w:ilvl="0">
+      <w:start w:val="1"/>
+      <w:numFmt w:val="bullet"/>
+      <w:lvlText w:val=""/>
+      <w:lvlJc w:val="left"/>
+      <w:pPr>
+        <w:tabs>
+          <w:tab w:val="num" w:pos="720"/>
+        </w:tabs>
+        <w:ind w:left="720" w:hanging="360"/>
+      </w:pPr>
+      <w:rPr>
+        <w:rFonts w:ascii="Symbol" w:hAnsi="Symbol" w:hint="default"/>
+        <w:sz w:val="20"/>
+      </w:rPr>
+    </w:lvl>
+    <w:lvl w:ilvl="1" w:tentative="1">
+      <w:start w:val="1"/>
+      <w:numFmt w:val="bullet"/>
+      <w:lvlText w:val="o"/>
+      <w:lvlJc w:val="left"/>
+      <w:pPr>
+        <w:tabs>
+          <w:tab w:val="num" w:pos="1440"/>
+        </w:tabs>
+        <w:ind w:left="1440" w:hanging="360"/>
+      </w:pPr>
+      <w:rPr>
+        <w:rFonts w:ascii="Courier New" w:hAnsi="Courier New" w:hint="default"/>
+        <w:sz w:val="20"/>
+      </w:rPr>
+    </w:lvl>
+    <w:lvl w:ilvl="2" w:tentative="1">
+      <w:start w:val="1"/>
+      <w:numFmt w:val="bullet"/>
+      <w:lvlText w:val=""/>
+      <w:lvlJc w:val="left"/>
+      <w:pPr>
+        <w:tabs>
+          <w:tab w:val="num" w:pos="2160"/>
+        </w:tabs>
+        <w:ind w:left="2160" w:hanging="360"/>
+      </w:pPr>
+      <w:rPr>
+        <w:rFonts w:ascii="Wingdings" w:hAnsi="Wingdings" w:hint="default"/>
+        <w:sz w:val="20"/>
+      </w:rPr>
+    </w:lvl>
+    <w:lvl w:ilvl="3" w:tentative="1">
+      <w:start w:val="1"/>
+      <w:numFmt w:val="bullet"/>
+      <w:lvlText w:val=""/>
+      <w:lvlJc w:val="left"/>
+      <w:pPr>
+        <w:tabs>
+          <w:tab w:val="num" w:pos="2880"/>
+        </w:tabs>
+        <w:ind w:left="2880" w:hanging="360"/>
+      </w:pPr>
+      <w:rPr>
+        <w:rFonts w:ascii="Wingdings" w:hAnsi="Wingdings" w:hint="default"/>
+        <w:sz w:val="20"/>
+      </w:rPr>
+    </w:lvl>
+    <w:lvl w:ilvl="4" w:tentative="1">
+      <w:start w:val="1"/>
+      <w:numFmt w:val="bullet"/>
+      <w:lvlText w:val=""/>
+      <w:lvlJc w:val="left"/>
+      <w:pPr>
+        <w:tabs>
+          <w:tab w:val="num" w:pos="3600"/>
+        </w:tabs>
+        <w:ind w:left="3600" w:hanging="360"/>
+      </w:pPr>
+      <w:rPr>
+        <w:rFonts w:ascii="Wingdings" w:hAnsi="Wingdings" w:hint="default"/>
+        <w:sz w:val="20"/>
+      </w:rPr>
+    </w:lvl>
+    <w:lvl w:ilvl="5" w:tentative="1">
+      <w:start w:val="1"/>
+      <w:numFmt w:val="bullet"/>
+      <w:lvlText w:val=""/>
+      <w:lvlJc w:val="left"/>
+      <w:pPr>
+        <w:tabs>
+          <w:tab w:val="num" w:pos="4320"/>
+        </w:tabs>
+        <w:ind w:left="4320" w:hanging="360"/>
+      </w:pPr>
+      <w:rPr>
+        <w:rFonts w:ascii="Wingdings" w:hAnsi="Wingdings" w:hint="default"/>
+        <w:sz w:val="20"/>
+      </w:rPr>
+    </w:lvl>
+    <w:lvl w:ilvl="6" w:tentative="1">
+      <w:start w:val="1"/>
+      <w:numFmt w:val="bullet"/>
+      <w:lvlText w:val=""/>
+      <w:lvlJc w:val="left"/>
+      <w:pPr>
+        <w:tabs>
+          <w:tab w:val="num" w:pos="5040"/>
+        </w:tabs>
+        <w:ind w:left="5040" w:hanging="360"/>
+      </w:pPr>
+      <w:rPr>
+        <w:rFonts w:ascii="Wingdings" w:hAnsi="Wingdings" w:hint="default"/>
+        <w:sz w:val="20"/>
+      </w:rPr>
+    </w:lvl>
+    <w:lvl w:ilvl="7" w:tentative="1">
+      <w:start w:val="1"/>
+      <w:numFmt w:val="bullet"/>
+      <w:lvlText w:val=""/>
+      <w:lvlJc w:val="left"/>
+      <w:pPr>
+        <w:tabs>
+          <w:tab w:val="num" w:pos="5760"/>
+        </w:tabs>
+        <w:ind w:left="5760" w:hanging="360"/>
+      </w:pPr>
+      <w:rPr>
+        <w:rFonts w:ascii="Wingdings" w:hAnsi="Wingdings" w:hint="default"/>
+        <w:sz w:val="20"/>
+      </w:rPr>
+    </w:lvl>
+    <w:lvl w:ilvl="8" w:tentative="1">
+      <w:start w:val="1"/>
+      <w:numFmt w:val="bullet"/>
+      <w:lvlText w:val=""/>
+      <w:lvlJc w:val="left"/>
+      <w:pPr>
+        <w:tabs>
+          <w:tab w:val="num" w:pos="6480"/>
+        </w:tabs>
+        <w:ind w:left="6480" w:hanging="360"/>
+      </w:pPr>
+      <w:rPr>
+        <w:rFonts w:ascii="Wingdings" w:hAnsi="Wingdings" w:hint="default"/>
+        <w:sz w:val="20"/>
+      </w:rPr>
+    </w:lvl>
+  </w:abstractNum>
+  <w:abstractNum w:abstractNumId="31" w15:restartNumberingAfterBreak="0">
     <w:nsid w:val="768943D0"/>
     <w:multiLevelType w:val="hybridMultilevel"/>
     <w:tmpl w:val="439C4412"/>
@@ -13332,7 +16910,120 @@
       </w:rPr>
     </w:lvl>
   </w:abstractNum>
-  <w:abstractNum w:abstractNumId="16" w15:restartNumberingAfterBreak="0">
+  <w:abstractNum w:abstractNumId="32" w15:restartNumberingAfterBreak="0">
+    <w:nsid w:val="79383C46"/>
+    <w:multiLevelType w:val="hybridMultilevel"/>
+    <w:tmpl w:val="AD38AF68"/>
+    <w:lvl w:ilvl="0" w:tplc="100C0001">
+      <w:start w:val="1"/>
+      <w:numFmt w:val="bullet"/>
+      <w:lvlText w:val=""/>
+      <w:lvlJc w:val="left"/>
+      <w:pPr>
+        <w:ind w:left="720" w:hanging="360"/>
+      </w:pPr>
+      <w:rPr>
+        <w:rFonts w:ascii="Symbol" w:hAnsi="Symbol" w:hint="default"/>
+      </w:rPr>
+    </w:lvl>
+    <w:lvl w:ilvl="1" w:tplc="FFFFFFFF" w:tentative="1">
+      <w:start w:val="1"/>
+      <w:numFmt w:val="bullet"/>
+      <w:lvlText w:val="o"/>
+      <w:lvlJc w:val="left"/>
+      <w:pPr>
+        <w:ind w:left="1440" w:hanging="360"/>
+      </w:pPr>
+      <w:rPr>
+        <w:rFonts w:ascii="Courier New" w:hAnsi="Courier New" w:cs="Courier New" w:hint="default"/>
+      </w:rPr>
+    </w:lvl>
+    <w:lvl w:ilvl="2" w:tplc="FFFFFFFF" w:tentative="1">
+      <w:start w:val="1"/>
+      <w:numFmt w:val="bullet"/>
+      <w:lvlText w:val=""/>
+      <w:lvlJc w:val="left"/>
+      <w:pPr>
+        <w:ind w:left="2160" w:hanging="360"/>
+      </w:pPr>
+      <w:rPr>
+        <w:rFonts w:ascii="Wingdings" w:hAnsi="Wingdings" w:hint="default"/>
+      </w:rPr>
+    </w:lvl>
+    <w:lvl w:ilvl="3" w:tplc="FFFFFFFF" w:tentative="1">
+      <w:start w:val="1"/>
+      <w:numFmt w:val="bullet"/>
+      <w:lvlText w:val=""/>
+      <w:lvlJc w:val="left"/>
+      <w:pPr>
+        <w:ind w:left="2880" w:hanging="360"/>
+      </w:pPr>
+      <w:rPr>
+        <w:rFonts w:ascii="Symbol" w:hAnsi="Symbol" w:hint="default"/>
+      </w:rPr>
+    </w:lvl>
+    <w:lvl w:ilvl="4" w:tplc="FFFFFFFF" w:tentative="1">
+      <w:start w:val="1"/>
+      <w:numFmt w:val="bullet"/>
+      <w:lvlText w:val="o"/>
+      <w:lvlJc w:val="left"/>
+      <w:pPr>
+        <w:ind w:left="3600" w:hanging="360"/>
+      </w:pPr>
+      <w:rPr>
+        <w:rFonts w:ascii="Courier New" w:hAnsi="Courier New" w:cs="Courier New" w:hint="default"/>
+      </w:rPr>
+    </w:lvl>
+    <w:lvl w:ilvl="5" w:tplc="FFFFFFFF" w:tentative="1">
+      <w:start w:val="1"/>
+      <w:numFmt w:val="bullet"/>
+      <w:lvlText w:val=""/>
+      <w:lvlJc w:val="left"/>
+      <w:pPr>
+        <w:ind w:left="4320" w:hanging="360"/>
+      </w:pPr>
+      <w:rPr>
+        <w:rFonts w:ascii="Wingdings" w:hAnsi="Wingdings" w:hint="default"/>
+      </w:rPr>
+    </w:lvl>
+    <w:lvl w:ilvl="6" w:tplc="FFFFFFFF" w:tentative="1">
+      <w:start w:val="1"/>
+      <w:numFmt w:val="bullet"/>
+      <w:lvlText w:val=""/>
+      <w:lvlJc w:val="left"/>
+      <w:pPr>
+        <w:ind w:left="5040" w:hanging="360"/>
+      </w:pPr>
+      <w:rPr>
+        <w:rFonts w:ascii="Symbol" w:hAnsi="Symbol" w:hint="default"/>
+      </w:rPr>
+    </w:lvl>
+    <w:lvl w:ilvl="7" w:tplc="FFFFFFFF" w:tentative="1">
+      <w:start w:val="1"/>
+      <w:numFmt w:val="bullet"/>
+      <w:lvlText w:val="o"/>
+      <w:lvlJc w:val="left"/>
+      <w:pPr>
+        <w:ind w:left="5760" w:hanging="360"/>
+      </w:pPr>
+      <w:rPr>
+        <w:rFonts w:ascii="Courier New" w:hAnsi="Courier New" w:cs="Courier New" w:hint="default"/>
+      </w:rPr>
+    </w:lvl>
+    <w:lvl w:ilvl="8" w:tplc="FFFFFFFF" w:tentative="1">
+      <w:start w:val="1"/>
+      <w:numFmt w:val="bullet"/>
+      <w:lvlText w:val=""/>
+      <w:lvlJc w:val="left"/>
+      <w:pPr>
+        <w:ind w:left="6480" w:hanging="360"/>
+      </w:pPr>
+      <w:rPr>
+        <w:rFonts w:ascii="Wingdings" w:hAnsi="Wingdings" w:hint="default"/>
+      </w:rPr>
+    </w:lvl>
+  </w:abstractNum>
+  <w:abstractNum w:abstractNumId="33" w15:restartNumberingAfterBreak="0">
     <w:nsid w:val="795877CB"/>
     <w:multiLevelType w:val="hybridMultilevel"/>
     <w:tmpl w:val="A91038A6"/>
@@ -13445,7 +17136,7 @@
       </w:rPr>
     </w:lvl>
   </w:abstractNum>
-  <w:abstractNum w:abstractNumId="17" w15:restartNumberingAfterBreak="0">
+  <w:abstractNum w:abstractNumId="34" w15:restartNumberingAfterBreak="0">
     <w:nsid w:val="7BE96A54"/>
     <w:multiLevelType w:val="hybridMultilevel"/>
     <w:tmpl w:val="CCFEC0D2"/>
@@ -13558,7 +17249,7 @@
       </w:rPr>
     </w:lvl>
   </w:abstractNum>
-  <w:abstractNum w:abstractNumId="18" w15:restartNumberingAfterBreak="0">
+  <w:abstractNum w:abstractNumId="35" w15:restartNumberingAfterBreak="0">
     <w:nsid w:val="7C4D7AB1"/>
     <w:multiLevelType w:val="hybridMultilevel"/>
     <w:tmpl w:val="56E2ABE4"/>
@@ -13672,61 +17363,112 @@
     </w:lvl>
   </w:abstractNum>
   <w:num w:numId="1" w16cid:durableId="1217355618">
+    <w:abstractNumId w:val="35"/>
+  </w:num>
+  <w:num w:numId="2" w16cid:durableId="1987278527">
+    <w:abstractNumId w:val="27"/>
+  </w:num>
+  <w:num w:numId="3" w16cid:durableId="166334574">
+    <w:abstractNumId w:val="25"/>
+  </w:num>
+  <w:num w:numId="4" w16cid:durableId="1420564604">
+    <w:abstractNumId w:val="5"/>
+  </w:num>
+  <w:num w:numId="5" w16cid:durableId="1896041202">
+    <w:abstractNumId w:val="15"/>
+  </w:num>
+  <w:num w:numId="6" w16cid:durableId="182132989">
+    <w:abstractNumId w:val="23"/>
+  </w:num>
+  <w:num w:numId="7" w16cid:durableId="1334649011">
+    <w:abstractNumId w:val="34"/>
+  </w:num>
+  <w:num w:numId="8" w16cid:durableId="1832255826">
+    <w:abstractNumId w:val="33"/>
+  </w:num>
+  <w:num w:numId="9" w16cid:durableId="724527036">
+    <w:abstractNumId w:val="11"/>
+  </w:num>
+  <w:num w:numId="10" w16cid:durableId="486629492">
+    <w:abstractNumId w:val="20"/>
+  </w:num>
+  <w:num w:numId="11" w16cid:durableId="363944255">
+    <w:abstractNumId w:val="31"/>
+  </w:num>
+  <w:num w:numId="12" w16cid:durableId="782186209">
+    <w:abstractNumId w:val="3"/>
+  </w:num>
+  <w:num w:numId="13" w16cid:durableId="1752267154">
+    <w:abstractNumId w:val="21"/>
+  </w:num>
+  <w:num w:numId="14" w16cid:durableId="841118316">
+    <w:abstractNumId w:val="12"/>
+  </w:num>
+  <w:num w:numId="15" w16cid:durableId="260334337">
+    <w:abstractNumId w:val="22"/>
+  </w:num>
+  <w:num w:numId="16" w16cid:durableId="1685857152">
+    <w:abstractNumId w:val="8"/>
+  </w:num>
+  <w:num w:numId="17" w16cid:durableId="1500464303">
+    <w:abstractNumId w:val="1"/>
+  </w:num>
+  <w:num w:numId="18" w16cid:durableId="1493718519">
+    <w:abstractNumId w:val="28"/>
+  </w:num>
+  <w:num w:numId="19" w16cid:durableId="989791782">
+    <w:abstractNumId w:val="7"/>
+  </w:num>
+  <w:num w:numId="20" w16cid:durableId="1447773713">
     <w:abstractNumId w:val="18"/>
   </w:num>
-  <w:num w:numId="2" w16cid:durableId="1987278527">
+  <w:num w:numId="21" w16cid:durableId="1307509126">
+    <w:abstractNumId w:val="2"/>
+  </w:num>
+  <w:num w:numId="22" w16cid:durableId="1350329608">
+    <w:abstractNumId w:val="0"/>
+  </w:num>
+  <w:num w:numId="23" w16cid:durableId="1203908387">
+    <w:abstractNumId w:val="6"/>
+  </w:num>
+  <w:num w:numId="24" w16cid:durableId="218328086">
+    <w:abstractNumId w:val="19"/>
+  </w:num>
+  <w:num w:numId="25" w16cid:durableId="1910143861">
+    <w:abstractNumId w:val="16"/>
+  </w:num>
+  <w:num w:numId="26" w16cid:durableId="265112508">
+    <w:abstractNumId w:val="29"/>
+  </w:num>
+  <w:num w:numId="27" w16cid:durableId="186799925">
+    <w:abstractNumId w:val="32"/>
+  </w:num>
+  <w:num w:numId="28" w16cid:durableId="1131946727">
+    <w:abstractNumId w:val="4"/>
+  </w:num>
+  <w:num w:numId="29" w16cid:durableId="1820809159">
+    <w:abstractNumId w:val="10"/>
+  </w:num>
+  <w:num w:numId="30" w16cid:durableId="1842623719">
     <w:abstractNumId w:val="13"/>
   </w:num>
-  <w:num w:numId="3" w16cid:durableId="166334574">
-    <w:abstractNumId w:val="12"/>
-  </w:num>
-  <w:num w:numId="4" w16cid:durableId="1420564604">
-    <w:abstractNumId w:val="2"/>
-  </w:num>
-  <w:num w:numId="5" w16cid:durableId="1896041202">
-    <w:abstractNumId w:val="7"/>
-  </w:num>
-  <w:num w:numId="6" w16cid:durableId="182132989">
-    <w:abstractNumId w:val="11"/>
-  </w:num>
-  <w:num w:numId="7" w16cid:durableId="1334649011">
+  <w:num w:numId="31" w16cid:durableId="227113316">
     <w:abstractNumId w:val="17"/>
   </w:num>
-  <w:num w:numId="8" w16cid:durableId="1832255826">
-    <w:abstractNumId w:val="16"/>
-  </w:num>
-  <w:num w:numId="9" w16cid:durableId="724527036">
-    <w:abstractNumId w:val="5"/>
-  </w:num>
-  <w:num w:numId="10" w16cid:durableId="486629492">
-    <w:abstractNumId w:val="8"/>
-  </w:num>
-  <w:num w:numId="11" w16cid:durableId="363944255">
-    <w:abstractNumId w:val="15"/>
-  </w:num>
-  <w:num w:numId="12" w16cid:durableId="782186209">
-    <w:abstractNumId w:val="1"/>
-  </w:num>
-  <w:num w:numId="13" w16cid:durableId="1752267154">
+  <w:num w:numId="32" w16cid:durableId="2130389709">
     <w:abstractNumId w:val="9"/>
   </w:num>
-  <w:num w:numId="14" w16cid:durableId="841118316">
-    <w:abstractNumId w:val="6"/>
-  </w:num>
-  <w:num w:numId="15" w16cid:durableId="260334337">
-    <w:abstractNumId w:val="10"/>
-  </w:num>
-  <w:num w:numId="16" w16cid:durableId="1685857152">
-    <w:abstractNumId w:val="4"/>
-  </w:num>
-  <w:num w:numId="17" w16cid:durableId="1500464303">
-    <w:abstractNumId w:val="0"/>
-  </w:num>
-  <w:num w:numId="18" w16cid:durableId="1493718519">
+  <w:num w:numId="33" w16cid:durableId="707726672">
     <w:abstractNumId w:val="14"/>
   </w:num>
-  <w:num w:numId="19" w16cid:durableId="989791782">
-    <w:abstractNumId w:val="3"/>
+  <w:num w:numId="34" w16cid:durableId="235943844">
+    <w:abstractNumId w:val="30"/>
+  </w:num>
+  <w:num w:numId="35" w16cid:durableId="82844906">
+    <w:abstractNumId w:val="24"/>
+  </w:num>
+  <w:num w:numId="36" w16cid:durableId="845245989">
+    <w:abstractNumId w:val="26"/>
   </w:num>
 </w:numbering>
 </file>

--- a/Documents/Documentation.docx
+++ b/Documents/Documentation.docx
@@ -1799,7 +1799,7 @@
           <w:r>
             <w:fldChar w:fldCharType="separate"/>
           </w:r>
-          <w:hyperlink w:anchor="_Toc228891103" w:history="1">
+          <w:hyperlink w:anchor="_Toc229467693" w:history="1">
             <w:r>
               <w:rPr>
                 <w:rStyle w:val="Lienhypertexte"/>
@@ -1826,7 +1826,7 @@
                 <w:noProof/>
                 <w:webHidden/>
               </w:rPr>
-              <w:instrText xml:space="preserve"> PAGEREF _Toc228891103 \h </w:instrText>
+              <w:instrText xml:space="preserve"> PAGEREF _Toc229467693 \h </w:instrText>
             </w:r>
             <w:r>
               <w:rPr>
@@ -1869,7 +1869,7 @@
               <w:lang w:eastAsia="fr-CH"/>
             </w:rPr>
           </w:pPr>
-          <w:hyperlink w:anchor="_Toc228891104" w:history="1">
+          <w:hyperlink w:anchor="_Toc229467694" w:history="1">
             <w:r>
               <w:rPr>
                 <w:rStyle w:val="Lienhypertexte"/>
@@ -1896,7 +1896,7 @@
                 <w:noProof/>
                 <w:webHidden/>
               </w:rPr>
-              <w:instrText xml:space="preserve"> PAGEREF _Toc228891104 \h </w:instrText>
+              <w:instrText xml:space="preserve"> PAGEREF _Toc229467694 \h </w:instrText>
             </w:r>
             <w:r>
               <w:rPr>
@@ -1939,7 +1939,7 @@
               <w:lang w:eastAsia="fr-CH"/>
             </w:rPr>
           </w:pPr>
-          <w:hyperlink w:anchor="_Toc228891105" w:history="1">
+          <w:hyperlink w:anchor="_Toc229467695" w:history="1">
             <w:r>
               <w:rPr>
                 <w:rStyle w:val="Lienhypertexte"/>
@@ -1966,7 +1966,7 @@
                 <w:noProof/>
                 <w:webHidden/>
               </w:rPr>
-              <w:instrText xml:space="preserve"> PAGEREF _Toc228891105 \h </w:instrText>
+              <w:instrText xml:space="preserve"> PAGEREF _Toc229467695 \h </w:instrText>
             </w:r>
             <w:r>
               <w:rPr>
@@ -2009,7 +2009,7 @@
               <w:lang w:eastAsia="fr-CH"/>
             </w:rPr>
           </w:pPr>
-          <w:hyperlink w:anchor="_Toc228891106" w:history="1">
+          <w:hyperlink w:anchor="_Toc229467696" w:history="1">
             <w:r>
               <w:rPr>
                 <w:rStyle w:val="Lienhypertexte"/>
@@ -2036,7 +2036,7 @@
                 <w:noProof/>
                 <w:webHidden/>
               </w:rPr>
-              <w:instrText xml:space="preserve"> PAGEREF _Toc228891106 \h </w:instrText>
+              <w:instrText xml:space="preserve"> PAGEREF _Toc229467696 \h </w:instrText>
             </w:r>
             <w:r>
               <w:rPr>
@@ -2079,7 +2079,7 @@
               <w:lang w:eastAsia="fr-CH"/>
             </w:rPr>
           </w:pPr>
-          <w:hyperlink w:anchor="_Toc228891107" w:history="1">
+          <w:hyperlink w:anchor="_Toc229467697" w:history="1">
             <w:r>
               <w:rPr>
                 <w:rStyle w:val="Lienhypertexte"/>
@@ -2106,7 +2106,7 @@
                 <w:noProof/>
                 <w:webHidden/>
               </w:rPr>
-              <w:instrText xml:space="preserve"> PAGEREF _Toc228891107 \h </w:instrText>
+              <w:instrText xml:space="preserve"> PAGEREF _Toc229467697 \h </w:instrText>
             </w:r>
             <w:r>
               <w:rPr>
@@ -2149,7 +2149,7 @@
               <w:lang w:eastAsia="fr-CH"/>
             </w:rPr>
           </w:pPr>
-          <w:hyperlink w:anchor="_Toc228891108" w:history="1">
+          <w:hyperlink w:anchor="_Toc229467698" w:history="1">
             <w:r>
               <w:rPr>
                 <w:rStyle w:val="Lienhypertexte"/>
@@ -2176,7 +2176,7 @@
                 <w:noProof/>
                 <w:webHidden/>
               </w:rPr>
-              <w:instrText xml:space="preserve"> PAGEREF _Toc228891108 \h </w:instrText>
+              <w:instrText xml:space="preserve"> PAGEREF _Toc229467698 \h </w:instrText>
             </w:r>
             <w:r>
               <w:rPr>
@@ -2219,7 +2219,7 @@
               <w:lang w:eastAsia="fr-CH"/>
             </w:rPr>
           </w:pPr>
-          <w:hyperlink w:anchor="_Toc228891109" w:history="1">
+          <w:hyperlink w:anchor="_Toc229467699" w:history="1">
             <w:r>
               <w:rPr>
                 <w:rStyle w:val="Lienhypertexte"/>
@@ -2246,7 +2246,7 @@
                 <w:noProof/>
                 <w:webHidden/>
               </w:rPr>
-              <w:instrText xml:space="preserve"> PAGEREF _Toc228891109 \h </w:instrText>
+              <w:instrText xml:space="preserve"> PAGEREF _Toc229467699 \h </w:instrText>
             </w:r>
             <w:r>
               <w:rPr>
@@ -2289,7 +2289,7 @@
               <w:lang w:eastAsia="fr-CH"/>
             </w:rPr>
           </w:pPr>
-          <w:hyperlink w:anchor="_Toc228891110" w:history="1">
+          <w:hyperlink w:anchor="_Toc229467700" w:history="1">
             <w:r>
               <w:rPr>
                 <w:rStyle w:val="Lienhypertexte"/>
@@ -2316,7 +2316,7 @@
                 <w:noProof/>
                 <w:webHidden/>
               </w:rPr>
-              <w:instrText xml:space="preserve"> PAGEREF _Toc228891110 \h </w:instrText>
+              <w:instrText xml:space="preserve"> PAGEREF _Toc229467700 \h </w:instrText>
             </w:r>
             <w:r>
               <w:rPr>
@@ -2359,7 +2359,7 @@
               <w:lang w:eastAsia="fr-CH"/>
             </w:rPr>
           </w:pPr>
-          <w:hyperlink w:anchor="_Toc228891111" w:history="1">
+          <w:hyperlink w:anchor="_Toc229467701" w:history="1">
             <w:r>
               <w:rPr>
                 <w:rStyle w:val="Lienhypertexte"/>
@@ -2386,7 +2386,7 @@
                 <w:noProof/>
                 <w:webHidden/>
               </w:rPr>
-              <w:instrText xml:space="preserve"> PAGEREF _Toc228891111 \h </w:instrText>
+              <w:instrText xml:space="preserve"> PAGEREF _Toc229467701 \h </w:instrText>
             </w:r>
             <w:r>
               <w:rPr>
@@ -2429,7 +2429,7 @@
               <w:lang w:eastAsia="fr-CH"/>
             </w:rPr>
           </w:pPr>
-          <w:hyperlink w:anchor="_Toc228891112" w:history="1">
+          <w:hyperlink w:anchor="_Toc229467702" w:history="1">
             <w:r>
               <w:rPr>
                 <w:rStyle w:val="Lienhypertexte"/>
@@ -2456,7 +2456,7 @@
                 <w:noProof/>
                 <w:webHidden/>
               </w:rPr>
-              <w:instrText xml:space="preserve"> PAGEREF _Toc228891112 \h </w:instrText>
+              <w:instrText xml:space="preserve"> PAGEREF _Toc229467702 \h </w:instrText>
             </w:r>
             <w:r>
               <w:rPr>
@@ -2499,7 +2499,7 @@
               <w:lang w:eastAsia="fr-CH"/>
             </w:rPr>
           </w:pPr>
-          <w:hyperlink w:anchor="_Toc228891113" w:history="1">
+          <w:hyperlink w:anchor="_Toc229467703" w:history="1">
             <w:r>
               <w:rPr>
                 <w:rStyle w:val="Lienhypertexte"/>
@@ -2526,7 +2526,7 @@
                 <w:noProof/>
                 <w:webHidden/>
               </w:rPr>
-              <w:instrText xml:space="preserve"> PAGEREF _Toc228891113 \h </w:instrText>
+              <w:instrText xml:space="preserve"> PAGEREF _Toc229467703 \h </w:instrText>
             </w:r>
             <w:r>
               <w:rPr>
@@ -2569,7 +2569,7 @@
               <w:lang w:eastAsia="fr-CH"/>
             </w:rPr>
           </w:pPr>
-          <w:hyperlink w:anchor="_Toc228891114" w:history="1">
+          <w:hyperlink w:anchor="_Toc229467704" w:history="1">
             <w:r>
               <w:rPr>
                 <w:rStyle w:val="Lienhypertexte"/>
@@ -2596,7 +2596,7 @@
                 <w:noProof/>
                 <w:webHidden/>
               </w:rPr>
-              <w:instrText xml:space="preserve"> PAGEREF _Toc228891114 \h </w:instrText>
+              <w:instrText xml:space="preserve"> PAGEREF _Toc229467704 \h </w:instrText>
             </w:r>
             <w:r>
               <w:rPr>
@@ -2639,7 +2639,7 @@
               <w:lang w:eastAsia="fr-CH"/>
             </w:rPr>
           </w:pPr>
-          <w:hyperlink w:anchor="_Toc228891115" w:history="1">
+          <w:hyperlink w:anchor="_Toc229467705" w:history="1">
             <w:r>
               <w:rPr>
                 <w:rStyle w:val="Lienhypertexte"/>
@@ -2666,7 +2666,7 @@
                 <w:noProof/>
                 <w:webHidden/>
               </w:rPr>
-              <w:instrText xml:space="preserve"> PAGEREF _Toc228891115 \h </w:instrText>
+              <w:instrText xml:space="preserve"> PAGEREF _Toc229467705 \h </w:instrText>
             </w:r>
             <w:r>
               <w:rPr>
@@ -2709,7 +2709,7 @@
               <w:lang w:eastAsia="fr-CH"/>
             </w:rPr>
           </w:pPr>
-          <w:hyperlink w:anchor="_Toc228891116" w:history="1">
+          <w:hyperlink w:anchor="_Toc229467706" w:history="1">
             <w:r>
               <w:rPr>
                 <w:rStyle w:val="Lienhypertexte"/>
@@ -2736,7 +2736,7 @@
                 <w:noProof/>
                 <w:webHidden/>
               </w:rPr>
-              <w:instrText xml:space="preserve"> PAGEREF _Toc228891116 \h </w:instrText>
+              <w:instrText xml:space="preserve"> PAGEREF _Toc229467706 \h </w:instrText>
             </w:r>
             <w:r>
               <w:rPr>
@@ -2779,7 +2779,7 @@
               <w:lang w:eastAsia="fr-CH"/>
             </w:rPr>
           </w:pPr>
-          <w:hyperlink w:anchor="_Toc228891117" w:history="1">
+          <w:hyperlink w:anchor="_Toc229467707" w:history="1">
             <w:r>
               <w:rPr>
                 <w:rStyle w:val="Lienhypertexte"/>
@@ -2806,7 +2806,7 @@
                 <w:noProof/>
                 <w:webHidden/>
               </w:rPr>
-              <w:instrText xml:space="preserve"> PAGEREF _Toc228891117 \h </w:instrText>
+              <w:instrText xml:space="preserve"> PAGEREF _Toc229467707 \h </w:instrText>
             </w:r>
             <w:r>
               <w:rPr>
@@ -2849,7 +2849,7 @@
               <w:lang w:eastAsia="fr-CH"/>
             </w:rPr>
           </w:pPr>
-          <w:hyperlink w:anchor="_Toc228891118" w:history="1">
+          <w:hyperlink w:anchor="_Toc229467708" w:history="1">
             <w:r>
               <w:rPr>
                 <w:rStyle w:val="Lienhypertexte"/>
@@ -2876,7 +2876,7 @@
                 <w:noProof/>
                 <w:webHidden/>
               </w:rPr>
-              <w:instrText xml:space="preserve"> PAGEREF _Toc228891118 \h </w:instrText>
+              <w:instrText xml:space="preserve"> PAGEREF _Toc229467708 \h </w:instrText>
             </w:r>
             <w:r>
               <w:rPr>
@@ -2919,7 +2919,7 @@
               <w:lang w:eastAsia="fr-CH"/>
             </w:rPr>
           </w:pPr>
-          <w:hyperlink w:anchor="_Toc228891119" w:history="1">
+          <w:hyperlink w:anchor="_Toc229467709" w:history="1">
             <w:r>
               <w:rPr>
                 <w:rStyle w:val="Lienhypertexte"/>
@@ -2946,7 +2946,7 @@
                 <w:noProof/>
                 <w:webHidden/>
               </w:rPr>
-              <w:instrText xml:space="preserve"> PAGEREF _Toc228891119 \h </w:instrText>
+              <w:instrText xml:space="preserve"> PAGEREF _Toc229467709 \h </w:instrText>
             </w:r>
             <w:r>
               <w:rPr>
@@ -2989,7 +2989,7 @@
               <w:lang w:eastAsia="fr-CH"/>
             </w:rPr>
           </w:pPr>
-          <w:hyperlink w:anchor="_Toc228891120" w:history="1">
+          <w:hyperlink w:anchor="_Toc229467710" w:history="1">
             <w:r>
               <w:rPr>
                 <w:rStyle w:val="Lienhypertexte"/>
@@ -3016,7 +3016,7 @@
                 <w:noProof/>
                 <w:webHidden/>
               </w:rPr>
-              <w:instrText xml:space="preserve"> PAGEREF _Toc228891120 \h </w:instrText>
+              <w:instrText xml:space="preserve"> PAGEREF _Toc229467710 \h </w:instrText>
             </w:r>
             <w:r>
               <w:rPr>
@@ -3059,7 +3059,7 @@
               <w:lang w:eastAsia="fr-CH"/>
             </w:rPr>
           </w:pPr>
-          <w:hyperlink w:anchor="_Toc228891121" w:history="1">
+          <w:hyperlink w:anchor="_Toc229467711" w:history="1">
             <w:r>
               <w:rPr>
                 <w:rStyle w:val="Lienhypertexte"/>
@@ -3086,7 +3086,7 @@
                 <w:noProof/>
                 <w:webHidden/>
               </w:rPr>
-              <w:instrText xml:space="preserve"> PAGEREF _Toc228891121 \h </w:instrText>
+              <w:instrText xml:space="preserve"> PAGEREF _Toc229467711 \h </w:instrText>
             </w:r>
             <w:r>
               <w:rPr>
@@ -3129,7 +3129,7 @@
               <w:lang w:eastAsia="fr-CH"/>
             </w:rPr>
           </w:pPr>
-          <w:hyperlink w:anchor="_Toc228891122" w:history="1">
+          <w:hyperlink w:anchor="_Toc229467712" w:history="1">
             <w:r>
               <w:rPr>
                 <w:rStyle w:val="Lienhypertexte"/>
@@ -3156,7 +3156,7 @@
                 <w:noProof/>
                 <w:webHidden/>
               </w:rPr>
-              <w:instrText xml:space="preserve"> PAGEREF _Toc228891122 \h </w:instrText>
+              <w:instrText xml:space="preserve"> PAGEREF _Toc229467712 \h </w:instrText>
             </w:r>
             <w:r>
               <w:rPr>
@@ -3199,7 +3199,7 @@
               <w:lang w:eastAsia="fr-CH"/>
             </w:rPr>
           </w:pPr>
-          <w:hyperlink w:anchor="_Toc228891123" w:history="1">
+          <w:hyperlink w:anchor="_Toc229467713" w:history="1">
             <w:r>
               <w:rPr>
                 <w:rStyle w:val="Lienhypertexte"/>
@@ -3226,7 +3226,7 @@
                 <w:noProof/>
                 <w:webHidden/>
               </w:rPr>
-              <w:instrText xml:space="preserve"> PAGEREF _Toc228891123 \h </w:instrText>
+              <w:instrText xml:space="preserve"> PAGEREF _Toc229467713 \h </w:instrText>
             </w:r>
             <w:r>
               <w:rPr>
@@ -3269,7 +3269,7 @@
               <w:lang w:eastAsia="fr-CH"/>
             </w:rPr>
           </w:pPr>
-          <w:hyperlink w:anchor="_Toc228891124" w:history="1">
+          <w:hyperlink w:anchor="_Toc229467714" w:history="1">
             <w:r>
               <w:rPr>
                 <w:rStyle w:val="Lienhypertexte"/>
@@ -3296,7 +3296,7 @@
                 <w:noProof/>
                 <w:webHidden/>
               </w:rPr>
-              <w:instrText xml:space="preserve"> PAGEREF _Toc228891124 \h </w:instrText>
+              <w:instrText xml:space="preserve"> PAGEREF _Toc229467714 \h </w:instrText>
             </w:r>
             <w:r>
               <w:rPr>
@@ -3339,7 +3339,7 @@
               <w:lang w:eastAsia="fr-CH"/>
             </w:rPr>
           </w:pPr>
-          <w:hyperlink w:anchor="_Toc228891125" w:history="1">
+          <w:hyperlink w:anchor="_Toc229467715" w:history="1">
             <w:r>
               <w:rPr>
                 <w:rStyle w:val="Lienhypertexte"/>
@@ -3366,7 +3366,7 @@
                 <w:noProof/>
                 <w:webHidden/>
               </w:rPr>
-              <w:instrText xml:space="preserve"> PAGEREF _Toc228891125 \h </w:instrText>
+              <w:instrText xml:space="preserve"> PAGEREF _Toc229467715 \h </w:instrText>
             </w:r>
             <w:r>
               <w:rPr>
@@ -3409,7 +3409,7 @@
               <w:lang w:eastAsia="fr-CH"/>
             </w:rPr>
           </w:pPr>
-          <w:hyperlink w:anchor="_Toc228891126" w:history="1">
+          <w:hyperlink w:anchor="_Toc229467716" w:history="1">
             <w:r>
               <w:rPr>
                 <w:rStyle w:val="Lienhypertexte"/>
@@ -3436,7 +3436,7 @@
                 <w:noProof/>
                 <w:webHidden/>
               </w:rPr>
-              <w:instrText xml:space="preserve"> PAGEREF _Toc228891126 \h </w:instrText>
+              <w:instrText xml:space="preserve"> PAGEREF _Toc229467716 \h </w:instrText>
             </w:r>
             <w:r>
               <w:rPr>
@@ -3479,7 +3479,7 @@
               <w:lang w:eastAsia="fr-CH"/>
             </w:rPr>
           </w:pPr>
-          <w:hyperlink w:anchor="_Toc228891127" w:history="1">
+          <w:hyperlink w:anchor="_Toc229467717" w:history="1">
             <w:r>
               <w:rPr>
                 <w:rStyle w:val="Lienhypertexte"/>
@@ -3506,7 +3506,7 @@
                 <w:noProof/>
                 <w:webHidden/>
               </w:rPr>
-              <w:instrText xml:space="preserve"> PAGEREF _Toc228891127 \h </w:instrText>
+              <w:instrText xml:space="preserve"> PAGEREF _Toc229467717 \h </w:instrText>
             </w:r>
             <w:r>
               <w:rPr>
@@ -3549,7 +3549,7 @@
               <w:lang w:eastAsia="fr-CH"/>
             </w:rPr>
           </w:pPr>
-          <w:hyperlink w:anchor="_Toc228891128" w:history="1">
+          <w:hyperlink w:anchor="_Toc229467718" w:history="1">
             <w:r>
               <w:rPr>
                 <w:rStyle w:val="Lienhypertexte"/>
@@ -3576,7 +3576,7 @@
                 <w:noProof/>
                 <w:webHidden/>
               </w:rPr>
-              <w:instrText xml:space="preserve"> PAGEREF _Toc228891128 \h </w:instrText>
+              <w:instrText xml:space="preserve"> PAGEREF _Toc229467718 \h </w:instrText>
             </w:r>
             <w:r>
               <w:rPr>
@@ -3619,7 +3619,7 @@
               <w:lang w:eastAsia="fr-CH"/>
             </w:rPr>
           </w:pPr>
-          <w:hyperlink w:anchor="_Toc228891129" w:history="1">
+          <w:hyperlink w:anchor="_Toc229467719" w:history="1">
             <w:r>
               <w:rPr>
                 <w:rStyle w:val="Lienhypertexte"/>
@@ -3646,7 +3646,7 @@
                 <w:noProof/>
                 <w:webHidden/>
               </w:rPr>
-              <w:instrText xml:space="preserve"> PAGEREF _Toc228891129 \h </w:instrText>
+              <w:instrText xml:space="preserve"> PAGEREF _Toc229467719 \h </w:instrText>
             </w:r>
             <w:r>
               <w:rPr>
@@ -3689,7 +3689,7 @@
               <w:lang w:eastAsia="fr-CH"/>
             </w:rPr>
           </w:pPr>
-          <w:hyperlink w:anchor="_Toc228891130" w:history="1">
+          <w:hyperlink w:anchor="_Toc229467720" w:history="1">
             <w:r>
               <w:rPr>
                 <w:rStyle w:val="Lienhypertexte"/>
@@ -3716,7 +3716,7 @@
                 <w:noProof/>
                 <w:webHidden/>
               </w:rPr>
-              <w:instrText xml:space="preserve"> PAGEREF _Toc228891130 \h </w:instrText>
+              <w:instrText xml:space="preserve"> PAGEREF _Toc229467720 \h </w:instrText>
             </w:r>
             <w:r>
               <w:rPr>
@@ -3759,7 +3759,7 @@
               <w:lang w:eastAsia="fr-CH"/>
             </w:rPr>
           </w:pPr>
-          <w:hyperlink w:anchor="_Toc228891131" w:history="1">
+          <w:hyperlink w:anchor="_Toc229467721" w:history="1">
             <w:r>
               <w:rPr>
                 <w:rStyle w:val="Lienhypertexte"/>
@@ -3786,7 +3786,7 @@
                 <w:noProof/>
                 <w:webHidden/>
               </w:rPr>
-              <w:instrText xml:space="preserve"> PAGEREF _Toc228891131 \h </w:instrText>
+              <w:instrText xml:space="preserve"> PAGEREF _Toc229467721 \h </w:instrText>
             </w:r>
             <w:r>
               <w:rPr>
@@ -3829,7 +3829,7 @@
               <w:lang w:eastAsia="fr-CH"/>
             </w:rPr>
           </w:pPr>
-          <w:hyperlink w:anchor="_Toc228891132" w:history="1">
+          <w:hyperlink w:anchor="_Toc229467722" w:history="1">
             <w:r>
               <w:rPr>
                 <w:rStyle w:val="Lienhypertexte"/>
@@ -3856,7 +3856,7 @@
                 <w:noProof/>
                 <w:webHidden/>
               </w:rPr>
-              <w:instrText xml:space="preserve"> PAGEREF _Toc228891132 \h </w:instrText>
+              <w:instrText xml:space="preserve"> PAGEREF _Toc229467722 \h </w:instrText>
             </w:r>
             <w:r>
               <w:rPr>
@@ -3899,7 +3899,7 @@
               <w:lang w:eastAsia="fr-CH"/>
             </w:rPr>
           </w:pPr>
-          <w:hyperlink w:anchor="_Toc228891133" w:history="1">
+          <w:hyperlink w:anchor="_Toc229467723" w:history="1">
             <w:r>
               <w:rPr>
                 <w:rStyle w:val="Lienhypertexte"/>
@@ -3926,7 +3926,7 @@
                 <w:noProof/>
                 <w:webHidden/>
               </w:rPr>
-              <w:instrText xml:space="preserve"> PAGEREF _Toc228891133 \h </w:instrText>
+              <w:instrText xml:space="preserve"> PAGEREF _Toc229467723 \h </w:instrText>
             </w:r>
             <w:r>
               <w:rPr>
@@ -3969,7 +3969,7 @@
               <w:lang w:eastAsia="fr-CH"/>
             </w:rPr>
           </w:pPr>
-          <w:hyperlink w:anchor="_Toc228891134" w:history="1">
+          <w:hyperlink w:anchor="_Toc229467724" w:history="1">
             <w:r>
               <w:rPr>
                 <w:rStyle w:val="Lienhypertexte"/>
@@ -3996,7 +3996,7 @@
                 <w:noProof/>
                 <w:webHidden/>
               </w:rPr>
-              <w:instrText xml:space="preserve"> PAGEREF _Toc228891134 \h </w:instrText>
+              <w:instrText xml:space="preserve"> PAGEREF _Toc229467724 \h </w:instrText>
             </w:r>
             <w:r>
               <w:rPr>
@@ -4039,7 +4039,7 @@
               <w:lang w:eastAsia="fr-CH"/>
             </w:rPr>
           </w:pPr>
-          <w:hyperlink w:anchor="_Toc228891135" w:history="1">
+          <w:hyperlink w:anchor="_Toc229467725" w:history="1">
             <w:r>
               <w:rPr>
                 <w:rStyle w:val="Lienhypertexte"/>
@@ -4066,7 +4066,7 @@
                 <w:noProof/>
                 <w:webHidden/>
               </w:rPr>
-              <w:instrText xml:space="preserve"> PAGEREF _Toc228891135 \h </w:instrText>
+              <w:instrText xml:space="preserve"> PAGEREF _Toc229467725 \h </w:instrText>
             </w:r>
             <w:r>
               <w:rPr>
@@ -4109,7 +4109,7 @@
               <w:lang w:eastAsia="fr-CH"/>
             </w:rPr>
           </w:pPr>
-          <w:hyperlink w:anchor="_Toc228891136" w:history="1">
+          <w:hyperlink w:anchor="_Toc229467726" w:history="1">
             <w:r>
               <w:rPr>
                 <w:rStyle w:val="Lienhypertexte"/>
@@ -4136,7 +4136,7 @@
                 <w:noProof/>
                 <w:webHidden/>
               </w:rPr>
-              <w:instrText xml:space="preserve"> PAGEREF _Toc228891136 \h </w:instrText>
+              <w:instrText xml:space="preserve"> PAGEREF _Toc229467726 \h </w:instrText>
             </w:r>
             <w:r>
               <w:rPr>
@@ -4179,7 +4179,7 @@
               <w:lang w:eastAsia="fr-CH"/>
             </w:rPr>
           </w:pPr>
-          <w:hyperlink w:anchor="_Toc228891137" w:history="1">
+          <w:hyperlink w:anchor="_Toc229467727" w:history="1">
             <w:r>
               <w:rPr>
                 <w:rStyle w:val="Lienhypertexte"/>
@@ -4206,7 +4206,7 @@
                 <w:noProof/>
                 <w:webHidden/>
               </w:rPr>
-              <w:instrText xml:space="preserve"> PAGEREF _Toc228891137 \h </w:instrText>
+              <w:instrText xml:space="preserve"> PAGEREF _Toc229467727 \h </w:instrText>
             </w:r>
             <w:r>
               <w:rPr>
@@ -4249,7 +4249,7 @@
               <w:lang w:eastAsia="fr-CH"/>
             </w:rPr>
           </w:pPr>
-          <w:hyperlink w:anchor="_Toc228891138" w:history="1">
+          <w:hyperlink w:anchor="_Toc229467728" w:history="1">
             <w:r>
               <w:rPr>
                 <w:rStyle w:val="Lienhypertexte"/>
@@ -4276,7 +4276,7 @@
                 <w:noProof/>
                 <w:webHidden/>
               </w:rPr>
-              <w:instrText xml:space="preserve"> PAGEREF _Toc228891138 \h </w:instrText>
+              <w:instrText xml:space="preserve"> PAGEREF _Toc229467728 \h </w:instrText>
             </w:r>
             <w:r>
               <w:rPr>
@@ -4319,7 +4319,7 @@
               <w:lang w:eastAsia="fr-CH"/>
             </w:rPr>
           </w:pPr>
-          <w:hyperlink w:anchor="_Toc228891139" w:history="1">
+          <w:hyperlink w:anchor="_Toc229467729" w:history="1">
             <w:r>
               <w:rPr>
                 <w:rStyle w:val="Lienhypertexte"/>
@@ -4346,7 +4346,7 @@
                 <w:noProof/>
                 <w:webHidden/>
               </w:rPr>
-              <w:instrText xml:space="preserve"> PAGEREF _Toc228891139 \h </w:instrText>
+              <w:instrText xml:space="preserve"> PAGEREF _Toc229467729 \h </w:instrText>
             </w:r>
             <w:r>
               <w:rPr>
@@ -4366,7 +4366,7 @@
                 <w:noProof/>
                 <w:webHidden/>
               </w:rPr>
-              <w:t>33</w:t>
+              <w:t>32</w:t>
             </w:r>
             <w:r>
               <w:rPr>
@@ -4389,7 +4389,7 @@
               <w:lang w:eastAsia="fr-CH"/>
             </w:rPr>
           </w:pPr>
-          <w:hyperlink w:anchor="_Toc228891140" w:history="1">
+          <w:hyperlink w:anchor="_Toc229467730" w:history="1">
             <w:r>
               <w:rPr>
                 <w:rStyle w:val="Lienhypertexte"/>
@@ -4416,7 +4416,7 @@
                 <w:noProof/>
                 <w:webHidden/>
               </w:rPr>
-              <w:instrText xml:space="preserve"> PAGEREF _Toc228891140 \h </w:instrText>
+              <w:instrText xml:space="preserve"> PAGEREF _Toc229467730 \h </w:instrText>
             </w:r>
             <w:r>
               <w:rPr>
@@ -4436,7 +4436,7 @@
                 <w:noProof/>
                 <w:webHidden/>
               </w:rPr>
-              <w:t>33</w:t>
+              <w:t>32</w:t>
             </w:r>
             <w:r>
               <w:rPr>
@@ -4459,7 +4459,7 @@
               <w:lang w:eastAsia="fr-CH"/>
             </w:rPr>
           </w:pPr>
-          <w:hyperlink w:anchor="_Toc228891141" w:history="1">
+          <w:hyperlink w:anchor="_Toc229467731" w:history="1">
             <w:r>
               <w:rPr>
                 <w:rStyle w:val="Lienhypertexte"/>
@@ -4486,7 +4486,7 @@
                 <w:noProof/>
                 <w:webHidden/>
               </w:rPr>
-              <w:instrText xml:space="preserve"> PAGEREF _Toc228891141 \h </w:instrText>
+              <w:instrText xml:space="preserve"> PAGEREF _Toc229467731 \h </w:instrText>
             </w:r>
             <w:r>
               <w:rPr>
@@ -4506,7 +4506,7 @@
                 <w:noProof/>
                 <w:webHidden/>
               </w:rPr>
-              <w:t>33</w:t>
+              <w:t>32</w:t>
             </w:r>
             <w:r>
               <w:rPr>
@@ -4529,7 +4529,7 @@
               <w:lang w:eastAsia="fr-CH"/>
             </w:rPr>
           </w:pPr>
-          <w:hyperlink w:anchor="_Toc228891142" w:history="1">
+          <w:hyperlink w:anchor="_Toc229467732" w:history="1">
             <w:r>
               <w:rPr>
                 <w:rStyle w:val="Lienhypertexte"/>
@@ -4556,7 +4556,7 @@
                 <w:noProof/>
                 <w:webHidden/>
               </w:rPr>
-              <w:instrText xml:space="preserve"> PAGEREF _Toc228891142 \h </w:instrText>
+              <w:instrText xml:space="preserve"> PAGEREF _Toc229467732 \h </w:instrText>
             </w:r>
             <w:r>
               <w:rPr>
@@ -4576,7 +4576,7 @@
                 <w:noProof/>
                 <w:webHidden/>
               </w:rPr>
-              <w:t>33</w:t>
+              <w:t>32</w:t>
             </w:r>
             <w:r>
               <w:rPr>
@@ -4599,7 +4599,7 @@
               <w:lang w:eastAsia="fr-CH"/>
             </w:rPr>
           </w:pPr>
-          <w:hyperlink w:anchor="_Toc228891143" w:history="1">
+          <w:hyperlink w:anchor="_Toc229467733" w:history="1">
             <w:r>
               <w:rPr>
                 <w:rStyle w:val="Lienhypertexte"/>
@@ -4626,7 +4626,7 @@
                 <w:noProof/>
                 <w:webHidden/>
               </w:rPr>
-              <w:instrText xml:space="preserve"> PAGEREF _Toc228891143 \h </w:instrText>
+              <w:instrText xml:space="preserve"> PAGEREF _Toc229467733 \h </w:instrText>
             </w:r>
             <w:r>
               <w:rPr>
@@ -4646,7 +4646,7 @@
                 <w:noProof/>
                 <w:webHidden/>
               </w:rPr>
-              <w:t>33</w:t>
+              <w:t>32</w:t>
             </w:r>
             <w:r>
               <w:rPr>
@@ -4669,7 +4669,7 @@
               <w:lang w:eastAsia="fr-CH"/>
             </w:rPr>
           </w:pPr>
-          <w:hyperlink w:anchor="_Toc228891144" w:history="1">
+          <w:hyperlink w:anchor="_Toc229467734" w:history="1">
             <w:r>
               <w:rPr>
                 <w:rStyle w:val="Lienhypertexte"/>
@@ -4696,7 +4696,7 @@
                 <w:noProof/>
                 <w:webHidden/>
               </w:rPr>
-              <w:instrText xml:space="preserve"> PAGEREF _Toc228891144 \h </w:instrText>
+              <w:instrText xml:space="preserve"> PAGEREF _Toc229467734 \h </w:instrText>
             </w:r>
             <w:r>
               <w:rPr>
@@ -4716,7 +4716,7 @@
                 <w:noProof/>
                 <w:webHidden/>
               </w:rPr>
-              <w:t>33</w:t>
+              <w:t>32</w:t>
             </w:r>
             <w:r>
               <w:rPr>
@@ -4739,7 +4739,7 @@
               <w:lang w:eastAsia="fr-CH"/>
             </w:rPr>
           </w:pPr>
-          <w:hyperlink w:anchor="_Toc228891145" w:history="1">
+          <w:hyperlink w:anchor="_Toc229467735" w:history="1">
             <w:r>
               <w:rPr>
                 <w:rStyle w:val="Lienhypertexte"/>
@@ -4766,7 +4766,7 @@
                 <w:noProof/>
                 <w:webHidden/>
               </w:rPr>
-              <w:instrText xml:space="preserve"> PAGEREF _Toc228891145 \h </w:instrText>
+              <w:instrText xml:space="preserve"> PAGEREF _Toc229467735 \h </w:instrText>
             </w:r>
             <w:r>
               <w:rPr>
@@ -4786,7 +4786,7 @@
                 <w:noProof/>
                 <w:webHidden/>
               </w:rPr>
-              <w:t>33</w:t>
+              <w:t>32</w:t>
             </w:r>
             <w:r>
               <w:rPr>
@@ -4809,7 +4809,7 @@
               <w:lang w:eastAsia="fr-CH"/>
             </w:rPr>
           </w:pPr>
-          <w:hyperlink w:anchor="_Toc228891146" w:history="1">
+          <w:hyperlink w:anchor="_Toc229467736" w:history="1">
             <w:r>
               <w:rPr>
                 <w:rStyle w:val="Lienhypertexte"/>
@@ -4836,7 +4836,7 @@
                 <w:noProof/>
                 <w:webHidden/>
               </w:rPr>
-              <w:instrText xml:space="preserve"> PAGEREF _Toc228891146 \h </w:instrText>
+              <w:instrText xml:space="preserve"> PAGEREF _Toc229467736 \h </w:instrText>
             </w:r>
             <w:r>
               <w:rPr>
@@ -4879,7 +4879,7 @@
               <w:lang w:eastAsia="fr-CH"/>
             </w:rPr>
           </w:pPr>
-          <w:hyperlink w:anchor="_Toc228891147" w:history="1">
+          <w:hyperlink w:anchor="_Toc229467737" w:history="1">
             <w:r>
               <w:rPr>
                 <w:rStyle w:val="Lienhypertexte"/>
@@ -4906,7 +4906,7 @@
                 <w:noProof/>
                 <w:webHidden/>
               </w:rPr>
-              <w:instrText xml:space="preserve"> PAGEREF _Toc228891147 \h </w:instrText>
+              <w:instrText xml:space="preserve"> PAGEREF _Toc229467737 \h </w:instrText>
             </w:r>
             <w:r>
               <w:rPr>
@@ -4927,6 +4927,146 @@
                 <w:webHidden/>
               </w:rPr>
               <w:t>33</w:t>
+            </w:r>
+            <w:r>
+              <w:rPr>
+                <w:noProof/>
+                <w:webHidden/>
+              </w:rPr>
+              <w:fldChar w:fldCharType="end"/>
+            </w:r>
+          </w:hyperlink>
+        </w:p>
+        <w:p>
+          <w:pPr>
+            <w:pStyle w:val="TM1"/>
+            <w:tabs>
+              <w:tab w:val="right" w:leader="dot" w:pos="9062"/>
+            </w:tabs>
+            <w:rPr>
+              <w:rFonts w:asciiTheme="minorHAnsi" w:eastAsiaTheme="minorEastAsia" w:hAnsiTheme="minorHAnsi" w:cstheme="minorBidi"/>
+              <w:noProof/>
+              <w:lang w:eastAsia="fr-CH"/>
+            </w:rPr>
+          </w:pPr>
+          <w:hyperlink w:anchor="_Toc229467738" w:history="1">
+            <w:r>
+              <w:rPr>
+                <w:rStyle w:val="Lienhypertexte"/>
+                <w:noProof/>
+              </w:rPr>
+              <w:t>Manuel d'utilisation</w:t>
+            </w:r>
+            <w:r>
+              <w:rPr>
+                <w:noProof/>
+                <w:webHidden/>
+              </w:rPr>
+              <w:tab/>
+            </w:r>
+            <w:r>
+              <w:rPr>
+                <w:noProof/>
+                <w:webHidden/>
+              </w:rPr>
+              <w:fldChar w:fldCharType="begin"/>
+            </w:r>
+            <w:r>
+              <w:rPr>
+                <w:noProof/>
+                <w:webHidden/>
+              </w:rPr>
+              <w:instrText xml:space="preserve"> PAGEREF _Toc229467738 \h </w:instrText>
+            </w:r>
+            <w:r>
+              <w:rPr>
+                <w:noProof/>
+                <w:webHidden/>
+              </w:rPr>
+            </w:r>
+            <w:r>
+              <w:rPr>
+                <w:noProof/>
+                <w:webHidden/>
+              </w:rPr>
+              <w:fldChar w:fldCharType="separate"/>
+            </w:r>
+            <w:r>
+              <w:rPr>
+                <w:noProof/>
+                <w:webHidden/>
+              </w:rPr>
+              <w:t>34</w:t>
+            </w:r>
+            <w:r>
+              <w:rPr>
+                <w:noProof/>
+                <w:webHidden/>
+              </w:rPr>
+              <w:fldChar w:fldCharType="end"/>
+            </w:r>
+          </w:hyperlink>
+        </w:p>
+        <w:p>
+          <w:pPr>
+            <w:pStyle w:val="TM1"/>
+            <w:tabs>
+              <w:tab w:val="right" w:leader="dot" w:pos="9062"/>
+            </w:tabs>
+            <w:rPr>
+              <w:rFonts w:asciiTheme="minorHAnsi" w:eastAsiaTheme="minorEastAsia" w:hAnsiTheme="minorHAnsi" w:cstheme="minorBidi"/>
+              <w:noProof/>
+              <w:lang w:eastAsia="fr-CH"/>
+            </w:rPr>
+          </w:pPr>
+          <w:hyperlink w:anchor="_Toc229467739" w:history="1">
+            <w:r>
+              <w:rPr>
+                <w:rStyle w:val="Lienhypertexte"/>
+                <w:noProof/>
+              </w:rPr>
+              <w:t>Annexes</w:t>
+            </w:r>
+            <w:r>
+              <w:rPr>
+                <w:noProof/>
+                <w:webHidden/>
+              </w:rPr>
+              <w:tab/>
+            </w:r>
+            <w:r>
+              <w:rPr>
+                <w:noProof/>
+                <w:webHidden/>
+              </w:rPr>
+              <w:fldChar w:fldCharType="begin"/>
+            </w:r>
+            <w:r>
+              <w:rPr>
+                <w:noProof/>
+                <w:webHidden/>
+              </w:rPr>
+              <w:instrText xml:space="preserve"> PAGEREF _Toc229467739 \h </w:instrText>
+            </w:r>
+            <w:r>
+              <w:rPr>
+                <w:noProof/>
+                <w:webHidden/>
+              </w:rPr>
+            </w:r>
+            <w:r>
+              <w:rPr>
+                <w:noProof/>
+                <w:webHidden/>
+              </w:rPr>
+              <w:fldChar w:fldCharType="separate"/>
+            </w:r>
+            <w:r>
+              <w:rPr>
+                <w:noProof/>
+                <w:webHidden/>
+              </w:rPr>
+              <w:t>34</w:t>
             </w:r>
             <w:r>
               <w:rPr>
@@ -4949,13 +5089,13 @@
               <w:lang w:eastAsia="fr-CH"/>
             </w:rPr>
           </w:pPr>
-          <w:hyperlink w:anchor="_Toc228891148" w:history="1">
+          <w:hyperlink w:anchor="_Toc229467740" w:history="1">
             <w:r>
               <w:rPr>
                 <w:rStyle w:val="Lienhypertexte"/>
                 <w:noProof/>
               </w:rPr>
-              <w:t>Configuration</w:t>
+              <w:t>Glossaire</w:t>
             </w:r>
             <w:r>
               <w:rPr>
@@ -4976,7 +5116,7 @@
                 <w:noProof/>
                 <w:webHidden/>
               </w:rPr>
-              <w:instrText xml:space="preserve"> PAGEREF _Toc228891148 \h </w:instrText>
+              <w:instrText xml:space="preserve"> PAGEREF _Toc229467740 \h </w:instrText>
             </w:r>
             <w:r>
               <w:rPr>
@@ -4996,7 +5136,7 @@
                 <w:noProof/>
                 <w:webHidden/>
               </w:rPr>
-              <w:t>33</w:t>
+              <w:t>34</w:t>
             </w:r>
             <w:r>
               <w:rPr>
@@ -5019,13 +5159,13 @@
               <w:lang w:eastAsia="fr-CH"/>
             </w:rPr>
           </w:pPr>
-          <w:hyperlink w:anchor="_Toc228891149" w:history="1">
+          <w:hyperlink w:anchor="_Toc229467741" w:history="1">
             <w:r>
               <w:rPr>
                 <w:rStyle w:val="Lienhypertexte"/>
                 <w:noProof/>
               </w:rPr>
-              <w:t>Maintenance</w:t>
+              <w:t>Dépôt Github</w:t>
             </w:r>
             <w:r>
               <w:rPr>
@@ -5046,7 +5186,7 @@
                 <w:noProof/>
                 <w:webHidden/>
               </w:rPr>
-              <w:instrText xml:space="preserve"> PAGEREF _Toc228891149 \h </w:instrText>
+              <w:instrText xml:space="preserve"> PAGEREF _Toc229467741 \h </w:instrText>
             </w:r>
             <w:r>
               <w:rPr>
@@ -5066,147 +5206,7 @@
                 <w:noProof/>
                 <w:webHidden/>
               </w:rPr>
-              <w:t>33</w:t>
-            </w:r>
-            <w:r>
-              <w:rPr>
-                <w:noProof/>
-                <w:webHidden/>
-              </w:rPr>
-              <w:fldChar w:fldCharType="end"/>
-            </w:r>
-          </w:hyperlink>
-        </w:p>
-        <w:p>
-          <w:pPr>
-            <w:pStyle w:val="TM1"/>
-            <w:tabs>
-              <w:tab w:val="right" w:leader="dot" w:pos="9062"/>
-            </w:tabs>
-            <w:rPr>
-              <w:rFonts w:asciiTheme="minorHAnsi" w:eastAsiaTheme="minorEastAsia" w:hAnsiTheme="minorHAnsi" w:cstheme="minorBidi"/>
-              <w:noProof/>
-              <w:lang w:eastAsia="fr-CH"/>
-            </w:rPr>
-          </w:pPr>
-          <w:hyperlink w:anchor="_Toc228891150" w:history="1">
-            <w:r>
-              <w:rPr>
-                <w:rStyle w:val="Lienhypertexte"/>
-                <w:noProof/>
-              </w:rPr>
-              <w:t>Manuel d'utilisation</w:t>
-            </w:r>
-            <w:r>
-              <w:rPr>
-                <w:noProof/>
-                <w:webHidden/>
-              </w:rPr>
-              <w:tab/>
-            </w:r>
-            <w:r>
-              <w:rPr>
-                <w:noProof/>
-                <w:webHidden/>
-              </w:rPr>
-              <w:fldChar w:fldCharType="begin"/>
-            </w:r>
-            <w:r>
-              <w:rPr>
-                <w:noProof/>
-                <w:webHidden/>
-              </w:rPr>
-              <w:instrText xml:space="preserve"> PAGEREF _Toc228891150 \h </w:instrText>
-            </w:r>
-            <w:r>
-              <w:rPr>
-                <w:noProof/>
-                <w:webHidden/>
-              </w:rPr>
-            </w:r>
-            <w:r>
-              <w:rPr>
-                <w:noProof/>
-                <w:webHidden/>
-              </w:rPr>
-              <w:fldChar w:fldCharType="separate"/>
-            </w:r>
-            <w:r>
-              <w:rPr>
-                <w:noProof/>
-                <w:webHidden/>
-              </w:rPr>
-              <w:t>33</w:t>
-            </w:r>
-            <w:r>
-              <w:rPr>
-                <w:noProof/>
-                <w:webHidden/>
-              </w:rPr>
-              <w:fldChar w:fldCharType="end"/>
-            </w:r>
-          </w:hyperlink>
-        </w:p>
-        <w:p>
-          <w:pPr>
-            <w:pStyle w:val="TM1"/>
-            <w:tabs>
-              <w:tab w:val="right" w:leader="dot" w:pos="9062"/>
-            </w:tabs>
-            <w:rPr>
-              <w:rFonts w:asciiTheme="minorHAnsi" w:eastAsiaTheme="minorEastAsia" w:hAnsiTheme="minorHAnsi" w:cstheme="minorBidi"/>
-              <w:noProof/>
-              <w:lang w:eastAsia="fr-CH"/>
-            </w:rPr>
-          </w:pPr>
-          <w:hyperlink w:anchor="_Toc228891151" w:history="1">
-            <w:r>
-              <w:rPr>
-                <w:rStyle w:val="Lienhypertexte"/>
-                <w:noProof/>
-              </w:rPr>
-              <w:t>Annexes</w:t>
-            </w:r>
-            <w:r>
-              <w:rPr>
-                <w:noProof/>
-                <w:webHidden/>
-              </w:rPr>
-              <w:tab/>
-            </w:r>
-            <w:r>
-              <w:rPr>
-                <w:noProof/>
-                <w:webHidden/>
-              </w:rPr>
-              <w:fldChar w:fldCharType="begin"/>
-            </w:r>
-            <w:r>
-              <w:rPr>
-                <w:noProof/>
-                <w:webHidden/>
-              </w:rPr>
-              <w:instrText xml:space="preserve"> PAGEREF _Toc228891151 \h </w:instrText>
-            </w:r>
-            <w:r>
-              <w:rPr>
-                <w:noProof/>
-                <w:webHidden/>
-              </w:rPr>
-            </w:r>
-            <w:r>
-              <w:rPr>
-                <w:noProof/>
-                <w:webHidden/>
-              </w:rPr>
-              <w:fldChar w:fldCharType="separate"/>
-            </w:r>
-            <w:r>
-              <w:rPr>
-                <w:noProof/>
-                <w:webHidden/>
-              </w:rPr>
-              <w:t>33</w:t>
+              <w:t>34</w:t>
             </w:r>
             <w:r>
               <w:rPr>
@@ -5229,13 +5229,13 @@
               <w:lang w:eastAsia="fr-CH"/>
             </w:rPr>
           </w:pPr>
-          <w:hyperlink w:anchor="_Toc228891152" w:history="1">
+          <w:hyperlink w:anchor="_Toc229467742" w:history="1">
             <w:r>
               <w:rPr>
                 <w:rStyle w:val="Lienhypertexte"/>
                 <w:noProof/>
               </w:rPr>
-              <w:t>Dépôt Github</w:t>
+              <w:t>Sources et références</w:t>
             </w:r>
             <w:r>
               <w:rPr>
@@ -5256,7 +5256,7 @@
                 <w:noProof/>
                 <w:webHidden/>
               </w:rPr>
-              <w:instrText xml:space="preserve"> PAGEREF _Toc228891152 \h </w:instrText>
+              <w:instrText xml:space="preserve"> PAGEREF _Toc229467742 \h </w:instrText>
             </w:r>
             <w:r>
               <w:rPr>
@@ -5276,7 +5276,7 @@
                 <w:noProof/>
                 <w:webHidden/>
               </w:rPr>
-              <w:t>33</w:t>
+              <w:t>34</w:t>
             </w:r>
             <w:r>
               <w:rPr>
@@ -5299,13 +5299,13 @@
               <w:lang w:eastAsia="fr-CH"/>
             </w:rPr>
           </w:pPr>
-          <w:hyperlink w:anchor="_Toc228891153" w:history="1">
+          <w:hyperlink w:anchor="_Toc229467743" w:history="1">
             <w:r>
               <w:rPr>
                 <w:rStyle w:val="Lienhypertexte"/>
                 <w:noProof/>
               </w:rPr>
-              <w:t>Sources et références</w:t>
+              <w:t>Déclaration d’utilisation de l’IA</w:t>
             </w:r>
             <w:r>
               <w:rPr>
@@ -5326,7 +5326,7 @@
                 <w:noProof/>
                 <w:webHidden/>
               </w:rPr>
-              <w:instrText xml:space="preserve"> PAGEREF _Toc228891153 \h </w:instrText>
+              <w:instrText xml:space="preserve"> PAGEREF _Toc229467743 \h </w:instrText>
             </w:r>
             <w:r>
               <w:rPr>
@@ -5346,7 +5346,7 @@
                 <w:noProof/>
                 <w:webHidden/>
               </w:rPr>
-              <w:t>33</w:t>
+              <w:t>35</w:t>
             </w:r>
             <w:r>
               <w:rPr>
@@ -5369,13 +5369,13 @@
               <w:lang w:eastAsia="fr-CH"/>
             </w:rPr>
           </w:pPr>
-          <w:hyperlink w:anchor="_Toc228891154" w:history="1">
+          <w:hyperlink w:anchor="_Toc229467744" w:history="1">
             <w:r>
               <w:rPr>
                 <w:rStyle w:val="Lienhypertexte"/>
                 <w:noProof/>
               </w:rPr>
-              <w:t>Déclaration d’utilisation de l’IA</w:t>
+              <w:t>Améliorations futures</w:t>
             </w:r>
             <w:r>
               <w:rPr>
@@ -5396,7 +5396,7 @@
                 <w:noProof/>
                 <w:webHidden/>
               </w:rPr>
-              <w:instrText xml:space="preserve"> PAGEREF _Toc228891154 \h </w:instrText>
+              <w:instrText xml:space="preserve"> PAGEREF _Toc229467744 \h </w:instrText>
             </w:r>
             <w:r>
               <w:rPr>
@@ -5416,7 +5416,7 @@
                 <w:noProof/>
                 <w:webHidden/>
               </w:rPr>
-              <w:t>34</w:t>
+              <w:t>35</w:t>
             </w:r>
             <w:r>
               <w:rPr>
@@ -5439,13 +5439,13 @@
               <w:lang w:eastAsia="fr-CH"/>
             </w:rPr>
           </w:pPr>
-          <w:hyperlink w:anchor="_Toc228891155" w:history="1">
+          <w:hyperlink w:anchor="_Toc229467745" w:history="1">
             <w:r>
               <w:rPr>
                 <w:rStyle w:val="Lienhypertexte"/>
                 <w:noProof/>
               </w:rPr>
-              <w:t>Améliorations futures</w:t>
+              <w:t>Cahier des charges</w:t>
             </w:r>
             <w:r>
               <w:rPr>
@@ -5466,7 +5466,7 @@
                 <w:noProof/>
                 <w:webHidden/>
               </w:rPr>
-              <w:instrText xml:space="preserve"> PAGEREF _Toc228891155 \h </w:instrText>
+              <w:instrText xml:space="preserve"> PAGEREF _Toc229467745 \h </w:instrText>
             </w:r>
             <w:r>
               <w:rPr>
@@ -5486,147 +5486,7 @@
                 <w:noProof/>
                 <w:webHidden/>
               </w:rPr>
-              <w:t>34</w:t>
-            </w:r>
-            <w:r>
-              <w:rPr>
-                <w:noProof/>
-                <w:webHidden/>
-              </w:rPr>
-              <w:fldChar w:fldCharType="end"/>
-            </w:r>
-          </w:hyperlink>
-        </w:p>
-        <w:p>
-          <w:pPr>
-            <w:pStyle w:val="TM2"/>
-            <w:tabs>
-              <w:tab w:val="right" w:leader="dot" w:pos="9062"/>
-            </w:tabs>
-            <w:rPr>
-              <w:rFonts w:asciiTheme="minorHAnsi" w:eastAsiaTheme="minorEastAsia" w:hAnsiTheme="minorHAnsi" w:cstheme="minorBidi"/>
-              <w:noProof/>
-              <w:lang w:eastAsia="fr-CH"/>
-            </w:rPr>
-          </w:pPr>
-          <w:hyperlink w:anchor="_Toc228891156" w:history="1">
-            <w:r>
-              <w:rPr>
-                <w:rStyle w:val="Lienhypertexte"/>
-                <w:noProof/>
-              </w:rPr>
-              <w:t>Glossaire</w:t>
-            </w:r>
-            <w:r>
-              <w:rPr>
-                <w:noProof/>
-                <w:webHidden/>
-              </w:rPr>
-              <w:tab/>
-            </w:r>
-            <w:r>
-              <w:rPr>
-                <w:noProof/>
-                <w:webHidden/>
-              </w:rPr>
-              <w:fldChar w:fldCharType="begin"/>
-            </w:r>
-            <w:r>
-              <w:rPr>
-                <w:noProof/>
-                <w:webHidden/>
-              </w:rPr>
-              <w:instrText xml:space="preserve"> PAGEREF _Toc228891156 \h </w:instrText>
-            </w:r>
-            <w:r>
-              <w:rPr>
-                <w:noProof/>
-                <w:webHidden/>
-              </w:rPr>
-            </w:r>
-            <w:r>
-              <w:rPr>
-                <w:noProof/>
-                <w:webHidden/>
-              </w:rPr>
-              <w:fldChar w:fldCharType="separate"/>
-            </w:r>
-            <w:r>
-              <w:rPr>
-                <w:noProof/>
-                <w:webHidden/>
-              </w:rPr>
-              <w:t>34</w:t>
-            </w:r>
-            <w:r>
-              <w:rPr>
-                <w:noProof/>
-                <w:webHidden/>
-              </w:rPr>
-              <w:fldChar w:fldCharType="end"/>
-            </w:r>
-          </w:hyperlink>
-        </w:p>
-        <w:p>
-          <w:pPr>
-            <w:pStyle w:val="TM2"/>
-            <w:tabs>
-              <w:tab w:val="right" w:leader="dot" w:pos="9062"/>
-            </w:tabs>
-            <w:rPr>
-              <w:rFonts w:asciiTheme="minorHAnsi" w:eastAsiaTheme="minorEastAsia" w:hAnsiTheme="minorHAnsi" w:cstheme="minorBidi"/>
-              <w:noProof/>
-              <w:lang w:eastAsia="fr-CH"/>
-            </w:rPr>
-          </w:pPr>
-          <w:hyperlink w:anchor="_Toc228891157" w:history="1">
-            <w:r>
-              <w:rPr>
-                <w:rStyle w:val="Lienhypertexte"/>
-                <w:noProof/>
-              </w:rPr>
-              <w:t>Cahier des charges</w:t>
-            </w:r>
-            <w:r>
-              <w:rPr>
-                <w:noProof/>
-                <w:webHidden/>
-              </w:rPr>
-              <w:tab/>
-            </w:r>
-            <w:r>
-              <w:rPr>
-                <w:noProof/>
-                <w:webHidden/>
-              </w:rPr>
-              <w:fldChar w:fldCharType="begin"/>
-            </w:r>
-            <w:r>
-              <w:rPr>
-                <w:noProof/>
-                <w:webHidden/>
-              </w:rPr>
-              <w:instrText xml:space="preserve"> PAGEREF _Toc228891157 \h </w:instrText>
-            </w:r>
-            <w:r>
-              <w:rPr>
-                <w:noProof/>
-                <w:webHidden/>
-              </w:rPr>
-            </w:r>
-            <w:r>
-              <w:rPr>
-                <w:noProof/>
-                <w:webHidden/>
-              </w:rPr>
-              <w:fldChar w:fldCharType="separate"/>
-            </w:r>
-            <w:r>
-              <w:rPr>
-                <w:noProof/>
-                <w:webHidden/>
-              </w:rPr>
-              <w:t>34</w:t>
+              <w:t>36</w:t>
             </w:r>
             <w:r>
               <w:rPr>
@@ -5665,7 +5525,7 @@
       <w:pPr>
         <w:pStyle w:val="Titre1"/>
       </w:pPr>
-      <w:bookmarkStart w:id="0" w:name="_Toc228891103"/>
+      <w:bookmarkStart w:id="0" w:name="_Toc229467693"/>
       <w:r>
         <w:lastRenderedPageBreak/>
         <w:t>Résumé</w:t>
@@ -5709,7 +5569,7 @@
       <w:pPr>
         <w:pStyle w:val="Titre1"/>
       </w:pPr>
-      <w:bookmarkStart w:id="1" w:name="_Toc228891104"/>
+      <w:bookmarkStart w:id="1" w:name="_Toc229467694"/>
       <w:r>
         <w:lastRenderedPageBreak/>
         <w:t>Introduction &amp; contexte du projet</w:t>
@@ -5719,13 +5579,22 @@
     <w:p>
       <w:pPr>
         <w:pStyle w:val="Titre2"/>
-      </w:pPr>
-      <w:bookmarkStart w:id="2" w:name="_Toc228891105"/>
-      <w:r>
+        <w:rPr>
+          <w:color w:val="0A2F41" w:themeColor="accent1" w:themeShade="80"/>
+        </w:rPr>
+      </w:pPr>
+      <w:bookmarkStart w:id="2" w:name="_Toc229467695"/>
+      <w:r>
+        <w:rPr>
+          <w:color w:val="0A2F41" w:themeColor="accent1" w:themeShade="80"/>
+        </w:rPr>
         <w:t>Contexte</w:t>
       </w:r>
       <w:bookmarkEnd w:id="2"/>
       <w:r>
+        <w:rPr>
+          <w:color w:val="0A2F41" w:themeColor="accent1" w:themeShade="80"/>
+        </w:rPr>
         <w:t xml:space="preserve"> </w:t>
       </w:r>
     </w:p>
@@ -5747,6 +5616,7 @@
       <w:r>
         <w:rPr>
           <w:rStyle w:val="Titre2Car"/>
+          <w:color w:val="0A2F41" w:themeColor="accent1" w:themeShade="80"/>
         </w:rPr>
         <w:t>Objectifs du TPI</w:t>
       </w:r>
@@ -5866,7 +5736,7 @@
       <w:pPr>
         <w:pStyle w:val="Titre1"/>
       </w:pPr>
-      <w:bookmarkStart w:id="3" w:name="_Toc228891106"/>
+      <w:bookmarkStart w:id="3" w:name="_Toc229467696"/>
       <w:r>
         <w:lastRenderedPageBreak/>
         <w:t>Analyse des besoins</w:t>
@@ -5876,9 +5746,15 @@
     <w:p>
       <w:pPr>
         <w:pStyle w:val="Titre2"/>
-      </w:pPr>
-      <w:bookmarkStart w:id="4" w:name="_Toc228891107"/>
-      <w:r>
+        <w:rPr>
+          <w:color w:val="0A2F41" w:themeColor="accent1" w:themeShade="80"/>
+        </w:rPr>
+      </w:pPr>
+      <w:bookmarkStart w:id="4" w:name="_Toc229467697"/>
+      <w:r>
+        <w:rPr>
+          <w:color w:val="0A2F41" w:themeColor="accent1" w:themeShade="80"/>
+        </w:rPr>
         <w:t>Exigences fonctionnelles</w:t>
       </w:r>
       <w:bookmarkEnd w:id="4"/>
@@ -7832,9 +7708,15 @@
     <w:p>
       <w:pPr>
         <w:pStyle w:val="Titre2"/>
-      </w:pPr>
-      <w:bookmarkStart w:id="5" w:name="_Toc228891108"/>
-      <w:r>
+        <w:rPr>
+          <w:color w:val="0A2F41" w:themeColor="accent1" w:themeShade="80"/>
+        </w:rPr>
+      </w:pPr>
+      <w:bookmarkStart w:id="5" w:name="_Toc229467698"/>
+      <w:r>
+        <w:rPr>
+          <w:color w:val="0A2F41" w:themeColor="accent1" w:themeShade="80"/>
+        </w:rPr>
         <w:t>Exigences non fonctionnelles</w:t>
       </w:r>
       <w:bookmarkEnd w:id="5"/>
@@ -8127,9 +8009,15 @@
     <w:p>
       <w:pPr>
         <w:pStyle w:val="Titre2"/>
-      </w:pPr>
-      <w:bookmarkStart w:id="6" w:name="_Toc228891109"/>
-      <w:r>
+        <w:rPr>
+          <w:color w:val="0A2F41" w:themeColor="accent1" w:themeShade="80"/>
+        </w:rPr>
+      </w:pPr>
+      <w:bookmarkStart w:id="6" w:name="_Toc229467699"/>
+      <w:r>
+        <w:rPr>
+          <w:color w:val="0A2F41" w:themeColor="accent1" w:themeShade="80"/>
+        </w:rPr>
         <w:t>Délimitation du projet</w:t>
       </w:r>
       <w:bookmarkEnd w:id="6"/>
@@ -8474,7 +8362,7 @@
       <w:pPr>
         <w:pStyle w:val="Titre1"/>
       </w:pPr>
-      <w:bookmarkStart w:id="7" w:name="_Toc228891110"/>
+      <w:bookmarkStart w:id="7" w:name="_Toc229467700"/>
       <w:r>
         <w:lastRenderedPageBreak/>
         <w:t>Processus métier</w:t>
@@ -8484,17 +8372,29 @@
     <w:p>
       <w:pPr>
         <w:pStyle w:val="Titre2"/>
-      </w:pPr>
-      <w:bookmarkStart w:id="8" w:name="_Toc228891111"/>
-      <w:r>
+        <w:rPr>
+          <w:color w:val="0A2F41" w:themeColor="accent1" w:themeShade="80"/>
+        </w:rPr>
+      </w:pPr>
+      <w:bookmarkStart w:id="8" w:name="_Toc229467701"/>
+      <w:r>
+        <w:rPr>
+          <w:color w:val="0A2F41" w:themeColor="accent1" w:themeShade="80"/>
+        </w:rPr>
         <w:t>Flux OCR (</w:t>
       </w:r>
       <w:proofErr w:type="spellStart"/>
       <w:r>
+        <w:rPr>
+          <w:color w:val="0A2F41" w:themeColor="accent1" w:themeShade="80"/>
+        </w:rPr>
         <w:t>upload</w:t>
       </w:r>
       <w:proofErr w:type="spellEnd"/>
       <w:r>
+        <w:rPr>
+          <w:color w:val="0A2F41" w:themeColor="accent1" w:themeShade="80"/>
+        </w:rPr>
         <w:t xml:space="preserve"> → extraction → validation → enregistrement)</w:t>
       </w:r>
       <w:bookmarkEnd w:id="8"/>
@@ -8557,9 +8457,15 @@
     <w:p>
       <w:pPr>
         <w:pStyle w:val="Titre2"/>
-      </w:pPr>
-      <w:bookmarkStart w:id="9" w:name="_Toc228891112"/>
-      <w:r>
+        <w:rPr>
+          <w:color w:val="0A2F41" w:themeColor="accent1" w:themeShade="80"/>
+        </w:rPr>
+      </w:pPr>
+      <w:bookmarkStart w:id="9" w:name="_Toc229467702"/>
+      <w:r>
+        <w:rPr>
+          <w:color w:val="0A2F41" w:themeColor="accent1" w:themeShade="80"/>
+        </w:rPr>
         <w:lastRenderedPageBreak/>
         <w:t>Gestion des équipements</w:t>
       </w:r>
@@ -8568,9 +8474,15 @@
     <w:p>
       <w:pPr>
         <w:pStyle w:val="Titre2"/>
-      </w:pPr>
-      <w:bookmarkStart w:id="10" w:name="_Toc228891113"/>
-      <w:r>
+        <w:rPr>
+          <w:color w:val="0A2F41" w:themeColor="accent1" w:themeShade="80"/>
+        </w:rPr>
+      </w:pPr>
+      <w:bookmarkStart w:id="10" w:name="_Toc229467703"/>
+      <w:r>
+        <w:rPr>
+          <w:color w:val="0A2F41" w:themeColor="accent1" w:themeShade="80"/>
+        </w:rPr>
         <w:t>Gestion des utilisateurs</w:t>
       </w:r>
       <w:bookmarkEnd w:id="10"/>
@@ -8592,7 +8504,7 @@
       <w:pPr>
         <w:pStyle w:val="Titre1"/>
       </w:pPr>
-      <w:bookmarkStart w:id="11" w:name="_Toc228891114"/>
+      <w:bookmarkStart w:id="11" w:name="_Toc229467704"/>
       <w:r>
         <w:lastRenderedPageBreak/>
         <w:t>Concept de réalisation</w:t>
@@ -8602,9 +8514,15 @@
     <w:p>
       <w:pPr>
         <w:pStyle w:val="Titre2"/>
-      </w:pPr>
-      <w:bookmarkStart w:id="12" w:name="_Toc228891115"/>
-      <w:r>
+        <w:rPr>
+          <w:color w:val="0A2F41" w:themeColor="accent1" w:themeShade="80"/>
+        </w:rPr>
+      </w:pPr>
+      <w:bookmarkStart w:id="12" w:name="_Toc229467705"/>
+      <w:r>
+        <w:rPr>
+          <w:color w:val="0A2F41" w:themeColor="accent1" w:themeShade="80"/>
+        </w:rPr>
         <w:t>Diagramme de flux</w:t>
       </w:r>
       <w:bookmarkEnd w:id="12"/>
@@ -8667,9 +8585,15 @@
     <w:p>
       <w:pPr>
         <w:pStyle w:val="Titre2"/>
-      </w:pPr>
-      <w:bookmarkStart w:id="13" w:name="_Toc228891116"/>
-      <w:r>
+        <w:rPr>
+          <w:color w:val="0A2F41" w:themeColor="accent1" w:themeShade="80"/>
+        </w:rPr>
+      </w:pPr>
+      <w:bookmarkStart w:id="13" w:name="_Toc229467706"/>
+      <w:r>
+        <w:rPr>
+          <w:color w:val="0A2F41" w:themeColor="accent1" w:themeShade="80"/>
+        </w:rPr>
         <w:lastRenderedPageBreak/>
         <w:t>Maquette UI/UX</w:t>
       </w:r>
@@ -9330,11 +9254,15 @@
     <w:p>
       <w:pPr>
         <w:pStyle w:val="Titre2"/>
-      </w:pPr>
-      <w:bookmarkStart w:id="14" w:name="_Toc228891117"/>
+        <w:rPr>
+          <w:color w:val="0A2F41" w:themeColor="accent1" w:themeShade="80"/>
+        </w:rPr>
+      </w:pPr>
+      <w:bookmarkStart w:id="14" w:name="_Toc229467707"/>
       <w:r>
         <w:rPr>
           <w:noProof/>
+          <w:color w:val="0A2F41" w:themeColor="accent1" w:themeShade="80"/>
         </w:rPr>
         <w:drawing>
           <wp:inline distT="0" distB="0" distL="0" distR="0" wp14:anchorId="189790C0" wp14:editId="1D69CAD8">
@@ -9373,6 +9301,9 @@
         </w:drawing>
       </w:r>
       <w:r>
+        <w:rPr>
+          <w:color w:val="0A2F41" w:themeColor="accent1" w:themeShade="80"/>
+        </w:rPr>
         <w:t>Use Cases</w:t>
       </w:r>
       <w:bookmarkEnd w:id="14"/>
@@ -9380,9 +9311,15 @@
     <w:p>
       <w:pPr>
         <w:pStyle w:val="Titre2"/>
-      </w:pPr>
-      <w:bookmarkStart w:id="15" w:name="_Toc228891118"/>
-      <w:r>
+        <w:rPr>
+          <w:color w:val="0A2F41" w:themeColor="accent1" w:themeShade="80"/>
+        </w:rPr>
+      </w:pPr>
+      <w:bookmarkStart w:id="15" w:name="_Toc229467708"/>
+      <w:r>
+        <w:rPr>
+          <w:color w:val="0A2F41" w:themeColor="accent1" w:themeShade="80"/>
+        </w:rPr>
         <w:t>Technologies choisies et justification</w:t>
       </w:r>
       <w:bookmarkEnd w:id="15"/>
@@ -9404,7 +9341,7 @@
       <w:pPr>
         <w:pStyle w:val="Titre1"/>
       </w:pPr>
-      <w:bookmarkStart w:id="16" w:name="_Toc228891119"/>
+      <w:bookmarkStart w:id="16" w:name="_Toc229467709"/>
       <w:r>
         <w:lastRenderedPageBreak/>
         <w:t>Modèle de données</w:t>
@@ -9414,9 +9351,15 @@
     <w:p>
       <w:pPr>
         <w:pStyle w:val="Titre2"/>
-      </w:pPr>
-      <w:bookmarkStart w:id="17" w:name="_Toc228891120"/>
-      <w:r>
+        <w:rPr>
+          <w:color w:val="0A2F41" w:themeColor="accent1" w:themeShade="80"/>
+        </w:rPr>
+      </w:pPr>
+      <w:bookmarkStart w:id="17" w:name="_Toc229467710"/>
+      <w:r>
+        <w:rPr>
+          <w:color w:val="0A2F41" w:themeColor="accent1" w:themeShade="80"/>
+        </w:rPr>
         <w:t>MLD</w:t>
       </w:r>
       <w:bookmarkEnd w:id="17"/>
@@ -9467,9 +9410,15 @@
     <w:p>
       <w:pPr>
         <w:pStyle w:val="Titre2"/>
-      </w:pPr>
-      <w:bookmarkStart w:id="18" w:name="_Toc228891121"/>
-      <w:r>
+        <w:rPr>
+          <w:color w:val="0A2F41" w:themeColor="accent1" w:themeShade="80"/>
+        </w:rPr>
+      </w:pPr>
+      <w:bookmarkStart w:id="18" w:name="_Toc229467711"/>
+      <w:r>
+        <w:rPr>
+          <w:color w:val="0A2F41" w:themeColor="accent1" w:themeShade="80"/>
+        </w:rPr>
         <w:t>Description des tables</w:t>
       </w:r>
       <w:bookmarkEnd w:id="18"/>
@@ -9490,9 +9439,15 @@
     <w:p>
       <w:pPr>
         <w:pStyle w:val="Titre2"/>
-      </w:pPr>
-      <w:bookmarkStart w:id="19" w:name="_Toc228891122"/>
-      <w:r>
+        <w:rPr>
+          <w:color w:val="0A2F41" w:themeColor="accent1" w:themeShade="80"/>
+        </w:rPr>
+      </w:pPr>
+      <w:bookmarkStart w:id="19" w:name="_Toc229467712"/>
+      <w:r>
+        <w:rPr>
+          <w:color w:val="0A2F41" w:themeColor="accent1" w:themeShade="80"/>
+        </w:rPr>
         <w:lastRenderedPageBreak/>
         <w:t>Normalisation et indexation</w:t>
       </w:r>
@@ -9504,39 +9459,59 @@
       </w:r>
     </w:p>
     <w:p>
-      <w:r>
-        <w:object w:dxaOrig="1543" w:dyaOrig="1000" w14:anchorId="68D6F8B8">
-          <v:shapetype id="_x0000_t75" coordsize="21600,21600" o:spt="75" o:preferrelative="t" path="m@4@5l@4@11@9@11@9@5xe" filled="f" stroked="f">
-            <v:stroke joinstyle="miter"/>
-            <v:formulas>
-              <v:f eqn="if lineDrawn pixelLineWidth 0"/>
-              <v:f eqn="sum @0 1 0"/>
-              <v:f eqn="sum 0 0 @1"/>
-              <v:f eqn="prod @2 1 2"/>
-              <v:f eqn="prod @3 21600 pixelWidth"/>
-              <v:f eqn="prod @3 21600 pixelHeight"/>
-              <v:f eqn="sum @0 0 1"/>
-              <v:f eqn="prod @6 1 2"/>
-              <v:f eqn="prod @7 21600 pixelWidth"/>
-              <v:f eqn="sum @8 21600 0"/>
-              <v:f eqn="prod @7 21600 pixelHeight"/>
-              <v:f eqn="sum @10 21600 0"/>
-            </v:formulas>
-            <v:path o:extrusionok="f" gradientshapeok="t" o:connecttype="rect"/>
-            <o:lock v:ext="edit" aspectratio="t"/>
-          </v:shapetype>
-          <v:shape id="_x0000_i1025" type="#_x0000_t75" style="width:77pt;height:50.1pt" o:ole="">
-            <v:imagedata r:id="rId28" o:title=""/>
-          </v:shape>
-          <o:OLEObject Type="Embed" ProgID="Package" ShapeID="_x0000_i1025" DrawAspect="Icon" ObjectID="_1839743327" r:id="rId29"/>
-        </w:object>
+      <w:hyperlink r:id="rId28" w:history="1">
+        <w:r>
+          <w:rPr>
+            <w:rStyle w:val="Lienhypertexte"/>
+          </w:rPr>
+          <w:t>https://github.com/jimmylamcpnv/TPI/tree/main/utils</w:t>
+        </w:r>
+      </w:hyperlink>
+    </w:p>
+    <w:p>
+      <w:r>
+        <w:drawing>
+          <wp:inline distT="0" distB="0" distL="0" distR="0" wp14:anchorId="66FC252A" wp14:editId="3F22E13E">
+            <wp:extent cx="5760720" cy="3950335"/>
+            <wp:effectExtent l="0" t="0" r="0" b="0"/>
+            <wp:docPr id="1423373469" name="Image 1"/>
+            <wp:cNvGraphicFramePr>
+              <a:graphicFrameLocks xmlns:a="http://schemas.openxmlformats.org/drawingml/2006/main" noChangeAspect="1"/>
+            </wp:cNvGraphicFramePr>
+            <a:graphic xmlns:a="http://schemas.openxmlformats.org/drawingml/2006/main">
+              <a:graphicData uri="http://schemas.openxmlformats.org/drawingml/2006/picture">
+                <pic:pic xmlns:pic="http://schemas.openxmlformats.org/drawingml/2006/picture">
+                  <pic:nvPicPr>
+                    <pic:cNvPr id="1423373469" name=""/>
+                    <pic:cNvPicPr/>
+                  </pic:nvPicPr>
+                  <pic:blipFill>
+                    <a:blip r:embed="rId29"/>
+                    <a:stretch>
+                      <a:fillRect/>
+                    </a:stretch>
+                  </pic:blipFill>
+                  <pic:spPr>
+                    <a:xfrm>
+                      <a:off x="0" y="0"/>
+                      <a:ext cx="5760720" cy="3950335"/>
+                    </a:xfrm>
+                    <a:prstGeom prst="rect">
+                      <a:avLst/>
+                    </a:prstGeom>
+                  </pic:spPr>
+                </pic:pic>
+              </a:graphicData>
+            </a:graphic>
+          </wp:inline>
+        </w:drawing>
       </w:r>
     </w:p>
     <w:p>
       <w:pPr>
         <w:pStyle w:val="Titre1"/>
       </w:pPr>
-      <w:bookmarkStart w:id="20" w:name="_Toc228891123"/>
+      <w:bookmarkStart w:id="20" w:name="_Toc229467713"/>
       <w:r>
         <w:t>Sécurité et protection des données</w:t>
       </w:r>
@@ -9545,9 +9520,15 @@
     <w:p>
       <w:pPr>
         <w:pStyle w:val="Titre2"/>
-      </w:pPr>
-      <w:bookmarkStart w:id="21" w:name="_Toc228891124"/>
-      <w:r>
+        <w:rPr>
+          <w:color w:val="0A2F41" w:themeColor="accent1" w:themeShade="80"/>
+        </w:rPr>
+      </w:pPr>
+      <w:bookmarkStart w:id="21" w:name="_Toc229467714"/>
+      <w:r>
+        <w:rPr>
+          <w:color w:val="0A2F41" w:themeColor="accent1" w:themeShade="80"/>
+        </w:rPr>
         <w:t>Concept de rôles (Admin / Utilisateur standard)</w:t>
       </w:r>
       <w:bookmarkEnd w:id="21"/>
@@ -9605,6 +9586,7 @@
     </w:p>
     <w:p>
       <w:r>
+        <w:lastRenderedPageBreak/>
         <w:t xml:space="preserve">La vérification du rôle est assurée par une fonction utilitaire centralisée </w:t>
       </w:r>
       <w:proofErr w:type="spellStart"/>
@@ -9936,10 +9918,15 @@
     <w:p>
       <w:pPr>
         <w:pStyle w:val="Titre2"/>
-      </w:pPr>
-      <w:bookmarkStart w:id="22" w:name="_Toc228891125"/>
-      <w:r>
-        <w:lastRenderedPageBreak/>
+        <w:rPr>
+          <w:color w:val="0A2F41" w:themeColor="accent1" w:themeShade="80"/>
+        </w:rPr>
+      </w:pPr>
+      <w:bookmarkStart w:id="22" w:name="_Toc229467715"/>
+      <w:r>
+        <w:rPr>
+          <w:color w:val="0A2F41" w:themeColor="accent1" w:themeShade="80"/>
+        </w:rPr>
         <w:t>Authentification</w:t>
       </w:r>
       <w:bookmarkEnd w:id="22"/>
@@ -9982,7 +9969,7 @@
       <w:pPr>
         <w:pStyle w:val="Titre3"/>
       </w:pPr>
-      <w:bookmarkStart w:id="23" w:name="_Toc228891126"/>
+      <w:bookmarkStart w:id="23" w:name="_Toc229467716"/>
       <w:r>
         <w:t>Stockage du mot de passe</w:t>
       </w:r>
@@ -10023,7 +10010,7 @@
       <w:pPr>
         <w:pStyle w:val="Titre3"/>
       </w:pPr>
-      <w:bookmarkStart w:id="24" w:name="_Toc228891127"/>
+      <w:bookmarkStart w:id="24" w:name="_Toc229467717"/>
       <w:r>
         <w:t>Processus de connexion</w:t>
       </w:r>
@@ -10085,7 +10072,7 @@
       <w:pPr>
         <w:pStyle w:val="Titre3"/>
       </w:pPr>
-      <w:bookmarkStart w:id="25" w:name="_Toc228891128"/>
+      <w:bookmarkStart w:id="25" w:name="_Toc229467718"/>
       <w:r>
         <w:t>Protection des pages</w:t>
       </w:r>
@@ -10109,16 +10096,26 @@
       </w:r>
       <w:proofErr w:type="gramEnd"/>
       <w:r>
-        <w:t>) en première ligne. Cette fonction lit le rôle stocké en session et le compare à la liste des rôles autorisés passée en paramètre. Si l'utilisateur n'est pas connecté ou si son rôle est insuffisant, la page interrompt son exécution et affiche un message d'erreur ou redirige vers la page de connexion. Ce mécanisme est ainsi le garde-fou central de toute la sécurité applicative, appliqué de manière uniforme sur l'ensemble des pages.</w:t>
+        <w:t xml:space="preserve">) en première ligne. Cette fonction lit le rôle stocké en session et le compare à la liste des rôles autorisés passée en paramètre. Si l'utilisateur n'est pas connecté ou si son rôle est insuffisant, la page </w:t>
+      </w:r>
+      <w:r>
+        <w:lastRenderedPageBreak/>
+        <w:t>interrompt son exécution et affiche un message d'erreur ou redirige vers la page de connexion. Ce mécanisme est ainsi le garde-fou central de toute la sécurité applicative, appliqué de manière uniforme sur l'ensemble des pages.</w:t>
       </w:r>
     </w:p>
     <w:p/>
     <w:p>
       <w:pPr>
         <w:pStyle w:val="Titre2"/>
-      </w:pPr>
-      <w:bookmarkStart w:id="26" w:name="_Toc228891129"/>
-      <w:r>
+        <w:rPr>
+          <w:color w:val="0A2F41" w:themeColor="accent1" w:themeShade="80"/>
+        </w:rPr>
+      </w:pPr>
+      <w:bookmarkStart w:id="26" w:name="_Toc229467719"/>
+      <w:r>
+        <w:rPr>
+          <w:color w:val="0A2F41" w:themeColor="accent1" w:themeShade="80"/>
+        </w:rPr>
         <w:t>Sauvegarde et restauration</w:t>
       </w:r>
       <w:bookmarkEnd w:id="26"/>
@@ -10127,7 +10124,7 @@
       <w:pPr>
         <w:pStyle w:val="Titre1"/>
       </w:pPr>
-      <w:bookmarkStart w:id="27" w:name="_Toc228891130"/>
+      <w:bookmarkStart w:id="27" w:name="_Toc229467720"/>
       <w:r>
         <w:t>Implémentation</w:t>
       </w:r>
@@ -10136,10 +10133,16 @@
     <w:p>
       <w:pPr>
         <w:pStyle w:val="Titre2"/>
-      </w:pPr>
-      <w:bookmarkStart w:id="28" w:name="_Toc228891131"/>
+        <w:rPr>
+          <w:color w:val="0A2F41" w:themeColor="accent1" w:themeShade="80"/>
+        </w:rPr>
+      </w:pPr>
+      <w:bookmarkStart w:id="28" w:name="_Toc229467721"/>
       <w:proofErr w:type="spellStart"/>
       <w:r>
+        <w:rPr>
+          <w:color w:val="0A2F41" w:themeColor="accent1" w:themeShade="80"/>
+        </w:rPr>
         <w:t>Back-end</w:t>
       </w:r>
       <w:bookmarkEnd w:id="28"/>
@@ -10149,7 +10152,7 @@
       <w:pPr>
         <w:pStyle w:val="Titre3"/>
       </w:pPr>
-      <w:bookmarkStart w:id="29" w:name="_Toc228891132"/>
+      <w:bookmarkStart w:id="29" w:name="_Toc229467722"/>
       <w:r>
         <w:t xml:space="preserve">Fonctions CRUD </w:t>
       </w:r>
@@ -10171,238 +10174,235 @@
       </w:r>
       <w:proofErr w:type="spellEnd"/>
       <w:r>
-        <w:t xml:space="preserve"> est organisé en modules Python distincts, chacun regroupant les fonctions d'accès à la base de données pour une entité donnée. Toutes ces fonctions </w:t>
-      </w:r>
+        <w:t xml:space="preserve"> est organisé en modules Python distincts, chacun regroupant les fonctions d'accès à la base de données pour une entité donnée. Toutes ces fonctions s'appuient sur le client </w:t>
+      </w:r>
+      <w:proofErr w:type="spellStart"/>
+      <w:r>
+        <w:t>Supabase</w:t>
+      </w:r>
+      <w:proofErr w:type="spellEnd"/>
+      <w:r>
+        <w:t xml:space="preserve"> instancié dans un module de connexion centralisé (db_connexion.py), ce qui évite toute duplication de la logique de connexion.</w:t>
+      </w:r>
+    </w:p>
+    <w:p>
+      <w:pPr>
+        <w:pStyle w:val="Titre3"/>
+      </w:pPr>
+      <w:bookmarkStart w:id="30" w:name="_Toc229467723"/>
+      <w:r>
+        <w:t>Module db_equipements.py</w:t>
+      </w:r>
+      <w:bookmarkEnd w:id="30"/>
+    </w:p>
+    <w:p>
+      <w:r>
+        <w:t xml:space="preserve">Ce module expose les quatre opérations CRUD pour la table </w:t>
+      </w:r>
+      <w:proofErr w:type="spellStart"/>
+      <w:r>
+        <w:t>equipments</w:t>
+      </w:r>
+      <w:proofErr w:type="spellEnd"/>
+      <w:r>
+        <w:t>.</w:t>
+      </w:r>
+    </w:p>
+    <w:p>
+      <w:r>
+        <w:t xml:space="preserve">La fonction </w:t>
+      </w:r>
+      <w:proofErr w:type="spellStart"/>
+      <w:r>
+        <w:t>get_all_</w:t>
+      </w:r>
+      <w:proofErr w:type="gramStart"/>
+      <w:r>
+        <w:t>equipements</w:t>
+      </w:r>
+      <w:proofErr w:type="spellEnd"/>
+      <w:r>
+        <w:t>(</w:t>
+      </w:r>
+      <w:proofErr w:type="gramEnd"/>
+      <w:r>
+        <w:t xml:space="preserve">) interroge la table via un SELECT * et retourne la liste complète des équipements sous forme de dictionnaires Python. Cette liste est directement consommée par les pages </w:t>
+      </w:r>
+      <w:proofErr w:type="spellStart"/>
+      <w:r>
+        <w:t>front-end</w:t>
+      </w:r>
+      <w:proofErr w:type="spellEnd"/>
+      <w:r>
+        <w:t xml:space="preserve"> pour l'affichage et les calculs statistiques.</w:t>
+      </w:r>
+    </w:p>
+    <w:p>
+      <w:r>
+        <w:t xml:space="preserve">La fonction </w:t>
+      </w:r>
+      <w:proofErr w:type="spellStart"/>
+      <w:r>
+        <w:t>create_</w:t>
+      </w:r>
+      <w:proofErr w:type="gramStart"/>
+      <w:r>
+        <w:t>equipment</w:t>
+      </w:r>
+      <w:proofErr w:type="spellEnd"/>
+      <w:r>
+        <w:t>(</w:t>
+      </w:r>
+      <w:proofErr w:type="gramEnd"/>
+      <w:r>
+        <w:t xml:space="preserve">) accepte les dix champs d'un équipement et effectue un INSERT vers </w:t>
+      </w:r>
+      <w:proofErr w:type="spellStart"/>
+      <w:r>
+        <w:t>Supabase</w:t>
+      </w:r>
+      <w:proofErr w:type="spellEnd"/>
+      <w:r>
+        <w:t>. Les champs optionnels de type entier ou date (</w:t>
+      </w:r>
+      <w:proofErr w:type="spellStart"/>
+      <w:r>
+        <w:t>warranty_months</w:t>
+      </w:r>
+      <w:proofErr w:type="spellEnd"/>
+      <w:r>
+        <w:t xml:space="preserve">, </w:t>
+      </w:r>
+      <w:proofErr w:type="spellStart"/>
+      <w:r>
+        <w:t>purchase_date</w:t>
+      </w:r>
+      <w:proofErr w:type="spellEnd"/>
+      <w:r>
+        <w:t xml:space="preserve">, </w:t>
+      </w:r>
+      <w:proofErr w:type="spellStart"/>
+      <w:r>
+        <w:t>assigned_user_id</w:t>
+      </w:r>
+      <w:proofErr w:type="spellEnd"/>
+      <w:r>
+        <w:t>) sont transmis en None lorsqu'ils sont vides, ce qui correspond à une valeur NULL en base PostgreSQL. Transmettre une chaîne vide à ces colonnes provoque une erreur de type côté base de données, ce problème a été identifié et corrigé lors du développement.</w:t>
+      </w:r>
+    </w:p>
+    <w:p>
+      <w:r>
+        <w:t xml:space="preserve">La fonction </w:t>
+      </w:r>
+      <w:proofErr w:type="spellStart"/>
+      <w:r>
+        <w:t>update_</w:t>
+      </w:r>
+      <w:proofErr w:type="gramStart"/>
+      <w:r>
+        <w:t>equipments</w:t>
+      </w:r>
+      <w:proofErr w:type="spellEnd"/>
+      <w:r>
+        <w:t>(</w:t>
+      </w:r>
+      <w:proofErr w:type="gramEnd"/>
+      <w:r>
+        <w:t xml:space="preserve">) prend en paramètre l'identifiant de l'équipement ainsi que l'ensemble de ses champs, et effectue un UPDATE ciblé via la </w:t>
+      </w:r>
+      <w:proofErr w:type="gramStart"/>
+      <w:r>
+        <w:t>clause .eq</w:t>
+      </w:r>
+      <w:proofErr w:type="gramEnd"/>
+      <w:r>
+        <w:t>("id", id).</w:t>
+      </w:r>
+    </w:p>
+    <w:p>
+      <w:r>
+        <w:t xml:space="preserve">La fonction </w:t>
+      </w:r>
+      <w:proofErr w:type="spellStart"/>
+      <w:r>
+        <w:t>delete_</w:t>
+      </w:r>
+      <w:proofErr w:type="gramStart"/>
+      <w:r>
+        <w:t>equipment</w:t>
+      </w:r>
+      <w:proofErr w:type="spellEnd"/>
+      <w:r>
+        <w:t>(</w:t>
+      </w:r>
+      <w:proofErr w:type="gramEnd"/>
+      <w:r>
+        <w:t xml:space="preserve">) supprime un équipement en ciblant son identifiant </w:t>
+      </w:r>
+      <w:proofErr w:type="gramStart"/>
+      <w:r>
+        <w:t>via .eq</w:t>
+      </w:r>
+      <w:proofErr w:type="gramEnd"/>
+      <w:r>
+        <w:t>("id", id).</w:t>
+      </w:r>
+    </w:p>
+    <w:p>
+      <w:pPr>
+        <w:pStyle w:val="Titre3"/>
+      </w:pPr>
+      <w:bookmarkStart w:id="31" w:name="_Toc229467724"/>
+      <w:r>
+        <w:t>Module db_users.py</w:t>
+      </w:r>
+      <w:bookmarkEnd w:id="31"/>
+    </w:p>
+    <w:p>
+      <w:r>
+        <w:t xml:space="preserve">Ce module gère les opérations sur la table </w:t>
+      </w:r>
+      <w:proofErr w:type="spellStart"/>
+      <w:r>
+        <w:t>users</w:t>
+      </w:r>
+      <w:proofErr w:type="spellEnd"/>
+      <w:r>
+        <w:t>.</w:t>
+      </w:r>
+    </w:p>
+    <w:p>
+      <w:r>
+        <w:t xml:space="preserve">La fonction </w:t>
+      </w:r>
+      <w:proofErr w:type="spellStart"/>
+      <w:r>
+        <w:t>create_</w:t>
+      </w:r>
+      <w:proofErr w:type="gramStart"/>
+      <w:r>
+        <w:t>user</w:t>
+      </w:r>
+      <w:proofErr w:type="spellEnd"/>
+      <w:r>
+        <w:t>(</w:t>
+      </w:r>
+      <w:proofErr w:type="gramEnd"/>
+      <w:r>
+        <w:t xml:space="preserve">) crée un nouvel utilisateur en hachant le mot de passe avec la bibliothèque </w:t>
+      </w:r>
+      <w:proofErr w:type="spellStart"/>
+      <w:r>
+        <w:t>bcrypt</w:t>
+      </w:r>
+      <w:proofErr w:type="spellEnd"/>
+      <w:r>
+        <w:t xml:space="preserve"> avant de l'insérer en base. Le mot de passe n'est donc jamais stocké en clair, conformément à l'exigence non fonctionnelle ENF-01.1.</w:t>
+      </w:r>
+    </w:p>
+    <w:p>
       <w:r>
         <w:lastRenderedPageBreak/>
-        <w:t xml:space="preserve">s'appuient sur le client </w:t>
-      </w:r>
-      <w:proofErr w:type="spellStart"/>
-      <w:r>
-        <w:t>Supabase</w:t>
-      </w:r>
-      <w:proofErr w:type="spellEnd"/>
-      <w:r>
-        <w:t xml:space="preserve"> instancié dans un module de connexion centralisé (db_connexion.py), ce qui évite toute duplication de la logique de connexion.</w:t>
-      </w:r>
-    </w:p>
-    <w:p>
-      <w:pPr>
-        <w:pStyle w:val="Titre3"/>
-      </w:pPr>
-      <w:bookmarkStart w:id="30" w:name="_Toc228891133"/>
-      <w:r>
-        <w:t>Module db_equipements.py</w:t>
-      </w:r>
-      <w:bookmarkEnd w:id="30"/>
-    </w:p>
-    <w:p>
-      <w:r>
-        <w:t xml:space="preserve">Ce module expose les quatre opérations CRUD pour la table </w:t>
-      </w:r>
-      <w:proofErr w:type="spellStart"/>
-      <w:r>
-        <w:t>equipments</w:t>
-      </w:r>
-      <w:proofErr w:type="spellEnd"/>
-      <w:r>
-        <w:t>.</w:t>
-      </w:r>
-    </w:p>
-    <w:p>
-      <w:r>
-        <w:t xml:space="preserve">La fonction </w:t>
-      </w:r>
-      <w:proofErr w:type="spellStart"/>
-      <w:r>
-        <w:t>get_all_</w:t>
-      </w:r>
-      <w:proofErr w:type="gramStart"/>
-      <w:r>
-        <w:t>equipements</w:t>
-      </w:r>
-      <w:proofErr w:type="spellEnd"/>
-      <w:r>
-        <w:t>(</w:t>
-      </w:r>
-      <w:proofErr w:type="gramEnd"/>
-      <w:r>
-        <w:t xml:space="preserve">) interroge la table via un SELECT * et retourne la liste complète des équipements sous forme de dictionnaires Python. Cette liste est directement consommée par les pages </w:t>
-      </w:r>
-      <w:proofErr w:type="spellStart"/>
-      <w:r>
-        <w:t>front-end</w:t>
-      </w:r>
-      <w:proofErr w:type="spellEnd"/>
-      <w:r>
-        <w:t xml:space="preserve"> pour l'affichage et les calculs statistiques.</w:t>
-      </w:r>
-    </w:p>
-    <w:p>
-      <w:r>
-        <w:t xml:space="preserve">La fonction </w:t>
-      </w:r>
-      <w:proofErr w:type="spellStart"/>
-      <w:r>
-        <w:t>create_</w:t>
-      </w:r>
-      <w:proofErr w:type="gramStart"/>
-      <w:r>
-        <w:t>equipment</w:t>
-      </w:r>
-      <w:proofErr w:type="spellEnd"/>
-      <w:r>
-        <w:t>(</w:t>
-      </w:r>
-      <w:proofErr w:type="gramEnd"/>
-      <w:r>
-        <w:t xml:space="preserve">) accepte les dix champs d'un équipement et effectue un INSERT vers </w:t>
-      </w:r>
-      <w:proofErr w:type="spellStart"/>
-      <w:r>
-        <w:t>Supabase</w:t>
-      </w:r>
-      <w:proofErr w:type="spellEnd"/>
-      <w:r>
-        <w:t>. Les champs optionnels de type entier ou date (</w:t>
-      </w:r>
-      <w:proofErr w:type="spellStart"/>
-      <w:r>
-        <w:t>warranty_months</w:t>
-      </w:r>
-      <w:proofErr w:type="spellEnd"/>
-      <w:r>
-        <w:t xml:space="preserve">, </w:t>
-      </w:r>
-      <w:proofErr w:type="spellStart"/>
-      <w:r>
-        <w:t>purchase_date</w:t>
-      </w:r>
-      <w:proofErr w:type="spellEnd"/>
-      <w:r>
-        <w:t xml:space="preserve">, </w:t>
-      </w:r>
-      <w:proofErr w:type="spellStart"/>
-      <w:r>
-        <w:t>assigned_user_id</w:t>
-      </w:r>
-      <w:proofErr w:type="spellEnd"/>
-      <w:r>
-        <w:t>) sont transmis en None lorsqu'ils sont vides, ce qui correspond à une valeur NULL en base PostgreSQL. Transmettre une chaîne vide à ces colonnes provoque une erreur de type côté base de données, ce problème a été identifié et corrigé lors du développement.</w:t>
-      </w:r>
-    </w:p>
-    <w:p>
-      <w:r>
-        <w:t xml:space="preserve">La fonction </w:t>
-      </w:r>
-      <w:proofErr w:type="spellStart"/>
-      <w:r>
-        <w:t>update_</w:t>
-      </w:r>
-      <w:proofErr w:type="gramStart"/>
-      <w:r>
-        <w:t>equipments</w:t>
-      </w:r>
-      <w:proofErr w:type="spellEnd"/>
-      <w:r>
-        <w:t>(</w:t>
-      </w:r>
-      <w:proofErr w:type="gramEnd"/>
-      <w:r>
-        <w:t xml:space="preserve">) prend en paramètre l'identifiant de l'équipement ainsi que l'ensemble de ses champs, et effectue un UPDATE ciblé via la </w:t>
-      </w:r>
-      <w:proofErr w:type="gramStart"/>
-      <w:r>
-        <w:t>clause .eq</w:t>
-      </w:r>
-      <w:proofErr w:type="gramEnd"/>
-      <w:r>
-        <w:t>("id", id).</w:t>
-      </w:r>
-    </w:p>
-    <w:p>
-      <w:r>
-        <w:t xml:space="preserve">La fonction </w:t>
-      </w:r>
-      <w:proofErr w:type="spellStart"/>
-      <w:r>
-        <w:t>delete_</w:t>
-      </w:r>
-      <w:proofErr w:type="gramStart"/>
-      <w:r>
-        <w:t>equipment</w:t>
-      </w:r>
-      <w:proofErr w:type="spellEnd"/>
-      <w:r>
-        <w:t>(</w:t>
-      </w:r>
-      <w:proofErr w:type="gramEnd"/>
-      <w:r>
-        <w:t xml:space="preserve">) supprime un équipement en ciblant son identifiant </w:t>
-      </w:r>
-      <w:proofErr w:type="gramStart"/>
-      <w:r>
-        <w:t>via .eq</w:t>
-      </w:r>
-      <w:proofErr w:type="gramEnd"/>
-      <w:r>
-        <w:t>("id", id).</w:t>
-      </w:r>
-    </w:p>
-    <w:p>
-      <w:pPr>
-        <w:pStyle w:val="Titre3"/>
-      </w:pPr>
-      <w:bookmarkStart w:id="31" w:name="_Toc228891134"/>
-      <w:r>
-        <w:t>Module db_users.py</w:t>
-      </w:r>
-      <w:bookmarkEnd w:id="31"/>
-    </w:p>
-    <w:p>
-      <w:r>
-        <w:t xml:space="preserve">Ce module gère les opérations sur la table </w:t>
-      </w:r>
-      <w:proofErr w:type="spellStart"/>
-      <w:r>
-        <w:t>users</w:t>
-      </w:r>
-      <w:proofErr w:type="spellEnd"/>
-      <w:r>
-        <w:t>.</w:t>
-      </w:r>
-    </w:p>
-    <w:p>
-      <w:r>
-        <w:t xml:space="preserve">La fonction </w:t>
-      </w:r>
-      <w:proofErr w:type="spellStart"/>
-      <w:r>
-        <w:t>create_</w:t>
-      </w:r>
-      <w:proofErr w:type="gramStart"/>
-      <w:r>
-        <w:t>user</w:t>
-      </w:r>
-      <w:proofErr w:type="spellEnd"/>
-      <w:r>
-        <w:t>(</w:t>
-      </w:r>
-      <w:proofErr w:type="gramEnd"/>
-      <w:r>
-        <w:t xml:space="preserve">) crée un nouvel utilisateur en hachant le mot de passe avec la bibliothèque </w:t>
-      </w:r>
-      <w:proofErr w:type="spellStart"/>
-      <w:r>
-        <w:t>bcrypt</w:t>
-      </w:r>
-      <w:proofErr w:type="spellEnd"/>
-      <w:r>
-        <w:t xml:space="preserve"> avant de l'insérer en base. Le mot de passe n'est donc jamais stocké en clair, conformément à l'exigence non fonctionnelle ENF-01.1.</w:t>
-      </w:r>
-    </w:p>
-    <w:p>
-      <w:r>
         <w:t xml:space="preserve">Les fonctions </w:t>
       </w:r>
       <w:proofErr w:type="spellStart"/>
@@ -10522,10 +10522,16 @@
     <w:p>
       <w:pPr>
         <w:pStyle w:val="Titre2"/>
-      </w:pPr>
-      <w:bookmarkStart w:id="32" w:name="_Toc228891135"/>
+        <w:rPr>
+          <w:color w:val="0A2F41" w:themeColor="accent1" w:themeShade="80"/>
+        </w:rPr>
+      </w:pPr>
+      <w:bookmarkStart w:id="32" w:name="_Toc229467725"/>
       <w:proofErr w:type="spellStart"/>
       <w:r>
+        <w:rPr>
+          <w:color w:val="0A2F41" w:themeColor="accent1" w:themeShade="80"/>
+        </w:rPr>
         <w:lastRenderedPageBreak/>
         <w:t>Front-end</w:t>
       </w:r>
@@ -10573,7 +10579,7 @@
       <w:pPr>
         <w:pStyle w:val="Titre3"/>
       </w:pPr>
-      <w:bookmarkStart w:id="33" w:name="_Toc228891136"/>
+      <w:bookmarkStart w:id="33" w:name="_Toc229467726"/>
       <w:r>
         <w:t>Tableau de bord (Dashboard)</w:t>
       </w:r>
@@ -10846,7 +10852,7 @@
       <w:pPr>
         <w:pStyle w:val="Titre3"/>
       </w:pPr>
-      <w:bookmarkStart w:id="34" w:name="_Toc228891137"/>
+      <w:bookmarkStart w:id="34" w:name="_Toc229467727"/>
       <w:r>
         <w:t>Page Equipements</w:t>
       </w:r>
@@ -11104,7 +11110,7 @@
       <w:pPr>
         <w:pStyle w:val="Titre3"/>
       </w:pPr>
-      <w:bookmarkStart w:id="35" w:name="_Toc228891138"/>
+      <w:bookmarkStart w:id="35" w:name="_Toc229467728"/>
       <w:r>
         <w:t>Zone de filtres</w:t>
       </w:r>
@@ -11311,9 +11317,15 @@
     <w:p>
       <w:pPr>
         <w:pStyle w:val="Titre2"/>
-      </w:pPr>
-      <w:bookmarkStart w:id="36" w:name="_Toc228891139"/>
-      <w:r>
+        <w:rPr>
+          <w:color w:val="0A2F41" w:themeColor="accent1" w:themeShade="80"/>
+        </w:rPr>
+      </w:pPr>
+      <w:bookmarkStart w:id="36" w:name="_Toc229467729"/>
+      <w:r>
+        <w:rPr>
+          <w:color w:val="0A2F41" w:themeColor="accent1" w:themeShade="80"/>
+        </w:rPr>
         <w:t>Module OCR</w:t>
       </w:r>
       <w:bookmarkEnd w:id="36"/>
@@ -11321,12 +11333,21 @@
     <w:p>
       <w:pPr>
         <w:pStyle w:val="Titre2"/>
-      </w:pPr>
-      <w:bookmarkStart w:id="37" w:name="_Toc228891140"/>
-      <w:r>
+        <w:rPr>
+          <w:color w:val="0A2F41" w:themeColor="accent1" w:themeShade="80"/>
+        </w:rPr>
+      </w:pPr>
+      <w:bookmarkStart w:id="37" w:name="_Toc229467730"/>
+      <w:r>
+        <w:rPr>
+          <w:color w:val="0A2F41" w:themeColor="accent1" w:themeShade="80"/>
+        </w:rPr>
         <w:t>Journalisation</w:t>
       </w:r>
       <w:r>
+        <w:rPr>
+          <w:color w:val="0A2F41" w:themeColor="accent1" w:themeShade="80"/>
+        </w:rPr>
         <w:t xml:space="preserve"> (logs)</w:t>
       </w:r>
       <w:bookmarkEnd w:id="37"/>
@@ -11334,14 +11355,23 @@
     <w:p>
       <w:pPr>
         <w:pStyle w:val="Titre2"/>
-      </w:pPr>
-      <w:bookmarkStart w:id="38" w:name="_Toc228891141"/>
+        <w:rPr>
+          <w:color w:val="0A2F41" w:themeColor="accent1" w:themeShade="80"/>
+        </w:rPr>
+      </w:pPr>
+      <w:bookmarkStart w:id="38" w:name="_Toc229467731"/>
       <w:proofErr w:type="spellStart"/>
       <w:r>
+        <w:rPr>
+          <w:color w:val="0A2F41" w:themeColor="accent1" w:themeShade="80"/>
+        </w:rPr>
         <w:t>Versionnement</w:t>
       </w:r>
       <w:proofErr w:type="spellEnd"/>
       <w:r>
+        <w:rPr>
+          <w:color w:val="0A2F41" w:themeColor="accent1" w:themeShade="80"/>
+        </w:rPr>
         <w:t xml:space="preserve"> (Git)</w:t>
       </w:r>
       <w:bookmarkEnd w:id="38"/>
@@ -11350,7 +11380,7 @@
       <w:pPr>
         <w:pStyle w:val="Titre1"/>
       </w:pPr>
-      <w:bookmarkStart w:id="39" w:name="_Toc228891142"/>
+      <w:bookmarkStart w:id="39" w:name="_Toc229467732"/>
       <w:r>
         <w:t>Tests</w:t>
       </w:r>
@@ -11359,9 +11389,15 @@
     <w:p>
       <w:pPr>
         <w:pStyle w:val="Titre2"/>
-      </w:pPr>
-      <w:bookmarkStart w:id="40" w:name="_Toc228891143"/>
-      <w:r>
+        <w:rPr>
+          <w:color w:val="0A2F41" w:themeColor="accent1" w:themeShade="80"/>
+        </w:rPr>
+      </w:pPr>
+      <w:bookmarkStart w:id="40" w:name="_Toc229467733"/>
+      <w:r>
+        <w:rPr>
+          <w:color w:val="0A2F41" w:themeColor="accent1" w:themeShade="80"/>
+        </w:rPr>
         <w:t>Environnement de test</w:t>
       </w:r>
       <w:bookmarkEnd w:id="40"/>
@@ -11369,9 +11405,15 @@
     <w:p>
       <w:pPr>
         <w:pStyle w:val="Titre2"/>
-      </w:pPr>
-      <w:bookmarkStart w:id="41" w:name="_Toc228891144"/>
-      <w:r>
+        <w:rPr>
+          <w:color w:val="0A2F41" w:themeColor="accent1" w:themeShade="80"/>
+        </w:rPr>
+      </w:pPr>
+      <w:bookmarkStart w:id="41" w:name="_Toc229467734"/>
+      <w:r>
+        <w:rPr>
+          <w:color w:val="0A2F41" w:themeColor="accent1" w:themeShade="80"/>
+        </w:rPr>
         <w:t>Cas de test</w:t>
       </w:r>
       <w:bookmarkEnd w:id="41"/>
@@ -11379,9 +11421,15 @@
     <w:p>
       <w:pPr>
         <w:pStyle w:val="Titre2"/>
-      </w:pPr>
-      <w:bookmarkStart w:id="42" w:name="_Toc228891145"/>
-      <w:r>
+        <w:rPr>
+          <w:color w:val="0A2F41" w:themeColor="accent1" w:themeShade="80"/>
+        </w:rPr>
+      </w:pPr>
+      <w:bookmarkStart w:id="42" w:name="_Toc229467735"/>
+      <w:r>
+        <w:rPr>
+          <w:color w:val="0A2F41" w:themeColor="accent1" w:themeShade="80"/>
+        </w:rPr>
         <w:t>Résultats et corrections</w:t>
       </w:r>
       <w:bookmarkEnd w:id="42"/>
@@ -11395,7 +11443,6 @@
           <w:szCs w:val="40"/>
         </w:rPr>
       </w:pPr>
-      <w:bookmarkStart w:id="43" w:name="_Toc228891146"/>
       <w:r>
         <w:br w:type="page"/>
       </w:r>
@@ -11404,6 +11451,7 @@
       <w:pPr>
         <w:pStyle w:val="Titre1"/>
       </w:pPr>
+      <w:bookmarkStart w:id="43" w:name="_Toc229467736"/>
       <w:r>
         <w:lastRenderedPageBreak/>
         <w:t>Manuel d'exploitation</w:t>
@@ -11413,15 +11461,24 @@
     <w:p>
       <w:pPr>
         <w:pStyle w:val="Titre2"/>
-      </w:pPr>
-      <w:bookmarkStart w:id="44" w:name="_Toc228891147"/>
-      <w:r>
+        <w:rPr>
+          <w:color w:val="0A2F41" w:themeColor="accent1" w:themeShade="80"/>
+        </w:rPr>
+      </w:pPr>
+      <w:bookmarkStart w:id="44" w:name="_Toc229467737"/>
+      <w:r>
+        <w:rPr>
+          <w:color w:val="0A2F41" w:themeColor="accent1" w:themeShade="80"/>
+        </w:rPr>
         <w:t>Installation et déploiement</w:t>
       </w:r>
       <w:bookmarkEnd w:id="44"/>
     </w:p>
     <w:p>
       <w:r>
+        <w:rPr>
+          <w:noProof/>
+        </w:rPr>
         <w:drawing>
           <wp:inline distT="0" distB="0" distL="0" distR="0" wp14:anchorId="085509F1" wp14:editId="05A10E46">
             <wp:extent cx="5760720" cy="4320540"/>
@@ -11460,7 +11517,6 @@
       </w:r>
     </w:p>
     <w:p>
-      <w:bookmarkStart w:id="45" w:name="_Toc228891148"/>
       <w:r>
         <w:t>Une fois que l’on a installé le dossier en zip, on le décompresse et on l’ouvre sur Visual Studio code</w:t>
       </w:r>
@@ -11491,6 +11547,9 @@
         <w:pStyle w:val="Paragraphedeliste"/>
       </w:pPr>
       <w:r>
+        <w:rPr>
+          <w:noProof/>
+        </w:rPr>
         <w:drawing>
           <wp:inline distT="0" distB="0" distL="0" distR="0" wp14:anchorId="1D5D0810" wp14:editId="690B1C94">
             <wp:extent cx="5287617" cy="1096010"/>
@@ -11605,50 +11664,64 @@
       <w:r>
         <w:t xml:space="preserve"> run main.py »</w:t>
       </w:r>
-      <w:bookmarkEnd w:id="45"/>
     </w:p>
     <w:p/>
     <w:p>
       <w:pPr>
         <w:pStyle w:val="Titre1"/>
       </w:pPr>
-      <w:bookmarkStart w:id="46" w:name="_Toc228891150"/>
+      <w:bookmarkStart w:id="45" w:name="_Toc229467738"/>
       <w:r>
         <w:lastRenderedPageBreak/>
         <w:t>Manuel d'utilisation</w:t>
       </w:r>
+      <w:bookmarkEnd w:id="45"/>
+    </w:p>
+    <w:p>
+      <w:pPr>
+        <w:pStyle w:val="Titre1"/>
+      </w:pPr>
+      <w:bookmarkStart w:id="46" w:name="_Toc229467739"/>
+      <w:r>
+        <w:t>Annexes</w:t>
+      </w:r>
       <w:bookmarkEnd w:id="46"/>
     </w:p>
     <w:p>
       <w:pPr>
-        <w:pStyle w:val="Titre1"/>
-      </w:pPr>
-      <w:bookmarkStart w:id="47" w:name="_Toc228891151"/>
-      <w:r>
-        <w:t>Annexes</w:t>
+        <w:pStyle w:val="Titre2"/>
+        <w:rPr>
+          <w:color w:val="0A2F41" w:themeColor="accent1" w:themeShade="80"/>
+        </w:rPr>
+      </w:pPr>
+      <w:bookmarkStart w:id="47" w:name="_Toc229467740"/>
+      <w:r>
+        <w:rPr>
+          <w:color w:val="0A2F41" w:themeColor="accent1" w:themeShade="80"/>
+        </w:rPr>
+        <w:t>Glossaire</w:t>
       </w:r>
       <w:bookmarkEnd w:id="47"/>
     </w:p>
     <w:p>
       <w:pPr>
         <w:pStyle w:val="Titre2"/>
-      </w:pPr>
-      <w:bookmarkStart w:id="48" w:name="_Toc228891152"/>
-      <w:bookmarkStart w:id="49" w:name="_Toc228891156"/>
-      <w:r>
-        <w:t>Glossaire</w:t>
-      </w:r>
-      <w:bookmarkEnd w:id="49"/>
-    </w:p>
-    <w:p>
-      <w:pPr>
-        <w:pStyle w:val="Titre2"/>
-      </w:pPr>
-      <w:r>
+        <w:rPr>
+          <w:color w:val="0A2F41" w:themeColor="accent1" w:themeShade="80"/>
+        </w:rPr>
+      </w:pPr>
+      <w:bookmarkStart w:id="48" w:name="_Toc229467741"/>
+      <w:r>
+        <w:rPr>
+          <w:color w:val="0A2F41" w:themeColor="accent1" w:themeShade="80"/>
+        </w:rPr>
         <w:t xml:space="preserve">Dépôt </w:t>
       </w:r>
       <w:proofErr w:type="spellStart"/>
       <w:r>
+        <w:rPr>
+          <w:color w:val="0A2F41" w:themeColor="accent1" w:themeShade="80"/>
+        </w:rPr>
         <w:t>Github</w:t>
       </w:r>
       <w:bookmarkEnd w:id="48"/>
@@ -11670,12 +11743,18 @@
     <w:p>
       <w:pPr>
         <w:pStyle w:val="Titre2"/>
-      </w:pPr>
-      <w:bookmarkStart w:id="50" w:name="_Toc228891153"/>
-      <w:r>
+        <w:rPr>
+          <w:color w:val="0A2F41" w:themeColor="accent1" w:themeShade="80"/>
+        </w:rPr>
+      </w:pPr>
+      <w:bookmarkStart w:id="49" w:name="_Toc229467742"/>
+      <w:r>
+        <w:rPr>
+          <w:color w:val="0A2F41" w:themeColor="accent1" w:themeShade="80"/>
+        </w:rPr>
         <w:t>Sources et références</w:t>
       </w:r>
-      <w:bookmarkEnd w:id="50"/>
+      <w:bookmarkEnd w:id="49"/>
     </w:p>
     <w:p>
       <w:pPr>
@@ -11977,7 +12056,6 @@
           <w:szCs w:val="32"/>
         </w:rPr>
       </w:pPr>
-      <w:bookmarkStart w:id="51" w:name="_Toc228891154"/>
       <w:r>
         <w:br w:type="page"/>
       </w:r>
@@ -11985,12 +12063,19 @@
     <w:p>
       <w:pPr>
         <w:pStyle w:val="Titre2"/>
-      </w:pPr>
-      <w:r>
+        <w:rPr>
+          <w:color w:val="0A2F41" w:themeColor="accent1" w:themeShade="80"/>
+        </w:rPr>
+      </w:pPr>
+      <w:bookmarkStart w:id="50" w:name="_Toc229467743"/>
+      <w:r>
+        <w:rPr>
+          <w:color w:val="0A2F41" w:themeColor="accent1" w:themeShade="80"/>
+        </w:rPr>
         <w:lastRenderedPageBreak/>
         <w:t>Déclaration d’utilisation de l’IA</w:t>
       </w:r>
-      <w:bookmarkEnd w:id="51"/>
+      <w:bookmarkEnd w:id="50"/>
     </w:p>
     <w:p>
       <w:r>
@@ -12148,12 +12233,18 @@
     <w:p>
       <w:pPr>
         <w:pStyle w:val="Titre2"/>
-      </w:pPr>
-      <w:bookmarkStart w:id="52" w:name="_Toc228891155"/>
-      <w:r>
+        <w:rPr>
+          <w:color w:val="0A2F41" w:themeColor="accent1" w:themeShade="80"/>
+        </w:rPr>
+      </w:pPr>
+      <w:bookmarkStart w:id="51" w:name="_Toc229467744"/>
+      <w:r>
+        <w:rPr>
+          <w:color w:val="0A2F41" w:themeColor="accent1" w:themeShade="80"/>
+        </w:rPr>
         <w:t>Améliorations futures</w:t>
       </w:r>
-      <w:bookmarkEnd w:id="52"/>
+      <w:bookmarkEnd w:id="51"/>
     </w:p>
     <w:p>
       <w:pPr>
@@ -12166,7 +12257,6 @@
           <w:szCs w:val="32"/>
         </w:rPr>
       </w:pPr>
-      <w:bookmarkStart w:id="53" w:name="_Toc228891157"/>
       <w:r>
         <w:br w:type="page"/>
       </w:r>
@@ -12174,12 +12264,19 @@
     <w:p>
       <w:pPr>
         <w:pStyle w:val="Titre2"/>
-      </w:pPr>
-      <w:r>
+        <w:rPr>
+          <w:color w:val="0A2F41" w:themeColor="accent1" w:themeShade="80"/>
+        </w:rPr>
+      </w:pPr>
+      <w:bookmarkStart w:id="52" w:name="_Toc229467745"/>
+      <w:r>
+        <w:rPr>
+          <w:color w:val="0A2F41" w:themeColor="accent1" w:themeShade="80"/>
+        </w:rPr>
         <w:lastRenderedPageBreak/>
         <w:t>Cahier des charges</w:t>
       </w:r>
-      <w:bookmarkEnd w:id="53"/>
+      <w:bookmarkEnd w:id="52"/>
     </w:p>
     <w:p>
       <w:pPr>
@@ -17908,7 +18005,7 @@
     <w:uiPriority w:val="9"/>
     <w:unhideWhenUsed/>
     <w:qFormat/>
-    <w:rsid w:val="00335259"/>
+    <w:rsid w:val="00F47ADB"/>
     <w:pPr>
       <w:keepNext/>
       <w:keepLines/>
@@ -17919,7 +18016,7 @@
       <w:rFonts w:asciiTheme="majorHAnsi" w:eastAsiaTheme="majorEastAsia" w:hAnsiTheme="majorHAnsi" w:cstheme="majorBidi"/>
       <w:b/>
       <w:bCs/>
-      <w:color w:val="0F4761" w:themeColor="accent1" w:themeShade="BF"/>
+      <w:color w:val="0A2F41" w:themeColor="accent1" w:themeShade="80"/>
       <w:sz w:val="32"/>
       <w:szCs w:val="32"/>
     </w:rPr>
@@ -17932,16 +18029,18 @@
     <w:uiPriority w:val="9"/>
     <w:unhideWhenUsed/>
     <w:qFormat/>
-    <w:rsid w:val="001A3C44"/>
+    <w:rsid w:val="00191B32"/>
     <w:pPr>
       <w:keepNext/>
       <w:keepLines/>
-      <w:shd w:val="clear" w:color="auto" w:fill="DAE9F7" w:themeFill="text2" w:themeFillTint="1A"/>
+      <w:shd w:val="clear" w:color="auto" w:fill="EFF5FB"/>
       <w:spacing w:before="160" w:after="80"/>
       <w:outlineLvl w:val="2"/>
     </w:pPr>
     <w:rPr>
       <w:rFonts w:eastAsiaTheme="majorEastAsia" w:cstheme="majorBidi"/>
+      <w:b/>
+      <w:bCs/>
       <w:color w:val="0F4761" w:themeColor="accent1" w:themeShade="BF"/>
     </w:rPr>
   </w:style>
@@ -18080,6 +18179,7 @@
   <w:style w:type="character" w:default="1" w:styleId="Policepardfaut">
     <w:name w:val="Default Paragraph Font"/>
     <w:uiPriority w:val="1"/>
+    <w:semiHidden/>
     <w:unhideWhenUsed/>
   </w:style>
   <w:style w:type="table" w:default="1" w:styleId="TableauNormal">
@@ -18122,12 +18222,12 @@
     <w:basedOn w:val="Policepardfaut"/>
     <w:link w:val="Titre2"/>
     <w:uiPriority w:val="9"/>
-    <w:rsid w:val="00335259"/>
+    <w:rsid w:val="00F47ADB"/>
     <w:rPr>
       <w:rFonts w:asciiTheme="majorHAnsi" w:eastAsiaTheme="majorEastAsia" w:hAnsiTheme="majorHAnsi" w:cstheme="majorBidi"/>
       <w:b/>
       <w:bCs/>
-      <w:color w:val="0F4761" w:themeColor="accent1" w:themeShade="BF"/>
+      <w:color w:val="0A2F41" w:themeColor="accent1" w:themeShade="80"/>
       <w:sz w:val="32"/>
       <w:szCs w:val="32"/>
     </w:rPr>
@@ -18137,11 +18237,13 @@
     <w:basedOn w:val="Policepardfaut"/>
     <w:link w:val="Titre3"/>
     <w:uiPriority w:val="9"/>
-    <w:rsid w:val="001A3C44"/>
+    <w:rsid w:val="00191B32"/>
     <w:rPr>
       <w:rFonts w:ascii="Arial" w:eastAsiaTheme="majorEastAsia" w:hAnsi="Arial" w:cstheme="majorBidi"/>
+      <w:b/>
+      <w:bCs/>
       <w:color w:val="0F4761" w:themeColor="accent1" w:themeShade="BF"/>
-      <w:shd w:val="clear" w:color="auto" w:fill="DAE9F7" w:themeFill="text2" w:themeFillTint="1A"/>
+      <w:shd w:val="clear" w:color="auto" w:fill="EFF5FB"/>
     </w:rPr>
   </w:style>
   <w:style w:type="character" w:customStyle="1" w:styleId="Titre4Car">

--- a/Documents/Documentation.docx
+++ b/Documents/Documentation.docx
@@ -5,10 +5,19 @@
     <w:p>
       <w:pPr>
         <w:pStyle w:val="Titre"/>
-        <w:jc w:val="center"/>
-      </w:pPr>
+        <w:tabs>
+          <w:tab w:val="center" w:pos="4536"/>
+          <w:tab w:val="left" w:pos="7920"/>
+        </w:tabs>
+      </w:pPr>
+      <w:r>
+        <w:tab/>
+      </w:r>
       <w:r>
         <w:t>Documentation TPI</w:t>
+      </w:r>
+      <w:r>
+        <w:tab/>
       </w:r>
     </w:p>
     <w:p>
@@ -1799,7 +1808,7 @@
           <w:r>
             <w:fldChar w:fldCharType="separate"/>
           </w:r>
-          <w:hyperlink w:anchor="_Toc229467693" w:history="1">
+          <w:hyperlink w:anchor="_Toc230099647" w:history="1">
             <w:r>
               <w:rPr>
                 <w:rStyle w:val="Lienhypertexte"/>
@@ -1826,7 +1835,7 @@
                 <w:noProof/>
                 <w:webHidden/>
               </w:rPr>
-              <w:instrText xml:space="preserve"> PAGEREF _Toc229467693 \h </w:instrText>
+              <w:instrText xml:space="preserve"> PAGEREF _Toc230099647 \h </w:instrText>
             </w:r>
             <w:r>
               <w:rPr>
@@ -1869,7 +1878,7 @@
               <w:lang w:eastAsia="fr-CH"/>
             </w:rPr>
           </w:pPr>
-          <w:hyperlink w:anchor="_Toc229467694" w:history="1">
+          <w:hyperlink w:anchor="_Toc230099648" w:history="1">
             <w:r>
               <w:rPr>
                 <w:rStyle w:val="Lienhypertexte"/>
@@ -1896,7 +1905,7 @@
                 <w:noProof/>
                 <w:webHidden/>
               </w:rPr>
-              <w:instrText xml:space="preserve"> PAGEREF _Toc229467694 \h </w:instrText>
+              <w:instrText xml:space="preserve"> PAGEREF _Toc230099648 \h </w:instrText>
             </w:r>
             <w:r>
               <w:rPr>
@@ -1939,7 +1948,7 @@
               <w:lang w:eastAsia="fr-CH"/>
             </w:rPr>
           </w:pPr>
-          <w:hyperlink w:anchor="_Toc229467695" w:history="1">
+          <w:hyperlink w:anchor="_Toc230099649" w:history="1">
             <w:r>
               <w:rPr>
                 <w:rStyle w:val="Lienhypertexte"/>
@@ -1966,7 +1975,7 @@
                 <w:noProof/>
                 <w:webHidden/>
               </w:rPr>
-              <w:instrText xml:space="preserve"> PAGEREF _Toc229467695 \h </w:instrText>
+              <w:instrText xml:space="preserve"> PAGEREF _Toc230099649 \h </w:instrText>
             </w:r>
             <w:r>
               <w:rPr>
@@ -2009,7 +2018,7 @@
               <w:lang w:eastAsia="fr-CH"/>
             </w:rPr>
           </w:pPr>
-          <w:hyperlink w:anchor="_Toc229467696" w:history="1">
+          <w:hyperlink w:anchor="_Toc230099650" w:history="1">
             <w:r>
               <w:rPr>
                 <w:rStyle w:val="Lienhypertexte"/>
@@ -2036,7 +2045,7 @@
                 <w:noProof/>
                 <w:webHidden/>
               </w:rPr>
-              <w:instrText xml:space="preserve"> PAGEREF _Toc229467696 \h </w:instrText>
+              <w:instrText xml:space="preserve"> PAGEREF _Toc230099650 \h </w:instrText>
             </w:r>
             <w:r>
               <w:rPr>
@@ -2079,7 +2088,7 @@
               <w:lang w:eastAsia="fr-CH"/>
             </w:rPr>
           </w:pPr>
-          <w:hyperlink w:anchor="_Toc229467697" w:history="1">
+          <w:hyperlink w:anchor="_Toc230099651" w:history="1">
             <w:r>
               <w:rPr>
                 <w:rStyle w:val="Lienhypertexte"/>
@@ -2106,7 +2115,7 @@
                 <w:noProof/>
                 <w:webHidden/>
               </w:rPr>
-              <w:instrText xml:space="preserve"> PAGEREF _Toc229467697 \h </w:instrText>
+              <w:instrText xml:space="preserve"> PAGEREF _Toc230099651 \h </w:instrText>
             </w:r>
             <w:r>
               <w:rPr>
@@ -2149,7 +2158,7 @@
               <w:lang w:eastAsia="fr-CH"/>
             </w:rPr>
           </w:pPr>
-          <w:hyperlink w:anchor="_Toc229467698" w:history="1">
+          <w:hyperlink w:anchor="_Toc230099652" w:history="1">
             <w:r>
               <w:rPr>
                 <w:rStyle w:val="Lienhypertexte"/>
@@ -2176,7 +2185,7 @@
                 <w:noProof/>
                 <w:webHidden/>
               </w:rPr>
-              <w:instrText xml:space="preserve"> PAGEREF _Toc229467698 \h </w:instrText>
+              <w:instrText xml:space="preserve"> PAGEREF _Toc230099652 \h </w:instrText>
             </w:r>
             <w:r>
               <w:rPr>
@@ -2219,7 +2228,7 @@
               <w:lang w:eastAsia="fr-CH"/>
             </w:rPr>
           </w:pPr>
-          <w:hyperlink w:anchor="_Toc229467699" w:history="1">
+          <w:hyperlink w:anchor="_Toc230099653" w:history="1">
             <w:r>
               <w:rPr>
                 <w:rStyle w:val="Lienhypertexte"/>
@@ -2246,7 +2255,7 @@
                 <w:noProof/>
                 <w:webHidden/>
               </w:rPr>
-              <w:instrText xml:space="preserve"> PAGEREF _Toc229467699 \h </w:instrText>
+              <w:instrText xml:space="preserve"> PAGEREF _Toc230099653 \h </w:instrText>
             </w:r>
             <w:r>
               <w:rPr>
@@ -2289,7 +2298,7 @@
               <w:lang w:eastAsia="fr-CH"/>
             </w:rPr>
           </w:pPr>
-          <w:hyperlink w:anchor="_Toc229467700" w:history="1">
+          <w:hyperlink w:anchor="_Toc230099654" w:history="1">
             <w:r>
               <w:rPr>
                 <w:rStyle w:val="Lienhypertexte"/>
@@ -2316,7 +2325,7 @@
                 <w:noProof/>
                 <w:webHidden/>
               </w:rPr>
-              <w:instrText xml:space="preserve"> PAGEREF _Toc229467700 \h </w:instrText>
+              <w:instrText xml:space="preserve"> PAGEREF _Toc230099654 \h </w:instrText>
             </w:r>
             <w:r>
               <w:rPr>
@@ -2359,7 +2368,7 @@
               <w:lang w:eastAsia="fr-CH"/>
             </w:rPr>
           </w:pPr>
-          <w:hyperlink w:anchor="_Toc229467701" w:history="1">
+          <w:hyperlink w:anchor="_Toc230099655" w:history="1">
             <w:r>
               <w:rPr>
                 <w:rStyle w:val="Lienhypertexte"/>
@@ -2386,7 +2395,7 @@
                 <w:noProof/>
                 <w:webHidden/>
               </w:rPr>
-              <w:instrText xml:space="preserve"> PAGEREF _Toc229467701 \h </w:instrText>
+              <w:instrText xml:space="preserve"> PAGEREF _Toc230099655 \h </w:instrText>
             </w:r>
             <w:r>
               <w:rPr>
@@ -2429,7 +2438,7 @@
               <w:lang w:eastAsia="fr-CH"/>
             </w:rPr>
           </w:pPr>
-          <w:hyperlink w:anchor="_Toc229467702" w:history="1">
+          <w:hyperlink w:anchor="_Toc230099656" w:history="1">
             <w:r>
               <w:rPr>
                 <w:rStyle w:val="Lienhypertexte"/>
@@ -2456,7 +2465,7 @@
                 <w:noProof/>
                 <w:webHidden/>
               </w:rPr>
-              <w:instrText xml:space="preserve"> PAGEREF _Toc229467702 \h </w:instrText>
+              <w:instrText xml:space="preserve"> PAGEREF _Toc230099656 \h </w:instrText>
             </w:r>
             <w:r>
               <w:rPr>
@@ -2499,7 +2508,7 @@
               <w:lang w:eastAsia="fr-CH"/>
             </w:rPr>
           </w:pPr>
-          <w:hyperlink w:anchor="_Toc229467703" w:history="1">
+          <w:hyperlink w:anchor="_Toc230099657" w:history="1">
             <w:r>
               <w:rPr>
                 <w:rStyle w:val="Lienhypertexte"/>
@@ -2526,7 +2535,7 @@
                 <w:noProof/>
                 <w:webHidden/>
               </w:rPr>
-              <w:instrText xml:space="preserve"> PAGEREF _Toc229467703 \h </w:instrText>
+              <w:instrText xml:space="preserve"> PAGEREF _Toc230099657 \h </w:instrText>
             </w:r>
             <w:r>
               <w:rPr>
@@ -2569,7 +2578,7 @@
               <w:lang w:eastAsia="fr-CH"/>
             </w:rPr>
           </w:pPr>
-          <w:hyperlink w:anchor="_Toc229467704" w:history="1">
+          <w:hyperlink w:anchor="_Toc230099658" w:history="1">
             <w:r>
               <w:rPr>
                 <w:rStyle w:val="Lienhypertexte"/>
@@ -2596,7 +2605,7 @@
                 <w:noProof/>
                 <w:webHidden/>
               </w:rPr>
-              <w:instrText xml:space="preserve"> PAGEREF _Toc229467704 \h </w:instrText>
+              <w:instrText xml:space="preserve"> PAGEREF _Toc230099658 \h </w:instrText>
             </w:r>
             <w:r>
               <w:rPr>
@@ -2639,7 +2648,7 @@
               <w:lang w:eastAsia="fr-CH"/>
             </w:rPr>
           </w:pPr>
-          <w:hyperlink w:anchor="_Toc229467705" w:history="1">
+          <w:hyperlink w:anchor="_Toc230099659" w:history="1">
             <w:r>
               <w:rPr>
                 <w:rStyle w:val="Lienhypertexte"/>
@@ -2666,7 +2675,7 @@
                 <w:noProof/>
                 <w:webHidden/>
               </w:rPr>
-              <w:instrText xml:space="preserve"> PAGEREF _Toc229467705 \h </w:instrText>
+              <w:instrText xml:space="preserve"> PAGEREF _Toc230099659 \h </w:instrText>
             </w:r>
             <w:r>
               <w:rPr>
@@ -2709,7 +2718,7 @@
               <w:lang w:eastAsia="fr-CH"/>
             </w:rPr>
           </w:pPr>
-          <w:hyperlink w:anchor="_Toc229467706" w:history="1">
+          <w:hyperlink w:anchor="_Toc230099660" w:history="1">
             <w:r>
               <w:rPr>
                 <w:rStyle w:val="Lienhypertexte"/>
@@ -2736,7 +2745,7 @@
                 <w:noProof/>
                 <w:webHidden/>
               </w:rPr>
-              <w:instrText xml:space="preserve"> PAGEREF _Toc229467706 \h </w:instrText>
+              <w:instrText xml:space="preserve"> PAGEREF _Toc230099660 \h </w:instrText>
             </w:r>
             <w:r>
               <w:rPr>
@@ -2779,7 +2788,7 @@
               <w:lang w:eastAsia="fr-CH"/>
             </w:rPr>
           </w:pPr>
-          <w:hyperlink w:anchor="_Toc229467707" w:history="1">
+          <w:hyperlink w:anchor="_Toc230099661" w:history="1">
             <w:r>
               <w:rPr>
                 <w:rStyle w:val="Lienhypertexte"/>
@@ -2806,7 +2815,7 @@
                 <w:noProof/>
                 <w:webHidden/>
               </w:rPr>
-              <w:instrText xml:space="preserve"> PAGEREF _Toc229467707 \h </w:instrText>
+              <w:instrText xml:space="preserve"> PAGEREF _Toc230099661 \h </w:instrText>
             </w:r>
             <w:r>
               <w:rPr>
@@ -2849,7 +2858,7 @@
               <w:lang w:eastAsia="fr-CH"/>
             </w:rPr>
           </w:pPr>
-          <w:hyperlink w:anchor="_Toc229467708" w:history="1">
+          <w:hyperlink w:anchor="_Toc230099662" w:history="1">
             <w:r>
               <w:rPr>
                 <w:rStyle w:val="Lienhypertexte"/>
@@ -2876,7 +2885,7 @@
                 <w:noProof/>
                 <w:webHidden/>
               </w:rPr>
-              <w:instrText xml:space="preserve"> PAGEREF _Toc229467708 \h </w:instrText>
+              <w:instrText xml:space="preserve"> PAGEREF _Toc230099662 \h </w:instrText>
             </w:r>
             <w:r>
               <w:rPr>
@@ -2919,7 +2928,7 @@
               <w:lang w:eastAsia="fr-CH"/>
             </w:rPr>
           </w:pPr>
-          <w:hyperlink w:anchor="_Toc229467709" w:history="1">
+          <w:hyperlink w:anchor="_Toc230099663" w:history="1">
             <w:r>
               <w:rPr>
                 <w:rStyle w:val="Lienhypertexte"/>
@@ -2946,7 +2955,7 @@
                 <w:noProof/>
                 <w:webHidden/>
               </w:rPr>
-              <w:instrText xml:space="preserve"> PAGEREF _Toc229467709 \h </w:instrText>
+              <w:instrText xml:space="preserve"> PAGEREF _Toc230099663 \h </w:instrText>
             </w:r>
             <w:r>
               <w:rPr>
@@ -2989,7 +2998,7 @@
               <w:lang w:eastAsia="fr-CH"/>
             </w:rPr>
           </w:pPr>
-          <w:hyperlink w:anchor="_Toc229467710" w:history="1">
+          <w:hyperlink w:anchor="_Toc230099664" w:history="1">
             <w:r>
               <w:rPr>
                 <w:rStyle w:val="Lienhypertexte"/>
@@ -3016,7 +3025,7 @@
                 <w:noProof/>
                 <w:webHidden/>
               </w:rPr>
-              <w:instrText xml:space="preserve"> PAGEREF _Toc229467710 \h </w:instrText>
+              <w:instrText xml:space="preserve"> PAGEREF _Toc230099664 \h </w:instrText>
             </w:r>
             <w:r>
               <w:rPr>
@@ -3059,7 +3068,7 @@
               <w:lang w:eastAsia="fr-CH"/>
             </w:rPr>
           </w:pPr>
-          <w:hyperlink w:anchor="_Toc229467711" w:history="1">
+          <w:hyperlink w:anchor="_Toc230099665" w:history="1">
             <w:r>
               <w:rPr>
                 <w:rStyle w:val="Lienhypertexte"/>
@@ -3086,7 +3095,7 @@
                 <w:noProof/>
                 <w:webHidden/>
               </w:rPr>
-              <w:instrText xml:space="preserve"> PAGEREF _Toc229467711 \h </w:instrText>
+              <w:instrText xml:space="preserve"> PAGEREF _Toc230099665 \h </w:instrText>
             </w:r>
             <w:r>
               <w:rPr>
@@ -3129,7 +3138,7 @@
               <w:lang w:eastAsia="fr-CH"/>
             </w:rPr>
           </w:pPr>
-          <w:hyperlink w:anchor="_Toc229467712" w:history="1">
+          <w:hyperlink w:anchor="_Toc230099666" w:history="1">
             <w:r>
               <w:rPr>
                 <w:rStyle w:val="Lienhypertexte"/>
@@ -3156,7 +3165,7 @@
                 <w:noProof/>
                 <w:webHidden/>
               </w:rPr>
-              <w:instrText xml:space="preserve"> PAGEREF _Toc229467712 \h </w:instrText>
+              <w:instrText xml:space="preserve"> PAGEREF _Toc230099666 \h </w:instrText>
             </w:r>
             <w:r>
               <w:rPr>
@@ -3199,7 +3208,7 @@
               <w:lang w:eastAsia="fr-CH"/>
             </w:rPr>
           </w:pPr>
-          <w:hyperlink w:anchor="_Toc229467713" w:history="1">
+          <w:hyperlink w:anchor="_Toc230099667" w:history="1">
             <w:r>
               <w:rPr>
                 <w:rStyle w:val="Lienhypertexte"/>
@@ -3226,7 +3235,7 @@
                 <w:noProof/>
                 <w:webHidden/>
               </w:rPr>
-              <w:instrText xml:space="preserve"> PAGEREF _Toc229467713 \h </w:instrText>
+              <w:instrText xml:space="preserve"> PAGEREF _Toc230099667 \h </w:instrText>
             </w:r>
             <w:r>
               <w:rPr>
@@ -3269,7 +3278,7 @@
               <w:lang w:eastAsia="fr-CH"/>
             </w:rPr>
           </w:pPr>
-          <w:hyperlink w:anchor="_Toc229467714" w:history="1">
+          <w:hyperlink w:anchor="_Toc230099668" w:history="1">
             <w:r>
               <w:rPr>
                 <w:rStyle w:val="Lienhypertexte"/>
@@ -3296,7 +3305,7 @@
                 <w:noProof/>
                 <w:webHidden/>
               </w:rPr>
-              <w:instrText xml:space="preserve"> PAGEREF _Toc229467714 \h </w:instrText>
+              <w:instrText xml:space="preserve"> PAGEREF _Toc230099668 \h </w:instrText>
             </w:r>
             <w:r>
               <w:rPr>
@@ -3339,7 +3348,7 @@
               <w:lang w:eastAsia="fr-CH"/>
             </w:rPr>
           </w:pPr>
-          <w:hyperlink w:anchor="_Toc229467715" w:history="1">
+          <w:hyperlink w:anchor="_Toc230099669" w:history="1">
             <w:r>
               <w:rPr>
                 <w:rStyle w:val="Lienhypertexte"/>
@@ -3366,7 +3375,7 @@
                 <w:noProof/>
                 <w:webHidden/>
               </w:rPr>
-              <w:instrText xml:space="preserve"> PAGEREF _Toc229467715 \h </w:instrText>
+              <w:instrText xml:space="preserve"> PAGEREF _Toc230099669 \h </w:instrText>
             </w:r>
             <w:r>
               <w:rPr>
@@ -3409,7 +3418,7 @@
               <w:lang w:eastAsia="fr-CH"/>
             </w:rPr>
           </w:pPr>
-          <w:hyperlink w:anchor="_Toc229467716" w:history="1">
+          <w:hyperlink w:anchor="_Toc230099670" w:history="1">
             <w:r>
               <w:rPr>
                 <w:rStyle w:val="Lienhypertexte"/>
@@ -3436,7 +3445,7 @@
                 <w:noProof/>
                 <w:webHidden/>
               </w:rPr>
-              <w:instrText xml:space="preserve"> PAGEREF _Toc229467716 \h </w:instrText>
+              <w:instrText xml:space="preserve"> PAGEREF _Toc230099670 \h </w:instrText>
             </w:r>
             <w:r>
               <w:rPr>
@@ -3479,7 +3488,7 @@
               <w:lang w:eastAsia="fr-CH"/>
             </w:rPr>
           </w:pPr>
-          <w:hyperlink w:anchor="_Toc229467717" w:history="1">
+          <w:hyperlink w:anchor="_Toc230099671" w:history="1">
             <w:r>
               <w:rPr>
                 <w:rStyle w:val="Lienhypertexte"/>
@@ -3506,7 +3515,7 @@
                 <w:noProof/>
                 <w:webHidden/>
               </w:rPr>
-              <w:instrText xml:space="preserve"> PAGEREF _Toc229467717 \h </w:instrText>
+              <w:instrText xml:space="preserve"> PAGEREF _Toc230099671 \h </w:instrText>
             </w:r>
             <w:r>
               <w:rPr>
@@ -3549,7 +3558,7 @@
               <w:lang w:eastAsia="fr-CH"/>
             </w:rPr>
           </w:pPr>
-          <w:hyperlink w:anchor="_Toc229467718" w:history="1">
+          <w:hyperlink w:anchor="_Toc230099672" w:history="1">
             <w:r>
               <w:rPr>
                 <w:rStyle w:val="Lienhypertexte"/>
@@ -3576,7 +3585,7 @@
                 <w:noProof/>
                 <w:webHidden/>
               </w:rPr>
-              <w:instrText xml:space="preserve"> PAGEREF _Toc229467718 \h </w:instrText>
+              <w:instrText xml:space="preserve"> PAGEREF _Toc230099672 \h </w:instrText>
             </w:r>
             <w:r>
               <w:rPr>
@@ -3619,7 +3628,7 @@
               <w:lang w:eastAsia="fr-CH"/>
             </w:rPr>
           </w:pPr>
-          <w:hyperlink w:anchor="_Toc229467719" w:history="1">
+          <w:hyperlink w:anchor="_Toc230099673" w:history="1">
             <w:r>
               <w:rPr>
                 <w:rStyle w:val="Lienhypertexte"/>
@@ -3646,7 +3655,7 @@
                 <w:noProof/>
                 <w:webHidden/>
               </w:rPr>
-              <w:instrText xml:space="preserve"> PAGEREF _Toc229467719 \h </w:instrText>
+              <w:instrText xml:space="preserve"> PAGEREF _Toc230099673 \h </w:instrText>
             </w:r>
             <w:r>
               <w:rPr>
@@ -3666,7 +3675,7 @@
                 <w:noProof/>
                 <w:webHidden/>
               </w:rPr>
-              <w:t>26</w:t>
+              <w:t>27</w:t>
             </w:r>
             <w:r>
               <w:rPr>
@@ -3689,7 +3698,7 @@
               <w:lang w:eastAsia="fr-CH"/>
             </w:rPr>
           </w:pPr>
-          <w:hyperlink w:anchor="_Toc229467720" w:history="1">
+          <w:hyperlink w:anchor="_Toc230099674" w:history="1">
             <w:r>
               <w:rPr>
                 <w:rStyle w:val="Lienhypertexte"/>
@@ -3716,7 +3725,7 @@
                 <w:noProof/>
                 <w:webHidden/>
               </w:rPr>
-              <w:instrText xml:space="preserve"> PAGEREF _Toc229467720 \h </w:instrText>
+              <w:instrText xml:space="preserve"> PAGEREF _Toc230099674 \h </w:instrText>
             </w:r>
             <w:r>
               <w:rPr>
@@ -3736,7 +3745,7 @@
                 <w:noProof/>
                 <w:webHidden/>
               </w:rPr>
-              <w:t>26</w:t>
+              <w:t>27</w:t>
             </w:r>
             <w:r>
               <w:rPr>
@@ -3759,7 +3768,7 @@
               <w:lang w:eastAsia="fr-CH"/>
             </w:rPr>
           </w:pPr>
-          <w:hyperlink w:anchor="_Toc229467721" w:history="1">
+          <w:hyperlink w:anchor="_Toc230099675" w:history="1">
             <w:r>
               <w:rPr>
                 <w:rStyle w:val="Lienhypertexte"/>
@@ -3786,7 +3795,7 @@
                 <w:noProof/>
                 <w:webHidden/>
               </w:rPr>
-              <w:instrText xml:space="preserve"> PAGEREF _Toc229467721 \h </w:instrText>
+              <w:instrText xml:space="preserve"> PAGEREF _Toc230099675 \h </w:instrText>
             </w:r>
             <w:r>
               <w:rPr>
@@ -3806,7 +3815,7 @@
                 <w:noProof/>
                 <w:webHidden/>
               </w:rPr>
-              <w:t>26</w:t>
+              <w:t>27</w:t>
             </w:r>
             <w:r>
               <w:rPr>
@@ -3829,13 +3838,13 @@
               <w:lang w:eastAsia="fr-CH"/>
             </w:rPr>
           </w:pPr>
-          <w:hyperlink w:anchor="_Toc229467722" w:history="1">
+          <w:hyperlink w:anchor="_Toc230099676" w:history="1">
             <w:r>
               <w:rPr>
                 <w:rStyle w:val="Lienhypertexte"/>
                 <w:noProof/>
               </w:rPr>
-              <w:t>Fonctions CRUD - Équipements et Utilisateurs</w:t>
+              <w:t>db_connexion.py</w:t>
             </w:r>
             <w:r>
               <w:rPr>
@@ -3856,7 +3865,7 @@
                 <w:noProof/>
                 <w:webHidden/>
               </w:rPr>
-              <w:instrText xml:space="preserve"> PAGEREF _Toc229467722 \h </w:instrText>
+              <w:instrText xml:space="preserve"> PAGEREF _Toc230099676 \h </w:instrText>
             </w:r>
             <w:r>
               <w:rPr>
@@ -3876,7 +3885,7 @@
                 <w:noProof/>
                 <w:webHidden/>
               </w:rPr>
-              <w:t>26</w:t>
+              <w:t>27</w:t>
             </w:r>
             <w:r>
               <w:rPr>
@@ -3899,13 +3908,13 @@
               <w:lang w:eastAsia="fr-CH"/>
             </w:rPr>
           </w:pPr>
-          <w:hyperlink w:anchor="_Toc229467723" w:history="1">
+          <w:hyperlink w:anchor="_Toc230099677" w:history="1">
             <w:r>
               <w:rPr>
                 <w:rStyle w:val="Lienhypertexte"/>
                 <w:noProof/>
               </w:rPr>
-              <w:t>Module db_equipements.py</w:t>
+              <w:t>db_equipements.py</w:t>
             </w:r>
             <w:r>
               <w:rPr>
@@ -3926,7 +3935,7 @@
                 <w:noProof/>
                 <w:webHidden/>
               </w:rPr>
-              <w:instrText xml:space="preserve"> PAGEREF _Toc229467723 \h </w:instrText>
+              <w:instrText xml:space="preserve"> PAGEREF _Toc230099677 \h </w:instrText>
             </w:r>
             <w:r>
               <w:rPr>
@@ -3969,13 +3978,13 @@
               <w:lang w:eastAsia="fr-CH"/>
             </w:rPr>
           </w:pPr>
-          <w:hyperlink w:anchor="_Toc229467724" w:history="1">
+          <w:hyperlink w:anchor="_Toc230099678" w:history="1">
             <w:r>
               <w:rPr>
                 <w:rStyle w:val="Lienhypertexte"/>
                 <w:noProof/>
               </w:rPr>
-              <w:t>Module db_users.py</w:t>
+              <w:t>db_users.py</w:t>
             </w:r>
             <w:r>
               <w:rPr>
@@ -3996,7 +4005,7 @@
                 <w:noProof/>
                 <w:webHidden/>
               </w:rPr>
-              <w:instrText xml:space="preserve"> PAGEREF _Toc229467724 \h </w:instrText>
+              <w:instrText xml:space="preserve"> PAGEREF _Toc230099678 \h </w:instrText>
             </w:r>
             <w:r>
               <w:rPr>
@@ -4016,7 +4025,77 @@
                 <w:noProof/>
                 <w:webHidden/>
               </w:rPr>
-              <w:t>27</w:t>
+              <w:t>28</w:t>
+            </w:r>
+            <w:r>
+              <w:rPr>
+                <w:noProof/>
+                <w:webHidden/>
+              </w:rPr>
+              <w:fldChar w:fldCharType="end"/>
+            </w:r>
+          </w:hyperlink>
+        </w:p>
+        <w:p>
+          <w:pPr>
+            <w:pStyle w:val="TM3"/>
+            <w:tabs>
+              <w:tab w:val="right" w:leader="dot" w:pos="9062"/>
+            </w:tabs>
+            <w:rPr>
+              <w:rFonts w:asciiTheme="minorHAnsi" w:eastAsiaTheme="minorEastAsia" w:hAnsiTheme="minorHAnsi" w:cstheme="minorBidi"/>
+              <w:noProof/>
+              <w:lang w:eastAsia="fr-CH"/>
+            </w:rPr>
+          </w:pPr>
+          <w:hyperlink w:anchor="_Toc230099679" w:history="1">
+            <w:r>
+              <w:rPr>
+                <w:rStyle w:val="Lienhypertexte"/>
+                <w:noProof/>
+              </w:rPr>
+              <w:t>logger.py</w:t>
+            </w:r>
+            <w:r>
+              <w:rPr>
+                <w:noProof/>
+                <w:webHidden/>
+              </w:rPr>
+              <w:tab/>
+            </w:r>
+            <w:r>
+              <w:rPr>
+                <w:noProof/>
+                <w:webHidden/>
+              </w:rPr>
+              <w:fldChar w:fldCharType="begin"/>
+            </w:r>
+            <w:r>
+              <w:rPr>
+                <w:noProof/>
+                <w:webHidden/>
+              </w:rPr>
+              <w:instrText xml:space="preserve"> PAGEREF _Toc230099679 \h </w:instrText>
+            </w:r>
+            <w:r>
+              <w:rPr>
+                <w:noProof/>
+                <w:webHidden/>
+              </w:rPr>
+            </w:r>
+            <w:r>
+              <w:rPr>
+                <w:noProof/>
+                <w:webHidden/>
+              </w:rPr>
+              <w:fldChar w:fldCharType="separate"/>
+            </w:r>
+            <w:r>
+              <w:rPr>
+                <w:noProof/>
+                <w:webHidden/>
+              </w:rPr>
+              <w:t>28</w:t>
             </w:r>
             <w:r>
               <w:rPr>
@@ -4039,7 +4118,7 @@
               <w:lang w:eastAsia="fr-CH"/>
             </w:rPr>
           </w:pPr>
-          <w:hyperlink w:anchor="_Toc229467725" w:history="1">
+          <w:hyperlink w:anchor="_Toc230099680" w:history="1">
             <w:r>
               <w:rPr>
                 <w:rStyle w:val="Lienhypertexte"/>
@@ -4066,7 +4145,7 @@
                 <w:noProof/>
                 <w:webHidden/>
               </w:rPr>
-              <w:instrText xml:space="preserve"> PAGEREF _Toc229467725 \h </w:instrText>
+              <w:instrText xml:space="preserve"> PAGEREF _Toc230099680 \h </w:instrText>
             </w:r>
             <w:r>
               <w:rPr>
@@ -4086,7 +4165,7 @@
                 <w:noProof/>
                 <w:webHidden/>
               </w:rPr>
-              <w:t>28</w:t>
+              <w:t>29</w:t>
             </w:r>
             <w:r>
               <w:rPr>
@@ -4109,7 +4188,7 @@
               <w:lang w:eastAsia="fr-CH"/>
             </w:rPr>
           </w:pPr>
-          <w:hyperlink w:anchor="_Toc229467726" w:history="1">
+          <w:hyperlink w:anchor="_Toc230099681" w:history="1">
             <w:r>
               <w:rPr>
                 <w:rStyle w:val="Lienhypertexte"/>
@@ -4136,7 +4215,7 @@
                 <w:noProof/>
                 <w:webHidden/>
               </w:rPr>
-              <w:instrText xml:space="preserve"> PAGEREF _Toc229467726 \h </w:instrText>
+              <w:instrText xml:space="preserve"> PAGEREF _Toc230099681 \h </w:instrText>
             </w:r>
             <w:r>
               <w:rPr>
@@ -4156,7 +4235,7 @@
                 <w:noProof/>
                 <w:webHidden/>
               </w:rPr>
-              <w:t>28</w:t>
+              <w:t>29</w:t>
             </w:r>
             <w:r>
               <w:rPr>
@@ -4179,7 +4258,7 @@
               <w:lang w:eastAsia="fr-CH"/>
             </w:rPr>
           </w:pPr>
-          <w:hyperlink w:anchor="_Toc229467727" w:history="1">
+          <w:hyperlink w:anchor="_Toc230099682" w:history="1">
             <w:r>
               <w:rPr>
                 <w:rStyle w:val="Lienhypertexte"/>
@@ -4206,7 +4285,7 @@
                 <w:noProof/>
                 <w:webHidden/>
               </w:rPr>
-              <w:instrText xml:space="preserve"> PAGEREF _Toc229467727 \h </w:instrText>
+              <w:instrText xml:space="preserve"> PAGEREF _Toc230099682 \h </w:instrText>
             </w:r>
             <w:r>
               <w:rPr>
@@ -4249,7 +4328,7 @@
               <w:lang w:eastAsia="fr-CH"/>
             </w:rPr>
           </w:pPr>
-          <w:hyperlink w:anchor="_Toc229467728" w:history="1">
+          <w:hyperlink w:anchor="_Toc230099683" w:history="1">
             <w:r>
               <w:rPr>
                 <w:rStyle w:val="Lienhypertexte"/>
@@ -4276,7 +4355,7 @@
                 <w:noProof/>
                 <w:webHidden/>
               </w:rPr>
-              <w:instrText xml:space="preserve"> PAGEREF _Toc229467728 \h </w:instrText>
+              <w:instrText xml:space="preserve"> PAGEREF _Toc230099683 \h </w:instrText>
             </w:r>
             <w:r>
               <w:rPr>
@@ -4319,7 +4398,7 @@
               <w:lang w:eastAsia="fr-CH"/>
             </w:rPr>
           </w:pPr>
-          <w:hyperlink w:anchor="_Toc229467729" w:history="1">
+          <w:hyperlink w:anchor="_Toc230099684" w:history="1">
             <w:r>
               <w:rPr>
                 <w:rStyle w:val="Lienhypertexte"/>
@@ -4346,7 +4425,7 @@
                 <w:noProof/>
                 <w:webHidden/>
               </w:rPr>
-              <w:instrText xml:space="preserve"> PAGEREF _Toc229467729 \h </w:instrText>
+              <w:instrText xml:space="preserve"> PAGEREF _Toc230099684 \h </w:instrText>
             </w:r>
             <w:r>
               <w:rPr>
@@ -4389,7 +4468,7 @@
               <w:lang w:eastAsia="fr-CH"/>
             </w:rPr>
           </w:pPr>
-          <w:hyperlink w:anchor="_Toc229467730" w:history="1">
+          <w:hyperlink w:anchor="_Toc230099685" w:history="1">
             <w:r>
               <w:rPr>
                 <w:rStyle w:val="Lienhypertexte"/>
@@ -4416,7 +4495,7 @@
                 <w:noProof/>
                 <w:webHidden/>
               </w:rPr>
-              <w:instrText xml:space="preserve"> PAGEREF _Toc229467730 \h </w:instrText>
+              <w:instrText xml:space="preserve"> PAGEREF _Toc230099685 \h </w:instrText>
             </w:r>
             <w:r>
               <w:rPr>
@@ -4459,7 +4538,7 @@
               <w:lang w:eastAsia="fr-CH"/>
             </w:rPr>
           </w:pPr>
-          <w:hyperlink w:anchor="_Toc229467731" w:history="1">
+          <w:hyperlink w:anchor="_Toc230099686" w:history="1">
             <w:r>
               <w:rPr>
                 <w:rStyle w:val="Lienhypertexte"/>
@@ -4486,7 +4565,7 @@
                 <w:noProof/>
                 <w:webHidden/>
               </w:rPr>
-              <w:instrText xml:space="preserve"> PAGEREF _Toc229467731 \h </w:instrText>
+              <w:instrText xml:space="preserve"> PAGEREF _Toc230099686 \h </w:instrText>
             </w:r>
             <w:r>
               <w:rPr>
@@ -4529,7 +4608,7 @@
               <w:lang w:eastAsia="fr-CH"/>
             </w:rPr>
           </w:pPr>
-          <w:hyperlink w:anchor="_Toc229467732" w:history="1">
+          <w:hyperlink w:anchor="_Toc230099687" w:history="1">
             <w:r>
               <w:rPr>
                 <w:rStyle w:val="Lienhypertexte"/>
@@ -4556,7 +4635,7 @@
                 <w:noProof/>
                 <w:webHidden/>
               </w:rPr>
-              <w:instrText xml:space="preserve"> PAGEREF _Toc229467732 \h </w:instrText>
+              <w:instrText xml:space="preserve"> PAGEREF _Toc230099687 \h </w:instrText>
             </w:r>
             <w:r>
               <w:rPr>
@@ -4599,7 +4678,7 @@
               <w:lang w:eastAsia="fr-CH"/>
             </w:rPr>
           </w:pPr>
-          <w:hyperlink w:anchor="_Toc229467733" w:history="1">
+          <w:hyperlink w:anchor="_Toc230099688" w:history="1">
             <w:r>
               <w:rPr>
                 <w:rStyle w:val="Lienhypertexte"/>
@@ -4626,7 +4705,7 @@
                 <w:noProof/>
                 <w:webHidden/>
               </w:rPr>
-              <w:instrText xml:space="preserve"> PAGEREF _Toc229467733 \h </w:instrText>
+              <w:instrText xml:space="preserve"> PAGEREF _Toc230099688 \h </w:instrText>
             </w:r>
             <w:r>
               <w:rPr>
@@ -4669,7 +4748,7 @@
               <w:lang w:eastAsia="fr-CH"/>
             </w:rPr>
           </w:pPr>
-          <w:hyperlink w:anchor="_Toc229467734" w:history="1">
+          <w:hyperlink w:anchor="_Toc230099689" w:history="1">
             <w:r>
               <w:rPr>
                 <w:rStyle w:val="Lienhypertexte"/>
@@ -4696,7 +4775,7 @@
                 <w:noProof/>
                 <w:webHidden/>
               </w:rPr>
-              <w:instrText xml:space="preserve"> PAGEREF _Toc229467734 \h </w:instrText>
+              <w:instrText xml:space="preserve"> PAGEREF _Toc230099689 \h </w:instrText>
             </w:r>
             <w:r>
               <w:rPr>
@@ -4739,7 +4818,7 @@
               <w:lang w:eastAsia="fr-CH"/>
             </w:rPr>
           </w:pPr>
-          <w:hyperlink w:anchor="_Toc229467735" w:history="1">
+          <w:hyperlink w:anchor="_Toc230099690" w:history="1">
             <w:r>
               <w:rPr>
                 <w:rStyle w:val="Lienhypertexte"/>
@@ -4766,7 +4845,7 @@
                 <w:noProof/>
                 <w:webHidden/>
               </w:rPr>
-              <w:instrText xml:space="preserve"> PAGEREF _Toc229467735 \h </w:instrText>
+              <w:instrText xml:space="preserve"> PAGEREF _Toc230099690 \h </w:instrText>
             </w:r>
             <w:r>
               <w:rPr>
@@ -4809,7 +4888,7 @@
               <w:lang w:eastAsia="fr-CH"/>
             </w:rPr>
           </w:pPr>
-          <w:hyperlink w:anchor="_Toc229467736" w:history="1">
+          <w:hyperlink w:anchor="_Toc230099691" w:history="1">
             <w:r>
               <w:rPr>
                 <w:rStyle w:val="Lienhypertexte"/>
@@ -4836,7 +4915,7 @@
                 <w:noProof/>
                 <w:webHidden/>
               </w:rPr>
-              <w:instrText xml:space="preserve"> PAGEREF _Toc229467736 \h </w:instrText>
+              <w:instrText xml:space="preserve"> PAGEREF _Toc230099691 \h </w:instrText>
             </w:r>
             <w:r>
               <w:rPr>
@@ -4879,7 +4958,7 @@
               <w:lang w:eastAsia="fr-CH"/>
             </w:rPr>
           </w:pPr>
-          <w:hyperlink w:anchor="_Toc229467737" w:history="1">
+          <w:hyperlink w:anchor="_Toc230099692" w:history="1">
             <w:r>
               <w:rPr>
                 <w:rStyle w:val="Lienhypertexte"/>
@@ -4906,7 +4985,7 @@
                 <w:noProof/>
                 <w:webHidden/>
               </w:rPr>
-              <w:instrText xml:space="preserve"> PAGEREF _Toc229467737 \h </w:instrText>
+              <w:instrText xml:space="preserve"> PAGEREF _Toc230099692 \h </w:instrText>
             </w:r>
             <w:r>
               <w:rPr>
@@ -4949,7 +5028,7 @@
               <w:lang w:eastAsia="fr-CH"/>
             </w:rPr>
           </w:pPr>
-          <w:hyperlink w:anchor="_Toc229467738" w:history="1">
+          <w:hyperlink w:anchor="_Toc230099693" w:history="1">
             <w:r>
               <w:rPr>
                 <w:rStyle w:val="Lienhypertexte"/>
@@ -4976,7 +5055,7 @@
                 <w:noProof/>
                 <w:webHidden/>
               </w:rPr>
-              <w:instrText xml:space="preserve"> PAGEREF _Toc229467738 \h </w:instrText>
+              <w:instrText xml:space="preserve"> PAGEREF _Toc230099693 \h </w:instrText>
             </w:r>
             <w:r>
               <w:rPr>
@@ -5019,7 +5098,7 @@
               <w:lang w:eastAsia="fr-CH"/>
             </w:rPr>
           </w:pPr>
-          <w:hyperlink w:anchor="_Toc229467739" w:history="1">
+          <w:hyperlink w:anchor="_Toc230099694" w:history="1">
             <w:r>
               <w:rPr>
                 <w:rStyle w:val="Lienhypertexte"/>
@@ -5046,7 +5125,7 @@
                 <w:noProof/>
                 <w:webHidden/>
               </w:rPr>
-              <w:instrText xml:space="preserve"> PAGEREF _Toc229467739 \h </w:instrText>
+              <w:instrText xml:space="preserve"> PAGEREF _Toc230099694 \h </w:instrText>
             </w:r>
             <w:r>
               <w:rPr>
@@ -5089,7 +5168,7 @@
               <w:lang w:eastAsia="fr-CH"/>
             </w:rPr>
           </w:pPr>
-          <w:hyperlink w:anchor="_Toc229467740" w:history="1">
+          <w:hyperlink w:anchor="_Toc230099695" w:history="1">
             <w:r>
               <w:rPr>
                 <w:rStyle w:val="Lienhypertexte"/>
@@ -5116,7 +5195,7 @@
                 <w:noProof/>
                 <w:webHidden/>
               </w:rPr>
-              <w:instrText xml:space="preserve"> PAGEREF _Toc229467740 \h </w:instrText>
+              <w:instrText xml:space="preserve"> PAGEREF _Toc230099695 \h </w:instrText>
             </w:r>
             <w:r>
               <w:rPr>
@@ -5159,7 +5238,7 @@
               <w:lang w:eastAsia="fr-CH"/>
             </w:rPr>
           </w:pPr>
-          <w:hyperlink w:anchor="_Toc229467741" w:history="1">
+          <w:hyperlink w:anchor="_Toc230099696" w:history="1">
             <w:r>
               <w:rPr>
                 <w:rStyle w:val="Lienhypertexte"/>
@@ -5186,7 +5265,7 @@
                 <w:noProof/>
                 <w:webHidden/>
               </w:rPr>
-              <w:instrText xml:space="preserve"> PAGEREF _Toc229467741 \h </w:instrText>
+              <w:instrText xml:space="preserve"> PAGEREF _Toc230099696 \h </w:instrText>
             </w:r>
             <w:r>
               <w:rPr>
@@ -5229,7 +5308,7 @@
               <w:lang w:eastAsia="fr-CH"/>
             </w:rPr>
           </w:pPr>
-          <w:hyperlink w:anchor="_Toc229467742" w:history="1">
+          <w:hyperlink w:anchor="_Toc230099697" w:history="1">
             <w:r>
               <w:rPr>
                 <w:rStyle w:val="Lienhypertexte"/>
@@ -5256,7 +5335,7 @@
                 <w:noProof/>
                 <w:webHidden/>
               </w:rPr>
-              <w:instrText xml:space="preserve"> PAGEREF _Toc229467742 \h </w:instrText>
+              <w:instrText xml:space="preserve"> PAGEREF _Toc230099697 \h </w:instrText>
             </w:r>
             <w:r>
               <w:rPr>
@@ -5299,7 +5378,7 @@
               <w:lang w:eastAsia="fr-CH"/>
             </w:rPr>
           </w:pPr>
-          <w:hyperlink w:anchor="_Toc229467743" w:history="1">
+          <w:hyperlink w:anchor="_Toc230099698" w:history="1">
             <w:r>
               <w:rPr>
                 <w:rStyle w:val="Lienhypertexte"/>
@@ -5326,7 +5405,7 @@
                 <w:noProof/>
                 <w:webHidden/>
               </w:rPr>
-              <w:instrText xml:space="preserve"> PAGEREF _Toc229467743 \h </w:instrText>
+              <w:instrText xml:space="preserve"> PAGEREF _Toc230099698 \h </w:instrText>
             </w:r>
             <w:r>
               <w:rPr>
@@ -5369,7 +5448,7 @@
               <w:lang w:eastAsia="fr-CH"/>
             </w:rPr>
           </w:pPr>
-          <w:hyperlink w:anchor="_Toc229467744" w:history="1">
+          <w:hyperlink w:anchor="_Toc230099699" w:history="1">
             <w:r>
               <w:rPr>
                 <w:rStyle w:val="Lienhypertexte"/>
@@ -5396,7 +5475,7 @@
                 <w:noProof/>
                 <w:webHidden/>
               </w:rPr>
-              <w:instrText xml:space="preserve"> PAGEREF _Toc229467744 \h </w:instrText>
+              <w:instrText xml:space="preserve"> PAGEREF _Toc230099699 \h </w:instrText>
             </w:r>
             <w:r>
               <w:rPr>
@@ -5439,7 +5518,7 @@
               <w:lang w:eastAsia="fr-CH"/>
             </w:rPr>
           </w:pPr>
-          <w:hyperlink w:anchor="_Toc229467745" w:history="1">
+          <w:hyperlink w:anchor="_Toc230099700" w:history="1">
             <w:r>
               <w:rPr>
                 <w:rStyle w:val="Lienhypertexte"/>
@@ -5466,7 +5545,7 @@
                 <w:noProof/>
                 <w:webHidden/>
               </w:rPr>
-              <w:instrText xml:space="preserve"> PAGEREF _Toc229467745 \h </w:instrText>
+              <w:instrText xml:space="preserve"> PAGEREF _Toc230099700 \h </w:instrText>
             </w:r>
             <w:r>
               <w:rPr>
@@ -5525,7 +5604,7 @@
       <w:pPr>
         <w:pStyle w:val="Titre1"/>
       </w:pPr>
-      <w:bookmarkStart w:id="0" w:name="_Toc229467693"/>
+      <w:bookmarkStart w:id="0" w:name="_Toc230099647"/>
       <w:r>
         <w:lastRenderedPageBreak/>
         <w:t>Résumé</w:t>
@@ -5569,7 +5648,7 @@
       <w:pPr>
         <w:pStyle w:val="Titre1"/>
       </w:pPr>
-      <w:bookmarkStart w:id="1" w:name="_Toc229467694"/>
+      <w:bookmarkStart w:id="1" w:name="_Toc230099648"/>
       <w:r>
         <w:lastRenderedPageBreak/>
         <w:t>Introduction &amp; contexte du projet</w:t>
@@ -5579,22 +5658,13 @@
     <w:p>
       <w:pPr>
         <w:pStyle w:val="Titre2"/>
-        <w:rPr>
-          <w:color w:val="0A2F41" w:themeColor="accent1" w:themeShade="80"/>
-        </w:rPr>
-      </w:pPr>
-      <w:bookmarkStart w:id="2" w:name="_Toc229467695"/>
-      <w:r>
-        <w:rPr>
-          <w:color w:val="0A2F41" w:themeColor="accent1" w:themeShade="80"/>
-        </w:rPr>
+      </w:pPr>
+      <w:bookmarkStart w:id="2" w:name="_Toc230099649"/>
+      <w:r>
         <w:t>Contexte</w:t>
       </w:r>
       <w:bookmarkEnd w:id="2"/>
       <w:r>
-        <w:rPr>
-          <w:color w:val="0A2F41" w:themeColor="accent1" w:themeShade="80"/>
-        </w:rPr>
         <w:t xml:space="preserve"> </w:t>
       </w:r>
     </w:p>
@@ -5616,7 +5686,6 @@
       <w:r>
         <w:rPr>
           <w:rStyle w:val="Titre2Car"/>
-          <w:color w:val="0A2F41" w:themeColor="accent1" w:themeShade="80"/>
         </w:rPr>
         <w:t>Objectifs du TPI</w:t>
       </w:r>
@@ -5736,7 +5805,7 @@
       <w:pPr>
         <w:pStyle w:val="Titre1"/>
       </w:pPr>
-      <w:bookmarkStart w:id="3" w:name="_Toc229467696"/>
+      <w:bookmarkStart w:id="3" w:name="_Toc230099650"/>
       <w:r>
         <w:lastRenderedPageBreak/>
         <w:t>Analyse des besoins</w:t>
@@ -5746,15 +5815,9 @@
     <w:p>
       <w:pPr>
         <w:pStyle w:val="Titre2"/>
-        <w:rPr>
-          <w:color w:val="0A2F41" w:themeColor="accent1" w:themeShade="80"/>
-        </w:rPr>
-      </w:pPr>
-      <w:bookmarkStart w:id="4" w:name="_Toc229467697"/>
-      <w:r>
-        <w:rPr>
-          <w:color w:val="0A2F41" w:themeColor="accent1" w:themeShade="80"/>
-        </w:rPr>
+      </w:pPr>
+      <w:bookmarkStart w:id="4" w:name="_Toc230099651"/>
+      <w:r>
         <w:t>Exigences fonctionnelles</w:t>
       </w:r>
       <w:bookmarkEnd w:id="4"/>
@@ -7708,15 +7771,9 @@
     <w:p>
       <w:pPr>
         <w:pStyle w:val="Titre2"/>
-        <w:rPr>
-          <w:color w:val="0A2F41" w:themeColor="accent1" w:themeShade="80"/>
-        </w:rPr>
-      </w:pPr>
-      <w:bookmarkStart w:id="5" w:name="_Toc229467698"/>
-      <w:r>
-        <w:rPr>
-          <w:color w:val="0A2F41" w:themeColor="accent1" w:themeShade="80"/>
-        </w:rPr>
+      </w:pPr>
+      <w:bookmarkStart w:id="5" w:name="_Toc230099652"/>
+      <w:r>
         <w:t>Exigences non fonctionnelles</w:t>
       </w:r>
       <w:bookmarkEnd w:id="5"/>
@@ -8009,15 +8066,9 @@
     <w:p>
       <w:pPr>
         <w:pStyle w:val="Titre2"/>
-        <w:rPr>
-          <w:color w:val="0A2F41" w:themeColor="accent1" w:themeShade="80"/>
-        </w:rPr>
-      </w:pPr>
-      <w:bookmarkStart w:id="6" w:name="_Toc229467699"/>
-      <w:r>
-        <w:rPr>
-          <w:color w:val="0A2F41" w:themeColor="accent1" w:themeShade="80"/>
-        </w:rPr>
+      </w:pPr>
+      <w:bookmarkStart w:id="6" w:name="_Toc230099653"/>
+      <w:r>
         <w:t>Délimitation du projet</w:t>
       </w:r>
       <w:bookmarkEnd w:id="6"/>
@@ -8362,7 +8413,7 @@
       <w:pPr>
         <w:pStyle w:val="Titre1"/>
       </w:pPr>
-      <w:bookmarkStart w:id="7" w:name="_Toc229467700"/>
+      <w:bookmarkStart w:id="7" w:name="_Toc230099654"/>
       <w:r>
         <w:lastRenderedPageBreak/>
         <w:t>Processus métier</w:t>
@@ -8372,29 +8423,17 @@
     <w:p>
       <w:pPr>
         <w:pStyle w:val="Titre2"/>
-        <w:rPr>
-          <w:color w:val="0A2F41" w:themeColor="accent1" w:themeShade="80"/>
-        </w:rPr>
-      </w:pPr>
-      <w:bookmarkStart w:id="8" w:name="_Toc229467701"/>
-      <w:r>
-        <w:rPr>
-          <w:color w:val="0A2F41" w:themeColor="accent1" w:themeShade="80"/>
-        </w:rPr>
+      </w:pPr>
+      <w:bookmarkStart w:id="8" w:name="_Toc230099655"/>
+      <w:r>
         <w:t>Flux OCR (</w:t>
       </w:r>
       <w:proofErr w:type="spellStart"/>
       <w:r>
-        <w:rPr>
-          <w:color w:val="0A2F41" w:themeColor="accent1" w:themeShade="80"/>
-        </w:rPr>
         <w:t>upload</w:t>
       </w:r>
       <w:proofErr w:type="spellEnd"/>
       <w:r>
-        <w:rPr>
-          <w:color w:val="0A2F41" w:themeColor="accent1" w:themeShade="80"/>
-        </w:rPr>
         <w:t xml:space="preserve"> → extraction → validation → enregistrement)</w:t>
       </w:r>
       <w:bookmarkEnd w:id="8"/>
@@ -8457,15 +8496,9 @@
     <w:p>
       <w:pPr>
         <w:pStyle w:val="Titre2"/>
-        <w:rPr>
-          <w:color w:val="0A2F41" w:themeColor="accent1" w:themeShade="80"/>
-        </w:rPr>
-      </w:pPr>
-      <w:bookmarkStart w:id="9" w:name="_Toc229467702"/>
-      <w:r>
-        <w:rPr>
-          <w:color w:val="0A2F41" w:themeColor="accent1" w:themeShade="80"/>
-        </w:rPr>
+      </w:pPr>
+      <w:bookmarkStart w:id="9" w:name="_Toc230099656"/>
+      <w:r>
         <w:lastRenderedPageBreak/>
         <w:t>Gestion des équipements</w:t>
       </w:r>
@@ -8474,15 +8507,9 @@
     <w:p>
       <w:pPr>
         <w:pStyle w:val="Titre2"/>
-        <w:rPr>
-          <w:color w:val="0A2F41" w:themeColor="accent1" w:themeShade="80"/>
-        </w:rPr>
-      </w:pPr>
-      <w:bookmarkStart w:id="10" w:name="_Toc229467703"/>
-      <w:r>
-        <w:rPr>
-          <w:color w:val="0A2F41" w:themeColor="accent1" w:themeShade="80"/>
-        </w:rPr>
+      </w:pPr>
+      <w:bookmarkStart w:id="10" w:name="_Toc230099657"/>
+      <w:r>
         <w:t>Gestion des utilisateurs</w:t>
       </w:r>
       <w:bookmarkEnd w:id="10"/>
@@ -8504,7 +8531,7 @@
       <w:pPr>
         <w:pStyle w:val="Titre1"/>
       </w:pPr>
-      <w:bookmarkStart w:id="11" w:name="_Toc229467704"/>
+      <w:bookmarkStart w:id="11" w:name="_Toc230099658"/>
       <w:r>
         <w:lastRenderedPageBreak/>
         <w:t>Concept de réalisation</w:t>
@@ -8514,15 +8541,9 @@
     <w:p>
       <w:pPr>
         <w:pStyle w:val="Titre2"/>
-        <w:rPr>
-          <w:color w:val="0A2F41" w:themeColor="accent1" w:themeShade="80"/>
-        </w:rPr>
-      </w:pPr>
-      <w:bookmarkStart w:id="12" w:name="_Toc229467705"/>
-      <w:r>
-        <w:rPr>
-          <w:color w:val="0A2F41" w:themeColor="accent1" w:themeShade="80"/>
-        </w:rPr>
+      </w:pPr>
+      <w:bookmarkStart w:id="12" w:name="_Toc230099659"/>
+      <w:r>
         <w:t>Diagramme de flux</w:t>
       </w:r>
       <w:bookmarkEnd w:id="12"/>
@@ -8585,15 +8606,9 @@
     <w:p>
       <w:pPr>
         <w:pStyle w:val="Titre2"/>
-        <w:rPr>
-          <w:color w:val="0A2F41" w:themeColor="accent1" w:themeShade="80"/>
-        </w:rPr>
-      </w:pPr>
-      <w:bookmarkStart w:id="13" w:name="_Toc229467706"/>
-      <w:r>
-        <w:rPr>
-          <w:color w:val="0A2F41" w:themeColor="accent1" w:themeShade="80"/>
-        </w:rPr>
+      </w:pPr>
+      <w:bookmarkStart w:id="13" w:name="_Toc230099660"/>
+      <w:r>
         <w:lastRenderedPageBreak/>
         <w:t>Maquette UI/UX</w:t>
       </w:r>
@@ -9254,15 +9269,11 @@
     <w:p>
       <w:pPr>
         <w:pStyle w:val="Titre2"/>
-        <w:rPr>
-          <w:color w:val="0A2F41" w:themeColor="accent1" w:themeShade="80"/>
-        </w:rPr>
-      </w:pPr>
-      <w:bookmarkStart w:id="14" w:name="_Toc229467707"/>
+      </w:pPr>
+      <w:bookmarkStart w:id="14" w:name="_Toc230099661"/>
       <w:r>
         <w:rPr>
           <w:noProof/>
-          <w:color w:val="0A2F41" w:themeColor="accent1" w:themeShade="80"/>
         </w:rPr>
         <w:drawing>
           <wp:inline distT="0" distB="0" distL="0" distR="0" wp14:anchorId="189790C0" wp14:editId="1D69CAD8">
@@ -9301,9 +9312,6 @@
         </w:drawing>
       </w:r>
       <w:r>
-        <w:rPr>
-          <w:color w:val="0A2F41" w:themeColor="accent1" w:themeShade="80"/>
-        </w:rPr>
         <w:t>Use Cases</w:t>
       </w:r>
       <w:bookmarkEnd w:id="14"/>
@@ -9311,15 +9319,9 @@
     <w:p>
       <w:pPr>
         <w:pStyle w:val="Titre2"/>
-        <w:rPr>
-          <w:color w:val="0A2F41" w:themeColor="accent1" w:themeShade="80"/>
-        </w:rPr>
-      </w:pPr>
-      <w:bookmarkStart w:id="15" w:name="_Toc229467708"/>
-      <w:r>
-        <w:rPr>
-          <w:color w:val="0A2F41" w:themeColor="accent1" w:themeShade="80"/>
-        </w:rPr>
+      </w:pPr>
+      <w:bookmarkStart w:id="15" w:name="_Toc230099662"/>
+      <w:r>
         <w:t>Technologies choisies et justification</w:t>
       </w:r>
       <w:bookmarkEnd w:id="15"/>
@@ -9341,7 +9343,7 @@
       <w:pPr>
         <w:pStyle w:val="Titre1"/>
       </w:pPr>
-      <w:bookmarkStart w:id="16" w:name="_Toc229467709"/>
+      <w:bookmarkStart w:id="16" w:name="_Toc230099663"/>
       <w:r>
         <w:lastRenderedPageBreak/>
         <w:t>Modèle de données</w:t>
@@ -9351,15 +9353,9 @@
     <w:p>
       <w:pPr>
         <w:pStyle w:val="Titre2"/>
-        <w:rPr>
-          <w:color w:val="0A2F41" w:themeColor="accent1" w:themeShade="80"/>
-        </w:rPr>
-      </w:pPr>
-      <w:bookmarkStart w:id="17" w:name="_Toc229467710"/>
-      <w:r>
-        <w:rPr>
-          <w:color w:val="0A2F41" w:themeColor="accent1" w:themeShade="80"/>
-        </w:rPr>
+      </w:pPr>
+      <w:bookmarkStart w:id="17" w:name="_Toc230099664"/>
+      <w:r>
         <w:t>MLD</w:t>
       </w:r>
       <w:bookmarkEnd w:id="17"/>
@@ -9410,15 +9406,9 @@
     <w:p>
       <w:pPr>
         <w:pStyle w:val="Titre2"/>
-        <w:rPr>
-          <w:color w:val="0A2F41" w:themeColor="accent1" w:themeShade="80"/>
-        </w:rPr>
-      </w:pPr>
-      <w:bookmarkStart w:id="18" w:name="_Toc229467711"/>
-      <w:r>
-        <w:rPr>
-          <w:color w:val="0A2F41" w:themeColor="accent1" w:themeShade="80"/>
-        </w:rPr>
+      </w:pPr>
+      <w:bookmarkStart w:id="18" w:name="_Toc230099665"/>
+      <w:r>
         <w:t>Description des tables</w:t>
       </w:r>
       <w:bookmarkEnd w:id="18"/>
@@ -9439,15 +9429,9 @@
     <w:p>
       <w:pPr>
         <w:pStyle w:val="Titre2"/>
-        <w:rPr>
-          <w:color w:val="0A2F41" w:themeColor="accent1" w:themeShade="80"/>
-        </w:rPr>
-      </w:pPr>
-      <w:bookmarkStart w:id="19" w:name="_Toc229467712"/>
-      <w:r>
-        <w:rPr>
-          <w:color w:val="0A2F41" w:themeColor="accent1" w:themeShade="80"/>
-        </w:rPr>
+      </w:pPr>
+      <w:bookmarkStart w:id="19" w:name="_Toc230099666"/>
+      <w:r>
         <w:lastRenderedPageBreak/>
         <w:t>Normalisation et indexation</w:t>
       </w:r>
@@ -9470,6 +9454,9 @@
     </w:p>
     <w:p>
       <w:r>
+        <w:rPr>
+          <w:noProof/>
+        </w:rPr>
         <w:drawing>
           <wp:inline distT="0" distB="0" distL="0" distR="0" wp14:anchorId="66FC252A" wp14:editId="3F22E13E">
             <wp:extent cx="5760720" cy="3950335"/>
@@ -9511,7 +9498,7 @@
       <w:pPr>
         <w:pStyle w:val="Titre1"/>
       </w:pPr>
-      <w:bookmarkStart w:id="20" w:name="_Toc229467713"/>
+      <w:bookmarkStart w:id="20" w:name="_Toc230099667"/>
       <w:r>
         <w:t>Sécurité et protection des données</w:t>
       </w:r>
@@ -9520,15 +9507,9 @@
     <w:p>
       <w:pPr>
         <w:pStyle w:val="Titre2"/>
-        <w:rPr>
-          <w:color w:val="0A2F41" w:themeColor="accent1" w:themeShade="80"/>
-        </w:rPr>
-      </w:pPr>
-      <w:bookmarkStart w:id="21" w:name="_Toc229467714"/>
-      <w:r>
-        <w:rPr>
-          <w:color w:val="0A2F41" w:themeColor="accent1" w:themeShade="80"/>
-        </w:rPr>
+      </w:pPr>
+      <w:bookmarkStart w:id="21" w:name="_Toc230099668"/>
+      <w:r>
         <w:t>Concept de rôles (Admin / Utilisateur standard)</w:t>
       </w:r>
       <w:bookmarkEnd w:id="21"/>
@@ -9918,15 +9899,9 @@
     <w:p>
       <w:pPr>
         <w:pStyle w:val="Titre2"/>
-        <w:rPr>
-          <w:color w:val="0A2F41" w:themeColor="accent1" w:themeShade="80"/>
-        </w:rPr>
-      </w:pPr>
-      <w:bookmarkStart w:id="22" w:name="_Toc229467715"/>
-      <w:r>
-        <w:rPr>
-          <w:color w:val="0A2F41" w:themeColor="accent1" w:themeShade="80"/>
-        </w:rPr>
+      </w:pPr>
+      <w:bookmarkStart w:id="22" w:name="_Toc230099669"/>
+      <w:r>
         <w:t>Authentification</w:t>
       </w:r>
       <w:bookmarkEnd w:id="22"/>
@@ -9969,7 +9944,7 @@
       <w:pPr>
         <w:pStyle w:val="Titre3"/>
       </w:pPr>
-      <w:bookmarkStart w:id="23" w:name="_Toc229467716"/>
+      <w:bookmarkStart w:id="23" w:name="_Toc230099670"/>
       <w:r>
         <w:t>Stockage du mot de passe</w:t>
       </w:r>
@@ -10010,7 +9985,7 @@
       <w:pPr>
         <w:pStyle w:val="Titre3"/>
       </w:pPr>
-      <w:bookmarkStart w:id="24" w:name="_Toc229467717"/>
+      <w:bookmarkStart w:id="24" w:name="_Toc230099671"/>
       <w:r>
         <w:t>Processus de connexion</w:t>
       </w:r>
@@ -10072,7 +10047,7 @@
       <w:pPr>
         <w:pStyle w:val="Titre3"/>
       </w:pPr>
-      <w:bookmarkStart w:id="25" w:name="_Toc229467718"/>
+      <w:bookmarkStart w:id="25" w:name="_Toc230099672"/>
       <w:r>
         <w:t>Protection des pages</w:t>
       </w:r>
@@ -10107,15 +10082,9 @@
     <w:p>
       <w:pPr>
         <w:pStyle w:val="Titre2"/>
-        <w:rPr>
-          <w:color w:val="0A2F41" w:themeColor="accent1" w:themeShade="80"/>
-        </w:rPr>
-      </w:pPr>
-      <w:bookmarkStart w:id="26" w:name="_Toc229467719"/>
-      <w:r>
-        <w:rPr>
-          <w:color w:val="0A2F41" w:themeColor="accent1" w:themeShade="80"/>
-        </w:rPr>
+      </w:pPr>
+      <w:bookmarkStart w:id="26" w:name="_Toc230099673"/>
+      <w:r>
         <w:t>Sauvegarde et restauration</w:t>
       </w:r>
       <w:bookmarkEnd w:id="26"/>
@@ -10124,7 +10093,7 @@
       <w:pPr>
         <w:pStyle w:val="Titre1"/>
       </w:pPr>
-      <w:bookmarkStart w:id="27" w:name="_Toc229467720"/>
+      <w:bookmarkStart w:id="27" w:name="_Toc230099674"/>
       <w:r>
         <w:t>Implémentation</w:t>
       </w:r>
@@ -10133,464 +10102,696 @@
     <w:p>
       <w:pPr>
         <w:pStyle w:val="Titre2"/>
-        <w:rPr>
-          <w:color w:val="0A2F41" w:themeColor="accent1" w:themeShade="80"/>
-        </w:rPr>
-      </w:pPr>
-      <w:bookmarkStart w:id="28" w:name="_Toc229467721"/>
+      </w:pPr>
+      <w:bookmarkStart w:id="28" w:name="_Toc230099675"/>
       <w:proofErr w:type="spellStart"/>
       <w:r>
-        <w:rPr>
-          <w:color w:val="0A2F41" w:themeColor="accent1" w:themeShade="80"/>
-        </w:rPr>
         <w:t>Back-end</w:t>
       </w:r>
       <w:bookmarkEnd w:id="28"/>
       <w:proofErr w:type="spellEnd"/>
     </w:p>
     <w:p>
+      <w:r>
+        <w:t xml:space="preserve">L'architecture </w:t>
+      </w:r>
+      <w:proofErr w:type="spellStart"/>
+      <w:r>
+        <w:t>back-end</w:t>
+      </w:r>
+      <w:proofErr w:type="spellEnd"/>
+      <w:r>
+        <w:t xml:space="preserve"> de l'application est organisée dans le dossier </w:t>
+      </w:r>
+      <w:proofErr w:type="spellStart"/>
+      <w:r>
+        <w:t>utils</w:t>
+      </w:r>
+      <w:proofErr w:type="spellEnd"/>
+      <w:r>
+        <w:t>/</w:t>
+      </w:r>
+      <w:proofErr w:type="spellStart"/>
+      <w:r>
+        <w:t>supabase</w:t>
+      </w:r>
+      <w:proofErr w:type="spellEnd"/>
+      <w:r>
+        <w:t xml:space="preserve">/, qui regroupe l'ensemble des modules responsables de la communication avec la base de données </w:t>
+      </w:r>
+      <w:proofErr w:type="spellStart"/>
+      <w:r>
+        <w:t>Supabase</w:t>
+      </w:r>
+      <w:proofErr w:type="spellEnd"/>
+      <w:r>
+        <w:t>.</w:t>
+      </w:r>
+    </w:p>
+    <w:p>
       <w:pPr>
         <w:pStyle w:val="Titre3"/>
       </w:pPr>
-      <w:bookmarkStart w:id="29" w:name="_Toc229467722"/>
-      <w:r>
-        <w:t xml:space="preserve">Fonctions CRUD </w:t>
-      </w:r>
-      <w:r>
-        <w:t>-</w:t>
-      </w:r>
-      <w:r>
-        <w:t xml:space="preserve"> Équipements et Utilisateurs</w:t>
+      <w:bookmarkStart w:id="29" w:name="_Toc230099676"/>
+      <w:r>
+        <w:t>db_connexion.py</w:t>
       </w:r>
       <w:bookmarkEnd w:id="29"/>
     </w:p>
     <w:p>
       <w:r>
+        <w:t xml:space="preserve">Ce module initialise le client </w:t>
+      </w:r>
+      <w:proofErr w:type="spellStart"/>
+      <w:r>
+        <w:t>Supabase</w:t>
+      </w:r>
+      <w:proofErr w:type="spellEnd"/>
+      <w:r>
+        <w:t xml:space="preserve"> à partir des secrets définis dans le fichier .</w:t>
+      </w:r>
+      <w:proofErr w:type="spellStart"/>
+      <w:r>
+        <w:t>streamlit</w:t>
+      </w:r>
+      <w:proofErr w:type="spellEnd"/>
+      <w:r>
+        <w:t>/</w:t>
+      </w:r>
+      <w:proofErr w:type="spellStart"/>
+      <w:r>
+        <w:t>secrets.toml</w:t>
+      </w:r>
+      <w:proofErr w:type="spellEnd"/>
+      <w:r>
+        <w:t>. Il expose une instance unique du client utilisée par tous les autres modules.</w:t>
+      </w:r>
+    </w:p>
+    <w:p>
+      <w:r>
+        <w:drawing>
+          <wp:inline distT="0" distB="0" distL="0" distR="0" wp14:anchorId="78B36B81" wp14:editId="163025D5">
+            <wp:extent cx="3096057" cy="1924319"/>
+            <wp:effectExtent l="0" t="0" r="0" b="0"/>
+            <wp:docPr id="2034184408" name="Image 1"/>
+            <wp:cNvGraphicFramePr>
+              <a:graphicFrameLocks xmlns:a="http://schemas.openxmlformats.org/drawingml/2006/main" noChangeAspect="1"/>
+            </wp:cNvGraphicFramePr>
+            <a:graphic xmlns:a="http://schemas.openxmlformats.org/drawingml/2006/main">
+              <a:graphicData uri="http://schemas.openxmlformats.org/drawingml/2006/picture">
+                <pic:pic xmlns:pic="http://schemas.openxmlformats.org/drawingml/2006/picture">
+                  <pic:nvPicPr>
+                    <pic:cNvPr id="2034184408" name=""/>
+                    <pic:cNvPicPr/>
+                  </pic:nvPicPr>
+                  <pic:blipFill>
+                    <a:blip r:embed="rId30"/>
+                    <a:stretch>
+                      <a:fillRect/>
+                    </a:stretch>
+                  </pic:blipFill>
+                  <pic:spPr>
+                    <a:xfrm>
+                      <a:off x="0" y="0"/>
+                      <a:ext cx="3096057" cy="1924319"/>
+                    </a:xfrm>
+                    <a:prstGeom prst="rect">
+                      <a:avLst/>
+                    </a:prstGeom>
+                  </pic:spPr>
+                </pic:pic>
+              </a:graphicData>
+            </a:graphic>
+          </wp:inline>
+        </w:drawing>
+      </w:r>
+    </w:p>
+    <w:p>
+      <w:pPr>
+        <w:pStyle w:val="Titre3"/>
+      </w:pPr>
+      <w:bookmarkStart w:id="30" w:name="_Toc230099677"/>
+      <w:r>
+        <w:t>db_equipements.py</w:t>
+      </w:r>
+      <w:bookmarkEnd w:id="30"/>
+    </w:p>
+    <w:p>
+      <w:r>
+        <w:t xml:space="preserve">Ce module regroupe toutes les opérations CRUD sur la table </w:t>
+      </w:r>
+      <w:proofErr w:type="spellStart"/>
+      <w:r>
+        <w:t>equipments</w:t>
+      </w:r>
+      <w:proofErr w:type="spellEnd"/>
+      <w:r>
+        <w:t>.</w:t>
+      </w:r>
+    </w:p>
+    <w:p>
+      <w:proofErr w:type="gramStart"/>
+      <w:r>
+        <w:t xml:space="preserve">La fonction </w:t>
+      </w:r>
+      <w:proofErr w:type="spellStart"/>
+      <w:r>
+        <w:t>global</w:t>
+      </w:r>
+      <w:proofErr w:type="gramEnd"/>
+      <w:r>
+        <w:t>_search</w:t>
+      </w:r>
+      <w:proofErr w:type="spellEnd"/>
+      <w:r>
+        <w:t xml:space="preserve"> effectue une recherche multi-champs via </w:t>
+      </w:r>
+      <w:proofErr w:type="gramStart"/>
+      <w:r>
+        <w:t>l'opérateur .or_(</w:t>
+      </w:r>
+      <w:proofErr w:type="gramEnd"/>
+      <w:r>
+        <w:t xml:space="preserve">) de </w:t>
+      </w:r>
+      <w:proofErr w:type="spellStart"/>
+      <w:r>
+        <w:t>PostgREST</w:t>
+      </w:r>
+      <w:proofErr w:type="spellEnd"/>
+      <w:r>
+        <w:t>, permettant de filtrer par nom, marque, modèle, numéro de série, type ou statut.</w:t>
+      </w:r>
+    </w:p>
+    <w:p>
+      <w:r>
+        <w:t xml:space="preserve">La fonction </w:t>
+      </w:r>
+      <w:proofErr w:type="spellStart"/>
+      <w:r>
+        <w:t>create_equipment</w:t>
+      </w:r>
+      <w:proofErr w:type="spellEnd"/>
+      <w:r>
+        <w:t xml:space="preserve"> insère un nouvel équipement et déclenche un log de type </w:t>
+      </w:r>
+      <w:proofErr w:type="spellStart"/>
+      <w:r>
+        <w:t>create_equipment</w:t>
+      </w:r>
+      <w:proofErr w:type="spellEnd"/>
+      <w:r>
+        <w:t xml:space="preserve"> avec le numéro de série comme détail.</w:t>
+      </w:r>
+    </w:p>
+    <w:p>
+      <w:r>
+        <w:t xml:space="preserve">La fonction </w:t>
+      </w:r>
+      <w:proofErr w:type="spellStart"/>
+      <w:r>
+        <w:t>update_equipments</w:t>
+      </w:r>
+      <w:proofErr w:type="spellEnd"/>
+      <w:r>
+        <w:t xml:space="preserve"> récupère d'abord l'état actuel de l'équipement avant la modification, puis compare chaque champ pour identifier les changements. Seuls les champs modifiés sont enregistrés dans les logs sous la forme d'un dictionnaire {</w:t>
+      </w:r>
+      <w:proofErr w:type="gramStart"/>
+      <w:r>
+        <w:t>champ:</w:t>
+      </w:r>
+      <w:proofErr w:type="gramEnd"/>
+      <w:r>
+        <w:t xml:space="preserve"> </w:t>
+      </w:r>
+      <w:proofErr w:type="spellStart"/>
+      <w:r>
+        <w:t>nouvelle_valeur</w:t>
+      </w:r>
+      <w:proofErr w:type="spellEnd"/>
+      <w:r>
+        <w:t>}. Cette approche permet une traçabilité précise des modifications.</w:t>
+      </w:r>
+    </w:p>
+    <w:p>
+      <w:r>
+        <w:lastRenderedPageBreak/>
+        <w:t xml:space="preserve">La fonction </w:t>
+      </w:r>
+      <w:proofErr w:type="spellStart"/>
+      <w:r>
+        <w:t>delete_equipment</w:t>
+      </w:r>
+      <w:proofErr w:type="spellEnd"/>
+      <w:r>
+        <w:t xml:space="preserve"> récupère l'identifiant de l'équipement avant sa suppression afin de pouvoir le référencer dans les logs, puis procède à la suppression.</w:t>
+      </w:r>
+    </w:p>
+    <w:p>
+      <w:pPr>
+        <w:pStyle w:val="Titre3"/>
+      </w:pPr>
+      <w:bookmarkStart w:id="31" w:name="_Toc230099678"/>
+      <w:r>
+        <w:t>db_users.py</w:t>
+      </w:r>
+      <w:bookmarkEnd w:id="31"/>
+    </w:p>
+    <w:p>
+      <w:r>
+        <w:t xml:space="preserve">Ce module gère les opérations sur la table </w:t>
+      </w:r>
+      <w:proofErr w:type="spellStart"/>
+      <w:r>
+        <w:t>users</w:t>
+      </w:r>
+      <w:proofErr w:type="spellEnd"/>
+      <w:r>
+        <w:t xml:space="preserve">. Les mots de passe sont systématiquement hachés avec </w:t>
+      </w:r>
+      <w:proofErr w:type="spellStart"/>
+      <w:r>
+        <w:t>bcrypt</w:t>
+      </w:r>
+      <w:proofErr w:type="spellEnd"/>
+      <w:r>
+        <w:t xml:space="preserve"> avant stockage, et ne sont jamais stockés en clair. La vérification du mot de passe lors du login utilise </w:t>
+      </w:r>
+      <w:proofErr w:type="spellStart"/>
+      <w:proofErr w:type="gramStart"/>
+      <w:r>
+        <w:t>bcrypt.checkpw</w:t>
+      </w:r>
+      <w:proofErr w:type="spellEnd"/>
+      <w:proofErr w:type="gramEnd"/>
+      <w:r>
+        <w:t>(), qui compare le mot de passe saisi (encodé en UTF-8) au hash stocké en base.</w:t>
+      </w:r>
+    </w:p>
+    <w:p>
+      <w:r>
+        <w:t xml:space="preserve">Les fonctions </w:t>
+      </w:r>
+      <w:proofErr w:type="spellStart"/>
+      <w:r>
+        <w:t>update_user</w:t>
+      </w:r>
+      <w:proofErr w:type="spellEnd"/>
+      <w:r>
+        <w:t xml:space="preserve"> et </w:t>
+      </w:r>
+      <w:proofErr w:type="spellStart"/>
+      <w:r>
+        <w:t>delete_user</w:t>
+      </w:r>
+      <w:proofErr w:type="spellEnd"/>
+      <w:r>
+        <w:t xml:space="preserve"> identifient l'utilisateur par son nom d'utilisateur avant toute opération.</w:t>
+      </w:r>
+    </w:p>
+    <w:p>
+      <w:pPr>
+        <w:pStyle w:val="Titre3"/>
+      </w:pPr>
+      <w:bookmarkStart w:id="32" w:name="_Toc230099679"/>
+      <w:r>
+        <w:t>logger.py</w:t>
+      </w:r>
+      <w:bookmarkEnd w:id="32"/>
+    </w:p>
+    <w:p>
+      <w:r>
+        <w:t xml:space="preserve">Ce module centralise la journalisation des actions. La fonction </w:t>
+      </w:r>
+      <w:proofErr w:type="spellStart"/>
+      <w:r>
+        <w:t>log_</w:t>
+      </w:r>
+      <w:proofErr w:type="gramStart"/>
+      <w:r>
+        <w:t>action</w:t>
+      </w:r>
+      <w:proofErr w:type="spellEnd"/>
+      <w:r>
+        <w:t>(</w:t>
+      </w:r>
+      <w:proofErr w:type="gramEnd"/>
+      <w:r>
+        <w:t xml:space="preserve">) est appelée depuis tous les autres modules après chaque opération significative. Elle récupère automatiquement l'identifiant de l'utilisateur connecté depuis </w:t>
+      </w:r>
+      <w:proofErr w:type="spellStart"/>
+      <w:proofErr w:type="gramStart"/>
+      <w:r>
+        <w:t>st.session</w:t>
+      </w:r>
+      <w:proofErr w:type="gramEnd"/>
+      <w:r>
+        <w:t>_state</w:t>
+      </w:r>
+      <w:proofErr w:type="spellEnd"/>
+      <w:r>
+        <w:t>, ce qui garantit que chaque action est tracée avec son auteur.</w:t>
+      </w:r>
+    </w:p>
+    <w:p>
+      <w:r>
+        <w:drawing>
+          <wp:inline distT="0" distB="0" distL="0" distR="0" wp14:anchorId="11A8E544" wp14:editId="31045C63">
+            <wp:extent cx="5760720" cy="1780540"/>
+            <wp:effectExtent l="0" t="0" r="0" b="0"/>
+            <wp:docPr id="763179448" name="Image 1"/>
+            <wp:cNvGraphicFramePr>
+              <a:graphicFrameLocks xmlns:a="http://schemas.openxmlformats.org/drawingml/2006/main" noChangeAspect="1"/>
+            </wp:cNvGraphicFramePr>
+            <a:graphic xmlns:a="http://schemas.openxmlformats.org/drawingml/2006/main">
+              <a:graphicData uri="http://schemas.openxmlformats.org/drawingml/2006/picture">
+                <pic:pic xmlns:pic="http://schemas.openxmlformats.org/drawingml/2006/picture">
+                  <pic:nvPicPr>
+                    <pic:cNvPr id="763179448" name=""/>
+                    <pic:cNvPicPr/>
+                  </pic:nvPicPr>
+                  <pic:blipFill>
+                    <a:blip r:embed="rId31"/>
+                    <a:stretch>
+                      <a:fillRect/>
+                    </a:stretch>
+                  </pic:blipFill>
+                  <pic:spPr>
+                    <a:xfrm>
+                      <a:off x="0" y="0"/>
+                      <a:ext cx="5760720" cy="1780540"/>
+                    </a:xfrm>
+                    <a:prstGeom prst="rect">
+                      <a:avLst/>
+                    </a:prstGeom>
+                  </pic:spPr>
+                </pic:pic>
+              </a:graphicData>
+            </a:graphic>
+          </wp:inline>
+        </w:drawing>
+      </w:r>
+    </w:p>
+    <w:p>
+      <w:r>
+        <w:t>Les actions journalisées sont :</w:t>
+      </w:r>
+    </w:p>
+    <w:p>
+      <w:pPr>
+        <w:pStyle w:val="Paragraphedeliste"/>
+        <w:numPr>
+          <w:ilvl w:val="0"/>
+          <w:numId w:val="37"/>
+        </w:numPr>
+      </w:pPr>
+      <w:proofErr w:type="spellStart"/>
+      <w:proofErr w:type="gramStart"/>
+      <w:r>
+        <w:t>create</w:t>
+      </w:r>
+      <w:proofErr w:type="gramEnd"/>
+      <w:r>
+        <w:t>_equipment</w:t>
+      </w:r>
+      <w:proofErr w:type="spellEnd"/>
+    </w:p>
+    <w:p>
+      <w:pPr>
+        <w:pStyle w:val="Paragraphedeliste"/>
+        <w:numPr>
+          <w:ilvl w:val="0"/>
+          <w:numId w:val="37"/>
+        </w:numPr>
+      </w:pPr>
+      <w:proofErr w:type="spellStart"/>
+      <w:proofErr w:type="gramStart"/>
+      <w:r>
+        <w:t>update</w:t>
+      </w:r>
+      <w:proofErr w:type="gramEnd"/>
+      <w:r>
+        <w:t>_equipmen</w:t>
+      </w:r>
+      <w:r>
+        <w:t>t</w:t>
+      </w:r>
+      <w:proofErr w:type="spellEnd"/>
+    </w:p>
+    <w:p>
+      <w:pPr>
+        <w:pStyle w:val="Paragraphedeliste"/>
+        <w:numPr>
+          <w:ilvl w:val="0"/>
+          <w:numId w:val="37"/>
+        </w:numPr>
+      </w:pPr>
+      <w:proofErr w:type="spellStart"/>
+      <w:proofErr w:type="gramStart"/>
+      <w:r>
+        <w:t>delete</w:t>
+      </w:r>
+      <w:proofErr w:type="gramEnd"/>
+      <w:r>
+        <w:t>_equipment</w:t>
+      </w:r>
+      <w:proofErr w:type="spellEnd"/>
+    </w:p>
+    <w:p>
+      <w:pPr>
+        <w:pStyle w:val="Paragraphedeliste"/>
+        <w:numPr>
+          <w:ilvl w:val="0"/>
+          <w:numId w:val="37"/>
+        </w:numPr>
+      </w:pPr>
+      <w:proofErr w:type="spellStart"/>
+      <w:proofErr w:type="gramStart"/>
+      <w:r>
+        <w:t>assign</w:t>
+      </w:r>
+      <w:proofErr w:type="gramEnd"/>
+      <w:r>
+        <w:t>_equipment</w:t>
+      </w:r>
+      <w:proofErr w:type="spellEnd"/>
+    </w:p>
+    <w:p>
+      <w:pPr>
+        <w:pStyle w:val="Paragraphedeliste"/>
+        <w:numPr>
+          <w:ilvl w:val="0"/>
+          <w:numId w:val="37"/>
+        </w:numPr>
+      </w:pPr>
+      <w:proofErr w:type="spellStart"/>
+      <w:proofErr w:type="gramStart"/>
+      <w:r>
+        <w:t>ocr</w:t>
+      </w:r>
+      <w:proofErr w:type="gramEnd"/>
+      <w:r>
+        <w:t>_scan</w:t>
+      </w:r>
+      <w:proofErr w:type="spellEnd"/>
+    </w:p>
+    <w:p>
+      <w:pPr>
+        <w:pStyle w:val="Paragraphedeliste"/>
+        <w:numPr>
+          <w:ilvl w:val="0"/>
+          <w:numId w:val="37"/>
+        </w:numPr>
+      </w:pPr>
+      <w:proofErr w:type="spellStart"/>
+      <w:proofErr w:type="gramStart"/>
+      <w:r>
+        <w:t>login</w:t>
+      </w:r>
+      <w:proofErr w:type="gramEnd"/>
+      <w:r>
+        <w:t>_success</w:t>
+      </w:r>
+      <w:proofErr w:type="spellEnd"/>
+    </w:p>
+    <w:p>
+      <w:pPr>
+        <w:pStyle w:val="Paragraphedeliste"/>
+        <w:numPr>
+          <w:ilvl w:val="0"/>
+          <w:numId w:val="37"/>
+        </w:numPr>
+        <w:rPr>
+          <w:lang w:val="de-CH"/>
+        </w:rPr>
+      </w:pPr>
+      <w:proofErr w:type="spellStart"/>
+      <w:r>
+        <w:rPr>
+          <w:lang w:val="de-CH"/>
+        </w:rPr>
+        <w:t>login_failed</w:t>
+      </w:r>
+      <w:proofErr w:type="spellEnd"/>
+    </w:p>
+    <w:p>
+      <w:pPr>
+        <w:pStyle w:val="Paragraphedeliste"/>
+        <w:numPr>
+          <w:ilvl w:val="0"/>
+          <w:numId w:val="37"/>
+        </w:numPr>
+        <w:rPr>
+          <w:lang w:val="de-CH"/>
+        </w:rPr>
+      </w:pPr>
+      <w:proofErr w:type="spellStart"/>
+      <w:r>
+        <w:rPr>
+          <w:lang w:val="de-CH"/>
+        </w:rPr>
+        <w:t>create_user</w:t>
+      </w:r>
+      <w:proofErr w:type="spellEnd"/>
+    </w:p>
+    <w:p>
+      <w:pPr>
+        <w:pStyle w:val="Paragraphedeliste"/>
+        <w:numPr>
+          <w:ilvl w:val="0"/>
+          <w:numId w:val="37"/>
+        </w:numPr>
+        <w:rPr>
+          <w:lang w:val="de-CH"/>
+        </w:rPr>
+      </w:pPr>
+      <w:proofErr w:type="spellStart"/>
+      <w:r>
+        <w:rPr>
+          <w:lang w:val="de-CH"/>
+        </w:rPr>
+        <w:t>update_user</w:t>
+      </w:r>
+      <w:proofErr w:type="spellEnd"/>
+    </w:p>
+    <w:p>
+      <w:pPr>
+        <w:pStyle w:val="Paragraphedeliste"/>
+        <w:numPr>
+          <w:ilvl w:val="0"/>
+          <w:numId w:val="37"/>
+        </w:numPr>
+        <w:rPr>
+          <w:lang w:val="de-CH"/>
+        </w:rPr>
+      </w:pPr>
+      <w:proofErr w:type="spellStart"/>
+      <w:r>
+        <w:rPr>
+          <w:lang w:val="de-CH"/>
+        </w:rPr>
+        <w:t>update_password</w:t>
+      </w:r>
+      <w:proofErr w:type="spellEnd"/>
+    </w:p>
+    <w:p>
+      <w:pPr>
+        <w:pStyle w:val="Paragraphedeliste"/>
+        <w:numPr>
+          <w:ilvl w:val="0"/>
+          <w:numId w:val="37"/>
+        </w:numPr>
+        <w:rPr>
+          <w:lang w:val="de-CH"/>
+        </w:rPr>
+      </w:pPr>
+      <w:proofErr w:type="spellStart"/>
+      <w:r>
+        <w:rPr>
+          <w:lang w:val="de-CH"/>
+        </w:rPr>
+        <w:t>delete_user</w:t>
+      </w:r>
+      <w:proofErr w:type="spellEnd"/>
+      <w:r>
+        <w:rPr>
+          <w:lang w:val="de-CH"/>
+        </w:rPr>
+        <w:t>.</w:t>
+      </w:r>
+    </w:p>
+    <w:p>
+      <w:pPr>
+        <w:pStyle w:val="Titre2"/>
+      </w:pPr>
+    </w:p>
+    <w:p>
+      <w:pPr>
+        <w:pStyle w:val="Titre2"/>
+      </w:pPr>
+      <w:bookmarkStart w:id="33" w:name="_Toc230099680"/>
+      <w:proofErr w:type="spellStart"/>
+      <w:r>
+        <w:t>Front-end</w:t>
+      </w:r>
+      <w:bookmarkEnd w:id="33"/>
+      <w:proofErr w:type="spellEnd"/>
+    </w:p>
+    <w:p>
+      <w:r>
         <w:t xml:space="preserve">Le </w:t>
       </w:r>
       <w:proofErr w:type="spellStart"/>
       <w:r>
+        <w:t>front-end</w:t>
+      </w:r>
+      <w:proofErr w:type="spellEnd"/>
+      <w:r>
+        <w:t xml:space="preserve"> de Serial Guard V2 est entièrement développé avec le </w:t>
+      </w:r>
+      <w:proofErr w:type="spellStart"/>
+      <w:r>
+        <w:t>framework</w:t>
+      </w:r>
+      <w:proofErr w:type="spellEnd"/>
+      <w:r>
+        <w:t xml:space="preserve"> </w:t>
+      </w:r>
+      <w:proofErr w:type="spellStart"/>
+      <w:r>
+        <w:t>Streamlit</w:t>
+      </w:r>
+      <w:proofErr w:type="spellEnd"/>
+      <w:r>
+        <w:t xml:space="preserve">, qui permet de construire des interfaces web interactives directement en Python, sans nécessiter de code HTML ou JavaScript supplémentaire pour la logique applicative. Cette approche a été choisie pour sa rapidité de développement et sa compatibilité native avec le </w:t>
+      </w:r>
+      <w:proofErr w:type="spellStart"/>
+      <w:r>
         <w:t>back-end</w:t>
       </w:r>
       <w:proofErr w:type="spellEnd"/>
       <w:r>
-        <w:t xml:space="preserve"> est organisé en modules Python distincts, chacun regroupant les fonctions d'accès à la base de données pour une entité donnée. Toutes ces fonctions s'appuient sur le client </w:t>
-      </w:r>
-      <w:proofErr w:type="spellStart"/>
-      <w:r>
-        <w:t>Supabase</w:t>
-      </w:r>
-      <w:proofErr w:type="spellEnd"/>
-      <w:r>
-        <w:t xml:space="preserve"> instancié dans un module de connexion centralisé (db_connexion.py), ce qui évite toute duplication de la logique de connexion.</w:t>
+        <w:t xml:space="preserve"> Python.</w:t>
       </w:r>
     </w:p>
     <w:p>
       <w:pPr>
         <w:pStyle w:val="Titre3"/>
       </w:pPr>
-      <w:bookmarkStart w:id="30" w:name="_Toc229467723"/>
-      <w:r>
-        <w:t>Module db_equipements.py</w:t>
-      </w:r>
-      <w:bookmarkEnd w:id="30"/>
-    </w:p>
-    <w:p>
-      <w:r>
-        <w:t xml:space="preserve">Ce module expose les quatre opérations CRUD pour la table </w:t>
-      </w:r>
-      <w:proofErr w:type="spellStart"/>
-      <w:r>
-        <w:t>equipments</w:t>
-      </w:r>
-      <w:proofErr w:type="spellEnd"/>
-      <w:r>
-        <w:t>.</w:t>
-      </w:r>
-    </w:p>
-    <w:p>
-      <w:r>
-        <w:t xml:space="preserve">La fonction </w:t>
-      </w:r>
-      <w:proofErr w:type="spellStart"/>
-      <w:r>
-        <w:t>get_all_</w:t>
-      </w:r>
-      <w:proofErr w:type="gramStart"/>
-      <w:r>
-        <w:t>equipements</w:t>
-      </w:r>
-      <w:proofErr w:type="spellEnd"/>
-      <w:r>
-        <w:t>(</w:t>
-      </w:r>
-      <w:proofErr w:type="gramEnd"/>
-      <w:r>
-        <w:t xml:space="preserve">) interroge la table via un SELECT * et retourne la liste complète des équipements sous forme de dictionnaires Python. Cette liste est directement consommée par les pages </w:t>
-      </w:r>
-      <w:proofErr w:type="spellStart"/>
-      <w:r>
-        <w:t>front-end</w:t>
-      </w:r>
-      <w:proofErr w:type="spellEnd"/>
-      <w:r>
-        <w:t xml:space="preserve"> pour l'affichage et les calculs statistiques.</w:t>
-      </w:r>
-    </w:p>
-    <w:p>
-      <w:r>
-        <w:t xml:space="preserve">La fonction </w:t>
-      </w:r>
-      <w:proofErr w:type="spellStart"/>
-      <w:r>
-        <w:t>create_</w:t>
-      </w:r>
-      <w:proofErr w:type="gramStart"/>
-      <w:r>
-        <w:t>equipment</w:t>
-      </w:r>
-      <w:proofErr w:type="spellEnd"/>
-      <w:r>
-        <w:t>(</w:t>
-      </w:r>
-      <w:proofErr w:type="gramEnd"/>
-      <w:r>
-        <w:t xml:space="preserve">) accepte les dix champs d'un équipement et effectue un INSERT vers </w:t>
-      </w:r>
-      <w:proofErr w:type="spellStart"/>
-      <w:r>
-        <w:t>Supabase</w:t>
-      </w:r>
-      <w:proofErr w:type="spellEnd"/>
-      <w:r>
-        <w:t>. Les champs optionnels de type entier ou date (</w:t>
-      </w:r>
-      <w:proofErr w:type="spellStart"/>
-      <w:r>
-        <w:t>warranty_months</w:t>
-      </w:r>
-      <w:proofErr w:type="spellEnd"/>
-      <w:r>
-        <w:t xml:space="preserve">, </w:t>
-      </w:r>
-      <w:proofErr w:type="spellStart"/>
-      <w:r>
-        <w:t>purchase_date</w:t>
-      </w:r>
-      <w:proofErr w:type="spellEnd"/>
-      <w:r>
-        <w:t xml:space="preserve">, </w:t>
-      </w:r>
-      <w:proofErr w:type="spellStart"/>
-      <w:r>
-        <w:t>assigned_user_id</w:t>
-      </w:r>
-      <w:proofErr w:type="spellEnd"/>
-      <w:r>
-        <w:t>) sont transmis en None lorsqu'ils sont vides, ce qui correspond à une valeur NULL en base PostgreSQL. Transmettre une chaîne vide à ces colonnes provoque une erreur de type côté base de données, ce problème a été identifié et corrigé lors du développement.</w:t>
-      </w:r>
-    </w:p>
-    <w:p>
-      <w:r>
-        <w:t xml:space="preserve">La fonction </w:t>
-      </w:r>
-      <w:proofErr w:type="spellStart"/>
-      <w:r>
-        <w:t>update_</w:t>
-      </w:r>
-      <w:proofErr w:type="gramStart"/>
-      <w:r>
-        <w:t>equipments</w:t>
-      </w:r>
-      <w:proofErr w:type="spellEnd"/>
-      <w:r>
-        <w:t>(</w:t>
-      </w:r>
-      <w:proofErr w:type="gramEnd"/>
-      <w:r>
-        <w:t xml:space="preserve">) prend en paramètre l'identifiant de l'équipement ainsi que l'ensemble de ses champs, et effectue un UPDATE ciblé via la </w:t>
-      </w:r>
-      <w:proofErr w:type="gramStart"/>
-      <w:r>
-        <w:t>clause .eq</w:t>
-      </w:r>
-      <w:proofErr w:type="gramEnd"/>
-      <w:r>
-        <w:t>("id", id).</w:t>
-      </w:r>
-    </w:p>
-    <w:p>
-      <w:r>
-        <w:t xml:space="preserve">La fonction </w:t>
-      </w:r>
-      <w:proofErr w:type="spellStart"/>
-      <w:r>
-        <w:t>delete_</w:t>
-      </w:r>
-      <w:proofErr w:type="gramStart"/>
-      <w:r>
-        <w:t>equipment</w:t>
-      </w:r>
-      <w:proofErr w:type="spellEnd"/>
-      <w:r>
-        <w:t>(</w:t>
-      </w:r>
-      <w:proofErr w:type="gramEnd"/>
-      <w:r>
-        <w:t xml:space="preserve">) supprime un équipement en ciblant son identifiant </w:t>
-      </w:r>
-      <w:proofErr w:type="gramStart"/>
-      <w:r>
-        <w:t>via .eq</w:t>
-      </w:r>
-      <w:proofErr w:type="gramEnd"/>
-      <w:r>
-        <w:t>("id", id).</w:t>
-      </w:r>
-    </w:p>
-    <w:p>
-      <w:pPr>
-        <w:pStyle w:val="Titre3"/>
-      </w:pPr>
-      <w:bookmarkStart w:id="31" w:name="_Toc229467724"/>
-      <w:r>
-        <w:t>Module db_users.py</w:t>
-      </w:r>
-      <w:bookmarkEnd w:id="31"/>
-    </w:p>
-    <w:p>
-      <w:r>
-        <w:t xml:space="preserve">Ce module gère les opérations sur la table </w:t>
-      </w:r>
-      <w:proofErr w:type="spellStart"/>
-      <w:r>
-        <w:t>users</w:t>
-      </w:r>
-      <w:proofErr w:type="spellEnd"/>
-      <w:r>
-        <w:t>.</w:t>
-      </w:r>
-    </w:p>
-    <w:p>
-      <w:r>
-        <w:t xml:space="preserve">La fonction </w:t>
-      </w:r>
-      <w:proofErr w:type="spellStart"/>
-      <w:r>
-        <w:t>create_</w:t>
-      </w:r>
-      <w:proofErr w:type="gramStart"/>
-      <w:r>
-        <w:t>user</w:t>
-      </w:r>
-      <w:proofErr w:type="spellEnd"/>
-      <w:r>
-        <w:t>(</w:t>
-      </w:r>
-      <w:proofErr w:type="gramEnd"/>
-      <w:r>
-        <w:t xml:space="preserve">) crée un nouvel utilisateur en hachant le mot de passe avec la bibliothèque </w:t>
-      </w:r>
-      <w:proofErr w:type="spellStart"/>
-      <w:r>
-        <w:t>bcrypt</w:t>
-      </w:r>
-      <w:proofErr w:type="spellEnd"/>
-      <w:r>
-        <w:t xml:space="preserve"> avant de l'insérer en base. Le mot de passe n'est donc jamais stocké en clair, conformément à l'exigence non fonctionnelle ENF-01.1.</w:t>
-      </w:r>
-    </w:p>
-    <w:p>
-      <w:r>
-        <w:lastRenderedPageBreak/>
-        <w:t xml:space="preserve">Les fonctions </w:t>
-      </w:r>
-      <w:proofErr w:type="spellStart"/>
-      <w:r>
-        <w:t>get_user_</w:t>
-      </w:r>
-      <w:proofErr w:type="gramStart"/>
-      <w:r>
-        <w:t>info</w:t>
-      </w:r>
-      <w:proofErr w:type="spellEnd"/>
-      <w:r>
-        <w:t>(</w:t>
-      </w:r>
-      <w:proofErr w:type="gramEnd"/>
-      <w:r>
-        <w:t xml:space="preserve">) et </w:t>
-      </w:r>
-      <w:proofErr w:type="spellStart"/>
-      <w:r>
-        <w:t>get_all_</w:t>
-      </w:r>
-      <w:proofErr w:type="gramStart"/>
-      <w:r>
-        <w:t>users</w:t>
-      </w:r>
-      <w:proofErr w:type="spellEnd"/>
-      <w:r>
-        <w:t>(</w:t>
-      </w:r>
-      <w:proofErr w:type="gramEnd"/>
-      <w:r>
-        <w:t>) permettent respectivement de récupérer un utilisateur par son nom d'utilisateur (utilisé lors de l'authentification) et de lister tous les utilisateurs (utilisé dans la page d'administration).</w:t>
-      </w:r>
-    </w:p>
-    <w:p>
-      <w:r>
-        <w:t xml:space="preserve">La fonction </w:t>
-      </w:r>
-      <w:proofErr w:type="spellStart"/>
-      <w:r>
-        <w:t>update_</w:t>
-      </w:r>
-      <w:proofErr w:type="gramStart"/>
-      <w:r>
-        <w:t>password</w:t>
-      </w:r>
-      <w:proofErr w:type="spellEnd"/>
-      <w:r>
-        <w:t>(</w:t>
-      </w:r>
-      <w:proofErr w:type="gramEnd"/>
-      <w:r>
-        <w:t xml:space="preserve">) récupère d'abord l'identifiant de l'utilisateur via </w:t>
-      </w:r>
-      <w:proofErr w:type="spellStart"/>
-      <w:r>
-        <w:t>get_user_</w:t>
-      </w:r>
-      <w:proofErr w:type="gramStart"/>
-      <w:r>
-        <w:t>info</w:t>
-      </w:r>
-      <w:proofErr w:type="spellEnd"/>
-      <w:r>
-        <w:t>(</w:t>
-      </w:r>
-      <w:proofErr w:type="gramEnd"/>
-      <w:r>
-        <w:t xml:space="preserve">), puis effectue un UPDATE en repassant le nouveau mot de passe par le même processus de hachage </w:t>
-      </w:r>
-      <w:proofErr w:type="spellStart"/>
-      <w:r>
-        <w:t>bcrypt</w:t>
-      </w:r>
-      <w:proofErr w:type="spellEnd"/>
-      <w:r>
-        <w:t>, garantissant que le hash stocké en base est toujours unique et sécurisé.</w:t>
-      </w:r>
-    </w:p>
-    <w:p>
-      <w:r>
-        <w:t xml:space="preserve">La fonction </w:t>
-      </w:r>
-      <w:proofErr w:type="spellStart"/>
-      <w:r>
-        <w:t>delete_</w:t>
-      </w:r>
-      <w:proofErr w:type="gramStart"/>
-      <w:r>
-        <w:t>user</w:t>
-      </w:r>
-      <w:proofErr w:type="spellEnd"/>
-      <w:r>
-        <w:t>(</w:t>
-      </w:r>
-      <w:proofErr w:type="gramEnd"/>
-      <w:r>
-        <w:t>) suit le même principe : elle résout d'abord le nom d'utilisateur en identifiant, puis supprime la ligne correspondante.</w:t>
-      </w:r>
-    </w:p>
-    <w:p>
-      <w:pPr>
-        <w:rPr>
-          <w:rFonts w:asciiTheme="majorHAnsi" w:eastAsiaTheme="majorEastAsia" w:hAnsiTheme="majorHAnsi" w:cstheme="majorBidi"/>
-          <w:b/>
-          <w:bCs/>
-          <w:color w:val="0F4761" w:themeColor="accent1" w:themeShade="BF"/>
-          <w:sz w:val="32"/>
-          <w:szCs w:val="32"/>
-        </w:rPr>
-      </w:pPr>
-      <w:r>
-        <w:br w:type="page"/>
-      </w:r>
-    </w:p>
-    <w:p>
-      <w:pPr>
-        <w:pStyle w:val="Titre2"/>
-        <w:rPr>
-          <w:color w:val="0A2F41" w:themeColor="accent1" w:themeShade="80"/>
-        </w:rPr>
-      </w:pPr>
-      <w:bookmarkStart w:id="32" w:name="_Toc229467725"/>
-      <w:proofErr w:type="spellStart"/>
-      <w:r>
-        <w:rPr>
-          <w:color w:val="0A2F41" w:themeColor="accent1" w:themeShade="80"/>
-        </w:rPr>
-        <w:lastRenderedPageBreak/>
-        <w:t>Front-end</w:t>
-      </w:r>
-      <w:bookmarkEnd w:id="32"/>
-      <w:proofErr w:type="spellEnd"/>
-    </w:p>
-    <w:p>
-      <w:r>
-        <w:t xml:space="preserve">Le </w:t>
-      </w:r>
-      <w:proofErr w:type="spellStart"/>
-      <w:r>
-        <w:t>front-end</w:t>
-      </w:r>
-      <w:proofErr w:type="spellEnd"/>
-      <w:r>
-        <w:t xml:space="preserve"> de Serial Guard V2 est entièrement développé avec le </w:t>
-      </w:r>
-      <w:proofErr w:type="spellStart"/>
-      <w:r>
-        <w:t>framework</w:t>
-      </w:r>
-      <w:proofErr w:type="spellEnd"/>
+      <w:bookmarkStart w:id="34" w:name="_Toc230099681"/>
+      <w:r>
+        <w:t>Tableau de bord (Dashboard)</w:t>
+      </w:r>
+      <w:bookmarkEnd w:id="34"/>
+    </w:p>
+    <w:p>
+      <w:r>
+        <w:t>Le tableau de bord est la page d'accueil de l'application. Elle est accessible aux deux rôles (admin et standard) et offre une vue synthétique de l'état du parc informatique</w:t>
+      </w:r>
       <w:r>
         <w:t xml:space="preserve"> </w:t>
       </w:r>
-      <w:proofErr w:type="spellStart"/>
-      <w:r>
-        <w:t>Streamlit</w:t>
-      </w:r>
-      <w:proofErr w:type="spellEnd"/>
-      <w:r>
-        <w:t xml:space="preserve">, qui permet de construire des interfaces web interactives directement en Python, sans nécessiter de code HTML ou JavaScript supplémentaire pour la logique applicative. Cette approche a été choisie pour sa rapidité de développement et sa compatibilité native avec le </w:t>
-      </w:r>
-      <w:proofErr w:type="spellStart"/>
-      <w:r>
-        <w:t>back-end</w:t>
-      </w:r>
-      <w:proofErr w:type="spellEnd"/>
-      <w:r>
-        <w:t xml:space="preserve"> Python.</w:t>
-      </w:r>
-    </w:p>
-    <w:p>
-      <w:pPr>
-        <w:pStyle w:val="Titre3"/>
-      </w:pPr>
-      <w:bookmarkStart w:id="33" w:name="_Toc229467726"/>
-      <w:r>
-        <w:t>Tableau de bord (Dashboard)</w:t>
-      </w:r>
-      <w:bookmarkEnd w:id="33"/>
-    </w:p>
-    <w:p>
-      <w:r>
-        <w:t xml:space="preserve">Le tableau de bord est la page d'accueil de l'application. Elle est accessible aux deux rôles (admin et standard) et offre une vue synthétique de l'état du parc informatique </w:t>
-      </w:r>
-      <w:r>
-        <w:lastRenderedPageBreak/>
+      <w:r>
         <w:t>en temps réel.</w:t>
       </w:r>
       <w:r>
@@ -10599,14 +10800,36 @@
         </w:rPr>
         <w:t xml:space="preserve"> </w:t>
       </w:r>
+    </w:p>
+    <w:p>
+      <w:pPr>
+        <w:pStyle w:val="Titre4"/>
+        <w:ind w:left="0"/>
+      </w:pPr>
       <w:r>
         <w:rPr>
           <w:noProof/>
         </w:rPr>
         <w:drawing>
-          <wp:inline distT="0" distB="0" distL="0" distR="0" wp14:anchorId="7E17554D" wp14:editId="7D855C7A">
-            <wp:extent cx="5760720" cy="6928485"/>
-            <wp:effectExtent l="0" t="0" r="0" b="5715"/>
+          <wp:anchor distT="0" distB="0" distL="114300" distR="114300" simplePos="0" relativeHeight="251661312" behindDoc="1" locked="0" layoutInCell="1" allowOverlap="1" wp14:anchorId="7E17554D" wp14:editId="4275B232">
+            <wp:simplePos x="0" y="0"/>
+            <wp:positionH relativeFrom="margin">
+              <wp:align>right</wp:align>
+            </wp:positionH>
+            <wp:positionV relativeFrom="paragraph">
+              <wp:posOffset>37106</wp:posOffset>
+            </wp:positionV>
+            <wp:extent cx="3369310" cy="4052570"/>
+            <wp:effectExtent l="0" t="0" r="2540" b="5080"/>
+            <wp:wrapTight wrapText="bothSides">
+              <wp:wrapPolygon edited="0">
+                <wp:start x="0" y="0"/>
+                <wp:lineTo x="0" y="21526"/>
+                <wp:lineTo x="21494" y="21526"/>
+                <wp:lineTo x="21494" y="0"/>
+                <wp:lineTo x="0" y="0"/>
+              </wp:wrapPolygon>
+            </wp:wrapTight>
             <wp:docPr id="1837862720" name="Image 1"/>
             <wp:cNvGraphicFramePr>
               <a:graphicFrameLocks xmlns:a="http://schemas.openxmlformats.org/drawingml/2006/main" noChangeAspect="1"/>
@@ -10619,7 +10842,13 @@
                     <pic:cNvPicPr/>
                   </pic:nvPicPr>
                   <pic:blipFill>
-                    <a:blip r:embed="rId30"/>
+                    <a:blip r:embed="rId32">
+                      <a:extLst>
+                        <a:ext uri="{28A0092B-C50C-407E-A947-70E740481C1C}">
+                          <a14:useLocalDpi xmlns:a14="http://schemas.microsoft.com/office/drawing/2010/main" val="0"/>
+                        </a:ext>
+                      </a:extLst>
+                    </a:blip>
                     <a:stretch>
                       <a:fillRect/>
                     </a:stretch>
@@ -10627,7 +10856,7 @@
                   <pic:spPr>
                     <a:xfrm>
                       <a:off x="0" y="0"/>
-                      <a:ext cx="5760720" cy="6928485"/>
+                      <a:ext cx="3369310" cy="4052570"/>
                     </a:xfrm>
                     <a:prstGeom prst="rect">
                       <a:avLst/>
@@ -10636,22 +10865,14 @@
                 </pic:pic>
               </a:graphicData>
             </a:graphic>
-          </wp:inline>
+          </wp:anchor>
         </w:drawing>
       </w:r>
-    </w:p>
-    <w:p>
-      <w:pPr>
-        <w:pStyle w:val="Titre4"/>
-      </w:pPr>
       <w:r>
         <w:t>Métriques de statut</w:t>
       </w:r>
     </w:p>
     <w:p>
-      <w:pPr>
-        <w:ind w:left="708"/>
-      </w:pPr>
       <w:r>
         <w:t xml:space="preserve">La première section affiche cinq métriques disposées en colonnes avec bordure grâce à </w:t>
       </w:r>
@@ -10730,198 +10951,152 @@
     <w:p>
       <w:pPr>
         <w:pStyle w:val="Titre4"/>
-      </w:pPr>
+        <w:ind w:left="0"/>
+      </w:pPr>
+      <w:r>
+        <w:t>Visualisations statistiques</w:t>
+      </w:r>
+    </w:p>
+    <w:p>
+      <w:r>
+        <w:t xml:space="preserve">La deuxième section présente deux graphiques côte à côte construits avec la bibliothèque </w:t>
+      </w:r>
+      <w:proofErr w:type="spellStart"/>
+      <w:r>
+        <w:t>Plotly</w:t>
+      </w:r>
+      <w:proofErr w:type="spellEnd"/>
+      <w:r>
+        <w:t xml:space="preserve"> Express, à partir d'un </w:t>
+      </w:r>
+      <w:proofErr w:type="spellStart"/>
+      <w:r>
+        <w:t>DataFrame</w:t>
+      </w:r>
+      <w:proofErr w:type="spellEnd"/>
+      <w:r>
+        <w:t xml:space="preserve"> Pandas généré depuis la liste des équipements.</w:t>
+      </w:r>
+    </w:p>
+    <w:p>
+      <w:r>
+        <w:t xml:space="preserve">Le graphique de gauche est un histogramme représentant la répartition des équipements par type (laptop, desktop, server, </w:t>
+      </w:r>
+      <w:proofErr w:type="spellStart"/>
+      <w:r>
+        <w:t>other</w:t>
+      </w:r>
+      <w:proofErr w:type="spellEnd"/>
+      <w:r>
+        <w:t xml:space="preserve">). Les données sont agrégées via un </w:t>
+      </w:r>
+      <w:proofErr w:type="spellStart"/>
+      <w:r>
+        <w:t>groupby</w:t>
+      </w:r>
+      <w:proofErr w:type="spellEnd"/>
+      <w:r>
+        <w:t xml:space="preserve">("type") sur le </w:t>
+      </w:r>
+      <w:proofErr w:type="spellStart"/>
+      <w:r>
+        <w:t>DataFrame</w:t>
+      </w:r>
+      <w:proofErr w:type="spellEnd"/>
+      <w:r>
+        <w:t>, et chaque barre est colorée selon le type pour faciliter la lecture.</w:t>
+      </w:r>
+    </w:p>
+    <w:p>
       <w:r>
         <w:lastRenderedPageBreak/>
-        <w:t>Visualisations statistiques</w:t>
-      </w:r>
-    </w:p>
-    <w:p>
-      <w:pPr>
-        <w:ind w:left="708"/>
-      </w:pPr>
-      <w:r>
-        <w:t xml:space="preserve">La deuxième section présente deux graphiques côte à côte construits avec la bibliothèque </w:t>
+        <w:t>Le graphique de droite est un diagramme circulaire (camembert) affichant la répartition par statut. Il permet de visualiser en un coup d'œil la proportion d'équipements actifs, en stock, en réparation ou retirés.</w:t>
+      </w:r>
+    </w:p>
+    <w:p>
+      <w:r>
+        <w:t xml:space="preserve">Les deux graphiques utilisent </w:t>
       </w:r>
       <w:proofErr w:type="spellStart"/>
       <w:r>
-        <w:t>Plotly</w:t>
+        <w:t>use_container_width</w:t>
       </w:r>
       <w:proofErr w:type="spellEnd"/>
       <w:r>
-        <w:t xml:space="preserve"> Express, à partir d'un </w:t>
+        <w:t>=True pour s'adapter à la largeur de leur colonne respective.</w:t>
+      </w:r>
+    </w:p>
+    <w:p>
+      <w:pPr>
+        <w:pStyle w:val="Titre4"/>
+        <w:ind w:left="0"/>
+      </w:pPr>
+      <w:r>
+        <w:t>Sections prévues</w:t>
+      </w:r>
+    </w:p>
+    <w:p>
+      <w:r>
+        <w:t>Deux zones sont réservées pour des développements ultérieurs : un tableau listant les équipements dont la garantie arrive bientôt à expiration, et un journal des dernières actions (logs) affichant le type d'action, l'utilisateur concerné et l'horodatage, conformément à l'exigence EF-05.</w:t>
+      </w:r>
+    </w:p>
+    <w:p>
+      <w:pPr>
+        <w:pStyle w:val="Titre4"/>
+        <w:ind w:left="0"/>
+      </w:pPr>
+      <w:r>
+        <w:t>Export</w:t>
+      </w:r>
+    </w:p>
+    <w:p>
+      <w:r>
+        <w:t>Une section Export est prévue en bas de page avec un bouton de téléchargement CSV. Pour les utilisateurs standard, ce bouton sera désactivé, seul l'administrateur pourra déclencher l'export.</w:t>
+      </w:r>
+    </w:p>
+    <w:p>
+      <w:pPr>
+        <w:pStyle w:val="Titre3"/>
+      </w:pPr>
+      <w:bookmarkStart w:id="35" w:name="_Toc230099682"/>
+      <w:r>
+        <w:t>Page Equipements</w:t>
+      </w:r>
+      <w:bookmarkEnd w:id="35"/>
+    </w:p>
+    <w:p>
+      <w:r>
+        <w:t xml:space="preserve">La page des équipements </w:t>
+      </w:r>
+      <w:r>
+        <w:t xml:space="preserve">permet de monitorer tous les </w:t>
       </w:r>
       <w:proofErr w:type="spellStart"/>
       <w:r>
-        <w:t>DataFrame</w:t>
+        <w:t>devices</w:t>
       </w:r>
       <w:proofErr w:type="spellEnd"/>
       <w:r>
-        <w:t xml:space="preserve"> Pandas généré depuis la liste des équipements.</w:t>
-      </w:r>
-    </w:p>
-    <w:p>
-      <w:pPr>
-        <w:ind w:left="708"/>
-      </w:pPr>
-      <w:r>
-        <w:t xml:space="preserve">Le graphique de gauche est un histogramme représentant la répartition des équipements par type (laptop, desktop, server, </w:t>
-      </w:r>
-      <w:proofErr w:type="spellStart"/>
-      <w:r>
-        <w:t>other</w:t>
-      </w:r>
-      <w:proofErr w:type="spellEnd"/>
-      <w:r>
-        <w:t xml:space="preserve">). Les données sont agrégées via un </w:t>
-      </w:r>
-      <w:proofErr w:type="spellStart"/>
-      <w:r>
-        <w:t>groupby</w:t>
-      </w:r>
-      <w:proofErr w:type="spellEnd"/>
-      <w:r>
-        <w:t xml:space="preserve">("type") sur le </w:t>
-      </w:r>
-      <w:proofErr w:type="spellStart"/>
-      <w:r>
-        <w:t>DataFrame</w:t>
-      </w:r>
-      <w:proofErr w:type="spellEnd"/>
-      <w:r>
-        <w:t>, et chaque barre est colorée selon le type pour faciliter la lecture.</w:t>
-      </w:r>
-    </w:p>
-    <w:p>
-      <w:pPr>
-        <w:ind w:left="708"/>
-      </w:pPr>
-      <w:r>
-        <w:t>Le graphique de droite est un diagramme circulaire (camembert) affichant la répartition par statut. Il permet de visualiser en un coup d'œil la proportion d'équipements actifs, en stock, en réparation ou retirés.</w:t>
-      </w:r>
-    </w:p>
-    <w:p>
-      <w:pPr>
-        <w:ind w:left="708"/>
-      </w:pPr>
-      <w:r>
-        <w:t xml:space="preserve">Les deux graphiques utilisent </w:t>
-      </w:r>
-      <w:proofErr w:type="spellStart"/>
-      <w:r>
-        <w:t>use_container_width</w:t>
-      </w:r>
-      <w:proofErr w:type="spellEnd"/>
-      <w:r>
-        <w:t>=True pour s'adapter à la largeur de leur colonne respective.</w:t>
+        <w:t xml:space="preserve"> de la base de données.</w:t>
+      </w:r>
+      <w:r>
+        <w:t xml:space="preserve"> Elle permet un CRUD si on est admin.</w:t>
       </w:r>
     </w:p>
     <w:p>
       <w:pPr>
         <w:pStyle w:val="Titre4"/>
-      </w:pPr>
-      <w:r>
-        <w:t>Sections prévues</w:t>
-      </w:r>
-    </w:p>
-    <w:p>
-      <w:pPr>
-        <w:ind w:left="708"/>
-      </w:pPr>
-      <w:r>
-        <w:t>Deux zones sont réservées pour des développements ultérieurs : un tableau listant les équipements dont la garantie arrive bientôt à expiration, et un journal des dernières actions (logs) affichant le type d'action, l'utilisateur concerné et l'horodatage, conformément à l'exigence EF-05.</w:t>
-      </w:r>
-    </w:p>
-    <w:p>
-      <w:pPr>
-        <w:pStyle w:val="Titre4"/>
-      </w:pPr>
-      <w:r>
-        <w:t>Export</w:t>
-      </w:r>
-    </w:p>
-    <w:p>
-      <w:pPr>
-        <w:ind w:left="708"/>
-      </w:pPr>
-      <w:r>
-        <w:t>Une section Export est prévue en bas de page avec un bouton de téléchargement CSV. Pour les utilisateurs standard, ce bouton sera désactivé, seul l'administrateur pourra déclencher l'export.</w:t>
-      </w:r>
-    </w:p>
-    <w:p>
-      <w:pPr>
-        <w:pStyle w:val="Titre3"/>
-      </w:pPr>
-      <w:bookmarkStart w:id="34" w:name="_Toc229467727"/>
-      <w:r>
-        <w:t>Page Equipements</w:t>
-      </w:r>
-      <w:bookmarkEnd w:id="34"/>
-    </w:p>
-    <w:p>
-      <w:r>
-        <w:t xml:space="preserve">La page des équipements </w:t>
-      </w:r>
-      <w:r>
-        <w:t xml:space="preserve">permet de monitorer tous les </w:t>
-      </w:r>
-      <w:proofErr w:type="spellStart"/>
-      <w:r>
-        <w:t>devices</w:t>
-      </w:r>
-      <w:proofErr w:type="spellEnd"/>
-      <w:r>
-        <w:t xml:space="preserve"> de la base de données.</w:t>
-      </w:r>
-      <w:r>
-        <w:t xml:space="preserve"> Elle permet un CRUD si on est admin.</w:t>
-      </w:r>
-    </w:p>
-    <w:p>
-      <w:pPr>
-        <w:pStyle w:val="Titre4"/>
+        <w:ind w:left="0"/>
       </w:pPr>
       <w:r>
         <w:t>En-tête et actions principales</w:t>
-      </w:r>
-    </w:p>
-    <w:p>
-      <w:pPr>
-        <w:ind w:left="708"/>
-      </w:pPr>
-      <w:r>
-        <w:t xml:space="preserve">La partie supérieure de la page présente le titre de la section ainsi que trois boutons d'action disposés en colonnes. Le bouton « CSV » est prévu pour l'export des données, le bouton « Scan » déclenchera le flux OCR, et le bouton « Add </w:t>
-      </w:r>
-      <w:proofErr w:type="spellStart"/>
-      <w:r>
-        <w:t>device</w:t>
-      </w:r>
-      <w:proofErr w:type="spellEnd"/>
-      <w:r>
-        <w:t xml:space="preserve"> » ouvre une fenêtre de dialogue permettant l'ajout manuel d'un équipement. L'utilisation de </w:t>
-      </w:r>
-      <w:proofErr w:type="spellStart"/>
-      <w:proofErr w:type="gramStart"/>
-      <w:r>
-        <w:t>st.columns</w:t>
-      </w:r>
-      <w:proofErr w:type="spellEnd"/>
-      <w:proofErr w:type="gramEnd"/>
-      <w:r>
-        <w:t xml:space="preserve"> avec des proportions définies permet d'aligner ces éléments de manière équilibrée sur toute la largeur de l'écran.</w:t>
-      </w:r>
-      <w:r>
-        <w:rPr>
-          <w:noProof/>
-        </w:rPr>
-        <w:t xml:space="preserve"> </w:t>
       </w:r>
       <w:r>
         <w:rPr>
           <w:noProof/>
         </w:rPr>
         <w:drawing>
-          <wp:inline distT="0" distB="0" distL="0" distR="0" wp14:anchorId="7BE12ED2" wp14:editId="5B33B481">
+          <wp:inline distT="0" distB="0" distL="0" distR="0" wp14:anchorId="56F15CD3" wp14:editId="06A1C9DF">
             <wp:extent cx="5760720" cy="765175"/>
             <wp:effectExtent l="0" t="0" r="0" b="0"/>
             <wp:docPr id="1443376414" name="Image 1"/>
@@ -10936,7 +11111,7 @@
                     <pic:cNvPicPr/>
                   </pic:nvPicPr>
                   <pic:blipFill>
-                    <a:blip r:embed="rId31"/>
+                    <a:blip r:embed="rId33"/>
                     <a:stretch>
                       <a:fillRect/>
                     </a:stretch>
@@ -10958,8 +11133,135 @@
       </w:r>
     </w:p>
     <w:p>
+      <w:r>
+        <w:t>Cette page constitue le cœur de l'application. Elle propose les fonctionnalités suivantes :</w:t>
+      </w:r>
+    </w:p>
+    <w:p>
+      <w:pPr>
+        <w:numPr>
+          <w:ilvl w:val="0"/>
+          <w:numId w:val="38"/>
+        </w:numPr>
+      </w:pPr>
+      <w:r>
+        <w:rPr>
+          <w:b/>
+          <w:bCs/>
+        </w:rPr>
+        <w:t>Recherche globale</w:t>
+      </w:r>
+      <w:r>
+        <w:t xml:space="preserve"> : filtre en temps réel sur tous les champs texte via un champ de recherche.</w:t>
+      </w:r>
+    </w:p>
+    <w:p>
+      <w:pPr>
+        <w:numPr>
+          <w:ilvl w:val="0"/>
+          <w:numId w:val="38"/>
+        </w:numPr>
+      </w:pPr>
+      <w:r>
+        <w:rPr>
+          <w:b/>
+          <w:bCs/>
+        </w:rPr>
+        <w:t>Filtres</w:t>
+      </w:r>
+      <w:r>
+        <w:t xml:space="preserve"> : sélection par type et par statut, avec bouton de réinitialisation.</w:t>
+      </w:r>
+    </w:p>
+    <w:p>
+      <w:pPr>
+        <w:numPr>
+          <w:ilvl w:val="0"/>
+          <w:numId w:val="38"/>
+        </w:numPr>
+      </w:pPr>
+      <w:r>
+        <w:rPr>
+          <w:b/>
+          <w:bCs/>
+        </w:rPr>
+        <w:t>Tri par garantie</w:t>
+      </w:r>
+      <w:r>
+        <w:t xml:space="preserve"> : tri croissant ou décroissant selon la date d'expiration calculée dynamiquement à partir de la date d'achat et de la durée de garantie.</w:t>
+      </w:r>
+    </w:p>
+    <w:p>
+      <w:pPr>
+        <w:numPr>
+          <w:ilvl w:val="0"/>
+          <w:numId w:val="38"/>
+        </w:numPr>
+      </w:pPr>
+      <w:r>
+        <w:rPr>
+          <w:b/>
+          <w:bCs/>
+        </w:rPr>
+        <w:t>Export CSV</w:t>
+      </w:r>
+      <w:r>
+        <w:t xml:space="preserve"> : téléchargement des équipements filtrés au format CSV, généré en mémoire via </w:t>
+      </w:r>
+      <w:proofErr w:type="spellStart"/>
+      <w:proofErr w:type="gramStart"/>
+      <w:r>
+        <w:t>io.StringIO</w:t>
+      </w:r>
+      <w:proofErr w:type="spellEnd"/>
+      <w:proofErr w:type="gramEnd"/>
+      <w:r>
+        <w:t>.</w:t>
+      </w:r>
+    </w:p>
+    <w:p>
+      <w:pPr>
+        <w:numPr>
+          <w:ilvl w:val="0"/>
+          <w:numId w:val="38"/>
+        </w:numPr>
+      </w:pPr>
+      <w:r>
+        <w:rPr>
+          <w:b/>
+          <w:bCs/>
+        </w:rPr>
+        <w:t>Affichage des jours restants</w:t>
+      </w:r>
+      <w:r>
+        <w:t xml:space="preserve"> : chaque carte d'équipement affiche le nombre de jours restants avant expiration de la garantie, avec un code couleur (vert &gt; 30 jours, orange ≤ 30 jours, rouge = expiré).</w:t>
+      </w:r>
+    </w:p>
+    <w:p>
+      <w:pPr>
+        <w:numPr>
+          <w:ilvl w:val="0"/>
+          <w:numId w:val="38"/>
+        </w:numPr>
+      </w:pPr>
+      <w:proofErr w:type="spellStart"/>
+      <w:r>
+        <w:rPr>
+          <w:b/>
+          <w:bCs/>
+        </w:rPr>
+        <w:t>Dialogs</w:t>
+      </w:r>
+      <w:proofErr w:type="spellEnd"/>
+      <w:r>
+        <w:t xml:space="preserve"> : ajout manuel, modification et affichage détaillé d'un équipement, incluant l'historique des actions sur cet équipement.</w:t>
+      </w:r>
+    </w:p>
+    <w:p/>
+    <w:p>
       <w:pPr>
         <w:pStyle w:val="Titre4"/>
+        <w:ind w:left="0"/>
       </w:pPr>
       <w:r>
         <w:lastRenderedPageBreak/>
@@ -10967,9 +11269,6 @@
       </w:r>
     </w:p>
     <w:p>
-      <w:pPr>
-        <w:ind w:left="708"/>
-      </w:pPr>
       <w:r>
         <w:rPr>
           <w:noProof/>
@@ -10998,7 +11297,7 @@
                     <pic:cNvPicPr/>
                   </pic:nvPicPr>
                   <pic:blipFill>
-                    <a:blip r:embed="rId32">
+                    <a:blip r:embed="rId34">
                       <a:extLst>
                         <a:ext uri="{28A0092B-C50C-407E-A947-70E740481C1C}">
                           <a14:useLocalDpi xmlns:a14="http://schemas.microsoft.com/office/drawing/2010/main" val="0"/>
@@ -11043,9 +11342,6 @@
       </w:r>
     </w:p>
     <w:p>
-      <w:pPr>
-        <w:ind w:left="708"/>
-      </w:pPr>
       <w:r>
         <w:t xml:space="preserve">Un soin particulier a été apporté à la gestion des types de données. En effet, certains champs optionnels correspondent à des colonnes de type entier ou date dans la base de données </w:t>
       </w:r>
@@ -11083,9 +11379,6 @@
       </w:r>
     </w:p>
     <w:p>
-      <w:pPr>
-        <w:ind w:left="708"/>
-      </w:pPr>
       <w:r>
         <w:t xml:space="preserve">Pour éviter cela, les valeurs vides sont systématiquement converties en None avant d'être transmises à la fonction d'insertion, ce qui correspond à une valeur NULL en base. La soumission du formulaire est encadrée par un bloc </w:t>
       </w:r>
@@ -11110,11 +11403,11 @@
       <w:pPr>
         <w:pStyle w:val="Titre3"/>
       </w:pPr>
-      <w:bookmarkStart w:id="35" w:name="_Toc229467728"/>
+      <w:bookmarkStart w:id="36" w:name="_Toc230099683"/>
       <w:r>
         <w:t>Zone de filtres</w:t>
       </w:r>
-      <w:bookmarkEnd w:id="35"/>
+      <w:bookmarkEnd w:id="36"/>
     </w:p>
     <w:p>
       <w:r>
@@ -11137,7 +11430,7 @@
                     <pic:cNvPicPr/>
                   </pic:nvPicPr>
                   <pic:blipFill>
-                    <a:blip r:embed="rId33"/>
+                    <a:blip r:embed="rId35"/>
                     <a:stretch>
                       <a:fillRect/>
                     </a:stretch>
@@ -11182,6 +11475,7 @@
     <w:p>
       <w:pPr>
         <w:pStyle w:val="Titre4"/>
+        <w:ind w:left="0"/>
       </w:pPr>
       <w:r>
         <w:lastRenderedPageBreak/>
@@ -11189,9 +11483,6 @@
       </w:r>
     </w:p>
     <w:p>
-      <w:pPr>
-        <w:ind w:left="708"/>
-      </w:pPr>
       <w:r>
         <w:t xml:space="preserve">Le filtrage est appliqué dynamiquement à chaque rechargement de la page, ce qui est le comportement naturel de </w:t>
       </w:r>
@@ -11242,17 +11533,11 @@
       </w:r>
     </w:p>
     <w:p>
-      <w:pPr>
-        <w:ind w:left="708"/>
-      </w:pPr>
       <w:r>
         <w:t>Affichage des équipements</w:t>
       </w:r>
     </w:p>
     <w:p>
-      <w:pPr>
-        <w:ind w:left="708"/>
-      </w:pPr>
       <w:r>
         <w:t xml:space="preserve">Chaque équipement de la liste filtrée est rendu sous forme de carte via un bloc HTML injecté avec </w:t>
       </w:r>
@@ -11317,122 +11602,80 @@
     <w:p>
       <w:pPr>
         <w:pStyle w:val="Titre2"/>
-        <w:rPr>
-          <w:color w:val="0A2F41" w:themeColor="accent1" w:themeShade="80"/>
-        </w:rPr>
-      </w:pPr>
-      <w:bookmarkStart w:id="36" w:name="_Toc229467729"/>
-      <w:r>
-        <w:rPr>
-          <w:color w:val="0A2F41" w:themeColor="accent1" w:themeShade="80"/>
-        </w:rPr>
+      </w:pPr>
+      <w:bookmarkStart w:id="37" w:name="_Toc230099684"/>
+      <w:r>
         <w:t>Module OCR</w:t>
       </w:r>
-      <w:bookmarkEnd w:id="36"/>
+      <w:bookmarkEnd w:id="37"/>
     </w:p>
     <w:p>
       <w:pPr>
         <w:pStyle w:val="Titre2"/>
-        <w:rPr>
-          <w:color w:val="0A2F41" w:themeColor="accent1" w:themeShade="80"/>
-        </w:rPr>
-      </w:pPr>
-      <w:bookmarkStart w:id="37" w:name="_Toc229467730"/>
-      <w:r>
-        <w:rPr>
-          <w:color w:val="0A2F41" w:themeColor="accent1" w:themeShade="80"/>
-        </w:rPr>
+      </w:pPr>
+      <w:bookmarkStart w:id="38" w:name="_Toc230099685"/>
+      <w:r>
         <w:t>Journalisation</w:t>
       </w:r>
       <w:r>
-        <w:rPr>
-          <w:color w:val="0A2F41" w:themeColor="accent1" w:themeShade="80"/>
-        </w:rPr>
         <w:t xml:space="preserve"> (logs)</w:t>
       </w:r>
-      <w:bookmarkEnd w:id="37"/>
+      <w:bookmarkEnd w:id="38"/>
     </w:p>
     <w:p>
       <w:pPr>
         <w:pStyle w:val="Titre2"/>
-        <w:rPr>
-          <w:color w:val="0A2F41" w:themeColor="accent1" w:themeShade="80"/>
-        </w:rPr>
-      </w:pPr>
-      <w:bookmarkStart w:id="38" w:name="_Toc229467731"/>
+      </w:pPr>
+      <w:bookmarkStart w:id="39" w:name="_Toc230099686"/>
       <w:proofErr w:type="spellStart"/>
       <w:r>
-        <w:rPr>
-          <w:color w:val="0A2F41" w:themeColor="accent1" w:themeShade="80"/>
-        </w:rPr>
         <w:t>Versionnement</w:t>
       </w:r>
       <w:proofErr w:type="spellEnd"/>
       <w:r>
-        <w:rPr>
-          <w:color w:val="0A2F41" w:themeColor="accent1" w:themeShade="80"/>
-        </w:rPr>
         <w:t xml:space="preserve"> (Git)</w:t>
       </w:r>
-      <w:bookmarkEnd w:id="38"/>
+      <w:bookmarkEnd w:id="39"/>
     </w:p>
     <w:p>
       <w:pPr>
         <w:pStyle w:val="Titre1"/>
       </w:pPr>
-      <w:bookmarkStart w:id="39" w:name="_Toc229467732"/>
+      <w:bookmarkStart w:id="40" w:name="_Toc230099687"/>
       <w:r>
         <w:t>Tests</w:t>
       </w:r>
-      <w:bookmarkEnd w:id="39"/>
+      <w:bookmarkEnd w:id="40"/>
     </w:p>
     <w:p>
       <w:pPr>
         <w:pStyle w:val="Titre2"/>
-        <w:rPr>
-          <w:color w:val="0A2F41" w:themeColor="accent1" w:themeShade="80"/>
-        </w:rPr>
-      </w:pPr>
-      <w:bookmarkStart w:id="40" w:name="_Toc229467733"/>
-      <w:r>
-        <w:rPr>
-          <w:color w:val="0A2F41" w:themeColor="accent1" w:themeShade="80"/>
-        </w:rPr>
+      </w:pPr>
+      <w:bookmarkStart w:id="41" w:name="_Toc230099688"/>
+      <w:r>
         <w:t>Environnement de test</w:t>
       </w:r>
-      <w:bookmarkEnd w:id="40"/>
+      <w:bookmarkEnd w:id="41"/>
     </w:p>
     <w:p>
       <w:pPr>
         <w:pStyle w:val="Titre2"/>
-        <w:rPr>
-          <w:color w:val="0A2F41" w:themeColor="accent1" w:themeShade="80"/>
-        </w:rPr>
-      </w:pPr>
-      <w:bookmarkStart w:id="41" w:name="_Toc229467734"/>
-      <w:r>
-        <w:rPr>
-          <w:color w:val="0A2F41" w:themeColor="accent1" w:themeShade="80"/>
-        </w:rPr>
+      </w:pPr>
+      <w:bookmarkStart w:id="42" w:name="_Toc230099689"/>
+      <w:r>
         <w:t>Cas de test</w:t>
       </w:r>
-      <w:bookmarkEnd w:id="41"/>
+      <w:bookmarkEnd w:id="42"/>
     </w:p>
     <w:p>
       <w:pPr>
         <w:pStyle w:val="Titre2"/>
-        <w:rPr>
-          <w:color w:val="0A2F41" w:themeColor="accent1" w:themeShade="80"/>
-        </w:rPr>
-      </w:pPr>
-      <w:bookmarkStart w:id="42" w:name="_Toc229467735"/>
-      <w:r>
-        <w:rPr>
-          <w:color w:val="0A2F41" w:themeColor="accent1" w:themeShade="80"/>
-        </w:rPr>
+      </w:pPr>
+      <w:bookmarkStart w:id="43" w:name="_Toc230099690"/>
+      <w:r>
         <w:t>Résultats et corrections</w:t>
       </w:r>
-      <w:bookmarkEnd w:id="42"/>
+      <w:bookmarkEnd w:id="43"/>
     </w:p>
     <w:p>
       <w:pPr>
@@ -11451,28 +11694,22 @@
       <w:pPr>
         <w:pStyle w:val="Titre1"/>
       </w:pPr>
-      <w:bookmarkStart w:id="43" w:name="_Toc229467736"/>
+      <w:bookmarkStart w:id="44" w:name="_Toc230099691"/>
       <w:r>
         <w:lastRenderedPageBreak/>
         <w:t>Manuel d'exploitation</w:t>
       </w:r>
-      <w:bookmarkEnd w:id="43"/>
+      <w:bookmarkEnd w:id="44"/>
     </w:p>
     <w:p>
       <w:pPr>
         <w:pStyle w:val="Titre2"/>
-        <w:rPr>
-          <w:color w:val="0A2F41" w:themeColor="accent1" w:themeShade="80"/>
-        </w:rPr>
-      </w:pPr>
-      <w:bookmarkStart w:id="44" w:name="_Toc229467737"/>
-      <w:r>
-        <w:rPr>
-          <w:color w:val="0A2F41" w:themeColor="accent1" w:themeShade="80"/>
-        </w:rPr>
+      </w:pPr>
+      <w:bookmarkStart w:id="45" w:name="_Toc230099692"/>
+      <w:r>
         <w:t>Installation et déploiement</w:t>
       </w:r>
-      <w:bookmarkEnd w:id="44"/>
+      <w:bookmarkEnd w:id="45"/>
     </w:p>
     <w:p>
       <w:r>
@@ -11495,7 +11732,7 @@
                     <pic:cNvPicPr/>
                   </pic:nvPicPr>
                   <pic:blipFill>
-                    <a:blip r:embed="rId34"/>
+                    <a:blip r:embed="rId36"/>
                     <a:stretch>
                       <a:fillRect/>
                     </a:stretch>
@@ -11566,7 +11803,7 @@
                     <pic:cNvPicPr/>
                   </pic:nvPicPr>
                   <pic:blipFill>
-                    <a:blip r:embed="rId35"/>
+                    <a:blip r:embed="rId37"/>
                     <a:stretch>
                       <a:fillRect/>
                     </a:stretch>
@@ -11670,65 +11907,50 @@
       <w:pPr>
         <w:pStyle w:val="Titre1"/>
       </w:pPr>
-      <w:bookmarkStart w:id="45" w:name="_Toc229467738"/>
+      <w:bookmarkStart w:id="46" w:name="_Toc230099693"/>
       <w:r>
         <w:lastRenderedPageBreak/>
         <w:t>Manuel d'utilisation</w:t>
       </w:r>
-      <w:bookmarkEnd w:id="45"/>
+      <w:bookmarkEnd w:id="46"/>
     </w:p>
     <w:p>
       <w:pPr>
         <w:pStyle w:val="Titre1"/>
       </w:pPr>
-      <w:bookmarkStart w:id="46" w:name="_Toc229467739"/>
+      <w:bookmarkStart w:id="47" w:name="_Toc230099694"/>
       <w:r>
         <w:t>Annexes</w:t>
       </w:r>
-      <w:bookmarkEnd w:id="46"/>
+      <w:bookmarkEnd w:id="47"/>
     </w:p>
     <w:p>
       <w:pPr>
         <w:pStyle w:val="Titre2"/>
-        <w:rPr>
-          <w:color w:val="0A2F41" w:themeColor="accent1" w:themeShade="80"/>
-        </w:rPr>
-      </w:pPr>
-      <w:bookmarkStart w:id="47" w:name="_Toc229467740"/>
-      <w:r>
-        <w:rPr>
-          <w:color w:val="0A2F41" w:themeColor="accent1" w:themeShade="80"/>
-        </w:rPr>
+      </w:pPr>
+      <w:bookmarkStart w:id="48" w:name="_Toc230099695"/>
+      <w:r>
         <w:t>Glossaire</w:t>
       </w:r>
-      <w:bookmarkEnd w:id="47"/>
+      <w:bookmarkEnd w:id="48"/>
     </w:p>
     <w:p>
       <w:pPr>
         <w:pStyle w:val="Titre2"/>
-        <w:rPr>
-          <w:color w:val="0A2F41" w:themeColor="accent1" w:themeShade="80"/>
-        </w:rPr>
-      </w:pPr>
-      <w:bookmarkStart w:id="48" w:name="_Toc229467741"/>
-      <w:r>
-        <w:rPr>
-          <w:color w:val="0A2F41" w:themeColor="accent1" w:themeShade="80"/>
-        </w:rPr>
+      </w:pPr>
+      <w:bookmarkStart w:id="49" w:name="_Toc230099696"/>
+      <w:r>
         <w:t xml:space="preserve">Dépôt </w:t>
       </w:r>
       <w:proofErr w:type="spellStart"/>
       <w:r>
-        <w:rPr>
-          <w:color w:val="0A2F41" w:themeColor="accent1" w:themeShade="80"/>
-        </w:rPr>
         <w:t>Github</w:t>
       </w:r>
-      <w:bookmarkEnd w:id="48"/>
+      <w:bookmarkEnd w:id="49"/>
       <w:proofErr w:type="spellEnd"/>
     </w:p>
     <w:p>
-      <w:hyperlink r:id="rId36" w:history="1">
+      <w:hyperlink r:id="rId38" w:history="1">
         <w:r>
           <w:rPr>
             <w:rStyle w:val="Lienhypertexte"/>
@@ -11743,18 +11965,12 @@
     <w:p>
       <w:pPr>
         <w:pStyle w:val="Titre2"/>
-        <w:rPr>
-          <w:color w:val="0A2F41" w:themeColor="accent1" w:themeShade="80"/>
-        </w:rPr>
-      </w:pPr>
-      <w:bookmarkStart w:id="49" w:name="_Toc229467742"/>
-      <w:r>
-        <w:rPr>
-          <w:color w:val="0A2F41" w:themeColor="accent1" w:themeShade="80"/>
-        </w:rPr>
+      </w:pPr>
+      <w:bookmarkStart w:id="50" w:name="_Toc230099697"/>
+      <w:r>
         <w:t>Sources et références</w:t>
       </w:r>
-      <w:bookmarkEnd w:id="49"/>
+      <w:bookmarkEnd w:id="50"/>
     </w:p>
     <w:p>
       <w:pPr>
@@ -11786,7 +12002,7 @@
       <w:r>
         <w:t xml:space="preserve"> - Documentation officielle : </w:t>
       </w:r>
-      <w:hyperlink r:id="rId37" w:history="1">
+      <w:hyperlink r:id="rId39" w:history="1">
         <w:r>
           <w:rPr>
             <w:rStyle w:val="Lienhypertexte"/>
@@ -11810,7 +12026,7 @@
       <w:r>
         <w:t xml:space="preserve"> - Documentation officielle : </w:t>
       </w:r>
-      <w:hyperlink r:id="rId38" w:history="1">
+      <w:hyperlink r:id="rId40" w:history="1">
         <w:r>
           <w:rPr>
             <w:rStyle w:val="Lienhypertexte"/>
@@ -11837,7 +12053,7 @@
       <w:r>
         <w:t xml:space="preserve"> - Documentation OCR : </w:t>
       </w:r>
-      <w:hyperlink r:id="rId39" w:history="1">
+      <w:hyperlink r:id="rId41" w:history="1">
         <w:r>
           <w:rPr>
             <w:rStyle w:val="Lienhypertexte"/>
@@ -11861,7 +12077,7 @@
       <w:r>
         <w:t xml:space="preserve"> - Documentation graphiques : </w:t>
       </w:r>
-      <w:hyperlink r:id="rId40" w:history="1">
+      <w:hyperlink r:id="rId42" w:history="1">
         <w:r>
           <w:rPr>
             <w:rStyle w:val="Lienhypertexte"/>
@@ -11880,7 +12096,7 @@
       <w:r>
         <w:t xml:space="preserve">Pandas - Documentation : </w:t>
       </w:r>
-      <w:hyperlink r:id="rId41" w:history="1">
+      <w:hyperlink r:id="rId43" w:history="1">
         <w:r>
           <w:rPr>
             <w:rStyle w:val="Lienhypertexte"/>
@@ -11930,7 +12146,7 @@
       <w:r>
         <w:t xml:space="preserve"> : </w:t>
       </w:r>
-      <w:hyperlink r:id="rId42" w:history="1">
+      <w:hyperlink r:id="rId44" w:history="1">
         <w:r>
           <w:rPr>
             <w:rStyle w:val="Lienhypertexte"/>
@@ -11954,7 +12170,7 @@
       <w:r>
         <w:t xml:space="preserve"> Community Forum : </w:t>
       </w:r>
-      <w:hyperlink r:id="rId43" w:history="1">
+      <w:hyperlink r:id="rId45" w:history="1">
         <w:r>
           <w:rPr>
             <w:rStyle w:val="Lienhypertexte"/>
@@ -11978,7 +12194,7 @@
       <w:r>
         <w:t xml:space="preserve"> Community Forum : </w:t>
       </w:r>
-      <w:hyperlink r:id="rId44" w:history="1">
+      <w:hyperlink r:id="rId46" w:history="1">
         <w:r>
           <w:rPr>
             <w:rStyle w:val="Lienhypertexte"/>
@@ -12036,7 +12252,7 @@
       <w:r>
         <w:t xml:space="preserve">, Python). URL : </w:t>
       </w:r>
-      <w:hyperlink r:id="rId45" w:history="1">
+      <w:hyperlink r:id="rId47" w:history="1">
         <w:r>
           <w:rPr>
             <w:rStyle w:val="Lienhypertexte"/>
@@ -12063,19 +12279,13 @@
     <w:p>
       <w:pPr>
         <w:pStyle w:val="Titre2"/>
-        <w:rPr>
-          <w:color w:val="0A2F41" w:themeColor="accent1" w:themeShade="80"/>
-        </w:rPr>
-      </w:pPr>
-      <w:bookmarkStart w:id="50" w:name="_Toc229467743"/>
-      <w:r>
-        <w:rPr>
-          <w:color w:val="0A2F41" w:themeColor="accent1" w:themeShade="80"/>
-        </w:rPr>
+      </w:pPr>
+      <w:bookmarkStart w:id="51" w:name="_Toc230099698"/>
+      <w:r>
         <w:lastRenderedPageBreak/>
         <w:t>Déclaration d’utilisation de l’IA</w:t>
       </w:r>
-      <w:bookmarkEnd w:id="50"/>
+      <w:bookmarkEnd w:id="51"/>
     </w:p>
     <w:p>
       <w:r>
@@ -12233,18 +12443,12 @@
     <w:p>
       <w:pPr>
         <w:pStyle w:val="Titre2"/>
-        <w:rPr>
-          <w:color w:val="0A2F41" w:themeColor="accent1" w:themeShade="80"/>
-        </w:rPr>
-      </w:pPr>
-      <w:bookmarkStart w:id="51" w:name="_Toc229467744"/>
-      <w:r>
-        <w:rPr>
-          <w:color w:val="0A2F41" w:themeColor="accent1" w:themeShade="80"/>
-        </w:rPr>
+      </w:pPr>
+      <w:bookmarkStart w:id="52" w:name="_Toc230099699"/>
+      <w:r>
         <w:t>Améliorations futures</w:t>
       </w:r>
-      <w:bookmarkEnd w:id="51"/>
+      <w:bookmarkEnd w:id="52"/>
     </w:p>
     <w:p>
       <w:pPr>
@@ -12264,19 +12468,13 @@
     <w:p>
       <w:pPr>
         <w:pStyle w:val="Titre2"/>
-        <w:rPr>
-          <w:color w:val="0A2F41" w:themeColor="accent1" w:themeShade="80"/>
-        </w:rPr>
-      </w:pPr>
-      <w:bookmarkStart w:id="52" w:name="_Toc229467745"/>
-      <w:r>
-        <w:rPr>
-          <w:color w:val="0A2F41" w:themeColor="accent1" w:themeShade="80"/>
-        </w:rPr>
+      </w:pPr>
+      <w:bookmarkStart w:id="53" w:name="_Toc230099700"/>
+      <w:r>
         <w:lastRenderedPageBreak/>
         <w:t>Cahier des charges</w:t>
       </w:r>
-      <w:bookmarkEnd w:id="52"/>
+      <w:bookmarkEnd w:id="53"/>
     </w:p>
     <w:p>
       <w:pPr>
@@ -12926,7 +13124,7 @@
       </w:r>
     </w:p>
     <w:sectPr>
-      <w:footerReference w:type="default" r:id="rId46"/>
+      <w:footerReference w:type="default" r:id="rId48"/>
       <w:pgSz w:w="11906" w:h="16838"/>
       <w:pgMar w:top="1417" w:right="1417" w:bottom="1417" w:left="1417" w:header="708" w:footer="708" w:gutter="0"/>
       <w:cols w:space="708"/>
@@ -13937,6 +14135,118 @@
     </w:lvl>
   </w:abstractNum>
   <w:abstractNum w:abstractNumId="7" w15:restartNumberingAfterBreak="0">
+    <w:nsid w:val="240D2E6C"/>
+    <w:multiLevelType w:val="hybridMultilevel"/>
+    <w:tmpl w:val="E95C235C"/>
+    <w:lvl w:ilvl="0" w:tplc="9454C360">
+      <w:numFmt w:val="bullet"/>
+      <w:lvlText w:val="-"/>
+      <w:lvlJc w:val="left"/>
+      <w:pPr>
+        <w:ind w:left="720" w:hanging="360"/>
+      </w:pPr>
+      <w:rPr>
+        <w:rFonts w:ascii="Arial" w:eastAsiaTheme="minorHAnsi" w:hAnsi="Arial" w:cs="Arial" w:hint="default"/>
+      </w:rPr>
+    </w:lvl>
+    <w:lvl w:ilvl="1" w:tplc="100C0003" w:tentative="1">
+      <w:start w:val="1"/>
+      <w:numFmt w:val="bullet"/>
+      <w:lvlText w:val="o"/>
+      <w:lvlJc w:val="left"/>
+      <w:pPr>
+        <w:ind w:left="1440" w:hanging="360"/>
+      </w:pPr>
+      <w:rPr>
+        <w:rFonts w:ascii="Courier New" w:hAnsi="Courier New" w:cs="Courier New" w:hint="default"/>
+      </w:rPr>
+    </w:lvl>
+    <w:lvl w:ilvl="2" w:tplc="100C0005" w:tentative="1">
+      <w:start w:val="1"/>
+      <w:numFmt w:val="bullet"/>
+      <w:lvlText w:val=""/>
+      <w:lvlJc w:val="left"/>
+      <w:pPr>
+        <w:ind w:left="2160" w:hanging="360"/>
+      </w:pPr>
+      <w:rPr>
+        <w:rFonts w:ascii="Wingdings" w:hAnsi="Wingdings" w:hint="default"/>
+      </w:rPr>
+    </w:lvl>
+    <w:lvl w:ilvl="3" w:tplc="100C0001" w:tentative="1">
+      <w:start w:val="1"/>
+      <w:numFmt w:val="bullet"/>
+      <w:lvlText w:val=""/>
+      <w:lvlJc w:val="left"/>
+      <w:pPr>
+        <w:ind w:left="2880" w:hanging="360"/>
+      </w:pPr>
+      <w:rPr>
+        <w:rFonts w:ascii="Symbol" w:hAnsi="Symbol" w:hint="default"/>
+      </w:rPr>
+    </w:lvl>
+    <w:lvl w:ilvl="4" w:tplc="100C0003" w:tentative="1">
+      <w:start w:val="1"/>
+      <w:numFmt w:val="bullet"/>
+      <w:lvlText w:val="o"/>
+      <w:lvlJc w:val="left"/>
+      <w:pPr>
+        <w:ind w:left="3600" w:hanging="360"/>
+      </w:pPr>
+      <w:rPr>
+        <w:rFonts w:ascii="Courier New" w:hAnsi="Courier New" w:cs="Courier New" w:hint="default"/>
+      </w:rPr>
+    </w:lvl>
+    <w:lvl w:ilvl="5" w:tplc="100C0005" w:tentative="1">
+      <w:start w:val="1"/>
+      <w:numFmt w:val="bullet"/>
+      <w:lvlText w:val=""/>
+      <w:lvlJc w:val="left"/>
+      <w:pPr>
+        <w:ind w:left="4320" w:hanging="360"/>
+      </w:pPr>
+      <w:rPr>
+        <w:rFonts w:ascii="Wingdings" w:hAnsi="Wingdings" w:hint="default"/>
+      </w:rPr>
+    </w:lvl>
+    <w:lvl w:ilvl="6" w:tplc="100C0001" w:tentative="1">
+      <w:start w:val="1"/>
+      <w:numFmt w:val="bullet"/>
+      <w:lvlText w:val=""/>
+      <w:lvlJc w:val="left"/>
+      <w:pPr>
+        <w:ind w:left="5040" w:hanging="360"/>
+      </w:pPr>
+      <w:rPr>
+        <w:rFonts w:ascii="Symbol" w:hAnsi="Symbol" w:hint="default"/>
+      </w:rPr>
+    </w:lvl>
+    <w:lvl w:ilvl="7" w:tplc="100C0003" w:tentative="1">
+      <w:start w:val="1"/>
+      <w:numFmt w:val="bullet"/>
+      <w:lvlText w:val="o"/>
+      <w:lvlJc w:val="left"/>
+      <w:pPr>
+        <w:ind w:left="5760" w:hanging="360"/>
+      </w:pPr>
+      <w:rPr>
+        <w:rFonts w:ascii="Courier New" w:hAnsi="Courier New" w:cs="Courier New" w:hint="default"/>
+      </w:rPr>
+    </w:lvl>
+    <w:lvl w:ilvl="8" w:tplc="100C0005" w:tentative="1">
+      <w:start w:val="1"/>
+      <w:numFmt w:val="bullet"/>
+      <w:lvlText w:val=""/>
+      <w:lvlJc w:val="left"/>
+      <w:pPr>
+        <w:ind w:left="6480" w:hanging="360"/>
+      </w:pPr>
+      <w:rPr>
+        <w:rFonts w:ascii="Wingdings" w:hAnsi="Wingdings" w:hint="default"/>
+      </w:rPr>
+    </w:lvl>
+  </w:abstractNum>
+  <w:abstractNum w:abstractNumId="8" w15:restartNumberingAfterBreak="0">
     <w:nsid w:val="258635C0"/>
     <w:multiLevelType w:val="hybridMultilevel"/>
     <w:tmpl w:val="43C67C3C"/>
@@ -14049,7 +14359,7 @@
       </w:rPr>
     </w:lvl>
   </w:abstractNum>
-  <w:abstractNum w:abstractNumId="8" w15:restartNumberingAfterBreak="0">
+  <w:abstractNum w:abstractNumId="9" w15:restartNumberingAfterBreak="0">
     <w:nsid w:val="2CAB67AF"/>
     <w:multiLevelType w:val="hybridMultilevel"/>
     <w:tmpl w:val="1AAA4918"/>
@@ -14162,7 +14472,7 @@
       </w:rPr>
     </w:lvl>
   </w:abstractNum>
-  <w:abstractNum w:abstractNumId="9" w15:restartNumberingAfterBreak="0">
+  <w:abstractNum w:abstractNumId="10" w15:restartNumberingAfterBreak="0">
     <w:nsid w:val="2EA35F01"/>
     <w:multiLevelType w:val="hybridMultilevel"/>
     <w:tmpl w:val="76B45C8E"/>
@@ -14274,7 +14584,7 @@
       </w:rPr>
     </w:lvl>
   </w:abstractNum>
-  <w:abstractNum w:abstractNumId="10" w15:restartNumberingAfterBreak="0">
+  <w:abstractNum w:abstractNumId="11" w15:restartNumberingAfterBreak="0">
     <w:nsid w:val="30864D4C"/>
     <w:multiLevelType w:val="multilevel"/>
     <w:tmpl w:val="36D4F0DC"/>
@@ -14423,7 +14733,7 @@
       </w:rPr>
     </w:lvl>
   </w:abstractNum>
-  <w:abstractNum w:abstractNumId="11" w15:restartNumberingAfterBreak="0">
+  <w:abstractNum w:abstractNumId="12" w15:restartNumberingAfterBreak="0">
     <w:nsid w:val="345D1D8D"/>
     <w:multiLevelType w:val="hybridMultilevel"/>
     <w:tmpl w:val="33DCD836"/>
@@ -14536,7 +14846,7 @@
       </w:rPr>
     </w:lvl>
   </w:abstractNum>
-  <w:abstractNum w:abstractNumId="12" w15:restartNumberingAfterBreak="0">
+  <w:abstractNum w:abstractNumId="13" w15:restartNumberingAfterBreak="0">
     <w:nsid w:val="351B188E"/>
     <w:multiLevelType w:val="hybridMultilevel"/>
     <w:tmpl w:val="55ACFD4C"/>
@@ -14649,7 +14959,7 @@
       </w:rPr>
     </w:lvl>
   </w:abstractNum>
-  <w:abstractNum w:abstractNumId="13" w15:restartNumberingAfterBreak="0">
+  <w:abstractNum w:abstractNumId="14" w15:restartNumberingAfterBreak="0">
     <w:nsid w:val="386F2F0A"/>
     <w:multiLevelType w:val="multilevel"/>
     <w:tmpl w:val="802CB73A"/>
@@ -14798,7 +15108,7 @@
       </w:rPr>
     </w:lvl>
   </w:abstractNum>
-  <w:abstractNum w:abstractNumId="14" w15:restartNumberingAfterBreak="0">
+  <w:abstractNum w:abstractNumId="15" w15:restartNumberingAfterBreak="0">
     <w:nsid w:val="38C33EE6"/>
     <w:multiLevelType w:val="multilevel"/>
     <w:tmpl w:val="856C21C2"/>
@@ -14947,7 +15257,7 @@
       </w:rPr>
     </w:lvl>
   </w:abstractNum>
-  <w:abstractNum w:abstractNumId="15" w15:restartNumberingAfterBreak="0">
+  <w:abstractNum w:abstractNumId="16" w15:restartNumberingAfterBreak="0">
     <w:nsid w:val="3C80484A"/>
     <w:multiLevelType w:val="hybridMultilevel"/>
     <w:tmpl w:val="D11246EE"/>
@@ -15060,7 +15370,7 @@
       </w:rPr>
     </w:lvl>
   </w:abstractNum>
-  <w:abstractNum w:abstractNumId="16" w15:restartNumberingAfterBreak="0">
+  <w:abstractNum w:abstractNumId="17" w15:restartNumberingAfterBreak="0">
     <w:nsid w:val="40E72B61"/>
     <w:multiLevelType w:val="hybridMultilevel"/>
     <w:tmpl w:val="F6C47062"/>
@@ -15173,7 +15483,7 @@
       </w:rPr>
     </w:lvl>
   </w:abstractNum>
-  <w:abstractNum w:abstractNumId="17" w15:restartNumberingAfterBreak="0">
+  <w:abstractNum w:abstractNumId="18" w15:restartNumberingAfterBreak="0">
     <w:nsid w:val="412905BB"/>
     <w:multiLevelType w:val="multilevel"/>
     <w:tmpl w:val="050E3D10"/>
@@ -15322,7 +15632,7 @@
       </w:rPr>
     </w:lvl>
   </w:abstractNum>
-  <w:abstractNum w:abstractNumId="18" w15:restartNumberingAfterBreak="0">
+  <w:abstractNum w:abstractNumId="19" w15:restartNumberingAfterBreak="0">
     <w:nsid w:val="44BA4A83"/>
     <w:multiLevelType w:val="hybridMultilevel"/>
     <w:tmpl w:val="84C85670"/>
@@ -15434,7 +15744,7 @@
       </w:rPr>
     </w:lvl>
   </w:abstractNum>
-  <w:abstractNum w:abstractNumId="19" w15:restartNumberingAfterBreak="0">
+  <w:abstractNum w:abstractNumId="20" w15:restartNumberingAfterBreak="0">
     <w:nsid w:val="47EE44DA"/>
     <w:multiLevelType w:val="hybridMultilevel"/>
     <w:tmpl w:val="29028064"/>
@@ -15546,7 +15856,7 @@
       </w:rPr>
     </w:lvl>
   </w:abstractNum>
-  <w:abstractNum w:abstractNumId="20" w15:restartNumberingAfterBreak="0">
+  <w:abstractNum w:abstractNumId="21" w15:restartNumberingAfterBreak="0">
     <w:nsid w:val="4B4E3EF2"/>
     <w:multiLevelType w:val="hybridMultilevel"/>
     <w:tmpl w:val="FCEC96C6"/>
@@ -15659,7 +15969,7 @@
       </w:rPr>
     </w:lvl>
   </w:abstractNum>
-  <w:abstractNum w:abstractNumId="21" w15:restartNumberingAfterBreak="0">
+  <w:abstractNum w:abstractNumId="22" w15:restartNumberingAfterBreak="0">
     <w:nsid w:val="4B6B0EB9"/>
     <w:multiLevelType w:val="hybridMultilevel"/>
     <w:tmpl w:val="16AE6258"/>
@@ -15772,7 +16082,7 @@
       </w:rPr>
     </w:lvl>
   </w:abstractNum>
-  <w:abstractNum w:abstractNumId="22" w15:restartNumberingAfterBreak="0">
+  <w:abstractNum w:abstractNumId="23" w15:restartNumberingAfterBreak="0">
     <w:nsid w:val="4DB84516"/>
     <w:multiLevelType w:val="hybridMultilevel"/>
     <w:tmpl w:val="C8D2B7E4"/>
@@ -15885,7 +16195,7 @@
       </w:rPr>
     </w:lvl>
   </w:abstractNum>
-  <w:abstractNum w:abstractNumId="23" w15:restartNumberingAfterBreak="0">
+  <w:abstractNum w:abstractNumId="24" w15:restartNumberingAfterBreak="0">
     <w:nsid w:val="4E816038"/>
     <w:multiLevelType w:val="hybridMultilevel"/>
     <w:tmpl w:val="FF8A119C"/>
@@ -15998,7 +16308,7 @@
       </w:rPr>
     </w:lvl>
   </w:abstractNum>
-  <w:abstractNum w:abstractNumId="24" w15:restartNumberingAfterBreak="0">
+  <w:abstractNum w:abstractNumId="25" w15:restartNumberingAfterBreak="0">
     <w:nsid w:val="50690A58"/>
     <w:multiLevelType w:val="multilevel"/>
     <w:tmpl w:val="F4E20EBE"/>
@@ -16147,7 +16457,7 @@
       </w:rPr>
     </w:lvl>
   </w:abstractNum>
-  <w:abstractNum w:abstractNumId="25" w15:restartNumberingAfterBreak="0">
+  <w:abstractNum w:abstractNumId="26" w15:restartNumberingAfterBreak="0">
     <w:nsid w:val="62360D40"/>
     <w:multiLevelType w:val="hybridMultilevel"/>
     <w:tmpl w:val="A2AAFA6C"/>
@@ -16260,7 +16570,7 @@
       </w:rPr>
     </w:lvl>
   </w:abstractNum>
-  <w:abstractNum w:abstractNumId="26" w15:restartNumberingAfterBreak="0">
+  <w:abstractNum w:abstractNumId="27" w15:restartNumberingAfterBreak="0">
     <w:nsid w:val="64DC2A72"/>
     <w:multiLevelType w:val="multilevel"/>
     <w:tmpl w:val="1DBC3F3C"/>
@@ -16409,7 +16719,7 @@
       </w:rPr>
     </w:lvl>
   </w:abstractNum>
-  <w:abstractNum w:abstractNumId="27" w15:restartNumberingAfterBreak="0">
+  <w:abstractNum w:abstractNumId="28" w15:restartNumberingAfterBreak="0">
     <w:nsid w:val="68B52943"/>
     <w:multiLevelType w:val="hybridMultilevel"/>
     <w:tmpl w:val="2D5EFD5A"/>
@@ -16521,7 +16831,7 @@
       </w:rPr>
     </w:lvl>
   </w:abstractNum>
-  <w:abstractNum w:abstractNumId="28" w15:restartNumberingAfterBreak="0">
+  <w:abstractNum w:abstractNumId="29" w15:restartNumberingAfterBreak="0">
     <w:nsid w:val="68C93021"/>
     <w:multiLevelType w:val="hybridMultilevel"/>
     <w:tmpl w:val="7DB89974"/>
@@ -16633,7 +16943,7 @@
       </w:rPr>
     </w:lvl>
   </w:abstractNum>
-  <w:abstractNum w:abstractNumId="29" w15:restartNumberingAfterBreak="0">
+  <w:abstractNum w:abstractNumId="30" w15:restartNumberingAfterBreak="0">
     <w:nsid w:val="693677D8"/>
     <w:multiLevelType w:val="hybridMultilevel"/>
     <w:tmpl w:val="43E88C4E"/>
@@ -16745,7 +17055,156 @@
       </w:rPr>
     </w:lvl>
   </w:abstractNum>
-  <w:abstractNum w:abstractNumId="30" w15:restartNumberingAfterBreak="0">
+  <w:abstractNum w:abstractNumId="31" w15:restartNumberingAfterBreak="0">
+    <w:nsid w:val="6CE31421"/>
+    <w:multiLevelType w:val="multilevel"/>
+    <w:tmpl w:val="BFE4048C"/>
+    <w:lvl w:ilvl="0">
+      <w:start w:val="1"/>
+      <w:numFmt w:val="bullet"/>
+      <w:lvlText w:val=""/>
+      <w:lvlJc w:val="left"/>
+      <w:pPr>
+        <w:tabs>
+          <w:tab w:val="num" w:pos="720"/>
+        </w:tabs>
+        <w:ind w:left="720" w:hanging="360"/>
+      </w:pPr>
+      <w:rPr>
+        <w:rFonts w:ascii="Symbol" w:hAnsi="Symbol" w:hint="default"/>
+        <w:sz w:val="20"/>
+      </w:rPr>
+    </w:lvl>
+    <w:lvl w:ilvl="1" w:tentative="1">
+      <w:start w:val="1"/>
+      <w:numFmt w:val="bullet"/>
+      <w:lvlText w:val="o"/>
+      <w:lvlJc w:val="left"/>
+      <w:pPr>
+        <w:tabs>
+          <w:tab w:val="num" w:pos="1440"/>
+        </w:tabs>
+        <w:ind w:left="1440" w:hanging="360"/>
+      </w:pPr>
+      <w:rPr>
+        <w:rFonts w:ascii="Courier New" w:hAnsi="Courier New" w:hint="default"/>
+        <w:sz w:val="20"/>
+      </w:rPr>
+    </w:lvl>
+    <w:lvl w:ilvl="2" w:tentative="1">
+      <w:start w:val="1"/>
+      <w:numFmt w:val="bullet"/>
+      <w:lvlText w:val=""/>
+      <w:lvlJc w:val="left"/>
+      <w:pPr>
+        <w:tabs>
+          <w:tab w:val="num" w:pos="2160"/>
+        </w:tabs>
+        <w:ind w:left="2160" w:hanging="360"/>
+      </w:pPr>
+      <w:rPr>
+        <w:rFonts w:ascii="Wingdings" w:hAnsi="Wingdings" w:hint="default"/>
+        <w:sz w:val="20"/>
+      </w:rPr>
+    </w:lvl>
+    <w:lvl w:ilvl="3" w:tentative="1">
+      <w:start w:val="1"/>
+      <w:numFmt w:val="bullet"/>
+      <w:lvlText w:val=""/>
+      <w:lvlJc w:val="left"/>
+      <w:pPr>
+        <w:tabs>
+          <w:tab w:val="num" w:pos="2880"/>
+        </w:tabs>
+        <w:ind w:left="2880" w:hanging="360"/>
+      </w:pPr>
+      <w:rPr>
+        <w:rFonts w:ascii="Wingdings" w:hAnsi="Wingdings" w:hint="default"/>
+        <w:sz w:val="20"/>
+      </w:rPr>
+    </w:lvl>
+    <w:lvl w:ilvl="4" w:tentative="1">
+      <w:start w:val="1"/>
+      <w:numFmt w:val="bullet"/>
+      <w:lvlText w:val=""/>
+      <w:lvlJc w:val="left"/>
+      <w:pPr>
+        <w:tabs>
+          <w:tab w:val="num" w:pos="3600"/>
+        </w:tabs>
+        <w:ind w:left="3600" w:hanging="360"/>
+      </w:pPr>
+      <w:rPr>
+        <w:rFonts w:ascii="Wingdings" w:hAnsi="Wingdings" w:hint="default"/>
+        <w:sz w:val="20"/>
+      </w:rPr>
+    </w:lvl>
+    <w:lvl w:ilvl="5" w:tentative="1">
+      <w:start w:val="1"/>
+      <w:numFmt w:val="bullet"/>
+      <w:lvlText w:val=""/>
+      <w:lvlJc w:val="left"/>
+      <w:pPr>
+        <w:tabs>
+          <w:tab w:val="num" w:pos="4320"/>
+        </w:tabs>
+        <w:ind w:left="4320" w:hanging="360"/>
+      </w:pPr>
+      <w:rPr>
+        <w:rFonts w:ascii="Wingdings" w:hAnsi="Wingdings" w:hint="default"/>
+        <w:sz w:val="20"/>
+      </w:rPr>
+    </w:lvl>
+    <w:lvl w:ilvl="6" w:tentative="1">
+      <w:start w:val="1"/>
+      <w:numFmt w:val="bullet"/>
+      <w:lvlText w:val=""/>
+      <w:lvlJc w:val="left"/>
+      <w:pPr>
+        <w:tabs>
+          <w:tab w:val="num" w:pos="5040"/>
+        </w:tabs>
+        <w:ind w:left="5040" w:hanging="360"/>
+      </w:pPr>
+      <w:rPr>
+        <w:rFonts w:ascii="Wingdings" w:hAnsi="Wingdings" w:hint="default"/>
+        <w:sz w:val="20"/>
+      </w:rPr>
+    </w:lvl>
+    <w:lvl w:ilvl="7" w:tentative="1">
+      <w:start w:val="1"/>
+      <w:numFmt w:val="bullet"/>
+      <w:lvlText w:val=""/>
+      <w:lvlJc w:val="left"/>
+      <w:pPr>
+        <w:tabs>
+          <w:tab w:val="num" w:pos="5760"/>
+        </w:tabs>
+        <w:ind w:left="5760" w:hanging="360"/>
+      </w:pPr>
+      <w:rPr>
+        <w:rFonts w:ascii="Wingdings" w:hAnsi="Wingdings" w:hint="default"/>
+        <w:sz w:val="20"/>
+      </w:rPr>
+    </w:lvl>
+    <w:lvl w:ilvl="8" w:tentative="1">
+      <w:start w:val="1"/>
+      <w:numFmt w:val="bullet"/>
+      <w:lvlText w:val=""/>
+      <w:lvlJc w:val="left"/>
+      <w:pPr>
+        <w:tabs>
+          <w:tab w:val="num" w:pos="6480"/>
+        </w:tabs>
+        <w:ind w:left="6480" w:hanging="360"/>
+      </w:pPr>
+      <w:rPr>
+        <w:rFonts w:ascii="Wingdings" w:hAnsi="Wingdings" w:hint="default"/>
+        <w:sz w:val="20"/>
+      </w:rPr>
+    </w:lvl>
+  </w:abstractNum>
+  <w:abstractNum w:abstractNumId="32" w15:restartNumberingAfterBreak="0">
     <w:nsid w:val="72E342C7"/>
     <w:multiLevelType w:val="multilevel"/>
     <w:tmpl w:val="219E2DCA"/>
@@ -16894,7 +17353,7 @@
       </w:rPr>
     </w:lvl>
   </w:abstractNum>
-  <w:abstractNum w:abstractNumId="31" w15:restartNumberingAfterBreak="0">
+  <w:abstractNum w:abstractNumId="33" w15:restartNumberingAfterBreak="0">
     <w:nsid w:val="768943D0"/>
     <w:multiLevelType w:val="hybridMultilevel"/>
     <w:tmpl w:val="439C4412"/>
@@ -17007,7 +17466,7 @@
       </w:rPr>
     </w:lvl>
   </w:abstractNum>
-  <w:abstractNum w:abstractNumId="32" w15:restartNumberingAfterBreak="0">
+  <w:abstractNum w:abstractNumId="34" w15:restartNumberingAfterBreak="0">
     <w:nsid w:val="79383C46"/>
     <w:multiLevelType w:val="hybridMultilevel"/>
     <w:tmpl w:val="AD38AF68"/>
@@ -17120,7 +17579,7 @@
       </w:rPr>
     </w:lvl>
   </w:abstractNum>
-  <w:abstractNum w:abstractNumId="33" w15:restartNumberingAfterBreak="0">
+  <w:abstractNum w:abstractNumId="35" w15:restartNumberingAfterBreak="0">
     <w:nsid w:val="795877CB"/>
     <w:multiLevelType w:val="hybridMultilevel"/>
     <w:tmpl w:val="A91038A6"/>
@@ -17233,7 +17692,7 @@
       </w:rPr>
     </w:lvl>
   </w:abstractNum>
-  <w:abstractNum w:abstractNumId="34" w15:restartNumberingAfterBreak="0">
+  <w:abstractNum w:abstractNumId="36" w15:restartNumberingAfterBreak="0">
     <w:nsid w:val="7BE96A54"/>
     <w:multiLevelType w:val="hybridMultilevel"/>
     <w:tmpl w:val="CCFEC0D2"/>
@@ -17346,7 +17805,7 @@
       </w:rPr>
     </w:lvl>
   </w:abstractNum>
-  <w:abstractNum w:abstractNumId="35" w15:restartNumberingAfterBreak="0">
+  <w:abstractNum w:abstractNumId="37" w15:restartNumberingAfterBreak="0">
     <w:nsid w:val="7C4D7AB1"/>
     <w:multiLevelType w:val="hybridMultilevel"/>
     <w:tmpl w:val="56E2ABE4"/>
@@ -17460,64 +17919,64 @@
     </w:lvl>
   </w:abstractNum>
   <w:num w:numId="1" w16cid:durableId="1217355618">
-    <w:abstractNumId w:val="35"/>
+    <w:abstractNumId w:val="37"/>
   </w:num>
   <w:num w:numId="2" w16cid:durableId="1987278527">
-    <w:abstractNumId w:val="27"/>
+    <w:abstractNumId w:val="28"/>
   </w:num>
   <w:num w:numId="3" w16cid:durableId="166334574">
-    <w:abstractNumId w:val="25"/>
+    <w:abstractNumId w:val="26"/>
   </w:num>
   <w:num w:numId="4" w16cid:durableId="1420564604">
     <w:abstractNumId w:val="5"/>
   </w:num>
   <w:num w:numId="5" w16cid:durableId="1896041202">
-    <w:abstractNumId w:val="15"/>
+    <w:abstractNumId w:val="16"/>
   </w:num>
   <w:num w:numId="6" w16cid:durableId="182132989">
-    <w:abstractNumId w:val="23"/>
+    <w:abstractNumId w:val="24"/>
   </w:num>
   <w:num w:numId="7" w16cid:durableId="1334649011">
-    <w:abstractNumId w:val="34"/>
+    <w:abstractNumId w:val="36"/>
   </w:num>
   <w:num w:numId="8" w16cid:durableId="1832255826">
-    <w:abstractNumId w:val="33"/>
+    <w:abstractNumId w:val="35"/>
   </w:num>
   <w:num w:numId="9" w16cid:durableId="724527036">
-    <w:abstractNumId w:val="11"/>
+    <w:abstractNumId w:val="12"/>
   </w:num>
   <w:num w:numId="10" w16cid:durableId="486629492">
-    <w:abstractNumId w:val="20"/>
+    <w:abstractNumId w:val="21"/>
   </w:num>
   <w:num w:numId="11" w16cid:durableId="363944255">
-    <w:abstractNumId w:val="31"/>
+    <w:abstractNumId w:val="33"/>
   </w:num>
   <w:num w:numId="12" w16cid:durableId="782186209">
     <w:abstractNumId w:val="3"/>
   </w:num>
   <w:num w:numId="13" w16cid:durableId="1752267154">
-    <w:abstractNumId w:val="21"/>
+    <w:abstractNumId w:val="22"/>
   </w:num>
   <w:num w:numId="14" w16cid:durableId="841118316">
-    <w:abstractNumId w:val="12"/>
+    <w:abstractNumId w:val="13"/>
   </w:num>
   <w:num w:numId="15" w16cid:durableId="260334337">
-    <w:abstractNumId w:val="22"/>
+    <w:abstractNumId w:val="23"/>
   </w:num>
   <w:num w:numId="16" w16cid:durableId="1685857152">
-    <w:abstractNumId w:val="8"/>
+    <w:abstractNumId w:val="9"/>
   </w:num>
   <w:num w:numId="17" w16cid:durableId="1500464303">
     <w:abstractNumId w:val="1"/>
   </w:num>
   <w:num w:numId="18" w16cid:durableId="1493718519">
-    <w:abstractNumId w:val="28"/>
+    <w:abstractNumId w:val="29"/>
   </w:num>
   <w:num w:numId="19" w16cid:durableId="989791782">
-    <w:abstractNumId w:val="7"/>
+    <w:abstractNumId w:val="8"/>
   </w:num>
   <w:num w:numId="20" w16cid:durableId="1447773713">
-    <w:abstractNumId w:val="18"/>
+    <w:abstractNumId w:val="19"/>
   </w:num>
   <w:num w:numId="21" w16cid:durableId="1307509126">
     <w:abstractNumId w:val="2"/>
@@ -17529,43 +17988,49 @@
     <w:abstractNumId w:val="6"/>
   </w:num>
   <w:num w:numId="24" w16cid:durableId="218328086">
-    <w:abstractNumId w:val="19"/>
+    <w:abstractNumId w:val="20"/>
   </w:num>
   <w:num w:numId="25" w16cid:durableId="1910143861">
-    <w:abstractNumId w:val="16"/>
+    <w:abstractNumId w:val="17"/>
   </w:num>
   <w:num w:numId="26" w16cid:durableId="265112508">
-    <w:abstractNumId w:val="29"/>
+    <w:abstractNumId w:val="30"/>
   </w:num>
   <w:num w:numId="27" w16cid:durableId="186799925">
-    <w:abstractNumId w:val="32"/>
+    <w:abstractNumId w:val="34"/>
   </w:num>
   <w:num w:numId="28" w16cid:durableId="1131946727">
     <w:abstractNumId w:val="4"/>
   </w:num>
   <w:num w:numId="29" w16cid:durableId="1820809159">
+    <w:abstractNumId w:val="11"/>
+  </w:num>
+  <w:num w:numId="30" w16cid:durableId="1842623719">
+    <w:abstractNumId w:val="14"/>
+  </w:num>
+  <w:num w:numId="31" w16cid:durableId="227113316">
+    <w:abstractNumId w:val="18"/>
+  </w:num>
+  <w:num w:numId="32" w16cid:durableId="2130389709">
     <w:abstractNumId w:val="10"/>
   </w:num>
-  <w:num w:numId="30" w16cid:durableId="1842623719">
-    <w:abstractNumId w:val="13"/>
-  </w:num>
-  <w:num w:numId="31" w16cid:durableId="227113316">
-    <w:abstractNumId w:val="17"/>
-  </w:num>
-  <w:num w:numId="32" w16cid:durableId="2130389709">
-    <w:abstractNumId w:val="9"/>
-  </w:num>
   <w:num w:numId="33" w16cid:durableId="707726672">
-    <w:abstractNumId w:val="14"/>
+    <w:abstractNumId w:val="15"/>
   </w:num>
   <w:num w:numId="34" w16cid:durableId="235943844">
-    <w:abstractNumId w:val="30"/>
+    <w:abstractNumId w:val="32"/>
   </w:num>
   <w:num w:numId="35" w16cid:durableId="82844906">
-    <w:abstractNumId w:val="24"/>
+    <w:abstractNumId w:val="25"/>
   </w:num>
   <w:num w:numId="36" w16cid:durableId="845245989">
-    <w:abstractNumId w:val="26"/>
+    <w:abstractNumId w:val="27"/>
+  </w:num>
+  <w:num w:numId="37" w16cid:durableId="723530112">
+    <w:abstractNumId w:val="7"/>
+  </w:num>
+  <w:num w:numId="38" w16cid:durableId="2034450974">
+    <w:abstractNumId w:val="31"/>
   </w:num>
 </w:numbering>
 </file>
@@ -18179,7 +18644,6 @@
   <w:style w:type="character" w:default="1" w:styleId="Policepardfaut">
     <w:name w:val="Default Paragraph Font"/>
     <w:uiPriority w:val="1"/>
-    <w:semiHidden/>
     <w:unhideWhenUsed/>
   </w:style>
   <w:style w:type="table" w:default="1" w:styleId="TableauNormal">

--- a/Documents/Documentation.docx
+++ b/Documents/Documentation.docx
@@ -1803,7 +1803,7 @@
           <w:r>
             <w:fldChar w:fldCharType="separate"/>
           </w:r>
-          <w:hyperlink w:anchor="_Toc230266057" w:history="1">
+          <w:hyperlink w:anchor="_Toc230268411" w:history="1">
             <w:r>
               <w:rPr>
                 <w:rStyle w:val="Lienhypertexte"/>
@@ -1830,7 +1830,7 @@
                 <w:noProof/>
                 <w:webHidden/>
               </w:rPr>
-              <w:instrText xml:space="preserve"> PAGEREF _Toc230266057 \h </w:instrText>
+              <w:instrText xml:space="preserve"> PAGEREF _Toc230268411 \h </w:instrText>
             </w:r>
             <w:r>
               <w:rPr>
@@ -1873,7 +1873,7 @@
               <w:lang w:eastAsia="fr-CH"/>
             </w:rPr>
           </w:pPr>
-          <w:hyperlink w:anchor="_Toc230266058" w:history="1">
+          <w:hyperlink w:anchor="_Toc230268412" w:history="1">
             <w:r>
               <w:rPr>
                 <w:rStyle w:val="Lienhypertexte"/>
@@ -1900,7 +1900,77 @@
                 <w:noProof/>
                 <w:webHidden/>
               </w:rPr>
-              <w:instrText xml:space="preserve"> PAGEREF _Toc230266058 \h </w:instrText>
+              <w:instrText xml:space="preserve"> PAGEREF _Toc230268412 \h </w:instrText>
+            </w:r>
+            <w:r>
+              <w:rPr>
+                <w:noProof/>
+                <w:webHidden/>
+              </w:rPr>
+            </w:r>
+            <w:r>
+              <w:rPr>
+                <w:noProof/>
+                <w:webHidden/>
+              </w:rPr>
+              <w:fldChar w:fldCharType="separate"/>
+            </w:r>
+            <w:r>
+              <w:rPr>
+                <w:noProof/>
+                <w:webHidden/>
+              </w:rPr>
+              <w:t>6</w:t>
+            </w:r>
+            <w:r>
+              <w:rPr>
+                <w:noProof/>
+                <w:webHidden/>
+              </w:rPr>
+              <w:fldChar w:fldCharType="end"/>
+            </w:r>
+          </w:hyperlink>
+        </w:p>
+        <w:p>
+          <w:pPr>
+            <w:pStyle w:val="TM3"/>
+            <w:tabs>
+              <w:tab w:val="right" w:leader="dot" w:pos="9062"/>
+            </w:tabs>
+            <w:rPr>
+              <w:rFonts w:asciiTheme="minorHAnsi" w:eastAsiaTheme="minorEastAsia" w:hAnsiTheme="minorHAnsi" w:cstheme="minorBidi"/>
+              <w:noProof/>
+              <w:lang w:eastAsia="fr-CH"/>
+            </w:rPr>
+          </w:pPr>
+          <w:hyperlink w:anchor="_Toc230268413" w:history="1">
+            <w:r>
+              <w:rPr>
+                <w:rStyle w:val="Lienhypertexte"/>
+                <w:noProof/>
+              </w:rPr>
+              <w:t>Suivi des risques</w:t>
+            </w:r>
+            <w:r>
+              <w:rPr>
+                <w:noProof/>
+                <w:webHidden/>
+              </w:rPr>
+              <w:tab/>
+            </w:r>
+            <w:r>
+              <w:rPr>
+                <w:noProof/>
+                <w:webHidden/>
+              </w:rPr>
+              <w:fldChar w:fldCharType="begin"/>
+            </w:r>
+            <w:r>
+              <w:rPr>
+                <w:noProof/>
+                <w:webHidden/>
+              </w:rPr>
+              <w:instrText xml:space="preserve"> PAGEREF _Toc230268413 \h </w:instrText>
             </w:r>
             <w:r>
               <w:rPr>
@@ -1943,7 +2013,7 @@
               <w:lang w:eastAsia="fr-CH"/>
             </w:rPr>
           </w:pPr>
-          <w:hyperlink w:anchor="_Toc230266059" w:history="1">
+          <w:hyperlink w:anchor="_Toc230268414" w:history="1">
             <w:r>
               <w:rPr>
                 <w:rStyle w:val="Lienhypertexte"/>
@@ -1970,7 +2040,7 @@
                 <w:noProof/>
                 <w:webHidden/>
               </w:rPr>
-              <w:instrText xml:space="preserve"> PAGEREF _Toc230266059 \h </w:instrText>
+              <w:instrText xml:space="preserve"> PAGEREF _Toc230268414 \h </w:instrText>
             </w:r>
             <w:r>
               <w:rPr>
@@ -2013,7 +2083,7 @@
               <w:lang w:eastAsia="fr-CH"/>
             </w:rPr>
           </w:pPr>
-          <w:hyperlink w:anchor="_Toc230266060" w:history="1">
+          <w:hyperlink w:anchor="_Toc230268415" w:history="1">
             <w:r>
               <w:rPr>
                 <w:rStyle w:val="Lienhypertexte"/>
@@ -2040,7 +2110,7 @@
                 <w:noProof/>
                 <w:webHidden/>
               </w:rPr>
-              <w:instrText xml:space="preserve"> PAGEREF _Toc230266060 \h </w:instrText>
+              <w:instrText xml:space="preserve"> PAGEREF _Toc230268415 \h </w:instrText>
             </w:r>
             <w:r>
               <w:rPr>
@@ -2083,7 +2153,7 @@
               <w:lang w:eastAsia="fr-CH"/>
             </w:rPr>
           </w:pPr>
-          <w:hyperlink w:anchor="_Toc230266061" w:history="1">
+          <w:hyperlink w:anchor="_Toc230268416" w:history="1">
             <w:r>
               <w:rPr>
                 <w:rStyle w:val="Lienhypertexte"/>
@@ -2110,7 +2180,7 @@
                 <w:noProof/>
                 <w:webHidden/>
               </w:rPr>
-              <w:instrText xml:space="preserve"> PAGEREF _Toc230266061 \h </w:instrText>
+              <w:instrText xml:space="preserve"> PAGEREF _Toc230268416 \h </w:instrText>
             </w:r>
             <w:r>
               <w:rPr>
@@ -2153,7 +2223,7 @@
               <w:lang w:eastAsia="fr-CH"/>
             </w:rPr>
           </w:pPr>
-          <w:hyperlink w:anchor="_Toc230266062" w:history="1">
+          <w:hyperlink w:anchor="_Toc230268417" w:history="1">
             <w:r>
               <w:rPr>
                 <w:rStyle w:val="Lienhypertexte"/>
@@ -2180,7 +2250,7 @@
                 <w:noProof/>
                 <w:webHidden/>
               </w:rPr>
-              <w:instrText xml:space="preserve"> PAGEREF _Toc230266062 \h </w:instrText>
+              <w:instrText xml:space="preserve"> PAGEREF _Toc230268417 \h </w:instrText>
             </w:r>
             <w:r>
               <w:rPr>
@@ -2223,7 +2293,7 @@
               <w:lang w:eastAsia="fr-CH"/>
             </w:rPr>
           </w:pPr>
-          <w:hyperlink w:anchor="_Toc230266063" w:history="1">
+          <w:hyperlink w:anchor="_Toc230268418" w:history="1">
             <w:r>
               <w:rPr>
                 <w:rStyle w:val="Lienhypertexte"/>
@@ -2250,7 +2320,7 @@
                 <w:noProof/>
                 <w:webHidden/>
               </w:rPr>
-              <w:instrText xml:space="preserve"> PAGEREF _Toc230266063 \h </w:instrText>
+              <w:instrText xml:space="preserve"> PAGEREF _Toc230268418 \h </w:instrText>
             </w:r>
             <w:r>
               <w:rPr>
@@ -2293,7 +2363,7 @@
               <w:lang w:eastAsia="fr-CH"/>
             </w:rPr>
           </w:pPr>
-          <w:hyperlink w:anchor="_Toc230266064" w:history="1">
+          <w:hyperlink w:anchor="_Toc230268419" w:history="1">
             <w:r>
               <w:rPr>
                 <w:rStyle w:val="Lienhypertexte"/>
@@ -2320,7 +2390,7 @@
                 <w:noProof/>
                 <w:webHidden/>
               </w:rPr>
-              <w:instrText xml:space="preserve"> PAGEREF _Toc230266064 \h </w:instrText>
+              <w:instrText xml:space="preserve"> PAGEREF _Toc230268419 \h </w:instrText>
             </w:r>
             <w:r>
               <w:rPr>
@@ -2363,7 +2433,7 @@
               <w:lang w:eastAsia="fr-CH"/>
             </w:rPr>
           </w:pPr>
-          <w:hyperlink w:anchor="_Toc230266065" w:history="1">
+          <w:hyperlink w:anchor="_Toc230268420" w:history="1">
             <w:r>
               <w:rPr>
                 <w:rStyle w:val="Lienhypertexte"/>
@@ -2390,7 +2460,7 @@
                 <w:noProof/>
                 <w:webHidden/>
               </w:rPr>
-              <w:instrText xml:space="preserve"> PAGEREF _Toc230266065 \h </w:instrText>
+              <w:instrText xml:space="preserve"> PAGEREF _Toc230268420 \h </w:instrText>
             </w:r>
             <w:r>
               <w:rPr>
@@ -2433,7 +2503,7 @@
               <w:lang w:eastAsia="fr-CH"/>
             </w:rPr>
           </w:pPr>
-          <w:hyperlink w:anchor="_Toc230266066" w:history="1">
+          <w:hyperlink w:anchor="_Toc230268421" w:history="1">
             <w:r>
               <w:rPr>
                 <w:rStyle w:val="Lienhypertexte"/>
@@ -2460,7 +2530,7 @@
                 <w:noProof/>
                 <w:webHidden/>
               </w:rPr>
-              <w:instrText xml:space="preserve"> PAGEREF _Toc230266066 \h </w:instrText>
+              <w:instrText xml:space="preserve"> PAGEREF _Toc230268421 \h </w:instrText>
             </w:r>
             <w:r>
               <w:rPr>
@@ -2503,7 +2573,7 @@
               <w:lang w:eastAsia="fr-CH"/>
             </w:rPr>
           </w:pPr>
-          <w:hyperlink w:anchor="_Toc230266067" w:history="1">
+          <w:hyperlink w:anchor="_Toc230268422" w:history="1">
             <w:r>
               <w:rPr>
                 <w:rStyle w:val="Lienhypertexte"/>
@@ -2530,7 +2600,7 @@
                 <w:noProof/>
                 <w:webHidden/>
               </w:rPr>
-              <w:instrText xml:space="preserve"> PAGEREF _Toc230266067 \h </w:instrText>
+              <w:instrText xml:space="preserve"> PAGEREF _Toc230268422 \h </w:instrText>
             </w:r>
             <w:r>
               <w:rPr>
@@ -2573,7 +2643,7 @@
               <w:lang w:eastAsia="fr-CH"/>
             </w:rPr>
           </w:pPr>
-          <w:hyperlink w:anchor="_Toc230266068" w:history="1">
+          <w:hyperlink w:anchor="_Toc230268423" w:history="1">
             <w:r>
               <w:rPr>
                 <w:rStyle w:val="Lienhypertexte"/>
@@ -2600,7 +2670,7 @@
                 <w:noProof/>
                 <w:webHidden/>
               </w:rPr>
-              <w:instrText xml:space="preserve"> PAGEREF _Toc230266068 \h </w:instrText>
+              <w:instrText xml:space="preserve"> PAGEREF _Toc230268423 \h </w:instrText>
             </w:r>
             <w:r>
               <w:rPr>
@@ -2643,7 +2713,7 @@
               <w:lang w:eastAsia="fr-CH"/>
             </w:rPr>
           </w:pPr>
-          <w:hyperlink w:anchor="_Toc230266069" w:history="1">
+          <w:hyperlink w:anchor="_Toc230268424" w:history="1">
             <w:r>
               <w:rPr>
                 <w:rStyle w:val="Lienhypertexte"/>
@@ -2670,7 +2740,7 @@
                 <w:noProof/>
                 <w:webHidden/>
               </w:rPr>
-              <w:instrText xml:space="preserve"> PAGEREF _Toc230266069 \h </w:instrText>
+              <w:instrText xml:space="preserve"> PAGEREF _Toc230268424 \h </w:instrText>
             </w:r>
             <w:r>
               <w:rPr>
@@ -2713,7 +2783,7 @@
               <w:lang w:eastAsia="fr-CH"/>
             </w:rPr>
           </w:pPr>
-          <w:hyperlink w:anchor="_Toc230266070" w:history="1">
+          <w:hyperlink w:anchor="_Toc230268425" w:history="1">
             <w:r>
               <w:rPr>
                 <w:rStyle w:val="Lienhypertexte"/>
@@ -2740,7 +2810,7 @@
                 <w:noProof/>
                 <w:webHidden/>
               </w:rPr>
-              <w:instrText xml:space="preserve"> PAGEREF _Toc230266070 \h </w:instrText>
+              <w:instrText xml:space="preserve"> PAGEREF _Toc230268425 \h </w:instrText>
             </w:r>
             <w:r>
               <w:rPr>
@@ -2783,7 +2853,7 @@
               <w:lang w:eastAsia="fr-CH"/>
             </w:rPr>
           </w:pPr>
-          <w:hyperlink w:anchor="_Toc230266071" w:history="1">
+          <w:hyperlink w:anchor="_Toc230268426" w:history="1">
             <w:r>
               <w:rPr>
                 <w:rStyle w:val="Lienhypertexte"/>
@@ -2810,7 +2880,7 @@
                 <w:noProof/>
                 <w:webHidden/>
               </w:rPr>
-              <w:instrText xml:space="preserve"> PAGEREF _Toc230266071 \h </w:instrText>
+              <w:instrText xml:space="preserve"> PAGEREF _Toc230268426 \h </w:instrText>
             </w:r>
             <w:r>
               <w:rPr>
@@ -2853,7 +2923,7 @@
               <w:lang w:eastAsia="fr-CH"/>
             </w:rPr>
           </w:pPr>
-          <w:hyperlink w:anchor="_Toc230266072" w:history="1">
+          <w:hyperlink w:anchor="_Toc230268427" w:history="1">
             <w:r>
               <w:rPr>
                 <w:rStyle w:val="Lienhypertexte"/>
@@ -2880,7 +2950,7 @@
                 <w:noProof/>
                 <w:webHidden/>
               </w:rPr>
-              <w:instrText xml:space="preserve"> PAGEREF _Toc230266072 \h </w:instrText>
+              <w:instrText xml:space="preserve"> PAGEREF _Toc230268427 \h </w:instrText>
             </w:r>
             <w:r>
               <w:rPr>
@@ -2923,7 +2993,7 @@
               <w:lang w:eastAsia="fr-CH"/>
             </w:rPr>
           </w:pPr>
-          <w:hyperlink w:anchor="_Toc230266073" w:history="1">
+          <w:hyperlink w:anchor="_Toc230268428" w:history="1">
             <w:r>
               <w:rPr>
                 <w:rStyle w:val="Lienhypertexte"/>
@@ -2950,7 +3020,7 @@
                 <w:noProof/>
                 <w:webHidden/>
               </w:rPr>
-              <w:instrText xml:space="preserve"> PAGEREF _Toc230266073 \h </w:instrText>
+              <w:instrText xml:space="preserve"> PAGEREF _Toc230268428 \h </w:instrText>
             </w:r>
             <w:r>
               <w:rPr>
@@ -2993,7 +3063,7 @@
               <w:lang w:eastAsia="fr-CH"/>
             </w:rPr>
           </w:pPr>
-          <w:hyperlink w:anchor="_Toc230266074" w:history="1">
+          <w:hyperlink w:anchor="_Toc230268429" w:history="1">
             <w:r>
               <w:rPr>
                 <w:rStyle w:val="Lienhypertexte"/>
@@ -3020,7 +3090,7 @@
                 <w:noProof/>
                 <w:webHidden/>
               </w:rPr>
-              <w:instrText xml:space="preserve"> PAGEREF _Toc230266074 \h </w:instrText>
+              <w:instrText xml:space="preserve"> PAGEREF _Toc230268429 \h </w:instrText>
             </w:r>
             <w:r>
               <w:rPr>
@@ -3063,7 +3133,7 @@
               <w:lang w:eastAsia="fr-CH"/>
             </w:rPr>
           </w:pPr>
-          <w:hyperlink w:anchor="_Toc230266075" w:history="1">
+          <w:hyperlink w:anchor="_Toc230268430" w:history="1">
             <w:r>
               <w:rPr>
                 <w:rStyle w:val="Lienhypertexte"/>
@@ -3090,7 +3160,7 @@
                 <w:noProof/>
                 <w:webHidden/>
               </w:rPr>
-              <w:instrText xml:space="preserve"> PAGEREF _Toc230266075 \h </w:instrText>
+              <w:instrText xml:space="preserve"> PAGEREF _Toc230268430 \h </w:instrText>
             </w:r>
             <w:r>
               <w:rPr>
@@ -3133,7 +3203,7 @@
               <w:lang w:eastAsia="fr-CH"/>
             </w:rPr>
           </w:pPr>
-          <w:hyperlink w:anchor="_Toc230266076" w:history="1">
+          <w:hyperlink w:anchor="_Toc230268431" w:history="1">
             <w:r>
               <w:rPr>
                 <w:rStyle w:val="Lienhypertexte"/>
@@ -3160,7 +3230,7 @@
                 <w:noProof/>
                 <w:webHidden/>
               </w:rPr>
-              <w:instrText xml:space="preserve"> PAGEREF _Toc230266076 \h </w:instrText>
+              <w:instrText xml:space="preserve"> PAGEREF _Toc230268431 \h </w:instrText>
             </w:r>
             <w:r>
               <w:rPr>
@@ -3203,7 +3273,7 @@
               <w:lang w:eastAsia="fr-CH"/>
             </w:rPr>
           </w:pPr>
-          <w:hyperlink w:anchor="_Toc230266077" w:history="1">
+          <w:hyperlink w:anchor="_Toc230268432" w:history="1">
             <w:r>
               <w:rPr>
                 <w:rStyle w:val="Lienhypertexte"/>
@@ -3230,7 +3300,7 @@
                 <w:noProof/>
                 <w:webHidden/>
               </w:rPr>
-              <w:instrText xml:space="preserve"> PAGEREF _Toc230266077 \h </w:instrText>
+              <w:instrText xml:space="preserve"> PAGEREF _Toc230268432 \h </w:instrText>
             </w:r>
             <w:r>
               <w:rPr>
@@ -3273,7 +3343,7 @@
               <w:lang w:eastAsia="fr-CH"/>
             </w:rPr>
           </w:pPr>
-          <w:hyperlink w:anchor="_Toc230266078" w:history="1">
+          <w:hyperlink w:anchor="_Toc230268433" w:history="1">
             <w:r>
               <w:rPr>
                 <w:rStyle w:val="Lienhypertexte"/>
@@ -3300,7 +3370,7 @@
                 <w:noProof/>
                 <w:webHidden/>
               </w:rPr>
-              <w:instrText xml:space="preserve"> PAGEREF _Toc230266078 \h </w:instrText>
+              <w:instrText xml:space="preserve"> PAGEREF _Toc230268433 \h </w:instrText>
             </w:r>
             <w:r>
               <w:rPr>
@@ -3343,7 +3413,7 @@
               <w:lang w:eastAsia="fr-CH"/>
             </w:rPr>
           </w:pPr>
-          <w:hyperlink w:anchor="_Toc230266079" w:history="1">
+          <w:hyperlink w:anchor="_Toc230268434" w:history="1">
             <w:r>
               <w:rPr>
                 <w:rStyle w:val="Lienhypertexte"/>
@@ -3370,7 +3440,7 @@
                 <w:noProof/>
                 <w:webHidden/>
               </w:rPr>
-              <w:instrText xml:space="preserve"> PAGEREF _Toc230266079 \h </w:instrText>
+              <w:instrText xml:space="preserve"> PAGEREF _Toc230268434 \h </w:instrText>
             </w:r>
             <w:r>
               <w:rPr>
@@ -3413,7 +3483,7 @@
               <w:lang w:eastAsia="fr-CH"/>
             </w:rPr>
           </w:pPr>
-          <w:hyperlink w:anchor="_Toc230266080" w:history="1">
+          <w:hyperlink w:anchor="_Toc230268435" w:history="1">
             <w:r>
               <w:rPr>
                 <w:rStyle w:val="Lienhypertexte"/>
@@ -3440,7 +3510,7 @@
                 <w:noProof/>
                 <w:webHidden/>
               </w:rPr>
-              <w:instrText xml:space="preserve"> PAGEREF _Toc230266080 \h </w:instrText>
+              <w:instrText xml:space="preserve"> PAGEREF _Toc230268435 \h </w:instrText>
             </w:r>
             <w:r>
               <w:rPr>
@@ -3483,7 +3553,7 @@
               <w:lang w:eastAsia="fr-CH"/>
             </w:rPr>
           </w:pPr>
-          <w:hyperlink w:anchor="_Toc230266081" w:history="1">
+          <w:hyperlink w:anchor="_Toc230268436" w:history="1">
             <w:r>
               <w:rPr>
                 <w:rStyle w:val="Lienhypertexte"/>
@@ -3510,7 +3580,7 @@
                 <w:noProof/>
                 <w:webHidden/>
               </w:rPr>
-              <w:instrText xml:space="preserve"> PAGEREF _Toc230266081 \h </w:instrText>
+              <w:instrText xml:space="preserve"> PAGEREF _Toc230268436 \h </w:instrText>
             </w:r>
             <w:r>
               <w:rPr>
@@ -3553,7 +3623,7 @@
               <w:lang w:eastAsia="fr-CH"/>
             </w:rPr>
           </w:pPr>
-          <w:hyperlink w:anchor="_Toc230266082" w:history="1">
+          <w:hyperlink w:anchor="_Toc230268437" w:history="1">
             <w:r>
               <w:rPr>
                 <w:rStyle w:val="Lienhypertexte"/>
@@ -3580,7 +3650,7 @@
                 <w:noProof/>
                 <w:webHidden/>
               </w:rPr>
-              <w:instrText xml:space="preserve"> PAGEREF _Toc230266082 \h </w:instrText>
+              <w:instrText xml:space="preserve"> PAGEREF _Toc230268437 \h </w:instrText>
             </w:r>
             <w:r>
               <w:rPr>
@@ -3623,7 +3693,7 @@
               <w:lang w:eastAsia="fr-CH"/>
             </w:rPr>
           </w:pPr>
-          <w:hyperlink w:anchor="_Toc230266083" w:history="1">
+          <w:hyperlink w:anchor="_Toc230268438" w:history="1">
             <w:r>
               <w:rPr>
                 <w:rStyle w:val="Lienhypertexte"/>
@@ -3650,7 +3720,7 @@
                 <w:noProof/>
                 <w:webHidden/>
               </w:rPr>
-              <w:instrText xml:space="preserve"> PAGEREF _Toc230266083 \h </w:instrText>
+              <w:instrText xml:space="preserve"> PAGEREF _Toc230268438 \h </w:instrText>
             </w:r>
             <w:r>
               <w:rPr>
@@ -3693,7 +3763,7 @@
               <w:lang w:eastAsia="fr-CH"/>
             </w:rPr>
           </w:pPr>
-          <w:hyperlink w:anchor="_Toc230266084" w:history="1">
+          <w:hyperlink w:anchor="_Toc230268439" w:history="1">
             <w:r>
               <w:rPr>
                 <w:rStyle w:val="Lienhypertexte"/>
@@ -3720,7 +3790,7 @@
                 <w:noProof/>
                 <w:webHidden/>
               </w:rPr>
-              <w:instrText xml:space="preserve"> PAGEREF _Toc230266084 \h </w:instrText>
+              <w:instrText xml:space="preserve"> PAGEREF _Toc230268439 \h </w:instrText>
             </w:r>
             <w:r>
               <w:rPr>
@@ -3763,7 +3833,7 @@
               <w:lang w:eastAsia="fr-CH"/>
             </w:rPr>
           </w:pPr>
-          <w:hyperlink w:anchor="_Toc230266085" w:history="1">
+          <w:hyperlink w:anchor="_Toc230268440" w:history="1">
             <w:r>
               <w:rPr>
                 <w:rStyle w:val="Lienhypertexte"/>
@@ -3790,7 +3860,7 @@
                 <w:noProof/>
                 <w:webHidden/>
               </w:rPr>
-              <w:instrText xml:space="preserve"> PAGEREF _Toc230266085 \h </w:instrText>
+              <w:instrText xml:space="preserve"> PAGEREF _Toc230268440 \h </w:instrText>
             </w:r>
             <w:r>
               <w:rPr>
@@ -3833,7 +3903,7 @@
               <w:lang w:eastAsia="fr-CH"/>
             </w:rPr>
           </w:pPr>
-          <w:hyperlink w:anchor="_Toc230266086" w:history="1">
+          <w:hyperlink w:anchor="_Toc230268441" w:history="1">
             <w:r>
               <w:rPr>
                 <w:rStyle w:val="Lienhypertexte"/>
@@ -3860,7 +3930,7 @@
                 <w:noProof/>
                 <w:webHidden/>
               </w:rPr>
-              <w:instrText xml:space="preserve"> PAGEREF _Toc230266086 \h </w:instrText>
+              <w:instrText xml:space="preserve"> PAGEREF _Toc230268441 \h </w:instrText>
             </w:r>
             <w:r>
               <w:rPr>
@@ -3903,7 +3973,7 @@
               <w:lang w:eastAsia="fr-CH"/>
             </w:rPr>
           </w:pPr>
-          <w:hyperlink w:anchor="_Toc230266087" w:history="1">
+          <w:hyperlink w:anchor="_Toc230268442" w:history="1">
             <w:r>
               <w:rPr>
                 <w:rStyle w:val="Lienhypertexte"/>
@@ -3930,7 +4000,7 @@
                 <w:noProof/>
                 <w:webHidden/>
               </w:rPr>
-              <w:instrText xml:space="preserve"> PAGEREF _Toc230266087 \h </w:instrText>
+              <w:instrText xml:space="preserve"> PAGEREF _Toc230268442 \h </w:instrText>
             </w:r>
             <w:r>
               <w:rPr>
@@ -3973,7 +4043,7 @@
               <w:lang w:eastAsia="fr-CH"/>
             </w:rPr>
           </w:pPr>
-          <w:hyperlink w:anchor="_Toc230266088" w:history="1">
+          <w:hyperlink w:anchor="_Toc230268443" w:history="1">
             <w:r>
               <w:rPr>
                 <w:rStyle w:val="Lienhypertexte"/>
@@ -4000,7 +4070,7 @@
                 <w:noProof/>
                 <w:webHidden/>
               </w:rPr>
-              <w:instrText xml:space="preserve"> PAGEREF _Toc230266088 \h </w:instrText>
+              <w:instrText xml:space="preserve"> PAGEREF _Toc230268443 \h </w:instrText>
             </w:r>
             <w:r>
               <w:rPr>
@@ -4043,7 +4113,7 @@
               <w:lang w:eastAsia="fr-CH"/>
             </w:rPr>
           </w:pPr>
-          <w:hyperlink w:anchor="_Toc230266089" w:history="1">
+          <w:hyperlink w:anchor="_Toc230268444" w:history="1">
             <w:r>
               <w:rPr>
                 <w:rStyle w:val="Lienhypertexte"/>
@@ -4070,7 +4140,7 @@
                 <w:noProof/>
                 <w:webHidden/>
               </w:rPr>
-              <w:instrText xml:space="preserve"> PAGEREF _Toc230266089 \h </w:instrText>
+              <w:instrText xml:space="preserve"> PAGEREF _Toc230268444 \h </w:instrText>
             </w:r>
             <w:r>
               <w:rPr>
@@ -4113,7 +4183,7 @@
               <w:lang w:eastAsia="fr-CH"/>
             </w:rPr>
           </w:pPr>
-          <w:hyperlink w:anchor="_Toc230266090" w:history="1">
+          <w:hyperlink w:anchor="_Toc230268445" w:history="1">
             <w:r>
               <w:rPr>
                 <w:rStyle w:val="Lienhypertexte"/>
@@ -4140,7 +4210,7 @@
                 <w:noProof/>
                 <w:webHidden/>
               </w:rPr>
-              <w:instrText xml:space="preserve"> PAGEREF _Toc230266090 \h </w:instrText>
+              <w:instrText xml:space="preserve"> PAGEREF _Toc230268445 \h </w:instrText>
             </w:r>
             <w:r>
               <w:rPr>
@@ -4183,7 +4253,7 @@
               <w:lang w:eastAsia="fr-CH"/>
             </w:rPr>
           </w:pPr>
-          <w:hyperlink w:anchor="_Toc230266091" w:history="1">
+          <w:hyperlink w:anchor="_Toc230268446" w:history="1">
             <w:r>
               <w:rPr>
                 <w:rStyle w:val="Lienhypertexte"/>
@@ -4210,7 +4280,7 @@
                 <w:noProof/>
                 <w:webHidden/>
               </w:rPr>
-              <w:instrText xml:space="preserve"> PAGEREF _Toc230266091 \h </w:instrText>
+              <w:instrText xml:space="preserve"> PAGEREF _Toc230268446 \h </w:instrText>
             </w:r>
             <w:r>
               <w:rPr>
@@ -4253,7 +4323,7 @@
               <w:lang w:eastAsia="fr-CH"/>
             </w:rPr>
           </w:pPr>
-          <w:hyperlink w:anchor="_Toc230266092" w:history="1">
+          <w:hyperlink w:anchor="_Toc230268447" w:history="1">
             <w:r>
               <w:rPr>
                 <w:rStyle w:val="Lienhypertexte"/>
@@ -4280,7 +4350,7 @@
                 <w:noProof/>
                 <w:webHidden/>
               </w:rPr>
-              <w:instrText xml:space="preserve"> PAGEREF _Toc230266092 \h </w:instrText>
+              <w:instrText xml:space="preserve"> PAGEREF _Toc230268447 \h </w:instrText>
             </w:r>
             <w:r>
               <w:rPr>
@@ -4323,7 +4393,7 @@
               <w:lang w:eastAsia="fr-CH"/>
             </w:rPr>
           </w:pPr>
-          <w:hyperlink w:anchor="_Toc230266093" w:history="1">
+          <w:hyperlink w:anchor="_Toc230268448" w:history="1">
             <w:r>
               <w:rPr>
                 <w:rStyle w:val="Lienhypertexte"/>
@@ -4350,7 +4420,7 @@
                 <w:noProof/>
                 <w:webHidden/>
               </w:rPr>
-              <w:instrText xml:space="preserve"> PAGEREF _Toc230266093 \h </w:instrText>
+              <w:instrText xml:space="preserve"> PAGEREF _Toc230268448 \h </w:instrText>
             </w:r>
             <w:r>
               <w:rPr>
@@ -4393,7 +4463,7 @@
               <w:lang w:eastAsia="fr-CH"/>
             </w:rPr>
           </w:pPr>
-          <w:hyperlink w:anchor="_Toc230266094" w:history="1">
+          <w:hyperlink w:anchor="_Toc230268449" w:history="1">
             <w:r>
               <w:rPr>
                 <w:rStyle w:val="Lienhypertexte"/>
@@ -4420,7 +4490,7 @@
                 <w:noProof/>
                 <w:webHidden/>
               </w:rPr>
-              <w:instrText xml:space="preserve"> PAGEREF _Toc230266094 \h </w:instrText>
+              <w:instrText xml:space="preserve"> PAGEREF _Toc230268449 \h </w:instrText>
             </w:r>
             <w:r>
               <w:rPr>
@@ -4463,7 +4533,7 @@
               <w:lang w:eastAsia="fr-CH"/>
             </w:rPr>
           </w:pPr>
-          <w:hyperlink w:anchor="_Toc230266095" w:history="1">
+          <w:hyperlink w:anchor="_Toc230268450" w:history="1">
             <w:r>
               <w:rPr>
                 <w:rStyle w:val="Lienhypertexte"/>
@@ -4490,7 +4560,7 @@
                 <w:noProof/>
                 <w:webHidden/>
               </w:rPr>
-              <w:instrText xml:space="preserve"> PAGEREF _Toc230266095 \h </w:instrText>
+              <w:instrText xml:space="preserve"> PAGEREF _Toc230268450 \h </w:instrText>
             </w:r>
             <w:r>
               <w:rPr>
@@ -4533,7 +4603,7 @@
               <w:lang w:eastAsia="fr-CH"/>
             </w:rPr>
           </w:pPr>
-          <w:hyperlink w:anchor="_Toc230266096" w:history="1">
+          <w:hyperlink w:anchor="_Toc230268451" w:history="1">
             <w:r>
               <w:rPr>
                 <w:rStyle w:val="Lienhypertexte"/>
@@ -4560,7 +4630,7 @@
                 <w:noProof/>
                 <w:webHidden/>
               </w:rPr>
-              <w:instrText xml:space="preserve"> PAGEREF _Toc230266096 \h </w:instrText>
+              <w:instrText xml:space="preserve"> PAGEREF _Toc230268451 \h </w:instrText>
             </w:r>
             <w:r>
               <w:rPr>
@@ -4603,7 +4673,7 @@
               <w:lang w:eastAsia="fr-CH"/>
             </w:rPr>
           </w:pPr>
-          <w:hyperlink w:anchor="_Toc230266097" w:history="1">
+          <w:hyperlink w:anchor="_Toc230268452" w:history="1">
             <w:r>
               <w:rPr>
                 <w:rStyle w:val="Lienhypertexte"/>
@@ -4630,7 +4700,7 @@
                 <w:noProof/>
                 <w:webHidden/>
               </w:rPr>
-              <w:instrText xml:space="preserve"> PAGEREF _Toc230266097 \h </w:instrText>
+              <w:instrText xml:space="preserve"> PAGEREF _Toc230268452 \h </w:instrText>
             </w:r>
             <w:r>
               <w:rPr>
@@ -4673,7 +4743,7 @@
               <w:lang w:eastAsia="fr-CH"/>
             </w:rPr>
           </w:pPr>
-          <w:hyperlink w:anchor="_Toc230266098" w:history="1">
+          <w:hyperlink w:anchor="_Toc230268453" w:history="1">
             <w:r>
               <w:rPr>
                 <w:rStyle w:val="Lienhypertexte"/>
@@ -4700,7 +4770,7 @@
                 <w:noProof/>
                 <w:webHidden/>
               </w:rPr>
-              <w:instrText xml:space="preserve"> PAGEREF _Toc230266098 \h </w:instrText>
+              <w:instrText xml:space="preserve"> PAGEREF _Toc230268453 \h </w:instrText>
             </w:r>
             <w:r>
               <w:rPr>
@@ -4743,7 +4813,7 @@
               <w:lang w:eastAsia="fr-CH"/>
             </w:rPr>
           </w:pPr>
-          <w:hyperlink w:anchor="_Toc230266099" w:history="1">
+          <w:hyperlink w:anchor="_Toc230268454" w:history="1">
             <w:r>
               <w:rPr>
                 <w:rStyle w:val="Lienhypertexte"/>
@@ -4770,7 +4840,7 @@
                 <w:noProof/>
                 <w:webHidden/>
               </w:rPr>
-              <w:instrText xml:space="preserve"> PAGEREF _Toc230266099 \h </w:instrText>
+              <w:instrText xml:space="preserve"> PAGEREF _Toc230268454 \h </w:instrText>
             </w:r>
             <w:r>
               <w:rPr>
@@ -4813,7 +4883,7 @@
               <w:lang w:eastAsia="fr-CH"/>
             </w:rPr>
           </w:pPr>
-          <w:hyperlink w:anchor="_Toc230266100" w:history="1">
+          <w:hyperlink w:anchor="_Toc230268455" w:history="1">
             <w:r>
               <w:rPr>
                 <w:rStyle w:val="Lienhypertexte"/>
@@ -4840,7 +4910,7 @@
                 <w:noProof/>
                 <w:webHidden/>
               </w:rPr>
-              <w:instrText xml:space="preserve"> PAGEREF _Toc230266100 \h </w:instrText>
+              <w:instrText xml:space="preserve"> PAGEREF _Toc230268455 \h </w:instrText>
             </w:r>
             <w:r>
               <w:rPr>
@@ -4883,7 +4953,7 @@
               <w:lang w:eastAsia="fr-CH"/>
             </w:rPr>
           </w:pPr>
-          <w:hyperlink w:anchor="_Toc230266101" w:history="1">
+          <w:hyperlink w:anchor="_Toc230268456" w:history="1">
             <w:r>
               <w:rPr>
                 <w:rStyle w:val="Lienhypertexte"/>
@@ -4910,7 +4980,7 @@
                 <w:noProof/>
                 <w:webHidden/>
               </w:rPr>
-              <w:instrText xml:space="preserve"> PAGEREF _Toc230266101 \h </w:instrText>
+              <w:instrText xml:space="preserve"> PAGEREF _Toc230268456 \h </w:instrText>
             </w:r>
             <w:r>
               <w:rPr>
@@ -4953,7 +5023,7 @@
               <w:lang w:eastAsia="fr-CH"/>
             </w:rPr>
           </w:pPr>
-          <w:hyperlink w:anchor="_Toc230266102" w:history="1">
+          <w:hyperlink w:anchor="_Toc230268457" w:history="1">
             <w:r>
               <w:rPr>
                 <w:rStyle w:val="Lienhypertexte"/>
@@ -4980,7 +5050,7 @@
                 <w:noProof/>
                 <w:webHidden/>
               </w:rPr>
-              <w:instrText xml:space="preserve"> PAGEREF _Toc230266102 \h </w:instrText>
+              <w:instrText xml:space="preserve"> PAGEREF _Toc230268457 \h </w:instrText>
             </w:r>
             <w:r>
               <w:rPr>
@@ -5023,7 +5093,7 @@
               <w:lang w:eastAsia="fr-CH"/>
             </w:rPr>
           </w:pPr>
-          <w:hyperlink w:anchor="_Toc230266103" w:history="1">
+          <w:hyperlink w:anchor="_Toc230268458" w:history="1">
             <w:r>
               <w:rPr>
                 <w:rStyle w:val="Lienhypertexte"/>
@@ -5050,7 +5120,7 @@
                 <w:noProof/>
                 <w:webHidden/>
               </w:rPr>
-              <w:instrText xml:space="preserve"> PAGEREF _Toc230266103 \h </w:instrText>
+              <w:instrText xml:space="preserve"> PAGEREF _Toc230268458 \h </w:instrText>
             </w:r>
             <w:r>
               <w:rPr>
@@ -5093,7 +5163,7 @@
               <w:lang w:eastAsia="fr-CH"/>
             </w:rPr>
           </w:pPr>
-          <w:hyperlink w:anchor="_Toc230266104" w:history="1">
+          <w:hyperlink w:anchor="_Toc230268459" w:history="1">
             <w:r>
               <w:rPr>
                 <w:rStyle w:val="Lienhypertexte"/>
@@ -5120,7 +5190,7 @@
                 <w:noProof/>
                 <w:webHidden/>
               </w:rPr>
-              <w:instrText xml:space="preserve"> PAGEREF _Toc230266104 \h </w:instrText>
+              <w:instrText xml:space="preserve"> PAGEREF _Toc230268459 \h </w:instrText>
             </w:r>
             <w:r>
               <w:rPr>
@@ -5163,7 +5233,7 @@
               <w:lang w:eastAsia="fr-CH"/>
             </w:rPr>
           </w:pPr>
-          <w:hyperlink w:anchor="_Toc230266105" w:history="1">
+          <w:hyperlink w:anchor="_Toc230268460" w:history="1">
             <w:r>
               <w:rPr>
                 <w:rStyle w:val="Lienhypertexte"/>
@@ -5190,7 +5260,7 @@
                 <w:noProof/>
                 <w:webHidden/>
               </w:rPr>
-              <w:instrText xml:space="preserve"> PAGEREF _Toc230266105 \h </w:instrText>
+              <w:instrText xml:space="preserve"> PAGEREF _Toc230268460 \h </w:instrText>
             </w:r>
             <w:r>
               <w:rPr>
@@ -5233,7 +5303,7 @@
               <w:lang w:eastAsia="fr-CH"/>
             </w:rPr>
           </w:pPr>
-          <w:hyperlink w:anchor="_Toc230266106" w:history="1">
+          <w:hyperlink w:anchor="_Toc230268461" w:history="1">
             <w:r>
               <w:rPr>
                 <w:rStyle w:val="Lienhypertexte"/>
@@ -5260,7 +5330,7 @@
                 <w:noProof/>
                 <w:webHidden/>
               </w:rPr>
-              <w:instrText xml:space="preserve"> PAGEREF _Toc230266106 \h </w:instrText>
+              <w:instrText xml:space="preserve"> PAGEREF _Toc230268461 \h </w:instrText>
             </w:r>
             <w:r>
               <w:rPr>
@@ -5303,7 +5373,7 @@
               <w:lang w:eastAsia="fr-CH"/>
             </w:rPr>
           </w:pPr>
-          <w:hyperlink w:anchor="_Toc230266107" w:history="1">
+          <w:hyperlink w:anchor="_Toc230268462" w:history="1">
             <w:r>
               <w:rPr>
                 <w:rStyle w:val="Lienhypertexte"/>
@@ -5330,7 +5400,7 @@
                 <w:noProof/>
                 <w:webHidden/>
               </w:rPr>
-              <w:instrText xml:space="preserve"> PAGEREF _Toc230266107 \h </w:instrText>
+              <w:instrText xml:space="preserve"> PAGEREF _Toc230268462 \h </w:instrText>
             </w:r>
             <w:r>
               <w:rPr>
@@ -5373,7 +5443,7 @@
               <w:lang w:eastAsia="fr-CH"/>
             </w:rPr>
           </w:pPr>
-          <w:hyperlink w:anchor="_Toc230266108" w:history="1">
+          <w:hyperlink w:anchor="_Toc230268463" w:history="1">
             <w:r>
               <w:rPr>
                 <w:rStyle w:val="Lienhypertexte"/>
@@ -5400,7 +5470,7 @@
                 <w:noProof/>
                 <w:webHidden/>
               </w:rPr>
-              <w:instrText xml:space="preserve"> PAGEREF _Toc230266108 \h </w:instrText>
+              <w:instrText xml:space="preserve"> PAGEREF _Toc230268463 \h </w:instrText>
             </w:r>
             <w:r>
               <w:rPr>
@@ -5443,7 +5513,7 @@
               <w:lang w:eastAsia="fr-CH"/>
             </w:rPr>
           </w:pPr>
-          <w:hyperlink w:anchor="_Toc230266109" w:history="1">
+          <w:hyperlink w:anchor="_Toc230268464" w:history="1">
             <w:r>
               <w:rPr>
                 <w:rStyle w:val="Lienhypertexte"/>
@@ -5470,7 +5540,7 @@
                 <w:noProof/>
                 <w:webHidden/>
               </w:rPr>
-              <w:instrText xml:space="preserve"> PAGEREF _Toc230266109 \h </w:instrText>
+              <w:instrText xml:space="preserve"> PAGEREF _Toc230268464 \h </w:instrText>
             </w:r>
             <w:r>
               <w:rPr>
@@ -5513,7 +5583,7 @@
               <w:lang w:eastAsia="fr-CH"/>
             </w:rPr>
           </w:pPr>
-          <w:hyperlink w:anchor="_Toc230266110" w:history="1">
+          <w:hyperlink w:anchor="_Toc230268465" w:history="1">
             <w:r>
               <w:rPr>
                 <w:rStyle w:val="Lienhypertexte"/>
@@ -5540,7 +5610,7 @@
                 <w:noProof/>
                 <w:webHidden/>
               </w:rPr>
-              <w:instrText xml:space="preserve"> PAGEREF _Toc230266110 \h </w:instrText>
+              <w:instrText xml:space="preserve"> PAGEREF _Toc230268465 \h </w:instrText>
             </w:r>
             <w:r>
               <w:rPr>
@@ -5583,7 +5653,7 @@
               <w:lang w:eastAsia="fr-CH"/>
             </w:rPr>
           </w:pPr>
-          <w:hyperlink w:anchor="_Toc230266111" w:history="1">
+          <w:hyperlink w:anchor="_Toc230268466" w:history="1">
             <w:r>
               <w:rPr>
                 <w:rStyle w:val="Lienhypertexte"/>
@@ -5610,7 +5680,7 @@
                 <w:noProof/>
                 <w:webHidden/>
               </w:rPr>
-              <w:instrText xml:space="preserve"> PAGEREF _Toc230266111 \h </w:instrText>
+              <w:instrText xml:space="preserve"> PAGEREF _Toc230268466 \h </w:instrText>
             </w:r>
             <w:r>
               <w:rPr>
@@ -5653,7 +5723,7 @@
               <w:lang w:eastAsia="fr-CH"/>
             </w:rPr>
           </w:pPr>
-          <w:hyperlink w:anchor="_Toc230266112" w:history="1">
+          <w:hyperlink w:anchor="_Toc230268467" w:history="1">
             <w:r>
               <w:rPr>
                 <w:rStyle w:val="Lienhypertexte"/>
@@ -5680,7 +5750,7 @@
                 <w:noProof/>
                 <w:webHidden/>
               </w:rPr>
-              <w:instrText xml:space="preserve"> PAGEREF _Toc230266112 \h </w:instrText>
+              <w:instrText xml:space="preserve"> PAGEREF _Toc230268467 \h </w:instrText>
             </w:r>
             <w:r>
               <w:rPr>
@@ -5723,7 +5793,7 @@
               <w:lang w:eastAsia="fr-CH"/>
             </w:rPr>
           </w:pPr>
-          <w:hyperlink w:anchor="_Toc230266113" w:history="1">
+          <w:hyperlink w:anchor="_Toc230268468" w:history="1">
             <w:r>
               <w:rPr>
                 <w:rStyle w:val="Lienhypertexte"/>
@@ -5750,7 +5820,7 @@
                 <w:noProof/>
                 <w:webHidden/>
               </w:rPr>
-              <w:instrText xml:space="preserve"> PAGEREF _Toc230266113 \h </w:instrText>
+              <w:instrText xml:space="preserve"> PAGEREF _Toc230268468 \h </w:instrText>
             </w:r>
             <w:r>
               <w:rPr>
@@ -5793,7 +5863,7 @@
               <w:lang w:eastAsia="fr-CH"/>
             </w:rPr>
           </w:pPr>
-          <w:hyperlink w:anchor="_Toc230266114" w:history="1">
+          <w:hyperlink w:anchor="_Toc230268469" w:history="1">
             <w:r>
               <w:rPr>
                 <w:rStyle w:val="Lienhypertexte"/>
@@ -5820,7 +5890,7 @@
                 <w:noProof/>
                 <w:webHidden/>
               </w:rPr>
-              <w:instrText xml:space="preserve"> PAGEREF _Toc230266114 \h </w:instrText>
+              <w:instrText xml:space="preserve"> PAGEREF _Toc230268469 \h </w:instrText>
             </w:r>
             <w:r>
               <w:rPr>
@@ -5841,6 +5911,76 @@
                 <w:webHidden/>
               </w:rPr>
               <w:t>49</w:t>
+            </w:r>
+            <w:r>
+              <w:rPr>
+                <w:noProof/>
+                <w:webHidden/>
+              </w:rPr>
+              <w:fldChar w:fldCharType="end"/>
+            </w:r>
+          </w:hyperlink>
+        </w:p>
+        <w:p>
+          <w:pPr>
+            <w:pStyle w:val="TM3"/>
+            <w:tabs>
+              <w:tab w:val="right" w:leader="dot" w:pos="9062"/>
+            </w:tabs>
+            <w:rPr>
+              <w:rFonts w:asciiTheme="minorHAnsi" w:eastAsiaTheme="minorEastAsia" w:hAnsiTheme="minorHAnsi" w:cstheme="minorBidi"/>
+              <w:noProof/>
+              <w:lang w:eastAsia="fr-CH"/>
+            </w:rPr>
+          </w:pPr>
+          <w:hyperlink w:anchor="_Toc230268470" w:history="1">
+            <w:r>
+              <w:rPr>
+                <w:rStyle w:val="Lienhypertexte"/>
+                <w:noProof/>
+              </w:rPr>
+              <w:t>Processus de maintenance</w:t>
+            </w:r>
+            <w:r>
+              <w:rPr>
+                <w:noProof/>
+                <w:webHidden/>
+              </w:rPr>
+              <w:tab/>
+            </w:r>
+            <w:r>
+              <w:rPr>
+                <w:noProof/>
+                <w:webHidden/>
+              </w:rPr>
+              <w:fldChar w:fldCharType="begin"/>
+            </w:r>
+            <w:r>
+              <w:rPr>
+                <w:noProof/>
+                <w:webHidden/>
+              </w:rPr>
+              <w:instrText xml:space="preserve"> PAGEREF _Toc230268470 \h </w:instrText>
+            </w:r>
+            <w:r>
+              <w:rPr>
+                <w:noProof/>
+                <w:webHidden/>
+              </w:rPr>
+            </w:r>
+            <w:r>
+              <w:rPr>
+                <w:noProof/>
+                <w:webHidden/>
+              </w:rPr>
+              <w:fldChar w:fldCharType="separate"/>
+            </w:r>
+            <w:r>
+              <w:rPr>
+                <w:noProof/>
+                <w:webHidden/>
+              </w:rPr>
+              <w:t>50</w:t>
             </w:r>
             <w:r>
               <w:rPr>
@@ -5863,7 +6003,7 @@
               <w:lang w:eastAsia="fr-CH"/>
             </w:rPr>
           </w:pPr>
-          <w:hyperlink w:anchor="_Toc230266115" w:history="1">
+          <w:hyperlink w:anchor="_Toc230268471" w:history="1">
             <w:r>
               <w:rPr>
                 <w:rStyle w:val="Lienhypertexte"/>
@@ -5890,7 +6030,7 @@
                 <w:noProof/>
                 <w:webHidden/>
               </w:rPr>
-              <w:instrText xml:space="preserve"> PAGEREF _Toc230266115 \h </w:instrText>
+              <w:instrText xml:space="preserve"> PAGEREF _Toc230268471 \h </w:instrText>
             </w:r>
             <w:r>
               <w:rPr>
@@ -5933,7 +6073,7 @@
               <w:lang w:eastAsia="fr-CH"/>
             </w:rPr>
           </w:pPr>
-          <w:hyperlink w:anchor="_Toc230266116" w:history="1">
+          <w:hyperlink w:anchor="_Toc230268472" w:history="1">
             <w:r>
               <w:rPr>
                 <w:rStyle w:val="Lienhypertexte"/>
@@ -5960,7 +6100,7 @@
                 <w:noProof/>
                 <w:webHidden/>
               </w:rPr>
-              <w:instrText xml:space="preserve"> PAGEREF _Toc230266116 \h </w:instrText>
+              <w:instrText xml:space="preserve"> PAGEREF _Toc230268472 \h </w:instrText>
             </w:r>
             <w:r>
               <w:rPr>
@@ -6003,7 +6143,7 @@
               <w:lang w:eastAsia="fr-CH"/>
             </w:rPr>
           </w:pPr>
-          <w:hyperlink w:anchor="_Toc230266117" w:history="1">
+          <w:hyperlink w:anchor="_Toc230268473" w:history="1">
             <w:r>
               <w:rPr>
                 <w:rStyle w:val="Lienhypertexte"/>
@@ -6030,7 +6170,7 @@
                 <w:noProof/>
                 <w:webHidden/>
               </w:rPr>
-              <w:instrText xml:space="preserve"> PAGEREF _Toc230266117 \h </w:instrText>
+              <w:instrText xml:space="preserve"> PAGEREF _Toc230268473 \h </w:instrText>
             </w:r>
             <w:r>
               <w:rPr>
@@ -6073,7 +6213,7 @@
               <w:lang w:eastAsia="fr-CH"/>
             </w:rPr>
           </w:pPr>
-          <w:hyperlink w:anchor="_Toc230266118" w:history="1">
+          <w:hyperlink w:anchor="_Toc230268474" w:history="1">
             <w:r>
               <w:rPr>
                 <w:rStyle w:val="Lienhypertexte"/>
@@ -6100,7 +6240,7 @@
                 <w:noProof/>
                 <w:webHidden/>
               </w:rPr>
-              <w:instrText xml:space="preserve"> PAGEREF _Toc230266118 \h </w:instrText>
+              <w:instrText xml:space="preserve"> PAGEREF _Toc230268474 \h </w:instrText>
             </w:r>
             <w:r>
               <w:rPr>
@@ -6120,7 +6260,7 @@
                 <w:noProof/>
                 <w:webHidden/>
               </w:rPr>
-              <w:t>51</w:t>
+              <w:t>52</w:t>
             </w:r>
             <w:r>
               <w:rPr>
@@ -6143,7 +6283,7 @@
               <w:lang w:eastAsia="fr-CH"/>
             </w:rPr>
           </w:pPr>
-          <w:hyperlink w:anchor="_Toc230266119" w:history="1">
+          <w:hyperlink w:anchor="_Toc230268475" w:history="1">
             <w:r>
               <w:rPr>
                 <w:rStyle w:val="Lienhypertexte"/>
@@ -6170,7 +6310,7 @@
                 <w:noProof/>
                 <w:webHidden/>
               </w:rPr>
-              <w:instrText xml:space="preserve"> PAGEREF _Toc230266119 \h </w:instrText>
+              <w:instrText xml:space="preserve"> PAGEREF _Toc230268475 \h </w:instrText>
             </w:r>
             <w:r>
               <w:rPr>
@@ -6190,7 +6330,7 @@
                 <w:noProof/>
                 <w:webHidden/>
               </w:rPr>
-              <w:t>54</w:t>
+              <w:t>55</w:t>
             </w:r>
             <w:r>
               <w:rPr>
@@ -6213,7 +6353,7 @@
               <w:lang w:eastAsia="fr-CH"/>
             </w:rPr>
           </w:pPr>
-          <w:hyperlink w:anchor="_Toc230266120" w:history="1">
+          <w:hyperlink w:anchor="_Toc230268476" w:history="1">
             <w:r>
               <w:rPr>
                 <w:rStyle w:val="Lienhypertexte"/>
@@ -6240,7 +6380,7 @@
                 <w:noProof/>
                 <w:webHidden/>
               </w:rPr>
-              <w:instrText xml:space="preserve"> PAGEREF _Toc230266120 \h </w:instrText>
+              <w:instrText xml:space="preserve"> PAGEREF _Toc230268476 \h </w:instrText>
             </w:r>
             <w:r>
               <w:rPr>
@@ -6260,7 +6400,7 @@
                 <w:noProof/>
                 <w:webHidden/>
               </w:rPr>
-              <w:t>55</w:t>
+              <w:t>56</w:t>
             </w:r>
             <w:r>
               <w:rPr>
@@ -6283,7 +6423,7 @@
               <w:lang w:eastAsia="fr-CH"/>
             </w:rPr>
           </w:pPr>
-          <w:hyperlink w:anchor="_Toc230266121" w:history="1">
+          <w:hyperlink w:anchor="_Toc230268477" w:history="1">
             <w:r>
               <w:rPr>
                 <w:rStyle w:val="Lienhypertexte"/>
@@ -6310,7 +6450,7 @@
                 <w:noProof/>
                 <w:webHidden/>
               </w:rPr>
-              <w:instrText xml:space="preserve"> PAGEREF _Toc230266121 \h </w:instrText>
+              <w:instrText xml:space="preserve"> PAGEREF _Toc230268477 \h </w:instrText>
             </w:r>
             <w:r>
               <w:rPr>
@@ -6330,7 +6470,7 @@
                 <w:noProof/>
                 <w:webHidden/>
               </w:rPr>
-              <w:t>55</w:t>
+              <w:t>56</w:t>
             </w:r>
             <w:r>
               <w:rPr>
@@ -6353,7 +6493,7 @@
               <w:lang w:eastAsia="fr-CH"/>
             </w:rPr>
           </w:pPr>
-          <w:hyperlink w:anchor="_Toc230266122" w:history="1">
+          <w:hyperlink w:anchor="_Toc230268478" w:history="1">
             <w:r>
               <w:rPr>
                 <w:rStyle w:val="Lienhypertexte"/>
@@ -6380,7 +6520,7 @@
                 <w:noProof/>
                 <w:webHidden/>
               </w:rPr>
-              <w:instrText xml:space="preserve"> PAGEREF _Toc230266122 \h </w:instrText>
+              <w:instrText xml:space="preserve"> PAGEREF _Toc230268478 \h </w:instrText>
             </w:r>
             <w:r>
               <w:rPr>
@@ -6400,7 +6540,7 @@
                 <w:noProof/>
                 <w:webHidden/>
               </w:rPr>
-              <w:t>56</w:t>
+              <w:t>57</w:t>
             </w:r>
             <w:r>
               <w:rPr>
@@ -6423,7 +6563,7 @@
               <w:lang w:eastAsia="fr-CH"/>
             </w:rPr>
           </w:pPr>
-          <w:hyperlink w:anchor="_Toc230266123" w:history="1">
+          <w:hyperlink w:anchor="_Toc230268479" w:history="1">
             <w:r>
               <w:rPr>
                 <w:rStyle w:val="Lienhypertexte"/>
@@ -6450,7 +6590,7 @@
                 <w:noProof/>
                 <w:webHidden/>
               </w:rPr>
-              <w:instrText xml:space="preserve"> PAGEREF _Toc230266123 \h </w:instrText>
+              <w:instrText xml:space="preserve"> PAGEREF _Toc230268479 \h </w:instrText>
             </w:r>
             <w:r>
               <w:rPr>
@@ -6470,7 +6610,7 @@
                 <w:noProof/>
                 <w:webHidden/>
               </w:rPr>
-              <w:t>56</w:t>
+              <w:t>57</w:t>
             </w:r>
             <w:r>
               <w:rPr>
@@ -6493,7 +6633,7 @@
               <w:lang w:eastAsia="fr-CH"/>
             </w:rPr>
           </w:pPr>
-          <w:hyperlink w:anchor="_Toc230266124" w:history="1">
+          <w:hyperlink w:anchor="_Toc230268480" w:history="1">
             <w:r>
               <w:rPr>
                 <w:rStyle w:val="Lienhypertexte"/>
@@ -6520,7 +6660,7 @@
                 <w:noProof/>
                 <w:webHidden/>
               </w:rPr>
-              <w:instrText xml:space="preserve"> PAGEREF _Toc230266124 \h </w:instrText>
+              <w:instrText xml:space="preserve"> PAGEREF _Toc230268480 \h </w:instrText>
             </w:r>
             <w:r>
               <w:rPr>
@@ -6540,7 +6680,7 @@
                 <w:noProof/>
                 <w:webHidden/>
               </w:rPr>
-              <w:t>56</w:t>
+              <w:t>57</w:t>
             </w:r>
             <w:r>
               <w:rPr>
@@ -6563,7 +6703,7 @@
               <w:lang w:eastAsia="fr-CH"/>
             </w:rPr>
           </w:pPr>
-          <w:hyperlink w:anchor="_Toc230266125" w:history="1">
+          <w:hyperlink w:anchor="_Toc230268481" w:history="1">
             <w:r>
               <w:rPr>
                 <w:rStyle w:val="Lienhypertexte"/>
@@ -6590,7 +6730,7 @@
                 <w:noProof/>
                 <w:webHidden/>
               </w:rPr>
-              <w:instrText xml:space="preserve"> PAGEREF _Toc230266125 \h </w:instrText>
+              <w:instrText xml:space="preserve"> PAGEREF _Toc230268481 \h </w:instrText>
             </w:r>
             <w:r>
               <w:rPr>
@@ -6610,7 +6750,7 @@
                 <w:noProof/>
                 <w:webHidden/>
               </w:rPr>
-              <w:t>56</w:t>
+              <w:t>57</w:t>
             </w:r>
             <w:r>
               <w:rPr>
@@ -6633,7 +6773,7 @@
               <w:lang w:eastAsia="fr-CH"/>
             </w:rPr>
           </w:pPr>
-          <w:hyperlink w:anchor="_Toc230266126" w:history="1">
+          <w:hyperlink w:anchor="_Toc230268482" w:history="1">
             <w:r>
               <w:rPr>
                 <w:rStyle w:val="Lienhypertexte"/>
@@ -6660,7 +6800,7 @@
                 <w:noProof/>
                 <w:webHidden/>
               </w:rPr>
-              <w:instrText xml:space="preserve"> PAGEREF _Toc230266126 \h </w:instrText>
+              <w:instrText xml:space="preserve"> PAGEREF _Toc230268482 \h </w:instrText>
             </w:r>
             <w:r>
               <w:rPr>
@@ -6680,7 +6820,7 @@
                 <w:noProof/>
                 <w:webHidden/>
               </w:rPr>
-              <w:t>56</w:t>
+              <w:t>57</w:t>
             </w:r>
             <w:r>
               <w:rPr>
@@ -6703,7 +6843,7 @@
               <w:lang w:eastAsia="fr-CH"/>
             </w:rPr>
           </w:pPr>
-          <w:hyperlink w:anchor="_Toc230266127" w:history="1">
+          <w:hyperlink w:anchor="_Toc230268483" w:history="1">
             <w:r>
               <w:rPr>
                 <w:rStyle w:val="Lienhypertexte"/>
@@ -6730,7 +6870,7 @@
                 <w:noProof/>
                 <w:webHidden/>
               </w:rPr>
-              <w:instrText xml:space="preserve"> PAGEREF _Toc230266127 \h </w:instrText>
+              <w:instrText xml:space="preserve"> PAGEREF _Toc230268483 \h </w:instrText>
             </w:r>
             <w:r>
               <w:rPr>
@@ -6750,7 +6890,7 @@
                 <w:noProof/>
                 <w:webHidden/>
               </w:rPr>
-              <w:t>58</w:t>
+              <w:t>59</w:t>
             </w:r>
             <w:r>
               <w:rPr>
@@ -6773,7 +6913,7 @@
               <w:lang w:eastAsia="fr-CH"/>
             </w:rPr>
           </w:pPr>
-          <w:hyperlink w:anchor="_Toc230266128" w:history="1">
+          <w:hyperlink w:anchor="_Toc230268484" w:history="1">
             <w:r>
               <w:rPr>
                 <w:rStyle w:val="Lienhypertexte"/>
@@ -6800,7 +6940,7 @@
                 <w:noProof/>
                 <w:webHidden/>
               </w:rPr>
-              <w:instrText xml:space="preserve"> PAGEREF _Toc230266128 \h </w:instrText>
+              <w:instrText xml:space="preserve"> PAGEREF _Toc230268484 \h </w:instrText>
             </w:r>
             <w:r>
               <w:rPr>
@@ -6820,7 +6960,7 @@
                 <w:noProof/>
                 <w:webHidden/>
               </w:rPr>
-              <w:t>58</w:t>
+              <w:t>59</w:t>
             </w:r>
             <w:r>
               <w:rPr>
@@ -6843,7 +6983,7 @@
               <w:lang w:eastAsia="fr-CH"/>
             </w:rPr>
           </w:pPr>
-          <w:hyperlink w:anchor="_Toc230266129" w:history="1">
+          <w:hyperlink w:anchor="_Toc230268485" w:history="1">
             <w:r>
               <w:rPr>
                 <w:rStyle w:val="Lienhypertexte"/>
@@ -6870,7 +7010,7 @@
                 <w:noProof/>
                 <w:webHidden/>
               </w:rPr>
-              <w:instrText xml:space="preserve"> PAGEREF _Toc230266129 \h </w:instrText>
+              <w:instrText xml:space="preserve"> PAGEREF _Toc230268485 \h </w:instrText>
             </w:r>
             <w:r>
               <w:rPr>
@@ -6890,7 +7030,7 @@
                 <w:noProof/>
                 <w:webHidden/>
               </w:rPr>
-              <w:t>59</w:t>
+              <w:t>60</w:t>
             </w:r>
             <w:r>
               <w:rPr>
@@ -6913,7 +7053,7 @@
               <w:lang w:eastAsia="fr-CH"/>
             </w:rPr>
           </w:pPr>
-          <w:hyperlink w:anchor="_Toc230266130" w:history="1">
+          <w:hyperlink w:anchor="_Toc230268486" w:history="1">
             <w:r>
               <w:rPr>
                 <w:rStyle w:val="Lienhypertexte"/>
@@ -6940,7 +7080,7 @@
                 <w:noProof/>
                 <w:webHidden/>
               </w:rPr>
-              <w:instrText xml:space="preserve"> PAGEREF _Toc230266130 \h </w:instrText>
+              <w:instrText xml:space="preserve"> PAGEREF _Toc230268486 \h </w:instrText>
             </w:r>
             <w:r>
               <w:rPr>
@@ -6960,7 +7100,7 @@
                 <w:noProof/>
                 <w:webHidden/>
               </w:rPr>
-              <w:t>59</w:t>
+              <w:t>60</w:t>
             </w:r>
             <w:r>
               <w:rPr>
@@ -6983,7 +7123,7 @@
               <w:lang w:eastAsia="fr-CH"/>
             </w:rPr>
           </w:pPr>
-          <w:hyperlink w:anchor="_Toc230266131" w:history="1">
+          <w:hyperlink w:anchor="_Toc230268487" w:history="1">
             <w:r>
               <w:rPr>
                 <w:rStyle w:val="Lienhypertexte"/>
@@ -7010,7 +7150,7 @@
                 <w:noProof/>
                 <w:webHidden/>
               </w:rPr>
-              <w:instrText xml:space="preserve"> PAGEREF _Toc230266131 \h </w:instrText>
+              <w:instrText xml:space="preserve"> PAGEREF _Toc230268487 \h </w:instrText>
             </w:r>
             <w:r>
               <w:rPr>
@@ -7030,7 +7170,7 @@
                 <w:noProof/>
                 <w:webHidden/>
               </w:rPr>
-              <w:t>61</w:t>
+              <w:t>62</w:t>
             </w:r>
             <w:r>
               <w:rPr>
@@ -7053,7 +7193,7 @@
               <w:lang w:eastAsia="fr-CH"/>
             </w:rPr>
           </w:pPr>
-          <w:hyperlink w:anchor="_Toc230266132" w:history="1">
+          <w:hyperlink w:anchor="_Toc230268488" w:history="1">
             <w:r>
               <w:rPr>
                 <w:rStyle w:val="Lienhypertexte"/>
@@ -7080,7 +7220,7 @@
                 <w:noProof/>
                 <w:webHidden/>
               </w:rPr>
-              <w:instrText xml:space="preserve"> PAGEREF _Toc230266132 \h </w:instrText>
+              <w:instrText xml:space="preserve"> PAGEREF _Toc230268488 \h </w:instrText>
             </w:r>
             <w:r>
               <w:rPr>
@@ -7100,7 +7240,7 @@
                 <w:noProof/>
                 <w:webHidden/>
               </w:rPr>
-              <w:t>61</w:t>
+              <w:t>62</w:t>
             </w:r>
             <w:r>
               <w:rPr>
@@ -7123,7 +7263,7 @@
               <w:lang w:eastAsia="fr-CH"/>
             </w:rPr>
           </w:pPr>
-          <w:hyperlink w:anchor="_Toc230266133" w:history="1">
+          <w:hyperlink w:anchor="_Toc230268489" w:history="1">
             <w:r>
               <w:rPr>
                 <w:rStyle w:val="Lienhypertexte"/>
@@ -7150,7 +7290,7 @@
                 <w:noProof/>
                 <w:webHidden/>
               </w:rPr>
-              <w:instrText xml:space="preserve"> PAGEREF _Toc230266133 \h </w:instrText>
+              <w:instrText xml:space="preserve"> PAGEREF _Toc230268489 \h </w:instrText>
             </w:r>
             <w:r>
               <w:rPr>
@@ -7170,7 +7310,7 @@
                 <w:noProof/>
                 <w:webHidden/>
               </w:rPr>
-              <w:t>61</w:t>
+              <w:t>62</w:t>
             </w:r>
             <w:r>
               <w:rPr>
@@ -7193,7 +7333,7 @@
               <w:lang w:eastAsia="fr-CH"/>
             </w:rPr>
           </w:pPr>
-          <w:hyperlink w:anchor="_Toc230266134" w:history="1">
+          <w:hyperlink w:anchor="_Toc230268490" w:history="1">
             <w:r>
               <w:rPr>
                 <w:rStyle w:val="Lienhypertexte"/>
@@ -7220,7 +7360,7 @@
                 <w:noProof/>
                 <w:webHidden/>
               </w:rPr>
-              <w:instrText xml:space="preserve"> PAGEREF _Toc230266134 \h </w:instrText>
+              <w:instrText xml:space="preserve"> PAGEREF _Toc230268490 \h </w:instrText>
             </w:r>
             <w:r>
               <w:rPr>
@@ -7240,7 +7380,7 @@
                 <w:noProof/>
                 <w:webHidden/>
               </w:rPr>
-              <w:t>61</w:t>
+              <w:t>63</w:t>
             </w:r>
             <w:r>
               <w:rPr>
@@ -7263,7 +7403,7 @@
               <w:lang w:eastAsia="fr-CH"/>
             </w:rPr>
           </w:pPr>
-          <w:hyperlink w:anchor="_Toc230266135" w:history="1">
+          <w:hyperlink w:anchor="_Toc230268491" w:history="1">
             <w:r>
               <w:rPr>
                 <w:rStyle w:val="Lienhypertexte"/>
@@ -7290,7 +7430,7 @@
                 <w:noProof/>
                 <w:webHidden/>
               </w:rPr>
-              <w:instrText xml:space="preserve"> PAGEREF _Toc230266135 \h </w:instrText>
+              <w:instrText xml:space="preserve"> PAGEREF _Toc230268491 \h </w:instrText>
             </w:r>
             <w:r>
               <w:rPr>
@@ -7310,7 +7450,7 @@
                 <w:noProof/>
                 <w:webHidden/>
               </w:rPr>
-              <w:t>62</w:t>
+              <w:t>64</w:t>
             </w:r>
             <w:r>
               <w:rPr>
@@ -7333,7 +7473,7 @@
               <w:lang w:eastAsia="fr-CH"/>
             </w:rPr>
           </w:pPr>
-          <w:hyperlink w:anchor="_Toc230266136" w:history="1">
+          <w:hyperlink w:anchor="_Toc230268492" w:history="1">
             <w:r>
               <w:rPr>
                 <w:rStyle w:val="Lienhypertexte"/>
@@ -7360,7 +7500,7 @@
                 <w:noProof/>
                 <w:webHidden/>
               </w:rPr>
-              <w:instrText xml:space="preserve"> PAGEREF _Toc230266136 \h </w:instrText>
+              <w:instrText xml:space="preserve"> PAGEREF _Toc230268492 \h </w:instrText>
             </w:r>
             <w:r>
               <w:rPr>
@@ -7380,7 +7520,7 @@
                 <w:noProof/>
                 <w:webHidden/>
               </w:rPr>
-              <w:t>62</w:t>
+              <w:t>64</w:t>
             </w:r>
             <w:r>
               <w:rPr>
@@ -7403,7 +7543,7 @@
               <w:lang w:eastAsia="fr-CH"/>
             </w:rPr>
           </w:pPr>
-          <w:hyperlink w:anchor="_Toc230266137" w:history="1">
+          <w:hyperlink w:anchor="_Toc230268493" w:history="1">
             <w:r>
               <w:rPr>
                 <w:rStyle w:val="Lienhypertexte"/>
@@ -7430,7 +7570,7 @@
                 <w:noProof/>
                 <w:webHidden/>
               </w:rPr>
-              <w:instrText xml:space="preserve"> PAGEREF _Toc230266137 \h </w:instrText>
+              <w:instrText xml:space="preserve"> PAGEREF _Toc230268493 \h </w:instrText>
             </w:r>
             <w:r>
               <w:rPr>
@@ -7450,7 +7590,7 @@
                 <w:noProof/>
                 <w:webHidden/>
               </w:rPr>
-              <w:t>62</w:t>
+              <w:t>64</w:t>
             </w:r>
             <w:r>
               <w:rPr>
@@ -7473,7 +7613,7 @@
               <w:lang w:eastAsia="fr-CH"/>
             </w:rPr>
           </w:pPr>
-          <w:hyperlink w:anchor="_Toc230266138" w:history="1">
+          <w:hyperlink w:anchor="_Toc230268494" w:history="1">
             <w:r>
               <w:rPr>
                 <w:rStyle w:val="Lienhypertexte"/>
@@ -7500,7 +7640,7 @@
                 <w:noProof/>
                 <w:webHidden/>
               </w:rPr>
-              <w:instrText xml:space="preserve"> PAGEREF _Toc230266138 \h </w:instrText>
+              <w:instrText xml:space="preserve"> PAGEREF _Toc230268494 \h </w:instrText>
             </w:r>
             <w:r>
               <w:rPr>
@@ -7520,7 +7660,7 @@
                 <w:noProof/>
                 <w:webHidden/>
               </w:rPr>
-              <w:t>63</w:t>
+              <w:t>65</w:t>
             </w:r>
             <w:r>
               <w:rPr>
@@ -7543,7 +7683,7 @@
               <w:lang w:eastAsia="fr-CH"/>
             </w:rPr>
           </w:pPr>
-          <w:hyperlink w:anchor="_Toc230266139" w:history="1">
+          <w:hyperlink w:anchor="_Toc230268495" w:history="1">
             <w:r>
               <w:rPr>
                 <w:rStyle w:val="Lienhypertexte"/>
@@ -7570,7 +7710,7 @@
                 <w:noProof/>
                 <w:webHidden/>
               </w:rPr>
-              <w:instrText xml:space="preserve"> PAGEREF _Toc230266139 \h </w:instrText>
+              <w:instrText xml:space="preserve"> PAGEREF _Toc230268495 \h </w:instrText>
             </w:r>
             <w:r>
               <w:rPr>
@@ -7590,7 +7730,7 @@
                 <w:noProof/>
                 <w:webHidden/>
               </w:rPr>
-              <w:t>64</w:t>
+              <w:t>66</w:t>
             </w:r>
             <w:r>
               <w:rPr>
@@ -7629,7 +7769,7 @@
       <w:pPr>
         <w:pStyle w:val="Titre1"/>
       </w:pPr>
-      <w:bookmarkStart w:id="0" w:name="_Toc230266057"/>
+      <w:bookmarkStart w:id="0" w:name="_Toc230268411"/>
       <w:r>
         <w:lastRenderedPageBreak/>
         <w:t>Partie 1 — Documents administratifs</w:t>
@@ -7645,7 +7785,7 @@
       <w:pPr>
         <w:pStyle w:val="Titre3"/>
       </w:pPr>
-      <w:bookmarkStart w:id="1" w:name="_Toc230266058"/>
+      <w:bookmarkStart w:id="1" w:name="_Toc230268412"/>
       <w:r>
         <w:t>Comparaison planifié vs réel</w:t>
       </w:r>
@@ -7958,6 +8098,220 @@
         </w:tc>
       </w:tr>
     </w:tbl>
+    <w:p/>
+    <w:p>
+      <w:pPr>
+        <w:pStyle w:val="Titre3"/>
+      </w:pPr>
+      <w:bookmarkStart w:id="2" w:name="_Toc230268413"/>
+      <w:r>
+        <w:t>Suivi des risques</w:t>
+      </w:r>
+      <w:bookmarkEnd w:id="2"/>
+    </w:p>
+    <w:p>
+      <w:r>
+        <w:t>Trois risques principaux ont été identifiés et gérés au cours du projet.</w:t>
+      </w:r>
+    </w:p>
+    <w:p>
+      <w:r>
+        <w:t>Le premier risque était la dépendance à une API externe (</w:t>
+      </w:r>
+      <w:proofErr w:type="spellStart"/>
+      <w:r>
+        <w:t>Supabase</w:t>
+      </w:r>
+      <w:proofErr w:type="spellEnd"/>
+      <w:r>
+        <w:t xml:space="preserve">). Ce risque s'est matérialisé en semaine 2 lorsque l'interface d'administration </w:t>
+      </w:r>
+      <w:proofErr w:type="spellStart"/>
+      <w:r>
+        <w:t>Supabase</w:t>
+      </w:r>
+      <w:proofErr w:type="spellEnd"/>
+      <w:r>
+        <w:t xml:space="preserve"> avait évolué depuis le Pré-TPI, nécessitant une reconfiguration. Mesure corrective : consultation de la documentation officielle et adaptation de la configuration.</w:t>
+      </w:r>
+    </w:p>
+    <w:p>
+      <w:r>
+        <w:t xml:space="preserve">Le deuxième risque était la complexité du schéma de base de données. Un bug de double clé étrangère dans la table </w:t>
+      </w:r>
+      <w:proofErr w:type="spellStart"/>
+      <w:r>
+        <w:t>activity_logs</w:t>
+      </w:r>
+      <w:proofErr w:type="spellEnd"/>
+      <w:r>
+        <w:t xml:space="preserve"> a provoqué des erreurs </w:t>
+      </w:r>
+      <w:proofErr w:type="spellStart"/>
+      <w:r>
+        <w:t>PostgREST</w:t>
+      </w:r>
+      <w:proofErr w:type="spellEnd"/>
+      <w:r>
+        <w:t xml:space="preserve"> lors des jointures. Mesure corrective : migration du schéma et suppression de la colonne redondante.</w:t>
+      </w:r>
+    </w:p>
+    <w:p>
+      <w:r>
+        <w:t>Le troisième risque était le sous-estimé de la charge de documentation. La décision de rédiger la documentation en fin de projet a créé une pression importante en semaine 4. Mesure corrective : intensification du travail de documentation lors des derniers jours.</w:t>
+      </w:r>
+    </w:p>
+    <w:p>
+      <w:pPr>
+        <w:pStyle w:val="Titre1"/>
+      </w:pPr>
+      <w:bookmarkStart w:id="3" w:name="_Toc230268414"/>
+      <w:r>
+        <w:lastRenderedPageBreak/>
+        <w:t xml:space="preserve">Partie 2 </w:t>
+      </w:r>
+      <w:r>
+        <w:t>-</w:t>
+      </w:r>
+      <w:r>
+        <w:t xml:space="preserve"> Documentation de mise en œuvre</w:t>
+      </w:r>
+      <w:bookmarkEnd w:id="3"/>
+    </w:p>
+    <w:p>
+      <w:pPr>
+        <w:pStyle w:val="Titre1"/>
+      </w:pPr>
+      <w:bookmarkStart w:id="4" w:name="_Toc230268415"/>
+      <w:r>
+        <w:t>Introduction &amp; contexte du projet</w:t>
+      </w:r>
+      <w:bookmarkEnd w:id="4"/>
+    </w:p>
+    <w:p>
+      <w:pPr>
+        <w:pStyle w:val="Titre2"/>
+      </w:pPr>
+      <w:bookmarkStart w:id="5" w:name="_Toc230268416"/>
+      <w:r>
+        <w:t>Contexte</w:t>
+      </w:r>
+      <w:bookmarkEnd w:id="5"/>
+      <w:r>
+        <w:t xml:space="preserve"> </w:t>
+      </w:r>
+    </w:p>
+    <w:p>
+      <w:r>
+        <w:t>Dans le cadre de la gestion d'un parc informatique, les entreprises sont confrontées à un défi récurrent : identifier, suivre et maintenir leurs équipements de manière fiable. Sans outil adapté, cette tâche devient rapidement fastidieuse, source d'erreurs et difficile à maintenir dans le temps. Les numéros de série, identifiants uniques de chaque équipement, jouent un rôle central dans ce processus de traçabilité.</w:t>
+      </w:r>
+    </w:p>
+    <w:p>
+      <w:r>
+        <w:t>C'est dans ce contexte que le projet Serial Guard a vu le jour lors du Pré-TPI. L'objectif initial était de permettre la reconnaissance automatique d'un numéro de série à partir d'une photo, grâce à une technologie OCR (Optical Character Recognition). Cette première version posait les bases d'un outil potentiellement très utile, mais restait limitée à cette seule fonctionnalité.</w:t>
+      </w:r>
+      <w:r>
+        <w:br/>
+      </w:r>
+      <w:r>
+        <w:br/>
+      </w:r>
+      <w:r>
+        <w:rPr>
+          <w:rStyle w:val="Titre2Car"/>
+        </w:rPr>
+        <w:t>Objectifs du TPI</w:t>
+      </w:r>
+    </w:p>
+    <w:p>
+      <w:r>
+        <w:t>Le présent TPI s'inscrit dans la continuité directe de ce travail et vise à transformer cette première version en une application web complète de gestion des équipements informatiques. Les objectifs définis dans le cahier des charges sont les suivants :</w:t>
+      </w:r>
+    </w:p>
+    <w:p>
+      <w:pPr>
+        <w:pStyle w:val="Paragraphedeliste"/>
+        <w:numPr>
+          <w:ilvl w:val="0"/>
+          <w:numId w:val="1"/>
+        </w:numPr>
+      </w:pPr>
+      <w:r>
+        <w:t>Reprendre et intégrer les fonctionnalités OCR développées lors du Pré-TPI</w:t>
+      </w:r>
+    </w:p>
+    <w:p>
+      <w:pPr>
+        <w:pStyle w:val="Paragraphedeliste"/>
+        <w:numPr>
+          <w:ilvl w:val="0"/>
+          <w:numId w:val="1"/>
+        </w:numPr>
+      </w:pPr>
+      <w:r>
+        <w:t>Améliorer la fiabilité et la robustesse de la reconnaissance OCR, notamment en gérant les cas d'erreur (OCR incorrect, texte bruité)</w:t>
+      </w:r>
+    </w:p>
+    <w:p>
+      <w:pPr>
+        <w:pStyle w:val="Paragraphedeliste"/>
+        <w:numPr>
+          <w:ilvl w:val="0"/>
+          <w:numId w:val="1"/>
+        </w:numPr>
+      </w:pPr>
+      <w:r>
+        <w:t>Développer une application web complète permettant la gestion centralisée des équipements</w:t>
+      </w:r>
+    </w:p>
+    <w:p>
+      <w:pPr>
+        <w:pStyle w:val="Paragraphedeliste"/>
+        <w:numPr>
+          <w:ilvl w:val="0"/>
+          <w:numId w:val="1"/>
+        </w:numPr>
+      </w:pPr>
+      <w:r>
+        <w:t>Structurer les données et les processus de manière cohérente et professionnelle</w:t>
+      </w:r>
+    </w:p>
+    <w:p>
+      <w:pPr>
+        <w:pStyle w:val="Paragraphedeliste"/>
+        <w:numPr>
+          <w:ilvl w:val="0"/>
+          <w:numId w:val="1"/>
+        </w:numPr>
+      </w:pPr>
+      <w:r>
+        <w:t>Mettre en place un système de gestion des utilisateurs avec des rôles et une authentification</w:t>
+      </w:r>
+    </w:p>
+    <w:p>
+      <w:pPr>
+        <w:pStyle w:val="Paragraphedeliste"/>
+        <w:numPr>
+          <w:ilvl w:val="0"/>
+          <w:numId w:val="1"/>
+        </w:numPr>
+      </w:pPr>
+      <w:r>
+        <w:t>Implémenter un suivi des actions sous forme de journalisation</w:t>
+      </w:r>
+    </w:p>
+    <w:p>
+      <w:pPr>
+        <w:pStyle w:val="Paragraphedeliste"/>
+        <w:numPr>
+          <w:ilvl w:val="0"/>
+          <w:numId w:val="1"/>
+        </w:numPr>
+      </w:pPr>
+      <w:r>
+        <w:t>Fournir une documentation technique complète, un manuel d'utilisation et un manuel d'exploitation</w:t>
+      </w:r>
+    </w:p>
     <w:p>
       <w:pPr>
         <w:rPr>
@@ -7972,170 +8326,6 @@
       </w:r>
     </w:p>
     <w:p>
-      <w:pPr>
-        <w:pStyle w:val="Titre1"/>
-      </w:pPr>
-      <w:bookmarkStart w:id="2" w:name="_Toc230266059"/>
-      <w:r>
-        <w:lastRenderedPageBreak/>
-        <w:t xml:space="preserve">Partie 2 </w:t>
-      </w:r>
-      <w:r>
-        <w:t>-</w:t>
-      </w:r>
-      <w:r>
-        <w:t xml:space="preserve"> Documentation de mise en œuvre</w:t>
-      </w:r>
-      <w:bookmarkEnd w:id="2"/>
-    </w:p>
-    <w:p>
-      <w:pPr>
-        <w:pStyle w:val="Titre1"/>
-      </w:pPr>
-      <w:bookmarkStart w:id="3" w:name="_Toc230266060"/>
-      <w:r>
-        <w:t>Introduction &amp; contexte du projet</w:t>
-      </w:r>
-      <w:bookmarkEnd w:id="3"/>
-    </w:p>
-    <w:p>
-      <w:pPr>
-        <w:pStyle w:val="Titre2"/>
-      </w:pPr>
-      <w:bookmarkStart w:id="4" w:name="_Toc230266061"/>
-      <w:r>
-        <w:t>Contexte</w:t>
-      </w:r>
-      <w:bookmarkEnd w:id="4"/>
-      <w:r>
-        <w:t xml:space="preserve"> </w:t>
-      </w:r>
-    </w:p>
-    <w:p>
-      <w:r>
-        <w:t>Dans le cadre de la gestion d'un parc informatique, les entreprises sont confrontées à un défi récurrent : identifier, suivre et maintenir leurs équipements de manière fiable. Sans outil adapté, cette tâche devient rapidement fastidieuse, source d'erreurs et difficile à maintenir dans le temps. Les numéros de série, identifiants uniques de chaque équipement, jouent un rôle central dans ce processus de traçabilité.</w:t>
-      </w:r>
-    </w:p>
-    <w:p>
-      <w:r>
-        <w:t>C'est dans ce contexte que le projet Serial Guard a vu le jour lors du Pré-TPI. L'objectif initial était de permettre la reconnaissance automatique d'un numéro de série à partir d'une photo, grâce à une technologie OCR (Optical Character Recognition). Cette première version posait les bases d'un outil potentiellement très utile, mais restait limitée à cette seule fonctionnalité.</w:t>
-      </w:r>
-      <w:r>
-        <w:br/>
-      </w:r>
-      <w:r>
-        <w:br/>
-      </w:r>
-      <w:r>
-        <w:rPr>
-          <w:rStyle w:val="Titre2Car"/>
-        </w:rPr>
-        <w:t>Objectifs du TPI</w:t>
-      </w:r>
-    </w:p>
-    <w:p>
-      <w:r>
-        <w:t>Le présent TPI s'inscrit dans la continuité directe de ce travail et vise à transformer cette première version en une application web complète de gestion des équipements informatiques. Les objectifs définis dans le cahier des charges sont les suivants :</w:t>
-      </w:r>
-    </w:p>
-    <w:p>
-      <w:pPr>
-        <w:pStyle w:val="Paragraphedeliste"/>
-        <w:numPr>
-          <w:ilvl w:val="0"/>
-          <w:numId w:val="1"/>
-        </w:numPr>
-      </w:pPr>
-      <w:r>
-        <w:t>Reprendre et intégrer les fonctionnalités OCR développées lors du Pré-TPI</w:t>
-      </w:r>
-    </w:p>
-    <w:p>
-      <w:pPr>
-        <w:pStyle w:val="Paragraphedeliste"/>
-        <w:numPr>
-          <w:ilvl w:val="0"/>
-          <w:numId w:val="1"/>
-        </w:numPr>
-      </w:pPr>
-      <w:r>
-        <w:t>Améliorer la fiabilité et la robustesse de la reconnaissance OCR, notamment en gérant les cas d'erreur (OCR incorrect, texte bruité)</w:t>
-      </w:r>
-    </w:p>
-    <w:p>
-      <w:pPr>
-        <w:pStyle w:val="Paragraphedeliste"/>
-        <w:numPr>
-          <w:ilvl w:val="0"/>
-          <w:numId w:val="1"/>
-        </w:numPr>
-      </w:pPr>
-      <w:r>
-        <w:t>Développer une application web complète permettant la gestion centralisée des équipements</w:t>
-      </w:r>
-    </w:p>
-    <w:p>
-      <w:pPr>
-        <w:pStyle w:val="Paragraphedeliste"/>
-        <w:numPr>
-          <w:ilvl w:val="0"/>
-          <w:numId w:val="1"/>
-        </w:numPr>
-      </w:pPr>
-      <w:r>
-        <w:t>Structurer les données et les processus de manière cohérente et professionnelle</w:t>
-      </w:r>
-    </w:p>
-    <w:p>
-      <w:pPr>
-        <w:pStyle w:val="Paragraphedeliste"/>
-        <w:numPr>
-          <w:ilvl w:val="0"/>
-          <w:numId w:val="1"/>
-        </w:numPr>
-      </w:pPr>
-      <w:r>
-        <w:t>Mettre en place un système de gestion des utilisateurs avec des rôles et une authentification</w:t>
-      </w:r>
-    </w:p>
-    <w:p>
-      <w:pPr>
-        <w:pStyle w:val="Paragraphedeliste"/>
-        <w:numPr>
-          <w:ilvl w:val="0"/>
-          <w:numId w:val="1"/>
-        </w:numPr>
-      </w:pPr>
-      <w:r>
-        <w:t>Implémenter un suivi des actions sous forme de journalisation</w:t>
-      </w:r>
-    </w:p>
-    <w:p>
-      <w:pPr>
-        <w:pStyle w:val="Paragraphedeliste"/>
-        <w:numPr>
-          <w:ilvl w:val="0"/>
-          <w:numId w:val="1"/>
-        </w:numPr>
-      </w:pPr>
-      <w:r>
-        <w:t>Fournir une documentation technique complète, un manuel d'utilisation et un manuel d'exploitation</w:t>
-      </w:r>
-    </w:p>
-    <w:p>
-      <w:pPr>
-        <w:rPr>
-          <w:rFonts w:ascii="Arial Black" w:eastAsiaTheme="majorEastAsia" w:hAnsi="Arial Black" w:cstheme="majorBidi"/>
-          <w:color w:val="0F4761" w:themeColor="accent1" w:themeShade="BF"/>
-          <w:sz w:val="40"/>
-          <w:szCs w:val="40"/>
-        </w:rPr>
-      </w:pPr>
-      <w:r>
-        <w:br w:type="page"/>
-      </w:r>
-    </w:p>
-    <w:p>
       <w:r>
         <w:rPr>
           <w:b/>
@@ -8162,21 +8352,21 @@
       <w:pPr>
         <w:pStyle w:val="Titre1"/>
       </w:pPr>
-      <w:bookmarkStart w:id="5" w:name="_Toc230266062"/>
+      <w:bookmarkStart w:id="6" w:name="_Toc230268417"/>
       <w:r>
         <w:t>Résumé</w:t>
       </w:r>
-      <w:bookmarkEnd w:id="5"/>
+      <w:bookmarkEnd w:id="6"/>
     </w:p>
     <w:p>
       <w:pPr>
         <w:pStyle w:val="Titre3"/>
       </w:pPr>
-      <w:bookmarkStart w:id="6" w:name="_Toc230266063"/>
+      <w:bookmarkStart w:id="7" w:name="_Toc230268418"/>
       <w:r>
         <w:t>Contexte et objectifs du projet</w:t>
       </w:r>
-      <w:bookmarkEnd w:id="6"/>
+      <w:bookmarkEnd w:id="7"/>
     </w:p>
     <w:p>
       <w:r>
@@ -8187,11 +8377,11 @@
       <w:pPr>
         <w:pStyle w:val="Titre3"/>
       </w:pPr>
-      <w:bookmarkStart w:id="7" w:name="_Toc230266064"/>
+      <w:bookmarkStart w:id="8" w:name="_Toc230268419"/>
       <w:r>
         <w:t>Fonctionnalités développées</w:t>
       </w:r>
-      <w:bookmarkEnd w:id="7"/>
+      <w:bookmarkEnd w:id="8"/>
     </w:p>
     <w:p>
       <w:r>
@@ -8207,11 +8397,11 @@
       <w:pPr>
         <w:pStyle w:val="Titre3"/>
       </w:pPr>
-      <w:bookmarkStart w:id="8" w:name="_Toc230266065"/>
+      <w:bookmarkStart w:id="9" w:name="_Toc230268420"/>
       <w:r>
         <w:t>Déroulement du projet</w:t>
       </w:r>
-      <w:bookmarkEnd w:id="8"/>
+      <w:bookmarkEnd w:id="9"/>
     </w:p>
     <w:p>
       <w:r>
@@ -8229,22 +8419,22 @@
       <w:pPr>
         <w:pStyle w:val="Titre1"/>
       </w:pPr>
-      <w:bookmarkStart w:id="9" w:name="_Toc230266066"/>
+      <w:bookmarkStart w:id="10" w:name="_Toc230268421"/>
       <w:r>
         <w:lastRenderedPageBreak/>
         <w:t>Analyse des besoins</w:t>
       </w:r>
-      <w:bookmarkEnd w:id="9"/>
+      <w:bookmarkEnd w:id="10"/>
     </w:p>
     <w:p>
       <w:pPr>
         <w:pStyle w:val="Titre2"/>
       </w:pPr>
-      <w:bookmarkStart w:id="10" w:name="_Toc230266067"/>
+      <w:bookmarkStart w:id="11" w:name="_Toc230268422"/>
       <w:r>
         <w:t>Exigences fonctionnelles</w:t>
       </w:r>
-      <w:bookmarkEnd w:id="10"/>
+      <w:bookmarkEnd w:id="11"/>
     </w:p>
     <w:p>
       <w:r>
@@ -10836,11 +11026,11 @@
       <w:pPr>
         <w:pStyle w:val="Titre2"/>
       </w:pPr>
-      <w:bookmarkStart w:id="11" w:name="_Toc230266068"/>
+      <w:bookmarkStart w:id="12" w:name="_Toc230268423"/>
       <w:r>
         <w:t>Exigences non fonctionnelles</w:t>
       </w:r>
-      <w:bookmarkEnd w:id="11"/>
+      <w:bookmarkEnd w:id="12"/>
     </w:p>
     <w:tbl>
       <w:tblPr>
@@ -11311,11 +11501,11 @@
       <w:pPr>
         <w:pStyle w:val="Titre2"/>
       </w:pPr>
-      <w:bookmarkStart w:id="12" w:name="_Toc230266069"/>
+      <w:bookmarkStart w:id="13" w:name="_Toc230268424"/>
       <w:r>
         <w:t>Délimitation du projet</w:t>
       </w:r>
-      <w:bookmarkEnd w:id="12"/>
+      <w:bookmarkEnd w:id="13"/>
     </w:p>
     <w:p>
       <w:r>
@@ -11351,7 +11541,10 @@
         </w:numPr>
       </w:pPr>
       <w:r>
-        <w:t>la reprise et l'amélioration de la fonctionnalité OCR développée lors du Pré-TPI (intégration dans un flux applicatif complet, validation et correction des données reconnues, gestion des erreurs liées à un texte bruité ou incorrect) ;</w:t>
+        <w:t>La</w:t>
+      </w:r>
+      <w:r>
+        <w:t xml:space="preserve"> reprise et l'amélioration de la fonctionnalité OCR développée lors du Pré-TPI (intégration dans un flux applicatif complet, validation et correction des données reconnues, gestion des erreurs liées à un texte bruité ou incorrect) ;</w:t>
       </w:r>
     </w:p>
     <w:p>
@@ -11364,7 +11557,10 @@
       </w:pPr>
       <w:r>
         <w:lastRenderedPageBreak/>
-        <w:t xml:space="preserve">le développement d'une application web complète de gestion d'un parc informatique, structurée autour d'un </w:t>
+        <w:t>Le</w:t>
+      </w:r>
+      <w:r>
+        <w:t xml:space="preserve"> développement d'une application web complète de gestion d'un parc informatique, structurée autour d'un </w:t>
       </w:r>
       <w:proofErr w:type="spellStart"/>
       <w:r>
@@ -11392,7 +11588,10 @@
         </w:numPr>
       </w:pPr>
       <w:r>
-        <w:t>la gestion des équipements (ajout, modification, suppression, recherche par numéro de série et par type, assignation à un utilisateur) ;</w:t>
+        <w:t>La</w:t>
+      </w:r>
+      <w:r>
+        <w:t xml:space="preserve"> gestion des équipements (ajout, modification, suppression, recherche par numéro de série et par type, assignation à un utilisateur) ;</w:t>
       </w:r>
     </w:p>
     <w:p>
@@ -11404,7 +11603,10 @@
         </w:numPr>
       </w:pPr>
       <w:r>
-        <w:t>la gestion de la garantie de chaque équipement (date d'achat, durée de garantie, fournisseur, statut en cours / expirée) ;</w:t>
+        <w:t>La</w:t>
+      </w:r>
+      <w:r>
+        <w:t xml:space="preserve"> gestion de la garantie de chaque équipement (date d'achat, durée de garantie, fournisseur, statut en cours / expirée) ;</w:t>
       </w:r>
     </w:p>
     <w:p>
@@ -11416,7 +11618,10 @@
         </w:numPr>
       </w:pPr>
       <w:r>
-        <w:t>la gestion des utilisateurs avec deux rôles distincts (Administrateur, Utilisateur standard), authentification sécurisée et droits d'accès différenciés ;</w:t>
+        <w:t>La</w:t>
+      </w:r>
+      <w:r>
+        <w:t xml:space="preserve"> gestion des utilisateurs avec deux rôles distincts (Administrateur, Utilisateur standard), authentification sécurisée et droits d'accès différenciés ;</w:t>
       </w:r>
     </w:p>
     <w:p>
@@ -11428,7 +11633,10 @@
         </w:numPr>
       </w:pPr>
       <w:r>
-        <w:t>la journalisation des actions (création, modification, suppression, assignation, actions OCR), avec horodatage et traçabilité de l'utilisateur ;</w:t>
+        <w:t>La</w:t>
+      </w:r>
+      <w:r>
+        <w:t xml:space="preserve"> journalisation des actions (création, modification, suppression, assignation, actions OCR), avec horodatage et traçabilité de l'utilisateur ;</w:t>
       </w:r>
     </w:p>
     <w:p>
@@ -11440,7 +11648,10 @@
         </w:numPr>
       </w:pPr>
       <w:r>
-        <w:t>un tableau de bord présentant le nombre total d'équipements, leur répartition par statut (actif, en stock, en réparation) et l'activité récente ;</w:t>
+        <w:t>Un</w:t>
+      </w:r>
+      <w:r>
+        <w:t xml:space="preserve"> tableau de bord présentant le nombre total d'équipements, leur répartition par statut (actif, en stock, en réparation) et l'activité récente ;</w:t>
       </w:r>
     </w:p>
     <w:p>
@@ -11452,7 +11663,10 @@
         </w:numPr>
       </w:pPr>
       <w:r>
-        <w:t>la livraison du code source, de la base de données, d'une documentation technique, d'un manuel d'utilisation et d'un manuel d'exploitation (installation et déploiement).</w:t>
+        <w:t>La</w:t>
+      </w:r>
+      <w:r>
+        <w:t xml:space="preserve"> livraison du code source, de la base de données, d'une documentation technique, d'un manuel d'utilisation et d'un manuel d'exploitation (installation et déploiement).</w:t>
       </w:r>
     </w:p>
     <w:p/>
@@ -11485,7 +11699,10 @@
         </w:numPr>
       </w:pPr>
       <w:r>
-        <w:t>la mise en production sur un environnement externe au CPNV (hébergement public, nom de domaine, certificats SSL d'autorité reconnue) ;</w:t>
+        <w:t>La</w:t>
+      </w:r>
+      <w:r>
+        <w:t xml:space="preserve"> mise en production sur un environnement externe au CPNV (hébergement public, nom de domaine, certificats SSL d'autorité reconnue) ;</w:t>
       </w:r>
     </w:p>
     <w:p>
@@ -11497,7 +11714,10 @@
         </w:numPr>
       </w:pPr>
       <w:r>
-        <w:t>le développement d'une application mobile native (iOS / Android) ; seule une interface web responsive est attendue ;</w:t>
+        <w:t>Le</w:t>
+      </w:r>
+      <w:r>
+        <w:t xml:space="preserve"> développement d'une application mobile native (iOS / Android) ; seule une interface web responsive est attendue ;</w:t>
       </w:r>
     </w:p>
     <w:p>
@@ -11509,7 +11729,10 @@
         </w:numPr>
       </w:pPr>
       <w:r>
-        <w:t>l'intégration avec des systèmes tiers externes tels qu'un annuaire d'entreprise (LDAP / Active Directory), un ERP ou une GMAO ;</w:t>
+        <w:t>L’intégration</w:t>
+      </w:r>
+      <w:r>
+        <w:t xml:space="preserve"> avec des systèmes tiers externes tels qu'un annuaire d'entreprise (LDAP / Active Directory), un ERP ou une GMAO ;</w:t>
       </w:r>
     </w:p>
     <w:p>
@@ -11521,7 +11744,10 @@
         </w:numPr>
       </w:pPr>
       <w:r>
-        <w:t>la gestion d'un parc d'équipements non informatiques (mobilier, téléphonie, etc.) ;</w:t>
+        <w:t>La</w:t>
+      </w:r>
+      <w:r>
+        <w:t xml:space="preserve"> gestion d'un parc d'équipements non informatiques (mobilier, téléphonie, etc.) ;</w:t>
       </w:r>
     </w:p>
     <w:p>
@@ -11533,7 +11759,10 @@
         </w:numPr>
       </w:pPr>
       <w:r>
-        <w:t>la gestion financière des équipements (amortissement comptable, valeur résiduelle, refacturation interne) ;</w:t>
+        <w:t>La</w:t>
+      </w:r>
+      <w:r>
+        <w:t xml:space="preserve"> gestion financière des équipements (amortissement comptable, valeur résiduelle, refacturation interne) ;</w:t>
       </w:r>
     </w:p>
     <w:p>
@@ -11545,7 +11774,10 @@
         </w:numPr>
       </w:pPr>
       <w:r>
-        <w:t>la génération automatisée de rapports avancés ou l'export vers des formats spécialisés autres que ceux strictement nécessaires à la consultation ;</w:t>
+        <w:t>La</w:t>
+      </w:r>
+      <w:r>
+        <w:t xml:space="preserve"> génération automatisée de rapports avancés ou l'export vers des formats spécialisés autres que ceux strictement nécessaires à la consultation ;</w:t>
       </w:r>
     </w:p>
     <w:p>
@@ -11557,7 +11789,10 @@
         </w:numPr>
       </w:pPr>
       <w:r>
-        <w:t>la prise en charge de plusieurs langues : l'application est exclusivement développée en français ;</w:t>
+        <w:t>La</w:t>
+      </w:r>
+      <w:r>
+        <w:t xml:space="preserve"> prise en charge de plusieurs langues : l'application est exclusivement développée en français ;</w:t>
       </w:r>
     </w:p>
     <w:p>
@@ -11569,7 +11804,10 @@
         </w:numPr>
       </w:pPr>
       <w:r>
-        <w:t>l'entraînement d'un modèle OCR personnalisé : seule l'intégration et la fiabilisation d'une bibliothèque OCR existante sont prévues.</w:t>
+        <w:t>L’entraînement</w:t>
+      </w:r>
+      <w:r>
+        <w:t xml:space="preserve"> d'un modèle OCR personnalisé : seule l'intégration et la fiabilisation d'une bibliothèque OCR existante sont prévues.</w:t>
       </w:r>
     </w:p>
     <w:p/>
@@ -11577,18 +11815,18 @@
       <w:pPr>
         <w:pStyle w:val="Titre1"/>
       </w:pPr>
-      <w:bookmarkStart w:id="13" w:name="_Toc230266070"/>
+      <w:bookmarkStart w:id="14" w:name="_Toc230268425"/>
       <w:r>
         <w:lastRenderedPageBreak/>
         <w:t>Processus métier</w:t>
       </w:r>
-      <w:bookmarkEnd w:id="13"/>
+      <w:bookmarkEnd w:id="14"/>
     </w:p>
     <w:p>
       <w:pPr>
         <w:pStyle w:val="Titre2"/>
       </w:pPr>
-      <w:bookmarkStart w:id="14" w:name="_Toc230266071"/>
+      <w:bookmarkStart w:id="15" w:name="_Toc230268426"/>
       <w:r>
         <w:t>Flux OCR (</w:t>
       </w:r>
@@ -11600,7 +11838,7 @@
       <w:r>
         <w:t xml:space="preserve"> → extraction → validation → enregistrement)</w:t>
       </w:r>
-      <w:bookmarkEnd w:id="14"/>
+      <w:bookmarkEnd w:id="15"/>
     </w:p>
     <w:p>
       <w:pPr>
@@ -11721,11 +11959,11 @@
       <w:pPr>
         <w:pStyle w:val="Titre2"/>
       </w:pPr>
-      <w:bookmarkStart w:id="15" w:name="_Toc230266072"/>
+      <w:bookmarkStart w:id="16" w:name="_Toc230268427"/>
       <w:r>
         <w:t>Gestion des équipements</w:t>
       </w:r>
-      <w:bookmarkEnd w:id="15"/>
+      <w:bookmarkEnd w:id="16"/>
     </w:p>
     <w:p>
       <w:r>
@@ -11744,11 +11982,11 @@
       <w:pPr>
         <w:pStyle w:val="Titre2"/>
       </w:pPr>
-      <w:bookmarkStart w:id="16" w:name="_Toc230266073"/>
+      <w:bookmarkStart w:id="17" w:name="_Toc230268428"/>
       <w:r>
         <w:t>Gestion des utilisateurs</w:t>
       </w:r>
-      <w:bookmarkEnd w:id="16"/>
+      <w:bookmarkEnd w:id="17"/>
     </w:p>
     <w:p>
       <w:r>
@@ -11780,22 +12018,22 @@
       <w:pPr>
         <w:pStyle w:val="Titre1"/>
       </w:pPr>
-      <w:bookmarkStart w:id="17" w:name="_Toc230266074"/>
+      <w:bookmarkStart w:id="18" w:name="_Toc230268429"/>
       <w:r>
         <w:lastRenderedPageBreak/>
         <w:t>Concept de réalisation</w:t>
       </w:r>
-      <w:bookmarkEnd w:id="17"/>
+      <w:bookmarkEnd w:id="18"/>
     </w:p>
     <w:p>
       <w:pPr>
         <w:pStyle w:val="Titre2"/>
       </w:pPr>
-      <w:bookmarkStart w:id="18" w:name="_Toc230266075"/>
+      <w:bookmarkStart w:id="19" w:name="_Toc230268430"/>
       <w:r>
         <w:t>Diagramme de flux</w:t>
       </w:r>
-      <w:bookmarkEnd w:id="18"/>
+      <w:bookmarkEnd w:id="19"/>
     </w:p>
     <w:p>
       <w:pPr>
@@ -11878,12 +12116,12 @@
       <w:pPr>
         <w:pStyle w:val="Titre2"/>
       </w:pPr>
-      <w:bookmarkStart w:id="19" w:name="_Toc230266076"/>
+      <w:bookmarkStart w:id="20" w:name="_Toc230268431"/>
       <w:r>
         <w:lastRenderedPageBreak/>
         <w:t>Maquette UI/UX</w:t>
       </w:r>
-      <w:bookmarkEnd w:id="19"/>
+      <w:bookmarkEnd w:id="20"/>
     </w:p>
     <w:p>
       <w:pPr>
@@ -13013,12 +13251,12 @@
       <w:pPr>
         <w:pStyle w:val="Titre2"/>
       </w:pPr>
-      <w:bookmarkStart w:id="20" w:name="_Toc230266077"/>
+      <w:bookmarkStart w:id="21" w:name="_Toc230268432"/>
       <w:r>
         <w:lastRenderedPageBreak/>
         <w:t>Use Cases</w:t>
       </w:r>
-      <w:bookmarkEnd w:id="20"/>
+      <w:bookmarkEnd w:id="21"/>
     </w:p>
     <w:p>
       <w:r>
@@ -13140,12 +13378,12 @@
       <w:pPr>
         <w:pStyle w:val="Titre2"/>
       </w:pPr>
-      <w:bookmarkStart w:id="21" w:name="_Toc230266078"/>
+      <w:bookmarkStart w:id="22" w:name="_Toc230268433"/>
       <w:r>
         <w:lastRenderedPageBreak/>
         <w:t>Technologies choisies et justification</w:t>
       </w:r>
-      <w:bookmarkEnd w:id="21"/>
+      <w:bookmarkEnd w:id="22"/>
     </w:p>
     <w:p>
       <w:r>
@@ -13279,7 +13517,15 @@
         <w:t xml:space="preserve"> </w:t>
       </w:r>
       <w:r>
-        <w:t>Plateforme de base de données cloud basée sur PostgreSQL. Choisie pour son SDK Python officiel, son interface d'administration en ligne, ses backups automatiques, et sa gratuité pour les petits projets. Elle offre une API REST (</w:t>
+        <w:t xml:space="preserve">Plateforme de base de données </w:t>
+      </w:r>
+      <w:proofErr w:type="gramStart"/>
+      <w:r>
+        <w:t>cloud basée</w:t>
+      </w:r>
+      <w:proofErr w:type="gramEnd"/>
+      <w:r>
+        <w:t xml:space="preserve"> sur PostgreSQL. Choisie pour son SDK Python officiel, son interface d'administration en ligne, ses backups automatiques, et sa gratuité pour les petits projets. Elle offre une API REST (</w:t>
       </w:r>
       <w:proofErr w:type="spellStart"/>
       <w:r>
@@ -13287,19 +13533,41 @@
       </w:r>
       <w:proofErr w:type="spellEnd"/>
       <w:r>
-        <w:t>) permettant des requêtes expressives (.or_(), .eq(), .</w:t>
+        <w:t xml:space="preserve">) permettant des requêtes expressives </w:t>
+      </w:r>
+      <w:proofErr w:type="gramStart"/>
+      <w:r>
+        <w:t>(.or_(</w:t>
+      </w:r>
+      <w:proofErr w:type="gramEnd"/>
+      <w:r>
+        <w:t>)</w:t>
+      </w:r>
+      <w:proofErr w:type="gramStart"/>
+      <w:r>
+        <w:t>, .eq</w:t>
+      </w:r>
+      <w:proofErr w:type="gramEnd"/>
+      <w:r>
+        <w:t>()</w:t>
+      </w:r>
+      <w:proofErr w:type="gramStart"/>
+      <w:r>
+        <w:t>, .</w:t>
       </w:r>
       <w:proofErr w:type="spellStart"/>
       <w:r>
         <w:t>ilike</w:t>
       </w:r>
       <w:proofErr w:type="spellEnd"/>
+      <w:proofErr w:type="gramEnd"/>
       <w:r>
         <w:t>()) sans écrire de SQL brut.</w:t>
       </w:r>
     </w:p>
     <w:p>
       <w:proofErr w:type="spellStart"/>
+      <w:proofErr w:type="gramStart"/>
       <w:r>
         <w:rPr>
           <w:b/>
@@ -13308,6 +13576,7 @@
         <w:t>bcrypt</w:t>
       </w:r>
       <w:proofErr w:type="spellEnd"/>
+      <w:proofErr w:type="gramEnd"/>
       <w:r>
         <w:rPr>
           <w:b/>
@@ -13327,12 +13596,21 @@
       </w:r>
     </w:p>
     <w:p>
+      <w:proofErr w:type="gramStart"/>
       <w:r>
         <w:rPr>
           <w:b/>
           <w:bCs/>
         </w:rPr>
-        <w:t>python-</w:t>
+        <w:t>python</w:t>
+      </w:r>
+      <w:proofErr w:type="gramEnd"/>
+      <w:r>
+        <w:rPr>
+          <w:b/>
+          <w:bCs/>
+        </w:rPr>
+        <w:t>-</w:t>
       </w:r>
       <w:proofErr w:type="spellStart"/>
       <w:r>
@@ -13436,12 +13714,25 @@
         <w:t xml:space="preserve"> via </w:t>
       </w:r>
       <w:proofErr w:type="spellStart"/>
-      <w:r>
-        <w:t>st.plotly_chart</w:t>
-      </w:r>
-      <w:proofErr w:type="spellEnd"/>
-      <w:r>
-        <w:t>(). Utilisée pour l'histogramme de répartition par type et le diagramme circulaire de répartition par statut sur le Dashboard.</w:t>
+      <w:proofErr w:type="gramStart"/>
+      <w:r>
+        <w:t>st.plotly</w:t>
+      </w:r>
+      <w:proofErr w:type="gramEnd"/>
+      <w:r>
+        <w:t>_</w:t>
+      </w:r>
+      <w:proofErr w:type="gramStart"/>
+      <w:r>
+        <w:t>chart</w:t>
+      </w:r>
+      <w:proofErr w:type="spellEnd"/>
+      <w:r>
+        <w:t>(</w:t>
+      </w:r>
+      <w:proofErr w:type="gramEnd"/>
+      <w:r>
+        <w:t>). Utilisée pour l'histogramme de répartition par type et le diagramme circulaire de répartition par statut sur le Dashboard.</w:t>
       </w:r>
     </w:p>
     <w:p>
@@ -13495,22 +13786,22 @@
       <w:pPr>
         <w:pStyle w:val="Titre1"/>
       </w:pPr>
-      <w:bookmarkStart w:id="22" w:name="_Toc230266079"/>
+      <w:bookmarkStart w:id="23" w:name="_Toc230268434"/>
       <w:r>
         <w:lastRenderedPageBreak/>
         <w:t>Modèle de données</w:t>
       </w:r>
-      <w:bookmarkEnd w:id="22"/>
+      <w:bookmarkEnd w:id="23"/>
     </w:p>
     <w:p>
       <w:pPr>
         <w:pStyle w:val="Titre2"/>
       </w:pPr>
-      <w:bookmarkStart w:id="23" w:name="_Toc230266080"/>
+      <w:bookmarkStart w:id="24" w:name="_Toc230268435"/>
       <w:r>
         <w:t>MLD</w:t>
       </w:r>
-      <w:bookmarkEnd w:id="23"/>
+      <w:bookmarkEnd w:id="24"/>
     </w:p>
     <w:p>
       <w:pPr>
@@ -13586,12 +13877,12 @@
       <w:pPr>
         <w:pStyle w:val="Titre2"/>
       </w:pPr>
-      <w:bookmarkStart w:id="24" w:name="_Toc230266081"/>
+      <w:bookmarkStart w:id="25" w:name="_Toc230268436"/>
       <w:r>
         <w:lastRenderedPageBreak/>
         <w:t>Description des tables</w:t>
       </w:r>
-      <w:bookmarkEnd w:id="24"/>
+      <w:bookmarkEnd w:id="25"/>
     </w:p>
     <w:p>
       <w:r>
@@ -13685,12 +13976,17 @@
         <w:t xml:space="preserve">, valeur par défaut : </w:t>
       </w:r>
       <w:proofErr w:type="spellStart"/>
+      <w:proofErr w:type="gramStart"/>
       <w:r>
         <w:t>now</w:t>
       </w:r>
       <w:proofErr w:type="spellEnd"/>
       <w:r>
-        <w:t>()).</w:t>
+        <w:t>(</w:t>
+      </w:r>
+      <w:proofErr w:type="gramEnd"/>
+      <w:r>
+        <w:t>)).</w:t>
       </w:r>
     </w:p>
     <w:p>
@@ -14108,12 +14404,12 @@
       <w:pPr>
         <w:pStyle w:val="Titre2"/>
       </w:pPr>
-      <w:bookmarkStart w:id="25" w:name="_Toc230266082"/>
+      <w:bookmarkStart w:id="26" w:name="_Toc230268437"/>
       <w:r>
         <w:lastRenderedPageBreak/>
         <w:t>Normalisation et indexation</w:t>
       </w:r>
-      <w:bookmarkEnd w:id="25"/>
+      <w:bookmarkEnd w:id="26"/>
     </w:p>
     <w:p>
       <w:r>
@@ -14206,21 +14502,21 @@
       <w:pPr>
         <w:pStyle w:val="Titre1"/>
       </w:pPr>
-      <w:bookmarkStart w:id="26" w:name="_Toc230266083"/>
+      <w:bookmarkStart w:id="27" w:name="_Toc230268438"/>
       <w:r>
         <w:t>Sécurité et protection des données</w:t>
       </w:r>
-      <w:bookmarkEnd w:id="26"/>
+      <w:bookmarkEnd w:id="27"/>
     </w:p>
     <w:p>
       <w:pPr>
         <w:pStyle w:val="Titre2"/>
       </w:pPr>
-      <w:bookmarkStart w:id="27" w:name="_Toc230266084"/>
+      <w:bookmarkStart w:id="28" w:name="_Toc230268439"/>
       <w:r>
         <w:t>Concept de rôles (Admin / Utilisateur standard)</w:t>
       </w:r>
-      <w:bookmarkEnd w:id="27"/>
+      <w:bookmarkEnd w:id="28"/>
     </w:p>
     <w:p>
       <w:r>
@@ -14279,11 +14575,19 @@
       </w:r>
       <w:proofErr w:type="spellStart"/>
       <w:r>
-        <w:t>require_role</w:t>
-      </w:r>
-      <w:proofErr w:type="spellEnd"/>
-      <w:r>
-        <w:t xml:space="preserve">(), définie dans le module </w:t>
+        <w:t>require_</w:t>
+      </w:r>
+      <w:proofErr w:type="gramStart"/>
+      <w:r>
+        <w:t>role</w:t>
+      </w:r>
+      <w:proofErr w:type="spellEnd"/>
+      <w:r>
+        <w:t>(</w:t>
+      </w:r>
+      <w:proofErr w:type="gramEnd"/>
+      <w:r>
+        <w:t xml:space="preserve">), définie dans le module </w:t>
       </w:r>
       <w:proofErr w:type="spellStart"/>
       <w:r>
@@ -14605,11 +14909,11 @@
       <w:pPr>
         <w:pStyle w:val="Titre2"/>
       </w:pPr>
-      <w:bookmarkStart w:id="28" w:name="_Toc230266085"/>
+      <w:bookmarkStart w:id="29" w:name="_Toc230268440"/>
       <w:r>
         <w:t>Authentification</w:t>
       </w:r>
-      <w:bookmarkEnd w:id="28"/>
+      <w:bookmarkEnd w:id="29"/>
     </w:p>
     <w:p>
       <w:r>
@@ -14632,8 +14936,13 @@
         <w:t xml:space="preserve"> (</w:t>
       </w:r>
       <w:proofErr w:type="spellStart"/>
-      <w:r>
-        <w:t>st.session_state</w:t>
+      <w:proofErr w:type="gramStart"/>
+      <w:r>
+        <w:t>st.session</w:t>
+      </w:r>
+      <w:proofErr w:type="gramEnd"/>
+      <w:r>
+        <w:t>_state</w:t>
       </w:r>
       <w:proofErr w:type="spellEnd"/>
       <w:r>
@@ -14644,21 +14953,23 @@
       <w:pPr>
         <w:pStyle w:val="Titre3"/>
       </w:pPr>
-      <w:bookmarkStart w:id="29" w:name="_Toc230266086"/>
+      <w:bookmarkStart w:id="30" w:name="_Toc230268441"/>
       <w:r>
         <w:t>Stockage du mot de passe</w:t>
       </w:r>
-      <w:bookmarkEnd w:id="29"/>
+      <w:bookmarkEnd w:id="30"/>
     </w:p>
     <w:p>
       <w:r>
         <w:t xml:space="preserve">Lors de la création d'un utilisateur, le mot de passe fourni est haché à l'aide de </w:t>
       </w:r>
       <w:proofErr w:type="spellStart"/>
+      <w:proofErr w:type="gramStart"/>
       <w:r>
         <w:t>bcrypt.hashpw</w:t>
       </w:r>
       <w:proofErr w:type="spellEnd"/>
+      <w:proofErr w:type="gramEnd"/>
       <w:r>
         <w:t xml:space="preserve">() avant d'être enregistré dans la base de données. La bibliothèque </w:t>
       </w:r>
@@ -14683,11 +14994,11 @@
       <w:pPr>
         <w:pStyle w:val="Titre3"/>
       </w:pPr>
-      <w:bookmarkStart w:id="30" w:name="_Toc230266087"/>
+      <w:bookmarkStart w:id="31" w:name="_Toc230268442"/>
       <w:r>
         <w:t>Processus de connexion</w:t>
       </w:r>
-      <w:bookmarkEnd w:id="30"/>
+      <w:bookmarkEnd w:id="31"/>
     </w:p>
     <w:p>
       <w:r>
@@ -14695,23 +15006,38 @@
       </w:r>
       <w:proofErr w:type="spellStart"/>
       <w:r>
-        <w:t>get_user_info</w:t>
-      </w:r>
-      <w:proofErr w:type="spellEnd"/>
-      <w:r>
-        <w:t xml:space="preserve">(). Si l'utilisateur existe, le mot de passe fourni est comparé au hash stocké grâce à </w:t>
-      </w:r>
-      <w:proofErr w:type="spellStart"/>
+        <w:t>get_user_</w:t>
+      </w:r>
+      <w:proofErr w:type="gramStart"/>
+      <w:r>
+        <w:t>info</w:t>
+      </w:r>
+      <w:proofErr w:type="spellEnd"/>
+      <w:r>
+        <w:t>(</w:t>
+      </w:r>
+      <w:proofErr w:type="gramEnd"/>
+      <w:r>
+        <w:t xml:space="preserve">). Si l'utilisateur existe, le mot de passe fourni est comparé au hash stocké grâce à </w:t>
+      </w:r>
+      <w:proofErr w:type="spellStart"/>
+      <w:proofErr w:type="gramStart"/>
       <w:r>
         <w:t>bcrypt.checkpw</w:t>
       </w:r>
       <w:proofErr w:type="spellEnd"/>
+      <w:proofErr w:type="gramEnd"/>
       <w:r>
         <w:t xml:space="preserve">(). En cas de correspondance, les informations de l'utilisateur (nom d'utilisateur et rôle) sont enregistrées dans </w:t>
       </w:r>
       <w:proofErr w:type="spellStart"/>
-      <w:r>
-        <w:t>st.session_state</w:t>
+      <w:proofErr w:type="gramStart"/>
+      <w:r>
+        <w:t>st.session</w:t>
+      </w:r>
+      <w:proofErr w:type="gramEnd"/>
+      <w:r>
+        <w:t>_state</w:t>
       </w:r>
       <w:proofErr w:type="spellEnd"/>
       <w:r>
@@ -14730,11 +15056,11 @@
       <w:pPr>
         <w:pStyle w:val="Titre3"/>
       </w:pPr>
-      <w:bookmarkStart w:id="31" w:name="_Toc230266088"/>
+      <w:bookmarkStart w:id="32" w:name="_Toc230268443"/>
       <w:r>
         <w:t>Protection des pages</w:t>
       </w:r>
-      <w:bookmarkEnd w:id="31"/>
+      <w:bookmarkEnd w:id="32"/>
     </w:p>
     <w:p>
       <w:r>
@@ -14742,11 +15068,19 @@
       </w:r>
       <w:proofErr w:type="spellStart"/>
       <w:r>
-        <w:t>require_role</w:t>
-      </w:r>
-      <w:proofErr w:type="spellEnd"/>
-      <w:r>
-        <w:t>() en première ligne. Cette fonction lit le rôle stocké en session et le compare à la liste des rôles autorisés passée en paramètre. Si l'utilisateur n'est pas connecté ou si son rôle est insuffisant, la page interrompt son exécution et affiche un message d'erreur ou redirige vers la page de connexion. Ce mécanisme est ainsi le garde-fou central de toute la sécurité applicative, appliqué de manière uniforme sur l'ensemble des pages.</w:t>
+        <w:t>require_</w:t>
+      </w:r>
+      <w:proofErr w:type="gramStart"/>
+      <w:r>
+        <w:t>role</w:t>
+      </w:r>
+      <w:proofErr w:type="spellEnd"/>
+      <w:r>
+        <w:t>(</w:t>
+      </w:r>
+      <w:proofErr w:type="gramEnd"/>
+      <w:r>
+        <w:t>) en première ligne. Cette fonction lit le rôle stocké en session et le compare à la liste des rôles autorisés passée en paramètre. Si l'utilisateur n'est pas connecté ou si son rôle est insuffisant, la page interrompt son exécution et affiche un message d'erreur ou redirige vers la page de connexion. Ce mécanisme est ainsi le garde-fou central de toute la sécurité applicative, appliqué de manière uniforme sur l'ensemble des pages.</w:t>
       </w:r>
     </w:p>
     <w:p/>
@@ -14767,12 +15101,12 @@
       <w:pPr>
         <w:pStyle w:val="Titre3"/>
       </w:pPr>
-      <w:bookmarkStart w:id="32" w:name="_Toc230266089"/>
+      <w:bookmarkStart w:id="33" w:name="_Toc230268444"/>
       <w:r>
         <w:lastRenderedPageBreak/>
         <w:t>Classification des données</w:t>
       </w:r>
-      <w:bookmarkEnd w:id="32"/>
+      <w:bookmarkEnd w:id="33"/>
     </w:p>
     <w:p>
       <w:r>
@@ -14783,7 +15117,7 @@
       <w:pPr>
         <w:pStyle w:val="Titre3"/>
       </w:pPr>
-      <w:bookmarkStart w:id="33" w:name="_Toc230266090"/>
+      <w:bookmarkStart w:id="34" w:name="_Toc230268445"/>
       <w:proofErr w:type="spellStart"/>
       <w:r>
         <w:t>Privacy</w:t>
@@ -14792,7 +15126,7 @@
       <w:r>
         <w:t xml:space="preserve"> by Design</w:t>
       </w:r>
-      <w:bookmarkEnd w:id="33"/>
+      <w:bookmarkEnd w:id="34"/>
     </w:p>
     <w:p>
       <w:r>
@@ -14867,11 +15201,11 @@
       <w:pPr>
         <w:pStyle w:val="Titre2"/>
       </w:pPr>
-      <w:bookmarkStart w:id="34" w:name="_Toc230266091"/>
+      <w:bookmarkStart w:id="35" w:name="_Toc230268446"/>
       <w:r>
         <w:t>Sauvegarde et restauration</w:t>
       </w:r>
-      <w:bookmarkEnd w:id="34"/>
+      <w:bookmarkEnd w:id="35"/>
     </w:p>
     <w:p>
       <w:r>
@@ -15089,22 +15423,22 @@
       <w:pPr>
         <w:pStyle w:val="Titre1"/>
       </w:pPr>
-      <w:bookmarkStart w:id="35" w:name="_Toc230266092"/>
+      <w:bookmarkStart w:id="36" w:name="_Toc230268447"/>
       <w:r>
         <w:t>Implémentation</w:t>
       </w:r>
-      <w:bookmarkEnd w:id="35"/>
+      <w:bookmarkEnd w:id="36"/>
     </w:p>
     <w:p>
       <w:pPr>
         <w:pStyle w:val="Titre2"/>
       </w:pPr>
-      <w:bookmarkStart w:id="36" w:name="_Toc230266093"/>
+      <w:bookmarkStart w:id="37" w:name="_Toc230268448"/>
       <w:proofErr w:type="spellStart"/>
       <w:r>
         <w:t>Back-end</w:t>
       </w:r>
-      <w:bookmarkEnd w:id="36"/>
+      <w:bookmarkEnd w:id="37"/>
       <w:proofErr w:type="spellEnd"/>
     </w:p>
     <w:p>
@@ -15148,11 +15482,11 @@
       <w:pPr>
         <w:pStyle w:val="Titre3"/>
       </w:pPr>
-      <w:bookmarkStart w:id="37" w:name="_Toc230266094"/>
+      <w:bookmarkStart w:id="38" w:name="_Toc230268449"/>
       <w:r>
         <w:t>db_connexion.py</w:t>
       </w:r>
-      <w:bookmarkEnd w:id="37"/>
+      <w:bookmarkEnd w:id="38"/>
     </w:p>
     <w:p>
       <w:r>
@@ -15251,12 +15585,12 @@
       <w:pPr>
         <w:pStyle w:val="Titre3"/>
       </w:pPr>
-      <w:bookmarkStart w:id="38" w:name="_Toc230266095"/>
+      <w:bookmarkStart w:id="39" w:name="_Toc230268450"/>
       <w:r>
         <w:lastRenderedPageBreak/>
         <w:t>db_equipements.py</w:t>
       </w:r>
-      <w:bookmarkEnd w:id="38"/>
+      <w:bookmarkEnd w:id="39"/>
     </w:p>
     <w:p>
       <w:r>
@@ -15272,16 +15606,29 @@
       </w:r>
     </w:p>
     <w:p>
+      <w:proofErr w:type="gramStart"/>
       <w:r>
         <w:t xml:space="preserve">La fonction </w:t>
       </w:r>
       <w:proofErr w:type="spellStart"/>
       <w:r>
-        <w:t>global_search</w:t>
-      </w:r>
-      <w:proofErr w:type="spellEnd"/>
-      <w:r>
-        <w:t xml:space="preserve"> effectue une recherche multi-champs via l'opérateur .or_() de </w:t>
+        <w:t>global</w:t>
+      </w:r>
+      <w:proofErr w:type="gramEnd"/>
+      <w:r>
+        <w:t>_search</w:t>
+      </w:r>
+      <w:proofErr w:type="spellEnd"/>
+      <w:r>
+        <w:t xml:space="preserve"> effectue une recherche multi-champs via </w:t>
+      </w:r>
+      <w:proofErr w:type="gramStart"/>
+      <w:r>
+        <w:t>l'opérateur .or_(</w:t>
+      </w:r>
+      <w:proofErr w:type="gramEnd"/>
+      <w:r>
+        <w:t xml:space="preserve">) de </w:t>
       </w:r>
       <w:proofErr w:type="spellStart"/>
       <w:r>
@@ -15323,7 +15670,15 @@
       </w:r>
       <w:proofErr w:type="spellEnd"/>
       <w:r>
-        <w:t xml:space="preserve"> récupère d'abord l'état actuel de l'équipement avant la modification, puis compare chaque champ pour identifier les changements. Seuls les champs modifiés sont enregistrés dans les logs sous la forme d'un dictionnaire {champ: </w:t>
+        <w:t xml:space="preserve"> récupère d'abord l'état actuel de l'équipement avant la modification, puis compare chaque champ pour identifier les changements. Seuls les champs modifiés sont enregistrés dans les logs sous la forme d'un dictionnaire {</w:t>
+      </w:r>
+      <w:proofErr w:type="gramStart"/>
+      <w:r>
+        <w:t>champ:</w:t>
+      </w:r>
+      <w:proofErr w:type="gramEnd"/>
+      <w:r>
+        <w:t xml:space="preserve"> </w:t>
       </w:r>
       <w:proofErr w:type="spellStart"/>
       <w:r>
@@ -15351,11 +15706,11 @@
       <w:pPr>
         <w:pStyle w:val="Titre3"/>
       </w:pPr>
-      <w:bookmarkStart w:id="39" w:name="_Toc230266096"/>
+      <w:bookmarkStart w:id="40" w:name="_Toc230268451"/>
       <w:r>
         <w:t>db_users.py</w:t>
       </w:r>
-      <w:bookmarkEnd w:id="39"/>
+      <w:bookmarkEnd w:id="40"/>
     </w:p>
     <w:p>
       <w:r>
@@ -15378,10 +15733,12 @@
         <w:t xml:space="preserve"> avant stockage, et ne sont jamais stockés en clair. La vérification du mot de passe lors du login utilise </w:t>
       </w:r>
       <w:proofErr w:type="spellStart"/>
+      <w:proofErr w:type="gramStart"/>
       <w:r>
         <w:t>bcrypt.checkpw</w:t>
       </w:r>
       <w:proofErr w:type="spellEnd"/>
+      <w:proofErr w:type="gramEnd"/>
       <w:r>
         <w:t>(), qui compare le mot de passe saisi (encodé en UTF-8) au hash stocké en base.</w:t>
       </w:r>
@@ -15411,11 +15768,11 @@
       <w:pPr>
         <w:pStyle w:val="Titre3"/>
       </w:pPr>
-      <w:bookmarkStart w:id="40" w:name="_Toc230266097"/>
+      <w:bookmarkStart w:id="41" w:name="_Toc230268452"/>
       <w:r>
         <w:t>logger.py</w:t>
       </w:r>
-      <w:bookmarkEnd w:id="40"/>
+      <w:bookmarkEnd w:id="41"/>
     </w:p>
     <w:p>
       <w:r>
@@ -15423,15 +15780,28 @@
       </w:r>
       <w:proofErr w:type="spellStart"/>
       <w:r>
-        <w:t>log_action</w:t>
-      </w:r>
-      <w:proofErr w:type="spellEnd"/>
-      <w:r>
-        <w:t xml:space="preserve">() est appelée depuis tous les autres modules après chaque opération significative. Elle récupère automatiquement l'identifiant de l'utilisateur connecté depuis </w:t>
-      </w:r>
-      <w:proofErr w:type="spellStart"/>
-      <w:r>
-        <w:t>st.session_state</w:t>
+        <w:t>log_</w:t>
+      </w:r>
+      <w:proofErr w:type="gramStart"/>
+      <w:r>
+        <w:t>action</w:t>
+      </w:r>
+      <w:proofErr w:type="spellEnd"/>
+      <w:r>
+        <w:t>(</w:t>
+      </w:r>
+      <w:proofErr w:type="gramEnd"/>
+      <w:r>
+        <w:t xml:space="preserve">) est appelée depuis tous les autres modules après chaque opération significative. Elle récupère automatiquement l'identifiant de l'utilisateur connecté depuis </w:t>
+      </w:r>
+      <w:proofErr w:type="spellStart"/>
+      <w:proofErr w:type="gramStart"/>
+      <w:r>
+        <w:t>st.session</w:t>
+      </w:r>
+      <w:proofErr w:type="gramEnd"/>
+      <w:r>
+        <w:t>_state</w:t>
       </w:r>
       <w:proofErr w:type="spellEnd"/>
       <w:r>
@@ -15522,8 +15892,13 @@
         </w:numPr>
       </w:pPr>
       <w:proofErr w:type="spellStart"/>
-      <w:r>
-        <w:t>create_equipment</w:t>
+      <w:proofErr w:type="gramStart"/>
+      <w:r>
+        <w:t>create</w:t>
+      </w:r>
+      <w:proofErr w:type="gramEnd"/>
+      <w:r>
+        <w:t>_equipment</w:t>
       </w:r>
       <w:proofErr w:type="spellEnd"/>
     </w:p>
@@ -15536,8 +15911,13 @@
         </w:numPr>
       </w:pPr>
       <w:proofErr w:type="spellStart"/>
-      <w:r>
-        <w:t>update_equipment</w:t>
+      <w:proofErr w:type="gramStart"/>
+      <w:r>
+        <w:t>update</w:t>
+      </w:r>
+      <w:proofErr w:type="gramEnd"/>
+      <w:r>
+        <w:t>_equipment</w:t>
       </w:r>
       <w:proofErr w:type="spellEnd"/>
     </w:p>
@@ -15550,8 +15930,13 @@
         </w:numPr>
       </w:pPr>
       <w:proofErr w:type="spellStart"/>
-      <w:r>
-        <w:t>delete_equipment</w:t>
+      <w:proofErr w:type="gramStart"/>
+      <w:r>
+        <w:t>delete</w:t>
+      </w:r>
+      <w:proofErr w:type="gramEnd"/>
+      <w:r>
+        <w:t>_equipment</w:t>
       </w:r>
       <w:proofErr w:type="spellEnd"/>
     </w:p>
@@ -15564,8 +15949,13 @@
         </w:numPr>
       </w:pPr>
       <w:proofErr w:type="spellStart"/>
-      <w:r>
-        <w:t>assign_equipment</w:t>
+      <w:proofErr w:type="gramStart"/>
+      <w:r>
+        <w:t>assign</w:t>
+      </w:r>
+      <w:proofErr w:type="gramEnd"/>
+      <w:r>
+        <w:t>_equipment</w:t>
       </w:r>
       <w:proofErr w:type="spellEnd"/>
     </w:p>
@@ -15578,8 +15968,13 @@
         </w:numPr>
       </w:pPr>
       <w:proofErr w:type="spellStart"/>
-      <w:r>
-        <w:t>ocr_scan</w:t>
+      <w:proofErr w:type="gramStart"/>
+      <w:r>
+        <w:t>ocr</w:t>
+      </w:r>
+      <w:proofErr w:type="gramEnd"/>
+      <w:r>
+        <w:t>_scan</w:t>
       </w:r>
       <w:proofErr w:type="spellEnd"/>
     </w:p>
@@ -15592,8 +15987,13 @@
         </w:numPr>
       </w:pPr>
       <w:proofErr w:type="spellStart"/>
-      <w:r>
-        <w:t>login_success</w:t>
+      <w:proofErr w:type="gramStart"/>
+      <w:r>
+        <w:t>login</w:t>
+      </w:r>
+      <w:proofErr w:type="gramEnd"/>
+      <w:r>
+        <w:t>_success</w:t>
       </w:r>
       <w:proofErr w:type="spellEnd"/>
     </w:p>
@@ -15707,12 +16107,12 @@
       <w:pPr>
         <w:pStyle w:val="Titre2"/>
       </w:pPr>
-      <w:bookmarkStart w:id="41" w:name="_Toc230266098"/>
+      <w:bookmarkStart w:id="42" w:name="_Toc230268453"/>
       <w:proofErr w:type="spellStart"/>
       <w:r>
         <w:t>Front-end</w:t>
       </w:r>
-      <w:bookmarkEnd w:id="41"/>
+      <w:bookmarkEnd w:id="42"/>
       <w:proofErr w:type="spellEnd"/>
     </w:p>
     <w:p>
@@ -15756,11 +16156,11 @@
       <w:pPr>
         <w:pStyle w:val="Titre3"/>
       </w:pPr>
-      <w:bookmarkStart w:id="42" w:name="_Toc230266099"/>
+      <w:bookmarkStart w:id="43" w:name="_Toc230268454"/>
       <w:r>
         <w:t>Tableau de bord (Dashboard)</w:t>
       </w:r>
-      <w:bookmarkEnd w:id="42"/>
+      <w:bookmarkEnd w:id="43"/>
     </w:p>
     <w:p>
       <w:r>
@@ -15955,10 +16355,12 @@
         <w:t xml:space="preserve">La première section affiche cinq métriques disposées en colonnes avec bordure grâce à </w:t>
       </w:r>
       <w:proofErr w:type="spellStart"/>
+      <w:proofErr w:type="gramStart"/>
       <w:r>
         <w:t>st.columns</w:t>
       </w:r>
       <w:proofErr w:type="spellEnd"/>
+      <w:proofErr w:type="gramEnd"/>
       <w:r>
         <w:t xml:space="preserve">(5, border=True). Chaque métrique est calculée directement depuis la liste complète des équipements récupérée en base : le total général, puis le décompte par statut (active, </w:t>
       </w:r>
@@ -16011,8 +16413,13 @@
         <w:t xml:space="preserve">. Un lien de navigation vers la page Equipements est placé au-dessus de ces métriques via </w:t>
       </w:r>
       <w:proofErr w:type="spellStart"/>
-      <w:r>
-        <w:t>st.page_link</w:t>
+      <w:proofErr w:type="gramStart"/>
+      <w:r>
+        <w:t>st.page</w:t>
+      </w:r>
+      <w:proofErr w:type="gramEnd"/>
+      <w:r>
+        <w:t>_link</w:t>
       </w:r>
       <w:proofErr w:type="spellEnd"/>
       <w:r>
@@ -16181,12 +16588,12 @@
       <w:pPr>
         <w:pStyle w:val="Titre3"/>
       </w:pPr>
-      <w:bookmarkStart w:id="43" w:name="_Toc230266100"/>
+      <w:bookmarkStart w:id="44" w:name="_Toc230268455"/>
       <w:r>
         <w:lastRenderedPageBreak/>
         <w:t>Page Equipements</w:t>
       </w:r>
-      <w:bookmarkEnd w:id="43"/>
+      <w:bookmarkEnd w:id="44"/>
     </w:p>
     <w:p>
       <w:r>
@@ -16365,10 +16772,12 @@
         <w:t xml:space="preserve"> : téléchargement des équipements filtrés au format CSV, généré en mémoire via </w:t>
       </w:r>
       <w:proofErr w:type="spellStart"/>
+      <w:proofErr w:type="gramStart"/>
       <w:r>
         <w:t>io.StringIO</w:t>
       </w:r>
       <w:proofErr w:type="spellEnd"/>
+      <w:proofErr w:type="gramEnd"/>
       <w:r>
         <w:t>.</w:t>
       </w:r>
@@ -16686,11 +17095,11 @@
       <w:pPr>
         <w:pStyle w:val="Titre3"/>
       </w:pPr>
-      <w:bookmarkStart w:id="44" w:name="_Toc230266101"/>
+      <w:bookmarkStart w:id="45" w:name="_Toc230268456"/>
       <w:r>
         <w:t>Zone de filtres</w:t>
       </w:r>
-      <w:bookmarkEnd w:id="44"/>
+      <w:bookmarkEnd w:id="45"/>
     </w:p>
     <w:p>
       <w:pPr>
@@ -16823,12 +17232,17 @@
         <w:t xml:space="preserve"> : si le filtre de type vaut "All", aucun équipement n'est exclu ; dans le cas contraire, seuls les équipements dont le champ correspondant correspond à la valeur sélectionnée sont conservés. Les filtres s'enchaînent, chacun travaillant sur le résultat du précédent, ce qui permet de les cumuler naturellement. Le tri par garantie est appliqué en dernier via la fonction </w:t>
       </w:r>
       <w:proofErr w:type="spellStart"/>
+      <w:proofErr w:type="gramStart"/>
       <w:r>
         <w:t>sorted</w:t>
       </w:r>
       <w:proofErr w:type="spellEnd"/>
       <w:r>
-        <w:t>() avec une clé lambda ; les équipements sans valeur de garantie (None) sont placés en fin de liste grâce à une valeur de substitution.</w:t>
+        <w:t>(</w:t>
+      </w:r>
+      <w:proofErr w:type="gramEnd"/>
+      <w:r>
+        <w:t>) avec une clé lambda ; les équipements sans valeur de garantie (None) sont placés en fin de liste grâce à une valeur de substitution.</w:t>
       </w:r>
     </w:p>
     <w:p>
@@ -16841,10 +17255,12 @@
         <w:t xml:space="preserve">Chaque équipement de la liste filtrée est rendu sous forme de carte via un bloc HTML injecté avec </w:t>
       </w:r>
       <w:proofErr w:type="spellStart"/>
+      <w:proofErr w:type="gramStart"/>
       <w:r>
         <w:t>st.markdown</w:t>
       </w:r>
       <w:proofErr w:type="spellEnd"/>
+      <w:proofErr w:type="gramEnd"/>
       <w:r>
         <w:t xml:space="preserve">(..., </w:t>
       </w:r>
@@ -16894,12 +17310,12 @@
       <w:pPr>
         <w:pStyle w:val="Titre2"/>
       </w:pPr>
-      <w:bookmarkStart w:id="45" w:name="_Toc230266102"/>
+      <w:bookmarkStart w:id="46" w:name="_Toc230268457"/>
       <w:r>
         <w:lastRenderedPageBreak/>
         <w:t>Module OCR</w:t>
       </w:r>
-      <w:bookmarkEnd w:id="45"/>
+      <w:bookmarkEnd w:id="46"/>
     </w:p>
     <w:p>
       <w:r>
@@ -16958,7 +17374,15 @@
       </w:r>
       <w:proofErr w:type="spellEnd"/>
       <w:r>
-        <w:t xml:space="preserve"> pour la détection, CRNN pour la reconnaissance) pré-entraînés sur des corpus multilingues. Le modèle est chargé en cache via @st.cache_resource pour éviter un rechargement à chaque interaction, optimisant ainsi les performances.</w:t>
+        <w:t xml:space="preserve"> pour la détection, CRNN pour la reconnaissance) pré-entraînés sur des corpus multilingues. Le modèle est chargé en cache via @</w:t>
+      </w:r>
+      <w:proofErr w:type="gramStart"/>
+      <w:r>
+        <w:t>st.cache</w:t>
+      </w:r>
+      <w:proofErr w:type="gramEnd"/>
+      <w:r>
+        <w:t>_resource pour éviter un rechargement à chaque interaction, optimisant ainsi les performances.</w:t>
       </w:r>
     </w:p>
     <w:p>
@@ -16972,14 +17396,24 @@
     </w:p>
     <w:p>
       <w:proofErr w:type="spellStart"/>
-      <w:r>
-        <w:t>ocr_predictor</w:t>
+      <w:proofErr w:type="gramStart"/>
+      <w:r>
+        <w:t>ocr</w:t>
+      </w:r>
+      <w:proofErr w:type="gramEnd"/>
+      <w:r>
+        <w:t>_</w:t>
+      </w:r>
+      <w:proofErr w:type="gramStart"/>
+      <w:r>
+        <w:t>predictor</w:t>
       </w:r>
       <w:proofErr w:type="spellEnd"/>
       <w:r>
         <w:t>(</w:t>
       </w:r>
       <w:proofErr w:type="spellStart"/>
+      <w:proofErr w:type="gramEnd"/>
       <w:r>
         <w:t>pretrained</w:t>
       </w:r>
@@ -17054,16 +17488,26 @@
         <w:t xml:space="preserve"> Capture : l'utilisateur prend une photo via la caméra (</w:t>
       </w:r>
       <w:proofErr w:type="spellStart"/>
-      <w:r>
-        <w:t>st.camera_input</w:t>
+      <w:proofErr w:type="gramStart"/>
+      <w:r>
+        <w:t>st.camera</w:t>
+      </w:r>
+      <w:proofErr w:type="gramEnd"/>
+      <w:r>
+        <w:t>_input</w:t>
       </w:r>
       <w:proofErr w:type="spellEnd"/>
       <w:r>
         <w:t>) ou uploade un fichier image (</w:t>
       </w:r>
       <w:proofErr w:type="spellStart"/>
-      <w:r>
-        <w:t>st.file_uploader</w:t>
+      <w:proofErr w:type="gramStart"/>
+      <w:r>
+        <w:t>st.file</w:t>
+      </w:r>
+      <w:proofErr w:type="gramEnd"/>
+      <w:r>
+        <w:t>_uploader</w:t>
       </w:r>
       <w:proofErr w:type="spellEnd"/>
       <w:r>
@@ -17172,17 +17616,27 @@
       </w:r>
       <w:proofErr w:type="spellStart"/>
       <w:r>
-        <w:t>fake_dell_api</w:t>
-      </w:r>
-      <w:proofErr w:type="spellEnd"/>
-      <w:r>
-        <w:t>() simule l'appel à une API Dell réelle. Elle utilise le service tag comme graine (</w:t>
-      </w:r>
-      <w:proofErr w:type="spellStart"/>
+        <w:t>fake_dell_</w:t>
+      </w:r>
+      <w:proofErr w:type="gramStart"/>
+      <w:r>
+        <w:t>api</w:t>
+      </w:r>
+      <w:proofErr w:type="spellEnd"/>
+      <w:r>
+        <w:t>(</w:t>
+      </w:r>
+      <w:proofErr w:type="gramEnd"/>
+      <w:r>
+        <w:t>) simule l'appel à une API Dell réelle. Elle utilise le service tag comme graine (</w:t>
+      </w:r>
+      <w:proofErr w:type="spellStart"/>
+      <w:proofErr w:type="gramStart"/>
       <w:r>
         <w:t>random.seed</w:t>
       </w:r>
       <w:proofErr w:type="spellEnd"/>
+      <w:proofErr w:type="gramEnd"/>
       <w:r>
         <w:t>) pour retourner des données d'équipement cohérentes et reproductibles (modèle, garantie, fournisseur).</w:t>
       </w:r>
@@ -17280,11 +17734,11 @@
       <w:pPr>
         <w:pStyle w:val="Titre2"/>
       </w:pPr>
-      <w:bookmarkStart w:id="46" w:name="_Toc230266103"/>
+      <w:bookmarkStart w:id="47" w:name="_Toc230268458"/>
       <w:r>
         <w:t>Journalisation (logs)</w:t>
       </w:r>
-      <w:bookmarkEnd w:id="46"/>
+      <w:bookmarkEnd w:id="47"/>
     </w:p>
     <w:p>
       <w:r>
@@ -17379,11 +17833,19 @@
       </w:r>
       <w:proofErr w:type="spellStart"/>
       <w:r>
-        <w:t>log_action</w:t>
-      </w:r>
-      <w:proofErr w:type="spellEnd"/>
-      <w:r>
-        <w:t xml:space="preserve">(). Cette fonction est appelée depuis tous les modules du </w:t>
+        <w:t>log_</w:t>
+      </w:r>
+      <w:proofErr w:type="gramStart"/>
+      <w:r>
+        <w:t>action</w:t>
+      </w:r>
+      <w:proofErr w:type="spellEnd"/>
+      <w:r>
+        <w:t>(</w:t>
+      </w:r>
+      <w:proofErr w:type="gramEnd"/>
+      <w:r>
+        <w:t xml:space="preserve">). Cette fonction est appelée depuis tous les modules du </w:t>
       </w:r>
       <w:proofErr w:type="spellStart"/>
       <w:r>
@@ -17394,8 +17856,13 @@
         <w:t xml:space="preserve"> (db_equipements.py, db_users.py, auth.py) après chaque opération significative. Elle récupère automatiquement l'identifiant de l'utilisateur connecté depuis </w:t>
       </w:r>
       <w:proofErr w:type="spellStart"/>
-      <w:r>
-        <w:t>st.session_state</w:t>
+      <w:proofErr w:type="gramStart"/>
+      <w:r>
+        <w:t>st.session</w:t>
+      </w:r>
+      <w:proofErr w:type="gramEnd"/>
+      <w:r>
+        <w:t>_state</w:t>
       </w:r>
       <w:proofErr w:type="spellEnd"/>
       <w:r>
@@ -17445,11 +17912,19 @@
       </w:r>
       <w:proofErr w:type="spellEnd"/>
       <w:r>
-        <w:t xml:space="preserve"> (objet JSONB contenant les données contextuelles, par exemple les champs modifiés lors d'un </w:t>
-      </w:r>
-      <w:proofErr w:type="spellStart"/>
-      <w:r>
-        <w:t>update_equipment</w:t>
+        <w:t xml:space="preserve"> (objet JSONB contenant les données contextuelles, par exemple les champs modifiés lors </w:t>
+      </w:r>
+      <w:proofErr w:type="gramStart"/>
+      <w:r>
+        <w:t xml:space="preserve">d'un </w:t>
+      </w:r>
+      <w:proofErr w:type="spellStart"/>
+      <w:r>
+        <w:t>update</w:t>
+      </w:r>
+      <w:proofErr w:type="gramEnd"/>
+      <w:r>
+        <w:t>_equipment</w:t>
       </w:r>
       <w:proofErr w:type="spellEnd"/>
       <w:r>
@@ -17647,7 +18122,7 @@
       <w:pPr>
         <w:pStyle w:val="Titre2"/>
       </w:pPr>
-      <w:bookmarkStart w:id="47" w:name="_Toc230266104"/>
+      <w:bookmarkStart w:id="48" w:name="_Toc230268459"/>
       <w:proofErr w:type="spellStart"/>
       <w:r>
         <w:t>Versionnement</w:t>
@@ -17656,7 +18131,7 @@
       <w:r>
         <w:t xml:space="preserve"> (Git)</w:t>
       </w:r>
-      <w:bookmarkEnd w:id="47"/>
+      <w:bookmarkEnd w:id="48"/>
     </w:p>
     <w:p>
       <w:r>
@@ -17802,22 +18277,22 @@
       <w:pPr>
         <w:pStyle w:val="Titre1"/>
       </w:pPr>
-      <w:bookmarkStart w:id="48" w:name="_Toc230266105"/>
+      <w:bookmarkStart w:id="49" w:name="_Toc230268460"/>
       <w:r>
         <w:lastRenderedPageBreak/>
         <w:t>Tests</w:t>
       </w:r>
-      <w:bookmarkEnd w:id="48"/>
+      <w:bookmarkEnd w:id="49"/>
     </w:p>
     <w:p>
       <w:pPr>
         <w:pStyle w:val="Titre2"/>
       </w:pPr>
-      <w:bookmarkStart w:id="49" w:name="_Toc230266106"/>
+      <w:bookmarkStart w:id="50" w:name="_Toc230268461"/>
       <w:r>
         <w:t>Environnement de test</w:t>
       </w:r>
-      <w:bookmarkEnd w:id="49"/>
+      <w:bookmarkEnd w:id="50"/>
     </w:p>
     <w:p>
       <w:r>
@@ -17902,7 +18377,15 @@
         </w:numPr>
       </w:pPr>
       <w:r>
-        <w:t>Serveur de développement : localhost:8501</w:t>
+        <w:t xml:space="preserve">Serveur de développement : </w:t>
+      </w:r>
+      <w:proofErr w:type="gramStart"/>
+      <w:r>
+        <w:t>localhost:</w:t>
+      </w:r>
+      <w:proofErr w:type="gramEnd"/>
+      <w:r>
+        <w:t>8501</w:t>
       </w:r>
     </w:p>
     <w:p>
@@ -18011,12 +18494,12 @@
       <w:pPr>
         <w:pStyle w:val="Titre2"/>
       </w:pPr>
-      <w:bookmarkStart w:id="50" w:name="_Toc230266107"/>
+      <w:bookmarkStart w:id="51" w:name="_Toc230268462"/>
       <w:r>
         <w:lastRenderedPageBreak/>
         <w:t>Cas de test</w:t>
       </w:r>
-      <w:bookmarkEnd w:id="50"/>
+      <w:bookmarkEnd w:id="51"/>
     </w:p>
     <w:tbl>
       <w:tblPr>
@@ -18476,11 +18959,19 @@
             </w:r>
             <w:proofErr w:type="spellStart"/>
             <w:r>
-              <w:t>require_role</w:t>
+              <w:t>require_</w:t>
+            </w:r>
+            <w:proofErr w:type="gramStart"/>
+            <w:r>
+              <w:t>role</w:t>
             </w:r>
             <w:proofErr w:type="spellEnd"/>
             <w:r>
-              <w:t>()</w:t>
+              <w:t>(</w:t>
+            </w:r>
+            <w:proofErr w:type="gramEnd"/>
+            <w:r>
+              <w:t>)</w:t>
             </w:r>
           </w:p>
         </w:tc>
@@ -18837,7 +19328,15 @@
           </w:tcPr>
           <w:p>
             <w:r>
-              <w:t xml:space="preserve">Résultats filtrés correctement via .or_() </w:t>
+              <w:t xml:space="preserve">Résultats filtrés correctement </w:t>
+            </w:r>
+            <w:proofErr w:type="gramStart"/>
+            <w:r>
+              <w:t>via .or_(</w:t>
+            </w:r>
+            <w:proofErr w:type="gramEnd"/>
+            <w:r>
+              <w:t xml:space="preserve">) </w:t>
             </w:r>
             <w:proofErr w:type="spellStart"/>
             <w:r>
@@ -19098,11 +19597,19 @@
             </w:r>
             <w:proofErr w:type="spellStart"/>
             <w:r>
-              <w:t>fake_dell_api</w:t>
+              <w:t>fake_dell_</w:t>
+            </w:r>
+            <w:proofErr w:type="gramStart"/>
+            <w:r>
+              <w:t>api</w:t>
             </w:r>
             <w:proofErr w:type="spellEnd"/>
             <w:r>
-              <w:t>()</w:t>
+              <w:t>(</w:t>
+            </w:r>
+            <w:proofErr w:type="gramEnd"/>
+            <w:r>
+              <w:t>)</w:t>
             </w:r>
           </w:p>
         </w:tc>
@@ -19440,8 +19947,13 @@
             </w:r>
             <w:proofErr w:type="spellEnd"/>
             <w:r>
-              <w:t xml:space="preserve"> enregistré</w:t>
-            </w:r>
+              <w:t xml:space="preserve"> </w:t>
+            </w:r>
+            <w:proofErr w:type="gramStart"/>
+            <w:r>
+              <w:t>enregistré</w:t>
+            </w:r>
+            <w:proofErr w:type="gramEnd"/>
           </w:p>
         </w:tc>
         <w:tc>
@@ -19554,12 +20066,12 @@
       <w:pPr>
         <w:pStyle w:val="Titre2"/>
       </w:pPr>
-      <w:bookmarkStart w:id="51" w:name="_Toc230266108"/>
+      <w:bookmarkStart w:id="52" w:name="_Toc230268463"/>
       <w:r>
         <w:lastRenderedPageBreak/>
         <w:t>Résultats et corrections</w:t>
       </w:r>
-      <w:bookmarkEnd w:id="51"/>
+      <w:bookmarkEnd w:id="52"/>
     </w:p>
     <w:p>
       <w:r>
@@ -19655,11 +20167,19 @@
       </w:r>
       <w:proofErr w:type="spellStart"/>
       <w:r>
-        <w:t>get_warranty_remaining</w:t>
-      </w:r>
-      <w:proofErr w:type="spellEnd"/>
-      <w:r>
-        <w:t xml:space="preserve">() levait une exception </w:t>
+        <w:t>get_warranty_</w:t>
+      </w:r>
+      <w:proofErr w:type="gramStart"/>
+      <w:r>
+        <w:t>remaining</w:t>
+      </w:r>
+      <w:proofErr w:type="spellEnd"/>
+      <w:r>
+        <w:t>(</w:t>
+      </w:r>
+      <w:proofErr w:type="gramEnd"/>
+      <w:r>
+        <w:t xml:space="preserve">) levait une exception </w:t>
       </w:r>
       <w:proofErr w:type="spellStart"/>
       <w:r>
@@ -19817,22 +20337,22 @@
       <w:pPr>
         <w:pStyle w:val="Titre1"/>
       </w:pPr>
-      <w:bookmarkStart w:id="52" w:name="_Toc230266109"/>
+      <w:bookmarkStart w:id="53" w:name="_Toc230268464"/>
       <w:r>
         <w:lastRenderedPageBreak/>
         <w:t>Manuel d'exploitation</w:t>
       </w:r>
-      <w:bookmarkEnd w:id="52"/>
+      <w:bookmarkEnd w:id="53"/>
     </w:p>
     <w:p>
       <w:pPr>
         <w:pStyle w:val="Titre2"/>
       </w:pPr>
-      <w:bookmarkStart w:id="53" w:name="_Toc230266110"/>
+      <w:bookmarkStart w:id="54" w:name="_Toc230268465"/>
       <w:r>
         <w:t>Installation et déploiement</w:t>
       </w:r>
-      <w:bookmarkEnd w:id="53"/>
+      <w:bookmarkEnd w:id="54"/>
     </w:p>
     <w:p>
       <w:pPr>
@@ -20020,10 +20540,12 @@
         <w:t>« </w:t>
       </w:r>
       <w:proofErr w:type="spellStart"/>
+      <w:proofErr w:type="gramStart"/>
       <w:r>
         <w:t>pip</w:t>
       </w:r>
       <w:proofErr w:type="spellEnd"/>
+      <w:proofErr w:type="gramEnd"/>
       <w:r>
         <w:t xml:space="preserve"> </w:t>
       </w:r>
@@ -20054,10 +20576,12 @@
         <w:t>« </w:t>
       </w:r>
       <w:proofErr w:type="spellStart"/>
+      <w:proofErr w:type="gramStart"/>
       <w:r>
         <w:t>streamlit</w:t>
       </w:r>
       <w:proofErr w:type="spellEnd"/>
+      <w:proofErr w:type="gramEnd"/>
       <w:r>
         <w:t xml:space="preserve"> run main.py »</w:t>
       </w:r>
@@ -20067,11 +20591,11 @@
       <w:pPr>
         <w:pStyle w:val="Titre3"/>
       </w:pPr>
-      <w:bookmarkStart w:id="54" w:name="_Toc230266111"/>
+      <w:bookmarkStart w:id="55" w:name="_Toc230268466"/>
       <w:r>
         <w:t>Infrastructure et composants</w:t>
       </w:r>
-      <w:bookmarkEnd w:id="54"/>
+      <w:bookmarkEnd w:id="55"/>
     </w:p>
     <w:p>
       <w:r>
@@ -20203,11 +20727,11 @@
       <w:pPr>
         <w:pStyle w:val="Titre3"/>
       </w:pPr>
-      <w:bookmarkStart w:id="55" w:name="_Toc230266112"/>
+      <w:bookmarkStart w:id="56" w:name="_Toc230268467"/>
       <w:r>
         <w:t>Responsabilités et gestion des accès</w:t>
       </w:r>
-      <w:bookmarkEnd w:id="55"/>
+      <w:bookmarkEnd w:id="56"/>
     </w:p>
     <w:p>
       <w:r>
@@ -20226,11 +20750,11 @@
       <w:pPr>
         <w:pStyle w:val="Titre3"/>
       </w:pPr>
-      <w:bookmarkStart w:id="56" w:name="_Toc230266113"/>
+      <w:bookmarkStart w:id="57" w:name="_Toc230268468"/>
       <w:r>
         <w:t>Mise à jour de l’application</w:t>
       </w:r>
-      <w:bookmarkEnd w:id="56"/>
+      <w:bookmarkEnd w:id="57"/>
     </w:p>
     <w:p>
       <w:r>
@@ -20265,11 +20789,11 @@
       <w:pPr>
         <w:pStyle w:val="Titre3"/>
       </w:pPr>
-      <w:bookmarkStart w:id="57" w:name="_Toc230266114"/>
+      <w:bookmarkStart w:id="58" w:name="_Toc230268469"/>
       <w:r>
         <w:t>Dépannage courant</w:t>
       </w:r>
-      <w:bookmarkEnd w:id="57"/>
+      <w:bookmarkEnd w:id="58"/>
     </w:p>
     <w:p>
       <w:pPr>
@@ -20325,10 +20849,12 @@
         <w:t xml:space="preserve"> run main.py --</w:t>
       </w:r>
       <w:proofErr w:type="spellStart"/>
+      <w:proofErr w:type="gramStart"/>
       <w:r>
         <w:t>server.port</w:t>
       </w:r>
       <w:proofErr w:type="spellEnd"/>
+      <w:proofErr w:type="gramEnd"/>
       <w:r>
         <w:t xml:space="preserve"> 8502.</w:t>
       </w:r>
@@ -20385,29 +20911,53 @@
         <w:t xml:space="preserve"> télécharge les poids du modèle au premier appel puis les met en cache.</w:t>
       </w:r>
     </w:p>
-    <w:p>
-      <w:pPr>
-        <w:rPr>
-          <w:rFonts w:ascii="Arial Black" w:eastAsiaTheme="majorEastAsia" w:hAnsi="Arial Black" w:cstheme="majorBidi"/>
-          <w:color w:val="0F4761" w:themeColor="accent1" w:themeShade="BF"/>
-          <w:sz w:val="40"/>
-          <w:szCs w:val="40"/>
-        </w:rPr>
-      </w:pPr>
+    <w:p/>
+    <w:p>
       <w:r>
         <w:br w:type="page"/>
       </w:r>
     </w:p>
     <w:p>
       <w:pPr>
+        <w:pStyle w:val="Titre3"/>
+      </w:pPr>
+      <w:bookmarkStart w:id="59" w:name="_Toc230268470"/>
+      <w:r>
+        <w:lastRenderedPageBreak/>
+        <w:t>Processus de maintenance</w:t>
+      </w:r>
+      <w:bookmarkEnd w:id="59"/>
+    </w:p>
+    <w:p>
+      <w:r>
+        <w:t xml:space="preserve">La maintenance de l'application suit un cycle défini. Les mises à jour de dépendances Python doivent être effectuées trimestriellement via </w:t>
+      </w:r>
+      <w:proofErr w:type="spellStart"/>
+      <w:r>
+        <w:t>pip</w:t>
+      </w:r>
+      <w:proofErr w:type="spellEnd"/>
+      <w:r>
+        <w:t xml:space="preserve"> </w:t>
+      </w:r>
+      <w:proofErr w:type="spellStart"/>
+      <w:r>
+        <w:t>install</w:t>
+      </w:r>
+      <w:proofErr w:type="spellEnd"/>
+      <w:r>
+        <w:t xml:space="preserve"> --upgrade -r requirements.txt, après validation sur un environnement de test. Les exports CSV de sauvegarde doivent être réalisés mensuellement par un administrateur et archivés localement. En cas d'anomalie signalée par un utilisateur, la première étape de diagnostic consiste à consulter les logs d'activité via la page Logs de l'application avant toute intervention technique.</w:t>
+      </w:r>
+    </w:p>
+    <w:p>
+      <w:pPr>
         <w:pStyle w:val="Titre1"/>
       </w:pPr>
-      <w:bookmarkStart w:id="58" w:name="_Toc230266115"/>
-      <w:r>
-        <w:lastRenderedPageBreak/>
+      <w:bookmarkStart w:id="60" w:name="_Toc230268471"/>
+      <w:r>
         <w:t>Manuel d'utilisation</w:t>
       </w:r>
-      <w:bookmarkEnd w:id="58"/>
+      <w:bookmarkEnd w:id="60"/>
     </w:p>
     <w:p>
       <w:r>
@@ -20418,11 +20968,11 @@
       <w:pPr>
         <w:pStyle w:val="Titre3"/>
       </w:pPr>
-      <w:bookmarkStart w:id="59" w:name="_Toc230266116"/>
+      <w:bookmarkStart w:id="61" w:name="_Toc230268472"/>
       <w:r>
         <w:t>Connexion à l'application</w:t>
       </w:r>
-      <w:bookmarkEnd w:id="59"/>
+      <w:bookmarkEnd w:id="61"/>
     </w:p>
     <w:p>
       <w:pPr>
@@ -20510,15 +21060,19 @@
       <w:pPr>
         <w:pStyle w:val="Titre3"/>
       </w:pPr>
-      <w:bookmarkStart w:id="60" w:name="_Toc230266117"/>
+      <w:bookmarkStart w:id="62" w:name="_Toc230268473"/>
       <w:r>
         <w:t>Tableau de bord (Dashboard)</w:t>
       </w:r>
-      <w:bookmarkEnd w:id="60"/>
-    </w:p>
-    <w:p>
-      <w:r>
-        <w:t>Le Dashboard est accessible à tous les utilisateurs connectés. Il affiche en temps réel : les métriques globales du parc (total, actifs, en stock, en réparation, expirés), la répartition par type d'équipement (graphique à barres), la répartition par statut (diagramme circulaire), la liste des équipements dont la garantie expire dans les 90 prochains jours, et le journal des 20 dernières actions.</w:t>
+      <w:bookmarkEnd w:id="62"/>
+    </w:p>
+    <w:p>
+      <w:r>
+        <w:t xml:space="preserve">Le Dashboard est accessible à tous les utilisateurs connectés. Il affiche en temps réel : les métriques globales du parc (total, actifs, en stock, en réparation, expirés), la </w:t>
+      </w:r>
+      <w:r>
+        <w:lastRenderedPageBreak/>
+        <w:t>répartition par type d'équipement (graphique à barres), la répartition par statut (diagramme circulaire), la liste des équipements dont la garantie expire dans les 90 prochains jours, et le journal des 20 dernières actions.</w:t>
       </w:r>
     </w:p>
     <w:p>
@@ -20538,12 +21092,12 @@
       <w:pPr>
         <w:pStyle w:val="Titre3"/>
       </w:pPr>
-      <w:bookmarkStart w:id="61" w:name="_Toc230266118"/>
+      <w:bookmarkStart w:id="63" w:name="_Toc230268474"/>
       <w:r>
         <w:lastRenderedPageBreak/>
         <w:t>Gestion des équipements (Administrateur uniquement pour les modifications)</w:t>
       </w:r>
-      <w:bookmarkEnd w:id="61"/>
+      <w:bookmarkEnd w:id="63"/>
     </w:p>
     <w:p>
       <w:pPr>
@@ -20774,10 +21328,7 @@
                               </w:r>
                             </w:fldSimple>
                             <w:r>
-                              <w:t xml:space="preserve"> Filtres et recherches de la page </w:t>
-                            </w:r>
-                            <w:r>
-                              <w:t>equipments</w:t>
+                              <w:t xml:space="preserve"> Filtres et recherches de la page equipments</w:t>
                             </w:r>
                           </w:p>
                         </w:txbxContent>
@@ -20815,10 +21366,7 @@
                         </w:r>
                       </w:fldSimple>
                       <w:r>
-                        <w:t xml:space="preserve"> Filtres et recherches de la page </w:t>
-                      </w:r>
-                      <w:r>
-                        <w:t>equipments</w:t>
+                        <w:t xml:space="preserve"> Filtres et recherches de la page equipments</w:t>
                       </w:r>
                     </w:p>
                   </w:txbxContent>
@@ -21194,12 +21742,12 @@
       <w:pPr>
         <w:pStyle w:val="Titre3"/>
       </w:pPr>
-      <w:bookmarkStart w:id="62" w:name="_Toc230266119"/>
+      <w:bookmarkStart w:id="64" w:name="_Toc230268475"/>
       <w:r>
         <w:lastRenderedPageBreak/>
         <w:t>Gestion des utilisateurs (Administrateur uniquement)</w:t>
       </w:r>
-      <w:bookmarkEnd w:id="62"/>
+      <w:bookmarkEnd w:id="64"/>
     </w:p>
     <w:p>
       <w:r>
@@ -21285,10 +21833,7 @@
                               </w:r>
                             </w:fldSimple>
                             <w:r>
-                              <w:t xml:space="preserve"> Vue globale de la page </w:t>
-                            </w:r>
-                            <w:r>
-                              <w:t>users</w:t>
+                              <w:t xml:space="preserve"> Vue globale de la page users</w:t>
                             </w:r>
                           </w:p>
                         </w:txbxContent>
@@ -21329,10 +21874,7 @@
                         </w:r>
                       </w:fldSimple>
                       <w:r>
-                        <w:t xml:space="preserve"> Vue globale de la page </w:t>
-                      </w:r>
-                      <w:r>
-                        <w:t>users</w:t>
+                        <w:t xml:space="preserve"> Vue globale de la page users</w:t>
                       </w:r>
                     </w:p>
                   </w:txbxContent>
@@ -21484,12 +22026,12 @@
       <w:pPr>
         <w:pStyle w:val="Titre3"/>
       </w:pPr>
-      <w:bookmarkStart w:id="63" w:name="_Toc230266120"/>
+      <w:bookmarkStart w:id="65" w:name="_Toc230268476"/>
       <w:r>
         <w:lastRenderedPageBreak/>
         <w:t>Paramètres personnels</w:t>
       </w:r>
-      <w:bookmarkEnd w:id="63"/>
+      <w:bookmarkEnd w:id="65"/>
     </w:p>
     <w:p>
       <w:pPr>
@@ -21576,11 +22118,11 @@
       <w:pPr>
         <w:pStyle w:val="Titre3"/>
       </w:pPr>
-      <w:bookmarkStart w:id="64" w:name="_Toc230266121"/>
+      <w:bookmarkStart w:id="66" w:name="_Toc230268477"/>
       <w:r>
         <w:t>Déconnexion</w:t>
       </w:r>
-      <w:bookmarkEnd w:id="64"/>
+      <w:bookmarkEnd w:id="66"/>
     </w:p>
     <w:p>
       <w:pPr>
@@ -21674,22 +22216,22 @@
       <w:pPr>
         <w:pStyle w:val="Titre1"/>
       </w:pPr>
-      <w:bookmarkStart w:id="65" w:name="_Toc230266122"/>
+      <w:bookmarkStart w:id="67" w:name="_Toc230268478"/>
       <w:r>
         <w:lastRenderedPageBreak/>
         <w:t>Conclusion personnelle</w:t>
       </w:r>
-      <w:bookmarkEnd w:id="65"/>
+      <w:bookmarkEnd w:id="67"/>
     </w:p>
     <w:p>
       <w:pPr>
         <w:pStyle w:val="Titre3"/>
       </w:pPr>
-      <w:bookmarkStart w:id="66" w:name="_Toc230266123"/>
+      <w:bookmarkStart w:id="68" w:name="_Toc230268479"/>
       <w:r>
         <w:t>Défis rencontrés</w:t>
       </w:r>
-      <w:bookmarkEnd w:id="66"/>
+      <w:bookmarkEnd w:id="68"/>
     </w:p>
     <w:p>
       <w:r>
@@ -21726,11 +22268,11 @@
       <w:pPr>
         <w:pStyle w:val="Titre3"/>
       </w:pPr>
-      <w:bookmarkStart w:id="67" w:name="_Toc230266124"/>
+      <w:bookmarkStart w:id="69" w:name="_Toc230268480"/>
       <w:r>
         <w:t>Expériences d'apprentissage</w:t>
       </w:r>
-      <w:bookmarkEnd w:id="67"/>
+      <w:bookmarkEnd w:id="69"/>
     </w:p>
     <w:p>
       <w:r>
@@ -21789,11 +22331,11 @@
       <w:pPr>
         <w:pStyle w:val="Titre3"/>
       </w:pPr>
-      <w:bookmarkStart w:id="68" w:name="_Toc230266125"/>
+      <w:bookmarkStart w:id="70" w:name="_Toc230268481"/>
       <w:r>
         <w:t>Perspectives de développement</w:t>
       </w:r>
-      <w:bookmarkEnd w:id="68"/>
+      <w:bookmarkEnd w:id="70"/>
     </w:p>
     <w:p>
       <w:r>
@@ -21812,11 +22354,11 @@
       <w:pPr>
         <w:pStyle w:val="Titre3"/>
       </w:pPr>
-      <w:bookmarkStart w:id="69" w:name="_Toc230266126"/>
+      <w:bookmarkStart w:id="71" w:name="_Toc230268482"/>
       <w:r>
         <w:t>Appréciation de l'atteinte des objectifs</w:t>
       </w:r>
-      <w:bookmarkEnd w:id="69"/>
+      <w:bookmarkEnd w:id="71"/>
     </w:p>
     <w:p>
       <w:r>
@@ -21861,22 +22403,22 @@
       <w:pPr>
         <w:pStyle w:val="Titre1"/>
       </w:pPr>
-      <w:bookmarkStart w:id="70" w:name="_Toc230266127"/>
+      <w:bookmarkStart w:id="72" w:name="_Toc230268483"/>
       <w:r>
         <w:lastRenderedPageBreak/>
         <w:t>Annexes</w:t>
       </w:r>
-      <w:bookmarkEnd w:id="70"/>
+      <w:bookmarkEnd w:id="72"/>
     </w:p>
     <w:p>
       <w:pPr>
         <w:pStyle w:val="Titre2"/>
       </w:pPr>
-      <w:bookmarkStart w:id="71" w:name="_Toc230266128"/>
+      <w:bookmarkStart w:id="73" w:name="_Toc230268484"/>
       <w:r>
         <w:t>Glossaire</w:t>
       </w:r>
-      <w:bookmarkEnd w:id="71"/>
+      <w:bookmarkEnd w:id="73"/>
     </w:p>
     <w:tbl>
       <w:tblPr>
@@ -21961,6 +22503,7 @@
           </w:tcPr>
           <w:p>
             <w:proofErr w:type="spellStart"/>
+            <w:proofErr w:type="gramStart"/>
             <w:r>
               <w:rPr>
                 <w:b/>
@@ -21969,6 +22512,7 @@
               <w:t>bcrypt</w:t>
             </w:r>
             <w:proofErr w:type="spellEnd"/>
+            <w:proofErr w:type="gramEnd"/>
           </w:p>
         </w:tc>
         <w:tc>
@@ -22096,6 +22640,7 @@
           </w:tcPr>
           <w:p>
             <w:proofErr w:type="spellStart"/>
+            <w:proofErr w:type="gramStart"/>
             <w:r>
               <w:rPr>
                 <w:b/>
@@ -22104,6 +22649,7 @@
               <w:t>doctr</w:t>
             </w:r>
             <w:proofErr w:type="spellEnd"/>
+            <w:proofErr w:type="gramEnd"/>
           </w:p>
         </w:tc>
         <w:tc>
@@ -22390,6 +22936,7 @@
           </w:tcPr>
           <w:p>
             <w:proofErr w:type="spellStart"/>
+            <w:proofErr w:type="gramStart"/>
             <w:r>
               <w:rPr>
                 <w:b/>
@@ -22399,6 +22946,7 @@
               <w:t>pip</w:t>
             </w:r>
             <w:proofErr w:type="spellEnd"/>
+            <w:proofErr w:type="gramEnd"/>
           </w:p>
         </w:tc>
         <w:tc>
@@ -22600,8 +23148,13 @@
               <w:t xml:space="preserve">Mécanisme permettant de conserver l'état d'un utilisateur entre plusieurs requêtes HTTP. Géré ici via </w:t>
             </w:r>
             <w:proofErr w:type="spellStart"/>
-            <w:r>
-              <w:t>st.session_state</w:t>
+            <w:proofErr w:type="gramStart"/>
+            <w:r>
+              <w:t>st.session</w:t>
+            </w:r>
+            <w:proofErr w:type="gramEnd"/>
+            <w:r>
+              <w:t>_state</w:t>
             </w:r>
             <w:proofErr w:type="spellEnd"/>
             <w:r>
@@ -22806,6 +23359,7 @@
           </w:tcPr>
           <w:p>
             <w:proofErr w:type="spellStart"/>
+            <w:proofErr w:type="gramStart"/>
             <w:r>
               <w:rPr>
                 <w:b/>
@@ -22814,6 +23368,7 @@
               <w:t>venv</w:t>
             </w:r>
             <w:proofErr w:type="spellEnd"/>
+            <w:proofErr w:type="gramEnd"/>
           </w:p>
         </w:tc>
         <w:tc>
@@ -22832,7 +23387,7 @@
       <w:pPr>
         <w:pStyle w:val="Titre2"/>
       </w:pPr>
-      <w:bookmarkStart w:id="72" w:name="_Toc230266129"/>
+      <w:bookmarkStart w:id="74" w:name="_Toc230268485"/>
       <w:r>
         <w:t xml:space="preserve">Dépôt </w:t>
       </w:r>
@@ -22840,7 +23395,7 @@
       <w:r>
         <w:t>Github</w:t>
       </w:r>
-      <w:bookmarkEnd w:id="72"/>
+      <w:bookmarkEnd w:id="74"/>
       <w:proofErr w:type="spellEnd"/>
     </w:p>
     <w:p>
@@ -22860,11 +23415,11 @@
       <w:pPr>
         <w:pStyle w:val="Titre2"/>
       </w:pPr>
-      <w:bookmarkStart w:id="73" w:name="_Toc230266130"/>
+      <w:bookmarkStart w:id="75" w:name="_Toc230268486"/>
       <w:r>
         <w:t>Sources et références</w:t>
       </w:r>
-      <w:bookmarkEnd w:id="73"/>
+      <w:bookmarkEnd w:id="75"/>
     </w:p>
     <w:p>
       <w:pPr>
@@ -23175,12 +23730,12 @@
       <w:pPr>
         <w:pStyle w:val="Titre2"/>
       </w:pPr>
-      <w:bookmarkStart w:id="74" w:name="_Toc230266131"/>
+      <w:bookmarkStart w:id="76" w:name="_Toc230268487"/>
       <w:r>
         <w:lastRenderedPageBreak/>
         <w:t>Déclaration d’utilisation de l’IA</w:t>
       </w:r>
-      <w:bookmarkEnd w:id="74"/>
+      <w:bookmarkEnd w:id="76"/>
     </w:p>
     <w:p>
       <w:r>
@@ -23204,11 +23759,11 @@
       <w:pPr>
         <w:pStyle w:val="Titre3"/>
       </w:pPr>
-      <w:bookmarkStart w:id="75" w:name="_Toc230266132"/>
+      <w:bookmarkStart w:id="77" w:name="_Toc230268488"/>
       <w:r>
         <w:t>Parties du travail concernées :</w:t>
       </w:r>
-      <w:bookmarkEnd w:id="75"/>
+      <w:bookmarkEnd w:id="77"/>
     </w:p>
     <w:p>
       <w:pPr>
@@ -23298,7 +23853,15 @@
         <w:t>.</w:t>
       </w:r>
       <w:r>
-        <w:t xml:space="preserve"> Les fichiers sont disponibles sous :  « </w:t>
+        <w:t xml:space="preserve"> Les fichiers sont disponibles sous </w:t>
+      </w:r>
+      <w:proofErr w:type="gramStart"/>
+      <w:r>
+        <w:t>:  «</w:t>
+      </w:r>
+      <w:proofErr w:type="gramEnd"/>
+      <w:r>
+        <w:t> </w:t>
       </w:r>
       <w:r>
         <w:t>TPI\Documents\csv</w:t>
@@ -23312,6 +23875,9 @@
         <w:keepNext/>
       </w:pPr>
       <w:r>
+        <w:rPr>
+          <w:noProof/>
+        </w:rPr>
         <w:drawing>
           <wp:inline distT="0" distB="0" distL="0" distR="0" wp14:anchorId="0A230E4D" wp14:editId="7DE84DE6">
             <wp:extent cx="4477375" cy="1038370"/>
@@ -23372,11 +23938,11 @@
       <w:pPr>
         <w:pStyle w:val="Titre3"/>
       </w:pPr>
-      <w:bookmarkStart w:id="76" w:name="_Toc230266133"/>
+      <w:bookmarkStart w:id="78" w:name="_Toc230268489"/>
       <w:r>
         <w:t>Compréhension technique et documentation des technologies :</w:t>
       </w:r>
-      <w:bookmarkEnd w:id="76"/>
+      <w:bookmarkEnd w:id="78"/>
     </w:p>
     <w:p>
       <w:r>
@@ -23464,12 +24030,12 @@
       <w:pPr>
         <w:pStyle w:val="Titre3"/>
       </w:pPr>
-      <w:bookmarkStart w:id="77" w:name="_Toc230266134"/>
+      <w:bookmarkStart w:id="79" w:name="_Toc230268490"/>
       <w:r>
         <w:lastRenderedPageBreak/>
         <w:t>Organisation et structure du projet :</w:t>
       </w:r>
-      <w:bookmarkEnd w:id="77"/>
+      <w:bookmarkEnd w:id="79"/>
     </w:p>
     <w:p>
       <w:r>
@@ -23510,12 +24076,12 @@
       <w:pPr>
         <w:pStyle w:val="Titre3"/>
       </w:pPr>
-      <w:bookmarkStart w:id="78" w:name="_Toc230266135"/>
+      <w:bookmarkStart w:id="80" w:name="_Toc230268491"/>
       <w:r>
         <w:lastRenderedPageBreak/>
         <w:t>Qualité et lisibilité du code :</w:t>
       </w:r>
-      <w:bookmarkEnd w:id="78"/>
+      <w:bookmarkEnd w:id="80"/>
     </w:p>
     <w:p>
       <w:r>
@@ -23526,11 +24092,11 @@
       <w:pPr>
         <w:pStyle w:val="Titre3"/>
       </w:pPr>
-      <w:bookmarkStart w:id="79" w:name="_Toc230266136"/>
+      <w:bookmarkStart w:id="81" w:name="_Toc230268492"/>
       <w:r>
         <w:t>Documentation :</w:t>
       </w:r>
-      <w:bookmarkEnd w:id="79"/>
+      <w:bookmarkEnd w:id="81"/>
     </w:p>
     <w:p>
       <w:r>
@@ -23547,11 +24113,11 @@
       <w:pPr>
         <w:pStyle w:val="Titre3"/>
       </w:pPr>
-      <w:bookmarkStart w:id="80" w:name="_Toc230266137"/>
+      <w:bookmarkStart w:id="82" w:name="_Toc230268493"/>
       <w:r>
         <w:t>Ce que j'ai apporté personnellement :</w:t>
       </w:r>
-      <w:bookmarkEnd w:id="80"/>
+      <w:bookmarkEnd w:id="82"/>
     </w:p>
     <w:p>
       <w:pPr>
@@ -23665,12 +24231,12 @@
       <w:pPr>
         <w:pStyle w:val="Titre2"/>
       </w:pPr>
-      <w:bookmarkStart w:id="81" w:name="_Toc230266138"/>
+      <w:bookmarkStart w:id="83" w:name="_Toc230268494"/>
       <w:r>
         <w:lastRenderedPageBreak/>
         <w:t>Améliorations futures</w:t>
       </w:r>
-      <w:bookmarkEnd w:id="81"/>
+      <w:bookmarkEnd w:id="83"/>
     </w:p>
     <w:p>
       <w:r>
@@ -23804,7 +24370,15 @@
         </w:numPr>
       </w:pPr>
       <w:r>
-        <w:t>Notifications automatiques par e-mail aux administrateurs lorsqu'une garantie approche de son expiration.</w:t>
+        <w:t xml:space="preserve">Notifications automatiques par </w:t>
+      </w:r>
+      <w:proofErr w:type="gramStart"/>
+      <w:r>
+        <w:t>e-mail</w:t>
+      </w:r>
+      <w:proofErr w:type="gramEnd"/>
+      <w:r>
+        <w:t xml:space="preserve"> aux administrateurs lorsqu'une garantie approche de son expiration.</w:t>
       </w:r>
     </w:p>
     <w:p>
@@ -23895,12 +24469,12 @@
       <w:pPr>
         <w:pStyle w:val="Titre2"/>
       </w:pPr>
-      <w:bookmarkStart w:id="82" w:name="_Toc230266139"/>
+      <w:bookmarkStart w:id="84" w:name="_Toc230268495"/>
       <w:r>
         <w:lastRenderedPageBreak/>
         <w:t>Cahier des charges</w:t>
       </w:r>
-      <w:bookmarkEnd w:id="82"/>
+      <w:bookmarkEnd w:id="84"/>
     </w:p>
     <w:p>
       <w:pPr>
@@ -24205,7 +24779,10 @@
         </w:numPr>
       </w:pPr>
       <w:r>
-        <w:t>reprendre les fonctionnalités du Pré-TPI (OCR)</w:t>
+        <w:t>Reprendre</w:t>
+      </w:r>
+      <w:r>
+        <w:t xml:space="preserve"> les fonctionnalités du Pré-TPI (OCR)</w:t>
       </w:r>
     </w:p>
     <w:p>
@@ -24217,7 +24794,10 @@
         </w:numPr>
       </w:pPr>
       <w:r>
-        <w:t>améliorer leur fiabilité et leur intégration</w:t>
+        <w:t>Améliorer</w:t>
+      </w:r>
+      <w:r>
+        <w:t xml:space="preserve"> leur fiabilité et leur intégration</w:t>
       </w:r>
     </w:p>
     <w:p>
@@ -24229,7 +24809,10 @@
         </w:numPr>
       </w:pPr>
       <w:r>
-        <w:t>développer une application complète de gestion</w:t>
+        <w:t>Développer</w:t>
+      </w:r>
+      <w:r>
+        <w:t xml:space="preserve"> une application complète de gestion</w:t>
       </w:r>
     </w:p>
     <w:p>
@@ -24241,7 +24824,10 @@
         </w:numPr>
       </w:pPr>
       <w:r>
-        <w:t>structurer les données et les processus</w:t>
+        <w:t>Structurer</w:t>
+      </w:r>
+      <w:r>
+        <w:t xml:space="preserve"> les données et les processus</w:t>
       </w:r>
     </w:p>
     <w:p>
@@ -24253,7 +24839,10 @@
         </w:numPr>
       </w:pPr>
       <w:r>
-        <w:t>proposer une solution cohérente et exploitable</w:t>
+        <w:t>Proposer</w:t>
+      </w:r>
+      <w:r>
+        <w:t xml:space="preserve"> une solution cohérente et exploitable</w:t>
       </w:r>
     </w:p>
     <w:p>
@@ -24435,7 +25024,7 @@
         </w:numPr>
       </w:pPr>
       <w:r>
-        <w:t>Chaque mardi et jeudi avant 16h40, son journal de travail et sa planification, mise à jour en fonction de l'avancement de son travail, sous forme électronique¹.</w:t>
+        <w:t>Chaque mardi et jeudi avant 16h40, son journal de travail et sa planification, mise à jour en fonction de l'avancement de son travail, sous forme électronique.</w:t>
       </w:r>
     </w:p>
     <w:p>
@@ -24449,11 +25038,9 @@
       <w:r>
         <w:t xml:space="preserve">A la date de fin du TPI, sous forme électronique (éditable et </w:t>
       </w:r>
-      <w:proofErr w:type="spellStart"/>
-      <w:r>
-        <w:t>pdf</w:t>
-      </w:r>
-      <w:proofErr w:type="spellEnd"/>
+      <w:r>
+        <w:t>PDF</w:t>
+      </w:r>
       <w:r>
         <w:t>) :</w:t>
       </w:r>
@@ -24468,7 +25055,10 @@
         <w:ind w:left="1068"/>
       </w:pPr>
       <w:r>
-        <w:t>son journal de travail ;</w:t>
+        <w:t>Son</w:t>
+      </w:r>
+      <w:r>
+        <w:t xml:space="preserve"> journal de travail</w:t>
       </w:r>
     </w:p>
     <w:p>
@@ -24487,7 +25077,10 @@
         <w:ind w:left="1068"/>
       </w:pPr>
       <w:r>
-        <w:t>sa planification finale ;</w:t>
+        <w:t>Sa</w:t>
+      </w:r>
+      <w:r>
+        <w:t xml:space="preserve"> planification finale</w:t>
       </w:r>
     </w:p>
     <w:p>
@@ -24506,7 +25099,13 @@
         <w:ind w:left="1068"/>
       </w:pPr>
       <w:r>
-        <w:t>son rapport de projet final et ses annexes.</w:t>
+        <w:t>Son</w:t>
+      </w:r>
+      <w:r>
+        <w:t xml:space="preserve"> rapport de projet final et ses annexe</w:t>
+      </w:r>
+      <w:r>
+        <w:t>s</w:t>
       </w:r>
     </w:p>
     <w:sectPr>
